--- a/Notes_SA2512006.docx
+++ b/Notes_SA2512006.docx
@@ -2844,6 +2844,28 @@
           <w:szCs w:val="24"/>
           <w:lang w:val="en-US"/>
         </w:rPr>
+        <w:t>Mark the test case as pass or fail</w:t>
+      </w:r>
+    </w:p>
+    <w:p>
+      <w:pPr>
+        <w:pStyle w:val="ListParagraph"/>
+        <w:numPr>
+          <w:ilvl w:val="0"/>
+          <w:numId w:val="4"/>
+        </w:numPr>
+        <w:rPr>
+          <w:sz w:val="28"/>
+          <w:szCs w:val="24"/>
+          <w:lang w:val="en-US"/>
+        </w:rPr>
+      </w:pPr>
+      <w:r>
+        <w:rPr>
+          <w:sz w:val="28"/>
+          <w:szCs w:val="24"/>
+          <w:lang w:val="en-US"/>
+        </w:rPr>
         <w:t>Reporting</w:t>
       </w:r>
     </w:p>
@@ -2984,7 +3006,15 @@
           <w:szCs w:val="24"/>
           <w:lang w:val="en-US"/>
         </w:rPr>
-        <w:t>The instructions to thBe tool needs to be provided using any one of the supporting language.</w:t>
+        <w:t>The instructions to th</w:t>
+      </w:r>
+      <w:r>
+        <w:rPr>
+          <w:sz w:val="28"/>
+          <w:szCs w:val="24"/>
+          <w:lang w:val="en-US"/>
+        </w:rPr>
+        <w:t>e tool needs to be provided using any one of the supporting language.</w:t>
       </w:r>
     </w:p>
     <w:p>
@@ -3014,6 +3044,7 @@
           <w:szCs w:val="24"/>
           <w:lang w:val="en-US"/>
         </w:rPr>
+        <w:lastRenderedPageBreak/>
         <w:t>Advantages of Automation Testing</w:t>
       </w:r>
     </w:p>
@@ -3036,7 +3067,6 @@
           <w:szCs w:val="24"/>
           <w:lang w:val="en-US"/>
         </w:rPr>
-        <w:lastRenderedPageBreak/>
         <w:t>Faster</w:t>
       </w:r>
     </w:p>
@@ -3713,6 +3743,7 @@
           <w:szCs w:val="24"/>
           <w:lang w:val="en-US"/>
         </w:rPr>
+        <w:lastRenderedPageBreak/>
         <w:t xml:space="preserve">JUnit </w:t>
       </w:r>
     </w:p>
@@ -3926,6 +3957,28 @@
       <w:pPr>
         <w:pStyle w:val="ListParagraph"/>
         <w:numPr>
+          <w:ilvl w:val="1"/>
+          <w:numId w:val="9"/>
+        </w:numPr>
+        <w:rPr>
+          <w:sz w:val="28"/>
+          <w:szCs w:val="24"/>
+          <w:lang w:val="en-US"/>
+        </w:rPr>
+      </w:pPr>
+      <w:r>
+        <w:rPr>
+          <w:sz w:val="28"/>
+          <w:szCs w:val="24"/>
+          <w:lang w:val="en-US"/>
+        </w:rPr>
+        <w:t>Automatic reporting</w:t>
+      </w:r>
+    </w:p>
+    <w:p>
+      <w:pPr>
+        <w:pStyle w:val="ListParagraph"/>
+        <w:numPr>
           <w:ilvl w:val="0"/>
           <w:numId w:val="9"/>
         </w:numPr>
@@ -4248,20 +4301,25 @@
           <w:szCs w:val="24"/>
           <w:lang w:val="en-US"/>
         </w:rPr>
-        <w:t>Is a bundle / suite of test automation tools for testing web based applications. (Web Site)</w:t>
-      </w:r>
-    </w:p>
-    <w:p>
-      <w:pPr>
-        <w:rPr>
-          <w:sz w:val="28"/>
-          <w:szCs w:val="24"/>
-          <w:lang w:val="en-US"/>
-        </w:rPr>
-      </w:pPr>
-    </w:p>
-    <w:p>
-      <w:pPr>
+        <w:t>It i</w:t>
+      </w:r>
+      <w:r>
+        <w:rPr>
+          <w:sz w:val="28"/>
+          <w:szCs w:val="24"/>
+          <w:lang w:val="en-US"/>
+        </w:rPr>
+        <w:t>s a bundle / suite of test automation tools fo</w:t>
+      </w:r>
+      <w:r>
+        <w:rPr>
+          <w:sz w:val="28"/>
+          <w:szCs w:val="24"/>
+          <w:lang w:val="en-US"/>
+        </w:rPr>
+        <w:t xml:space="preserve">r testing </w:t>
+      </w:r>
+      <w:r>
         <w:rPr>
           <w:b/>
           <w:bCs/>
@@ -4269,7 +4327,8 @@
           <w:szCs w:val="24"/>
           <w:lang w:val="en-US"/>
         </w:rPr>
-      </w:pPr>
+        <w:t>web based application</w:t>
+      </w:r>
       <w:r>
         <w:rPr>
           <w:b/>
@@ -4278,6 +4337,44 @@
           <w:szCs w:val="24"/>
           <w:lang w:val="en-US"/>
         </w:rPr>
+        <w:t>s</w:t>
+      </w:r>
+      <w:r>
+        <w:rPr>
+          <w:sz w:val="28"/>
+          <w:szCs w:val="24"/>
+          <w:lang w:val="en-US"/>
+        </w:rPr>
+        <w:t>. (Web Site)</w:t>
+      </w:r>
+    </w:p>
+    <w:p>
+      <w:pPr>
+        <w:rPr>
+          <w:sz w:val="28"/>
+          <w:szCs w:val="24"/>
+          <w:lang w:val="en-US"/>
+        </w:rPr>
+      </w:pPr>
+    </w:p>
+    <w:p>
+      <w:pPr>
+        <w:rPr>
+          <w:b/>
+          <w:bCs/>
+          <w:sz w:val="28"/>
+          <w:szCs w:val="24"/>
+          <w:lang w:val="en-US"/>
+        </w:rPr>
+      </w:pPr>
+      <w:r>
+        <w:rPr>
+          <w:b/>
+          <w:bCs/>
+          <w:sz w:val="28"/>
+          <w:szCs w:val="24"/>
+          <w:lang w:val="en-US"/>
+        </w:rPr>
         <w:t>Components of Selenium</w:t>
       </w:r>
     </w:p>
@@ -4340,51 +4437,2102 @@
         </w:rPr>
         <w:t xml:space="preserve"> – Parallel Execution</w:t>
       </w:r>
+    </w:p>
+    <w:p>
+      <w:pPr>
+        <w:pStyle w:val="ListParagraph"/>
+        <w:numPr>
+          <w:ilvl w:val="0"/>
+          <w:numId w:val="11"/>
+        </w:numPr>
+        <w:rPr>
+          <w:sz w:val="28"/>
+          <w:szCs w:val="24"/>
+          <w:lang w:val="en-US"/>
+        </w:rPr>
+      </w:pPr>
+      <w:r>
+        <w:rPr>
+          <w:sz w:val="28"/>
+          <w:szCs w:val="24"/>
+          <w:lang w:val="en-US"/>
+        </w:rPr>
+        <w:t>Selenium RC</w:t>
+      </w:r>
+      <w:r>
+        <w:rPr>
+          <w:sz w:val="28"/>
+          <w:szCs w:val="24"/>
+          <w:lang w:val="en-US"/>
+        </w:rPr>
+        <w:t xml:space="preserve"> – Remote Control</w:t>
+      </w:r>
+    </w:p>
+    <w:p>
+      <w:pPr>
+        <w:pStyle w:val="ListParagraph"/>
+        <w:numPr>
+          <w:ilvl w:val="0"/>
+          <w:numId w:val="11"/>
+        </w:numPr>
+        <w:rPr>
+          <w:sz w:val="28"/>
+          <w:szCs w:val="24"/>
+          <w:lang w:val="en-US"/>
+        </w:rPr>
+      </w:pPr>
+      <w:r>
+        <w:rPr>
+          <w:sz w:val="28"/>
+          <w:szCs w:val="24"/>
+          <w:lang w:val="en-US"/>
+        </w:rPr>
+        <w:t>Selenium WebDriver</w:t>
+      </w:r>
+    </w:p>
+    <w:p>
+      <w:pPr>
+        <w:rPr>
+          <w:sz w:val="28"/>
+          <w:szCs w:val="24"/>
+          <w:lang w:val="en-US"/>
+        </w:rPr>
+      </w:pPr>
+    </w:p>
+    <w:p>
+      <w:pPr>
+        <w:rPr>
+          <w:b/>
+          <w:bCs/>
+          <w:sz w:val="28"/>
+          <w:szCs w:val="24"/>
+          <w:lang w:val="en-US"/>
+        </w:rPr>
+      </w:pPr>
+      <w:r>
+        <w:rPr>
+          <w:b/>
+          <w:bCs/>
+          <w:sz w:val="28"/>
+          <w:szCs w:val="24"/>
+          <w:lang w:val="en-US"/>
+        </w:rPr>
+        <w:t>Selenium WebDriver</w:t>
+      </w:r>
+    </w:p>
+    <w:p>
+      <w:pPr>
+        <w:pStyle w:val="ListParagraph"/>
+        <w:numPr>
+          <w:ilvl w:val="0"/>
+          <w:numId w:val="12"/>
+        </w:numPr>
+        <w:rPr>
+          <w:sz w:val="28"/>
+          <w:szCs w:val="24"/>
+          <w:lang w:val="en-US"/>
+        </w:rPr>
+      </w:pPr>
+      <w:r>
+        <w:rPr>
+          <w:sz w:val="28"/>
+          <w:szCs w:val="24"/>
+          <w:lang w:val="en-US"/>
+        </w:rPr>
+        <w:t>WebDriver is an automation testing tool for web based applications.</w:t>
+      </w:r>
+    </w:p>
+    <w:p>
+      <w:pPr>
+        <w:pStyle w:val="ListParagraph"/>
+        <w:numPr>
+          <w:ilvl w:val="0"/>
+          <w:numId w:val="12"/>
+        </w:numPr>
+        <w:rPr>
+          <w:sz w:val="28"/>
+          <w:szCs w:val="24"/>
+          <w:lang w:val="en-US"/>
+        </w:rPr>
+      </w:pPr>
+      <w:r>
+        <w:rPr>
+          <w:sz w:val="28"/>
+          <w:szCs w:val="24"/>
+          <w:lang w:val="en-US"/>
+        </w:rPr>
+        <w:t>WebDriver is an API</w:t>
+      </w:r>
+    </w:p>
+    <w:p>
+      <w:pPr>
+        <w:pStyle w:val="ListParagraph"/>
+        <w:numPr>
+          <w:ilvl w:val="0"/>
+          <w:numId w:val="12"/>
+        </w:numPr>
+        <w:rPr>
+          <w:sz w:val="28"/>
+          <w:szCs w:val="24"/>
+          <w:lang w:val="en-US"/>
+        </w:rPr>
+      </w:pPr>
+      <w:r>
+        <w:rPr>
+          <w:sz w:val="28"/>
+          <w:szCs w:val="24"/>
+          <w:lang w:val="en-US"/>
+        </w:rPr>
+        <w:t>WebDriver is an Interface</w:t>
+      </w:r>
+    </w:p>
+    <w:p>
+      <w:pPr>
+        <w:pStyle w:val="ListParagraph"/>
+        <w:numPr>
+          <w:ilvl w:val="0"/>
+          <w:numId w:val="12"/>
+        </w:numPr>
+        <w:rPr>
+          <w:sz w:val="28"/>
+          <w:szCs w:val="24"/>
+          <w:lang w:val="en-US"/>
+        </w:rPr>
+      </w:pPr>
+      <w:r>
+        <w:rPr>
+          <w:sz w:val="28"/>
+          <w:szCs w:val="24"/>
+          <w:lang w:val="en-US"/>
+        </w:rPr>
+        <w:t>Provides readymade methods for automating web sites.</w:t>
+      </w:r>
+    </w:p>
+    <w:p>
+      <w:pPr>
+        <w:pStyle w:val="ListParagraph"/>
+        <w:numPr>
+          <w:ilvl w:val="0"/>
+          <w:numId w:val="12"/>
+        </w:numPr>
+        <w:rPr>
+          <w:sz w:val="28"/>
+          <w:szCs w:val="24"/>
+          <w:lang w:val="en-US"/>
+        </w:rPr>
+      </w:pPr>
+      <w:r>
+        <w:rPr>
+          <w:sz w:val="28"/>
+          <w:szCs w:val="24"/>
+          <w:lang w:val="en-US"/>
+        </w:rPr>
+        <w:t>Supported by all the browsers</w:t>
+      </w:r>
+    </w:p>
+    <w:p>
+      <w:pPr>
+        <w:pStyle w:val="ListParagraph"/>
+        <w:numPr>
+          <w:ilvl w:val="0"/>
+          <w:numId w:val="12"/>
+        </w:numPr>
+        <w:rPr>
+          <w:sz w:val="28"/>
+          <w:szCs w:val="24"/>
+          <w:lang w:val="en-US"/>
+        </w:rPr>
+      </w:pPr>
+      <w:r>
+        <w:rPr>
+          <w:sz w:val="28"/>
+          <w:szCs w:val="24"/>
+          <w:lang w:val="en-US"/>
+        </w:rPr>
+        <w:t>Supports scripting using Java, Python, JavaScript, Ruby, C# .Net</w:t>
+      </w:r>
+    </w:p>
+    <w:p>
+      <w:pPr>
+        <w:pStyle w:val="ListParagraph"/>
+        <w:numPr>
+          <w:ilvl w:val="0"/>
+          <w:numId w:val="12"/>
+        </w:numPr>
+        <w:rPr>
+          <w:sz w:val="28"/>
+          <w:szCs w:val="24"/>
+          <w:lang w:val="en-US"/>
+        </w:rPr>
+      </w:pPr>
+      <w:r>
+        <w:rPr>
+          <w:sz w:val="28"/>
+          <w:szCs w:val="24"/>
+          <w:lang w:val="en-US"/>
+        </w:rPr>
+        <w:t>Easy to use and learn</w:t>
+      </w:r>
+    </w:p>
+    <w:p>
+      <w:pPr>
+        <w:rPr>
+          <w:sz w:val="28"/>
+          <w:szCs w:val="24"/>
+          <w:lang w:val="en-US"/>
+        </w:rPr>
+      </w:pPr>
+    </w:p>
+    <w:p>
+      <w:pPr>
+        <w:tabs>
+          <w:tab w:val="left" w:pos="1275"/>
+        </w:tabs>
+        <w:rPr>
+          <w:sz w:val="28"/>
+          <w:szCs w:val="24"/>
+          <w:lang w:val="en-US"/>
+        </w:rPr>
+      </w:pPr>
+    </w:p>
+    <w:p>
+      <w:pPr>
+        <w:tabs>
+          <w:tab w:val="left" w:pos="1275"/>
+        </w:tabs>
+        <w:rPr>
+          <w:b/>
+          <w:bCs/>
+          <w:sz w:val="28"/>
+          <w:szCs w:val="24"/>
+          <w:lang w:val="en-US"/>
+        </w:rPr>
+      </w:pPr>
+      <w:r>
+        <w:rPr>
+          <w:b/>
+          <w:bCs/>
+          <w:sz w:val="28"/>
+          <w:szCs w:val="24"/>
+          <w:lang w:val="en-US"/>
+        </w:rPr>
+        <w:t>Pre-Requisite for Selenium WebDriver</w:t>
+      </w:r>
+    </w:p>
+    <w:p>
+      <w:pPr>
+        <w:pStyle w:val="ListParagraph"/>
+        <w:numPr>
+          <w:ilvl w:val="0"/>
+          <w:numId w:val="13"/>
+        </w:numPr>
+        <w:tabs>
+          <w:tab w:val="left" w:pos="1275"/>
+        </w:tabs>
+        <w:rPr>
+          <w:sz w:val="28"/>
+          <w:szCs w:val="24"/>
+          <w:lang w:val="en-US"/>
+        </w:rPr>
+      </w:pPr>
+      <w:r>
+        <w:rPr>
+          <w:sz w:val="28"/>
+          <w:szCs w:val="24"/>
+          <w:lang w:val="en-US"/>
+        </w:rPr>
+        <w:t>Minimum Windows 10</w:t>
+      </w:r>
+    </w:p>
+    <w:p>
+      <w:pPr>
+        <w:pStyle w:val="ListParagraph"/>
+        <w:numPr>
+          <w:ilvl w:val="0"/>
+          <w:numId w:val="13"/>
+        </w:numPr>
+        <w:tabs>
+          <w:tab w:val="left" w:pos="1275"/>
+        </w:tabs>
+        <w:rPr>
+          <w:sz w:val="28"/>
+          <w:szCs w:val="24"/>
+          <w:lang w:val="en-US"/>
+        </w:rPr>
+      </w:pPr>
+      <w:r>
+        <w:rPr>
+          <w:sz w:val="28"/>
+          <w:szCs w:val="24"/>
+          <w:lang w:val="en-US"/>
+        </w:rPr>
+        <w:t>Updated browser</w:t>
+      </w:r>
+    </w:p>
+    <w:p>
+      <w:pPr>
+        <w:pStyle w:val="ListParagraph"/>
+        <w:numPr>
+          <w:ilvl w:val="0"/>
+          <w:numId w:val="13"/>
+        </w:numPr>
+        <w:tabs>
+          <w:tab w:val="left" w:pos="1275"/>
+        </w:tabs>
+        <w:rPr>
+          <w:sz w:val="28"/>
+          <w:szCs w:val="24"/>
+          <w:lang w:val="en-US"/>
+        </w:rPr>
+      </w:pPr>
+      <w:r>
+        <w:rPr>
+          <w:sz w:val="28"/>
+          <w:szCs w:val="24"/>
+          <w:lang w:val="en-US"/>
+        </w:rPr>
+        <w:t>Minimum Java 11</w:t>
+      </w:r>
+    </w:p>
+    <w:p>
+      <w:pPr>
+        <w:pStyle w:val="ListParagraph"/>
+        <w:numPr>
+          <w:ilvl w:val="1"/>
+          <w:numId w:val="13"/>
+        </w:numPr>
+        <w:tabs>
+          <w:tab w:val="left" w:pos="1275"/>
+        </w:tabs>
+        <w:rPr>
+          <w:sz w:val="28"/>
+          <w:szCs w:val="24"/>
+          <w:lang w:val="en-US"/>
+        </w:rPr>
+      </w:pPr>
+      <w:r>
+        <w:rPr>
+          <w:sz w:val="28"/>
+          <w:szCs w:val="24"/>
+          <w:lang w:val="en-US"/>
+        </w:rPr>
+        <w:t>java –version (on command prompt)</w:t>
+      </w:r>
+    </w:p>
+    <w:p>
+      <w:pPr>
+        <w:pStyle w:val="ListParagraph"/>
+        <w:numPr>
+          <w:ilvl w:val="0"/>
+          <w:numId w:val="13"/>
+        </w:numPr>
+        <w:tabs>
+          <w:tab w:val="left" w:pos="1275"/>
+        </w:tabs>
+        <w:rPr>
+          <w:sz w:val="28"/>
+          <w:szCs w:val="24"/>
+          <w:lang w:val="en-US"/>
+        </w:rPr>
+      </w:pPr>
+      <w:r>
+        <w:rPr>
+          <w:sz w:val="28"/>
+          <w:szCs w:val="24"/>
+          <w:lang w:val="en-US"/>
+        </w:rPr>
+        <w:t>Any one IDE for Java</w:t>
+      </w:r>
+    </w:p>
+    <w:p>
+      <w:pPr>
+        <w:pStyle w:val="ListParagraph"/>
+        <w:numPr>
+          <w:ilvl w:val="1"/>
+          <w:numId w:val="13"/>
+        </w:numPr>
+        <w:tabs>
+          <w:tab w:val="left" w:pos="1275"/>
+        </w:tabs>
+        <w:rPr>
+          <w:sz w:val="28"/>
+          <w:szCs w:val="24"/>
+          <w:lang w:val="en-US"/>
+        </w:rPr>
+      </w:pPr>
+      <w:r>
+        <w:rPr>
+          <w:sz w:val="28"/>
+          <w:szCs w:val="24"/>
+          <w:lang w:val="en-US"/>
+        </w:rPr>
+        <w:t>Eclipse</w:t>
+      </w:r>
+    </w:p>
+    <w:p>
+      <w:pPr>
+        <w:pStyle w:val="ListParagraph"/>
+        <w:numPr>
+          <w:ilvl w:val="1"/>
+          <w:numId w:val="13"/>
+        </w:numPr>
+        <w:tabs>
+          <w:tab w:val="left" w:pos="1275"/>
+        </w:tabs>
+        <w:rPr>
+          <w:sz w:val="28"/>
+          <w:szCs w:val="24"/>
+          <w:lang w:val="en-US"/>
+        </w:rPr>
+      </w:pPr>
+      <w:r>
+        <w:rPr>
+          <w:sz w:val="28"/>
+          <w:szCs w:val="24"/>
+          <w:lang w:val="en-US"/>
+        </w:rPr>
+        <w:t>VS Code</w:t>
+      </w:r>
+    </w:p>
+    <w:p>
+      <w:pPr>
+        <w:pStyle w:val="ListParagraph"/>
+        <w:numPr>
+          <w:ilvl w:val="1"/>
+          <w:numId w:val="13"/>
+        </w:numPr>
+        <w:tabs>
+          <w:tab w:val="left" w:pos="1275"/>
+        </w:tabs>
+        <w:rPr>
+          <w:sz w:val="28"/>
+          <w:szCs w:val="24"/>
+          <w:lang w:val="en-US"/>
+        </w:rPr>
+      </w:pPr>
+      <w:r>
+        <w:rPr>
+          <w:sz w:val="28"/>
+          <w:szCs w:val="24"/>
+          <w:lang w:val="en-US"/>
+        </w:rPr>
+        <w:t>Idea Intellij</w:t>
+      </w:r>
+    </w:p>
+    <w:p>
+      <w:pPr>
+        <w:pStyle w:val="ListParagraph"/>
+        <w:numPr>
+          <w:ilvl w:val="0"/>
+          <w:numId w:val="13"/>
+        </w:numPr>
+        <w:tabs>
+          <w:tab w:val="left" w:pos="1275"/>
+        </w:tabs>
+        <w:rPr>
+          <w:sz w:val="28"/>
+          <w:szCs w:val="24"/>
+          <w:lang w:val="en-US"/>
+        </w:rPr>
+      </w:pPr>
+      <w:r>
+        <w:rPr>
+          <w:sz w:val="28"/>
+          <w:szCs w:val="24"/>
+          <w:lang w:val="en-US"/>
+        </w:rPr>
+        <w:t>Latest Selenium Jar File</w:t>
+      </w:r>
+    </w:p>
+    <w:p>
+      <w:pPr>
+        <w:tabs>
+          <w:tab w:val="left" w:pos="1275"/>
+        </w:tabs>
+        <w:rPr>
+          <w:sz w:val="28"/>
+          <w:szCs w:val="24"/>
+          <w:lang w:val="en-US"/>
+        </w:rPr>
+      </w:pPr>
+    </w:p>
+    <w:p>
+      <w:pPr>
+        <w:tabs>
+          <w:tab w:val="left" w:pos="1275"/>
+        </w:tabs>
+        <w:rPr>
+          <w:b/>
+          <w:bCs/>
+          <w:sz w:val="28"/>
+          <w:szCs w:val="24"/>
+          <w:lang w:val="en-US"/>
+        </w:rPr>
+      </w:pPr>
+      <w:r>
+        <w:rPr>
+          <w:b/>
+          <w:bCs/>
+          <w:sz w:val="28"/>
+          <w:szCs w:val="24"/>
+          <w:lang w:val="en-US"/>
+        </w:rPr>
+        <w:lastRenderedPageBreak/>
+        <w:t>Configuration</w:t>
+      </w:r>
+    </w:p>
+    <w:p>
+      <w:pPr>
+        <w:pStyle w:val="ListParagraph"/>
+        <w:numPr>
+          <w:ilvl w:val="0"/>
+          <w:numId w:val="14"/>
+        </w:numPr>
+        <w:tabs>
+          <w:tab w:val="left" w:pos="1275"/>
+        </w:tabs>
+        <w:rPr>
+          <w:sz w:val="28"/>
+          <w:szCs w:val="24"/>
+          <w:lang w:val="en-US"/>
+        </w:rPr>
+      </w:pPr>
+      <w:r>
+        <w:rPr>
+          <w:sz w:val="28"/>
+          <w:szCs w:val="24"/>
+          <w:lang w:val="en-US"/>
+        </w:rPr>
+        <w:t>Create 2 folders</w:t>
+      </w:r>
+    </w:p>
+    <w:p>
+      <w:pPr>
+        <w:pStyle w:val="ListParagraph"/>
+        <w:numPr>
+          <w:ilvl w:val="1"/>
+          <w:numId w:val="14"/>
+        </w:numPr>
+        <w:tabs>
+          <w:tab w:val="left" w:pos="1275"/>
+        </w:tabs>
+        <w:rPr>
+          <w:sz w:val="28"/>
+          <w:szCs w:val="24"/>
+          <w:lang w:val="en-US"/>
+        </w:rPr>
+      </w:pPr>
+      <w:r>
+        <w:rPr>
+          <w:sz w:val="28"/>
+          <w:szCs w:val="24"/>
+          <w:lang w:val="en-US"/>
+        </w:rPr>
+        <w:t>YourName_SeleniumDemos</w:t>
+      </w:r>
+    </w:p>
+    <w:p>
+      <w:pPr>
+        <w:pStyle w:val="ListParagraph"/>
+        <w:numPr>
+          <w:ilvl w:val="1"/>
+          <w:numId w:val="14"/>
+        </w:numPr>
+        <w:tabs>
+          <w:tab w:val="left" w:pos="1275"/>
+        </w:tabs>
+        <w:rPr>
+          <w:sz w:val="28"/>
+          <w:szCs w:val="24"/>
+          <w:lang w:val="en-US"/>
+        </w:rPr>
+      </w:pPr>
+      <w:r>
+        <w:rPr>
+          <w:sz w:val="28"/>
+          <w:szCs w:val="24"/>
+          <w:lang w:val="en-US"/>
+        </w:rPr>
+        <w:t>Selenium Jar File</w:t>
+      </w:r>
+    </w:p>
+    <w:p>
+      <w:pPr>
+        <w:pStyle w:val="ListParagraph"/>
+        <w:numPr>
+          <w:ilvl w:val="0"/>
+          <w:numId w:val="14"/>
+        </w:numPr>
+        <w:tabs>
+          <w:tab w:val="left" w:pos="1275"/>
+        </w:tabs>
+        <w:rPr>
+          <w:sz w:val="28"/>
+          <w:szCs w:val="24"/>
+          <w:lang w:val="en-US"/>
+        </w:rPr>
+      </w:pPr>
+      <w:r>
+        <w:rPr>
+          <w:sz w:val="28"/>
+          <w:szCs w:val="24"/>
+          <w:lang w:val="en-US"/>
+        </w:rPr>
+        <w:t>Launch selenium.dev site (Official website for Selenium)</w:t>
+      </w:r>
+    </w:p>
+    <w:p>
+      <w:pPr>
+        <w:pStyle w:val="ListParagraph"/>
+        <w:numPr>
+          <w:ilvl w:val="0"/>
+          <w:numId w:val="14"/>
+        </w:numPr>
+        <w:tabs>
+          <w:tab w:val="left" w:pos="1275"/>
+        </w:tabs>
+        <w:rPr>
+          <w:sz w:val="28"/>
+          <w:szCs w:val="24"/>
+          <w:lang w:val="en-US"/>
+        </w:rPr>
+      </w:pPr>
+      <w:r>
+        <w:rPr>
+          <w:sz w:val="28"/>
+          <w:szCs w:val="24"/>
+          <w:lang w:val="en-US"/>
+        </w:rPr>
+        <w:t>Click on Downloads link</w:t>
+      </w:r>
+    </w:p>
+    <w:p>
+      <w:pPr>
+        <w:pStyle w:val="ListParagraph"/>
+        <w:numPr>
+          <w:ilvl w:val="0"/>
+          <w:numId w:val="14"/>
+        </w:numPr>
+        <w:tabs>
+          <w:tab w:val="left" w:pos="1275"/>
+        </w:tabs>
+        <w:rPr>
+          <w:sz w:val="28"/>
+          <w:szCs w:val="24"/>
+          <w:lang w:val="en-US"/>
+        </w:rPr>
+      </w:pPr>
+      <w:r>
+        <w:rPr>
+          <w:sz w:val="28"/>
+          <w:szCs w:val="24"/>
+          <w:lang w:val="en-US"/>
+        </w:rPr>
+        <w:t xml:space="preserve">Download (Click on the link) </w:t>
+      </w:r>
+      <w:r>
+        <w:rPr>
+          <w:rFonts w:ascii="Segoe UI" w:hAnsi="Segoe UI" w:cs="Segoe UI"/>
+          <w:color w:val="6F757A"/>
+          <w:shd w:val="clear" w:color="auto" w:fill="FFFFFF"/>
+        </w:rPr>
+        <w:t>Latest stable version </w:t>
+      </w:r>
+      <w:hyperlink r:id="rId5" w:history="1">
+        <w:r>
+          <w:rPr>
+            <w:rStyle w:val="Hyperlink"/>
+            <w:rFonts w:ascii="Segoe UI" w:hAnsi="Segoe UI" w:cs="Segoe UI"/>
+            <w:shd w:val="clear" w:color="auto" w:fill="FFFFFF"/>
+          </w:rPr>
+          <w:t>4.41.0</w:t>
+        </w:r>
+      </w:hyperlink>
+    </w:p>
+    <w:p>
+      <w:pPr>
+        <w:pStyle w:val="ListParagraph"/>
+        <w:numPr>
+          <w:ilvl w:val="0"/>
+          <w:numId w:val="14"/>
+        </w:numPr>
+        <w:tabs>
+          <w:tab w:val="left" w:pos="1275"/>
+        </w:tabs>
+        <w:rPr>
+          <w:sz w:val="28"/>
+          <w:szCs w:val="24"/>
+          <w:lang w:val="en-US"/>
+        </w:rPr>
+      </w:pPr>
+      <w:r>
+        <w:rPr>
+          <w:sz w:val="28"/>
+          <w:szCs w:val="24"/>
+          <w:lang w:val="en-US"/>
+        </w:rPr>
+        <w:t xml:space="preserve">Open Downloads folder </w:t>
+      </w:r>
+    </w:p>
+    <w:p>
+      <w:pPr>
+        <w:pStyle w:val="ListParagraph"/>
+        <w:numPr>
+          <w:ilvl w:val="0"/>
+          <w:numId w:val="14"/>
+        </w:numPr>
+        <w:tabs>
+          <w:tab w:val="left" w:pos="1275"/>
+        </w:tabs>
+        <w:rPr>
+          <w:sz w:val="28"/>
+          <w:szCs w:val="24"/>
+          <w:lang w:val="en-US"/>
+        </w:rPr>
+      </w:pPr>
+      <w:r>
+        <w:rPr>
+          <w:sz w:val="28"/>
+          <w:szCs w:val="24"/>
+          <w:lang w:val="en-US"/>
+        </w:rPr>
+        <w:t>Copy / Cut this (</w:t>
+      </w:r>
+      <w:r>
+        <w:rPr>
+          <w:sz w:val="28"/>
+          <w:szCs w:val="24"/>
+          <w:lang w:val="en-US"/>
+        </w:rPr>
+        <w:t>selenium-server-4.41.0.jar</w:t>
+      </w:r>
+      <w:r>
+        <w:rPr>
+          <w:sz w:val="28"/>
+          <w:szCs w:val="24"/>
+          <w:lang w:val="en-US"/>
+        </w:rPr>
+        <w:t>) file and paste in 2</w:t>
+      </w:r>
+      <w:r>
+        <w:rPr>
+          <w:sz w:val="28"/>
+          <w:szCs w:val="24"/>
+          <w:vertAlign w:val="superscript"/>
+          <w:lang w:val="en-US"/>
+        </w:rPr>
+        <w:t>nd</w:t>
+      </w:r>
+      <w:r>
+        <w:rPr>
+          <w:sz w:val="28"/>
+          <w:szCs w:val="24"/>
+          <w:lang w:val="en-US"/>
+        </w:rPr>
+        <w:t xml:space="preserve"> folder</w:t>
+      </w:r>
+    </w:p>
+    <w:p>
+      <w:pPr>
+        <w:tabs>
+          <w:tab w:val="left" w:pos="1275"/>
+        </w:tabs>
+        <w:rPr>
+          <w:sz w:val="28"/>
+          <w:szCs w:val="24"/>
+          <w:lang w:val="en-US"/>
+        </w:rPr>
+      </w:pPr>
+    </w:p>
+    <w:p>
+      <w:pPr>
+        <w:tabs>
+          <w:tab w:val="left" w:pos="1275"/>
+        </w:tabs>
+        <w:rPr>
+          <w:sz w:val="28"/>
+          <w:szCs w:val="24"/>
+          <w:lang w:val="en-US"/>
+        </w:rPr>
+      </w:pPr>
+      <w:r>
+        <w:rPr>
+          <w:noProof/>
+          <w:sz w:val="28"/>
+          <w:szCs w:val="24"/>
+          <w:lang w:eastAsia="en-IN"/>
+        </w:rPr>
+        <w:drawing>
+          <wp:inline distT="0" distB="0" distL="0" distR="0">
+            <wp:extent cx="5486400" cy="695325"/>
+            <wp:effectExtent l="19050" t="0" r="19050" b="9525"/>
+            <wp:docPr id="1" name="Diagram 1"/>
+            <wp:cNvGraphicFramePr/>
+            <a:graphic xmlns:a="http://schemas.openxmlformats.org/drawingml/2006/main">
+              <a:graphicData uri="http://schemas.openxmlformats.org/drawingml/2006/diagram">
+                <dgm:relIds xmlns:dgm="http://schemas.openxmlformats.org/drawingml/2006/diagram" xmlns:r="http://schemas.openxmlformats.org/officeDocument/2006/relationships" r:dm="rId6" r:lo="rId7" r:qs="rId8" r:cs="rId9"/>
+              </a:graphicData>
+            </a:graphic>
+          </wp:inline>
+        </w:drawing>
+      </w:r>
+    </w:p>
+    <w:p>
+      <w:pPr>
+        <w:tabs>
+          <w:tab w:val="left" w:pos="1275"/>
+        </w:tabs>
+        <w:rPr>
+          <w:sz w:val="28"/>
+          <w:szCs w:val="24"/>
+          <w:lang w:val="en-US"/>
+        </w:rPr>
+      </w:pPr>
+    </w:p>
+    <w:p>
+      <w:pPr>
+        <w:tabs>
+          <w:tab w:val="left" w:pos="1275"/>
+        </w:tabs>
+        <w:rPr>
+          <w:b/>
+          <w:bCs/>
+          <w:sz w:val="28"/>
+          <w:szCs w:val="24"/>
+          <w:lang w:val="en-US"/>
+        </w:rPr>
+      </w:pPr>
+      <w:r>
+        <w:rPr>
+          <w:b/>
+          <w:bCs/>
+          <w:sz w:val="28"/>
+          <w:szCs w:val="24"/>
+          <w:lang w:val="en-US"/>
+        </w:rPr>
+        <w:t>Eclipse Configuration</w:t>
+      </w:r>
+    </w:p>
+    <w:p>
+      <w:pPr>
+        <w:pStyle w:val="ListParagraph"/>
+        <w:numPr>
+          <w:ilvl w:val="0"/>
+          <w:numId w:val="15"/>
+        </w:numPr>
+        <w:tabs>
+          <w:tab w:val="left" w:pos="1275"/>
+        </w:tabs>
+        <w:rPr>
+          <w:sz w:val="28"/>
+          <w:szCs w:val="24"/>
+          <w:lang w:val="en-US"/>
+        </w:rPr>
+      </w:pPr>
+      <w:r>
+        <w:rPr>
+          <w:sz w:val="28"/>
+          <w:szCs w:val="24"/>
+          <w:lang w:val="en-US"/>
+        </w:rPr>
+        <w:t>Open Eclipse</w:t>
+      </w:r>
+    </w:p>
+    <w:p>
+      <w:pPr>
+        <w:pStyle w:val="ListParagraph"/>
+        <w:numPr>
+          <w:ilvl w:val="0"/>
+          <w:numId w:val="15"/>
+        </w:numPr>
+        <w:tabs>
+          <w:tab w:val="left" w:pos="1275"/>
+        </w:tabs>
+        <w:rPr>
+          <w:sz w:val="28"/>
+          <w:szCs w:val="24"/>
+          <w:lang w:val="en-US"/>
+        </w:rPr>
+      </w:pPr>
+      <w:r>
+        <w:rPr>
+          <w:sz w:val="28"/>
+          <w:szCs w:val="24"/>
+          <w:lang w:val="en-US"/>
+        </w:rPr>
+        <w:t>Select 1</w:t>
+      </w:r>
+      <w:r>
+        <w:rPr>
+          <w:sz w:val="28"/>
+          <w:szCs w:val="24"/>
+          <w:vertAlign w:val="superscript"/>
+          <w:lang w:val="en-US"/>
+        </w:rPr>
+        <w:t>st</w:t>
+      </w:r>
+      <w:r>
+        <w:rPr>
+          <w:sz w:val="28"/>
+          <w:szCs w:val="24"/>
+          <w:lang w:val="en-US"/>
+        </w:rPr>
+        <w:t xml:space="preserve"> folder as a workspace</w:t>
+      </w:r>
+    </w:p>
+    <w:p>
+      <w:pPr>
+        <w:pStyle w:val="ListParagraph"/>
+        <w:numPr>
+          <w:ilvl w:val="0"/>
+          <w:numId w:val="15"/>
+        </w:numPr>
+        <w:tabs>
+          <w:tab w:val="left" w:pos="1275"/>
+        </w:tabs>
+        <w:rPr>
+          <w:sz w:val="28"/>
+          <w:szCs w:val="24"/>
+          <w:lang w:val="en-US"/>
+        </w:rPr>
+      </w:pPr>
+      <w:r>
+        <w:rPr>
+          <w:sz w:val="28"/>
+          <w:szCs w:val="24"/>
+          <w:lang w:val="en-US"/>
+        </w:rPr>
+        <w:t>Click on Launch button</w:t>
+      </w:r>
+    </w:p>
+    <w:p>
+      <w:pPr>
+        <w:pStyle w:val="ListParagraph"/>
+        <w:numPr>
+          <w:ilvl w:val="0"/>
+          <w:numId w:val="15"/>
+        </w:numPr>
+        <w:tabs>
+          <w:tab w:val="left" w:pos="1275"/>
+        </w:tabs>
+        <w:rPr>
+          <w:sz w:val="28"/>
+          <w:szCs w:val="24"/>
+          <w:lang w:val="en-US"/>
+        </w:rPr>
+      </w:pPr>
+      <w:r>
+        <w:rPr>
+          <w:sz w:val="28"/>
+          <w:szCs w:val="24"/>
+          <w:lang w:val="en-US"/>
+        </w:rPr>
+        <w:t>Create Project</w:t>
+      </w:r>
+    </w:p>
+    <w:p>
+      <w:pPr>
+        <w:pStyle w:val="ListParagraph"/>
+        <w:numPr>
+          <w:ilvl w:val="1"/>
+          <w:numId w:val="15"/>
+        </w:numPr>
+        <w:tabs>
+          <w:tab w:val="left" w:pos="1275"/>
+        </w:tabs>
+        <w:rPr>
+          <w:sz w:val="28"/>
+          <w:szCs w:val="24"/>
+          <w:lang w:val="en-US"/>
+        </w:rPr>
+      </w:pPr>
+      <w:r>
+        <w:rPr>
+          <w:sz w:val="28"/>
+          <w:szCs w:val="24"/>
+          <w:lang w:val="en-US"/>
+        </w:rPr>
+        <w:t xml:space="preserve">File Menu </w:t>
+      </w:r>
+      <w:r>
+        <w:rPr>
+          <w:sz w:val="28"/>
+          <w:szCs w:val="24"/>
+          <w:lang w:val="en-US"/>
+        </w:rPr>
+        <w:sym w:font="Wingdings" w:char="F0E0"/>
+      </w:r>
+      <w:r>
+        <w:rPr>
+          <w:sz w:val="28"/>
+          <w:szCs w:val="24"/>
+          <w:lang w:val="en-US"/>
+        </w:rPr>
+        <w:t xml:space="preserve"> New </w:t>
+      </w:r>
+      <w:r>
+        <w:rPr>
+          <w:sz w:val="28"/>
+          <w:szCs w:val="24"/>
+          <w:lang w:val="en-US"/>
+        </w:rPr>
+        <w:sym w:font="Wingdings" w:char="F0E0"/>
+      </w:r>
+      <w:r>
+        <w:rPr>
+          <w:sz w:val="28"/>
+          <w:szCs w:val="24"/>
+          <w:lang w:val="en-US"/>
+        </w:rPr>
+        <w:t xml:space="preserve"> Java Project</w:t>
+      </w:r>
+    </w:p>
+    <w:p>
+      <w:pPr>
+        <w:pStyle w:val="ListParagraph"/>
+        <w:numPr>
+          <w:ilvl w:val="1"/>
+          <w:numId w:val="15"/>
+        </w:numPr>
+        <w:tabs>
+          <w:tab w:val="left" w:pos="1275"/>
+        </w:tabs>
+        <w:rPr>
+          <w:sz w:val="28"/>
+          <w:szCs w:val="24"/>
+          <w:lang w:val="en-US"/>
+        </w:rPr>
+      </w:pPr>
+      <w:r>
+        <w:rPr>
+          <w:sz w:val="28"/>
+          <w:szCs w:val="24"/>
+          <w:lang w:val="en-US"/>
+        </w:rPr>
+        <w:t>Give name to the project</w:t>
+      </w:r>
+    </w:p>
+    <w:p>
+      <w:pPr>
+        <w:pStyle w:val="ListParagraph"/>
+        <w:numPr>
+          <w:ilvl w:val="1"/>
+          <w:numId w:val="15"/>
+        </w:numPr>
+        <w:tabs>
+          <w:tab w:val="left" w:pos="1560"/>
+        </w:tabs>
+        <w:rPr>
+          <w:sz w:val="28"/>
+          <w:szCs w:val="24"/>
+          <w:lang w:val="en-US"/>
+        </w:rPr>
+      </w:pPr>
+      <w:r>
+        <w:rPr>
+          <w:sz w:val="28"/>
+          <w:szCs w:val="24"/>
+          <w:lang w:val="en-US"/>
+        </w:rPr>
+        <w:t>Select the latest Java Version (Which is already selected)</w:t>
+      </w:r>
+    </w:p>
+    <w:p>
+      <w:pPr>
+        <w:pStyle w:val="ListParagraph"/>
+        <w:numPr>
+          <w:ilvl w:val="1"/>
+          <w:numId w:val="15"/>
+        </w:numPr>
+        <w:tabs>
+          <w:tab w:val="left" w:pos="1560"/>
+        </w:tabs>
+        <w:rPr>
+          <w:sz w:val="28"/>
+          <w:szCs w:val="24"/>
+          <w:lang w:val="en-US"/>
+        </w:rPr>
+      </w:pPr>
+      <w:r>
+        <w:rPr>
+          <w:sz w:val="28"/>
+          <w:szCs w:val="24"/>
+          <w:lang w:val="en-US"/>
+        </w:rPr>
+        <w:t xml:space="preserve">Uncheck </w:t>
+      </w:r>
+      <w:r>
+        <w:rPr>
+          <w:b/>
+          <w:bCs/>
+          <w:sz w:val="28"/>
+          <w:szCs w:val="24"/>
+          <w:lang w:val="en-US"/>
+        </w:rPr>
+        <w:t xml:space="preserve">Create module-info.java file </w:t>
+      </w:r>
+      <w:r>
+        <w:rPr>
+          <w:sz w:val="28"/>
+          <w:szCs w:val="24"/>
+          <w:lang w:val="en-US"/>
+        </w:rPr>
+        <w:t>checkbox</w:t>
+      </w:r>
+    </w:p>
+    <w:p>
+      <w:pPr>
+        <w:pStyle w:val="ListParagraph"/>
+        <w:numPr>
+          <w:ilvl w:val="1"/>
+          <w:numId w:val="15"/>
+        </w:numPr>
+        <w:tabs>
+          <w:tab w:val="left" w:pos="1560"/>
+        </w:tabs>
+        <w:rPr>
+          <w:sz w:val="28"/>
+          <w:szCs w:val="24"/>
+          <w:lang w:val="en-US"/>
+        </w:rPr>
+      </w:pPr>
+      <w:r>
+        <w:rPr>
+          <w:sz w:val="28"/>
+          <w:szCs w:val="24"/>
+          <w:lang w:val="en-US"/>
+        </w:rPr>
+        <w:t>Click on Finish button</w:t>
+      </w:r>
+    </w:p>
+    <w:p>
+      <w:pPr>
+        <w:pStyle w:val="ListParagraph"/>
+        <w:numPr>
+          <w:ilvl w:val="0"/>
+          <w:numId w:val="15"/>
+        </w:numPr>
+        <w:tabs>
+          <w:tab w:val="left" w:pos="1560"/>
+        </w:tabs>
+        <w:rPr>
+          <w:sz w:val="28"/>
+          <w:szCs w:val="24"/>
+          <w:lang w:val="en-US"/>
+        </w:rPr>
+      </w:pPr>
+      <w:r>
+        <w:rPr>
+          <w:sz w:val="28"/>
+          <w:szCs w:val="24"/>
+          <w:lang w:val="en-US"/>
+        </w:rPr>
+        <w:t>Create a package</w:t>
+      </w:r>
+    </w:p>
+    <w:p>
+      <w:pPr>
+        <w:pStyle w:val="ListParagraph"/>
+        <w:numPr>
+          <w:ilvl w:val="1"/>
+          <w:numId w:val="15"/>
+        </w:numPr>
+        <w:tabs>
+          <w:tab w:val="left" w:pos="1560"/>
+        </w:tabs>
+        <w:rPr>
+          <w:sz w:val="28"/>
+          <w:szCs w:val="24"/>
+          <w:lang w:val="en-US"/>
+        </w:rPr>
+      </w:pPr>
+      <w:r>
+        <w:rPr>
+          <w:sz w:val="28"/>
+          <w:szCs w:val="24"/>
+          <w:lang w:val="en-US"/>
+        </w:rPr>
+        <w:t xml:space="preserve">Right click on Project </w:t>
+      </w:r>
+      <w:r>
+        <w:rPr>
+          <w:sz w:val="28"/>
+          <w:szCs w:val="24"/>
+          <w:lang w:val="en-US"/>
+        </w:rPr>
+        <w:sym w:font="Wingdings" w:char="F0E0"/>
+      </w:r>
+      <w:r>
+        <w:rPr>
+          <w:sz w:val="28"/>
+          <w:szCs w:val="24"/>
+          <w:lang w:val="en-US"/>
+        </w:rPr>
+        <w:t xml:space="preserve"> New </w:t>
+      </w:r>
+      <w:r>
+        <w:rPr>
+          <w:sz w:val="28"/>
+          <w:szCs w:val="24"/>
+          <w:lang w:val="en-US"/>
+        </w:rPr>
+        <w:sym w:font="Wingdings" w:char="F0E0"/>
+      </w:r>
+      <w:r>
+        <w:rPr>
+          <w:sz w:val="28"/>
+          <w:szCs w:val="24"/>
+          <w:lang w:val="en-US"/>
+        </w:rPr>
+        <w:t xml:space="preserve"> Package</w:t>
+      </w:r>
+    </w:p>
+    <w:p>
+      <w:pPr>
+        <w:pStyle w:val="ListParagraph"/>
+        <w:numPr>
+          <w:ilvl w:val="1"/>
+          <w:numId w:val="15"/>
+        </w:numPr>
+        <w:tabs>
+          <w:tab w:val="left" w:pos="1560"/>
+        </w:tabs>
+        <w:rPr>
+          <w:sz w:val="28"/>
+          <w:szCs w:val="24"/>
+          <w:lang w:val="en-US"/>
+        </w:rPr>
+      </w:pPr>
+      <w:r>
+        <w:rPr>
+          <w:sz w:val="28"/>
+          <w:szCs w:val="24"/>
+          <w:lang w:val="en-US"/>
+        </w:rPr>
+        <w:t>Give the name com.WebDriverDemos</w:t>
+      </w:r>
+    </w:p>
+    <w:p>
+      <w:pPr>
+        <w:pStyle w:val="ListParagraph"/>
+        <w:numPr>
+          <w:ilvl w:val="1"/>
+          <w:numId w:val="15"/>
+        </w:numPr>
+        <w:tabs>
+          <w:tab w:val="left" w:pos="1560"/>
+        </w:tabs>
+        <w:rPr>
+          <w:sz w:val="28"/>
+          <w:szCs w:val="24"/>
+          <w:lang w:val="en-US"/>
+        </w:rPr>
+      </w:pPr>
+      <w:r>
+        <w:rPr>
+          <w:sz w:val="28"/>
+          <w:szCs w:val="24"/>
+          <w:lang w:val="en-US"/>
+        </w:rPr>
+        <w:t>Click on Finish button</w:t>
+      </w:r>
+    </w:p>
+    <w:p>
+      <w:pPr>
+        <w:pStyle w:val="ListParagraph"/>
+        <w:numPr>
+          <w:ilvl w:val="0"/>
+          <w:numId w:val="15"/>
+        </w:numPr>
+        <w:tabs>
+          <w:tab w:val="left" w:pos="1560"/>
+        </w:tabs>
+        <w:rPr>
+          <w:sz w:val="28"/>
+          <w:szCs w:val="24"/>
+          <w:lang w:val="en-US"/>
+        </w:rPr>
+      </w:pPr>
+      <w:r>
+        <w:rPr>
+          <w:sz w:val="28"/>
+          <w:szCs w:val="24"/>
+          <w:lang w:val="en-US"/>
+        </w:rPr>
+        <w:t>Create a Class</w:t>
+      </w:r>
+    </w:p>
+    <w:p>
+      <w:pPr>
+        <w:pStyle w:val="ListParagraph"/>
+        <w:numPr>
+          <w:ilvl w:val="1"/>
+          <w:numId w:val="15"/>
+        </w:numPr>
+        <w:tabs>
+          <w:tab w:val="left" w:pos="1560"/>
+        </w:tabs>
+        <w:rPr>
+          <w:sz w:val="28"/>
+          <w:szCs w:val="24"/>
+          <w:lang w:val="en-US"/>
+        </w:rPr>
+      </w:pPr>
+      <w:r>
+        <w:rPr>
+          <w:sz w:val="28"/>
+          <w:szCs w:val="24"/>
+          <w:lang w:val="en-US"/>
+        </w:rPr>
+        <w:t xml:space="preserve">Right click on Package </w:t>
+      </w:r>
+      <w:r>
+        <w:rPr>
+          <w:sz w:val="28"/>
+          <w:szCs w:val="24"/>
+          <w:lang w:val="en-US"/>
+        </w:rPr>
+        <w:sym w:font="Wingdings" w:char="F0E0"/>
+      </w:r>
+      <w:r>
+        <w:rPr>
+          <w:sz w:val="28"/>
+          <w:szCs w:val="24"/>
+          <w:lang w:val="en-US"/>
+        </w:rPr>
+        <w:t xml:space="preserve"> New </w:t>
+      </w:r>
+      <w:r>
+        <w:rPr>
+          <w:sz w:val="28"/>
+          <w:szCs w:val="24"/>
+          <w:lang w:val="en-US"/>
+        </w:rPr>
+        <w:sym w:font="Wingdings" w:char="F0E0"/>
+      </w:r>
+      <w:r>
+        <w:rPr>
+          <w:sz w:val="28"/>
+          <w:szCs w:val="24"/>
+          <w:lang w:val="en-US"/>
+        </w:rPr>
+        <w:t xml:space="preserve"> Class</w:t>
+      </w:r>
+    </w:p>
+    <w:p>
+      <w:pPr>
+        <w:pStyle w:val="ListParagraph"/>
+        <w:numPr>
+          <w:ilvl w:val="1"/>
+          <w:numId w:val="15"/>
+        </w:numPr>
+        <w:tabs>
+          <w:tab w:val="left" w:pos="1560"/>
+        </w:tabs>
+        <w:rPr>
+          <w:sz w:val="28"/>
+          <w:szCs w:val="24"/>
+          <w:lang w:val="en-US"/>
+        </w:rPr>
+      </w:pPr>
+      <w:r>
+        <w:rPr>
+          <w:sz w:val="28"/>
+          <w:szCs w:val="24"/>
+          <w:lang w:val="en-US"/>
+        </w:rPr>
+        <w:t>Give the name</w:t>
+      </w:r>
+    </w:p>
+    <w:p>
+      <w:pPr>
+        <w:pStyle w:val="ListParagraph"/>
+        <w:numPr>
+          <w:ilvl w:val="1"/>
+          <w:numId w:val="15"/>
+        </w:numPr>
+        <w:tabs>
+          <w:tab w:val="left" w:pos="1560"/>
+        </w:tabs>
+        <w:rPr>
+          <w:sz w:val="28"/>
+          <w:szCs w:val="24"/>
+          <w:lang w:val="en-US"/>
+        </w:rPr>
+      </w:pPr>
+      <w:r>
+        <w:rPr>
+          <w:sz w:val="28"/>
+          <w:szCs w:val="24"/>
+          <w:lang w:val="en-US"/>
+        </w:rPr>
+        <w:t>Add public static void main()</w:t>
+      </w:r>
+    </w:p>
+    <w:p>
+      <w:pPr>
+        <w:pStyle w:val="ListParagraph"/>
+        <w:numPr>
+          <w:ilvl w:val="1"/>
+          <w:numId w:val="15"/>
+        </w:numPr>
+        <w:tabs>
+          <w:tab w:val="left" w:pos="1560"/>
+        </w:tabs>
+        <w:rPr>
+          <w:sz w:val="28"/>
+          <w:szCs w:val="24"/>
+          <w:lang w:val="en-US"/>
+        </w:rPr>
+      </w:pPr>
+      <w:r>
+        <w:rPr>
+          <w:sz w:val="28"/>
+          <w:szCs w:val="24"/>
+          <w:lang w:val="en-US"/>
+        </w:rPr>
+        <w:t>Click on Finish</w:t>
+      </w:r>
+    </w:p>
+    <w:p>
+      <w:pPr>
+        <w:pStyle w:val="ListParagraph"/>
+        <w:numPr>
+          <w:ilvl w:val="0"/>
+          <w:numId w:val="15"/>
+        </w:numPr>
+        <w:tabs>
+          <w:tab w:val="left" w:pos="1560"/>
+        </w:tabs>
+        <w:rPr>
+          <w:sz w:val="28"/>
+          <w:szCs w:val="24"/>
+          <w:lang w:val="en-US"/>
+        </w:rPr>
+      </w:pPr>
+      <w:r>
+        <w:rPr>
+          <w:sz w:val="28"/>
+          <w:szCs w:val="24"/>
+          <w:lang w:val="en-US"/>
+        </w:rPr>
+        <w:t>WebDriver Configuration</w:t>
+      </w:r>
+    </w:p>
+    <w:p>
+      <w:pPr>
+        <w:pStyle w:val="ListParagraph"/>
+        <w:numPr>
+          <w:ilvl w:val="1"/>
+          <w:numId w:val="15"/>
+        </w:numPr>
+        <w:tabs>
+          <w:tab w:val="left" w:pos="1560"/>
+        </w:tabs>
+        <w:rPr>
+          <w:sz w:val="28"/>
+          <w:szCs w:val="24"/>
+          <w:lang w:val="en-US"/>
+        </w:rPr>
+      </w:pPr>
+      <w:r>
+        <w:rPr>
+          <w:sz w:val="28"/>
+          <w:szCs w:val="24"/>
+          <w:lang w:val="en-US"/>
+        </w:rPr>
+        <w:t xml:space="preserve">Right click on the project </w:t>
+      </w:r>
+      <w:r>
+        <w:rPr>
+          <w:sz w:val="28"/>
+          <w:szCs w:val="24"/>
+          <w:lang w:val="en-US"/>
+        </w:rPr>
+        <w:sym w:font="Wingdings" w:char="F0E0"/>
+      </w:r>
+      <w:r>
+        <w:rPr>
+          <w:sz w:val="28"/>
+          <w:szCs w:val="24"/>
+          <w:lang w:val="en-US"/>
+        </w:rPr>
+        <w:t xml:space="preserve"> Build path </w:t>
+      </w:r>
+      <w:r>
+        <w:rPr>
+          <w:sz w:val="28"/>
+          <w:szCs w:val="24"/>
+          <w:lang w:val="en-US"/>
+        </w:rPr>
+        <w:sym w:font="Wingdings" w:char="F0E0"/>
+      </w:r>
+      <w:r>
+        <w:rPr>
+          <w:sz w:val="28"/>
+          <w:szCs w:val="24"/>
+          <w:lang w:val="en-US"/>
+        </w:rPr>
+        <w:t xml:space="preserve"> Configure Build path</w:t>
+      </w:r>
+    </w:p>
+    <w:p>
+      <w:pPr>
+        <w:pStyle w:val="ListParagraph"/>
+        <w:numPr>
+          <w:ilvl w:val="1"/>
+          <w:numId w:val="15"/>
+        </w:numPr>
+        <w:tabs>
+          <w:tab w:val="left" w:pos="1560"/>
+        </w:tabs>
+        <w:rPr>
+          <w:sz w:val="28"/>
+          <w:szCs w:val="24"/>
+          <w:lang w:val="en-US"/>
+        </w:rPr>
+      </w:pPr>
+      <w:r>
+        <w:rPr>
+          <w:sz w:val="28"/>
+          <w:szCs w:val="24"/>
+          <w:lang w:val="en-US"/>
+        </w:rPr>
+        <w:lastRenderedPageBreak/>
+        <w:t>Click on Libraries</w:t>
+      </w:r>
+    </w:p>
+    <w:p>
+      <w:pPr>
+        <w:pStyle w:val="ListParagraph"/>
+        <w:numPr>
+          <w:ilvl w:val="1"/>
+          <w:numId w:val="15"/>
+        </w:numPr>
+        <w:tabs>
+          <w:tab w:val="left" w:pos="1560"/>
+        </w:tabs>
+        <w:rPr>
+          <w:sz w:val="28"/>
+          <w:szCs w:val="24"/>
+          <w:lang w:val="en-US"/>
+        </w:rPr>
+      </w:pPr>
+      <w:r>
+        <w:rPr>
+          <w:sz w:val="28"/>
+          <w:szCs w:val="24"/>
+          <w:lang w:val="en-US"/>
+        </w:rPr>
+        <w:t>Click on Classpath</w:t>
+      </w:r>
+    </w:p>
+    <w:p>
+      <w:pPr>
+        <w:pStyle w:val="ListParagraph"/>
+        <w:numPr>
+          <w:ilvl w:val="1"/>
+          <w:numId w:val="15"/>
+        </w:numPr>
+        <w:tabs>
+          <w:tab w:val="left" w:pos="1560"/>
+        </w:tabs>
+        <w:rPr>
+          <w:sz w:val="28"/>
+          <w:szCs w:val="24"/>
+          <w:lang w:val="en-US"/>
+        </w:rPr>
+      </w:pPr>
+      <w:r>
+        <w:rPr>
+          <w:sz w:val="28"/>
+          <w:szCs w:val="24"/>
+          <w:lang w:val="en-US"/>
+        </w:rPr>
+        <w:t>Click on Add External JARs…</w:t>
+      </w:r>
+    </w:p>
+    <w:p>
+      <w:pPr>
+        <w:pStyle w:val="ListParagraph"/>
+        <w:numPr>
+          <w:ilvl w:val="1"/>
+          <w:numId w:val="15"/>
+        </w:numPr>
+        <w:tabs>
+          <w:tab w:val="left" w:pos="1560"/>
+        </w:tabs>
+        <w:rPr>
+          <w:sz w:val="28"/>
+          <w:szCs w:val="24"/>
+          <w:lang w:val="en-US"/>
+        </w:rPr>
+      </w:pPr>
+      <w:r>
+        <w:rPr>
+          <w:sz w:val="28"/>
+          <w:szCs w:val="24"/>
+          <w:lang w:val="en-US"/>
+        </w:rPr>
+        <w:t>Select the file from 2</w:t>
+      </w:r>
+      <w:r>
+        <w:rPr>
+          <w:sz w:val="28"/>
+          <w:szCs w:val="24"/>
+          <w:vertAlign w:val="superscript"/>
+          <w:lang w:val="en-US"/>
+        </w:rPr>
+        <w:t>nd</w:t>
+      </w:r>
+      <w:r>
+        <w:rPr>
+          <w:sz w:val="28"/>
+          <w:szCs w:val="24"/>
+          <w:lang w:val="en-US"/>
+        </w:rPr>
+        <w:t xml:space="preserve"> folder (</w:t>
+      </w:r>
+      <w:r>
+        <w:rPr>
+          <w:sz w:val="28"/>
+          <w:szCs w:val="24"/>
+          <w:lang w:val="en-US"/>
+        </w:rPr>
+        <w:t>selenium-server-4.41.0.jar</w:t>
+      </w:r>
+      <w:r>
+        <w:rPr>
+          <w:sz w:val="28"/>
+          <w:szCs w:val="24"/>
+          <w:lang w:val="en-US"/>
+        </w:rPr>
+        <w:t xml:space="preserve">) </w:t>
+      </w:r>
+    </w:p>
+    <w:p>
+      <w:pPr>
+        <w:pStyle w:val="ListParagraph"/>
+        <w:numPr>
+          <w:ilvl w:val="1"/>
+          <w:numId w:val="15"/>
+        </w:numPr>
+        <w:tabs>
+          <w:tab w:val="left" w:pos="1560"/>
+        </w:tabs>
+        <w:rPr>
+          <w:sz w:val="28"/>
+          <w:szCs w:val="24"/>
+          <w:lang w:val="en-US"/>
+        </w:rPr>
+      </w:pPr>
+      <w:r>
+        <w:rPr>
+          <w:sz w:val="28"/>
+          <w:szCs w:val="24"/>
+          <w:lang w:val="en-US"/>
+        </w:rPr>
+        <w:t>Click on Open button</w:t>
+      </w:r>
+    </w:p>
+    <w:p>
+      <w:pPr>
+        <w:pStyle w:val="ListParagraph"/>
+        <w:numPr>
+          <w:ilvl w:val="1"/>
+          <w:numId w:val="15"/>
+        </w:numPr>
+        <w:tabs>
+          <w:tab w:val="left" w:pos="1560"/>
+        </w:tabs>
+        <w:rPr>
+          <w:sz w:val="28"/>
+          <w:szCs w:val="24"/>
+          <w:lang w:val="en-US"/>
+        </w:rPr>
+      </w:pPr>
+      <w:r>
+        <w:rPr>
+          <w:sz w:val="28"/>
+          <w:szCs w:val="24"/>
+          <w:lang w:val="en-US"/>
+        </w:rPr>
+        <w:t>Click on Apply and Close button</w:t>
+      </w:r>
+    </w:p>
+    <w:p>
+      <w:pPr>
+        <w:rPr>
+          <w:sz w:val="28"/>
+          <w:szCs w:val="24"/>
+          <w:lang w:val="en-US"/>
+        </w:rPr>
+      </w:pPr>
+      <w:r>
+        <w:rPr>
+          <w:sz w:val="28"/>
+          <w:szCs w:val="24"/>
+          <w:lang w:val="en-US"/>
+        </w:rPr>
+        <w:br w:type="page"/>
+      </w:r>
+    </w:p>
+    <w:p>
+      <w:pPr>
+        <w:tabs>
+          <w:tab w:val="left" w:pos="1560"/>
+        </w:tabs>
+        <w:rPr>
+          <w:b/>
+          <w:bCs/>
+          <w:sz w:val="28"/>
+          <w:szCs w:val="24"/>
+          <w:lang w:val="en-US"/>
+        </w:rPr>
+      </w:pPr>
+      <w:r>
+        <w:rPr>
+          <w:b/>
+          <w:bCs/>
+          <w:sz w:val="28"/>
+          <w:szCs w:val="24"/>
+          <w:lang w:val="en-US"/>
+        </w:rPr>
+        <w:lastRenderedPageBreak/>
+        <w:t>Methods of WebDriver</w:t>
+      </w:r>
+    </w:p>
+    <w:p>
+      <w:pPr>
+        <w:pStyle w:val="ListParagraph"/>
+        <w:numPr>
+          <w:ilvl w:val="0"/>
+          <w:numId w:val="16"/>
+        </w:numPr>
+        <w:tabs>
+          <w:tab w:val="left" w:pos="1560"/>
+        </w:tabs>
+        <w:rPr>
+          <w:sz w:val="28"/>
+          <w:szCs w:val="24"/>
+          <w:lang w:val="en-US"/>
+        </w:rPr>
+      </w:pPr>
+      <w:r>
+        <w:rPr>
+          <w:sz w:val="28"/>
+          <w:szCs w:val="24"/>
+          <w:lang w:val="en-US"/>
+        </w:rPr>
+        <w:t xml:space="preserve">Launching the browser </w:t>
+      </w:r>
+      <w:r>
+        <w:rPr>
+          <w:sz w:val="28"/>
+          <w:szCs w:val="24"/>
+          <w:lang w:val="en-US"/>
+        </w:rPr>
+        <w:sym w:font="Wingdings" w:char="F0E0"/>
+      </w:r>
+      <w:r>
+        <w:rPr>
+          <w:sz w:val="28"/>
+          <w:szCs w:val="24"/>
+          <w:lang w:val="en-US"/>
+        </w:rPr>
+        <w:t xml:space="preserve"> Create object of WebDriver, will launch blank browser window</w:t>
+      </w:r>
+    </w:p>
+    <w:p>
+      <w:pPr>
+        <w:pStyle w:val="ListParagraph"/>
+        <w:numPr>
+          <w:ilvl w:val="0"/>
+          <w:numId w:val="16"/>
+        </w:numPr>
+        <w:tabs>
+          <w:tab w:val="left" w:pos="1560"/>
+        </w:tabs>
+        <w:rPr>
+          <w:sz w:val="28"/>
+          <w:szCs w:val="24"/>
+          <w:lang w:val="en-US"/>
+        </w:rPr>
+      </w:pPr>
+      <w:r>
+        <w:rPr>
+          <w:sz w:val="28"/>
+          <w:szCs w:val="24"/>
+          <w:lang w:val="en-US"/>
+        </w:rPr>
+        <w:t xml:space="preserve">get() </w:t>
+      </w:r>
+      <w:r>
+        <w:rPr>
+          <w:sz w:val="28"/>
+          <w:szCs w:val="24"/>
+          <w:lang w:val="en-US"/>
+        </w:rPr>
+        <w:sym w:font="Wingdings" w:char="F0E0"/>
+      </w:r>
+      <w:r>
+        <w:rPr>
+          <w:sz w:val="28"/>
+          <w:szCs w:val="24"/>
+          <w:lang w:val="en-US"/>
+        </w:rPr>
+        <w:t xml:space="preserve"> Will open the URL.</w:t>
+      </w:r>
+    </w:p>
+    <w:p>
+      <w:pPr>
+        <w:pStyle w:val="ListParagraph"/>
+        <w:numPr>
+          <w:ilvl w:val="0"/>
+          <w:numId w:val="16"/>
+        </w:numPr>
+        <w:tabs>
+          <w:tab w:val="left" w:pos="1560"/>
+        </w:tabs>
+        <w:rPr>
+          <w:sz w:val="28"/>
+          <w:szCs w:val="24"/>
+          <w:lang w:val="en-US"/>
+        </w:rPr>
+      </w:pPr>
+      <w:r>
+        <w:rPr>
+          <w:sz w:val="28"/>
+          <w:szCs w:val="24"/>
+          <w:lang w:val="en-US"/>
+        </w:rPr>
+        <w:t xml:space="preserve">driver.manage().window().maximize() </w:t>
+      </w:r>
+      <w:r>
+        <w:rPr>
+          <w:sz w:val="28"/>
+          <w:szCs w:val="24"/>
+          <w:lang w:val="en-US"/>
+        </w:rPr>
+        <w:sym w:font="Wingdings" w:char="F0E0"/>
+      </w:r>
+      <w:r>
+        <w:rPr>
+          <w:sz w:val="28"/>
+          <w:szCs w:val="24"/>
+          <w:lang w:val="en-US"/>
+        </w:rPr>
+        <w:t xml:space="preserve"> Will maximize the browser window.</w:t>
+      </w:r>
+    </w:p>
+    <w:p>
+      <w:pPr>
+        <w:pStyle w:val="ListParagraph"/>
+        <w:numPr>
+          <w:ilvl w:val="0"/>
+          <w:numId w:val="16"/>
+        </w:numPr>
+        <w:tabs>
+          <w:tab w:val="left" w:pos="1560"/>
+        </w:tabs>
+        <w:rPr>
+          <w:sz w:val="28"/>
+          <w:szCs w:val="24"/>
+          <w:lang w:val="en-US"/>
+        </w:rPr>
+      </w:pPr>
+      <w:r>
+        <w:rPr>
+          <w:sz w:val="28"/>
+          <w:szCs w:val="24"/>
+          <w:lang w:val="en-US"/>
+        </w:rPr>
+        <w:t xml:space="preserve">close() </w:t>
+      </w:r>
+      <w:r>
+        <w:rPr>
+          <w:sz w:val="28"/>
+          <w:szCs w:val="24"/>
+          <w:lang w:val="en-US"/>
+        </w:rPr>
+        <w:sym w:font="Wingdings" w:char="F0E0"/>
+      </w:r>
+      <w:r>
+        <w:rPr>
+          <w:sz w:val="28"/>
+          <w:szCs w:val="24"/>
+          <w:lang w:val="en-US"/>
+        </w:rPr>
+        <w:t xml:space="preserve"> Will close the current browser window. </w:t>
+      </w:r>
+    </w:p>
+    <w:p>
+      <w:pPr>
+        <w:pStyle w:val="ListParagraph"/>
+        <w:numPr>
+          <w:ilvl w:val="0"/>
+          <w:numId w:val="16"/>
+        </w:numPr>
+        <w:tabs>
+          <w:tab w:val="left" w:pos="1560"/>
+        </w:tabs>
+        <w:rPr>
+          <w:sz w:val="28"/>
+          <w:szCs w:val="24"/>
+          <w:lang w:val="en-US"/>
+        </w:rPr>
+      </w:pPr>
+      <w:r>
+        <w:rPr>
+          <w:sz w:val="28"/>
+          <w:szCs w:val="24"/>
+          <w:lang w:val="en-US"/>
+        </w:rPr>
+        <w:t xml:space="preserve">getTitle() </w:t>
+      </w:r>
+      <w:r>
+        <w:rPr>
+          <w:sz w:val="28"/>
+          <w:szCs w:val="24"/>
+          <w:lang w:val="en-US"/>
+        </w:rPr>
+        <w:sym w:font="Wingdings" w:char="F0E0"/>
+      </w:r>
+      <w:r>
+        <w:rPr>
+          <w:sz w:val="28"/>
+          <w:szCs w:val="24"/>
+          <w:lang w:val="en-US"/>
+        </w:rPr>
+        <w:t xml:space="preserve"> Will return the title of the page which is opened in browser. (String)</w:t>
+      </w:r>
+    </w:p>
+    <w:p>
+      <w:pPr>
+        <w:pStyle w:val="ListParagraph"/>
+        <w:numPr>
+          <w:ilvl w:val="0"/>
+          <w:numId w:val="16"/>
+        </w:numPr>
+        <w:tabs>
+          <w:tab w:val="left" w:pos="1560"/>
+        </w:tabs>
+        <w:rPr>
+          <w:sz w:val="28"/>
+          <w:szCs w:val="24"/>
+          <w:lang w:val="en-US"/>
+        </w:rPr>
+      </w:pPr>
+      <w:r>
+        <w:rPr>
+          <w:sz w:val="28"/>
+          <w:szCs w:val="24"/>
+          <w:lang w:val="en-US"/>
+        </w:rPr>
+        <w:t xml:space="preserve">getCurrentUrl() </w:t>
+      </w:r>
+      <w:r>
+        <w:rPr>
+          <w:sz w:val="28"/>
+          <w:szCs w:val="24"/>
+          <w:lang w:val="en-US"/>
+        </w:rPr>
+        <w:sym w:font="Wingdings" w:char="F0E0"/>
+      </w:r>
+      <w:r>
+        <w:rPr>
+          <w:sz w:val="28"/>
+          <w:szCs w:val="24"/>
+          <w:lang w:val="en-US"/>
+        </w:rPr>
+        <w:t xml:space="preserve"> Will return the title of the page. (String)</w:t>
+      </w:r>
       <w:bookmarkStart w:id="0" w:name="_GoBack"/>
       <w:bookmarkEnd w:id="0"/>
     </w:p>
     <w:p>
       <w:pPr>
+        <w:tabs>
+          <w:tab w:val="left" w:pos="1560"/>
+        </w:tabs>
+        <w:rPr>
+          <w:sz w:val="28"/>
+          <w:szCs w:val="24"/>
+          <w:lang w:val="en-US"/>
+        </w:rPr>
+      </w:pPr>
+    </w:p>
+    <w:p>
+      <w:pPr>
+        <w:tabs>
+          <w:tab w:val="left" w:pos="1560"/>
+        </w:tabs>
+        <w:rPr>
+          <w:b/>
+          <w:bCs/>
+          <w:sz w:val="28"/>
+          <w:szCs w:val="24"/>
+          <w:lang w:val="en-US"/>
+        </w:rPr>
+      </w:pPr>
+      <w:r>
+        <w:rPr>
+          <w:b/>
+          <w:bCs/>
+          <w:sz w:val="28"/>
+          <w:szCs w:val="24"/>
+          <w:lang w:val="en-US"/>
+        </w:rPr>
+        <w:t>Common Exceptions in WebDriver</w:t>
+      </w:r>
+    </w:p>
+    <w:p>
+      <w:pPr>
         <w:pStyle w:val="ListParagraph"/>
         <w:numPr>
           <w:ilvl w:val="0"/>
-          <w:numId w:val="11"/>
-        </w:numPr>
-        <w:rPr>
-          <w:sz w:val="28"/>
-          <w:szCs w:val="24"/>
-          <w:lang w:val="en-US"/>
-        </w:rPr>
-      </w:pPr>
-      <w:r>
-        <w:rPr>
-          <w:sz w:val="28"/>
-          <w:szCs w:val="24"/>
-          <w:lang w:val="en-US"/>
-        </w:rPr>
-        <w:t>Selenium RC</w:t>
-      </w:r>
-    </w:p>
-    <w:p>
-      <w:pPr>
-        <w:pStyle w:val="ListParagraph"/>
-        <w:numPr>
-          <w:ilvl w:val="0"/>
-          <w:numId w:val="11"/>
-        </w:numPr>
-        <w:rPr>
-          <w:sz w:val="28"/>
-          <w:szCs w:val="24"/>
-          <w:lang w:val="en-US"/>
-        </w:rPr>
-      </w:pPr>
-      <w:r>
-        <w:rPr>
-          <w:sz w:val="28"/>
-          <w:szCs w:val="24"/>
-          <w:lang w:val="en-US"/>
-        </w:rPr>
-        <w:t>Selenium WebDriver</w:t>
+          <w:numId w:val="17"/>
+        </w:numPr>
+        <w:tabs>
+          <w:tab w:val="left" w:pos="1560"/>
+        </w:tabs>
+        <w:rPr>
+          <w:sz w:val="28"/>
+          <w:szCs w:val="24"/>
+          <w:lang w:val="en-US"/>
+        </w:rPr>
+      </w:pPr>
+      <w:r>
+        <w:rPr>
+          <w:sz w:val="28"/>
+          <w:szCs w:val="24"/>
+          <w:lang w:val="en-US"/>
+        </w:rPr>
+        <w:t xml:space="preserve">InvalidArgumentException </w:t>
+      </w:r>
+      <w:r>
+        <w:rPr>
+          <w:sz w:val="28"/>
+          <w:szCs w:val="24"/>
+          <w:lang w:val="en-US"/>
+        </w:rPr>
+        <w:sym w:font="Wingdings" w:char="F0E0"/>
+      </w:r>
+      <w:r>
+        <w:rPr>
+          <w:sz w:val="28"/>
+          <w:szCs w:val="24"/>
+          <w:lang w:val="en-US"/>
+        </w:rPr>
+        <w:t xml:space="preserve"> </w:t>
+      </w:r>
+      <w:r>
+        <w:rPr>
+          <w:sz w:val="28"/>
+          <w:szCs w:val="24"/>
+          <w:lang w:val="en-US"/>
+        </w:rPr>
+        <w:t>The URL which you have passed is not in the correct format. URL should be absolute. Absolute URL starts with http / https</w:t>
       </w:r>
     </w:p>
     <w:sectPr>
@@ -4739,6 +6887,95 @@
     </w:lvl>
   </w:abstractNum>
   <w:abstractNum w:abstractNumId="3">
+    <w:nsid w:val="13BD6C92"/>
+    <w:multiLevelType w:val="hybridMultilevel"/>
+    <w:tmpl w:val="F9B4189C"/>
+    <w:lvl w:ilvl="0" w:tplc="4009000F">
+      <w:start w:val="1"/>
+      <w:numFmt w:val="decimal"/>
+      <w:lvlText w:val="%1."/>
+      <w:lvlJc w:val="left"/>
+      <w:pPr>
+        <w:ind w:left="720" w:hanging="360"/>
+      </w:pPr>
+      <w:rPr>
+        <w:rFonts w:hint="default"/>
+      </w:rPr>
+    </w:lvl>
+    <w:lvl w:ilvl="1" w:tplc="40090019">
+      <w:start w:val="1"/>
+      <w:numFmt w:val="lowerLetter"/>
+      <w:lvlText w:val="%2."/>
+      <w:lvlJc w:val="left"/>
+      <w:pPr>
+        <w:ind w:left="1440" w:hanging="360"/>
+      </w:pPr>
+    </w:lvl>
+    <w:lvl w:ilvl="2" w:tplc="4009001B" w:tentative="1">
+      <w:start w:val="1"/>
+      <w:numFmt w:val="lowerRoman"/>
+      <w:lvlText w:val="%3."/>
+      <w:lvlJc w:val="right"/>
+      <w:pPr>
+        <w:ind w:left="2160" w:hanging="180"/>
+      </w:pPr>
+    </w:lvl>
+    <w:lvl w:ilvl="3" w:tplc="4009000F" w:tentative="1">
+      <w:start w:val="1"/>
+      <w:numFmt w:val="decimal"/>
+      <w:lvlText w:val="%4."/>
+      <w:lvlJc w:val="left"/>
+      <w:pPr>
+        <w:ind w:left="2880" w:hanging="360"/>
+      </w:pPr>
+    </w:lvl>
+    <w:lvl w:ilvl="4" w:tplc="40090019" w:tentative="1">
+      <w:start w:val="1"/>
+      <w:numFmt w:val="lowerLetter"/>
+      <w:lvlText w:val="%5."/>
+      <w:lvlJc w:val="left"/>
+      <w:pPr>
+        <w:ind w:left="3600" w:hanging="360"/>
+      </w:pPr>
+    </w:lvl>
+    <w:lvl w:ilvl="5" w:tplc="4009001B" w:tentative="1">
+      <w:start w:val="1"/>
+      <w:numFmt w:val="lowerRoman"/>
+      <w:lvlText w:val="%6."/>
+      <w:lvlJc w:val="right"/>
+      <w:pPr>
+        <w:ind w:left="4320" w:hanging="180"/>
+      </w:pPr>
+    </w:lvl>
+    <w:lvl w:ilvl="6" w:tplc="4009000F" w:tentative="1">
+      <w:start w:val="1"/>
+      <w:numFmt w:val="decimal"/>
+      <w:lvlText w:val="%7."/>
+      <w:lvlJc w:val="left"/>
+      <w:pPr>
+        <w:ind w:left="5040" w:hanging="360"/>
+      </w:pPr>
+    </w:lvl>
+    <w:lvl w:ilvl="7" w:tplc="40090019" w:tentative="1">
+      <w:start w:val="1"/>
+      <w:numFmt w:val="lowerLetter"/>
+      <w:lvlText w:val="%8."/>
+      <w:lvlJc w:val="left"/>
+      <w:pPr>
+        <w:ind w:left="5760" w:hanging="360"/>
+      </w:pPr>
+    </w:lvl>
+    <w:lvl w:ilvl="8" w:tplc="4009001B" w:tentative="1">
+      <w:start w:val="1"/>
+      <w:numFmt w:val="lowerRoman"/>
+      <w:lvlText w:val="%9."/>
+      <w:lvlJc w:val="right"/>
+      <w:pPr>
+        <w:ind w:left="6480" w:hanging="180"/>
+      </w:pPr>
+    </w:lvl>
+  </w:abstractNum>
+  <w:abstractNum w:abstractNumId="4">
     <w:nsid w:val="1FFE0324"/>
     <w:multiLevelType w:val="hybridMultilevel"/>
     <w:tmpl w:val="562439F6"/>
@@ -4851,7 +7088,93 @@
       </w:rPr>
     </w:lvl>
   </w:abstractNum>
-  <w:abstractNum w:abstractNumId="4">
+  <w:abstractNum w:abstractNumId="5">
+    <w:nsid w:val="26EA2626"/>
+    <w:multiLevelType w:val="hybridMultilevel"/>
+    <w:tmpl w:val="6D525678"/>
+    <w:lvl w:ilvl="0" w:tplc="4009000F">
+      <w:start w:val="1"/>
+      <w:numFmt w:val="decimal"/>
+      <w:lvlText w:val="%1."/>
+      <w:lvlJc w:val="left"/>
+      <w:pPr>
+        <w:ind w:left="720" w:hanging="360"/>
+      </w:pPr>
+    </w:lvl>
+    <w:lvl w:ilvl="1" w:tplc="40090019">
+      <w:start w:val="1"/>
+      <w:numFmt w:val="lowerLetter"/>
+      <w:lvlText w:val="%2."/>
+      <w:lvlJc w:val="left"/>
+      <w:pPr>
+        <w:ind w:left="1440" w:hanging="360"/>
+      </w:pPr>
+    </w:lvl>
+    <w:lvl w:ilvl="2" w:tplc="4009001B" w:tentative="1">
+      <w:start w:val="1"/>
+      <w:numFmt w:val="lowerRoman"/>
+      <w:lvlText w:val="%3."/>
+      <w:lvlJc w:val="right"/>
+      <w:pPr>
+        <w:ind w:left="2160" w:hanging="180"/>
+      </w:pPr>
+    </w:lvl>
+    <w:lvl w:ilvl="3" w:tplc="4009000F" w:tentative="1">
+      <w:start w:val="1"/>
+      <w:numFmt w:val="decimal"/>
+      <w:lvlText w:val="%4."/>
+      <w:lvlJc w:val="left"/>
+      <w:pPr>
+        <w:ind w:left="2880" w:hanging="360"/>
+      </w:pPr>
+    </w:lvl>
+    <w:lvl w:ilvl="4" w:tplc="40090019" w:tentative="1">
+      <w:start w:val="1"/>
+      <w:numFmt w:val="lowerLetter"/>
+      <w:lvlText w:val="%5."/>
+      <w:lvlJc w:val="left"/>
+      <w:pPr>
+        <w:ind w:left="3600" w:hanging="360"/>
+      </w:pPr>
+    </w:lvl>
+    <w:lvl w:ilvl="5" w:tplc="4009001B" w:tentative="1">
+      <w:start w:val="1"/>
+      <w:numFmt w:val="lowerRoman"/>
+      <w:lvlText w:val="%6."/>
+      <w:lvlJc w:val="right"/>
+      <w:pPr>
+        <w:ind w:left="4320" w:hanging="180"/>
+      </w:pPr>
+    </w:lvl>
+    <w:lvl w:ilvl="6" w:tplc="4009000F" w:tentative="1">
+      <w:start w:val="1"/>
+      <w:numFmt w:val="decimal"/>
+      <w:lvlText w:val="%7."/>
+      <w:lvlJc w:val="left"/>
+      <w:pPr>
+        <w:ind w:left="5040" w:hanging="360"/>
+      </w:pPr>
+    </w:lvl>
+    <w:lvl w:ilvl="7" w:tplc="40090019" w:tentative="1">
+      <w:start w:val="1"/>
+      <w:numFmt w:val="lowerLetter"/>
+      <w:lvlText w:val="%8."/>
+      <w:lvlJc w:val="left"/>
+      <w:pPr>
+        <w:ind w:left="5760" w:hanging="360"/>
+      </w:pPr>
+    </w:lvl>
+    <w:lvl w:ilvl="8" w:tplc="4009001B" w:tentative="1">
+      <w:start w:val="1"/>
+      <w:numFmt w:val="lowerRoman"/>
+      <w:lvlText w:val="%9."/>
+      <w:lvlJc w:val="right"/>
+      <w:pPr>
+        <w:ind w:left="6480" w:hanging="180"/>
+      </w:pPr>
+    </w:lvl>
+  </w:abstractNum>
+  <w:abstractNum w:abstractNumId="6">
     <w:nsid w:val="2BD5541D"/>
     <w:multiLevelType w:val="hybridMultilevel"/>
     <w:tmpl w:val="45505B90"/>
@@ -4964,7 +7287,7 @@
       </w:rPr>
     </w:lvl>
   </w:abstractNum>
-  <w:abstractNum w:abstractNumId="5">
+  <w:abstractNum w:abstractNumId="7">
     <w:nsid w:val="2F5B6010"/>
     <w:multiLevelType w:val="hybridMultilevel"/>
     <w:tmpl w:val="303E3506"/>
@@ -5077,7 +7400,7 @@
       </w:rPr>
     </w:lvl>
   </w:abstractNum>
-  <w:abstractNum w:abstractNumId="6">
+  <w:abstractNum w:abstractNumId="8">
     <w:nsid w:val="344C7AD5"/>
     <w:multiLevelType w:val="hybridMultilevel"/>
     <w:tmpl w:val="3AB6C236"/>
@@ -5190,7 +7513,7 @@
       </w:rPr>
     </w:lvl>
   </w:abstractNum>
-  <w:abstractNum w:abstractNumId="7">
+  <w:abstractNum w:abstractNumId="9">
     <w:nsid w:val="398E3101"/>
     <w:multiLevelType w:val="hybridMultilevel"/>
     <w:tmpl w:val="5972D984"/>
@@ -5276,7 +7599,96 @@
       </w:pPr>
     </w:lvl>
   </w:abstractNum>
-  <w:abstractNum w:abstractNumId="8">
+  <w:abstractNum w:abstractNumId="10">
+    <w:nsid w:val="47F70A7E"/>
+    <w:multiLevelType w:val="hybridMultilevel"/>
+    <w:tmpl w:val="BCF8131E"/>
+    <w:lvl w:ilvl="0" w:tplc="4009000F">
+      <w:start w:val="1"/>
+      <w:numFmt w:val="decimal"/>
+      <w:lvlText w:val="%1."/>
+      <w:lvlJc w:val="left"/>
+      <w:pPr>
+        <w:ind w:left="720" w:hanging="360"/>
+      </w:pPr>
+      <w:rPr>
+        <w:rFonts w:hint="default"/>
+      </w:rPr>
+    </w:lvl>
+    <w:lvl w:ilvl="1" w:tplc="40090019">
+      <w:start w:val="1"/>
+      <w:numFmt w:val="lowerLetter"/>
+      <w:lvlText w:val="%2."/>
+      <w:lvlJc w:val="left"/>
+      <w:pPr>
+        <w:ind w:left="1440" w:hanging="360"/>
+      </w:pPr>
+    </w:lvl>
+    <w:lvl w:ilvl="2" w:tplc="4009001B" w:tentative="1">
+      <w:start w:val="1"/>
+      <w:numFmt w:val="lowerRoman"/>
+      <w:lvlText w:val="%3."/>
+      <w:lvlJc w:val="right"/>
+      <w:pPr>
+        <w:ind w:left="2160" w:hanging="180"/>
+      </w:pPr>
+    </w:lvl>
+    <w:lvl w:ilvl="3" w:tplc="4009000F" w:tentative="1">
+      <w:start w:val="1"/>
+      <w:numFmt w:val="decimal"/>
+      <w:lvlText w:val="%4."/>
+      <w:lvlJc w:val="left"/>
+      <w:pPr>
+        <w:ind w:left="2880" w:hanging="360"/>
+      </w:pPr>
+    </w:lvl>
+    <w:lvl w:ilvl="4" w:tplc="40090019" w:tentative="1">
+      <w:start w:val="1"/>
+      <w:numFmt w:val="lowerLetter"/>
+      <w:lvlText w:val="%5."/>
+      <w:lvlJc w:val="left"/>
+      <w:pPr>
+        <w:ind w:left="3600" w:hanging="360"/>
+      </w:pPr>
+    </w:lvl>
+    <w:lvl w:ilvl="5" w:tplc="4009001B" w:tentative="1">
+      <w:start w:val="1"/>
+      <w:numFmt w:val="lowerRoman"/>
+      <w:lvlText w:val="%6."/>
+      <w:lvlJc w:val="right"/>
+      <w:pPr>
+        <w:ind w:left="4320" w:hanging="180"/>
+      </w:pPr>
+    </w:lvl>
+    <w:lvl w:ilvl="6" w:tplc="4009000F" w:tentative="1">
+      <w:start w:val="1"/>
+      <w:numFmt w:val="decimal"/>
+      <w:lvlText w:val="%7."/>
+      <w:lvlJc w:val="left"/>
+      <w:pPr>
+        <w:ind w:left="5040" w:hanging="360"/>
+      </w:pPr>
+    </w:lvl>
+    <w:lvl w:ilvl="7" w:tplc="40090019" w:tentative="1">
+      <w:start w:val="1"/>
+      <w:numFmt w:val="lowerLetter"/>
+      <w:lvlText w:val="%8."/>
+      <w:lvlJc w:val="left"/>
+      <w:pPr>
+        <w:ind w:left="5760" w:hanging="360"/>
+      </w:pPr>
+    </w:lvl>
+    <w:lvl w:ilvl="8" w:tplc="4009001B" w:tentative="1">
+      <w:start w:val="1"/>
+      <w:numFmt w:val="lowerRoman"/>
+      <w:lvlText w:val="%9."/>
+      <w:lvlJc w:val="right"/>
+      <w:pPr>
+        <w:ind w:left="6480" w:hanging="180"/>
+      </w:pPr>
+    </w:lvl>
+  </w:abstractNum>
+  <w:abstractNum w:abstractNumId="11">
     <w:nsid w:val="56DC0393"/>
     <w:multiLevelType w:val="hybridMultilevel"/>
     <w:tmpl w:val="BFA6E070"/>
@@ -5389,7 +7801,298 @@
       </w:rPr>
     </w:lvl>
   </w:abstractNum>
-  <w:abstractNum w:abstractNumId="9">
+  <w:abstractNum w:abstractNumId="12">
+    <w:nsid w:val="64B248FF"/>
+    <w:multiLevelType w:val="hybridMultilevel"/>
+    <w:tmpl w:val="47BA2214"/>
+    <w:lvl w:ilvl="0" w:tplc="40090001">
+      <w:start w:val="1"/>
+      <w:numFmt w:val="bullet"/>
+      <w:lvlText w:val=""/>
+      <w:lvlJc w:val="left"/>
+      <w:pPr>
+        <w:ind w:left="720" w:hanging="360"/>
+      </w:pPr>
+      <w:rPr>
+        <w:rFonts w:ascii="Symbol" w:hAnsi="Symbol" w:hint="default"/>
+      </w:rPr>
+    </w:lvl>
+    <w:lvl w:ilvl="1" w:tplc="40090003" w:tentative="1">
+      <w:start w:val="1"/>
+      <w:numFmt w:val="bullet"/>
+      <w:lvlText w:val="o"/>
+      <w:lvlJc w:val="left"/>
+      <w:pPr>
+        <w:ind w:left="1440" w:hanging="360"/>
+      </w:pPr>
+      <w:rPr>
+        <w:rFonts w:ascii="Courier New" w:hAnsi="Courier New" w:cs="Courier New" w:hint="default"/>
+      </w:rPr>
+    </w:lvl>
+    <w:lvl w:ilvl="2" w:tplc="40090005" w:tentative="1">
+      <w:start w:val="1"/>
+      <w:numFmt w:val="bullet"/>
+      <w:lvlText w:val=""/>
+      <w:lvlJc w:val="left"/>
+      <w:pPr>
+        <w:ind w:left="2160" w:hanging="360"/>
+      </w:pPr>
+      <w:rPr>
+        <w:rFonts w:ascii="Wingdings" w:hAnsi="Wingdings" w:hint="default"/>
+      </w:rPr>
+    </w:lvl>
+    <w:lvl w:ilvl="3" w:tplc="40090001" w:tentative="1">
+      <w:start w:val="1"/>
+      <w:numFmt w:val="bullet"/>
+      <w:lvlText w:val=""/>
+      <w:lvlJc w:val="left"/>
+      <w:pPr>
+        <w:ind w:left="2880" w:hanging="360"/>
+      </w:pPr>
+      <w:rPr>
+        <w:rFonts w:ascii="Symbol" w:hAnsi="Symbol" w:hint="default"/>
+      </w:rPr>
+    </w:lvl>
+    <w:lvl w:ilvl="4" w:tplc="40090003" w:tentative="1">
+      <w:start w:val="1"/>
+      <w:numFmt w:val="bullet"/>
+      <w:lvlText w:val="o"/>
+      <w:lvlJc w:val="left"/>
+      <w:pPr>
+        <w:ind w:left="3600" w:hanging="360"/>
+      </w:pPr>
+      <w:rPr>
+        <w:rFonts w:ascii="Courier New" w:hAnsi="Courier New" w:cs="Courier New" w:hint="default"/>
+      </w:rPr>
+    </w:lvl>
+    <w:lvl w:ilvl="5" w:tplc="40090005" w:tentative="1">
+      <w:start w:val="1"/>
+      <w:numFmt w:val="bullet"/>
+      <w:lvlText w:val=""/>
+      <w:lvlJc w:val="left"/>
+      <w:pPr>
+        <w:ind w:left="4320" w:hanging="360"/>
+      </w:pPr>
+      <w:rPr>
+        <w:rFonts w:ascii="Wingdings" w:hAnsi="Wingdings" w:hint="default"/>
+      </w:rPr>
+    </w:lvl>
+    <w:lvl w:ilvl="6" w:tplc="40090001" w:tentative="1">
+      <w:start w:val="1"/>
+      <w:numFmt w:val="bullet"/>
+      <w:lvlText w:val=""/>
+      <w:lvlJc w:val="left"/>
+      <w:pPr>
+        <w:ind w:left="5040" w:hanging="360"/>
+      </w:pPr>
+      <w:rPr>
+        <w:rFonts w:ascii="Symbol" w:hAnsi="Symbol" w:hint="default"/>
+      </w:rPr>
+    </w:lvl>
+    <w:lvl w:ilvl="7" w:tplc="40090003" w:tentative="1">
+      <w:start w:val="1"/>
+      <w:numFmt w:val="bullet"/>
+      <w:lvlText w:val="o"/>
+      <w:lvlJc w:val="left"/>
+      <w:pPr>
+        <w:ind w:left="5760" w:hanging="360"/>
+      </w:pPr>
+      <w:rPr>
+        <w:rFonts w:ascii="Courier New" w:hAnsi="Courier New" w:cs="Courier New" w:hint="default"/>
+      </w:rPr>
+    </w:lvl>
+    <w:lvl w:ilvl="8" w:tplc="40090005" w:tentative="1">
+      <w:start w:val="1"/>
+      <w:numFmt w:val="bullet"/>
+      <w:lvlText w:val=""/>
+      <w:lvlJc w:val="left"/>
+      <w:pPr>
+        <w:ind w:left="6480" w:hanging="360"/>
+      </w:pPr>
+      <w:rPr>
+        <w:rFonts w:ascii="Wingdings" w:hAnsi="Wingdings" w:hint="default"/>
+      </w:rPr>
+    </w:lvl>
+  </w:abstractNum>
+  <w:abstractNum w:abstractNumId="13">
+    <w:nsid w:val="65A70915"/>
+    <w:multiLevelType w:val="hybridMultilevel"/>
+    <w:tmpl w:val="F4BEB16C"/>
+    <w:lvl w:ilvl="0" w:tplc="4009000F">
+      <w:start w:val="1"/>
+      <w:numFmt w:val="decimal"/>
+      <w:lvlText w:val="%1."/>
+      <w:lvlJc w:val="left"/>
+      <w:pPr>
+        <w:ind w:left="720" w:hanging="360"/>
+      </w:pPr>
+      <w:rPr>
+        <w:rFonts w:hint="default"/>
+      </w:rPr>
+    </w:lvl>
+    <w:lvl w:ilvl="1" w:tplc="40090019" w:tentative="1">
+      <w:start w:val="1"/>
+      <w:numFmt w:val="lowerLetter"/>
+      <w:lvlText w:val="%2."/>
+      <w:lvlJc w:val="left"/>
+      <w:pPr>
+        <w:ind w:left="1440" w:hanging="360"/>
+      </w:pPr>
+    </w:lvl>
+    <w:lvl w:ilvl="2" w:tplc="4009001B" w:tentative="1">
+      <w:start w:val="1"/>
+      <w:numFmt w:val="lowerRoman"/>
+      <w:lvlText w:val="%3."/>
+      <w:lvlJc w:val="right"/>
+      <w:pPr>
+        <w:ind w:left="2160" w:hanging="180"/>
+      </w:pPr>
+    </w:lvl>
+    <w:lvl w:ilvl="3" w:tplc="4009000F" w:tentative="1">
+      <w:start w:val="1"/>
+      <w:numFmt w:val="decimal"/>
+      <w:lvlText w:val="%4."/>
+      <w:lvlJc w:val="left"/>
+      <w:pPr>
+        <w:ind w:left="2880" w:hanging="360"/>
+      </w:pPr>
+    </w:lvl>
+    <w:lvl w:ilvl="4" w:tplc="40090019" w:tentative="1">
+      <w:start w:val="1"/>
+      <w:numFmt w:val="lowerLetter"/>
+      <w:lvlText w:val="%5."/>
+      <w:lvlJc w:val="left"/>
+      <w:pPr>
+        <w:ind w:left="3600" w:hanging="360"/>
+      </w:pPr>
+    </w:lvl>
+    <w:lvl w:ilvl="5" w:tplc="4009001B" w:tentative="1">
+      <w:start w:val="1"/>
+      <w:numFmt w:val="lowerRoman"/>
+      <w:lvlText w:val="%6."/>
+      <w:lvlJc w:val="right"/>
+      <w:pPr>
+        <w:ind w:left="4320" w:hanging="180"/>
+      </w:pPr>
+    </w:lvl>
+    <w:lvl w:ilvl="6" w:tplc="4009000F" w:tentative="1">
+      <w:start w:val="1"/>
+      <w:numFmt w:val="decimal"/>
+      <w:lvlText w:val="%7."/>
+      <w:lvlJc w:val="left"/>
+      <w:pPr>
+        <w:ind w:left="5040" w:hanging="360"/>
+      </w:pPr>
+    </w:lvl>
+    <w:lvl w:ilvl="7" w:tplc="40090019" w:tentative="1">
+      <w:start w:val="1"/>
+      <w:numFmt w:val="lowerLetter"/>
+      <w:lvlText w:val="%8."/>
+      <w:lvlJc w:val="left"/>
+      <w:pPr>
+        <w:ind w:left="5760" w:hanging="360"/>
+      </w:pPr>
+    </w:lvl>
+    <w:lvl w:ilvl="8" w:tplc="4009001B" w:tentative="1">
+      <w:start w:val="1"/>
+      <w:numFmt w:val="lowerRoman"/>
+      <w:lvlText w:val="%9."/>
+      <w:lvlJc w:val="right"/>
+      <w:pPr>
+        <w:ind w:left="6480" w:hanging="180"/>
+      </w:pPr>
+    </w:lvl>
+  </w:abstractNum>
+  <w:abstractNum w:abstractNumId="14">
+    <w:nsid w:val="667572E6"/>
+    <w:multiLevelType w:val="hybridMultilevel"/>
+    <w:tmpl w:val="375E6AAA"/>
+    <w:lvl w:ilvl="0" w:tplc="4009000F">
+      <w:start w:val="1"/>
+      <w:numFmt w:val="decimal"/>
+      <w:lvlText w:val="%1."/>
+      <w:lvlJc w:val="left"/>
+      <w:pPr>
+        <w:ind w:left="720" w:hanging="360"/>
+      </w:pPr>
+      <w:rPr>
+        <w:rFonts w:hint="default"/>
+      </w:rPr>
+    </w:lvl>
+    <w:lvl w:ilvl="1" w:tplc="40090019" w:tentative="1">
+      <w:start w:val="1"/>
+      <w:numFmt w:val="lowerLetter"/>
+      <w:lvlText w:val="%2."/>
+      <w:lvlJc w:val="left"/>
+      <w:pPr>
+        <w:ind w:left="1440" w:hanging="360"/>
+      </w:pPr>
+    </w:lvl>
+    <w:lvl w:ilvl="2" w:tplc="4009001B" w:tentative="1">
+      <w:start w:val="1"/>
+      <w:numFmt w:val="lowerRoman"/>
+      <w:lvlText w:val="%3."/>
+      <w:lvlJc w:val="right"/>
+      <w:pPr>
+        <w:ind w:left="2160" w:hanging="180"/>
+      </w:pPr>
+    </w:lvl>
+    <w:lvl w:ilvl="3" w:tplc="4009000F" w:tentative="1">
+      <w:start w:val="1"/>
+      <w:numFmt w:val="decimal"/>
+      <w:lvlText w:val="%4."/>
+      <w:lvlJc w:val="left"/>
+      <w:pPr>
+        <w:ind w:left="2880" w:hanging="360"/>
+      </w:pPr>
+    </w:lvl>
+    <w:lvl w:ilvl="4" w:tplc="40090019" w:tentative="1">
+      <w:start w:val="1"/>
+      <w:numFmt w:val="lowerLetter"/>
+      <w:lvlText w:val="%5."/>
+      <w:lvlJc w:val="left"/>
+      <w:pPr>
+        <w:ind w:left="3600" w:hanging="360"/>
+      </w:pPr>
+    </w:lvl>
+    <w:lvl w:ilvl="5" w:tplc="4009001B" w:tentative="1">
+      <w:start w:val="1"/>
+      <w:numFmt w:val="lowerRoman"/>
+      <w:lvlText w:val="%6."/>
+      <w:lvlJc w:val="right"/>
+      <w:pPr>
+        <w:ind w:left="4320" w:hanging="180"/>
+      </w:pPr>
+    </w:lvl>
+    <w:lvl w:ilvl="6" w:tplc="4009000F" w:tentative="1">
+      <w:start w:val="1"/>
+      <w:numFmt w:val="decimal"/>
+      <w:lvlText w:val="%7."/>
+      <w:lvlJc w:val="left"/>
+      <w:pPr>
+        <w:ind w:left="5040" w:hanging="360"/>
+      </w:pPr>
+    </w:lvl>
+    <w:lvl w:ilvl="7" w:tplc="40090019" w:tentative="1">
+      <w:start w:val="1"/>
+      <w:numFmt w:val="lowerLetter"/>
+      <w:lvlText w:val="%8."/>
+      <w:lvlJc w:val="left"/>
+      <w:pPr>
+        <w:ind w:left="5760" w:hanging="360"/>
+      </w:pPr>
+    </w:lvl>
+    <w:lvl w:ilvl="8" w:tplc="4009001B" w:tentative="1">
+      <w:start w:val="1"/>
+      <w:numFmt w:val="lowerRoman"/>
+      <w:lvlText w:val="%9."/>
+      <w:lvlJc w:val="right"/>
+      <w:pPr>
+        <w:ind w:left="6480" w:hanging="180"/>
+      </w:pPr>
+    </w:lvl>
+  </w:abstractNum>
+  <w:abstractNum w:abstractNumId="15">
     <w:nsid w:val="6FB6583E"/>
     <w:multiLevelType w:val="hybridMultilevel"/>
     <w:tmpl w:val="F83A92A4"/>
@@ -5502,7 +8205,7 @@
       </w:rPr>
     </w:lvl>
   </w:abstractNum>
-  <w:abstractNum w:abstractNumId="10">
+  <w:abstractNum w:abstractNumId="16">
     <w:nsid w:val="7D1867D1"/>
     <w:multiLevelType w:val="hybridMultilevel"/>
     <w:tmpl w:val="378A0E78"/>
@@ -5616,19 +8319,19 @@
     </w:lvl>
   </w:abstractNum>
   <w:num w:numId="1">
-    <w:abstractNumId w:val="6"/>
+    <w:abstractNumId w:val="8"/>
   </w:num>
   <w:num w:numId="2">
-    <w:abstractNumId w:val="10"/>
+    <w:abstractNumId w:val="16"/>
   </w:num>
   <w:num w:numId="3">
     <w:abstractNumId w:val="0"/>
   </w:num>
   <w:num w:numId="4">
-    <w:abstractNumId w:val="7"/>
+    <w:abstractNumId w:val="9"/>
   </w:num>
   <w:num w:numId="5">
-    <w:abstractNumId w:val="5"/>
+    <w:abstractNumId w:val="7"/>
   </w:num>
   <w:num w:numId="6">
     <w:abstractNumId w:val="2"/>
@@ -5637,16 +8340,34 @@
     <w:abstractNumId w:val="1"/>
   </w:num>
   <w:num w:numId="8">
+    <w:abstractNumId w:val="6"/>
+  </w:num>
+  <w:num w:numId="9">
+    <w:abstractNumId w:val="15"/>
+  </w:num>
+  <w:num w:numId="10">
     <w:abstractNumId w:val="4"/>
   </w:num>
-  <w:num w:numId="9">
-    <w:abstractNumId w:val="9"/>
+  <w:num w:numId="11">
+    <w:abstractNumId w:val="11"/>
   </w:num>
-  <w:num w:numId="10">
+  <w:num w:numId="12">
+    <w:abstractNumId w:val="12"/>
+  </w:num>
+  <w:num w:numId="13">
+    <w:abstractNumId w:val="5"/>
+  </w:num>
+  <w:num w:numId="14">
+    <w:abstractNumId w:val="10"/>
+  </w:num>
+  <w:num w:numId="15">
     <w:abstractNumId w:val="3"/>
   </w:num>
-  <w:num w:numId="11">
-    <w:abstractNumId w:val="8"/>
+  <w:num w:numId="16">
+    <w:abstractNumId w:val="14"/>
+  </w:num>
+  <w:num w:numId="17">
+    <w:abstractNumId w:val="13"/>
   </w:num>
 </w:numbering>
 </file>
@@ -6084,7 +8805,2774 @@
       <w:contextualSpacing/>
     </w:pPr>
   </w:style>
+  <w:style w:type="character" w:styleId="Hyperlink">
+    <w:name w:val="Hyperlink"/>
+    <w:basedOn w:val="DefaultParagraphFont"/>
+    <w:uiPriority w:val="99"/>
+    <w:semiHidden/>
+    <w:unhideWhenUsed/>
+    <w:rsid w:val="00756FC3"/>
+    <w:rPr>
+      <w:color w:val="0000FF"/>
+      <w:u w:val="single"/>
+    </w:rPr>
+  </w:style>
 </w:styles>
+</file>
+
+<file path=word/diagrams/colors1.xml><?xml version="1.0" encoding="utf-8"?>
+<dgm:colorsDef xmlns:dgm="http://schemas.openxmlformats.org/drawingml/2006/diagram" xmlns:a="http://schemas.openxmlformats.org/drawingml/2006/main" uniqueId="urn:microsoft.com/office/officeart/2005/8/colors/colorful4">
+  <dgm:title val=""/>
+  <dgm:desc val=""/>
+  <dgm:catLst>
+    <dgm:cat type="colorful" pri="10400"/>
+  </dgm:catLst>
+  <dgm:styleLbl name="node0">
+    <dgm:fillClrLst meth="repeat">
+      <a:schemeClr val="accent3"/>
+    </dgm:fillClrLst>
+    <dgm:linClrLst meth="repeat">
+      <a:schemeClr val="lt1"/>
+    </dgm:linClrLst>
+    <dgm:effectClrLst/>
+    <dgm:txLinClrLst/>
+    <dgm:txFillClrLst/>
+    <dgm:txEffectClrLst/>
+  </dgm:styleLbl>
+  <dgm:styleLbl name="node1">
+    <dgm:fillClrLst>
+      <a:schemeClr val="accent4"/>
+      <a:schemeClr val="accent5"/>
+    </dgm:fillClrLst>
+    <dgm:linClrLst meth="repeat">
+      <a:schemeClr val="lt1"/>
+    </dgm:linClrLst>
+    <dgm:effectClrLst/>
+    <dgm:txLinClrLst/>
+    <dgm:txFillClrLst/>
+    <dgm:txEffectClrLst/>
+  </dgm:styleLbl>
+  <dgm:styleLbl name="alignNode1">
+    <dgm:fillClrLst>
+      <a:schemeClr val="accent4"/>
+      <a:schemeClr val="accent5"/>
+    </dgm:fillClrLst>
+    <dgm:linClrLst>
+      <a:schemeClr val="accent4"/>
+      <a:schemeClr val="accent5"/>
+    </dgm:linClrLst>
+    <dgm:effectClrLst/>
+    <dgm:txLinClrLst/>
+    <dgm:txFillClrLst/>
+    <dgm:txEffectClrLst/>
+  </dgm:styleLbl>
+  <dgm:styleLbl name="lnNode1">
+    <dgm:fillClrLst>
+      <a:schemeClr val="accent4"/>
+      <a:schemeClr val="accent5"/>
+    </dgm:fillClrLst>
+    <dgm:linClrLst meth="repeat">
+      <a:schemeClr val="lt1"/>
+    </dgm:linClrLst>
+    <dgm:effectClrLst/>
+    <dgm:txLinClrLst/>
+    <dgm:txFillClrLst/>
+    <dgm:txEffectClrLst/>
+  </dgm:styleLbl>
+  <dgm:styleLbl name="vennNode1">
+    <dgm:fillClrLst>
+      <a:schemeClr val="accent4">
+        <a:alpha val="50000"/>
+      </a:schemeClr>
+      <a:schemeClr val="accent5">
+        <a:alpha val="50000"/>
+      </a:schemeClr>
+    </dgm:fillClrLst>
+    <dgm:linClrLst meth="repeat">
+      <a:schemeClr val="lt1"/>
+    </dgm:linClrLst>
+    <dgm:effectClrLst/>
+    <dgm:txLinClrLst/>
+    <dgm:txFillClrLst/>
+    <dgm:txEffectClrLst/>
+  </dgm:styleLbl>
+  <dgm:styleLbl name="node2">
+    <dgm:fillClrLst>
+      <a:schemeClr val="accent5"/>
+    </dgm:fillClrLst>
+    <dgm:linClrLst meth="repeat">
+      <a:schemeClr val="lt1"/>
+    </dgm:linClrLst>
+    <dgm:effectClrLst/>
+    <dgm:txLinClrLst/>
+    <dgm:txFillClrLst/>
+    <dgm:txEffectClrLst/>
+  </dgm:styleLbl>
+  <dgm:styleLbl name="node3">
+    <dgm:fillClrLst>
+      <a:schemeClr val="accent6"/>
+    </dgm:fillClrLst>
+    <dgm:linClrLst meth="repeat">
+      <a:schemeClr val="lt1"/>
+    </dgm:linClrLst>
+    <dgm:effectClrLst/>
+    <dgm:txLinClrLst/>
+    <dgm:txFillClrLst/>
+    <dgm:txEffectClrLst/>
+  </dgm:styleLbl>
+  <dgm:styleLbl name="node4">
+    <dgm:fillClrLst>
+      <a:schemeClr val="accent1"/>
+    </dgm:fillClrLst>
+    <dgm:linClrLst meth="repeat">
+      <a:schemeClr val="lt1"/>
+    </dgm:linClrLst>
+    <dgm:effectClrLst/>
+    <dgm:txLinClrLst/>
+    <dgm:txFillClrLst/>
+    <dgm:txEffectClrLst/>
+  </dgm:styleLbl>
+  <dgm:styleLbl name="fgImgPlace1">
+    <dgm:fillClrLst>
+      <a:schemeClr val="accent4">
+        <a:tint val="50000"/>
+      </a:schemeClr>
+      <a:schemeClr val="accent5">
+        <a:tint val="50000"/>
+      </a:schemeClr>
+    </dgm:fillClrLst>
+    <dgm:linClrLst meth="repeat">
+      <a:schemeClr val="lt1"/>
+    </dgm:linClrLst>
+    <dgm:effectClrLst/>
+    <dgm:txLinClrLst/>
+    <dgm:txFillClrLst meth="repeat">
+      <a:schemeClr val="lt1"/>
+    </dgm:txFillClrLst>
+    <dgm:txEffectClrLst/>
+  </dgm:styleLbl>
+  <dgm:styleLbl name="alignImgPlace1">
+    <dgm:fillClrLst>
+      <a:schemeClr val="accent4">
+        <a:tint val="50000"/>
+      </a:schemeClr>
+      <a:schemeClr val="accent5">
+        <a:tint val="20000"/>
+      </a:schemeClr>
+    </dgm:fillClrLst>
+    <dgm:linClrLst meth="repeat">
+      <a:schemeClr val="lt1"/>
+    </dgm:linClrLst>
+    <dgm:effectClrLst/>
+    <dgm:txLinClrLst/>
+    <dgm:txFillClrLst meth="repeat">
+      <a:schemeClr val="lt1"/>
+    </dgm:txFillClrLst>
+    <dgm:txEffectClrLst/>
+  </dgm:styleLbl>
+  <dgm:styleLbl name="bgImgPlace1">
+    <dgm:fillClrLst>
+      <a:schemeClr val="accent4">
+        <a:tint val="50000"/>
+      </a:schemeClr>
+      <a:schemeClr val="accent5">
+        <a:tint val="20000"/>
+      </a:schemeClr>
+    </dgm:fillClrLst>
+    <dgm:linClrLst meth="repeat">
+      <a:schemeClr val="lt1"/>
+    </dgm:linClrLst>
+    <dgm:effectClrLst/>
+    <dgm:txLinClrLst/>
+    <dgm:txFillClrLst meth="repeat">
+      <a:schemeClr val="lt1"/>
+    </dgm:txFillClrLst>
+    <dgm:txEffectClrLst/>
+  </dgm:styleLbl>
+  <dgm:styleLbl name="sibTrans2D1">
+    <dgm:fillClrLst>
+      <a:schemeClr val="accent4"/>
+      <a:schemeClr val="accent5"/>
+    </dgm:fillClrLst>
+    <dgm:linClrLst meth="repeat">
+      <a:schemeClr val="lt1"/>
+    </dgm:linClrLst>
+    <dgm:effectClrLst/>
+    <dgm:txLinClrLst/>
+    <dgm:txFillClrLst/>
+    <dgm:txEffectClrLst/>
+  </dgm:styleLbl>
+  <dgm:styleLbl name="fgSibTrans2D1">
+    <dgm:fillClrLst>
+      <a:schemeClr val="accent4"/>
+      <a:schemeClr val="accent5"/>
+    </dgm:fillClrLst>
+    <dgm:linClrLst meth="repeat">
+      <a:schemeClr val="lt1"/>
+    </dgm:linClrLst>
+    <dgm:effectClrLst/>
+    <dgm:txLinClrLst/>
+    <dgm:txFillClrLst meth="repeat">
+      <a:schemeClr val="lt1"/>
+    </dgm:txFillClrLst>
+    <dgm:txEffectClrLst/>
+  </dgm:styleLbl>
+  <dgm:styleLbl name="bgSibTrans2D1">
+    <dgm:fillClrLst>
+      <a:schemeClr val="accent4"/>
+      <a:schemeClr val="accent5"/>
+    </dgm:fillClrLst>
+    <dgm:linClrLst meth="repeat">
+      <a:schemeClr val="lt1"/>
+    </dgm:linClrLst>
+    <dgm:effectClrLst/>
+    <dgm:txLinClrLst/>
+    <dgm:txFillClrLst meth="repeat">
+      <a:schemeClr val="lt1"/>
+    </dgm:txFillClrLst>
+    <dgm:txEffectClrLst/>
+  </dgm:styleLbl>
+  <dgm:styleLbl name="sibTrans1D1">
+    <dgm:fillClrLst/>
+    <dgm:linClrLst>
+      <a:schemeClr val="accent4"/>
+      <a:schemeClr val="accent5"/>
+    </dgm:linClrLst>
+    <dgm:effectClrLst/>
+    <dgm:txLinClrLst/>
+    <dgm:txFillClrLst meth="repeat">
+      <a:schemeClr val="tx1"/>
+    </dgm:txFillClrLst>
+    <dgm:txEffectClrLst/>
+  </dgm:styleLbl>
+  <dgm:styleLbl name="callout">
+    <dgm:fillClrLst meth="repeat">
+      <a:schemeClr val="accent4"/>
+    </dgm:fillClrLst>
+    <dgm:linClrLst meth="repeat">
+      <a:schemeClr val="accent4">
+        <a:tint val="50000"/>
+      </a:schemeClr>
+    </dgm:linClrLst>
+    <dgm:effectClrLst/>
+    <dgm:txLinClrLst/>
+    <dgm:txFillClrLst meth="repeat">
+      <a:schemeClr val="tx1"/>
+    </dgm:txFillClrLst>
+    <dgm:txEffectClrLst/>
+  </dgm:styleLbl>
+  <dgm:styleLbl name="asst0">
+    <dgm:fillClrLst meth="repeat">
+      <a:schemeClr val="accent4"/>
+    </dgm:fillClrLst>
+    <dgm:linClrLst meth="repeat">
+      <a:schemeClr val="lt1">
+        <a:shade val="80000"/>
+      </a:schemeClr>
+    </dgm:linClrLst>
+    <dgm:effectClrLst/>
+    <dgm:txLinClrLst/>
+    <dgm:txFillClrLst/>
+    <dgm:txEffectClrLst/>
+  </dgm:styleLbl>
+  <dgm:styleLbl name="asst1">
+    <dgm:fillClrLst meth="repeat">
+      <a:schemeClr val="accent5"/>
+    </dgm:fillClrLst>
+    <dgm:linClrLst meth="repeat">
+      <a:schemeClr val="lt1">
+        <a:shade val="80000"/>
+      </a:schemeClr>
+    </dgm:linClrLst>
+    <dgm:effectClrLst/>
+    <dgm:txLinClrLst/>
+    <dgm:txFillClrLst/>
+    <dgm:txEffectClrLst/>
+  </dgm:styleLbl>
+  <dgm:styleLbl name="asst2">
+    <dgm:fillClrLst>
+      <a:schemeClr val="accent6"/>
+    </dgm:fillClrLst>
+    <dgm:linClrLst meth="repeat">
+      <a:schemeClr val="lt1"/>
+    </dgm:linClrLst>
+    <dgm:effectClrLst/>
+    <dgm:txLinClrLst/>
+    <dgm:txFillClrLst/>
+    <dgm:txEffectClrLst/>
+  </dgm:styleLbl>
+  <dgm:styleLbl name="asst3">
+    <dgm:fillClrLst>
+      <a:schemeClr val="accent1"/>
+    </dgm:fillClrLst>
+    <dgm:linClrLst meth="repeat">
+      <a:schemeClr val="lt1"/>
+    </dgm:linClrLst>
+    <dgm:effectClrLst/>
+    <dgm:txLinClrLst/>
+    <dgm:txFillClrLst/>
+    <dgm:txEffectClrLst/>
+  </dgm:styleLbl>
+  <dgm:styleLbl name="asst4">
+    <dgm:fillClrLst>
+      <a:schemeClr val="accent2"/>
+    </dgm:fillClrLst>
+    <dgm:linClrLst meth="repeat">
+      <a:schemeClr val="lt1"/>
+    </dgm:linClrLst>
+    <dgm:effectClrLst/>
+    <dgm:txLinClrLst/>
+    <dgm:txFillClrLst/>
+    <dgm:txEffectClrLst/>
+  </dgm:styleLbl>
+  <dgm:styleLbl name="parChTrans2D1">
+    <dgm:fillClrLst meth="repeat">
+      <a:schemeClr val="accent4"/>
+    </dgm:fillClrLst>
+    <dgm:linClrLst meth="repeat">
+      <a:schemeClr val="lt1"/>
+    </dgm:linClrLst>
+    <dgm:effectClrLst/>
+    <dgm:txLinClrLst/>
+    <dgm:txFillClrLst meth="repeat">
+      <a:schemeClr val="lt1"/>
+    </dgm:txFillClrLst>
+    <dgm:txEffectClrLst/>
+  </dgm:styleLbl>
+  <dgm:styleLbl name="parChTrans2D2">
+    <dgm:fillClrLst meth="repeat">
+      <a:schemeClr val="accent5"/>
+    </dgm:fillClrLst>
+    <dgm:linClrLst meth="repeat">
+      <a:schemeClr val="lt1"/>
+    </dgm:linClrLst>
+    <dgm:effectClrLst/>
+    <dgm:txLinClrLst/>
+    <dgm:txFillClrLst/>
+    <dgm:txEffectClrLst/>
+  </dgm:styleLbl>
+  <dgm:styleLbl name="parChTrans2D3">
+    <dgm:fillClrLst meth="repeat">
+      <a:schemeClr val="accent5"/>
+    </dgm:fillClrLst>
+    <dgm:linClrLst meth="repeat">
+      <a:schemeClr val="lt1"/>
+    </dgm:linClrLst>
+    <dgm:effectClrLst/>
+    <dgm:txLinClrLst/>
+    <dgm:txFillClrLst/>
+    <dgm:txEffectClrLst/>
+  </dgm:styleLbl>
+  <dgm:styleLbl name="parChTrans2D4">
+    <dgm:fillClrLst meth="repeat">
+      <a:schemeClr val="accent6"/>
+    </dgm:fillClrLst>
+    <dgm:linClrLst meth="repeat">
+      <a:schemeClr val="lt1"/>
+    </dgm:linClrLst>
+    <dgm:effectClrLst/>
+    <dgm:txLinClrLst/>
+    <dgm:txFillClrLst meth="repeat">
+      <a:schemeClr val="lt1"/>
+    </dgm:txFillClrLst>
+    <dgm:txEffectClrLst/>
+  </dgm:styleLbl>
+  <dgm:styleLbl name="parChTrans1D1">
+    <dgm:fillClrLst meth="repeat">
+      <a:schemeClr val="accent4"/>
+    </dgm:fillClrLst>
+    <dgm:linClrLst meth="repeat">
+      <a:schemeClr val="accent4"/>
+    </dgm:linClrLst>
+    <dgm:effectClrLst/>
+    <dgm:txLinClrLst/>
+    <dgm:txFillClrLst meth="repeat">
+      <a:schemeClr val="tx1"/>
+    </dgm:txFillClrLst>
+    <dgm:txEffectClrLst/>
+  </dgm:styleLbl>
+  <dgm:styleLbl name="parChTrans1D2">
+    <dgm:fillClrLst meth="repeat">
+      <a:schemeClr val="accent4">
+        <a:tint val="90000"/>
+      </a:schemeClr>
+    </dgm:fillClrLst>
+    <dgm:linClrLst meth="repeat">
+      <a:schemeClr val="accent5"/>
+    </dgm:linClrLst>
+    <dgm:effectClrLst/>
+    <dgm:txLinClrLst/>
+    <dgm:txFillClrLst meth="repeat">
+      <a:schemeClr val="tx1"/>
+    </dgm:txFillClrLst>
+    <dgm:txEffectClrLst/>
+  </dgm:styleLbl>
+  <dgm:styleLbl name="parChTrans1D3">
+    <dgm:fillClrLst meth="repeat">
+      <a:schemeClr val="accent4">
+        <a:tint val="70000"/>
+      </a:schemeClr>
+    </dgm:fillClrLst>
+    <dgm:linClrLst meth="repeat">
+      <a:schemeClr val="accent6"/>
+    </dgm:linClrLst>
+    <dgm:effectClrLst/>
+    <dgm:txLinClrLst/>
+    <dgm:txFillClrLst meth="repeat">
+      <a:schemeClr val="tx1"/>
+    </dgm:txFillClrLst>
+    <dgm:txEffectClrLst/>
+  </dgm:styleLbl>
+  <dgm:styleLbl name="parChTrans1D4">
+    <dgm:fillClrLst meth="repeat">
+      <a:schemeClr val="accent4">
+        <a:tint val="50000"/>
+      </a:schemeClr>
+    </dgm:fillClrLst>
+    <dgm:linClrLst meth="repeat">
+      <a:schemeClr val="accent1"/>
+    </dgm:linClrLst>
+    <dgm:effectClrLst/>
+    <dgm:txLinClrLst/>
+    <dgm:txFillClrLst meth="repeat">
+      <a:schemeClr val="tx1"/>
+    </dgm:txFillClrLst>
+    <dgm:txEffectClrLst/>
+  </dgm:styleLbl>
+  <dgm:styleLbl name="fgAcc1">
+    <dgm:fillClrLst meth="repeat">
+      <a:schemeClr val="lt1">
+        <a:alpha val="90000"/>
+      </a:schemeClr>
+    </dgm:fillClrLst>
+    <dgm:linClrLst>
+      <a:schemeClr val="accent4"/>
+      <a:schemeClr val="accent5"/>
+    </dgm:linClrLst>
+    <dgm:effectClrLst/>
+    <dgm:txLinClrLst/>
+    <dgm:txFillClrLst meth="repeat">
+      <a:schemeClr val="dk1"/>
+    </dgm:txFillClrLst>
+    <dgm:txEffectClrLst/>
+  </dgm:styleLbl>
+  <dgm:styleLbl name="conFgAcc1">
+    <dgm:fillClrLst meth="repeat">
+      <a:schemeClr val="lt1">
+        <a:alpha val="90000"/>
+      </a:schemeClr>
+    </dgm:fillClrLst>
+    <dgm:linClrLst>
+      <a:schemeClr val="accent4"/>
+      <a:schemeClr val="accent5"/>
+    </dgm:linClrLst>
+    <dgm:effectClrLst/>
+    <dgm:txLinClrLst/>
+    <dgm:txFillClrLst meth="repeat">
+      <a:schemeClr val="dk1"/>
+    </dgm:txFillClrLst>
+    <dgm:txEffectClrLst/>
+  </dgm:styleLbl>
+  <dgm:styleLbl name="alignAcc1">
+    <dgm:fillClrLst meth="repeat">
+      <a:schemeClr val="lt1">
+        <a:alpha val="90000"/>
+      </a:schemeClr>
+    </dgm:fillClrLst>
+    <dgm:linClrLst>
+      <a:schemeClr val="accent4"/>
+      <a:schemeClr val="accent5"/>
+    </dgm:linClrLst>
+    <dgm:effectClrLst/>
+    <dgm:txLinClrLst/>
+    <dgm:txFillClrLst meth="repeat">
+      <a:schemeClr val="dk1"/>
+    </dgm:txFillClrLst>
+    <dgm:txEffectClrLst/>
+  </dgm:styleLbl>
+  <dgm:styleLbl name="trAlignAcc1">
+    <dgm:fillClrLst meth="repeat">
+      <a:schemeClr val="lt1">
+        <a:alpha val="40000"/>
+      </a:schemeClr>
+    </dgm:fillClrLst>
+    <dgm:linClrLst meth="repeat">
+      <a:schemeClr val="accent4"/>
+    </dgm:linClrLst>
+    <dgm:effectClrLst/>
+    <dgm:txLinClrLst/>
+    <dgm:txFillClrLst meth="repeat">
+      <a:schemeClr val="dk1"/>
+    </dgm:txFillClrLst>
+    <dgm:txEffectClrLst/>
+  </dgm:styleLbl>
+  <dgm:styleLbl name="bgAcc1">
+    <dgm:fillClrLst meth="repeat">
+      <a:schemeClr val="lt1">
+        <a:alpha val="90000"/>
+      </a:schemeClr>
+    </dgm:fillClrLst>
+    <dgm:linClrLst>
+      <a:schemeClr val="accent4"/>
+      <a:schemeClr val="accent5"/>
+    </dgm:linClrLst>
+    <dgm:effectClrLst/>
+    <dgm:txLinClrLst/>
+    <dgm:txFillClrLst meth="repeat">
+      <a:schemeClr val="dk1"/>
+    </dgm:txFillClrLst>
+    <dgm:txEffectClrLst/>
+  </dgm:styleLbl>
+  <dgm:styleLbl name="solidFgAcc1">
+    <dgm:fillClrLst meth="repeat">
+      <a:schemeClr val="lt1"/>
+    </dgm:fillClrLst>
+    <dgm:linClrLst>
+      <a:schemeClr val="accent4"/>
+      <a:schemeClr val="accent5"/>
+    </dgm:linClrLst>
+    <dgm:effectClrLst/>
+    <dgm:txLinClrLst/>
+    <dgm:txFillClrLst meth="repeat">
+      <a:schemeClr val="dk1"/>
+    </dgm:txFillClrLst>
+    <dgm:txEffectClrLst/>
+  </dgm:styleLbl>
+  <dgm:styleLbl name="solidAlignAcc1">
+    <dgm:fillClrLst meth="repeat">
+      <a:schemeClr val="lt1"/>
+    </dgm:fillClrLst>
+    <dgm:linClrLst>
+      <a:schemeClr val="accent4"/>
+      <a:schemeClr val="accent5"/>
+    </dgm:linClrLst>
+    <dgm:effectClrLst/>
+    <dgm:txLinClrLst/>
+    <dgm:txFillClrLst meth="repeat">
+      <a:schemeClr val="dk1"/>
+    </dgm:txFillClrLst>
+    <dgm:txEffectClrLst/>
+  </dgm:styleLbl>
+  <dgm:styleLbl name="solidBgAcc1">
+    <dgm:fillClrLst meth="repeat">
+      <a:schemeClr val="lt1"/>
+    </dgm:fillClrLst>
+    <dgm:linClrLst>
+      <a:schemeClr val="accent4"/>
+      <a:schemeClr val="accent5"/>
+    </dgm:linClrLst>
+    <dgm:effectClrLst/>
+    <dgm:txLinClrLst/>
+    <dgm:txFillClrLst meth="repeat">
+      <a:schemeClr val="dk1"/>
+    </dgm:txFillClrLst>
+    <dgm:txEffectClrLst/>
+  </dgm:styleLbl>
+  <dgm:styleLbl name="fgAccFollowNode1">
+    <dgm:fillClrLst>
+      <a:schemeClr val="accent4">
+        <a:tint val="40000"/>
+        <a:alpha val="90000"/>
+      </a:schemeClr>
+      <a:schemeClr val="accent5">
+        <a:tint val="40000"/>
+        <a:alpha val="90000"/>
+      </a:schemeClr>
+    </dgm:fillClrLst>
+    <dgm:linClrLst>
+      <a:schemeClr val="accent4">
+        <a:tint val="40000"/>
+        <a:alpha val="90000"/>
+      </a:schemeClr>
+      <a:schemeClr val="accent5">
+        <a:tint val="40000"/>
+        <a:alpha val="90000"/>
+      </a:schemeClr>
+    </dgm:linClrLst>
+    <dgm:effectClrLst/>
+    <dgm:txLinClrLst/>
+    <dgm:txFillClrLst meth="repeat">
+      <a:schemeClr val="dk1"/>
+    </dgm:txFillClrLst>
+    <dgm:txEffectClrLst/>
+  </dgm:styleLbl>
+  <dgm:styleLbl name="alignAccFollowNode1">
+    <dgm:fillClrLst>
+      <a:schemeClr val="accent4">
+        <a:tint val="40000"/>
+        <a:alpha val="90000"/>
+      </a:schemeClr>
+      <a:schemeClr val="accent5">
+        <a:tint val="40000"/>
+        <a:alpha val="90000"/>
+      </a:schemeClr>
+    </dgm:fillClrLst>
+    <dgm:linClrLst>
+      <a:schemeClr val="accent4">
+        <a:tint val="40000"/>
+        <a:alpha val="90000"/>
+      </a:schemeClr>
+      <a:schemeClr val="accent5">
+        <a:tint val="40000"/>
+        <a:alpha val="90000"/>
+      </a:schemeClr>
+    </dgm:linClrLst>
+    <dgm:effectClrLst/>
+    <dgm:txLinClrLst/>
+    <dgm:txFillClrLst meth="repeat">
+      <a:schemeClr val="dk1"/>
+    </dgm:txFillClrLst>
+    <dgm:txEffectClrLst/>
+  </dgm:styleLbl>
+  <dgm:styleLbl name="bgAccFollowNode1">
+    <dgm:fillClrLst>
+      <a:schemeClr val="accent4">
+        <a:tint val="40000"/>
+        <a:alpha val="90000"/>
+      </a:schemeClr>
+      <a:schemeClr val="accent5">
+        <a:tint val="40000"/>
+        <a:alpha val="90000"/>
+      </a:schemeClr>
+    </dgm:fillClrLst>
+    <dgm:linClrLst>
+      <a:schemeClr val="accent4">
+        <a:tint val="40000"/>
+        <a:alpha val="90000"/>
+      </a:schemeClr>
+      <a:schemeClr val="accent5">
+        <a:tint val="40000"/>
+        <a:alpha val="90000"/>
+      </a:schemeClr>
+    </dgm:linClrLst>
+    <dgm:effectClrLst/>
+    <dgm:txLinClrLst/>
+    <dgm:txFillClrLst meth="repeat">
+      <a:schemeClr val="dk1"/>
+    </dgm:txFillClrLst>
+    <dgm:txEffectClrLst/>
+  </dgm:styleLbl>
+  <dgm:styleLbl name="fgAcc0">
+    <dgm:fillClrLst meth="repeat">
+      <a:schemeClr val="lt1">
+        <a:alpha val="90000"/>
+      </a:schemeClr>
+    </dgm:fillClrLst>
+    <dgm:linClrLst>
+      <a:schemeClr val="accent3"/>
+    </dgm:linClrLst>
+    <dgm:effectClrLst/>
+    <dgm:txLinClrLst/>
+    <dgm:txFillClrLst meth="repeat">
+      <a:schemeClr val="dk1"/>
+    </dgm:txFillClrLst>
+    <dgm:txEffectClrLst/>
+  </dgm:styleLbl>
+  <dgm:styleLbl name="fgAcc2">
+    <dgm:fillClrLst meth="repeat">
+      <a:schemeClr val="lt1">
+        <a:alpha val="90000"/>
+      </a:schemeClr>
+    </dgm:fillClrLst>
+    <dgm:linClrLst>
+      <a:schemeClr val="accent5"/>
+    </dgm:linClrLst>
+    <dgm:effectClrLst/>
+    <dgm:txLinClrLst/>
+    <dgm:txFillClrLst meth="repeat">
+      <a:schemeClr val="dk1"/>
+    </dgm:txFillClrLst>
+    <dgm:txEffectClrLst/>
+  </dgm:styleLbl>
+  <dgm:styleLbl name="fgAcc3">
+    <dgm:fillClrLst meth="repeat">
+      <a:schemeClr val="lt1">
+        <a:alpha val="90000"/>
+      </a:schemeClr>
+    </dgm:fillClrLst>
+    <dgm:linClrLst>
+      <a:schemeClr val="accent6"/>
+    </dgm:linClrLst>
+    <dgm:effectClrLst/>
+    <dgm:txLinClrLst/>
+    <dgm:txFillClrLst meth="repeat">
+      <a:schemeClr val="dk1"/>
+    </dgm:txFillClrLst>
+    <dgm:txEffectClrLst/>
+  </dgm:styleLbl>
+  <dgm:styleLbl name="fgAcc4">
+    <dgm:fillClrLst meth="repeat">
+      <a:schemeClr val="lt1">
+        <a:alpha val="90000"/>
+      </a:schemeClr>
+    </dgm:fillClrLst>
+    <dgm:linClrLst>
+      <a:schemeClr val="accent1"/>
+    </dgm:linClrLst>
+    <dgm:effectClrLst/>
+    <dgm:txLinClrLst/>
+    <dgm:txFillClrLst meth="repeat">
+      <a:schemeClr val="dk1"/>
+    </dgm:txFillClrLst>
+    <dgm:txEffectClrLst/>
+  </dgm:styleLbl>
+  <dgm:styleLbl name="bgShp">
+    <dgm:fillClrLst meth="repeat">
+      <a:schemeClr val="accent4">
+        <a:tint val="40000"/>
+      </a:schemeClr>
+    </dgm:fillClrLst>
+    <dgm:linClrLst meth="repeat">
+      <a:schemeClr val="dk1"/>
+    </dgm:linClrLst>
+    <dgm:effectClrLst/>
+    <dgm:txLinClrLst/>
+    <dgm:txFillClrLst meth="repeat">
+      <a:schemeClr val="dk1"/>
+    </dgm:txFillClrLst>
+    <dgm:txEffectClrLst/>
+  </dgm:styleLbl>
+  <dgm:styleLbl name="dkBgShp">
+    <dgm:fillClrLst meth="repeat">
+      <a:schemeClr val="accent4">
+        <a:shade val="90000"/>
+      </a:schemeClr>
+    </dgm:fillClrLst>
+    <dgm:linClrLst meth="repeat">
+      <a:schemeClr val="dk1"/>
+    </dgm:linClrLst>
+    <dgm:effectClrLst/>
+    <dgm:txLinClrLst/>
+    <dgm:txFillClrLst meth="repeat">
+      <a:schemeClr val="lt1"/>
+    </dgm:txFillClrLst>
+    <dgm:txEffectClrLst/>
+  </dgm:styleLbl>
+  <dgm:styleLbl name="trBgShp">
+    <dgm:fillClrLst meth="repeat">
+      <a:schemeClr val="accent4">
+        <a:tint val="50000"/>
+        <a:alpha val="40000"/>
+      </a:schemeClr>
+    </dgm:fillClrLst>
+    <dgm:linClrLst meth="repeat">
+      <a:schemeClr val="accent4"/>
+    </dgm:linClrLst>
+    <dgm:effectClrLst/>
+    <dgm:txLinClrLst/>
+    <dgm:txFillClrLst meth="repeat">
+      <a:schemeClr val="lt1"/>
+    </dgm:txFillClrLst>
+    <dgm:txEffectClrLst/>
+  </dgm:styleLbl>
+  <dgm:styleLbl name="fgShp">
+    <dgm:fillClrLst meth="repeat">
+      <a:schemeClr val="accent4">
+        <a:tint val="40000"/>
+      </a:schemeClr>
+    </dgm:fillClrLst>
+    <dgm:linClrLst meth="repeat">
+      <a:schemeClr val="lt1"/>
+    </dgm:linClrLst>
+    <dgm:effectClrLst/>
+    <dgm:txLinClrLst/>
+    <dgm:txFillClrLst meth="repeat">
+      <a:schemeClr val="dk1"/>
+    </dgm:txFillClrLst>
+    <dgm:txEffectClrLst/>
+  </dgm:styleLbl>
+  <dgm:styleLbl name="revTx">
+    <dgm:fillClrLst meth="repeat">
+      <a:schemeClr val="lt1">
+        <a:alpha val="0"/>
+      </a:schemeClr>
+    </dgm:fillClrLst>
+    <dgm:linClrLst meth="repeat">
+      <a:schemeClr val="dk1">
+        <a:alpha val="0"/>
+      </a:schemeClr>
+    </dgm:linClrLst>
+    <dgm:effectClrLst/>
+    <dgm:txLinClrLst/>
+    <dgm:txFillClrLst meth="repeat">
+      <a:schemeClr val="tx1"/>
+    </dgm:txFillClrLst>
+    <dgm:txEffectClrLst/>
+  </dgm:styleLbl>
+</dgm:colorsDef>
+</file>
+
+<file path=word/diagrams/data1.xml><?xml version="1.0" encoding="utf-8"?>
+<dgm:dataModel xmlns:dgm="http://schemas.openxmlformats.org/drawingml/2006/diagram" xmlns:a="http://schemas.openxmlformats.org/drawingml/2006/main">
+  <dgm:ptLst>
+    <dgm:pt modelId="{252D6598-1225-44AB-8AAB-B516106B59E1}" type="doc">
+      <dgm:prSet loTypeId="urn:microsoft.com/office/officeart/2005/8/layout/process1" loCatId="process" qsTypeId="urn:microsoft.com/office/officeart/2005/8/quickstyle/simple1" qsCatId="simple" csTypeId="urn:microsoft.com/office/officeart/2005/8/colors/colorful4" csCatId="colorful" phldr="1"/>
+      <dgm:spPr/>
+    </dgm:pt>
+    <dgm:pt modelId="{30AFFC78-5808-45ED-AAC6-491EC3980094}">
+      <dgm:prSet phldrT="[Text]"/>
+      <dgm:spPr/>
+      <dgm:t>
+        <a:bodyPr/>
+        <a:lstStyle/>
+        <a:p>
+          <a:r>
+            <a:rPr lang="en-IN"/>
+            <a:t>Workspace (Folder)</a:t>
+          </a:r>
+        </a:p>
+      </dgm:t>
+    </dgm:pt>
+    <dgm:pt modelId="{15AA4179-7B4E-411C-A1D6-081E6042F5DA}" type="parTrans" cxnId="{2659B5CA-FCEC-47A0-A347-15E4CED75EE1}">
+      <dgm:prSet/>
+      <dgm:spPr/>
+      <dgm:t>
+        <a:bodyPr/>
+        <a:lstStyle/>
+        <a:p>
+          <a:endParaRPr lang="en-IN"/>
+        </a:p>
+      </dgm:t>
+    </dgm:pt>
+    <dgm:pt modelId="{6C124C00-0E2C-42A5-B356-FCFE12C422EE}" type="sibTrans" cxnId="{2659B5CA-FCEC-47A0-A347-15E4CED75EE1}">
+      <dgm:prSet/>
+      <dgm:spPr/>
+      <dgm:t>
+        <a:bodyPr/>
+        <a:lstStyle/>
+        <a:p>
+          <a:endParaRPr lang="en-IN"/>
+        </a:p>
+      </dgm:t>
+    </dgm:pt>
+    <dgm:pt modelId="{49728974-DA1C-46AA-A2B0-D3394453E5CC}">
+      <dgm:prSet phldrT="[Text]"/>
+      <dgm:spPr/>
+      <dgm:t>
+        <a:bodyPr/>
+        <a:lstStyle/>
+        <a:p>
+          <a:r>
+            <a:rPr lang="en-IN"/>
+            <a:t>Project</a:t>
+          </a:r>
+        </a:p>
+      </dgm:t>
+    </dgm:pt>
+    <dgm:pt modelId="{2F909F4C-E59D-48F8-B67A-5D6A03CEBAEE}" type="parTrans" cxnId="{4E00299D-3BDF-41B7-A234-E37BB604D85F}">
+      <dgm:prSet/>
+      <dgm:spPr/>
+      <dgm:t>
+        <a:bodyPr/>
+        <a:lstStyle/>
+        <a:p>
+          <a:endParaRPr lang="en-IN"/>
+        </a:p>
+      </dgm:t>
+    </dgm:pt>
+    <dgm:pt modelId="{E9687206-84AC-4F83-A6A2-9EFDC3ABD0FB}" type="sibTrans" cxnId="{4E00299D-3BDF-41B7-A234-E37BB604D85F}">
+      <dgm:prSet/>
+      <dgm:spPr/>
+      <dgm:t>
+        <a:bodyPr/>
+        <a:lstStyle/>
+        <a:p>
+          <a:endParaRPr lang="en-IN"/>
+        </a:p>
+      </dgm:t>
+    </dgm:pt>
+    <dgm:pt modelId="{363330DA-09EC-450B-A72E-6DA34D1AB715}">
+      <dgm:prSet phldrT="[Text]"/>
+      <dgm:spPr/>
+      <dgm:t>
+        <a:bodyPr/>
+        <a:lstStyle/>
+        <a:p>
+          <a:r>
+            <a:rPr lang="en-IN"/>
+            <a:t>Package</a:t>
+          </a:r>
+        </a:p>
+      </dgm:t>
+    </dgm:pt>
+    <dgm:pt modelId="{560647A9-7192-429E-B7E3-DFDF675B6572}" type="parTrans" cxnId="{D0AB89FD-DD46-4E02-92EC-A604D66D139C}">
+      <dgm:prSet/>
+      <dgm:spPr/>
+      <dgm:t>
+        <a:bodyPr/>
+        <a:lstStyle/>
+        <a:p>
+          <a:endParaRPr lang="en-IN"/>
+        </a:p>
+      </dgm:t>
+    </dgm:pt>
+    <dgm:pt modelId="{66AF4BFC-0875-4B90-9E82-F0F301500281}" type="sibTrans" cxnId="{D0AB89FD-DD46-4E02-92EC-A604D66D139C}">
+      <dgm:prSet/>
+      <dgm:spPr/>
+      <dgm:t>
+        <a:bodyPr/>
+        <a:lstStyle/>
+        <a:p>
+          <a:endParaRPr lang="en-IN"/>
+        </a:p>
+      </dgm:t>
+    </dgm:pt>
+    <dgm:pt modelId="{D8AAE93C-983F-46D6-ABF6-FC8E801A362E}">
+      <dgm:prSet phldrT="[Text]"/>
+      <dgm:spPr/>
+      <dgm:t>
+        <a:bodyPr/>
+        <a:lstStyle/>
+        <a:p>
+          <a:r>
+            <a:rPr lang="en-IN"/>
+            <a:t>Class</a:t>
+          </a:r>
+        </a:p>
+      </dgm:t>
+    </dgm:pt>
+    <dgm:pt modelId="{E327365F-F469-481B-89E5-1C83ABC9E692}" type="parTrans" cxnId="{8BADACC1-11B7-4449-8CEF-27159F593338}">
+      <dgm:prSet/>
+      <dgm:spPr/>
+      <dgm:t>
+        <a:bodyPr/>
+        <a:lstStyle/>
+        <a:p>
+          <a:endParaRPr lang="en-IN"/>
+        </a:p>
+      </dgm:t>
+    </dgm:pt>
+    <dgm:pt modelId="{B97F4576-B840-4726-92AE-9C44A7C27E74}" type="sibTrans" cxnId="{8BADACC1-11B7-4449-8CEF-27159F593338}">
+      <dgm:prSet/>
+      <dgm:spPr/>
+      <dgm:t>
+        <a:bodyPr/>
+        <a:lstStyle/>
+        <a:p>
+          <a:endParaRPr lang="en-IN"/>
+        </a:p>
+      </dgm:t>
+    </dgm:pt>
+    <dgm:pt modelId="{2446BD26-396F-420D-B091-265286D97786}" type="pres">
+      <dgm:prSet presAssocID="{252D6598-1225-44AB-8AAB-B516106B59E1}" presName="Name0" presStyleCnt="0">
+        <dgm:presLayoutVars>
+          <dgm:dir/>
+          <dgm:resizeHandles val="exact"/>
+        </dgm:presLayoutVars>
+      </dgm:prSet>
+      <dgm:spPr/>
+    </dgm:pt>
+    <dgm:pt modelId="{F266C578-88AA-4EC2-8142-53A5B6139B0D}" type="pres">
+      <dgm:prSet presAssocID="{30AFFC78-5808-45ED-AAC6-491EC3980094}" presName="node" presStyleLbl="node1" presStyleIdx="0" presStyleCnt="4">
+        <dgm:presLayoutVars>
+          <dgm:bulletEnabled val="1"/>
+        </dgm:presLayoutVars>
+      </dgm:prSet>
+      <dgm:spPr/>
+      <dgm:t>
+        <a:bodyPr/>
+        <a:lstStyle/>
+        <a:p>
+          <a:endParaRPr lang="en-IN"/>
+        </a:p>
+      </dgm:t>
+    </dgm:pt>
+    <dgm:pt modelId="{A5E00DF4-BEC8-4A62-B851-2A7F83FC9D35}" type="pres">
+      <dgm:prSet presAssocID="{6C124C00-0E2C-42A5-B356-FCFE12C422EE}" presName="sibTrans" presStyleLbl="sibTrans2D1" presStyleIdx="0" presStyleCnt="3"/>
+      <dgm:spPr/>
+    </dgm:pt>
+    <dgm:pt modelId="{AEA95148-3CF9-4188-ACFA-34C472C532BE}" type="pres">
+      <dgm:prSet presAssocID="{6C124C00-0E2C-42A5-B356-FCFE12C422EE}" presName="connectorText" presStyleLbl="sibTrans2D1" presStyleIdx="0" presStyleCnt="3"/>
+      <dgm:spPr/>
+    </dgm:pt>
+    <dgm:pt modelId="{CF1E89C8-AA78-4B1C-8D7C-AA8E38C034CE}" type="pres">
+      <dgm:prSet presAssocID="{49728974-DA1C-46AA-A2B0-D3394453E5CC}" presName="node" presStyleLbl="node1" presStyleIdx="1" presStyleCnt="4">
+        <dgm:presLayoutVars>
+          <dgm:bulletEnabled val="1"/>
+        </dgm:presLayoutVars>
+      </dgm:prSet>
+      <dgm:spPr/>
+    </dgm:pt>
+    <dgm:pt modelId="{72E9BEC7-D7FE-4BD7-BACA-0668A095A9EF}" type="pres">
+      <dgm:prSet presAssocID="{E9687206-84AC-4F83-A6A2-9EFDC3ABD0FB}" presName="sibTrans" presStyleLbl="sibTrans2D1" presStyleIdx="1" presStyleCnt="3"/>
+      <dgm:spPr/>
+    </dgm:pt>
+    <dgm:pt modelId="{6E444586-2D87-4F9A-9400-F626352FE57E}" type="pres">
+      <dgm:prSet presAssocID="{E9687206-84AC-4F83-A6A2-9EFDC3ABD0FB}" presName="connectorText" presStyleLbl="sibTrans2D1" presStyleIdx="1" presStyleCnt="3"/>
+      <dgm:spPr/>
+    </dgm:pt>
+    <dgm:pt modelId="{37E28D18-C070-47FF-8301-A041A91EDEF2}" type="pres">
+      <dgm:prSet presAssocID="{363330DA-09EC-450B-A72E-6DA34D1AB715}" presName="node" presStyleLbl="node1" presStyleIdx="2" presStyleCnt="4">
+        <dgm:presLayoutVars>
+          <dgm:bulletEnabled val="1"/>
+        </dgm:presLayoutVars>
+      </dgm:prSet>
+      <dgm:spPr/>
+    </dgm:pt>
+    <dgm:pt modelId="{09BDDF38-02A3-46F0-94CF-D671EECCB993}" type="pres">
+      <dgm:prSet presAssocID="{66AF4BFC-0875-4B90-9E82-F0F301500281}" presName="sibTrans" presStyleLbl="sibTrans2D1" presStyleIdx="2" presStyleCnt="3"/>
+      <dgm:spPr/>
+    </dgm:pt>
+    <dgm:pt modelId="{A0BD6892-BF4E-4D26-B32D-4AC8D13032DE}" type="pres">
+      <dgm:prSet presAssocID="{66AF4BFC-0875-4B90-9E82-F0F301500281}" presName="connectorText" presStyleLbl="sibTrans2D1" presStyleIdx="2" presStyleCnt="3"/>
+      <dgm:spPr/>
+    </dgm:pt>
+    <dgm:pt modelId="{449D7EB5-0D9D-4DAC-B391-FB2402C39ABC}" type="pres">
+      <dgm:prSet presAssocID="{D8AAE93C-983F-46D6-ABF6-FC8E801A362E}" presName="node" presStyleLbl="node1" presStyleIdx="3" presStyleCnt="4">
+        <dgm:presLayoutVars>
+          <dgm:bulletEnabled val="1"/>
+        </dgm:presLayoutVars>
+      </dgm:prSet>
+      <dgm:spPr/>
+    </dgm:pt>
+  </dgm:ptLst>
+  <dgm:cxnLst>
+    <dgm:cxn modelId="{1EDB1C98-F619-4263-A0AE-B5A2D6AEDDBA}" type="presOf" srcId="{363330DA-09EC-450B-A72E-6DA34D1AB715}" destId="{37E28D18-C070-47FF-8301-A041A91EDEF2}" srcOrd="0" destOrd="0" presId="urn:microsoft.com/office/officeart/2005/8/layout/process1"/>
+    <dgm:cxn modelId="{B23F1916-A211-4869-B581-91D897CE7963}" type="presOf" srcId="{66AF4BFC-0875-4B90-9E82-F0F301500281}" destId="{09BDDF38-02A3-46F0-94CF-D671EECCB993}" srcOrd="0" destOrd="0" presId="urn:microsoft.com/office/officeart/2005/8/layout/process1"/>
+    <dgm:cxn modelId="{4E00299D-3BDF-41B7-A234-E37BB604D85F}" srcId="{252D6598-1225-44AB-8AAB-B516106B59E1}" destId="{49728974-DA1C-46AA-A2B0-D3394453E5CC}" srcOrd="1" destOrd="0" parTransId="{2F909F4C-E59D-48F8-B67A-5D6A03CEBAEE}" sibTransId="{E9687206-84AC-4F83-A6A2-9EFDC3ABD0FB}"/>
+    <dgm:cxn modelId="{A5ACFD9F-ADBA-473E-8B58-84A40318D50B}" type="presOf" srcId="{E9687206-84AC-4F83-A6A2-9EFDC3ABD0FB}" destId="{72E9BEC7-D7FE-4BD7-BACA-0668A095A9EF}" srcOrd="0" destOrd="0" presId="urn:microsoft.com/office/officeart/2005/8/layout/process1"/>
+    <dgm:cxn modelId="{E53A7C36-0135-488E-B6E4-4B7A180E8D06}" type="presOf" srcId="{66AF4BFC-0875-4B90-9E82-F0F301500281}" destId="{A0BD6892-BF4E-4D26-B32D-4AC8D13032DE}" srcOrd="1" destOrd="0" presId="urn:microsoft.com/office/officeart/2005/8/layout/process1"/>
+    <dgm:cxn modelId="{4AD49D4B-941D-40CA-A50A-6ECC1E2A07E1}" type="presOf" srcId="{D8AAE93C-983F-46D6-ABF6-FC8E801A362E}" destId="{449D7EB5-0D9D-4DAC-B391-FB2402C39ABC}" srcOrd="0" destOrd="0" presId="urn:microsoft.com/office/officeart/2005/8/layout/process1"/>
+    <dgm:cxn modelId="{2659B5CA-FCEC-47A0-A347-15E4CED75EE1}" srcId="{252D6598-1225-44AB-8AAB-B516106B59E1}" destId="{30AFFC78-5808-45ED-AAC6-491EC3980094}" srcOrd="0" destOrd="0" parTransId="{15AA4179-7B4E-411C-A1D6-081E6042F5DA}" sibTransId="{6C124C00-0E2C-42A5-B356-FCFE12C422EE}"/>
+    <dgm:cxn modelId="{B680A688-1D34-45A8-BD6E-DAD0433A608F}" type="presOf" srcId="{6C124C00-0E2C-42A5-B356-FCFE12C422EE}" destId="{A5E00DF4-BEC8-4A62-B851-2A7F83FC9D35}" srcOrd="0" destOrd="0" presId="urn:microsoft.com/office/officeart/2005/8/layout/process1"/>
+    <dgm:cxn modelId="{E0AD7294-48ED-454F-AE23-5C565B7989DE}" type="presOf" srcId="{49728974-DA1C-46AA-A2B0-D3394453E5CC}" destId="{CF1E89C8-AA78-4B1C-8D7C-AA8E38C034CE}" srcOrd="0" destOrd="0" presId="urn:microsoft.com/office/officeart/2005/8/layout/process1"/>
+    <dgm:cxn modelId="{AC16DF00-F169-4029-A944-32EDA5328CC7}" type="presOf" srcId="{E9687206-84AC-4F83-A6A2-9EFDC3ABD0FB}" destId="{6E444586-2D87-4F9A-9400-F626352FE57E}" srcOrd="1" destOrd="0" presId="urn:microsoft.com/office/officeart/2005/8/layout/process1"/>
+    <dgm:cxn modelId="{8BADACC1-11B7-4449-8CEF-27159F593338}" srcId="{252D6598-1225-44AB-8AAB-B516106B59E1}" destId="{D8AAE93C-983F-46D6-ABF6-FC8E801A362E}" srcOrd="3" destOrd="0" parTransId="{E327365F-F469-481B-89E5-1C83ABC9E692}" sibTransId="{B97F4576-B840-4726-92AE-9C44A7C27E74}"/>
+    <dgm:cxn modelId="{D0AB89FD-DD46-4E02-92EC-A604D66D139C}" srcId="{252D6598-1225-44AB-8AAB-B516106B59E1}" destId="{363330DA-09EC-450B-A72E-6DA34D1AB715}" srcOrd="2" destOrd="0" parTransId="{560647A9-7192-429E-B7E3-DFDF675B6572}" sibTransId="{66AF4BFC-0875-4B90-9E82-F0F301500281}"/>
+    <dgm:cxn modelId="{6B03F624-69C6-4622-AF30-08C89CB77756}" type="presOf" srcId="{6C124C00-0E2C-42A5-B356-FCFE12C422EE}" destId="{AEA95148-3CF9-4188-ACFA-34C472C532BE}" srcOrd="1" destOrd="0" presId="urn:microsoft.com/office/officeart/2005/8/layout/process1"/>
+    <dgm:cxn modelId="{2490B9A1-AB1D-488A-B0EE-DA1098F6FDE9}" type="presOf" srcId="{252D6598-1225-44AB-8AAB-B516106B59E1}" destId="{2446BD26-396F-420D-B091-265286D97786}" srcOrd="0" destOrd="0" presId="urn:microsoft.com/office/officeart/2005/8/layout/process1"/>
+    <dgm:cxn modelId="{3D27E590-9074-4A7F-931C-B712FB001E37}" type="presOf" srcId="{30AFFC78-5808-45ED-AAC6-491EC3980094}" destId="{F266C578-88AA-4EC2-8142-53A5B6139B0D}" srcOrd="0" destOrd="0" presId="urn:microsoft.com/office/officeart/2005/8/layout/process1"/>
+    <dgm:cxn modelId="{486432B6-2D84-44C9-9365-10F4627FAD93}" type="presParOf" srcId="{2446BD26-396F-420D-B091-265286D97786}" destId="{F266C578-88AA-4EC2-8142-53A5B6139B0D}" srcOrd="0" destOrd="0" presId="urn:microsoft.com/office/officeart/2005/8/layout/process1"/>
+    <dgm:cxn modelId="{7046A2EB-005F-4E41-996D-E1BA542E4A82}" type="presParOf" srcId="{2446BD26-396F-420D-B091-265286D97786}" destId="{A5E00DF4-BEC8-4A62-B851-2A7F83FC9D35}" srcOrd="1" destOrd="0" presId="urn:microsoft.com/office/officeart/2005/8/layout/process1"/>
+    <dgm:cxn modelId="{6B3BC9A6-B8D5-46A0-A4FA-3C9F52D79341}" type="presParOf" srcId="{A5E00DF4-BEC8-4A62-B851-2A7F83FC9D35}" destId="{AEA95148-3CF9-4188-ACFA-34C472C532BE}" srcOrd="0" destOrd="0" presId="urn:microsoft.com/office/officeart/2005/8/layout/process1"/>
+    <dgm:cxn modelId="{F4BB541E-287A-4FCB-AE9B-403088AE8F90}" type="presParOf" srcId="{2446BD26-396F-420D-B091-265286D97786}" destId="{CF1E89C8-AA78-4B1C-8D7C-AA8E38C034CE}" srcOrd="2" destOrd="0" presId="urn:microsoft.com/office/officeart/2005/8/layout/process1"/>
+    <dgm:cxn modelId="{31A8F4E0-04F1-4BE3-8798-310AE167C3B8}" type="presParOf" srcId="{2446BD26-396F-420D-B091-265286D97786}" destId="{72E9BEC7-D7FE-4BD7-BACA-0668A095A9EF}" srcOrd="3" destOrd="0" presId="urn:microsoft.com/office/officeart/2005/8/layout/process1"/>
+    <dgm:cxn modelId="{1B3B2482-9CF0-45CA-A7CA-25E58B944CCF}" type="presParOf" srcId="{72E9BEC7-D7FE-4BD7-BACA-0668A095A9EF}" destId="{6E444586-2D87-4F9A-9400-F626352FE57E}" srcOrd="0" destOrd="0" presId="urn:microsoft.com/office/officeart/2005/8/layout/process1"/>
+    <dgm:cxn modelId="{2638EA1E-82C1-4791-BC0C-1F836776F6FE}" type="presParOf" srcId="{2446BD26-396F-420D-B091-265286D97786}" destId="{37E28D18-C070-47FF-8301-A041A91EDEF2}" srcOrd="4" destOrd="0" presId="urn:microsoft.com/office/officeart/2005/8/layout/process1"/>
+    <dgm:cxn modelId="{3E75B5D7-0582-41F6-B08B-84A184213B44}" type="presParOf" srcId="{2446BD26-396F-420D-B091-265286D97786}" destId="{09BDDF38-02A3-46F0-94CF-D671EECCB993}" srcOrd="5" destOrd="0" presId="urn:microsoft.com/office/officeart/2005/8/layout/process1"/>
+    <dgm:cxn modelId="{033D8366-5238-47A8-B3BE-2378099EF437}" type="presParOf" srcId="{09BDDF38-02A3-46F0-94CF-D671EECCB993}" destId="{A0BD6892-BF4E-4D26-B32D-4AC8D13032DE}" srcOrd="0" destOrd="0" presId="urn:microsoft.com/office/officeart/2005/8/layout/process1"/>
+    <dgm:cxn modelId="{587EC4FD-5F7B-4863-81DE-953EFA66F291}" type="presParOf" srcId="{2446BD26-396F-420D-B091-265286D97786}" destId="{449D7EB5-0D9D-4DAC-B391-FB2402C39ABC}" srcOrd="6" destOrd="0" presId="urn:microsoft.com/office/officeart/2005/8/layout/process1"/>
+  </dgm:cxnLst>
+  <dgm:bg/>
+  <dgm:whole/>
+  <dgm:extLst>
+    <a:ext uri="http://schemas.microsoft.com/office/drawing/2008/diagram">
+      <dsp:dataModelExt xmlns:dsp="http://schemas.microsoft.com/office/drawing/2008/diagram" relId="rId10" minVer="http://schemas.openxmlformats.org/drawingml/2006/diagram"/>
+    </a:ext>
+  </dgm:extLst>
+</dgm:dataModel>
+</file>
+
+<file path=word/diagrams/drawing1.xml><?xml version="1.0" encoding="utf-8"?>
+<dsp:drawing xmlns:dgm="http://schemas.openxmlformats.org/drawingml/2006/diagram" xmlns:dsp="http://schemas.microsoft.com/office/drawing/2008/diagram" xmlns:a="http://schemas.openxmlformats.org/drawingml/2006/main">
+  <dsp:spTree>
+    <dsp:nvGrpSpPr>
+      <dsp:cNvPr id="0" name=""/>
+      <dsp:cNvGrpSpPr/>
+    </dsp:nvGrpSpPr>
+    <dsp:grpSpPr/>
+    <dsp:sp modelId="{F266C578-88AA-4EC2-8142-53A5B6139B0D}">
+      <dsp:nvSpPr>
+        <dsp:cNvPr id="0" name=""/>
+        <dsp:cNvSpPr/>
+      </dsp:nvSpPr>
+      <dsp:spPr>
+        <a:xfrm>
+          <a:off x="2411" y="31417"/>
+          <a:ext cx="1054149" cy="632489"/>
+        </a:xfrm>
+        <a:prstGeom prst="roundRect">
+          <a:avLst>
+            <a:gd name="adj" fmla="val 10000"/>
+          </a:avLst>
+        </a:prstGeom>
+        <a:solidFill>
+          <a:schemeClr val="accent4">
+            <a:hueOff val="0"/>
+            <a:satOff val="0"/>
+            <a:lumOff val="0"/>
+            <a:alphaOff val="0"/>
+          </a:schemeClr>
+        </a:solidFill>
+        <a:ln w="12700" cap="flat" cmpd="sng" algn="ctr">
+          <a:solidFill>
+            <a:schemeClr val="lt1">
+              <a:hueOff val="0"/>
+              <a:satOff val="0"/>
+              <a:lumOff val="0"/>
+              <a:alphaOff val="0"/>
+            </a:schemeClr>
+          </a:solidFill>
+          <a:prstDash val="solid"/>
+          <a:miter lim="800000"/>
+        </a:ln>
+        <a:effectLst/>
+      </dsp:spPr>
+      <dsp:style>
+        <a:lnRef idx="2">
+          <a:scrgbClr r="0" g="0" b="0"/>
+        </a:lnRef>
+        <a:fillRef idx="1">
+          <a:scrgbClr r="0" g="0" b="0"/>
+        </a:fillRef>
+        <a:effectRef idx="0">
+          <a:scrgbClr r="0" g="0" b="0"/>
+        </a:effectRef>
+        <a:fontRef idx="minor">
+          <a:schemeClr val="lt1"/>
+        </a:fontRef>
+      </dsp:style>
+      <dsp:txBody>
+        <a:bodyPr spcFirstLastPara="0" vert="horz" wrap="square" lIns="57150" tIns="57150" rIns="57150" bIns="57150" numCol="1" spcCol="1270" anchor="ctr" anchorCtr="0">
+          <a:noAutofit/>
+        </a:bodyPr>
+        <a:lstStyle/>
+        <a:p>
+          <a:pPr lvl="0" algn="ctr" defTabSz="666750">
+            <a:lnSpc>
+              <a:spcPct val="90000"/>
+            </a:lnSpc>
+            <a:spcBef>
+              <a:spcPct val="0"/>
+            </a:spcBef>
+            <a:spcAft>
+              <a:spcPct val="35000"/>
+            </a:spcAft>
+          </a:pPr>
+          <a:r>
+            <a:rPr lang="en-IN" sz="1500" kern="1200"/>
+            <a:t>Workspace (Folder)</a:t>
+          </a:r>
+        </a:p>
+      </dsp:txBody>
+      <dsp:txXfrm>
+        <a:off x="20936" y="49942"/>
+        <a:ext cx="1017099" cy="595439"/>
+      </dsp:txXfrm>
+    </dsp:sp>
+    <dsp:sp modelId="{A5E00DF4-BEC8-4A62-B851-2A7F83FC9D35}">
+      <dsp:nvSpPr>
+        <dsp:cNvPr id="0" name=""/>
+        <dsp:cNvSpPr/>
+      </dsp:nvSpPr>
+      <dsp:spPr>
+        <a:xfrm>
+          <a:off x="1161975" y="216947"/>
+          <a:ext cx="223479" cy="261429"/>
+        </a:xfrm>
+        <a:prstGeom prst="rightArrow">
+          <a:avLst>
+            <a:gd name="adj1" fmla="val 60000"/>
+            <a:gd name="adj2" fmla="val 50000"/>
+          </a:avLst>
+        </a:prstGeom>
+        <a:solidFill>
+          <a:schemeClr val="accent4">
+            <a:hueOff val="0"/>
+            <a:satOff val="0"/>
+            <a:lumOff val="0"/>
+            <a:alphaOff val="0"/>
+          </a:schemeClr>
+        </a:solidFill>
+        <a:ln>
+          <a:noFill/>
+        </a:ln>
+        <a:effectLst/>
+      </dsp:spPr>
+      <dsp:style>
+        <a:lnRef idx="0">
+          <a:scrgbClr r="0" g="0" b="0"/>
+        </a:lnRef>
+        <a:fillRef idx="1">
+          <a:scrgbClr r="0" g="0" b="0"/>
+        </a:fillRef>
+        <a:effectRef idx="0">
+          <a:scrgbClr r="0" g="0" b="0"/>
+        </a:effectRef>
+        <a:fontRef idx="minor">
+          <a:schemeClr val="lt1"/>
+        </a:fontRef>
+      </dsp:style>
+      <dsp:txBody>
+        <a:bodyPr spcFirstLastPara="0" vert="horz" wrap="square" lIns="0" tIns="0" rIns="0" bIns="0" numCol="1" spcCol="1270" anchor="ctr" anchorCtr="0">
+          <a:noAutofit/>
+        </a:bodyPr>
+        <a:lstStyle/>
+        <a:p>
+          <a:pPr lvl="0" algn="ctr" defTabSz="488950">
+            <a:lnSpc>
+              <a:spcPct val="90000"/>
+            </a:lnSpc>
+            <a:spcBef>
+              <a:spcPct val="0"/>
+            </a:spcBef>
+            <a:spcAft>
+              <a:spcPct val="35000"/>
+            </a:spcAft>
+          </a:pPr>
+          <a:endParaRPr lang="en-IN" sz="1100" kern="1200"/>
+        </a:p>
+      </dsp:txBody>
+      <dsp:txXfrm>
+        <a:off x="1161975" y="269233"/>
+        <a:ext cx="156435" cy="156857"/>
+      </dsp:txXfrm>
+    </dsp:sp>
+    <dsp:sp modelId="{CF1E89C8-AA78-4B1C-8D7C-AA8E38C034CE}">
+      <dsp:nvSpPr>
+        <dsp:cNvPr id="0" name=""/>
+        <dsp:cNvSpPr/>
+      </dsp:nvSpPr>
+      <dsp:spPr>
+        <a:xfrm>
+          <a:off x="1478220" y="31417"/>
+          <a:ext cx="1054149" cy="632489"/>
+        </a:xfrm>
+        <a:prstGeom prst="roundRect">
+          <a:avLst>
+            <a:gd name="adj" fmla="val 10000"/>
+          </a:avLst>
+        </a:prstGeom>
+        <a:solidFill>
+          <a:schemeClr val="accent4">
+            <a:hueOff val="3465231"/>
+            <a:satOff val="-15989"/>
+            <a:lumOff val="588"/>
+            <a:alphaOff val="0"/>
+          </a:schemeClr>
+        </a:solidFill>
+        <a:ln w="12700" cap="flat" cmpd="sng" algn="ctr">
+          <a:solidFill>
+            <a:schemeClr val="lt1">
+              <a:hueOff val="0"/>
+              <a:satOff val="0"/>
+              <a:lumOff val="0"/>
+              <a:alphaOff val="0"/>
+            </a:schemeClr>
+          </a:solidFill>
+          <a:prstDash val="solid"/>
+          <a:miter lim="800000"/>
+        </a:ln>
+        <a:effectLst/>
+      </dsp:spPr>
+      <dsp:style>
+        <a:lnRef idx="2">
+          <a:scrgbClr r="0" g="0" b="0"/>
+        </a:lnRef>
+        <a:fillRef idx="1">
+          <a:scrgbClr r="0" g="0" b="0"/>
+        </a:fillRef>
+        <a:effectRef idx="0">
+          <a:scrgbClr r="0" g="0" b="0"/>
+        </a:effectRef>
+        <a:fontRef idx="minor">
+          <a:schemeClr val="lt1"/>
+        </a:fontRef>
+      </dsp:style>
+      <dsp:txBody>
+        <a:bodyPr spcFirstLastPara="0" vert="horz" wrap="square" lIns="57150" tIns="57150" rIns="57150" bIns="57150" numCol="1" spcCol="1270" anchor="ctr" anchorCtr="0">
+          <a:noAutofit/>
+        </a:bodyPr>
+        <a:lstStyle/>
+        <a:p>
+          <a:pPr lvl="0" algn="ctr" defTabSz="666750">
+            <a:lnSpc>
+              <a:spcPct val="90000"/>
+            </a:lnSpc>
+            <a:spcBef>
+              <a:spcPct val="0"/>
+            </a:spcBef>
+            <a:spcAft>
+              <a:spcPct val="35000"/>
+            </a:spcAft>
+          </a:pPr>
+          <a:r>
+            <a:rPr lang="en-IN" sz="1500" kern="1200"/>
+            <a:t>Project</a:t>
+          </a:r>
+        </a:p>
+      </dsp:txBody>
+      <dsp:txXfrm>
+        <a:off x="1496745" y="49942"/>
+        <a:ext cx="1017099" cy="595439"/>
+      </dsp:txXfrm>
+    </dsp:sp>
+    <dsp:sp modelId="{72E9BEC7-D7FE-4BD7-BACA-0668A095A9EF}">
+      <dsp:nvSpPr>
+        <dsp:cNvPr id="0" name=""/>
+        <dsp:cNvSpPr/>
+      </dsp:nvSpPr>
+      <dsp:spPr>
+        <a:xfrm>
+          <a:off x="2637785" y="216947"/>
+          <a:ext cx="223479" cy="261429"/>
+        </a:xfrm>
+        <a:prstGeom prst="rightArrow">
+          <a:avLst>
+            <a:gd name="adj1" fmla="val 60000"/>
+            <a:gd name="adj2" fmla="val 50000"/>
+          </a:avLst>
+        </a:prstGeom>
+        <a:solidFill>
+          <a:schemeClr val="accent4">
+            <a:hueOff val="5197846"/>
+            <a:satOff val="-23984"/>
+            <a:lumOff val="883"/>
+            <a:alphaOff val="0"/>
+          </a:schemeClr>
+        </a:solidFill>
+        <a:ln>
+          <a:noFill/>
+        </a:ln>
+        <a:effectLst/>
+      </dsp:spPr>
+      <dsp:style>
+        <a:lnRef idx="0">
+          <a:scrgbClr r="0" g="0" b="0"/>
+        </a:lnRef>
+        <a:fillRef idx="1">
+          <a:scrgbClr r="0" g="0" b="0"/>
+        </a:fillRef>
+        <a:effectRef idx="0">
+          <a:scrgbClr r="0" g="0" b="0"/>
+        </a:effectRef>
+        <a:fontRef idx="minor">
+          <a:schemeClr val="lt1"/>
+        </a:fontRef>
+      </dsp:style>
+      <dsp:txBody>
+        <a:bodyPr spcFirstLastPara="0" vert="horz" wrap="square" lIns="0" tIns="0" rIns="0" bIns="0" numCol="1" spcCol="1270" anchor="ctr" anchorCtr="0">
+          <a:noAutofit/>
+        </a:bodyPr>
+        <a:lstStyle/>
+        <a:p>
+          <a:pPr lvl="0" algn="ctr" defTabSz="488950">
+            <a:lnSpc>
+              <a:spcPct val="90000"/>
+            </a:lnSpc>
+            <a:spcBef>
+              <a:spcPct val="0"/>
+            </a:spcBef>
+            <a:spcAft>
+              <a:spcPct val="35000"/>
+            </a:spcAft>
+          </a:pPr>
+          <a:endParaRPr lang="en-IN" sz="1100" kern="1200"/>
+        </a:p>
+      </dsp:txBody>
+      <dsp:txXfrm>
+        <a:off x="2637785" y="269233"/>
+        <a:ext cx="156435" cy="156857"/>
+      </dsp:txXfrm>
+    </dsp:sp>
+    <dsp:sp modelId="{37E28D18-C070-47FF-8301-A041A91EDEF2}">
+      <dsp:nvSpPr>
+        <dsp:cNvPr id="0" name=""/>
+        <dsp:cNvSpPr/>
+      </dsp:nvSpPr>
+      <dsp:spPr>
+        <a:xfrm>
+          <a:off x="2954029" y="31417"/>
+          <a:ext cx="1054149" cy="632489"/>
+        </a:xfrm>
+        <a:prstGeom prst="roundRect">
+          <a:avLst>
+            <a:gd name="adj" fmla="val 10000"/>
+          </a:avLst>
+        </a:prstGeom>
+        <a:solidFill>
+          <a:schemeClr val="accent4">
+            <a:hueOff val="6930461"/>
+            <a:satOff val="-31979"/>
+            <a:lumOff val="1177"/>
+            <a:alphaOff val="0"/>
+          </a:schemeClr>
+        </a:solidFill>
+        <a:ln w="12700" cap="flat" cmpd="sng" algn="ctr">
+          <a:solidFill>
+            <a:schemeClr val="lt1">
+              <a:hueOff val="0"/>
+              <a:satOff val="0"/>
+              <a:lumOff val="0"/>
+              <a:alphaOff val="0"/>
+            </a:schemeClr>
+          </a:solidFill>
+          <a:prstDash val="solid"/>
+          <a:miter lim="800000"/>
+        </a:ln>
+        <a:effectLst/>
+      </dsp:spPr>
+      <dsp:style>
+        <a:lnRef idx="2">
+          <a:scrgbClr r="0" g="0" b="0"/>
+        </a:lnRef>
+        <a:fillRef idx="1">
+          <a:scrgbClr r="0" g="0" b="0"/>
+        </a:fillRef>
+        <a:effectRef idx="0">
+          <a:scrgbClr r="0" g="0" b="0"/>
+        </a:effectRef>
+        <a:fontRef idx="minor">
+          <a:schemeClr val="lt1"/>
+        </a:fontRef>
+      </dsp:style>
+      <dsp:txBody>
+        <a:bodyPr spcFirstLastPara="0" vert="horz" wrap="square" lIns="57150" tIns="57150" rIns="57150" bIns="57150" numCol="1" spcCol="1270" anchor="ctr" anchorCtr="0">
+          <a:noAutofit/>
+        </a:bodyPr>
+        <a:lstStyle/>
+        <a:p>
+          <a:pPr lvl="0" algn="ctr" defTabSz="666750">
+            <a:lnSpc>
+              <a:spcPct val="90000"/>
+            </a:lnSpc>
+            <a:spcBef>
+              <a:spcPct val="0"/>
+            </a:spcBef>
+            <a:spcAft>
+              <a:spcPct val="35000"/>
+            </a:spcAft>
+          </a:pPr>
+          <a:r>
+            <a:rPr lang="en-IN" sz="1500" kern="1200"/>
+            <a:t>Package</a:t>
+          </a:r>
+        </a:p>
+      </dsp:txBody>
+      <dsp:txXfrm>
+        <a:off x="2972554" y="49942"/>
+        <a:ext cx="1017099" cy="595439"/>
+      </dsp:txXfrm>
+    </dsp:sp>
+    <dsp:sp modelId="{09BDDF38-02A3-46F0-94CF-D671EECCB993}">
+      <dsp:nvSpPr>
+        <dsp:cNvPr id="0" name=""/>
+        <dsp:cNvSpPr/>
+      </dsp:nvSpPr>
+      <dsp:spPr>
+        <a:xfrm>
+          <a:off x="4113594" y="216947"/>
+          <a:ext cx="223479" cy="261429"/>
+        </a:xfrm>
+        <a:prstGeom prst="rightArrow">
+          <a:avLst>
+            <a:gd name="adj1" fmla="val 60000"/>
+            <a:gd name="adj2" fmla="val 50000"/>
+          </a:avLst>
+        </a:prstGeom>
+        <a:solidFill>
+          <a:schemeClr val="accent4">
+            <a:hueOff val="10395692"/>
+            <a:satOff val="-47968"/>
+            <a:lumOff val="1765"/>
+            <a:alphaOff val="0"/>
+          </a:schemeClr>
+        </a:solidFill>
+        <a:ln>
+          <a:noFill/>
+        </a:ln>
+        <a:effectLst/>
+      </dsp:spPr>
+      <dsp:style>
+        <a:lnRef idx="0">
+          <a:scrgbClr r="0" g="0" b="0"/>
+        </a:lnRef>
+        <a:fillRef idx="1">
+          <a:scrgbClr r="0" g="0" b="0"/>
+        </a:fillRef>
+        <a:effectRef idx="0">
+          <a:scrgbClr r="0" g="0" b="0"/>
+        </a:effectRef>
+        <a:fontRef idx="minor">
+          <a:schemeClr val="lt1"/>
+        </a:fontRef>
+      </dsp:style>
+      <dsp:txBody>
+        <a:bodyPr spcFirstLastPara="0" vert="horz" wrap="square" lIns="0" tIns="0" rIns="0" bIns="0" numCol="1" spcCol="1270" anchor="ctr" anchorCtr="0">
+          <a:noAutofit/>
+        </a:bodyPr>
+        <a:lstStyle/>
+        <a:p>
+          <a:pPr lvl="0" algn="ctr" defTabSz="488950">
+            <a:lnSpc>
+              <a:spcPct val="90000"/>
+            </a:lnSpc>
+            <a:spcBef>
+              <a:spcPct val="0"/>
+            </a:spcBef>
+            <a:spcAft>
+              <a:spcPct val="35000"/>
+            </a:spcAft>
+          </a:pPr>
+          <a:endParaRPr lang="en-IN" sz="1100" kern="1200"/>
+        </a:p>
+      </dsp:txBody>
+      <dsp:txXfrm>
+        <a:off x="4113594" y="269233"/>
+        <a:ext cx="156435" cy="156857"/>
+      </dsp:txXfrm>
+    </dsp:sp>
+    <dsp:sp modelId="{449D7EB5-0D9D-4DAC-B391-FB2402C39ABC}">
+      <dsp:nvSpPr>
+        <dsp:cNvPr id="0" name=""/>
+        <dsp:cNvSpPr/>
+      </dsp:nvSpPr>
+      <dsp:spPr>
+        <a:xfrm>
+          <a:off x="4429839" y="31417"/>
+          <a:ext cx="1054149" cy="632489"/>
+        </a:xfrm>
+        <a:prstGeom prst="roundRect">
+          <a:avLst>
+            <a:gd name="adj" fmla="val 10000"/>
+          </a:avLst>
+        </a:prstGeom>
+        <a:solidFill>
+          <a:schemeClr val="accent4">
+            <a:hueOff val="10395692"/>
+            <a:satOff val="-47968"/>
+            <a:lumOff val="1765"/>
+            <a:alphaOff val="0"/>
+          </a:schemeClr>
+        </a:solidFill>
+        <a:ln w="12700" cap="flat" cmpd="sng" algn="ctr">
+          <a:solidFill>
+            <a:schemeClr val="lt1">
+              <a:hueOff val="0"/>
+              <a:satOff val="0"/>
+              <a:lumOff val="0"/>
+              <a:alphaOff val="0"/>
+            </a:schemeClr>
+          </a:solidFill>
+          <a:prstDash val="solid"/>
+          <a:miter lim="800000"/>
+        </a:ln>
+        <a:effectLst/>
+      </dsp:spPr>
+      <dsp:style>
+        <a:lnRef idx="2">
+          <a:scrgbClr r="0" g="0" b="0"/>
+        </a:lnRef>
+        <a:fillRef idx="1">
+          <a:scrgbClr r="0" g="0" b="0"/>
+        </a:fillRef>
+        <a:effectRef idx="0">
+          <a:scrgbClr r="0" g="0" b="0"/>
+        </a:effectRef>
+        <a:fontRef idx="minor">
+          <a:schemeClr val="lt1"/>
+        </a:fontRef>
+      </dsp:style>
+      <dsp:txBody>
+        <a:bodyPr spcFirstLastPara="0" vert="horz" wrap="square" lIns="57150" tIns="57150" rIns="57150" bIns="57150" numCol="1" spcCol="1270" anchor="ctr" anchorCtr="0">
+          <a:noAutofit/>
+        </a:bodyPr>
+        <a:lstStyle/>
+        <a:p>
+          <a:pPr lvl="0" algn="ctr" defTabSz="666750">
+            <a:lnSpc>
+              <a:spcPct val="90000"/>
+            </a:lnSpc>
+            <a:spcBef>
+              <a:spcPct val="0"/>
+            </a:spcBef>
+            <a:spcAft>
+              <a:spcPct val="35000"/>
+            </a:spcAft>
+          </a:pPr>
+          <a:r>
+            <a:rPr lang="en-IN" sz="1500" kern="1200"/>
+            <a:t>Class</a:t>
+          </a:r>
+        </a:p>
+      </dsp:txBody>
+      <dsp:txXfrm>
+        <a:off x="4448364" y="49942"/>
+        <a:ext cx="1017099" cy="595439"/>
+      </dsp:txXfrm>
+    </dsp:sp>
+  </dsp:spTree>
+</dsp:drawing>
+</file>
+
+<file path=word/diagrams/layout1.xml><?xml version="1.0" encoding="utf-8"?>
+<dgm:layoutDef xmlns:dgm="http://schemas.openxmlformats.org/drawingml/2006/diagram" xmlns:a="http://schemas.openxmlformats.org/drawingml/2006/main" uniqueId="urn:microsoft.com/office/officeart/2005/8/layout/process1">
+  <dgm:title val=""/>
+  <dgm:desc val=""/>
+  <dgm:catLst>
+    <dgm:cat type="process" pri="1000"/>
+    <dgm:cat type="convert" pri="15000"/>
+  </dgm:catLst>
+  <dgm:sampData useDef="1">
+    <dgm:dataModel>
+      <dgm:ptLst/>
+      <dgm:bg/>
+      <dgm:whole/>
+    </dgm:dataModel>
+  </dgm:sampData>
+  <dgm:styleData>
+    <dgm:dataModel>
+      <dgm:ptLst>
+        <dgm:pt modelId="0" type="doc"/>
+        <dgm:pt modelId="1"/>
+        <dgm:pt modelId="2"/>
+      </dgm:ptLst>
+      <dgm:cxnLst>
+        <dgm:cxn modelId="3" srcId="0" destId="1" srcOrd="0" destOrd="0"/>
+        <dgm:cxn modelId="4" srcId="0" destId="2" srcOrd="1" destOrd="0"/>
+      </dgm:cxnLst>
+      <dgm:bg/>
+      <dgm:whole/>
+    </dgm:dataModel>
+  </dgm:styleData>
+  <dgm:clrData>
+    <dgm:dataModel>
+      <dgm:ptLst>
+        <dgm:pt modelId="0" type="doc"/>
+        <dgm:pt modelId="1"/>
+        <dgm:pt modelId="2"/>
+        <dgm:pt modelId="3"/>
+        <dgm:pt modelId="4"/>
+      </dgm:ptLst>
+      <dgm:cxnLst>
+        <dgm:cxn modelId="5" srcId="0" destId="1" srcOrd="0" destOrd="0"/>
+        <dgm:cxn modelId="6" srcId="0" destId="2" srcOrd="1" destOrd="0"/>
+        <dgm:cxn modelId="7" srcId="0" destId="3" srcOrd="2" destOrd="0"/>
+        <dgm:cxn modelId="8" srcId="0" destId="4" srcOrd="3" destOrd="0"/>
+      </dgm:cxnLst>
+      <dgm:bg/>
+      <dgm:whole/>
+    </dgm:dataModel>
+  </dgm:clrData>
+  <dgm:layoutNode name="Name0">
+    <dgm:varLst>
+      <dgm:dir/>
+      <dgm:resizeHandles val="exact"/>
+    </dgm:varLst>
+    <dgm:choose name="Name1">
+      <dgm:if name="Name2" func="var" arg="dir" op="equ" val="norm">
+        <dgm:alg type="lin"/>
+      </dgm:if>
+      <dgm:else name="Name3">
+        <dgm:alg type="lin">
+          <dgm:param type="linDir" val="fromR"/>
+        </dgm:alg>
+      </dgm:else>
+    </dgm:choose>
+    <dgm:shape xmlns:r="http://schemas.openxmlformats.org/officeDocument/2006/relationships" r:blip="">
+      <dgm:adjLst/>
+    </dgm:shape>
+    <dgm:presOf/>
+    <dgm:constrLst>
+      <dgm:constr type="w" for="ch" ptType="node" refType="w"/>
+      <dgm:constr type="h" for="ch" ptType="node" op="equ"/>
+      <dgm:constr type="primFontSz" for="ch" ptType="node" op="equ" val="65"/>
+      <dgm:constr type="w" for="ch" ptType="sibTrans" refType="w" refFor="ch" refPtType="node" op="equ" fact="0.4"/>
+      <dgm:constr type="h" for="ch" ptType="sibTrans" op="equ"/>
+      <dgm:constr type="primFontSz" for="des" forName="connectorText" op="equ" val="55"/>
+      <dgm:constr type="primFontSz" for="des" forName="connectorText" refType="primFontSz" refFor="ch" refPtType="node" op="lte" fact="0.8"/>
+    </dgm:constrLst>
+    <dgm:ruleLst/>
+    <dgm:forEach name="nodesForEach" axis="ch" ptType="node">
+      <dgm:layoutNode name="node">
+        <dgm:varLst>
+          <dgm:bulletEnabled val="1"/>
+        </dgm:varLst>
+        <dgm:alg type="tx"/>
+        <dgm:shape xmlns:r="http://schemas.openxmlformats.org/officeDocument/2006/relationships" type="roundRect" r:blip="">
+          <dgm:adjLst>
+            <dgm:adj idx="1" val="0.1"/>
+          </dgm:adjLst>
+        </dgm:shape>
+        <dgm:presOf axis="desOrSelf" ptType="node"/>
+        <dgm:constrLst>
+          <dgm:constr type="h" refType="w" fact="0.6"/>
+          <dgm:constr type="tMarg" refType="primFontSz" fact="0.3"/>
+          <dgm:constr type="bMarg" refType="primFontSz" fact="0.3"/>
+          <dgm:constr type="lMarg" refType="primFontSz" fact="0.3"/>
+          <dgm:constr type="rMarg" refType="primFontSz" fact="0.3"/>
+        </dgm:constrLst>
+        <dgm:ruleLst>
+          <dgm:rule type="primFontSz" val="18" fact="NaN" max="NaN"/>
+          <dgm:rule type="h" val="NaN" fact="1.5" max="NaN"/>
+          <dgm:rule type="primFontSz" val="5" fact="NaN" max="NaN"/>
+          <dgm:rule type="h" val="INF" fact="NaN" max="NaN"/>
+        </dgm:ruleLst>
+      </dgm:layoutNode>
+      <dgm:forEach name="sibTransForEach" axis="followSib" ptType="sibTrans" cnt="1">
+        <dgm:layoutNode name="sibTrans">
+          <dgm:alg type="conn">
+            <dgm:param type="begPts" val="auto"/>
+            <dgm:param type="endPts" val="auto"/>
+          </dgm:alg>
+          <dgm:shape xmlns:r="http://schemas.openxmlformats.org/officeDocument/2006/relationships" type="conn" r:blip="">
+            <dgm:adjLst/>
+          </dgm:shape>
+          <dgm:presOf axis="self"/>
+          <dgm:constrLst>
+            <dgm:constr type="h" refType="w" fact="0.62"/>
+            <dgm:constr type="connDist"/>
+            <dgm:constr type="begPad" refType="connDist" fact="0.25"/>
+            <dgm:constr type="endPad" refType="connDist" fact="0.22"/>
+          </dgm:constrLst>
+          <dgm:ruleLst/>
+          <dgm:layoutNode name="connectorText">
+            <dgm:alg type="tx">
+              <dgm:param type="autoTxRot" val="grav"/>
+            </dgm:alg>
+            <dgm:shape xmlns:r="http://schemas.openxmlformats.org/officeDocument/2006/relationships" type="conn" r:blip="" hideGeom="1">
+              <dgm:adjLst/>
+            </dgm:shape>
+            <dgm:presOf axis="self"/>
+            <dgm:constrLst>
+              <dgm:constr type="lMarg"/>
+              <dgm:constr type="rMarg"/>
+              <dgm:constr type="tMarg"/>
+              <dgm:constr type="bMarg"/>
+            </dgm:constrLst>
+            <dgm:ruleLst>
+              <dgm:rule type="primFontSz" val="5" fact="NaN" max="NaN"/>
+            </dgm:ruleLst>
+          </dgm:layoutNode>
+        </dgm:layoutNode>
+      </dgm:forEach>
+    </dgm:forEach>
+  </dgm:layoutNode>
+</dgm:layoutDef>
+</file>
+
+<file path=word/diagrams/quickStyle1.xml><?xml version="1.0" encoding="utf-8"?>
+<dgm:styleDef xmlns:dgm="http://schemas.openxmlformats.org/drawingml/2006/diagram" xmlns:a="http://schemas.openxmlformats.org/drawingml/2006/main" uniqueId="urn:microsoft.com/office/officeart/2005/8/quickstyle/simple1">
+  <dgm:title val=""/>
+  <dgm:desc val=""/>
+  <dgm:catLst>
+    <dgm:cat type="simple" pri="10100"/>
+  </dgm:catLst>
+  <dgm:scene3d>
+    <a:camera prst="orthographicFront"/>
+    <a:lightRig rig="threePt" dir="t"/>
+  </dgm:scene3d>
+  <dgm:styleLbl name="node0">
+    <dgm:scene3d>
+      <a:camera prst="orthographicFront"/>
+      <a:lightRig rig="threePt" dir="t"/>
+    </dgm:scene3d>
+    <dgm:sp3d/>
+    <dgm:txPr/>
+    <dgm:style>
+      <a:lnRef idx="2">
+        <a:scrgbClr r="0" g="0" b="0"/>
+      </a:lnRef>
+      <a:fillRef idx="1">
+        <a:scrgbClr r="0" g="0" b="0"/>
+      </a:fillRef>
+      <a:effectRef idx="0">
+        <a:scrgbClr r="0" g="0" b="0"/>
+      </a:effectRef>
+      <a:fontRef idx="minor">
+        <a:schemeClr val="lt1"/>
+      </a:fontRef>
+    </dgm:style>
+  </dgm:styleLbl>
+  <dgm:styleLbl name="lnNode1">
+    <dgm:scene3d>
+      <a:camera prst="orthographicFront"/>
+      <a:lightRig rig="threePt" dir="t"/>
+    </dgm:scene3d>
+    <dgm:sp3d/>
+    <dgm:txPr/>
+    <dgm:style>
+      <a:lnRef idx="2">
+        <a:scrgbClr r="0" g="0" b="0"/>
+      </a:lnRef>
+      <a:fillRef idx="1">
+        <a:scrgbClr r="0" g="0" b="0"/>
+      </a:fillRef>
+      <a:effectRef idx="0">
+        <a:scrgbClr r="0" g="0" b="0"/>
+      </a:effectRef>
+      <a:fontRef idx="minor">
+        <a:schemeClr val="lt1"/>
+      </a:fontRef>
+    </dgm:style>
+  </dgm:styleLbl>
+  <dgm:styleLbl name="vennNode1">
+    <dgm:scene3d>
+      <a:camera prst="orthographicFront"/>
+      <a:lightRig rig="threePt" dir="t"/>
+    </dgm:scene3d>
+    <dgm:sp3d/>
+    <dgm:txPr/>
+    <dgm:style>
+      <a:lnRef idx="2">
+        <a:scrgbClr r="0" g="0" b="0"/>
+      </a:lnRef>
+      <a:fillRef idx="1">
+        <a:scrgbClr r="0" g="0" b="0"/>
+      </a:fillRef>
+      <a:effectRef idx="0">
+        <a:scrgbClr r="0" g="0" b="0"/>
+      </a:effectRef>
+      <a:fontRef idx="minor">
+        <a:schemeClr val="tx1"/>
+      </a:fontRef>
+    </dgm:style>
+  </dgm:styleLbl>
+  <dgm:styleLbl name="alignNode1">
+    <dgm:scene3d>
+      <a:camera prst="orthographicFront"/>
+      <a:lightRig rig="threePt" dir="t"/>
+    </dgm:scene3d>
+    <dgm:sp3d/>
+    <dgm:txPr/>
+    <dgm:style>
+      <a:lnRef idx="2">
+        <a:scrgbClr r="0" g="0" b="0"/>
+      </a:lnRef>
+      <a:fillRef idx="1">
+        <a:scrgbClr r="0" g="0" b="0"/>
+      </a:fillRef>
+      <a:effectRef idx="0">
+        <a:scrgbClr r="0" g="0" b="0"/>
+      </a:effectRef>
+      <a:fontRef idx="minor">
+        <a:schemeClr val="lt1"/>
+      </a:fontRef>
+    </dgm:style>
+  </dgm:styleLbl>
+  <dgm:styleLbl name="node1">
+    <dgm:scene3d>
+      <a:camera prst="orthographicFront"/>
+      <a:lightRig rig="threePt" dir="t"/>
+    </dgm:scene3d>
+    <dgm:sp3d/>
+    <dgm:txPr/>
+    <dgm:style>
+      <a:lnRef idx="2">
+        <a:scrgbClr r="0" g="0" b="0"/>
+      </a:lnRef>
+      <a:fillRef idx="1">
+        <a:scrgbClr r="0" g="0" b="0"/>
+      </a:fillRef>
+      <a:effectRef idx="0">
+        <a:scrgbClr r="0" g="0" b="0"/>
+      </a:effectRef>
+      <a:fontRef idx="minor">
+        <a:schemeClr val="lt1"/>
+      </a:fontRef>
+    </dgm:style>
+  </dgm:styleLbl>
+  <dgm:styleLbl name="node2">
+    <dgm:scene3d>
+      <a:camera prst="orthographicFront"/>
+      <a:lightRig rig="threePt" dir="t"/>
+    </dgm:scene3d>
+    <dgm:sp3d/>
+    <dgm:txPr/>
+    <dgm:style>
+      <a:lnRef idx="2">
+        <a:scrgbClr r="0" g="0" b="0"/>
+      </a:lnRef>
+      <a:fillRef idx="1">
+        <a:scrgbClr r="0" g="0" b="0"/>
+      </a:fillRef>
+      <a:effectRef idx="0">
+        <a:scrgbClr r="0" g="0" b="0"/>
+      </a:effectRef>
+      <a:fontRef idx="minor">
+        <a:schemeClr val="lt1"/>
+      </a:fontRef>
+    </dgm:style>
+  </dgm:styleLbl>
+  <dgm:styleLbl name="node3">
+    <dgm:scene3d>
+      <a:camera prst="orthographicFront"/>
+      <a:lightRig rig="threePt" dir="t"/>
+    </dgm:scene3d>
+    <dgm:sp3d/>
+    <dgm:txPr/>
+    <dgm:style>
+      <a:lnRef idx="2">
+        <a:scrgbClr r="0" g="0" b="0"/>
+      </a:lnRef>
+      <a:fillRef idx="1">
+        <a:scrgbClr r="0" g="0" b="0"/>
+      </a:fillRef>
+      <a:effectRef idx="0">
+        <a:scrgbClr r="0" g="0" b="0"/>
+      </a:effectRef>
+      <a:fontRef idx="minor">
+        <a:schemeClr val="lt1"/>
+      </a:fontRef>
+    </dgm:style>
+  </dgm:styleLbl>
+  <dgm:styleLbl name="node4">
+    <dgm:scene3d>
+      <a:camera prst="orthographicFront"/>
+      <a:lightRig rig="threePt" dir="t"/>
+    </dgm:scene3d>
+    <dgm:sp3d/>
+    <dgm:txPr/>
+    <dgm:style>
+      <a:lnRef idx="2">
+        <a:scrgbClr r="0" g="0" b="0"/>
+      </a:lnRef>
+      <a:fillRef idx="1">
+        <a:scrgbClr r="0" g="0" b="0"/>
+      </a:fillRef>
+      <a:effectRef idx="0">
+        <a:scrgbClr r="0" g="0" b="0"/>
+      </a:effectRef>
+      <a:fontRef idx="minor">
+        <a:schemeClr val="lt1"/>
+      </a:fontRef>
+    </dgm:style>
+  </dgm:styleLbl>
+  <dgm:styleLbl name="fgImgPlace1">
+    <dgm:scene3d>
+      <a:camera prst="orthographicFront"/>
+      <a:lightRig rig="threePt" dir="t"/>
+    </dgm:scene3d>
+    <dgm:sp3d/>
+    <dgm:txPr/>
+    <dgm:style>
+      <a:lnRef idx="2">
+        <a:scrgbClr r="0" g="0" b="0"/>
+      </a:lnRef>
+      <a:fillRef idx="1">
+        <a:scrgbClr r="0" g="0" b="0"/>
+      </a:fillRef>
+      <a:effectRef idx="0">
+        <a:scrgbClr r="0" g="0" b="0"/>
+      </a:effectRef>
+      <a:fontRef idx="minor"/>
+    </dgm:style>
+  </dgm:styleLbl>
+  <dgm:styleLbl name="alignImgPlace1">
+    <dgm:scene3d>
+      <a:camera prst="orthographicFront"/>
+      <a:lightRig rig="threePt" dir="t"/>
+    </dgm:scene3d>
+    <dgm:sp3d/>
+    <dgm:txPr/>
+    <dgm:style>
+      <a:lnRef idx="2">
+        <a:scrgbClr r="0" g="0" b="0"/>
+      </a:lnRef>
+      <a:fillRef idx="1">
+        <a:scrgbClr r="0" g="0" b="0"/>
+      </a:fillRef>
+      <a:effectRef idx="0">
+        <a:scrgbClr r="0" g="0" b="0"/>
+      </a:effectRef>
+      <a:fontRef idx="minor"/>
+    </dgm:style>
+  </dgm:styleLbl>
+  <dgm:styleLbl name="bgImgPlace1">
+    <dgm:scene3d>
+      <a:camera prst="orthographicFront"/>
+      <a:lightRig rig="threePt" dir="t"/>
+    </dgm:scene3d>
+    <dgm:sp3d/>
+    <dgm:txPr/>
+    <dgm:style>
+      <a:lnRef idx="2">
+        <a:scrgbClr r="0" g="0" b="0"/>
+      </a:lnRef>
+      <a:fillRef idx="1">
+        <a:scrgbClr r="0" g="0" b="0"/>
+      </a:fillRef>
+      <a:effectRef idx="0">
+        <a:scrgbClr r="0" g="0" b="0"/>
+      </a:effectRef>
+      <a:fontRef idx="minor"/>
+    </dgm:style>
+  </dgm:styleLbl>
+  <dgm:styleLbl name="sibTrans2D1">
+    <dgm:scene3d>
+      <a:camera prst="orthographicFront"/>
+      <a:lightRig rig="threePt" dir="t"/>
+    </dgm:scene3d>
+    <dgm:sp3d/>
+    <dgm:txPr/>
+    <dgm:style>
+      <a:lnRef idx="0">
+        <a:scrgbClr r="0" g="0" b="0"/>
+      </a:lnRef>
+      <a:fillRef idx="1">
+        <a:scrgbClr r="0" g="0" b="0"/>
+      </a:fillRef>
+      <a:effectRef idx="0">
+        <a:scrgbClr r="0" g="0" b="0"/>
+      </a:effectRef>
+      <a:fontRef idx="minor">
+        <a:schemeClr val="lt1"/>
+      </a:fontRef>
+    </dgm:style>
+  </dgm:styleLbl>
+  <dgm:styleLbl name="fgSibTrans2D1">
+    <dgm:scene3d>
+      <a:camera prst="orthographicFront"/>
+      <a:lightRig rig="threePt" dir="t"/>
+    </dgm:scene3d>
+    <dgm:sp3d/>
+    <dgm:txPr/>
+    <dgm:style>
+      <a:lnRef idx="0">
+        <a:scrgbClr r="0" g="0" b="0"/>
+      </a:lnRef>
+      <a:fillRef idx="1">
+        <a:scrgbClr r="0" g="0" b="0"/>
+      </a:fillRef>
+      <a:effectRef idx="0">
+        <a:scrgbClr r="0" g="0" b="0"/>
+      </a:effectRef>
+      <a:fontRef idx="minor">
+        <a:schemeClr val="lt1"/>
+      </a:fontRef>
+    </dgm:style>
+  </dgm:styleLbl>
+  <dgm:styleLbl name="bgSibTrans2D1">
+    <dgm:scene3d>
+      <a:camera prst="orthographicFront"/>
+      <a:lightRig rig="threePt" dir="t"/>
+    </dgm:scene3d>
+    <dgm:sp3d/>
+    <dgm:txPr/>
+    <dgm:style>
+      <a:lnRef idx="0">
+        <a:scrgbClr r="0" g="0" b="0"/>
+      </a:lnRef>
+      <a:fillRef idx="1">
+        <a:scrgbClr r="0" g="0" b="0"/>
+      </a:fillRef>
+      <a:effectRef idx="0">
+        <a:scrgbClr r="0" g="0" b="0"/>
+      </a:effectRef>
+      <a:fontRef idx="minor">
+        <a:schemeClr val="lt1"/>
+      </a:fontRef>
+    </dgm:style>
+  </dgm:styleLbl>
+  <dgm:styleLbl name="sibTrans1D1">
+    <dgm:scene3d>
+      <a:camera prst="orthographicFront"/>
+      <a:lightRig rig="threePt" dir="t"/>
+    </dgm:scene3d>
+    <dgm:sp3d/>
+    <dgm:txPr/>
+    <dgm:style>
+      <a:lnRef idx="1">
+        <a:scrgbClr r="0" g="0" b="0"/>
+      </a:lnRef>
+      <a:fillRef idx="0">
+        <a:scrgbClr r="0" g="0" b="0"/>
+      </a:fillRef>
+      <a:effectRef idx="0">
+        <a:scrgbClr r="0" g="0" b="0"/>
+      </a:effectRef>
+      <a:fontRef idx="minor"/>
+    </dgm:style>
+  </dgm:styleLbl>
+  <dgm:styleLbl name="callout">
+    <dgm:scene3d>
+      <a:camera prst="orthographicFront"/>
+      <a:lightRig rig="threePt" dir="t"/>
+    </dgm:scene3d>
+    <dgm:sp3d/>
+    <dgm:txPr/>
+    <dgm:style>
+      <a:lnRef idx="2">
+        <a:scrgbClr r="0" g="0" b="0"/>
+      </a:lnRef>
+      <a:fillRef idx="1">
+        <a:scrgbClr r="0" g="0" b="0"/>
+      </a:fillRef>
+      <a:effectRef idx="0">
+        <a:scrgbClr r="0" g="0" b="0"/>
+      </a:effectRef>
+      <a:fontRef idx="minor"/>
+    </dgm:style>
+  </dgm:styleLbl>
+  <dgm:styleLbl name="asst0">
+    <dgm:scene3d>
+      <a:camera prst="orthographicFront"/>
+      <a:lightRig rig="threePt" dir="t"/>
+    </dgm:scene3d>
+    <dgm:sp3d/>
+    <dgm:txPr/>
+    <dgm:style>
+      <a:lnRef idx="2">
+        <a:scrgbClr r="0" g="0" b="0"/>
+      </a:lnRef>
+      <a:fillRef idx="1">
+        <a:scrgbClr r="0" g="0" b="0"/>
+      </a:fillRef>
+      <a:effectRef idx="0">
+        <a:scrgbClr r="0" g="0" b="0"/>
+      </a:effectRef>
+      <a:fontRef idx="minor">
+        <a:schemeClr val="lt1"/>
+      </a:fontRef>
+    </dgm:style>
+  </dgm:styleLbl>
+  <dgm:styleLbl name="asst1">
+    <dgm:scene3d>
+      <a:camera prst="orthographicFront"/>
+      <a:lightRig rig="threePt" dir="t"/>
+    </dgm:scene3d>
+    <dgm:sp3d/>
+    <dgm:txPr/>
+    <dgm:style>
+      <a:lnRef idx="2">
+        <a:scrgbClr r="0" g="0" b="0"/>
+      </a:lnRef>
+      <a:fillRef idx="1">
+        <a:scrgbClr r="0" g="0" b="0"/>
+      </a:fillRef>
+      <a:effectRef idx="0">
+        <a:scrgbClr r="0" g="0" b="0"/>
+      </a:effectRef>
+      <a:fontRef idx="minor">
+        <a:schemeClr val="lt1"/>
+      </a:fontRef>
+    </dgm:style>
+  </dgm:styleLbl>
+  <dgm:styleLbl name="asst2">
+    <dgm:scene3d>
+      <a:camera prst="orthographicFront"/>
+      <a:lightRig rig="threePt" dir="t"/>
+    </dgm:scene3d>
+    <dgm:sp3d/>
+    <dgm:txPr/>
+    <dgm:style>
+      <a:lnRef idx="2">
+        <a:scrgbClr r="0" g="0" b="0"/>
+      </a:lnRef>
+      <a:fillRef idx="1">
+        <a:scrgbClr r="0" g="0" b="0"/>
+      </a:fillRef>
+      <a:effectRef idx="0">
+        <a:scrgbClr r="0" g="0" b="0"/>
+      </a:effectRef>
+      <a:fontRef idx="minor">
+        <a:schemeClr val="lt1"/>
+      </a:fontRef>
+    </dgm:style>
+  </dgm:styleLbl>
+  <dgm:styleLbl name="asst3">
+    <dgm:scene3d>
+      <a:camera prst="orthographicFront"/>
+      <a:lightRig rig="threePt" dir="t"/>
+    </dgm:scene3d>
+    <dgm:sp3d/>
+    <dgm:txPr/>
+    <dgm:style>
+      <a:lnRef idx="2">
+        <a:scrgbClr r="0" g="0" b="0"/>
+      </a:lnRef>
+      <a:fillRef idx="1">
+        <a:scrgbClr r="0" g="0" b="0"/>
+      </a:fillRef>
+      <a:effectRef idx="0">
+        <a:scrgbClr r="0" g="0" b="0"/>
+      </a:effectRef>
+      <a:fontRef idx="minor">
+        <a:schemeClr val="lt1"/>
+      </a:fontRef>
+    </dgm:style>
+  </dgm:styleLbl>
+  <dgm:styleLbl name="asst4">
+    <dgm:scene3d>
+      <a:camera prst="orthographicFront"/>
+      <a:lightRig rig="threePt" dir="t"/>
+    </dgm:scene3d>
+    <dgm:sp3d/>
+    <dgm:txPr/>
+    <dgm:style>
+      <a:lnRef idx="2">
+        <a:scrgbClr r="0" g="0" b="0"/>
+      </a:lnRef>
+      <a:fillRef idx="1">
+        <a:scrgbClr r="0" g="0" b="0"/>
+      </a:fillRef>
+      <a:effectRef idx="0">
+        <a:scrgbClr r="0" g="0" b="0"/>
+      </a:effectRef>
+      <a:fontRef idx="minor">
+        <a:schemeClr val="lt1"/>
+      </a:fontRef>
+    </dgm:style>
+  </dgm:styleLbl>
+  <dgm:styleLbl name="parChTrans2D1">
+    <dgm:scene3d>
+      <a:camera prst="orthographicFront"/>
+      <a:lightRig rig="threePt" dir="t"/>
+    </dgm:scene3d>
+    <dgm:sp3d/>
+    <dgm:txPr/>
+    <dgm:style>
+      <a:lnRef idx="2">
+        <a:scrgbClr r="0" g="0" b="0"/>
+      </a:lnRef>
+      <a:fillRef idx="1">
+        <a:scrgbClr r="0" g="0" b="0"/>
+      </a:fillRef>
+      <a:effectRef idx="0">
+        <a:scrgbClr r="0" g="0" b="0"/>
+      </a:effectRef>
+      <a:fontRef idx="minor">
+        <a:schemeClr val="lt1"/>
+      </a:fontRef>
+    </dgm:style>
+  </dgm:styleLbl>
+  <dgm:styleLbl name="parChTrans2D2">
+    <dgm:scene3d>
+      <a:camera prst="orthographicFront"/>
+      <a:lightRig rig="threePt" dir="t"/>
+    </dgm:scene3d>
+    <dgm:sp3d/>
+    <dgm:txPr/>
+    <dgm:style>
+      <a:lnRef idx="2">
+        <a:scrgbClr r="0" g="0" b="0"/>
+      </a:lnRef>
+      <a:fillRef idx="1">
+        <a:scrgbClr r="0" g="0" b="0"/>
+      </a:fillRef>
+      <a:effectRef idx="0">
+        <a:scrgbClr r="0" g="0" b="0"/>
+      </a:effectRef>
+      <a:fontRef idx="minor">
+        <a:schemeClr val="lt1"/>
+      </a:fontRef>
+    </dgm:style>
+  </dgm:styleLbl>
+  <dgm:styleLbl name="parChTrans2D3">
+    <dgm:scene3d>
+      <a:camera prst="orthographicFront"/>
+      <a:lightRig rig="threePt" dir="t"/>
+    </dgm:scene3d>
+    <dgm:sp3d/>
+    <dgm:txPr/>
+    <dgm:style>
+      <a:lnRef idx="2">
+        <a:scrgbClr r="0" g="0" b="0"/>
+      </a:lnRef>
+      <a:fillRef idx="1">
+        <a:scrgbClr r="0" g="0" b="0"/>
+      </a:fillRef>
+      <a:effectRef idx="0">
+        <a:scrgbClr r="0" g="0" b="0"/>
+      </a:effectRef>
+      <a:fontRef idx="minor">
+        <a:schemeClr val="lt1"/>
+      </a:fontRef>
+    </dgm:style>
+  </dgm:styleLbl>
+  <dgm:styleLbl name="parChTrans2D4">
+    <dgm:scene3d>
+      <a:camera prst="orthographicFront"/>
+      <a:lightRig rig="threePt" dir="t"/>
+    </dgm:scene3d>
+    <dgm:sp3d/>
+    <dgm:txPr/>
+    <dgm:style>
+      <a:lnRef idx="2">
+        <a:scrgbClr r="0" g="0" b="0"/>
+      </a:lnRef>
+      <a:fillRef idx="1">
+        <a:scrgbClr r="0" g="0" b="0"/>
+      </a:fillRef>
+      <a:effectRef idx="0">
+        <a:scrgbClr r="0" g="0" b="0"/>
+      </a:effectRef>
+      <a:fontRef idx="minor">
+        <a:schemeClr val="lt1"/>
+      </a:fontRef>
+    </dgm:style>
+  </dgm:styleLbl>
+  <dgm:styleLbl name="parChTrans1D1">
+    <dgm:scene3d>
+      <a:camera prst="orthographicFront"/>
+      <a:lightRig rig="threePt" dir="t"/>
+    </dgm:scene3d>
+    <dgm:sp3d/>
+    <dgm:txPr/>
+    <dgm:style>
+      <a:lnRef idx="2">
+        <a:scrgbClr r="0" g="0" b="0"/>
+      </a:lnRef>
+      <a:fillRef idx="0">
+        <a:scrgbClr r="0" g="0" b="0"/>
+      </a:fillRef>
+      <a:effectRef idx="0">
+        <a:scrgbClr r="0" g="0" b="0"/>
+      </a:effectRef>
+      <a:fontRef idx="minor"/>
+    </dgm:style>
+  </dgm:styleLbl>
+  <dgm:styleLbl name="parChTrans1D2">
+    <dgm:scene3d>
+      <a:camera prst="orthographicFront"/>
+      <a:lightRig rig="threePt" dir="t"/>
+    </dgm:scene3d>
+    <dgm:sp3d/>
+    <dgm:txPr/>
+    <dgm:style>
+      <a:lnRef idx="2">
+        <a:scrgbClr r="0" g="0" b="0"/>
+      </a:lnRef>
+      <a:fillRef idx="0">
+        <a:scrgbClr r="0" g="0" b="0"/>
+      </a:fillRef>
+      <a:effectRef idx="0">
+        <a:scrgbClr r="0" g="0" b="0"/>
+      </a:effectRef>
+      <a:fontRef idx="minor"/>
+    </dgm:style>
+  </dgm:styleLbl>
+  <dgm:styleLbl name="parChTrans1D3">
+    <dgm:scene3d>
+      <a:camera prst="orthographicFront"/>
+      <a:lightRig rig="threePt" dir="t"/>
+    </dgm:scene3d>
+    <dgm:sp3d/>
+    <dgm:txPr/>
+    <dgm:style>
+      <a:lnRef idx="2">
+        <a:scrgbClr r="0" g="0" b="0"/>
+      </a:lnRef>
+      <a:fillRef idx="0">
+        <a:scrgbClr r="0" g="0" b="0"/>
+      </a:fillRef>
+      <a:effectRef idx="0">
+        <a:scrgbClr r="0" g="0" b="0"/>
+      </a:effectRef>
+      <a:fontRef idx="minor"/>
+    </dgm:style>
+  </dgm:styleLbl>
+  <dgm:styleLbl name="parChTrans1D4">
+    <dgm:scene3d>
+      <a:camera prst="orthographicFront"/>
+      <a:lightRig rig="threePt" dir="t"/>
+    </dgm:scene3d>
+    <dgm:sp3d/>
+    <dgm:txPr/>
+    <dgm:style>
+      <a:lnRef idx="2">
+        <a:scrgbClr r="0" g="0" b="0"/>
+      </a:lnRef>
+      <a:fillRef idx="0">
+        <a:scrgbClr r="0" g="0" b="0"/>
+      </a:fillRef>
+      <a:effectRef idx="0">
+        <a:scrgbClr r="0" g="0" b="0"/>
+      </a:effectRef>
+      <a:fontRef idx="minor"/>
+    </dgm:style>
+  </dgm:styleLbl>
+  <dgm:styleLbl name="fgAcc1">
+    <dgm:scene3d>
+      <a:camera prst="orthographicFront"/>
+      <a:lightRig rig="threePt" dir="t"/>
+    </dgm:scene3d>
+    <dgm:sp3d/>
+    <dgm:txPr/>
+    <dgm:style>
+      <a:lnRef idx="2">
+        <a:scrgbClr r="0" g="0" b="0"/>
+      </a:lnRef>
+      <a:fillRef idx="1">
+        <a:scrgbClr r="0" g="0" b="0"/>
+      </a:fillRef>
+      <a:effectRef idx="0">
+        <a:scrgbClr r="0" g="0" b="0"/>
+      </a:effectRef>
+      <a:fontRef idx="minor"/>
+    </dgm:style>
+  </dgm:styleLbl>
+  <dgm:styleLbl name="conFgAcc1">
+    <dgm:scene3d>
+      <a:camera prst="orthographicFront"/>
+      <a:lightRig rig="threePt" dir="t"/>
+    </dgm:scene3d>
+    <dgm:sp3d/>
+    <dgm:txPr/>
+    <dgm:style>
+      <a:lnRef idx="2">
+        <a:scrgbClr r="0" g="0" b="0"/>
+      </a:lnRef>
+      <a:fillRef idx="1">
+        <a:scrgbClr r="0" g="0" b="0"/>
+      </a:fillRef>
+      <a:effectRef idx="0">
+        <a:scrgbClr r="0" g="0" b="0"/>
+      </a:effectRef>
+      <a:fontRef idx="minor"/>
+    </dgm:style>
+  </dgm:styleLbl>
+  <dgm:styleLbl name="alignAcc1">
+    <dgm:scene3d>
+      <a:camera prst="orthographicFront"/>
+      <a:lightRig rig="threePt" dir="t"/>
+    </dgm:scene3d>
+    <dgm:sp3d/>
+    <dgm:txPr/>
+    <dgm:style>
+      <a:lnRef idx="2">
+        <a:scrgbClr r="0" g="0" b="0"/>
+      </a:lnRef>
+      <a:fillRef idx="1">
+        <a:scrgbClr r="0" g="0" b="0"/>
+      </a:fillRef>
+      <a:effectRef idx="0">
+        <a:scrgbClr r="0" g="0" b="0"/>
+      </a:effectRef>
+      <a:fontRef idx="minor"/>
+    </dgm:style>
+  </dgm:styleLbl>
+  <dgm:styleLbl name="trAlignAcc1">
+    <dgm:scene3d>
+      <a:camera prst="orthographicFront"/>
+      <a:lightRig rig="threePt" dir="t"/>
+    </dgm:scene3d>
+    <dgm:sp3d/>
+    <dgm:txPr/>
+    <dgm:style>
+      <a:lnRef idx="1">
+        <a:scrgbClr r="0" g="0" b="0"/>
+      </a:lnRef>
+      <a:fillRef idx="1">
+        <a:scrgbClr r="0" g="0" b="0"/>
+      </a:fillRef>
+      <a:effectRef idx="0">
+        <a:scrgbClr r="0" g="0" b="0"/>
+      </a:effectRef>
+      <a:fontRef idx="minor"/>
+    </dgm:style>
+  </dgm:styleLbl>
+  <dgm:styleLbl name="bgAcc1">
+    <dgm:scene3d>
+      <a:camera prst="orthographicFront"/>
+      <a:lightRig rig="threePt" dir="t"/>
+    </dgm:scene3d>
+    <dgm:sp3d/>
+    <dgm:txPr/>
+    <dgm:style>
+      <a:lnRef idx="2">
+        <a:scrgbClr r="0" g="0" b="0"/>
+      </a:lnRef>
+      <a:fillRef idx="1">
+        <a:scrgbClr r="0" g="0" b="0"/>
+      </a:fillRef>
+      <a:effectRef idx="0">
+        <a:scrgbClr r="0" g="0" b="0"/>
+      </a:effectRef>
+      <a:fontRef idx="minor"/>
+    </dgm:style>
+  </dgm:styleLbl>
+  <dgm:styleLbl name="solidFgAcc1">
+    <dgm:scene3d>
+      <a:camera prst="orthographicFront"/>
+      <a:lightRig rig="threePt" dir="t"/>
+    </dgm:scene3d>
+    <dgm:sp3d/>
+    <dgm:txPr/>
+    <dgm:style>
+      <a:lnRef idx="2">
+        <a:scrgbClr r="0" g="0" b="0"/>
+      </a:lnRef>
+      <a:fillRef idx="1">
+        <a:scrgbClr r="0" g="0" b="0"/>
+      </a:fillRef>
+      <a:effectRef idx="0">
+        <a:scrgbClr r="0" g="0" b="0"/>
+      </a:effectRef>
+      <a:fontRef idx="minor"/>
+    </dgm:style>
+  </dgm:styleLbl>
+  <dgm:styleLbl name="solidAlignAcc1">
+    <dgm:scene3d>
+      <a:camera prst="orthographicFront"/>
+      <a:lightRig rig="threePt" dir="t"/>
+    </dgm:scene3d>
+    <dgm:sp3d/>
+    <dgm:txPr/>
+    <dgm:style>
+      <a:lnRef idx="2">
+        <a:scrgbClr r="0" g="0" b="0"/>
+      </a:lnRef>
+      <a:fillRef idx="1">
+        <a:scrgbClr r="0" g="0" b="0"/>
+      </a:fillRef>
+      <a:effectRef idx="0">
+        <a:scrgbClr r="0" g="0" b="0"/>
+      </a:effectRef>
+      <a:fontRef idx="minor"/>
+    </dgm:style>
+  </dgm:styleLbl>
+  <dgm:styleLbl name="solidBgAcc1">
+    <dgm:scene3d>
+      <a:camera prst="orthographicFront"/>
+      <a:lightRig rig="threePt" dir="t"/>
+    </dgm:scene3d>
+    <dgm:sp3d/>
+    <dgm:txPr/>
+    <dgm:style>
+      <a:lnRef idx="2">
+        <a:scrgbClr r="0" g="0" b="0"/>
+      </a:lnRef>
+      <a:fillRef idx="1">
+        <a:scrgbClr r="0" g="0" b="0"/>
+      </a:fillRef>
+      <a:effectRef idx="0">
+        <a:scrgbClr r="0" g="0" b="0"/>
+      </a:effectRef>
+      <a:fontRef idx="minor"/>
+    </dgm:style>
+  </dgm:styleLbl>
+  <dgm:styleLbl name="fgAccFollowNode1">
+    <dgm:scene3d>
+      <a:camera prst="orthographicFront"/>
+      <a:lightRig rig="threePt" dir="t"/>
+    </dgm:scene3d>
+    <dgm:sp3d/>
+    <dgm:txPr/>
+    <dgm:style>
+      <a:lnRef idx="2">
+        <a:scrgbClr r="0" g="0" b="0"/>
+      </a:lnRef>
+      <a:fillRef idx="1">
+        <a:scrgbClr r="0" g="0" b="0"/>
+      </a:fillRef>
+      <a:effectRef idx="0">
+        <a:scrgbClr r="0" g="0" b="0"/>
+      </a:effectRef>
+      <a:fontRef idx="minor"/>
+    </dgm:style>
+  </dgm:styleLbl>
+  <dgm:styleLbl name="alignAccFollowNode1">
+    <dgm:scene3d>
+      <a:camera prst="orthographicFront"/>
+      <a:lightRig rig="threePt" dir="t"/>
+    </dgm:scene3d>
+    <dgm:sp3d/>
+    <dgm:txPr/>
+    <dgm:style>
+      <a:lnRef idx="2">
+        <a:scrgbClr r="0" g="0" b="0"/>
+      </a:lnRef>
+      <a:fillRef idx="1">
+        <a:scrgbClr r="0" g="0" b="0"/>
+      </a:fillRef>
+      <a:effectRef idx="0">
+        <a:scrgbClr r="0" g="0" b="0"/>
+      </a:effectRef>
+      <a:fontRef idx="minor"/>
+    </dgm:style>
+  </dgm:styleLbl>
+  <dgm:styleLbl name="bgAccFollowNode1">
+    <dgm:scene3d>
+      <a:camera prst="orthographicFront"/>
+      <a:lightRig rig="threePt" dir="t"/>
+    </dgm:scene3d>
+    <dgm:sp3d/>
+    <dgm:txPr/>
+    <dgm:style>
+      <a:lnRef idx="2">
+        <a:scrgbClr r="0" g="0" b="0"/>
+      </a:lnRef>
+      <a:fillRef idx="1">
+        <a:scrgbClr r="0" g="0" b="0"/>
+      </a:fillRef>
+      <a:effectRef idx="0">
+        <a:scrgbClr r="0" g="0" b="0"/>
+      </a:effectRef>
+      <a:fontRef idx="minor"/>
+    </dgm:style>
+  </dgm:styleLbl>
+  <dgm:styleLbl name="fgAcc0">
+    <dgm:scene3d>
+      <a:camera prst="orthographicFront"/>
+      <a:lightRig rig="threePt" dir="t"/>
+    </dgm:scene3d>
+    <dgm:sp3d/>
+    <dgm:txPr/>
+    <dgm:style>
+      <a:lnRef idx="2">
+        <a:scrgbClr r="0" g="0" b="0"/>
+      </a:lnRef>
+      <a:fillRef idx="1">
+        <a:scrgbClr r="0" g="0" b="0"/>
+      </a:fillRef>
+      <a:effectRef idx="0">
+        <a:scrgbClr r="0" g="0" b="0"/>
+      </a:effectRef>
+      <a:fontRef idx="minor"/>
+    </dgm:style>
+  </dgm:styleLbl>
+  <dgm:styleLbl name="fgAcc2">
+    <dgm:scene3d>
+      <a:camera prst="orthographicFront"/>
+      <a:lightRig rig="threePt" dir="t"/>
+    </dgm:scene3d>
+    <dgm:sp3d/>
+    <dgm:txPr/>
+    <dgm:style>
+      <a:lnRef idx="2">
+        <a:scrgbClr r="0" g="0" b="0"/>
+      </a:lnRef>
+      <a:fillRef idx="1">
+        <a:scrgbClr r="0" g="0" b="0"/>
+      </a:fillRef>
+      <a:effectRef idx="0">
+        <a:scrgbClr r="0" g="0" b="0"/>
+      </a:effectRef>
+      <a:fontRef idx="minor"/>
+    </dgm:style>
+  </dgm:styleLbl>
+  <dgm:styleLbl name="fgAcc3">
+    <dgm:scene3d>
+      <a:camera prst="orthographicFront"/>
+      <a:lightRig rig="threePt" dir="t"/>
+    </dgm:scene3d>
+    <dgm:sp3d/>
+    <dgm:txPr/>
+    <dgm:style>
+      <a:lnRef idx="2">
+        <a:scrgbClr r="0" g="0" b="0"/>
+      </a:lnRef>
+      <a:fillRef idx="1">
+        <a:scrgbClr r="0" g="0" b="0"/>
+      </a:fillRef>
+      <a:effectRef idx="0">
+        <a:scrgbClr r="0" g="0" b="0"/>
+      </a:effectRef>
+      <a:fontRef idx="minor"/>
+    </dgm:style>
+  </dgm:styleLbl>
+  <dgm:styleLbl name="fgAcc4">
+    <dgm:scene3d>
+      <a:camera prst="orthographicFront"/>
+      <a:lightRig rig="threePt" dir="t"/>
+    </dgm:scene3d>
+    <dgm:sp3d/>
+    <dgm:txPr/>
+    <dgm:style>
+      <a:lnRef idx="2">
+        <a:scrgbClr r="0" g="0" b="0"/>
+      </a:lnRef>
+      <a:fillRef idx="1">
+        <a:scrgbClr r="0" g="0" b="0"/>
+      </a:fillRef>
+      <a:effectRef idx="0">
+        <a:scrgbClr r="0" g="0" b="0"/>
+      </a:effectRef>
+      <a:fontRef idx="minor"/>
+    </dgm:style>
+  </dgm:styleLbl>
+  <dgm:styleLbl name="bgShp">
+    <dgm:scene3d>
+      <a:camera prst="orthographicFront"/>
+      <a:lightRig rig="threePt" dir="t"/>
+    </dgm:scene3d>
+    <dgm:sp3d/>
+    <dgm:txPr/>
+    <dgm:style>
+      <a:lnRef idx="0">
+        <a:scrgbClr r="0" g="0" b="0"/>
+      </a:lnRef>
+      <a:fillRef idx="1">
+        <a:scrgbClr r="0" g="0" b="0"/>
+      </a:fillRef>
+      <a:effectRef idx="0">
+        <a:scrgbClr r="0" g="0" b="0"/>
+      </a:effectRef>
+      <a:fontRef idx="minor"/>
+    </dgm:style>
+  </dgm:styleLbl>
+  <dgm:styleLbl name="dkBgShp">
+    <dgm:scene3d>
+      <a:camera prst="orthographicFront"/>
+      <a:lightRig rig="threePt" dir="t"/>
+    </dgm:scene3d>
+    <dgm:sp3d/>
+    <dgm:txPr/>
+    <dgm:style>
+      <a:lnRef idx="0">
+        <a:scrgbClr r="0" g="0" b="0"/>
+      </a:lnRef>
+      <a:fillRef idx="1">
+        <a:scrgbClr r="0" g="0" b="0"/>
+      </a:fillRef>
+      <a:effectRef idx="0">
+        <a:scrgbClr r="0" g="0" b="0"/>
+      </a:effectRef>
+      <a:fontRef idx="minor"/>
+    </dgm:style>
+  </dgm:styleLbl>
+  <dgm:styleLbl name="trBgShp">
+    <dgm:scene3d>
+      <a:camera prst="orthographicFront"/>
+      <a:lightRig rig="threePt" dir="t"/>
+    </dgm:scene3d>
+    <dgm:sp3d/>
+    <dgm:txPr/>
+    <dgm:style>
+      <a:lnRef idx="0">
+        <a:scrgbClr r="0" g="0" b="0"/>
+      </a:lnRef>
+      <a:fillRef idx="1">
+        <a:scrgbClr r="0" g="0" b="0"/>
+      </a:fillRef>
+      <a:effectRef idx="0">
+        <a:scrgbClr r="0" g="0" b="0"/>
+      </a:effectRef>
+      <a:fontRef idx="minor"/>
+    </dgm:style>
+  </dgm:styleLbl>
+  <dgm:styleLbl name="fgShp">
+    <dgm:scene3d>
+      <a:camera prst="orthographicFront"/>
+      <a:lightRig rig="threePt" dir="t"/>
+    </dgm:scene3d>
+    <dgm:sp3d/>
+    <dgm:txPr/>
+    <dgm:style>
+      <a:lnRef idx="2">
+        <a:scrgbClr r="0" g="0" b="0"/>
+      </a:lnRef>
+      <a:fillRef idx="1">
+        <a:scrgbClr r="0" g="0" b="0"/>
+      </a:fillRef>
+      <a:effectRef idx="0">
+        <a:scrgbClr r="0" g="0" b="0"/>
+      </a:effectRef>
+      <a:fontRef idx="minor"/>
+    </dgm:style>
+  </dgm:styleLbl>
+  <dgm:styleLbl name="revTx">
+    <dgm:scene3d>
+      <a:camera prst="orthographicFront"/>
+      <a:lightRig rig="threePt" dir="t"/>
+    </dgm:scene3d>
+    <dgm:sp3d/>
+    <dgm:txPr/>
+    <dgm:style>
+      <a:lnRef idx="0">
+        <a:scrgbClr r="0" g="0" b="0"/>
+      </a:lnRef>
+      <a:fillRef idx="0">
+        <a:scrgbClr r="0" g="0" b="0"/>
+      </a:fillRef>
+      <a:effectRef idx="0">
+        <a:scrgbClr r="0" g="0" b="0"/>
+      </a:effectRef>
+      <a:fontRef idx="minor"/>
+    </dgm:style>
+  </dgm:styleLbl>
+</dgm:styleDef>
 </file>
 
 <file path=word/theme/theme1.xml><?xml version="1.0" encoding="utf-8"?>

--- a/Notes_SA2512006.docx
+++ b/Notes_SA2512006.docx
@@ -669,13 +669,23 @@
           <w:lang w:val="en-US"/>
         </w:rPr>
       </w:pPr>
-      <w:r>
-        <w:rPr>
-          <w:sz w:val="28"/>
-          <w:szCs w:val="24"/>
-          <w:lang w:val="en-US"/>
-        </w:rPr>
-        <w:t>Thread.sleep()</w:t>
+      <w:proofErr w:type="spellStart"/>
+      <w:r>
+        <w:rPr>
+          <w:sz w:val="28"/>
+          <w:szCs w:val="24"/>
+          <w:lang w:val="en-US"/>
+        </w:rPr>
+        <w:t>Thread.sleep</w:t>
+      </w:r>
+      <w:proofErr w:type="spellEnd"/>
+      <w:r>
+        <w:rPr>
+          <w:sz w:val="28"/>
+          <w:szCs w:val="24"/>
+          <w:lang w:val="en-US"/>
+        </w:rPr>
+        <w:t>()</w:t>
       </w:r>
     </w:p>
     <w:p>
@@ -4902,7 +4912,7 @@
           <w:numId w:val="13"/>
         </w:numPr>
         <w:tabs>
-          <w:tab w:val="left" w:pos="1275"/>
+          <w:tab w:val="left" w:pos="1560"/>
         </w:tabs>
         <w:rPr>
           <w:sz w:val="28"/>
@@ -5022,6 +5032,7 @@
           <w:lang w:val="en-US"/>
         </w:rPr>
       </w:pPr>
+      <w:proofErr w:type="spellStart"/>
       <w:r>
         <w:rPr>
           <w:sz w:val="28"/>
@@ -5030,6 +5041,7 @@
         </w:rPr>
         <w:t>YourName_SeleniumDemos</w:t>
       </w:r>
+      <w:proofErr w:type="spellEnd"/>
     </w:p>
     <w:p>
       <w:pPr>
@@ -5078,7 +5090,25 @@
           <w:szCs w:val="24"/>
           <w:lang w:val="en-US"/>
         </w:rPr>
-        <w:t>Launch selenium.dev site (Official website for Selenium)</w:t>
+        <w:t xml:space="preserve">Launch </w:t>
+      </w:r>
+      <w:proofErr w:type="spellStart"/>
+      <w:r>
+        <w:rPr>
+          <w:sz w:val="28"/>
+          <w:szCs w:val="24"/>
+          <w:lang w:val="en-US"/>
+        </w:rPr>
+        <w:t>selenium.dev</w:t>
+      </w:r>
+      <w:proofErr w:type="spellEnd"/>
+      <w:r>
+        <w:rPr>
+          <w:sz w:val="28"/>
+          <w:szCs w:val="24"/>
+          <w:lang w:val="en-US"/>
+        </w:rPr>
+        <w:t xml:space="preserve"> site (Official website for Selenium)</w:t>
       </w:r>
     </w:p>
     <w:p>
@@ -5709,8 +5739,18 @@
           <w:szCs w:val="24"/>
           <w:lang w:val="en-US"/>
         </w:rPr>
-        <w:t>Give the name com.WebDriverDemos</w:t>
-      </w:r>
+        <w:t xml:space="preserve">Give the name </w:t>
+      </w:r>
+      <w:proofErr w:type="spellStart"/>
+      <w:r>
+        <w:rPr>
+          <w:sz w:val="28"/>
+          <w:szCs w:val="24"/>
+          <w:lang w:val="en-US"/>
+        </w:rPr>
+        <w:t>com.WebDriverDemos</w:t>
+      </w:r>
+      <w:proofErr w:type="spellEnd"/>
     </w:p>
     <w:p>
       <w:pPr>
@@ -6024,8 +6064,18 @@
           <w:szCs w:val="24"/>
           <w:lang w:val="en-US"/>
         </w:rPr>
-        <w:t>Click on Classpath</w:t>
-      </w:r>
+        <w:t xml:space="preserve">Click on </w:t>
+      </w:r>
+      <w:proofErr w:type="spellStart"/>
+      <w:r>
+        <w:rPr>
+          <w:sz w:val="28"/>
+          <w:szCs w:val="24"/>
+          <w:lang w:val="en-US"/>
+        </w:rPr>
+        <w:t>Classpath</w:t>
+      </w:r>
+      <w:proofErr w:type="spellEnd"/>
     </w:p>
     <w:p>
       <w:pPr>
@@ -6242,6 +6292,98 @@
         </w:rPr>
         <w:t xml:space="preserve"> Create object of WebDriver, will launch blank browser window</w:t>
       </w:r>
+      <w:r>
+        <w:rPr>
+          <w:sz w:val="28"/>
+          <w:szCs w:val="24"/>
+          <w:lang w:val="en-US"/>
+        </w:rPr>
+        <w:t>. (</w:t>
+      </w:r>
+      <w:r>
+        <w:rPr>
+          <w:rFonts w:ascii="Consolas" w:hAnsi="Consolas" w:cs="Consolas"/>
+          <w:color w:val="000000"/>
+          <w:sz w:val="28"/>
+          <w:szCs w:val="28"/>
+          <w:shd w:val="clear" w:color="auto" w:fill="E8F2FE"/>
+        </w:rPr>
+        <w:t xml:space="preserve">WebDriver </w:t>
+      </w:r>
+      <w:r>
+        <w:rPr>
+          <w:rFonts w:ascii="Consolas" w:hAnsi="Consolas" w:cs="Consolas"/>
+          <w:color w:val="6A3E3E"/>
+          <w:sz w:val="28"/>
+          <w:szCs w:val="28"/>
+          <w:shd w:val="clear" w:color="auto" w:fill="F0D8A8"/>
+        </w:rPr>
+        <w:t>driver</w:t>
+      </w:r>
+      <w:r>
+        <w:rPr>
+          <w:rFonts w:ascii="Consolas" w:hAnsi="Consolas" w:cs="Consolas"/>
+          <w:color w:val="000000"/>
+          <w:sz w:val="28"/>
+          <w:szCs w:val="28"/>
+          <w:shd w:val="clear" w:color="auto" w:fill="E8F2FE"/>
+        </w:rPr>
+        <w:t xml:space="preserve"> = </w:t>
+      </w:r>
+      <w:r>
+        <w:rPr>
+          <w:rFonts w:ascii="Consolas" w:hAnsi="Consolas" w:cs="Consolas"/>
+          <w:b/>
+          <w:bCs/>
+          <w:color w:val="7F0055"/>
+          <w:sz w:val="28"/>
+          <w:szCs w:val="28"/>
+          <w:shd w:val="clear" w:color="auto" w:fill="E8F2FE"/>
+        </w:rPr>
+        <w:t>new</w:t>
+      </w:r>
+      <w:r>
+        <w:rPr>
+          <w:rFonts w:ascii="Consolas" w:hAnsi="Consolas" w:cs="Consolas"/>
+          <w:color w:val="000000"/>
+          <w:sz w:val="28"/>
+          <w:szCs w:val="28"/>
+          <w:shd w:val="clear" w:color="auto" w:fill="E8F2FE"/>
+        </w:rPr>
+        <w:t xml:space="preserve"> </w:t>
+      </w:r>
+      <w:proofErr w:type="gramStart"/>
+      <w:r>
+        <w:rPr>
+          <w:rFonts w:ascii="Consolas" w:hAnsi="Consolas" w:cs="Consolas"/>
+          <w:color w:val="000000"/>
+          <w:sz w:val="28"/>
+          <w:szCs w:val="28"/>
+          <w:shd w:val="clear" w:color="auto" w:fill="E8F2FE"/>
+        </w:rPr>
+        <w:t>ChromeDriver(</w:t>
+      </w:r>
+      <w:proofErr w:type="gramEnd"/>
+      <w:r>
+        <w:rPr>
+          <w:rFonts w:ascii="Consolas" w:hAnsi="Consolas" w:cs="Consolas"/>
+          <w:color w:val="000000"/>
+          <w:sz w:val="28"/>
+          <w:szCs w:val="28"/>
+          <w:shd w:val="clear" w:color="auto" w:fill="E8F2FE"/>
+        </w:rPr>
+        <w:t>);</w:t>
+      </w:r>
+      <w:r>
+        <w:rPr>
+          <w:rFonts w:ascii="Consolas" w:hAnsi="Consolas" w:cs="Consolas"/>
+          <w:color w:val="000000"/>
+          <w:sz w:val="28"/>
+          <w:szCs w:val="28"/>
+          <w:shd w:val="clear" w:color="auto" w:fill="E8F2FE"/>
+        </w:rPr>
+        <w:t>)</w:t>
+      </w:r>
     </w:p>
     <w:p>
       <w:pPr>
@@ -6259,13 +6401,23 @@
           <w:lang w:val="en-US"/>
         </w:rPr>
       </w:pPr>
-      <w:r>
-        <w:rPr>
-          <w:sz w:val="28"/>
-          <w:szCs w:val="24"/>
-          <w:lang w:val="en-US"/>
-        </w:rPr>
-        <w:t xml:space="preserve">get() </w:t>
+      <w:proofErr w:type="gramStart"/>
+      <w:r>
+        <w:rPr>
+          <w:sz w:val="28"/>
+          <w:szCs w:val="24"/>
+          <w:lang w:val="en-US"/>
+        </w:rPr>
+        <w:t>get(</w:t>
+      </w:r>
+      <w:proofErr w:type="gramEnd"/>
+      <w:r>
+        <w:rPr>
+          <w:sz w:val="28"/>
+          <w:szCs w:val="24"/>
+          <w:lang w:val="en-US"/>
+        </w:rPr>
+        <w:t xml:space="preserve">) </w:t>
       </w:r>
       <w:r>
         <w:rPr>
@@ -6282,6 +6434,14 @@
           <w:lang w:val="en-US"/>
         </w:rPr>
         <w:t xml:space="preserve"> Will open the URL.</w:t>
+      </w:r>
+      <w:r>
+        <w:rPr>
+          <w:sz w:val="28"/>
+          <w:szCs w:val="24"/>
+          <w:lang w:val="en-US"/>
+        </w:rPr>
+        <w:t xml:space="preserve"> Pass the absolute URL of the web site. (Absolute URL starts with http / https)</w:t>
       </w:r>
     </w:p>
     <w:p>
@@ -6300,13 +6460,33 @@
           <w:lang w:val="en-US"/>
         </w:rPr>
       </w:pPr>
-      <w:r>
-        <w:rPr>
-          <w:sz w:val="28"/>
-          <w:szCs w:val="24"/>
-          <w:lang w:val="en-US"/>
-        </w:rPr>
-        <w:t xml:space="preserve">driver.manage().window().maximize() </w:t>
+      <w:proofErr w:type="spellStart"/>
+      <w:proofErr w:type="gramStart"/>
+      <w:r>
+        <w:rPr>
+          <w:sz w:val="28"/>
+          <w:szCs w:val="24"/>
+          <w:lang w:val="en-US"/>
+        </w:rPr>
+        <w:t>driver.manage</w:t>
+      </w:r>
+      <w:proofErr w:type="spellEnd"/>
+      <w:r>
+        <w:rPr>
+          <w:sz w:val="28"/>
+          <w:szCs w:val="24"/>
+          <w:lang w:val="en-US"/>
+        </w:rPr>
+        <w:t>(</w:t>
+      </w:r>
+      <w:proofErr w:type="gramEnd"/>
+      <w:r>
+        <w:rPr>
+          <w:sz w:val="28"/>
+          <w:szCs w:val="24"/>
+          <w:lang w:val="en-US"/>
+        </w:rPr>
+        <w:t xml:space="preserve">).window().maximize() </w:t>
       </w:r>
       <w:r>
         <w:rPr>
@@ -6341,13 +6521,23 @@
           <w:lang w:val="en-US"/>
         </w:rPr>
       </w:pPr>
-      <w:r>
-        <w:rPr>
-          <w:sz w:val="28"/>
-          <w:szCs w:val="24"/>
-          <w:lang w:val="en-US"/>
-        </w:rPr>
-        <w:t xml:space="preserve">close() </w:t>
+      <w:proofErr w:type="gramStart"/>
+      <w:r>
+        <w:rPr>
+          <w:sz w:val="28"/>
+          <w:szCs w:val="24"/>
+          <w:lang w:val="en-US"/>
+        </w:rPr>
+        <w:t>close(</w:t>
+      </w:r>
+      <w:proofErr w:type="gramEnd"/>
+      <w:r>
+        <w:rPr>
+          <w:sz w:val="28"/>
+          <w:szCs w:val="24"/>
+          <w:lang w:val="en-US"/>
+        </w:rPr>
+        <w:t xml:space="preserve">) </w:t>
       </w:r>
       <w:r>
         <w:rPr>
@@ -6382,13 +6572,23 @@
           <w:lang w:val="en-US"/>
         </w:rPr>
       </w:pPr>
-      <w:r>
-        <w:rPr>
-          <w:sz w:val="28"/>
-          <w:szCs w:val="24"/>
-          <w:lang w:val="en-US"/>
-        </w:rPr>
-        <w:t xml:space="preserve">getTitle() </w:t>
+      <w:proofErr w:type="gramStart"/>
+      <w:r>
+        <w:rPr>
+          <w:sz w:val="28"/>
+          <w:szCs w:val="24"/>
+          <w:lang w:val="en-US"/>
+        </w:rPr>
+        <w:t>getTitle(</w:t>
+      </w:r>
+      <w:proofErr w:type="gramEnd"/>
+      <w:r>
+        <w:rPr>
+          <w:sz w:val="28"/>
+          <w:szCs w:val="24"/>
+          <w:lang w:val="en-US"/>
+        </w:rPr>
+        <w:t xml:space="preserve">) </w:t>
       </w:r>
       <w:r>
         <w:rPr>
@@ -6423,13 +6623,23 @@
           <w:lang w:val="en-US"/>
         </w:rPr>
       </w:pPr>
-      <w:r>
-        <w:rPr>
-          <w:sz w:val="28"/>
-          <w:szCs w:val="24"/>
-          <w:lang w:val="en-US"/>
-        </w:rPr>
-        <w:t xml:space="preserve">getCurrentUrl() </w:t>
+      <w:proofErr w:type="gramStart"/>
+      <w:r>
+        <w:rPr>
+          <w:sz w:val="28"/>
+          <w:szCs w:val="24"/>
+          <w:lang w:val="en-US"/>
+        </w:rPr>
+        <w:t>getCurrentUrl(</w:t>
+      </w:r>
+      <w:proofErr w:type="gramEnd"/>
+      <w:r>
+        <w:rPr>
+          <w:sz w:val="28"/>
+          <w:szCs w:val="24"/>
+          <w:lang w:val="en-US"/>
+        </w:rPr>
+        <w:t xml:space="preserve">) </w:t>
       </w:r>
       <w:r>
         <w:rPr>
@@ -6447,11 +6657,14 @@
         </w:rPr>
         <w:t xml:space="preserve"> Will return the title of the page. (String)</w:t>
       </w:r>
-      <w:bookmarkStart w:id="0" w:name="_GoBack"/>
-      <w:bookmarkEnd w:id="0"/>
-    </w:p>
-    <w:p>
-      <w:pPr>
+    </w:p>
+    <w:p>
+      <w:pPr>
+        <w:pStyle w:val="ListParagraph"/>
+        <w:numPr>
+          <w:ilvl w:val="0"/>
+          <w:numId w:val="16"/>
+        </w:numPr>
         <w:tabs>
           <w:tab w:val="left" w:pos="1560"/>
         </w:tabs>
@@ -6461,38 +6674,92 @@
           <w:lang w:val="en-US"/>
         </w:rPr>
       </w:pPr>
-    </w:p>
-    <w:p>
-      <w:pPr>
+      <w:r>
+        <w:rPr>
+          <w:sz w:val="28"/>
+          <w:szCs w:val="24"/>
+          <w:lang w:val="en-US"/>
+        </w:rPr>
+        <w:t xml:space="preserve">getPageSource() </w:t>
+      </w:r>
+      <w:r>
+        <w:rPr>
+          <w:sz w:val="28"/>
+          <w:szCs w:val="24"/>
+          <w:lang w:val="en-US"/>
+        </w:rPr>
+        <w:sym w:font="Wingdings" w:char="F0E0"/>
+      </w:r>
+      <w:r>
+        <w:rPr>
+          <w:sz w:val="28"/>
+          <w:szCs w:val="24"/>
+          <w:lang w:val="en-US"/>
+        </w:rPr>
+        <w:t xml:space="preserve"> Will return the page source (HTML code) of the page (String)</w:t>
+      </w:r>
+    </w:p>
+    <w:p>
+      <w:pPr>
+        <w:pStyle w:val="ListParagraph"/>
+        <w:numPr>
+          <w:ilvl w:val="0"/>
+          <w:numId w:val="16"/>
+        </w:numPr>
         <w:tabs>
           <w:tab w:val="left" w:pos="1560"/>
         </w:tabs>
         <w:rPr>
-          <w:b/>
-          <w:bCs/>
-          <w:sz w:val="28"/>
-          <w:szCs w:val="24"/>
-          <w:lang w:val="en-US"/>
-        </w:rPr>
-      </w:pPr>
-      <w:r>
-        <w:rPr>
-          <w:b/>
-          <w:bCs/>
-          <w:sz w:val="28"/>
-          <w:szCs w:val="24"/>
-          <w:lang w:val="en-US"/>
-        </w:rPr>
-        <w:t>Common Exceptions in WebDriver</w:t>
-      </w:r>
-    </w:p>
-    <w:p>
-      <w:pPr>
-        <w:pStyle w:val="ListParagraph"/>
-        <w:numPr>
-          <w:ilvl w:val="0"/>
-          <w:numId w:val="17"/>
-        </w:numPr>
+          <w:sz w:val="28"/>
+          <w:szCs w:val="24"/>
+          <w:lang w:val="en-US"/>
+        </w:rPr>
+      </w:pPr>
+      <w:proofErr w:type="gramStart"/>
+      <w:r>
+        <w:rPr>
+          <w:sz w:val="28"/>
+          <w:szCs w:val="24"/>
+          <w:lang w:val="en-US"/>
+        </w:rPr>
+        <w:t>findElement(</w:t>
+      </w:r>
+      <w:proofErr w:type="gramEnd"/>
+      <w:r>
+        <w:rPr>
+          <w:sz w:val="28"/>
+          <w:szCs w:val="24"/>
+          <w:lang w:val="en-US"/>
+        </w:rPr>
+        <w:t xml:space="preserve">) </w:t>
+      </w:r>
+      <w:r>
+        <w:rPr>
+          <w:sz w:val="28"/>
+          <w:szCs w:val="24"/>
+          <w:lang w:val="en-US"/>
+        </w:rPr>
+        <w:sym w:font="Wingdings" w:char="F0E0"/>
+      </w:r>
+      <w:r>
+        <w:rPr>
+          <w:sz w:val="28"/>
+          <w:szCs w:val="24"/>
+          <w:lang w:val="en-US"/>
+        </w:rPr>
+        <w:t xml:space="preserve"> Will read and return the single control on the page. </w:t>
+      </w:r>
+      <w:r>
+        <w:rPr>
+          <w:sz w:val="28"/>
+          <w:szCs w:val="24"/>
+          <w:lang w:val="en-US"/>
+        </w:rPr>
+        <w:t>(WebElement)</w:t>
+      </w:r>
+    </w:p>
+    <w:p>
+      <w:pPr>
         <w:tabs>
           <w:tab w:val="left" w:pos="1560"/>
         </w:tabs>
@@ -6502,6 +6769,47 @@
           <w:lang w:val="en-US"/>
         </w:rPr>
       </w:pPr>
+    </w:p>
+    <w:p>
+      <w:pPr>
+        <w:tabs>
+          <w:tab w:val="left" w:pos="1560"/>
+        </w:tabs>
+        <w:rPr>
+          <w:b/>
+          <w:bCs/>
+          <w:sz w:val="28"/>
+          <w:szCs w:val="24"/>
+          <w:lang w:val="en-US"/>
+        </w:rPr>
+      </w:pPr>
+      <w:r>
+        <w:rPr>
+          <w:b/>
+          <w:bCs/>
+          <w:sz w:val="28"/>
+          <w:szCs w:val="24"/>
+          <w:lang w:val="en-US"/>
+        </w:rPr>
+        <w:t>Common Exceptions in WebDriver</w:t>
+      </w:r>
+    </w:p>
+    <w:p>
+      <w:pPr>
+        <w:pStyle w:val="ListParagraph"/>
+        <w:numPr>
+          <w:ilvl w:val="0"/>
+          <w:numId w:val="17"/>
+        </w:numPr>
+        <w:tabs>
+          <w:tab w:val="left" w:pos="1560"/>
+        </w:tabs>
+        <w:rPr>
+          <w:sz w:val="28"/>
+          <w:szCs w:val="24"/>
+          <w:lang w:val="en-US"/>
+        </w:rPr>
+      </w:pPr>
       <w:r>
         <w:rPr>
           <w:sz w:val="28"/>
@@ -6533,6 +6841,1095 @@
           <w:lang w:val="en-US"/>
         </w:rPr>
         <w:t>The URL which you have passed is not in the correct format. URL should be absolute. Absolute URL starts with http / https</w:t>
+      </w:r>
+    </w:p>
+    <w:p>
+      <w:pPr>
+        <w:pStyle w:val="ListParagraph"/>
+        <w:numPr>
+          <w:ilvl w:val="0"/>
+          <w:numId w:val="17"/>
+        </w:numPr>
+        <w:tabs>
+          <w:tab w:val="left" w:pos="1560"/>
+        </w:tabs>
+        <w:rPr>
+          <w:sz w:val="28"/>
+          <w:szCs w:val="24"/>
+          <w:lang w:val="en-US"/>
+        </w:rPr>
+      </w:pPr>
+      <w:r>
+        <w:rPr>
+          <w:sz w:val="28"/>
+          <w:szCs w:val="24"/>
+          <w:lang w:val="en-US"/>
+        </w:rPr>
+        <w:t xml:space="preserve">NoSuchElementException </w:t>
+      </w:r>
+      <w:r>
+        <w:rPr>
+          <w:sz w:val="28"/>
+          <w:szCs w:val="24"/>
+          <w:lang w:val="en-US"/>
+        </w:rPr>
+        <w:sym w:font="Wingdings" w:char="F0E0"/>
+      </w:r>
+      <w:r>
+        <w:rPr>
+          <w:sz w:val="28"/>
+          <w:szCs w:val="24"/>
+          <w:lang w:val="en-US"/>
+        </w:rPr>
+        <w:t xml:space="preserve"> Selenium is unable to locate the control due to</w:t>
+      </w:r>
+    </w:p>
+    <w:p>
+      <w:pPr>
+        <w:pStyle w:val="ListParagraph"/>
+        <w:numPr>
+          <w:ilvl w:val="1"/>
+          <w:numId w:val="17"/>
+        </w:numPr>
+        <w:tabs>
+          <w:tab w:val="left" w:pos="1560"/>
+        </w:tabs>
+        <w:rPr>
+          <w:sz w:val="28"/>
+          <w:szCs w:val="24"/>
+          <w:lang w:val="en-US"/>
+        </w:rPr>
+      </w:pPr>
+      <w:r>
+        <w:rPr>
+          <w:sz w:val="28"/>
+          <w:szCs w:val="24"/>
+          <w:lang w:val="en-US"/>
+        </w:rPr>
+        <w:t>The locator value is wrong</w:t>
+      </w:r>
+    </w:p>
+    <w:p>
+      <w:pPr>
+        <w:pStyle w:val="ListParagraph"/>
+        <w:numPr>
+          <w:ilvl w:val="1"/>
+          <w:numId w:val="17"/>
+        </w:numPr>
+        <w:tabs>
+          <w:tab w:val="left" w:pos="1560"/>
+        </w:tabs>
+        <w:rPr>
+          <w:sz w:val="28"/>
+          <w:szCs w:val="24"/>
+          <w:lang w:val="en-US"/>
+        </w:rPr>
+      </w:pPr>
+      <w:r>
+        <w:rPr>
+          <w:sz w:val="28"/>
+          <w:szCs w:val="24"/>
+          <w:lang w:val="en-US"/>
+        </w:rPr>
+        <w:t>The locator attribute is not available</w:t>
+      </w:r>
+    </w:p>
+    <w:p>
+      <w:pPr>
+        <w:pStyle w:val="ListParagraph"/>
+        <w:numPr>
+          <w:ilvl w:val="1"/>
+          <w:numId w:val="17"/>
+        </w:numPr>
+        <w:tabs>
+          <w:tab w:val="left" w:pos="1560"/>
+        </w:tabs>
+        <w:rPr>
+          <w:sz w:val="28"/>
+          <w:szCs w:val="24"/>
+          <w:lang w:val="en-US"/>
+        </w:rPr>
+      </w:pPr>
+    </w:p>
+    <w:p>
+      <w:pPr>
+        <w:tabs>
+          <w:tab w:val="left" w:pos="1560"/>
+        </w:tabs>
+        <w:rPr>
+          <w:sz w:val="28"/>
+          <w:szCs w:val="24"/>
+          <w:lang w:val="en-US"/>
+        </w:rPr>
+      </w:pPr>
+    </w:p>
+    <w:p>
+      <w:pPr>
+        <w:tabs>
+          <w:tab w:val="left" w:pos="1560"/>
+        </w:tabs>
+        <w:rPr>
+          <w:sz w:val="28"/>
+          <w:szCs w:val="24"/>
+          <w:lang w:val="en-US"/>
+        </w:rPr>
+      </w:pPr>
+      <w:r>
+        <w:rPr>
+          <w:noProof/>
+          <w:lang w:eastAsia="en-IN"/>
+        </w:rPr>
+        <w:drawing>
+          <wp:inline distT="0" distB="0" distL="0" distR="0" wp14:anchorId="483B39C2" wp14:editId="16E5D11E">
+            <wp:extent cx="3238500" cy="1743075"/>
+            <wp:effectExtent l="0" t="0" r="0" b="9525"/>
+            <wp:docPr id="2" name="Picture 2"/>
+            <wp:cNvGraphicFramePr>
+              <a:graphicFrameLocks xmlns:a="http://schemas.openxmlformats.org/drawingml/2006/main" noChangeAspect="1"/>
+            </wp:cNvGraphicFramePr>
+            <a:graphic xmlns:a="http://schemas.openxmlformats.org/drawingml/2006/main">
+              <a:graphicData uri="http://schemas.openxmlformats.org/drawingml/2006/picture">
+                <pic:pic xmlns:pic="http://schemas.openxmlformats.org/drawingml/2006/picture">
+                  <pic:nvPicPr>
+                    <pic:cNvPr id="1" name=""/>
+                    <pic:cNvPicPr/>
+                  </pic:nvPicPr>
+                  <pic:blipFill rotWithShape="1">
+                    <a:blip r:embed="rId11"/>
+                    <a:srcRect l="23266" t="23941" r="20231" b="21971"/>
+                    <a:stretch/>
+                  </pic:blipFill>
+                  <pic:spPr bwMode="auto">
+                    <a:xfrm>
+                      <a:off x="0" y="0"/>
+                      <a:ext cx="3238500" cy="1743075"/>
+                    </a:xfrm>
+                    <a:prstGeom prst="rect">
+                      <a:avLst/>
+                    </a:prstGeom>
+                    <a:ln>
+                      <a:noFill/>
+                    </a:ln>
+                    <a:extLst>
+                      <a:ext uri="{53640926-AAD7-44D8-BBD7-CCE9431645EC}">
+                        <a14:shadowObscured xmlns:a14="http://schemas.microsoft.com/office/drawing/2010/main"/>
+                      </a:ext>
+                    </a:extLst>
+                  </pic:spPr>
+                </pic:pic>
+              </a:graphicData>
+            </a:graphic>
+          </wp:inline>
+        </w:drawing>
+      </w:r>
+    </w:p>
+    <w:p>
+      <w:pPr>
+        <w:tabs>
+          <w:tab w:val="left" w:pos="1560"/>
+        </w:tabs>
+        <w:rPr>
+          <w:sz w:val="28"/>
+          <w:szCs w:val="24"/>
+          <w:lang w:val="en-US"/>
+        </w:rPr>
+      </w:pPr>
+    </w:p>
+    <w:p>
+      <w:pPr>
+        <w:tabs>
+          <w:tab w:val="left" w:pos="1560"/>
+        </w:tabs>
+        <w:rPr>
+          <w:b/>
+          <w:bCs/>
+          <w:sz w:val="28"/>
+          <w:szCs w:val="24"/>
+          <w:lang w:val="en-US"/>
+        </w:rPr>
+      </w:pPr>
+      <w:r>
+        <w:rPr>
+          <w:b/>
+          <w:bCs/>
+          <w:sz w:val="28"/>
+          <w:szCs w:val="24"/>
+          <w:lang w:val="en-US"/>
+        </w:rPr>
+        <w:lastRenderedPageBreak/>
+        <w:t>WebElement</w:t>
+      </w:r>
+    </w:p>
+    <w:p>
+      <w:pPr>
+        <w:pStyle w:val="ListParagraph"/>
+        <w:numPr>
+          <w:ilvl w:val="0"/>
+          <w:numId w:val="18"/>
+        </w:numPr>
+        <w:tabs>
+          <w:tab w:val="left" w:pos="1560"/>
+        </w:tabs>
+        <w:rPr>
+          <w:sz w:val="28"/>
+          <w:szCs w:val="24"/>
+          <w:lang w:val="en-US"/>
+        </w:rPr>
+      </w:pPr>
+      <w:r>
+        <w:rPr>
+          <w:sz w:val="28"/>
+          <w:szCs w:val="24"/>
+          <w:lang w:val="en-US"/>
+        </w:rPr>
+        <w:t>Every control (like text box, radio button, command button, link, checkbox, imag</w:t>
+      </w:r>
+      <w:r>
+        <w:rPr>
+          <w:sz w:val="28"/>
+          <w:szCs w:val="24"/>
+          <w:lang w:val="en-US"/>
+        </w:rPr>
+        <w:t>es, option from drop down list etc.) as treated as WebElement in WebDriver.</w:t>
+      </w:r>
+    </w:p>
+    <w:p>
+      <w:pPr>
+        <w:pStyle w:val="ListParagraph"/>
+        <w:numPr>
+          <w:ilvl w:val="0"/>
+          <w:numId w:val="18"/>
+        </w:numPr>
+        <w:tabs>
+          <w:tab w:val="left" w:pos="1560"/>
+        </w:tabs>
+        <w:rPr>
+          <w:sz w:val="28"/>
+          <w:szCs w:val="24"/>
+          <w:lang w:val="en-US"/>
+        </w:rPr>
+      </w:pPr>
+      <w:r>
+        <w:rPr>
+          <w:sz w:val="28"/>
+          <w:szCs w:val="24"/>
+          <w:lang w:val="en-US"/>
+        </w:rPr>
+        <w:t>It is an interface in WebDriver.</w:t>
+      </w:r>
+    </w:p>
+    <w:p>
+      <w:pPr>
+        <w:pStyle w:val="ListParagraph"/>
+        <w:numPr>
+          <w:ilvl w:val="0"/>
+          <w:numId w:val="18"/>
+        </w:numPr>
+        <w:tabs>
+          <w:tab w:val="left" w:pos="1560"/>
+        </w:tabs>
+        <w:rPr>
+          <w:sz w:val="28"/>
+          <w:szCs w:val="24"/>
+          <w:lang w:val="en-US"/>
+        </w:rPr>
+      </w:pPr>
+      <w:r>
+        <w:rPr>
+          <w:sz w:val="28"/>
+          <w:szCs w:val="24"/>
+          <w:lang w:val="en-US"/>
+        </w:rPr>
+        <w:t>Object of WebElement can holds / store any control on the page.</w:t>
+      </w:r>
+    </w:p>
+    <w:p>
+      <w:pPr>
+        <w:pStyle w:val="ListParagraph"/>
+        <w:numPr>
+          <w:ilvl w:val="0"/>
+          <w:numId w:val="18"/>
+        </w:numPr>
+        <w:tabs>
+          <w:tab w:val="left" w:pos="1560"/>
+        </w:tabs>
+        <w:rPr>
+          <w:b/>
+          <w:bCs/>
+          <w:sz w:val="28"/>
+          <w:szCs w:val="24"/>
+          <w:lang w:val="en-US"/>
+        </w:rPr>
+      </w:pPr>
+      <w:r>
+        <w:rPr>
+          <w:b/>
+          <w:bCs/>
+          <w:sz w:val="28"/>
+          <w:szCs w:val="24"/>
+          <w:lang w:val="en-US"/>
+        </w:rPr>
+        <w:t>Methods</w:t>
+      </w:r>
+    </w:p>
+    <w:p>
+      <w:pPr>
+        <w:pStyle w:val="ListParagraph"/>
+        <w:numPr>
+          <w:ilvl w:val="1"/>
+          <w:numId w:val="18"/>
+        </w:numPr>
+        <w:tabs>
+          <w:tab w:val="left" w:pos="1560"/>
+        </w:tabs>
+        <w:rPr>
+          <w:sz w:val="28"/>
+          <w:szCs w:val="24"/>
+          <w:lang w:val="en-US"/>
+        </w:rPr>
+      </w:pPr>
+      <w:proofErr w:type="gramStart"/>
+      <w:r>
+        <w:rPr>
+          <w:sz w:val="28"/>
+          <w:szCs w:val="24"/>
+          <w:lang w:val="en-US"/>
+        </w:rPr>
+        <w:t>sendKeys</w:t>
+      </w:r>
+      <w:r>
+        <w:rPr>
+          <w:sz w:val="28"/>
+          <w:szCs w:val="24"/>
+          <w:lang w:val="en-US"/>
+        </w:rPr>
+        <w:t>(</w:t>
+      </w:r>
+      <w:proofErr w:type="gramEnd"/>
+      <w:r>
+        <w:rPr>
+          <w:sz w:val="28"/>
+          <w:szCs w:val="24"/>
+          <w:lang w:val="en-US"/>
+        </w:rPr>
+        <w:t xml:space="preserve">) </w:t>
+      </w:r>
+      <w:r>
+        <w:rPr>
+          <w:sz w:val="28"/>
+          <w:szCs w:val="24"/>
+          <w:lang w:val="en-US"/>
+        </w:rPr>
+        <w:sym w:font="Wingdings" w:char="F0E0"/>
+      </w:r>
+      <w:r>
+        <w:rPr>
+          <w:sz w:val="28"/>
+          <w:szCs w:val="24"/>
+          <w:lang w:val="en-US"/>
+        </w:rPr>
+        <w:t xml:space="preserve"> Will enter the text in the text box.</w:t>
+      </w:r>
+    </w:p>
+    <w:p>
+      <w:pPr>
+        <w:pStyle w:val="ListParagraph"/>
+        <w:numPr>
+          <w:ilvl w:val="1"/>
+          <w:numId w:val="18"/>
+        </w:numPr>
+        <w:tabs>
+          <w:tab w:val="left" w:pos="1560"/>
+        </w:tabs>
+        <w:rPr>
+          <w:sz w:val="28"/>
+          <w:szCs w:val="24"/>
+          <w:lang w:val="en-US"/>
+        </w:rPr>
+      </w:pPr>
+      <w:proofErr w:type="gramStart"/>
+      <w:r>
+        <w:rPr>
+          <w:sz w:val="28"/>
+          <w:szCs w:val="24"/>
+          <w:lang w:val="en-US"/>
+        </w:rPr>
+        <w:t>click(</w:t>
+      </w:r>
+      <w:proofErr w:type="gramEnd"/>
+      <w:r>
+        <w:rPr>
+          <w:sz w:val="28"/>
+          <w:szCs w:val="24"/>
+          <w:lang w:val="en-US"/>
+        </w:rPr>
+        <w:t xml:space="preserve">) </w:t>
+      </w:r>
+      <w:r>
+        <w:rPr>
+          <w:sz w:val="28"/>
+          <w:szCs w:val="24"/>
+          <w:lang w:val="en-US"/>
+        </w:rPr>
+        <w:sym w:font="Wingdings" w:char="F0E0"/>
+      </w:r>
+      <w:r>
+        <w:rPr>
+          <w:sz w:val="28"/>
+          <w:szCs w:val="24"/>
+          <w:lang w:val="en-US"/>
+        </w:rPr>
+        <w:t xml:space="preserve"> Will click on the control.</w:t>
+      </w:r>
+    </w:p>
+    <w:p>
+      <w:pPr>
+        <w:pStyle w:val="ListParagraph"/>
+        <w:numPr>
+          <w:ilvl w:val="1"/>
+          <w:numId w:val="18"/>
+        </w:numPr>
+        <w:tabs>
+          <w:tab w:val="left" w:pos="1560"/>
+        </w:tabs>
+        <w:rPr>
+          <w:sz w:val="28"/>
+          <w:szCs w:val="24"/>
+          <w:lang w:val="en-US"/>
+        </w:rPr>
+      </w:pPr>
+      <w:proofErr w:type="gramStart"/>
+      <w:r>
+        <w:rPr>
+          <w:sz w:val="28"/>
+          <w:szCs w:val="24"/>
+          <w:lang w:val="en-US"/>
+        </w:rPr>
+        <w:t>getText(</w:t>
+      </w:r>
+      <w:proofErr w:type="gramEnd"/>
+      <w:r>
+        <w:rPr>
+          <w:sz w:val="28"/>
+          <w:szCs w:val="24"/>
+          <w:lang w:val="en-US"/>
+        </w:rPr>
+        <w:t xml:space="preserve">) </w:t>
+      </w:r>
+      <w:r>
+        <w:rPr>
+          <w:sz w:val="28"/>
+          <w:szCs w:val="24"/>
+          <w:lang w:val="en-US"/>
+        </w:rPr>
+        <w:sym w:font="Wingdings" w:char="F0E0"/>
+      </w:r>
+      <w:r>
+        <w:rPr>
+          <w:sz w:val="28"/>
+          <w:szCs w:val="24"/>
+          <w:lang w:val="en-US"/>
+        </w:rPr>
+        <w:t xml:space="preserve"> Will return the text on the control. (String)</w:t>
+      </w:r>
+    </w:p>
+    <w:p>
+      <w:pPr>
+        <w:tabs>
+          <w:tab w:val="left" w:pos="1560"/>
+        </w:tabs>
+        <w:rPr>
+          <w:sz w:val="28"/>
+          <w:szCs w:val="24"/>
+          <w:lang w:val="en-US"/>
+        </w:rPr>
+      </w:pPr>
+    </w:p>
+    <w:p>
+      <w:pPr>
+        <w:tabs>
+          <w:tab w:val="left" w:pos="1560"/>
+        </w:tabs>
+        <w:rPr>
+          <w:b/>
+          <w:bCs/>
+          <w:sz w:val="28"/>
+          <w:szCs w:val="24"/>
+          <w:lang w:val="en-US"/>
+        </w:rPr>
+      </w:pPr>
+      <w:r>
+        <w:rPr>
+          <w:b/>
+          <w:bCs/>
+          <w:sz w:val="28"/>
+          <w:szCs w:val="24"/>
+          <w:lang w:val="en-US"/>
+        </w:rPr>
+        <w:t>Locators</w:t>
+      </w:r>
+    </w:p>
+    <w:p>
+      <w:pPr>
+        <w:tabs>
+          <w:tab w:val="left" w:pos="1560"/>
+        </w:tabs>
+        <w:rPr>
+          <w:sz w:val="28"/>
+          <w:szCs w:val="24"/>
+          <w:lang w:val="en-US"/>
+        </w:rPr>
+      </w:pPr>
+      <w:r>
+        <w:rPr>
+          <w:sz w:val="28"/>
+          <w:szCs w:val="24"/>
+          <w:lang w:val="en-US"/>
+        </w:rPr>
+        <w:t>Locator is the way / strategy to identify any control (WebElement) on the page.</w:t>
+      </w:r>
+    </w:p>
+    <w:p>
+      <w:pPr>
+        <w:pStyle w:val="ListParagraph"/>
+        <w:numPr>
+          <w:ilvl w:val="0"/>
+          <w:numId w:val="19"/>
+        </w:numPr>
+        <w:tabs>
+          <w:tab w:val="left" w:pos="1560"/>
+        </w:tabs>
+        <w:rPr>
+          <w:sz w:val="28"/>
+          <w:szCs w:val="24"/>
+          <w:lang w:val="en-US"/>
+        </w:rPr>
+      </w:pPr>
+      <w:r>
+        <w:rPr>
+          <w:sz w:val="28"/>
+          <w:szCs w:val="24"/>
+          <w:lang w:val="en-US"/>
+        </w:rPr>
+        <w:t>Id</w:t>
+      </w:r>
+    </w:p>
+    <w:p>
+      <w:pPr>
+        <w:pStyle w:val="ListParagraph"/>
+        <w:numPr>
+          <w:ilvl w:val="0"/>
+          <w:numId w:val="19"/>
+        </w:numPr>
+        <w:tabs>
+          <w:tab w:val="left" w:pos="1560"/>
+        </w:tabs>
+        <w:rPr>
+          <w:sz w:val="28"/>
+          <w:szCs w:val="24"/>
+          <w:lang w:val="en-US"/>
+        </w:rPr>
+      </w:pPr>
+      <w:r>
+        <w:rPr>
+          <w:sz w:val="28"/>
+          <w:szCs w:val="24"/>
+          <w:lang w:val="en-US"/>
+        </w:rPr>
+        <w:t>Name</w:t>
+      </w:r>
+    </w:p>
+    <w:p>
+      <w:pPr>
+        <w:pStyle w:val="ListParagraph"/>
+        <w:numPr>
+          <w:ilvl w:val="0"/>
+          <w:numId w:val="19"/>
+        </w:numPr>
+        <w:tabs>
+          <w:tab w:val="left" w:pos="1560"/>
+        </w:tabs>
+        <w:rPr>
+          <w:sz w:val="28"/>
+          <w:szCs w:val="24"/>
+          <w:lang w:val="en-US"/>
+        </w:rPr>
+      </w:pPr>
+      <w:r>
+        <w:rPr>
+          <w:sz w:val="28"/>
+          <w:szCs w:val="24"/>
+          <w:lang w:val="en-US"/>
+        </w:rPr>
+        <w:t>ClassName</w:t>
+      </w:r>
+    </w:p>
+    <w:p>
+      <w:pPr>
+        <w:pStyle w:val="ListParagraph"/>
+        <w:numPr>
+          <w:ilvl w:val="0"/>
+          <w:numId w:val="19"/>
+        </w:numPr>
+        <w:tabs>
+          <w:tab w:val="left" w:pos="1560"/>
+        </w:tabs>
+        <w:rPr>
+          <w:sz w:val="28"/>
+          <w:szCs w:val="24"/>
+          <w:lang w:val="en-US"/>
+        </w:rPr>
+      </w:pPr>
+      <w:r>
+        <w:rPr>
+          <w:sz w:val="28"/>
+          <w:szCs w:val="24"/>
+          <w:lang w:val="en-US"/>
+        </w:rPr>
+        <w:t>CssSelector</w:t>
+      </w:r>
+    </w:p>
+    <w:p>
+      <w:pPr>
+        <w:pStyle w:val="ListParagraph"/>
+        <w:numPr>
+          <w:ilvl w:val="0"/>
+          <w:numId w:val="19"/>
+        </w:numPr>
+        <w:tabs>
+          <w:tab w:val="left" w:pos="1560"/>
+        </w:tabs>
+        <w:rPr>
+          <w:sz w:val="28"/>
+          <w:szCs w:val="24"/>
+          <w:lang w:val="en-US"/>
+        </w:rPr>
+      </w:pPr>
+      <w:r>
+        <w:rPr>
+          <w:sz w:val="28"/>
+          <w:szCs w:val="24"/>
+          <w:lang w:val="en-US"/>
+        </w:rPr>
+        <w:t>XPath</w:t>
+      </w:r>
+    </w:p>
+    <w:p>
+      <w:pPr>
+        <w:pStyle w:val="ListParagraph"/>
+        <w:numPr>
+          <w:ilvl w:val="0"/>
+          <w:numId w:val="19"/>
+        </w:numPr>
+        <w:tabs>
+          <w:tab w:val="left" w:pos="1560"/>
+        </w:tabs>
+        <w:rPr>
+          <w:sz w:val="28"/>
+          <w:szCs w:val="24"/>
+          <w:lang w:val="en-US"/>
+        </w:rPr>
+      </w:pPr>
+      <w:r>
+        <w:rPr>
+          <w:sz w:val="28"/>
+          <w:szCs w:val="24"/>
+          <w:lang w:val="en-US"/>
+        </w:rPr>
+        <w:t>LinkText</w:t>
+      </w:r>
+    </w:p>
+    <w:p>
+      <w:pPr>
+        <w:pStyle w:val="ListParagraph"/>
+        <w:numPr>
+          <w:ilvl w:val="0"/>
+          <w:numId w:val="19"/>
+        </w:numPr>
+        <w:tabs>
+          <w:tab w:val="left" w:pos="1560"/>
+        </w:tabs>
+        <w:rPr>
+          <w:sz w:val="28"/>
+          <w:szCs w:val="24"/>
+          <w:lang w:val="en-US"/>
+        </w:rPr>
+      </w:pPr>
+      <w:r>
+        <w:rPr>
+          <w:sz w:val="28"/>
+          <w:szCs w:val="24"/>
+          <w:lang w:val="en-US"/>
+        </w:rPr>
+        <w:t>PartialLinkText</w:t>
+      </w:r>
+    </w:p>
+    <w:p>
+      <w:pPr>
+        <w:pStyle w:val="ListParagraph"/>
+        <w:numPr>
+          <w:ilvl w:val="0"/>
+          <w:numId w:val="19"/>
+        </w:numPr>
+        <w:tabs>
+          <w:tab w:val="left" w:pos="1560"/>
+        </w:tabs>
+        <w:rPr>
+          <w:sz w:val="28"/>
+          <w:szCs w:val="24"/>
+          <w:lang w:val="en-US"/>
+        </w:rPr>
+      </w:pPr>
+      <w:r>
+        <w:rPr>
+          <w:sz w:val="28"/>
+          <w:szCs w:val="24"/>
+          <w:lang w:val="en-US"/>
+        </w:rPr>
+        <w:t>TagName</w:t>
+      </w:r>
+    </w:p>
+    <w:p>
+      <w:pPr>
+        <w:tabs>
+          <w:tab w:val="left" w:pos="1560"/>
+        </w:tabs>
+        <w:rPr>
+          <w:sz w:val="28"/>
+          <w:szCs w:val="24"/>
+          <w:lang w:val="en-US"/>
+        </w:rPr>
+      </w:pPr>
+    </w:p>
+    <w:p>
+      <w:pPr>
+        <w:tabs>
+          <w:tab w:val="left" w:pos="1560"/>
+        </w:tabs>
+        <w:rPr>
+          <w:b/>
+          <w:bCs/>
+          <w:sz w:val="28"/>
+          <w:szCs w:val="24"/>
+          <w:lang w:val="en-US"/>
+        </w:rPr>
+      </w:pPr>
+      <w:r>
+        <w:rPr>
+          <w:b/>
+          <w:bCs/>
+          <w:sz w:val="28"/>
+          <w:szCs w:val="24"/>
+          <w:lang w:val="en-US"/>
+        </w:rPr>
+        <w:t>ClassName Locator:</w:t>
+      </w:r>
+    </w:p>
+    <w:p>
+      <w:pPr>
+        <w:pStyle w:val="ListParagraph"/>
+        <w:numPr>
+          <w:ilvl w:val="0"/>
+          <w:numId w:val="20"/>
+        </w:numPr>
+        <w:tabs>
+          <w:tab w:val="left" w:pos="1560"/>
+        </w:tabs>
+        <w:rPr>
+          <w:sz w:val="28"/>
+          <w:szCs w:val="24"/>
+          <w:lang w:val="en-US"/>
+        </w:rPr>
+      </w:pPr>
+      <w:r>
+        <w:rPr>
+          <w:sz w:val="28"/>
+          <w:szCs w:val="24"/>
+          <w:lang w:val="en-US"/>
+        </w:rPr>
+        <w:t>Way to locate a control using the value of class attribute of the control.</w:t>
+      </w:r>
+    </w:p>
+    <w:p>
+      <w:pPr>
+        <w:tabs>
+          <w:tab w:val="left" w:pos="1560"/>
+        </w:tabs>
+        <w:rPr>
+          <w:sz w:val="28"/>
+          <w:szCs w:val="24"/>
+          <w:lang w:val="en-US"/>
+        </w:rPr>
+      </w:pPr>
+    </w:p>
+    <w:p>
+      <w:pPr>
+        <w:tabs>
+          <w:tab w:val="left" w:pos="1560"/>
+        </w:tabs>
+        <w:rPr>
+          <w:b/>
+          <w:bCs/>
+          <w:sz w:val="28"/>
+          <w:szCs w:val="24"/>
+          <w:lang w:val="en-US"/>
+        </w:rPr>
+      </w:pPr>
+      <w:r>
+        <w:rPr>
+          <w:b/>
+          <w:bCs/>
+          <w:sz w:val="28"/>
+          <w:szCs w:val="24"/>
+          <w:lang w:val="en-US"/>
+        </w:rPr>
+        <w:t>CssSelector Locator</w:t>
+      </w:r>
+    </w:p>
+    <w:p>
+      <w:pPr>
+        <w:pStyle w:val="ListParagraph"/>
+        <w:numPr>
+          <w:ilvl w:val="0"/>
+          <w:numId w:val="20"/>
+        </w:numPr>
+        <w:tabs>
+          <w:tab w:val="left" w:pos="1560"/>
+        </w:tabs>
+        <w:rPr>
+          <w:sz w:val="28"/>
+          <w:szCs w:val="24"/>
+          <w:lang w:val="en-US"/>
+        </w:rPr>
+      </w:pPr>
+      <w:r>
+        <w:rPr>
+          <w:sz w:val="28"/>
+          <w:szCs w:val="24"/>
+          <w:lang w:val="en-US"/>
+        </w:rPr>
+        <w:t>The way to locate the control using any one or multiple attributes of the control.</w:t>
+      </w:r>
+    </w:p>
+    <w:p>
+      <w:pPr>
+        <w:pStyle w:val="ListParagraph"/>
+        <w:numPr>
+          <w:ilvl w:val="0"/>
+          <w:numId w:val="20"/>
+        </w:numPr>
+        <w:tabs>
+          <w:tab w:val="left" w:pos="1560"/>
+        </w:tabs>
+        <w:rPr>
+          <w:sz w:val="28"/>
+          <w:szCs w:val="24"/>
+          <w:lang w:val="en-US"/>
+        </w:rPr>
+      </w:pPr>
+      <w:r>
+        <w:rPr>
+          <w:sz w:val="28"/>
+          <w:szCs w:val="24"/>
+          <w:lang w:val="en-US"/>
+        </w:rPr>
+        <w:t>The special locator to be used when the control do not have standard attributes like id, name or class</w:t>
+      </w:r>
+    </w:p>
+    <w:p>
+      <w:pPr>
+        <w:pStyle w:val="ListParagraph"/>
+        <w:numPr>
+          <w:ilvl w:val="0"/>
+          <w:numId w:val="20"/>
+        </w:numPr>
+        <w:tabs>
+          <w:tab w:val="left" w:pos="1560"/>
+        </w:tabs>
+        <w:rPr>
+          <w:sz w:val="28"/>
+          <w:szCs w:val="24"/>
+          <w:lang w:val="en-US"/>
+        </w:rPr>
+      </w:pPr>
+      <w:r>
+        <w:rPr>
+          <w:sz w:val="28"/>
+          <w:szCs w:val="24"/>
+          <w:lang w:val="en-US"/>
+        </w:rPr>
+        <w:t>Types</w:t>
+      </w:r>
+    </w:p>
+    <w:p>
+      <w:pPr>
+        <w:pStyle w:val="ListParagraph"/>
+        <w:numPr>
+          <w:ilvl w:val="1"/>
+          <w:numId w:val="20"/>
+        </w:numPr>
+        <w:tabs>
+          <w:tab w:val="left" w:pos="1560"/>
+        </w:tabs>
+        <w:rPr>
+          <w:sz w:val="28"/>
+          <w:szCs w:val="24"/>
+          <w:lang w:val="en-US"/>
+        </w:rPr>
+      </w:pPr>
+      <w:r>
+        <w:rPr>
+          <w:sz w:val="28"/>
+          <w:szCs w:val="24"/>
+          <w:lang w:val="en-US"/>
+        </w:rPr>
+        <w:lastRenderedPageBreak/>
+        <w:t>Single Attribute</w:t>
+      </w:r>
+      <w:r>
+        <w:rPr>
+          <w:sz w:val="28"/>
+          <w:szCs w:val="24"/>
+          <w:lang w:val="en-US"/>
+        </w:rPr>
+        <w:br/>
+        <w:t>Syntax:</w:t>
+      </w:r>
+      <w:r>
+        <w:rPr>
+          <w:sz w:val="28"/>
+          <w:szCs w:val="24"/>
+          <w:lang w:val="en-US"/>
+        </w:rPr>
+        <w:br/>
+        <w:t>ta</w:t>
+      </w:r>
+      <w:bookmarkStart w:id="0" w:name="_GoBack"/>
+      <w:bookmarkEnd w:id="0"/>
+      <w:r>
+        <w:rPr>
+          <w:sz w:val="28"/>
+          <w:szCs w:val="24"/>
+          <w:lang w:val="en-US"/>
+        </w:rPr>
+        <w:t>gName[attribute=’value’]</w:t>
+      </w:r>
+      <w:r>
+        <w:rPr>
+          <w:sz w:val="28"/>
+          <w:szCs w:val="24"/>
+          <w:lang w:val="en-US"/>
+        </w:rPr>
+        <w:br/>
+        <w:t>input[</w:t>
+      </w:r>
+      <w:r>
+        <w:rPr>
+          <w:rStyle w:val="webkit-html-attribute-name"/>
+          <w:rFonts w:ascii="Courier New" w:hAnsi="Courier New" w:cs="Courier New"/>
+          <w:color w:val="1B1C1A"/>
+          <w:sz w:val="18"/>
+          <w:szCs w:val="18"/>
+        </w:rPr>
+        <w:t>placeholder</w:t>
+      </w:r>
+      <w:r>
+        <w:rPr>
+          <w:rFonts w:ascii="Courier New" w:hAnsi="Courier New" w:cs="Courier New"/>
+          <w:color w:val="1B1C1A"/>
+          <w:sz w:val="18"/>
+          <w:szCs w:val="18"/>
+          <w:shd w:val="clear" w:color="auto" w:fill="FEFCF9"/>
+        </w:rPr>
+        <w:t>=</w:t>
+      </w:r>
+      <w:r>
+        <w:rPr>
+          <w:rFonts w:ascii="Courier New" w:hAnsi="Courier New" w:cs="Courier New"/>
+          <w:color w:val="1B1C1A"/>
+          <w:sz w:val="18"/>
+          <w:szCs w:val="18"/>
+          <w:shd w:val="clear" w:color="auto" w:fill="FEFCF9"/>
+        </w:rPr>
+        <w:t>’</w:t>
+      </w:r>
+      <w:r>
+        <w:rPr>
+          <w:rStyle w:val="webkit-html-attribute-value"/>
+          <w:rFonts w:ascii="Courier New" w:hAnsi="Courier New" w:cs="Courier New"/>
+          <w:color w:val="1B1C1A"/>
+          <w:sz w:val="18"/>
+          <w:szCs w:val="18"/>
+        </w:rPr>
+        <w:t>First Name</w:t>
+      </w:r>
+      <w:r>
+        <w:rPr>
+          <w:rFonts w:ascii="Courier New" w:hAnsi="Courier New" w:cs="Courier New"/>
+          <w:color w:val="1B1C1A"/>
+          <w:sz w:val="18"/>
+          <w:szCs w:val="18"/>
+          <w:shd w:val="clear" w:color="auto" w:fill="FEFCF9"/>
+        </w:rPr>
+        <w:t>’</w:t>
+      </w:r>
+      <w:r>
+        <w:rPr>
+          <w:sz w:val="28"/>
+          <w:szCs w:val="24"/>
+          <w:lang w:val="en-US"/>
+        </w:rPr>
+        <w:t>]</w:t>
+      </w:r>
+    </w:p>
+    <w:p>
+      <w:pPr>
+        <w:pStyle w:val="ListParagraph"/>
+        <w:numPr>
+          <w:ilvl w:val="1"/>
+          <w:numId w:val="20"/>
+        </w:numPr>
+        <w:tabs>
+          <w:tab w:val="left" w:pos="1560"/>
+        </w:tabs>
+        <w:rPr>
+          <w:sz w:val="28"/>
+          <w:szCs w:val="24"/>
+          <w:lang w:val="en-US"/>
+        </w:rPr>
+      </w:pPr>
+      <w:r>
+        <w:rPr>
+          <w:sz w:val="28"/>
+          <w:szCs w:val="24"/>
+          <w:lang w:val="en-US"/>
+        </w:rPr>
+        <w:t>Multiple Attributes</w:t>
+      </w:r>
+    </w:p>
+    <w:p>
+      <w:pPr>
+        <w:pStyle w:val="ListParagraph"/>
+        <w:numPr>
+          <w:ilvl w:val="1"/>
+          <w:numId w:val="20"/>
+        </w:numPr>
+        <w:tabs>
+          <w:tab w:val="left" w:pos="1560"/>
+        </w:tabs>
+        <w:rPr>
+          <w:sz w:val="28"/>
+          <w:szCs w:val="24"/>
+          <w:lang w:val="en-US"/>
+        </w:rPr>
+      </w:pPr>
+      <w:r>
+        <w:rPr>
+          <w:sz w:val="28"/>
+          <w:szCs w:val="24"/>
+          <w:lang w:val="en-US"/>
+        </w:rPr>
+        <w:t>Special Characters</w:t>
       </w:r>
     </w:p>
     <w:sectPr>
@@ -6976,6 +8373,119 @@
     </w:lvl>
   </w:abstractNum>
   <w:abstractNum w:abstractNumId="4">
+    <w:nsid w:val="1F5D6F6F"/>
+    <w:multiLevelType w:val="hybridMultilevel"/>
+    <w:tmpl w:val="2C66BBE6"/>
+    <w:lvl w:ilvl="0" w:tplc="40090001">
+      <w:start w:val="1"/>
+      <w:numFmt w:val="bullet"/>
+      <w:lvlText w:val=""/>
+      <w:lvlJc w:val="left"/>
+      <w:pPr>
+        <w:ind w:left="720" w:hanging="360"/>
+      </w:pPr>
+      <w:rPr>
+        <w:rFonts w:ascii="Symbol" w:hAnsi="Symbol" w:hint="default"/>
+      </w:rPr>
+    </w:lvl>
+    <w:lvl w:ilvl="1" w:tplc="40090003">
+      <w:start w:val="1"/>
+      <w:numFmt w:val="bullet"/>
+      <w:lvlText w:val="o"/>
+      <w:lvlJc w:val="left"/>
+      <w:pPr>
+        <w:ind w:left="1440" w:hanging="360"/>
+      </w:pPr>
+      <w:rPr>
+        <w:rFonts w:ascii="Courier New" w:hAnsi="Courier New" w:cs="Courier New" w:hint="default"/>
+      </w:rPr>
+    </w:lvl>
+    <w:lvl w:ilvl="2" w:tplc="40090005" w:tentative="1">
+      <w:start w:val="1"/>
+      <w:numFmt w:val="bullet"/>
+      <w:lvlText w:val=""/>
+      <w:lvlJc w:val="left"/>
+      <w:pPr>
+        <w:ind w:left="2160" w:hanging="360"/>
+      </w:pPr>
+      <w:rPr>
+        <w:rFonts w:ascii="Wingdings" w:hAnsi="Wingdings" w:hint="default"/>
+      </w:rPr>
+    </w:lvl>
+    <w:lvl w:ilvl="3" w:tplc="40090001" w:tentative="1">
+      <w:start w:val="1"/>
+      <w:numFmt w:val="bullet"/>
+      <w:lvlText w:val=""/>
+      <w:lvlJc w:val="left"/>
+      <w:pPr>
+        <w:ind w:left="2880" w:hanging="360"/>
+      </w:pPr>
+      <w:rPr>
+        <w:rFonts w:ascii="Symbol" w:hAnsi="Symbol" w:hint="default"/>
+      </w:rPr>
+    </w:lvl>
+    <w:lvl w:ilvl="4" w:tplc="40090003" w:tentative="1">
+      <w:start w:val="1"/>
+      <w:numFmt w:val="bullet"/>
+      <w:lvlText w:val="o"/>
+      <w:lvlJc w:val="left"/>
+      <w:pPr>
+        <w:ind w:left="3600" w:hanging="360"/>
+      </w:pPr>
+      <w:rPr>
+        <w:rFonts w:ascii="Courier New" w:hAnsi="Courier New" w:cs="Courier New" w:hint="default"/>
+      </w:rPr>
+    </w:lvl>
+    <w:lvl w:ilvl="5" w:tplc="40090005" w:tentative="1">
+      <w:start w:val="1"/>
+      <w:numFmt w:val="bullet"/>
+      <w:lvlText w:val=""/>
+      <w:lvlJc w:val="left"/>
+      <w:pPr>
+        <w:ind w:left="4320" w:hanging="360"/>
+      </w:pPr>
+      <w:rPr>
+        <w:rFonts w:ascii="Wingdings" w:hAnsi="Wingdings" w:hint="default"/>
+      </w:rPr>
+    </w:lvl>
+    <w:lvl w:ilvl="6" w:tplc="40090001" w:tentative="1">
+      <w:start w:val="1"/>
+      <w:numFmt w:val="bullet"/>
+      <w:lvlText w:val=""/>
+      <w:lvlJc w:val="left"/>
+      <w:pPr>
+        <w:ind w:left="5040" w:hanging="360"/>
+      </w:pPr>
+      <w:rPr>
+        <w:rFonts w:ascii="Symbol" w:hAnsi="Symbol" w:hint="default"/>
+      </w:rPr>
+    </w:lvl>
+    <w:lvl w:ilvl="7" w:tplc="40090003" w:tentative="1">
+      <w:start w:val="1"/>
+      <w:numFmt w:val="bullet"/>
+      <w:lvlText w:val="o"/>
+      <w:lvlJc w:val="left"/>
+      <w:pPr>
+        <w:ind w:left="5760" w:hanging="360"/>
+      </w:pPr>
+      <w:rPr>
+        <w:rFonts w:ascii="Courier New" w:hAnsi="Courier New" w:cs="Courier New" w:hint="default"/>
+      </w:rPr>
+    </w:lvl>
+    <w:lvl w:ilvl="8" w:tplc="40090005" w:tentative="1">
+      <w:start w:val="1"/>
+      <w:numFmt w:val="bullet"/>
+      <w:lvlText w:val=""/>
+      <w:lvlJc w:val="left"/>
+      <w:pPr>
+        <w:ind w:left="6480" w:hanging="360"/>
+      </w:pPr>
+      <w:rPr>
+        <w:rFonts w:ascii="Wingdings" w:hAnsi="Wingdings" w:hint="default"/>
+      </w:rPr>
+    </w:lvl>
+  </w:abstractNum>
+  <w:abstractNum w:abstractNumId="5">
     <w:nsid w:val="1FFE0324"/>
     <w:multiLevelType w:val="hybridMultilevel"/>
     <w:tmpl w:val="562439F6"/>
@@ -7088,7 +8598,7 @@
       </w:rPr>
     </w:lvl>
   </w:abstractNum>
-  <w:abstractNum w:abstractNumId="5">
+  <w:abstractNum w:abstractNumId="6">
     <w:nsid w:val="26EA2626"/>
     <w:multiLevelType w:val="hybridMultilevel"/>
     <w:tmpl w:val="6D525678"/>
@@ -7174,7 +8684,7 @@
       </w:pPr>
     </w:lvl>
   </w:abstractNum>
-  <w:abstractNum w:abstractNumId="6">
+  <w:abstractNum w:abstractNumId="7">
     <w:nsid w:val="2BD5541D"/>
     <w:multiLevelType w:val="hybridMultilevel"/>
     <w:tmpl w:val="45505B90"/>
@@ -7287,7 +8797,7 @@
       </w:rPr>
     </w:lvl>
   </w:abstractNum>
-  <w:abstractNum w:abstractNumId="7">
+  <w:abstractNum w:abstractNumId="8">
     <w:nsid w:val="2F5B6010"/>
     <w:multiLevelType w:val="hybridMultilevel"/>
     <w:tmpl w:val="303E3506"/>
@@ -7400,7 +8910,7 @@
       </w:rPr>
     </w:lvl>
   </w:abstractNum>
-  <w:abstractNum w:abstractNumId="8">
+  <w:abstractNum w:abstractNumId="9">
     <w:nsid w:val="344C7AD5"/>
     <w:multiLevelType w:val="hybridMultilevel"/>
     <w:tmpl w:val="3AB6C236"/>
@@ -7513,7 +9023,7 @@
       </w:rPr>
     </w:lvl>
   </w:abstractNum>
-  <w:abstractNum w:abstractNumId="9">
+  <w:abstractNum w:abstractNumId="10">
     <w:nsid w:val="398E3101"/>
     <w:multiLevelType w:val="hybridMultilevel"/>
     <w:tmpl w:val="5972D984"/>
@@ -7599,7 +9109,7 @@
       </w:pPr>
     </w:lvl>
   </w:abstractNum>
-  <w:abstractNum w:abstractNumId="10">
+  <w:abstractNum w:abstractNumId="11">
     <w:nsid w:val="47F70A7E"/>
     <w:multiLevelType w:val="hybridMultilevel"/>
     <w:tmpl w:val="BCF8131E"/>
@@ -7688,7 +9198,7 @@
       </w:pPr>
     </w:lvl>
   </w:abstractNum>
-  <w:abstractNum w:abstractNumId="11">
+  <w:abstractNum w:abstractNumId="12">
     <w:nsid w:val="56DC0393"/>
     <w:multiLevelType w:val="hybridMultilevel"/>
     <w:tmpl w:val="BFA6E070"/>
@@ -7801,7 +9311,7 @@
       </w:rPr>
     </w:lvl>
   </w:abstractNum>
-  <w:abstractNum w:abstractNumId="12">
+  <w:abstractNum w:abstractNumId="13">
     <w:nsid w:val="64B248FF"/>
     <w:multiLevelType w:val="hybridMultilevel"/>
     <w:tmpl w:val="47BA2214"/>
@@ -7914,7 +9424,7 @@
       </w:rPr>
     </w:lvl>
   </w:abstractNum>
-  <w:abstractNum w:abstractNumId="13">
+  <w:abstractNum w:abstractNumId="14">
     <w:nsid w:val="65A70915"/>
     <w:multiLevelType w:val="hybridMultilevel"/>
     <w:tmpl w:val="F4BEB16C"/>
@@ -7930,7 +9440,7 @@
         <w:rFonts w:hint="default"/>
       </w:rPr>
     </w:lvl>
-    <w:lvl w:ilvl="1" w:tplc="40090019" w:tentative="1">
+    <w:lvl w:ilvl="1" w:tplc="40090019">
       <w:start w:val="1"/>
       <w:numFmt w:val="lowerLetter"/>
       <w:lvlText w:val="%2."/>
@@ -8003,7 +9513,7 @@
       </w:pPr>
     </w:lvl>
   </w:abstractNum>
-  <w:abstractNum w:abstractNumId="14">
+  <w:abstractNum w:abstractNumId="15">
     <w:nsid w:val="667572E6"/>
     <w:multiLevelType w:val="hybridMultilevel"/>
     <w:tmpl w:val="375E6AAA"/>
@@ -8092,7 +9602,120 @@
       </w:pPr>
     </w:lvl>
   </w:abstractNum>
-  <w:abstractNum w:abstractNumId="15">
+  <w:abstractNum w:abstractNumId="16">
+    <w:nsid w:val="6794711A"/>
+    <w:multiLevelType w:val="hybridMultilevel"/>
+    <w:tmpl w:val="7D58095C"/>
+    <w:lvl w:ilvl="0" w:tplc="40090001">
+      <w:start w:val="1"/>
+      <w:numFmt w:val="bullet"/>
+      <w:lvlText w:val=""/>
+      <w:lvlJc w:val="left"/>
+      <w:pPr>
+        <w:ind w:left="720" w:hanging="360"/>
+      </w:pPr>
+      <w:rPr>
+        <w:rFonts w:ascii="Symbol" w:hAnsi="Symbol" w:hint="default"/>
+      </w:rPr>
+    </w:lvl>
+    <w:lvl w:ilvl="1" w:tplc="40090003">
+      <w:start w:val="1"/>
+      <w:numFmt w:val="bullet"/>
+      <w:lvlText w:val="o"/>
+      <w:lvlJc w:val="left"/>
+      <w:pPr>
+        <w:ind w:left="1440" w:hanging="360"/>
+      </w:pPr>
+      <w:rPr>
+        <w:rFonts w:ascii="Courier New" w:hAnsi="Courier New" w:cs="Courier New" w:hint="default"/>
+      </w:rPr>
+    </w:lvl>
+    <w:lvl w:ilvl="2" w:tplc="40090005" w:tentative="1">
+      <w:start w:val="1"/>
+      <w:numFmt w:val="bullet"/>
+      <w:lvlText w:val=""/>
+      <w:lvlJc w:val="left"/>
+      <w:pPr>
+        <w:ind w:left="2160" w:hanging="360"/>
+      </w:pPr>
+      <w:rPr>
+        <w:rFonts w:ascii="Wingdings" w:hAnsi="Wingdings" w:hint="default"/>
+      </w:rPr>
+    </w:lvl>
+    <w:lvl w:ilvl="3" w:tplc="40090001" w:tentative="1">
+      <w:start w:val="1"/>
+      <w:numFmt w:val="bullet"/>
+      <w:lvlText w:val=""/>
+      <w:lvlJc w:val="left"/>
+      <w:pPr>
+        <w:ind w:left="2880" w:hanging="360"/>
+      </w:pPr>
+      <w:rPr>
+        <w:rFonts w:ascii="Symbol" w:hAnsi="Symbol" w:hint="default"/>
+      </w:rPr>
+    </w:lvl>
+    <w:lvl w:ilvl="4" w:tplc="40090003" w:tentative="1">
+      <w:start w:val="1"/>
+      <w:numFmt w:val="bullet"/>
+      <w:lvlText w:val="o"/>
+      <w:lvlJc w:val="left"/>
+      <w:pPr>
+        <w:ind w:left="3600" w:hanging="360"/>
+      </w:pPr>
+      <w:rPr>
+        <w:rFonts w:ascii="Courier New" w:hAnsi="Courier New" w:cs="Courier New" w:hint="default"/>
+      </w:rPr>
+    </w:lvl>
+    <w:lvl w:ilvl="5" w:tplc="40090005" w:tentative="1">
+      <w:start w:val="1"/>
+      <w:numFmt w:val="bullet"/>
+      <w:lvlText w:val=""/>
+      <w:lvlJc w:val="left"/>
+      <w:pPr>
+        <w:ind w:left="4320" w:hanging="360"/>
+      </w:pPr>
+      <w:rPr>
+        <w:rFonts w:ascii="Wingdings" w:hAnsi="Wingdings" w:hint="default"/>
+      </w:rPr>
+    </w:lvl>
+    <w:lvl w:ilvl="6" w:tplc="40090001" w:tentative="1">
+      <w:start w:val="1"/>
+      <w:numFmt w:val="bullet"/>
+      <w:lvlText w:val=""/>
+      <w:lvlJc w:val="left"/>
+      <w:pPr>
+        <w:ind w:left="5040" w:hanging="360"/>
+      </w:pPr>
+      <w:rPr>
+        <w:rFonts w:ascii="Symbol" w:hAnsi="Symbol" w:hint="default"/>
+      </w:rPr>
+    </w:lvl>
+    <w:lvl w:ilvl="7" w:tplc="40090003" w:tentative="1">
+      <w:start w:val="1"/>
+      <w:numFmt w:val="bullet"/>
+      <w:lvlText w:val="o"/>
+      <w:lvlJc w:val="left"/>
+      <w:pPr>
+        <w:ind w:left="5760" w:hanging="360"/>
+      </w:pPr>
+      <w:rPr>
+        <w:rFonts w:ascii="Courier New" w:hAnsi="Courier New" w:cs="Courier New" w:hint="default"/>
+      </w:rPr>
+    </w:lvl>
+    <w:lvl w:ilvl="8" w:tplc="40090005" w:tentative="1">
+      <w:start w:val="1"/>
+      <w:numFmt w:val="bullet"/>
+      <w:lvlText w:val=""/>
+      <w:lvlJc w:val="left"/>
+      <w:pPr>
+        <w:ind w:left="6480" w:hanging="360"/>
+      </w:pPr>
+      <w:rPr>
+        <w:rFonts w:ascii="Wingdings" w:hAnsi="Wingdings" w:hint="default"/>
+      </w:rPr>
+    </w:lvl>
+  </w:abstractNum>
+  <w:abstractNum w:abstractNumId="17">
     <w:nsid w:val="6FB6583E"/>
     <w:multiLevelType w:val="hybridMultilevel"/>
     <w:tmpl w:val="F83A92A4"/>
@@ -8205,7 +9828,120 @@
       </w:rPr>
     </w:lvl>
   </w:abstractNum>
-  <w:abstractNum w:abstractNumId="16">
+  <w:abstractNum w:abstractNumId="18">
+    <w:nsid w:val="7782158E"/>
+    <w:multiLevelType w:val="hybridMultilevel"/>
+    <w:tmpl w:val="6068CD52"/>
+    <w:lvl w:ilvl="0" w:tplc="40090001">
+      <w:start w:val="1"/>
+      <w:numFmt w:val="bullet"/>
+      <w:lvlText w:val=""/>
+      <w:lvlJc w:val="left"/>
+      <w:pPr>
+        <w:ind w:left="720" w:hanging="360"/>
+      </w:pPr>
+      <w:rPr>
+        <w:rFonts w:ascii="Symbol" w:hAnsi="Symbol" w:hint="default"/>
+      </w:rPr>
+    </w:lvl>
+    <w:lvl w:ilvl="1" w:tplc="40090003" w:tentative="1">
+      <w:start w:val="1"/>
+      <w:numFmt w:val="bullet"/>
+      <w:lvlText w:val="o"/>
+      <w:lvlJc w:val="left"/>
+      <w:pPr>
+        <w:ind w:left="1440" w:hanging="360"/>
+      </w:pPr>
+      <w:rPr>
+        <w:rFonts w:ascii="Courier New" w:hAnsi="Courier New" w:cs="Courier New" w:hint="default"/>
+      </w:rPr>
+    </w:lvl>
+    <w:lvl w:ilvl="2" w:tplc="40090005" w:tentative="1">
+      <w:start w:val="1"/>
+      <w:numFmt w:val="bullet"/>
+      <w:lvlText w:val=""/>
+      <w:lvlJc w:val="left"/>
+      <w:pPr>
+        <w:ind w:left="2160" w:hanging="360"/>
+      </w:pPr>
+      <w:rPr>
+        <w:rFonts w:ascii="Wingdings" w:hAnsi="Wingdings" w:hint="default"/>
+      </w:rPr>
+    </w:lvl>
+    <w:lvl w:ilvl="3" w:tplc="40090001" w:tentative="1">
+      <w:start w:val="1"/>
+      <w:numFmt w:val="bullet"/>
+      <w:lvlText w:val=""/>
+      <w:lvlJc w:val="left"/>
+      <w:pPr>
+        <w:ind w:left="2880" w:hanging="360"/>
+      </w:pPr>
+      <w:rPr>
+        <w:rFonts w:ascii="Symbol" w:hAnsi="Symbol" w:hint="default"/>
+      </w:rPr>
+    </w:lvl>
+    <w:lvl w:ilvl="4" w:tplc="40090003" w:tentative="1">
+      <w:start w:val="1"/>
+      <w:numFmt w:val="bullet"/>
+      <w:lvlText w:val="o"/>
+      <w:lvlJc w:val="left"/>
+      <w:pPr>
+        <w:ind w:left="3600" w:hanging="360"/>
+      </w:pPr>
+      <w:rPr>
+        <w:rFonts w:ascii="Courier New" w:hAnsi="Courier New" w:cs="Courier New" w:hint="default"/>
+      </w:rPr>
+    </w:lvl>
+    <w:lvl w:ilvl="5" w:tplc="40090005" w:tentative="1">
+      <w:start w:val="1"/>
+      <w:numFmt w:val="bullet"/>
+      <w:lvlText w:val=""/>
+      <w:lvlJc w:val="left"/>
+      <w:pPr>
+        <w:ind w:left="4320" w:hanging="360"/>
+      </w:pPr>
+      <w:rPr>
+        <w:rFonts w:ascii="Wingdings" w:hAnsi="Wingdings" w:hint="default"/>
+      </w:rPr>
+    </w:lvl>
+    <w:lvl w:ilvl="6" w:tplc="40090001" w:tentative="1">
+      <w:start w:val="1"/>
+      <w:numFmt w:val="bullet"/>
+      <w:lvlText w:val=""/>
+      <w:lvlJc w:val="left"/>
+      <w:pPr>
+        <w:ind w:left="5040" w:hanging="360"/>
+      </w:pPr>
+      <w:rPr>
+        <w:rFonts w:ascii="Symbol" w:hAnsi="Symbol" w:hint="default"/>
+      </w:rPr>
+    </w:lvl>
+    <w:lvl w:ilvl="7" w:tplc="40090003" w:tentative="1">
+      <w:start w:val="1"/>
+      <w:numFmt w:val="bullet"/>
+      <w:lvlText w:val="o"/>
+      <w:lvlJc w:val="left"/>
+      <w:pPr>
+        <w:ind w:left="5760" w:hanging="360"/>
+      </w:pPr>
+      <w:rPr>
+        <w:rFonts w:ascii="Courier New" w:hAnsi="Courier New" w:cs="Courier New" w:hint="default"/>
+      </w:rPr>
+    </w:lvl>
+    <w:lvl w:ilvl="8" w:tplc="40090005" w:tentative="1">
+      <w:start w:val="1"/>
+      <w:numFmt w:val="bullet"/>
+      <w:lvlText w:val=""/>
+      <w:lvlJc w:val="left"/>
+      <w:pPr>
+        <w:ind w:left="6480" w:hanging="360"/>
+      </w:pPr>
+      <w:rPr>
+        <w:rFonts w:ascii="Wingdings" w:hAnsi="Wingdings" w:hint="default"/>
+      </w:rPr>
+    </w:lvl>
+  </w:abstractNum>
+  <w:abstractNum w:abstractNumId="19">
     <w:nsid w:val="7D1867D1"/>
     <w:multiLevelType w:val="hybridMultilevel"/>
     <w:tmpl w:val="378A0E78"/>
@@ -8319,19 +10055,19 @@
     </w:lvl>
   </w:abstractNum>
   <w:num w:numId="1">
-    <w:abstractNumId w:val="8"/>
+    <w:abstractNumId w:val="9"/>
   </w:num>
   <w:num w:numId="2">
-    <w:abstractNumId w:val="16"/>
+    <w:abstractNumId w:val="19"/>
   </w:num>
   <w:num w:numId="3">
     <w:abstractNumId w:val="0"/>
   </w:num>
   <w:num w:numId="4">
-    <w:abstractNumId w:val="9"/>
+    <w:abstractNumId w:val="10"/>
   </w:num>
   <w:num w:numId="5">
-    <w:abstractNumId w:val="7"/>
+    <w:abstractNumId w:val="8"/>
   </w:num>
   <w:num w:numId="6">
     <w:abstractNumId w:val="2"/>
@@ -8340,34 +10076,43 @@
     <w:abstractNumId w:val="1"/>
   </w:num>
   <w:num w:numId="8">
+    <w:abstractNumId w:val="7"/>
+  </w:num>
+  <w:num w:numId="9">
+    <w:abstractNumId w:val="17"/>
+  </w:num>
+  <w:num w:numId="10">
+    <w:abstractNumId w:val="5"/>
+  </w:num>
+  <w:num w:numId="11">
+    <w:abstractNumId w:val="12"/>
+  </w:num>
+  <w:num w:numId="12">
+    <w:abstractNumId w:val="13"/>
+  </w:num>
+  <w:num w:numId="13">
     <w:abstractNumId w:val="6"/>
   </w:num>
-  <w:num w:numId="9">
-    <w:abstractNumId w:val="15"/>
-  </w:num>
-  <w:num w:numId="10">
-    <w:abstractNumId w:val="4"/>
-  </w:num>
-  <w:num w:numId="11">
+  <w:num w:numId="14">
     <w:abstractNumId w:val="11"/>
-  </w:num>
-  <w:num w:numId="12">
-    <w:abstractNumId w:val="12"/>
-  </w:num>
-  <w:num w:numId="13">
-    <w:abstractNumId w:val="5"/>
-  </w:num>
-  <w:num w:numId="14">
-    <w:abstractNumId w:val="10"/>
   </w:num>
   <w:num w:numId="15">
     <w:abstractNumId w:val="3"/>
   </w:num>
   <w:num w:numId="16">
+    <w:abstractNumId w:val="15"/>
+  </w:num>
+  <w:num w:numId="17">
     <w:abstractNumId w:val="14"/>
   </w:num>
-  <w:num w:numId="17">
-    <w:abstractNumId w:val="13"/>
+  <w:num w:numId="18">
+    <w:abstractNumId w:val="16"/>
+  </w:num>
+  <w:num w:numId="19">
+    <w:abstractNumId w:val="18"/>
+  </w:num>
+  <w:num w:numId="20">
+    <w:abstractNumId w:val="4"/>
   </w:num>
 </w:numbering>
 </file>
@@ -8771,6 +10516,7 @@
   <w:style w:type="character" w:default="1" w:styleId="DefaultParagraphFont">
     <w:name w:val="Default Paragraph Font"/>
     <w:uiPriority w:val="1"/>
+    <w:semiHidden/>
     <w:unhideWhenUsed/>
   </w:style>
   <w:style w:type="table" w:default="1" w:styleId="TableNormal">
@@ -8816,6 +10562,16 @@
       <w:color w:val="0000FF"/>
       <w:u w:val="single"/>
     </w:rPr>
+  </w:style>
+  <w:style w:type="character" w:customStyle="1" w:styleId="webkit-html-attribute-name">
+    <w:name w:val="webkit-html-attribute-name"/>
+    <w:basedOn w:val="DefaultParagraphFont"/>
+    <w:rsid w:val="004C26F8"/>
+  </w:style>
+  <w:style w:type="character" w:customStyle="1" w:styleId="webkit-html-attribute-value">
+    <w:name w:val="webkit-html-attribute-value"/>
+    <w:basedOn w:val="DefaultParagraphFont"/>
+    <w:rsid w:val="004C26F8"/>
   </w:style>
 </w:styles>
 </file>
@@ -9780,10 +11536,24 @@
     <dgm:pt modelId="{A5E00DF4-BEC8-4A62-B851-2A7F83FC9D35}" type="pres">
       <dgm:prSet presAssocID="{6C124C00-0E2C-42A5-B356-FCFE12C422EE}" presName="sibTrans" presStyleLbl="sibTrans2D1" presStyleIdx="0" presStyleCnt="3"/>
       <dgm:spPr/>
+      <dgm:t>
+        <a:bodyPr/>
+        <a:lstStyle/>
+        <a:p>
+          <a:endParaRPr lang="en-IN"/>
+        </a:p>
+      </dgm:t>
     </dgm:pt>
     <dgm:pt modelId="{AEA95148-3CF9-4188-ACFA-34C472C532BE}" type="pres">
       <dgm:prSet presAssocID="{6C124C00-0E2C-42A5-B356-FCFE12C422EE}" presName="connectorText" presStyleLbl="sibTrans2D1" presStyleIdx="0" presStyleCnt="3"/>
       <dgm:spPr/>
+      <dgm:t>
+        <a:bodyPr/>
+        <a:lstStyle/>
+        <a:p>
+          <a:endParaRPr lang="en-IN"/>
+        </a:p>
+      </dgm:t>
     </dgm:pt>
     <dgm:pt modelId="{CF1E89C8-AA78-4B1C-8D7C-AA8E38C034CE}" type="pres">
       <dgm:prSet presAssocID="{49728974-DA1C-46AA-A2B0-D3394453E5CC}" presName="node" presStyleLbl="node1" presStyleIdx="1" presStyleCnt="4">
@@ -9792,14 +11562,35 @@
         </dgm:presLayoutVars>
       </dgm:prSet>
       <dgm:spPr/>
+      <dgm:t>
+        <a:bodyPr/>
+        <a:lstStyle/>
+        <a:p>
+          <a:endParaRPr lang="en-IN"/>
+        </a:p>
+      </dgm:t>
     </dgm:pt>
     <dgm:pt modelId="{72E9BEC7-D7FE-4BD7-BACA-0668A095A9EF}" type="pres">
       <dgm:prSet presAssocID="{E9687206-84AC-4F83-A6A2-9EFDC3ABD0FB}" presName="sibTrans" presStyleLbl="sibTrans2D1" presStyleIdx="1" presStyleCnt="3"/>
       <dgm:spPr/>
+      <dgm:t>
+        <a:bodyPr/>
+        <a:lstStyle/>
+        <a:p>
+          <a:endParaRPr lang="en-IN"/>
+        </a:p>
+      </dgm:t>
     </dgm:pt>
     <dgm:pt modelId="{6E444586-2D87-4F9A-9400-F626352FE57E}" type="pres">
       <dgm:prSet presAssocID="{E9687206-84AC-4F83-A6A2-9EFDC3ABD0FB}" presName="connectorText" presStyleLbl="sibTrans2D1" presStyleIdx="1" presStyleCnt="3"/>
       <dgm:spPr/>
+      <dgm:t>
+        <a:bodyPr/>
+        <a:lstStyle/>
+        <a:p>
+          <a:endParaRPr lang="en-IN"/>
+        </a:p>
+      </dgm:t>
     </dgm:pt>
     <dgm:pt modelId="{37E28D18-C070-47FF-8301-A041A91EDEF2}" type="pres">
       <dgm:prSet presAssocID="{363330DA-09EC-450B-A72E-6DA34D1AB715}" presName="node" presStyleLbl="node1" presStyleIdx="2" presStyleCnt="4">
@@ -9808,14 +11599,35 @@
         </dgm:presLayoutVars>
       </dgm:prSet>
       <dgm:spPr/>
+      <dgm:t>
+        <a:bodyPr/>
+        <a:lstStyle/>
+        <a:p>
+          <a:endParaRPr lang="en-IN"/>
+        </a:p>
+      </dgm:t>
     </dgm:pt>
     <dgm:pt modelId="{09BDDF38-02A3-46F0-94CF-D671EECCB993}" type="pres">
       <dgm:prSet presAssocID="{66AF4BFC-0875-4B90-9E82-F0F301500281}" presName="sibTrans" presStyleLbl="sibTrans2D1" presStyleIdx="2" presStyleCnt="3"/>
       <dgm:spPr/>
+      <dgm:t>
+        <a:bodyPr/>
+        <a:lstStyle/>
+        <a:p>
+          <a:endParaRPr lang="en-IN"/>
+        </a:p>
+      </dgm:t>
     </dgm:pt>
     <dgm:pt modelId="{A0BD6892-BF4E-4D26-B32D-4AC8D13032DE}" type="pres">
       <dgm:prSet presAssocID="{66AF4BFC-0875-4B90-9E82-F0F301500281}" presName="connectorText" presStyleLbl="sibTrans2D1" presStyleIdx="2" presStyleCnt="3"/>
       <dgm:spPr/>
+      <dgm:t>
+        <a:bodyPr/>
+        <a:lstStyle/>
+        <a:p>
+          <a:endParaRPr lang="en-IN"/>
+        </a:p>
+      </dgm:t>
     </dgm:pt>
     <dgm:pt modelId="{449D7EB5-0D9D-4DAC-B391-FB2402C39ABC}" type="pres">
       <dgm:prSet presAssocID="{D8AAE93C-983F-46D6-ABF6-FC8E801A362E}" presName="node" presStyleLbl="node1" presStyleIdx="3" presStyleCnt="4">
@@ -9824,34 +11636,41 @@
         </dgm:presLayoutVars>
       </dgm:prSet>
       <dgm:spPr/>
+      <dgm:t>
+        <a:bodyPr/>
+        <a:lstStyle/>
+        <a:p>
+          <a:endParaRPr lang="en-IN"/>
+        </a:p>
+      </dgm:t>
     </dgm:pt>
   </dgm:ptLst>
   <dgm:cxnLst>
-    <dgm:cxn modelId="{1EDB1C98-F619-4263-A0AE-B5A2D6AEDDBA}" type="presOf" srcId="{363330DA-09EC-450B-A72E-6DA34D1AB715}" destId="{37E28D18-C070-47FF-8301-A041A91EDEF2}" srcOrd="0" destOrd="0" presId="urn:microsoft.com/office/officeart/2005/8/layout/process1"/>
-    <dgm:cxn modelId="{B23F1916-A211-4869-B581-91D897CE7963}" type="presOf" srcId="{66AF4BFC-0875-4B90-9E82-F0F301500281}" destId="{09BDDF38-02A3-46F0-94CF-D671EECCB993}" srcOrd="0" destOrd="0" presId="urn:microsoft.com/office/officeart/2005/8/layout/process1"/>
+    <dgm:cxn modelId="{9FB5218D-E94E-439B-8D3C-6ED46B3F437C}" type="presOf" srcId="{66AF4BFC-0875-4B90-9E82-F0F301500281}" destId="{A0BD6892-BF4E-4D26-B32D-4AC8D13032DE}" srcOrd="1" destOrd="0" presId="urn:microsoft.com/office/officeart/2005/8/layout/process1"/>
+    <dgm:cxn modelId="{09B77B66-3225-41B2-945A-19C6BC0B3B15}" type="presOf" srcId="{6C124C00-0E2C-42A5-B356-FCFE12C422EE}" destId="{AEA95148-3CF9-4188-ACFA-34C472C532BE}" srcOrd="1" destOrd="0" presId="urn:microsoft.com/office/officeart/2005/8/layout/process1"/>
+    <dgm:cxn modelId="{8F463D01-6A90-4B55-B582-891824DDAA31}" type="presOf" srcId="{D8AAE93C-983F-46D6-ABF6-FC8E801A362E}" destId="{449D7EB5-0D9D-4DAC-B391-FB2402C39ABC}" srcOrd="0" destOrd="0" presId="urn:microsoft.com/office/officeart/2005/8/layout/process1"/>
     <dgm:cxn modelId="{4E00299D-3BDF-41B7-A234-E37BB604D85F}" srcId="{252D6598-1225-44AB-8AAB-B516106B59E1}" destId="{49728974-DA1C-46AA-A2B0-D3394453E5CC}" srcOrd="1" destOrd="0" parTransId="{2F909F4C-E59D-48F8-B67A-5D6A03CEBAEE}" sibTransId="{E9687206-84AC-4F83-A6A2-9EFDC3ABD0FB}"/>
-    <dgm:cxn modelId="{A5ACFD9F-ADBA-473E-8B58-84A40318D50B}" type="presOf" srcId="{E9687206-84AC-4F83-A6A2-9EFDC3ABD0FB}" destId="{72E9BEC7-D7FE-4BD7-BACA-0668A095A9EF}" srcOrd="0" destOrd="0" presId="urn:microsoft.com/office/officeart/2005/8/layout/process1"/>
-    <dgm:cxn modelId="{E53A7C36-0135-488E-B6E4-4B7A180E8D06}" type="presOf" srcId="{66AF4BFC-0875-4B90-9E82-F0F301500281}" destId="{A0BD6892-BF4E-4D26-B32D-4AC8D13032DE}" srcOrd="1" destOrd="0" presId="urn:microsoft.com/office/officeart/2005/8/layout/process1"/>
-    <dgm:cxn modelId="{4AD49D4B-941D-40CA-A50A-6ECC1E2A07E1}" type="presOf" srcId="{D8AAE93C-983F-46D6-ABF6-FC8E801A362E}" destId="{449D7EB5-0D9D-4DAC-B391-FB2402C39ABC}" srcOrd="0" destOrd="0" presId="urn:microsoft.com/office/officeart/2005/8/layout/process1"/>
+    <dgm:cxn modelId="{804D5D60-8B53-400C-8742-1050C566A5B4}" type="presOf" srcId="{E9687206-84AC-4F83-A6A2-9EFDC3ABD0FB}" destId="{72E9BEC7-D7FE-4BD7-BACA-0668A095A9EF}" srcOrd="0" destOrd="0" presId="urn:microsoft.com/office/officeart/2005/8/layout/process1"/>
+    <dgm:cxn modelId="{0DD64A39-F56B-4434-B16D-C53CA3E83275}" type="presOf" srcId="{363330DA-09EC-450B-A72E-6DA34D1AB715}" destId="{37E28D18-C070-47FF-8301-A041A91EDEF2}" srcOrd="0" destOrd="0" presId="urn:microsoft.com/office/officeart/2005/8/layout/process1"/>
+    <dgm:cxn modelId="{1D135580-A24A-4511-BB76-37936CD129B3}" type="presOf" srcId="{49728974-DA1C-46AA-A2B0-D3394453E5CC}" destId="{CF1E89C8-AA78-4B1C-8D7C-AA8E38C034CE}" srcOrd="0" destOrd="0" presId="urn:microsoft.com/office/officeart/2005/8/layout/process1"/>
+    <dgm:cxn modelId="{2C00790C-C335-42F4-B20C-7543A96D2F4B}" type="presOf" srcId="{6C124C00-0E2C-42A5-B356-FCFE12C422EE}" destId="{A5E00DF4-BEC8-4A62-B851-2A7F83FC9D35}" srcOrd="0" destOrd="0" presId="urn:microsoft.com/office/officeart/2005/8/layout/process1"/>
     <dgm:cxn modelId="{2659B5CA-FCEC-47A0-A347-15E4CED75EE1}" srcId="{252D6598-1225-44AB-8AAB-B516106B59E1}" destId="{30AFFC78-5808-45ED-AAC6-491EC3980094}" srcOrd="0" destOrd="0" parTransId="{15AA4179-7B4E-411C-A1D6-081E6042F5DA}" sibTransId="{6C124C00-0E2C-42A5-B356-FCFE12C422EE}"/>
-    <dgm:cxn modelId="{B680A688-1D34-45A8-BD6E-DAD0433A608F}" type="presOf" srcId="{6C124C00-0E2C-42A5-B356-FCFE12C422EE}" destId="{A5E00DF4-BEC8-4A62-B851-2A7F83FC9D35}" srcOrd="0" destOrd="0" presId="urn:microsoft.com/office/officeart/2005/8/layout/process1"/>
-    <dgm:cxn modelId="{E0AD7294-48ED-454F-AE23-5C565B7989DE}" type="presOf" srcId="{49728974-DA1C-46AA-A2B0-D3394453E5CC}" destId="{CF1E89C8-AA78-4B1C-8D7C-AA8E38C034CE}" srcOrd="0" destOrd="0" presId="urn:microsoft.com/office/officeart/2005/8/layout/process1"/>
-    <dgm:cxn modelId="{AC16DF00-F169-4029-A944-32EDA5328CC7}" type="presOf" srcId="{E9687206-84AC-4F83-A6A2-9EFDC3ABD0FB}" destId="{6E444586-2D87-4F9A-9400-F626352FE57E}" srcOrd="1" destOrd="0" presId="urn:microsoft.com/office/officeart/2005/8/layout/process1"/>
+    <dgm:cxn modelId="{DC846F3A-F45C-4ACB-88E5-E2E1CE0D09FC}" type="presOf" srcId="{E9687206-84AC-4F83-A6A2-9EFDC3ABD0FB}" destId="{6E444586-2D87-4F9A-9400-F626352FE57E}" srcOrd="1" destOrd="0" presId="urn:microsoft.com/office/officeart/2005/8/layout/process1"/>
+    <dgm:cxn modelId="{B40358A8-4BD0-41CF-A57C-77041C2DBF47}" type="presOf" srcId="{252D6598-1225-44AB-8AAB-B516106B59E1}" destId="{2446BD26-396F-420D-B091-265286D97786}" srcOrd="0" destOrd="0" presId="urn:microsoft.com/office/officeart/2005/8/layout/process1"/>
+    <dgm:cxn modelId="{B390D43E-28B7-4178-B5FF-AE94DFE94E6D}" type="presOf" srcId="{30AFFC78-5808-45ED-AAC6-491EC3980094}" destId="{F266C578-88AA-4EC2-8142-53A5B6139B0D}" srcOrd="0" destOrd="0" presId="urn:microsoft.com/office/officeart/2005/8/layout/process1"/>
     <dgm:cxn modelId="{8BADACC1-11B7-4449-8CEF-27159F593338}" srcId="{252D6598-1225-44AB-8AAB-B516106B59E1}" destId="{D8AAE93C-983F-46D6-ABF6-FC8E801A362E}" srcOrd="3" destOrd="0" parTransId="{E327365F-F469-481B-89E5-1C83ABC9E692}" sibTransId="{B97F4576-B840-4726-92AE-9C44A7C27E74}"/>
     <dgm:cxn modelId="{D0AB89FD-DD46-4E02-92EC-A604D66D139C}" srcId="{252D6598-1225-44AB-8AAB-B516106B59E1}" destId="{363330DA-09EC-450B-A72E-6DA34D1AB715}" srcOrd="2" destOrd="0" parTransId="{560647A9-7192-429E-B7E3-DFDF675B6572}" sibTransId="{66AF4BFC-0875-4B90-9E82-F0F301500281}"/>
-    <dgm:cxn modelId="{6B03F624-69C6-4622-AF30-08C89CB77756}" type="presOf" srcId="{6C124C00-0E2C-42A5-B356-FCFE12C422EE}" destId="{AEA95148-3CF9-4188-ACFA-34C472C532BE}" srcOrd="1" destOrd="0" presId="urn:microsoft.com/office/officeart/2005/8/layout/process1"/>
-    <dgm:cxn modelId="{2490B9A1-AB1D-488A-B0EE-DA1098F6FDE9}" type="presOf" srcId="{252D6598-1225-44AB-8AAB-B516106B59E1}" destId="{2446BD26-396F-420D-B091-265286D97786}" srcOrd="0" destOrd="0" presId="urn:microsoft.com/office/officeart/2005/8/layout/process1"/>
-    <dgm:cxn modelId="{3D27E590-9074-4A7F-931C-B712FB001E37}" type="presOf" srcId="{30AFFC78-5808-45ED-AAC6-491EC3980094}" destId="{F266C578-88AA-4EC2-8142-53A5B6139B0D}" srcOrd="0" destOrd="0" presId="urn:microsoft.com/office/officeart/2005/8/layout/process1"/>
-    <dgm:cxn modelId="{486432B6-2D84-44C9-9365-10F4627FAD93}" type="presParOf" srcId="{2446BD26-396F-420D-B091-265286D97786}" destId="{F266C578-88AA-4EC2-8142-53A5B6139B0D}" srcOrd="0" destOrd="0" presId="urn:microsoft.com/office/officeart/2005/8/layout/process1"/>
-    <dgm:cxn modelId="{7046A2EB-005F-4E41-996D-E1BA542E4A82}" type="presParOf" srcId="{2446BD26-396F-420D-B091-265286D97786}" destId="{A5E00DF4-BEC8-4A62-B851-2A7F83FC9D35}" srcOrd="1" destOrd="0" presId="urn:microsoft.com/office/officeart/2005/8/layout/process1"/>
-    <dgm:cxn modelId="{6B3BC9A6-B8D5-46A0-A4FA-3C9F52D79341}" type="presParOf" srcId="{A5E00DF4-BEC8-4A62-B851-2A7F83FC9D35}" destId="{AEA95148-3CF9-4188-ACFA-34C472C532BE}" srcOrd="0" destOrd="0" presId="urn:microsoft.com/office/officeart/2005/8/layout/process1"/>
-    <dgm:cxn modelId="{F4BB541E-287A-4FCB-AE9B-403088AE8F90}" type="presParOf" srcId="{2446BD26-396F-420D-B091-265286D97786}" destId="{CF1E89C8-AA78-4B1C-8D7C-AA8E38C034CE}" srcOrd="2" destOrd="0" presId="urn:microsoft.com/office/officeart/2005/8/layout/process1"/>
-    <dgm:cxn modelId="{31A8F4E0-04F1-4BE3-8798-310AE167C3B8}" type="presParOf" srcId="{2446BD26-396F-420D-B091-265286D97786}" destId="{72E9BEC7-D7FE-4BD7-BACA-0668A095A9EF}" srcOrd="3" destOrd="0" presId="urn:microsoft.com/office/officeart/2005/8/layout/process1"/>
-    <dgm:cxn modelId="{1B3B2482-9CF0-45CA-A7CA-25E58B944CCF}" type="presParOf" srcId="{72E9BEC7-D7FE-4BD7-BACA-0668A095A9EF}" destId="{6E444586-2D87-4F9A-9400-F626352FE57E}" srcOrd="0" destOrd="0" presId="urn:microsoft.com/office/officeart/2005/8/layout/process1"/>
-    <dgm:cxn modelId="{2638EA1E-82C1-4791-BC0C-1F836776F6FE}" type="presParOf" srcId="{2446BD26-396F-420D-B091-265286D97786}" destId="{37E28D18-C070-47FF-8301-A041A91EDEF2}" srcOrd="4" destOrd="0" presId="urn:microsoft.com/office/officeart/2005/8/layout/process1"/>
-    <dgm:cxn modelId="{3E75B5D7-0582-41F6-B08B-84A184213B44}" type="presParOf" srcId="{2446BD26-396F-420D-B091-265286D97786}" destId="{09BDDF38-02A3-46F0-94CF-D671EECCB993}" srcOrd="5" destOrd="0" presId="urn:microsoft.com/office/officeart/2005/8/layout/process1"/>
-    <dgm:cxn modelId="{033D8366-5238-47A8-B3BE-2378099EF437}" type="presParOf" srcId="{09BDDF38-02A3-46F0-94CF-D671EECCB993}" destId="{A0BD6892-BF4E-4D26-B32D-4AC8D13032DE}" srcOrd="0" destOrd="0" presId="urn:microsoft.com/office/officeart/2005/8/layout/process1"/>
-    <dgm:cxn modelId="{587EC4FD-5F7B-4863-81DE-953EFA66F291}" type="presParOf" srcId="{2446BD26-396F-420D-B091-265286D97786}" destId="{449D7EB5-0D9D-4DAC-B391-FB2402C39ABC}" srcOrd="6" destOrd="0" presId="urn:microsoft.com/office/officeart/2005/8/layout/process1"/>
+    <dgm:cxn modelId="{FBABA86B-B300-48E6-BFA9-A51F85679CA7}" type="presOf" srcId="{66AF4BFC-0875-4B90-9E82-F0F301500281}" destId="{09BDDF38-02A3-46F0-94CF-D671EECCB993}" srcOrd="0" destOrd="0" presId="urn:microsoft.com/office/officeart/2005/8/layout/process1"/>
+    <dgm:cxn modelId="{78AAAD08-8D46-4E48-B5C9-031D1B079CFB}" type="presParOf" srcId="{2446BD26-396F-420D-B091-265286D97786}" destId="{F266C578-88AA-4EC2-8142-53A5B6139B0D}" srcOrd="0" destOrd="0" presId="urn:microsoft.com/office/officeart/2005/8/layout/process1"/>
+    <dgm:cxn modelId="{C951BFD4-7D3F-4169-BF02-E9ED56AA2348}" type="presParOf" srcId="{2446BD26-396F-420D-B091-265286D97786}" destId="{A5E00DF4-BEC8-4A62-B851-2A7F83FC9D35}" srcOrd="1" destOrd="0" presId="urn:microsoft.com/office/officeart/2005/8/layout/process1"/>
+    <dgm:cxn modelId="{1DF62081-7542-4192-8B08-18D3DDB4D506}" type="presParOf" srcId="{A5E00DF4-BEC8-4A62-B851-2A7F83FC9D35}" destId="{AEA95148-3CF9-4188-ACFA-34C472C532BE}" srcOrd="0" destOrd="0" presId="urn:microsoft.com/office/officeart/2005/8/layout/process1"/>
+    <dgm:cxn modelId="{0A4F9AC6-B7C9-4A27-923F-5F94820A6D03}" type="presParOf" srcId="{2446BD26-396F-420D-B091-265286D97786}" destId="{CF1E89C8-AA78-4B1C-8D7C-AA8E38C034CE}" srcOrd="2" destOrd="0" presId="urn:microsoft.com/office/officeart/2005/8/layout/process1"/>
+    <dgm:cxn modelId="{83DD1614-19AA-4831-AFA5-B89B63ADC56D}" type="presParOf" srcId="{2446BD26-396F-420D-B091-265286D97786}" destId="{72E9BEC7-D7FE-4BD7-BACA-0668A095A9EF}" srcOrd="3" destOrd="0" presId="urn:microsoft.com/office/officeart/2005/8/layout/process1"/>
+    <dgm:cxn modelId="{4B8A8736-1BCA-4E07-8FC5-828CDFCB8864}" type="presParOf" srcId="{72E9BEC7-D7FE-4BD7-BACA-0668A095A9EF}" destId="{6E444586-2D87-4F9A-9400-F626352FE57E}" srcOrd="0" destOrd="0" presId="urn:microsoft.com/office/officeart/2005/8/layout/process1"/>
+    <dgm:cxn modelId="{B141665C-2CE1-4603-9717-C00F124788B8}" type="presParOf" srcId="{2446BD26-396F-420D-B091-265286D97786}" destId="{37E28D18-C070-47FF-8301-A041A91EDEF2}" srcOrd="4" destOrd="0" presId="urn:microsoft.com/office/officeart/2005/8/layout/process1"/>
+    <dgm:cxn modelId="{414240A9-4FB6-4497-81A8-9570323F1C5F}" type="presParOf" srcId="{2446BD26-396F-420D-B091-265286D97786}" destId="{09BDDF38-02A3-46F0-94CF-D671EECCB993}" srcOrd="5" destOrd="0" presId="urn:microsoft.com/office/officeart/2005/8/layout/process1"/>
+    <dgm:cxn modelId="{C69B2B26-AEA0-49B8-BE09-FE36A53403E4}" type="presParOf" srcId="{09BDDF38-02A3-46F0-94CF-D671EECCB993}" destId="{A0BD6892-BF4E-4D26-B32D-4AC8D13032DE}" srcOrd="0" destOrd="0" presId="urn:microsoft.com/office/officeart/2005/8/layout/process1"/>
+    <dgm:cxn modelId="{1AAE4C84-385A-4D01-8258-E8011C4559D7}" type="presParOf" srcId="{2446BD26-396F-420D-B091-265286D97786}" destId="{449D7EB5-0D9D-4DAC-B391-FB2402C39ABC}" srcOrd="6" destOrd="0" presId="urn:microsoft.com/office/officeart/2005/8/layout/process1"/>
   </dgm:cxnLst>
   <dgm:bg/>
   <dgm:whole/>

--- a/Notes_SA2512006.docx
+++ b/Notes_SA2512006.docx
@@ -669,23 +669,13 @@
           <w:lang w:val="en-US"/>
         </w:rPr>
       </w:pPr>
-      <w:proofErr w:type="spellStart"/>
-      <w:r>
-        <w:rPr>
-          <w:sz w:val="28"/>
-          <w:szCs w:val="24"/>
-          <w:lang w:val="en-US"/>
-        </w:rPr>
-        <w:t>Thread.sleep</w:t>
-      </w:r>
-      <w:proofErr w:type="spellEnd"/>
-      <w:r>
-        <w:rPr>
-          <w:sz w:val="28"/>
-          <w:szCs w:val="24"/>
-          <w:lang w:val="en-US"/>
-        </w:rPr>
-        <w:t>()</w:t>
+      <w:r>
+        <w:rPr>
+          <w:sz w:val="28"/>
+          <w:szCs w:val="24"/>
+          <w:lang w:val="en-US"/>
+        </w:rPr>
+        <w:t>Thread.sleep()</w:t>
       </w:r>
     </w:p>
     <w:p>
@@ -5032,7 +5022,6 @@
           <w:lang w:val="en-US"/>
         </w:rPr>
       </w:pPr>
-      <w:proofErr w:type="spellStart"/>
       <w:r>
         <w:rPr>
           <w:sz w:val="28"/>
@@ -5041,7 +5030,6 @@
         </w:rPr>
         <w:t>YourName_SeleniumDemos</w:t>
       </w:r>
-      <w:proofErr w:type="spellEnd"/>
     </w:p>
     <w:p>
       <w:pPr>
@@ -5090,25 +5078,7 @@
           <w:szCs w:val="24"/>
           <w:lang w:val="en-US"/>
         </w:rPr>
-        <w:t xml:space="preserve">Launch </w:t>
-      </w:r>
-      <w:proofErr w:type="spellStart"/>
-      <w:r>
-        <w:rPr>
-          <w:sz w:val="28"/>
-          <w:szCs w:val="24"/>
-          <w:lang w:val="en-US"/>
-        </w:rPr>
-        <w:t>selenium.dev</w:t>
-      </w:r>
-      <w:proofErr w:type="spellEnd"/>
-      <w:r>
-        <w:rPr>
-          <w:sz w:val="28"/>
-          <w:szCs w:val="24"/>
-          <w:lang w:val="en-US"/>
-        </w:rPr>
-        <w:t xml:space="preserve"> site (Official website for Selenium)</w:t>
+        <w:t>Launch selenium.dev site (Official website for Selenium)</w:t>
       </w:r>
     </w:p>
     <w:p>
@@ -5739,18 +5709,8 @@
           <w:szCs w:val="24"/>
           <w:lang w:val="en-US"/>
         </w:rPr>
-        <w:t xml:space="preserve">Give the name </w:t>
-      </w:r>
-      <w:proofErr w:type="spellStart"/>
-      <w:r>
-        <w:rPr>
-          <w:sz w:val="28"/>
-          <w:szCs w:val="24"/>
-          <w:lang w:val="en-US"/>
-        </w:rPr>
-        <w:t>com.WebDriverDemos</w:t>
-      </w:r>
-      <w:proofErr w:type="spellEnd"/>
+        <w:t>Give the name com.WebDriverDemos</w:t>
+      </w:r>
     </w:p>
     <w:p>
       <w:pPr>
@@ -6064,18 +6024,8 @@
           <w:szCs w:val="24"/>
           <w:lang w:val="en-US"/>
         </w:rPr>
-        <w:t xml:space="preserve">Click on </w:t>
-      </w:r>
-      <w:proofErr w:type="spellStart"/>
-      <w:r>
-        <w:rPr>
-          <w:sz w:val="28"/>
-          <w:szCs w:val="24"/>
-          <w:lang w:val="en-US"/>
-        </w:rPr>
-        <w:t>Classpath</w:t>
-      </w:r>
-      <w:proofErr w:type="spellEnd"/>
+        <w:t>Click on Classpath</w:t>
+      </w:r>
     </w:p>
     <w:p>
       <w:pPr>
@@ -6350,39 +6300,7 @@
           <w:szCs w:val="28"/>
           <w:shd w:val="clear" w:color="auto" w:fill="E8F2FE"/>
         </w:rPr>
-        <w:t xml:space="preserve"> </w:t>
-      </w:r>
-      <w:proofErr w:type="gramStart"/>
-      <w:r>
-        <w:rPr>
-          <w:rFonts w:ascii="Consolas" w:hAnsi="Consolas" w:cs="Consolas"/>
-          <w:color w:val="000000"/>
-          <w:sz w:val="28"/>
-          <w:szCs w:val="28"/>
-          <w:shd w:val="clear" w:color="auto" w:fill="E8F2FE"/>
-        </w:rPr>
-        <w:t>ChromeDriver(</w:t>
-      </w:r>
-      <w:proofErr w:type="gramEnd"/>
-      <w:r>
-        <w:rPr>
-          <w:rFonts w:ascii="Consolas" w:hAnsi="Consolas" w:cs="Consolas"/>
-          <w:color w:val="000000"/>
-          <w:sz w:val="28"/>
-          <w:szCs w:val="28"/>
-          <w:shd w:val="clear" w:color="auto" w:fill="E8F2FE"/>
-        </w:rPr>
-        <w:t>);</w:t>
-      </w:r>
-      <w:r>
-        <w:rPr>
-          <w:rFonts w:ascii="Consolas" w:hAnsi="Consolas" w:cs="Consolas"/>
-          <w:color w:val="000000"/>
-          <w:sz w:val="28"/>
-          <w:szCs w:val="28"/>
-          <w:shd w:val="clear" w:color="auto" w:fill="E8F2FE"/>
-        </w:rPr>
-        <w:t>)</w:t>
+        <w:t xml:space="preserve"> ChromeDriver();)</w:t>
       </w:r>
     </w:p>
     <w:p>
@@ -6401,23 +6319,13 @@
           <w:lang w:val="en-US"/>
         </w:rPr>
       </w:pPr>
-      <w:proofErr w:type="gramStart"/>
-      <w:r>
-        <w:rPr>
-          <w:sz w:val="28"/>
-          <w:szCs w:val="24"/>
-          <w:lang w:val="en-US"/>
-        </w:rPr>
-        <w:t>get(</w:t>
-      </w:r>
-      <w:proofErr w:type="gramEnd"/>
-      <w:r>
-        <w:rPr>
-          <w:sz w:val="28"/>
-          <w:szCs w:val="24"/>
-          <w:lang w:val="en-US"/>
-        </w:rPr>
-        <w:t xml:space="preserve">) </w:t>
+      <w:r>
+        <w:rPr>
+          <w:sz w:val="28"/>
+          <w:szCs w:val="24"/>
+          <w:lang w:val="en-US"/>
+        </w:rPr>
+        <w:t xml:space="preserve">get() </w:t>
       </w:r>
       <w:r>
         <w:rPr>
@@ -6460,33 +6368,13 @@
           <w:lang w:val="en-US"/>
         </w:rPr>
       </w:pPr>
-      <w:proofErr w:type="spellStart"/>
-      <w:proofErr w:type="gramStart"/>
-      <w:r>
-        <w:rPr>
-          <w:sz w:val="28"/>
-          <w:szCs w:val="24"/>
-          <w:lang w:val="en-US"/>
-        </w:rPr>
-        <w:t>driver.manage</w:t>
-      </w:r>
-      <w:proofErr w:type="spellEnd"/>
-      <w:r>
-        <w:rPr>
-          <w:sz w:val="28"/>
-          <w:szCs w:val="24"/>
-          <w:lang w:val="en-US"/>
-        </w:rPr>
-        <w:t>(</w:t>
-      </w:r>
-      <w:proofErr w:type="gramEnd"/>
-      <w:r>
-        <w:rPr>
-          <w:sz w:val="28"/>
-          <w:szCs w:val="24"/>
-          <w:lang w:val="en-US"/>
-        </w:rPr>
-        <w:t xml:space="preserve">).window().maximize() </w:t>
+      <w:r>
+        <w:rPr>
+          <w:sz w:val="28"/>
+          <w:szCs w:val="24"/>
+          <w:lang w:val="en-US"/>
+        </w:rPr>
+        <w:t xml:space="preserve">driver.manage().window().maximize() </w:t>
       </w:r>
       <w:r>
         <w:rPr>
@@ -6521,23 +6409,13 @@
           <w:lang w:val="en-US"/>
         </w:rPr>
       </w:pPr>
-      <w:proofErr w:type="gramStart"/>
-      <w:r>
-        <w:rPr>
-          <w:sz w:val="28"/>
-          <w:szCs w:val="24"/>
-          <w:lang w:val="en-US"/>
-        </w:rPr>
-        <w:t>close(</w:t>
-      </w:r>
-      <w:proofErr w:type="gramEnd"/>
-      <w:r>
-        <w:rPr>
-          <w:sz w:val="28"/>
-          <w:szCs w:val="24"/>
-          <w:lang w:val="en-US"/>
-        </w:rPr>
-        <w:t xml:space="preserve">) </w:t>
+      <w:r>
+        <w:rPr>
+          <w:sz w:val="28"/>
+          <w:szCs w:val="24"/>
+          <w:lang w:val="en-US"/>
+        </w:rPr>
+        <w:t xml:space="preserve">close() </w:t>
       </w:r>
       <w:r>
         <w:rPr>
@@ -6572,23 +6450,13 @@
           <w:lang w:val="en-US"/>
         </w:rPr>
       </w:pPr>
-      <w:proofErr w:type="gramStart"/>
-      <w:r>
-        <w:rPr>
-          <w:sz w:val="28"/>
-          <w:szCs w:val="24"/>
-          <w:lang w:val="en-US"/>
-        </w:rPr>
-        <w:t>getTitle(</w:t>
-      </w:r>
-      <w:proofErr w:type="gramEnd"/>
-      <w:r>
-        <w:rPr>
-          <w:sz w:val="28"/>
-          <w:szCs w:val="24"/>
-          <w:lang w:val="en-US"/>
-        </w:rPr>
-        <w:t xml:space="preserve">) </w:t>
+      <w:r>
+        <w:rPr>
+          <w:sz w:val="28"/>
+          <w:szCs w:val="24"/>
+          <w:lang w:val="en-US"/>
+        </w:rPr>
+        <w:t xml:space="preserve">getTitle() </w:t>
       </w:r>
       <w:r>
         <w:rPr>
@@ -6623,23 +6491,13 @@
           <w:lang w:val="en-US"/>
         </w:rPr>
       </w:pPr>
-      <w:proofErr w:type="gramStart"/>
-      <w:r>
-        <w:rPr>
-          <w:sz w:val="28"/>
-          <w:szCs w:val="24"/>
-          <w:lang w:val="en-US"/>
-        </w:rPr>
-        <w:t>getCurrentUrl(</w:t>
-      </w:r>
-      <w:proofErr w:type="gramEnd"/>
-      <w:r>
-        <w:rPr>
-          <w:sz w:val="28"/>
-          <w:szCs w:val="24"/>
-          <w:lang w:val="en-US"/>
-        </w:rPr>
-        <w:t xml:space="preserve">) </w:t>
+      <w:r>
+        <w:rPr>
+          <w:sz w:val="28"/>
+          <w:szCs w:val="24"/>
+          <w:lang w:val="en-US"/>
+        </w:rPr>
+        <w:t xml:space="preserve">getCurrentUrl() </w:t>
       </w:r>
       <w:r>
         <w:rPr>
@@ -6715,23 +6573,13 @@
           <w:lang w:val="en-US"/>
         </w:rPr>
       </w:pPr>
-      <w:proofErr w:type="gramStart"/>
-      <w:r>
-        <w:rPr>
-          <w:sz w:val="28"/>
-          <w:szCs w:val="24"/>
-          <w:lang w:val="en-US"/>
-        </w:rPr>
-        <w:t>findElement(</w:t>
-      </w:r>
-      <w:proofErr w:type="gramEnd"/>
-      <w:r>
-        <w:rPr>
-          <w:sz w:val="28"/>
-          <w:szCs w:val="24"/>
-          <w:lang w:val="en-US"/>
-        </w:rPr>
-        <w:t xml:space="preserve">) </w:t>
+      <w:r>
+        <w:rPr>
+          <w:sz w:val="28"/>
+          <w:szCs w:val="24"/>
+          <w:lang w:val="en-US"/>
+        </w:rPr>
+        <w:t xml:space="preserve">findElement() </w:t>
       </w:r>
       <w:r>
         <w:rPr>
@@ -6748,6 +6596,24 @@
           <w:lang w:val="en-US"/>
         </w:rPr>
         <w:t xml:space="preserve"> Will read and return the single control on the page. </w:t>
+      </w:r>
+      <w:r>
+        <w:rPr>
+          <w:b/>
+          <w:bCs/>
+          <w:sz w:val="28"/>
+          <w:szCs w:val="24"/>
+          <w:lang w:val="en-US"/>
+        </w:rPr>
+        <w:t>Will always locates for the first occurrence</w:t>
+      </w:r>
+      <w:r>
+        <w:rPr>
+          <w:sz w:val="28"/>
+          <w:szCs w:val="24"/>
+          <w:lang w:val="en-US"/>
+        </w:rPr>
+        <w:t xml:space="preserve">. </w:t>
       </w:r>
       <w:r>
         <w:rPr>
@@ -6931,7 +6797,15 @@
           <w:szCs w:val="24"/>
           <w:lang w:val="en-US"/>
         </w:rPr>
-        <w:t>The locator attribute is not available</w:t>
+        <w:t xml:space="preserve">The locator </w:t>
+      </w:r>
+      <w:r>
+        <w:rPr>
+          <w:sz w:val="28"/>
+          <w:szCs w:val="24"/>
+          <w:lang w:val="en-US"/>
+        </w:rPr>
+        <w:t>value is mismatch</w:t>
       </w:r>
     </w:p>
     <w:p>
@@ -6950,9 +6824,22 @@
           <w:lang w:val="en-US"/>
         </w:rPr>
       </w:pPr>
-    </w:p>
-    <w:p>
-      <w:pPr>
+      <w:r>
+        <w:rPr>
+          <w:sz w:val="28"/>
+          <w:szCs w:val="24"/>
+          <w:lang w:val="en-US"/>
+        </w:rPr>
+        <w:t>The locator value may be dynamic (Value is always changing)</w:t>
+      </w:r>
+    </w:p>
+    <w:p>
+      <w:pPr>
+        <w:pStyle w:val="ListParagraph"/>
+        <w:numPr>
+          <w:ilvl w:val="1"/>
+          <w:numId w:val="17"/>
+        </w:numPr>
         <w:tabs>
           <w:tab w:val="left" w:pos="1560"/>
         </w:tabs>
@@ -6962,9 +6849,22 @@
           <w:lang w:val="en-US"/>
         </w:rPr>
       </w:pPr>
-    </w:p>
-    <w:p>
-      <w:pPr>
+      <w:r>
+        <w:rPr>
+          <w:sz w:val="28"/>
+          <w:szCs w:val="24"/>
+          <w:lang w:val="en-US"/>
+        </w:rPr>
+        <w:t>The specific control is not present on the page.</w:t>
+      </w:r>
+    </w:p>
+    <w:p>
+      <w:pPr>
+        <w:pStyle w:val="ListParagraph"/>
+        <w:numPr>
+          <w:ilvl w:val="0"/>
+          <w:numId w:val="17"/>
+        </w:numPr>
         <w:tabs>
           <w:tab w:val="left" w:pos="1560"/>
         </w:tabs>
@@ -6976,9 +6876,66 @@
       </w:pPr>
       <w:r>
         <w:rPr>
+          <w:sz w:val="28"/>
+          <w:szCs w:val="24"/>
+          <w:lang w:val="en-US"/>
+        </w:rPr>
+        <w:t xml:space="preserve">InvalidSelectorException </w:t>
+      </w:r>
+      <w:r>
+        <w:rPr>
+          <w:sz w:val="28"/>
+          <w:szCs w:val="24"/>
+          <w:lang w:val="en-US"/>
+        </w:rPr>
+        <w:sym w:font="Wingdings" w:char="F0E0"/>
+      </w:r>
+      <w:r>
+        <w:rPr>
+          <w:sz w:val="28"/>
+          <w:szCs w:val="24"/>
+          <w:lang w:val="en-US"/>
+        </w:rPr>
+        <w:t xml:space="preserve"> </w:t>
+      </w:r>
+      <w:r>
+        <w:rPr>
+          <w:sz w:val="28"/>
+          <w:szCs w:val="24"/>
+          <w:lang w:val="en-US"/>
+        </w:rPr>
+        <w:t>The value of locator is not in the correct format.</w:t>
+      </w:r>
+    </w:p>
+    <w:p>
+      <w:pPr>
+        <w:tabs>
+          <w:tab w:val="left" w:pos="1560"/>
+        </w:tabs>
+        <w:rPr>
+          <w:sz w:val="28"/>
+          <w:szCs w:val="24"/>
+          <w:lang w:val="en-US"/>
+        </w:rPr>
+      </w:pPr>
+    </w:p>
+    <w:p>
+      <w:pPr>
+        <w:tabs>
+          <w:tab w:val="left" w:pos="1560"/>
+        </w:tabs>
+        <w:rPr>
+          <w:sz w:val="28"/>
+          <w:szCs w:val="24"/>
+          <w:lang w:val="en-US"/>
+        </w:rPr>
+      </w:pPr>
+      <w:r>
+        <w:rPr>
           <w:noProof/>
           <w:lang w:eastAsia="en-IN"/>
         </w:rPr>
+        <w:lastRenderedPageBreak/>
         <w:drawing>
           <wp:inline distT="0" distB="0" distL="0" distR="0" wp14:anchorId="483B39C2" wp14:editId="16E5D11E">
             <wp:extent cx="3238500" cy="1743075"/>
@@ -7056,7 +7013,6 @@
           <w:szCs w:val="24"/>
           <w:lang w:val="en-US"/>
         </w:rPr>
-        <w:lastRenderedPageBreak/>
         <w:t>WebElement</w:t>
       </w:r>
     </w:p>
@@ -7188,31 +7144,29 @@
           <w:lang w:val="en-US"/>
         </w:rPr>
       </w:pPr>
-      <w:proofErr w:type="gramStart"/>
-      <w:r>
-        <w:rPr>
-          <w:sz w:val="28"/>
-          <w:szCs w:val="24"/>
-          <w:lang w:val="en-US"/>
-        </w:rPr>
-        <w:t>sendKeys</w:t>
-      </w:r>
-      <w:r>
-        <w:rPr>
-          <w:sz w:val="28"/>
-          <w:szCs w:val="24"/>
-          <w:lang w:val="en-US"/>
-        </w:rPr>
-        <w:t>(</w:t>
-      </w:r>
-      <w:proofErr w:type="gramEnd"/>
-      <w:r>
-        <w:rPr>
-          <w:sz w:val="28"/>
-          <w:szCs w:val="24"/>
-          <w:lang w:val="en-US"/>
-        </w:rPr>
-        <w:t xml:space="preserve">) </w:t>
+      <w:r>
+        <w:rPr>
+          <w:sz w:val="28"/>
+          <w:szCs w:val="24"/>
+          <w:lang w:val="en-US"/>
+        </w:rPr>
+        <w:t>S</w:t>
+      </w:r>
+      <w:r>
+        <w:rPr>
+          <w:sz w:val="28"/>
+          <w:szCs w:val="24"/>
+          <w:lang w:val="en-US"/>
+        </w:rPr>
+        <w:t>endKeys</w:t>
+      </w:r>
+      <w:r>
+        <w:rPr>
+          <w:sz w:val="28"/>
+          <w:szCs w:val="24"/>
+          <w:lang w:val="en-US"/>
+        </w:rPr>
+        <w:t xml:space="preserve">() </w:t>
       </w:r>
       <w:r>
         <w:rPr>
@@ -7247,23 +7201,13 @@
           <w:lang w:val="en-US"/>
         </w:rPr>
       </w:pPr>
-      <w:proofErr w:type="gramStart"/>
-      <w:r>
-        <w:rPr>
-          <w:sz w:val="28"/>
-          <w:szCs w:val="24"/>
-          <w:lang w:val="en-US"/>
-        </w:rPr>
-        <w:t>click(</w:t>
-      </w:r>
-      <w:proofErr w:type="gramEnd"/>
-      <w:r>
-        <w:rPr>
-          <w:sz w:val="28"/>
-          <w:szCs w:val="24"/>
-          <w:lang w:val="en-US"/>
-        </w:rPr>
-        <w:t xml:space="preserve">) </w:t>
+      <w:r>
+        <w:rPr>
+          <w:sz w:val="28"/>
+          <w:szCs w:val="24"/>
+          <w:lang w:val="en-US"/>
+        </w:rPr>
+        <w:t xml:space="preserve">click() </w:t>
       </w:r>
       <w:r>
         <w:rPr>
@@ -7298,23 +7242,13 @@
           <w:lang w:val="en-US"/>
         </w:rPr>
       </w:pPr>
-      <w:proofErr w:type="gramStart"/>
-      <w:r>
-        <w:rPr>
-          <w:sz w:val="28"/>
-          <w:szCs w:val="24"/>
-          <w:lang w:val="en-US"/>
-        </w:rPr>
-        <w:t>getText(</w:t>
-      </w:r>
-      <w:proofErr w:type="gramEnd"/>
-      <w:r>
-        <w:rPr>
-          <w:sz w:val="28"/>
-          <w:szCs w:val="24"/>
-          <w:lang w:val="en-US"/>
-        </w:rPr>
-        <w:t xml:space="preserve">) </w:t>
+      <w:r>
+        <w:rPr>
+          <w:sz w:val="28"/>
+          <w:szCs w:val="24"/>
+          <w:lang w:val="en-US"/>
+        </w:rPr>
+        <w:t xml:space="preserve">getText() </w:t>
       </w:r>
       <w:r>
         <w:rPr>
@@ -7335,6 +7269,11 @@
     </w:p>
     <w:p>
       <w:pPr>
+        <w:pStyle w:val="ListParagraph"/>
+        <w:numPr>
+          <w:ilvl w:val="1"/>
+          <w:numId w:val="18"/>
+        </w:numPr>
         <w:tabs>
           <w:tab w:val="left" w:pos="1560"/>
         </w:tabs>
@@ -7344,6 +7283,30 @@
           <w:lang w:val="en-US"/>
         </w:rPr>
       </w:pPr>
+      <w:r>
+        <w:rPr>
+          <w:sz w:val="28"/>
+          <w:szCs w:val="24"/>
+          <w:lang w:val="en-US"/>
+        </w:rPr>
+        <w:t xml:space="preserve">getAttribute() </w:t>
+      </w:r>
+      <w:r>
+        <w:rPr>
+          <w:sz w:val="28"/>
+          <w:szCs w:val="24"/>
+          <w:lang w:val="en-US"/>
+        </w:rPr>
+        <w:sym w:font="Wingdings" w:char="F0E0"/>
+      </w:r>
+      <w:r>
+        <w:rPr>
+          <w:sz w:val="28"/>
+          <w:szCs w:val="24"/>
+          <w:lang w:val="en-US"/>
+        </w:rPr>
+        <w:t xml:space="preserve"> Will return the value of any attribute of the control. (String)</w:t>
+      </w:r>
     </w:p>
     <w:p>
       <w:pPr>
@@ -7351,23 +7314,11 @@
           <w:tab w:val="left" w:pos="1560"/>
         </w:tabs>
         <w:rPr>
-          <w:b/>
-          <w:bCs/>
-          <w:sz w:val="28"/>
-          <w:szCs w:val="24"/>
-          <w:lang w:val="en-US"/>
-        </w:rPr>
-      </w:pPr>
-      <w:r>
-        <w:rPr>
-          <w:b/>
-          <w:bCs/>
-          <w:sz w:val="28"/>
-          <w:szCs w:val="24"/>
-          <w:lang w:val="en-US"/>
-        </w:rPr>
-        <w:t>Locators</w:t>
-      </w:r>
+          <w:sz w:val="28"/>
+          <w:szCs w:val="24"/>
+          <w:lang w:val="en-US"/>
+        </w:rPr>
+      </w:pPr>
     </w:p>
     <w:p>
       <w:pPr>
@@ -7375,27 +7326,26 @@
           <w:tab w:val="left" w:pos="1560"/>
         </w:tabs>
         <w:rPr>
-          <w:sz w:val="28"/>
-          <w:szCs w:val="24"/>
-          <w:lang w:val="en-US"/>
-        </w:rPr>
-      </w:pPr>
-      <w:r>
-        <w:rPr>
-          <w:sz w:val="28"/>
-          <w:szCs w:val="24"/>
-          <w:lang w:val="en-US"/>
-        </w:rPr>
-        <w:t>Locator is the way / strategy to identify any control (WebElement) on the page.</w:t>
-      </w:r>
-    </w:p>
-    <w:p>
-      <w:pPr>
-        <w:pStyle w:val="ListParagraph"/>
-        <w:numPr>
-          <w:ilvl w:val="0"/>
-          <w:numId w:val="19"/>
-        </w:numPr>
+          <w:b/>
+          <w:bCs/>
+          <w:sz w:val="28"/>
+          <w:szCs w:val="24"/>
+          <w:lang w:val="en-US"/>
+        </w:rPr>
+      </w:pPr>
+      <w:r>
+        <w:rPr>
+          <w:b/>
+          <w:bCs/>
+          <w:sz w:val="28"/>
+          <w:szCs w:val="24"/>
+          <w:lang w:val="en-US"/>
+        </w:rPr>
+        <w:t>Locators</w:t>
+      </w:r>
+    </w:p>
+    <w:p>
+      <w:pPr>
         <w:tabs>
           <w:tab w:val="left" w:pos="1560"/>
         </w:tabs>
@@ -7411,7 +7361,7 @@
           <w:szCs w:val="24"/>
           <w:lang w:val="en-US"/>
         </w:rPr>
-        <w:t>Id</w:t>
+        <w:t>Locator is the way / strategy to identify any control (WebElement) on the page.</w:t>
       </w:r>
     </w:p>
     <w:p>
@@ -7436,7 +7386,7 @@
           <w:szCs w:val="24"/>
           <w:lang w:val="en-US"/>
         </w:rPr>
-        <w:t>Name</w:t>
+        <w:t>Id</w:t>
       </w:r>
     </w:p>
     <w:p>
@@ -7461,7 +7411,7 @@
           <w:szCs w:val="24"/>
           <w:lang w:val="en-US"/>
         </w:rPr>
-        <w:t>ClassName</w:t>
+        <w:t>Name</w:t>
       </w:r>
     </w:p>
     <w:p>
@@ -7486,7 +7436,7 @@
           <w:szCs w:val="24"/>
           <w:lang w:val="en-US"/>
         </w:rPr>
-        <w:t>CssSelector</w:t>
+        <w:t>ClassName</w:t>
       </w:r>
     </w:p>
     <w:p>
@@ -7511,7 +7461,7 @@
           <w:szCs w:val="24"/>
           <w:lang w:val="en-US"/>
         </w:rPr>
-        <w:t>XPath</w:t>
+        <w:t>CssSelector</w:t>
       </w:r>
     </w:p>
     <w:p>
@@ -7536,7 +7486,7 @@
           <w:szCs w:val="24"/>
           <w:lang w:val="en-US"/>
         </w:rPr>
-        <w:t>LinkText</w:t>
+        <w:t>XPath</w:t>
       </w:r>
     </w:p>
     <w:p>
@@ -7561,7 +7511,7 @@
           <w:szCs w:val="24"/>
           <w:lang w:val="en-US"/>
         </w:rPr>
-        <w:t>PartialLinkText</w:t>
+        <w:t>LinkText</w:t>
       </w:r>
     </w:p>
     <w:p>
@@ -7586,11 +7536,16 @@
           <w:szCs w:val="24"/>
           <w:lang w:val="en-US"/>
         </w:rPr>
-        <w:t>TagName</w:t>
-      </w:r>
-    </w:p>
-    <w:p>
-      <w:pPr>
+        <w:t>PartialLinkText</w:t>
+      </w:r>
+    </w:p>
+    <w:p>
+      <w:pPr>
+        <w:pStyle w:val="ListParagraph"/>
+        <w:numPr>
+          <w:ilvl w:val="0"/>
+          <w:numId w:val="19"/>
+        </w:numPr>
         <w:tabs>
           <w:tab w:val="left" w:pos="1560"/>
         </w:tabs>
@@ -7600,6 +7555,14 @@
           <w:lang w:val="en-US"/>
         </w:rPr>
       </w:pPr>
+      <w:r>
+        <w:rPr>
+          <w:sz w:val="28"/>
+          <w:szCs w:val="24"/>
+          <w:lang w:val="en-US"/>
+        </w:rPr>
+        <w:t>TagName</w:t>
+      </w:r>
     </w:p>
     <w:p>
       <w:pPr>
@@ -7607,51 +7570,44 @@
           <w:tab w:val="left" w:pos="1560"/>
         </w:tabs>
         <w:rPr>
-          <w:b/>
-          <w:bCs/>
-          <w:sz w:val="28"/>
-          <w:szCs w:val="24"/>
-          <w:lang w:val="en-US"/>
-        </w:rPr>
-      </w:pPr>
-      <w:r>
-        <w:rPr>
-          <w:b/>
-          <w:bCs/>
-          <w:sz w:val="28"/>
-          <w:szCs w:val="24"/>
-          <w:lang w:val="en-US"/>
-        </w:rPr>
-        <w:t>ClassName Locator:</w:t>
-      </w:r>
-    </w:p>
-    <w:p>
-      <w:pPr>
-        <w:pStyle w:val="ListParagraph"/>
-        <w:numPr>
-          <w:ilvl w:val="0"/>
-          <w:numId w:val="20"/>
-        </w:numPr>
+          <w:sz w:val="28"/>
+          <w:szCs w:val="24"/>
+          <w:lang w:val="en-US"/>
+        </w:rPr>
+      </w:pPr>
+    </w:p>
+    <w:p>
+      <w:pPr>
         <w:tabs>
           <w:tab w:val="left" w:pos="1560"/>
         </w:tabs>
         <w:rPr>
-          <w:sz w:val="28"/>
-          <w:szCs w:val="24"/>
-          <w:lang w:val="en-US"/>
-        </w:rPr>
-      </w:pPr>
-      <w:r>
-        <w:rPr>
-          <w:sz w:val="28"/>
-          <w:szCs w:val="24"/>
-          <w:lang w:val="en-US"/>
-        </w:rPr>
-        <w:t>Way to locate a control using the value of class attribute of the control.</w:t>
-      </w:r>
-    </w:p>
-    <w:p>
-      <w:pPr>
+          <w:b/>
+          <w:bCs/>
+          <w:sz w:val="28"/>
+          <w:szCs w:val="24"/>
+          <w:lang w:val="en-US"/>
+        </w:rPr>
+      </w:pPr>
+      <w:r>
+        <w:rPr>
+          <w:b/>
+          <w:bCs/>
+          <w:sz w:val="28"/>
+          <w:szCs w:val="24"/>
+          <w:lang w:val="en-US"/>
+        </w:rPr>
+        <w:lastRenderedPageBreak/>
+        <w:t>ClassName Locator:</w:t>
+      </w:r>
+    </w:p>
+    <w:p>
+      <w:pPr>
+        <w:pStyle w:val="ListParagraph"/>
+        <w:numPr>
+          <w:ilvl w:val="0"/>
+          <w:numId w:val="20"/>
+        </w:numPr>
         <w:tabs>
           <w:tab w:val="left" w:pos="1560"/>
         </w:tabs>
@@ -7661,29 +7617,38 @@
           <w:lang w:val="en-US"/>
         </w:rPr>
       </w:pPr>
-    </w:p>
-    <w:p>
-      <w:pPr>
+      <w:r>
+        <w:rPr>
+          <w:sz w:val="28"/>
+          <w:szCs w:val="24"/>
+          <w:lang w:val="en-US"/>
+        </w:rPr>
+        <w:t>Way to locate a control using the value of class attribute of the control.</w:t>
+      </w:r>
+    </w:p>
+    <w:p>
+      <w:pPr>
+        <w:pStyle w:val="ListParagraph"/>
+        <w:numPr>
+          <w:ilvl w:val="0"/>
+          <w:numId w:val="20"/>
+        </w:numPr>
         <w:tabs>
           <w:tab w:val="left" w:pos="1560"/>
         </w:tabs>
         <w:rPr>
-          <w:b/>
-          <w:bCs/>
-          <w:sz w:val="28"/>
-          <w:szCs w:val="24"/>
-          <w:lang w:val="en-US"/>
-        </w:rPr>
-      </w:pPr>
-      <w:r>
-        <w:rPr>
-          <w:b/>
-          <w:bCs/>
-          <w:sz w:val="28"/>
-          <w:szCs w:val="24"/>
-          <w:lang w:val="en-US"/>
-        </w:rPr>
-        <w:t>CssSelector Locator</w:t>
+          <w:sz w:val="28"/>
+          <w:szCs w:val="24"/>
+          <w:lang w:val="en-US"/>
+        </w:rPr>
+      </w:pPr>
+      <w:r>
+        <w:rPr>
+          <w:sz w:val="28"/>
+          <w:szCs w:val="24"/>
+          <w:lang w:val="en-US"/>
+        </w:rPr>
+        <w:t>There could be multiple classes applied to the control. Such multiple classes are separated by space.</w:t>
       </w:r>
     </w:p>
     <w:p>
@@ -7708,7 +7673,7 @@
           <w:szCs w:val="24"/>
           <w:lang w:val="en-US"/>
         </w:rPr>
-        <w:t>The way to locate the control using any one or multiple attributes of the control.</w:t>
+        <w:t>While reading any control using className pick any one class from the control.</w:t>
       </w:r>
     </w:p>
     <w:p>
@@ -7727,22 +7692,9 @@
           <w:lang w:val="en-US"/>
         </w:rPr>
       </w:pPr>
-      <w:r>
-        <w:rPr>
-          <w:sz w:val="28"/>
-          <w:szCs w:val="24"/>
-          <w:lang w:val="en-US"/>
-        </w:rPr>
-        <w:t>The special locator to be used when the control do not have standard attributes like id, name or class</w:t>
-      </w:r>
-    </w:p>
-    <w:p>
-      <w:pPr>
-        <w:pStyle w:val="ListParagraph"/>
-        <w:numPr>
-          <w:ilvl w:val="0"/>
-          <w:numId w:val="20"/>
-        </w:numPr>
+    </w:p>
+    <w:p>
+      <w:pPr>
         <w:tabs>
           <w:tab w:val="left" w:pos="1560"/>
         </w:tabs>
@@ -7752,38 +7704,128 @@
           <w:lang w:val="en-US"/>
         </w:rPr>
       </w:pPr>
-      <w:r>
-        <w:rPr>
-          <w:sz w:val="28"/>
-          <w:szCs w:val="24"/>
-          <w:lang w:val="en-US"/>
-        </w:rPr>
-        <w:t>Types</w:t>
-      </w:r>
-    </w:p>
-    <w:p>
-      <w:pPr>
-        <w:pStyle w:val="ListParagraph"/>
-        <w:numPr>
-          <w:ilvl w:val="1"/>
-          <w:numId w:val="20"/>
-        </w:numPr>
+    </w:p>
+    <w:p>
+      <w:pPr>
         <w:tabs>
           <w:tab w:val="left" w:pos="1560"/>
         </w:tabs>
         <w:rPr>
-          <w:sz w:val="28"/>
-          <w:szCs w:val="24"/>
-          <w:lang w:val="en-US"/>
-        </w:rPr>
-      </w:pPr>
-      <w:r>
-        <w:rPr>
-          <w:sz w:val="28"/>
-          <w:szCs w:val="24"/>
-          <w:lang w:val="en-US"/>
-        </w:rPr>
-        <w:lastRenderedPageBreak/>
+          <w:b/>
+          <w:bCs/>
+          <w:sz w:val="28"/>
+          <w:szCs w:val="24"/>
+          <w:lang w:val="en-US"/>
+        </w:rPr>
+      </w:pPr>
+      <w:r>
+        <w:rPr>
+          <w:b/>
+          <w:bCs/>
+          <w:sz w:val="28"/>
+          <w:szCs w:val="24"/>
+          <w:lang w:val="en-US"/>
+        </w:rPr>
+        <w:t>CssSelector Locator</w:t>
+      </w:r>
+    </w:p>
+    <w:p>
+      <w:pPr>
+        <w:pStyle w:val="ListParagraph"/>
+        <w:numPr>
+          <w:ilvl w:val="0"/>
+          <w:numId w:val="20"/>
+        </w:numPr>
+        <w:tabs>
+          <w:tab w:val="left" w:pos="1560"/>
+        </w:tabs>
+        <w:rPr>
+          <w:sz w:val="28"/>
+          <w:szCs w:val="24"/>
+          <w:lang w:val="en-US"/>
+        </w:rPr>
+      </w:pPr>
+      <w:r>
+        <w:rPr>
+          <w:sz w:val="28"/>
+          <w:szCs w:val="24"/>
+          <w:lang w:val="en-US"/>
+        </w:rPr>
+        <w:t>The way to locate the control using any one or multiple attributes of the control.</w:t>
+      </w:r>
+    </w:p>
+    <w:p>
+      <w:pPr>
+        <w:pStyle w:val="ListParagraph"/>
+        <w:numPr>
+          <w:ilvl w:val="0"/>
+          <w:numId w:val="20"/>
+        </w:numPr>
+        <w:tabs>
+          <w:tab w:val="left" w:pos="1560"/>
+        </w:tabs>
+        <w:rPr>
+          <w:sz w:val="28"/>
+          <w:szCs w:val="24"/>
+          <w:lang w:val="en-US"/>
+        </w:rPr>
+      </w:pPr>
+      <w:r>
+        <w:rPr>
+          <w:sz w:val="28"/>
+          <w:szCs w:val="24"/>
+          <w:lang w:val="en-US"/>
+        </w:rPr>
+        <w:t>The special locator to be used when the control do not have standard attributes like id, name or class</w:t>
+      </w:r>
+    </w:p>
+    <w:p>
+      <w:pPr>
+        <w:pStyle w:val="ListParagraph"/>
+        <w:numPr>
+          <w:ilvl w:val="0"/>
+          <w:numId w:val="20"/>
+        </w:numPr>
+        <w:tabs>
+          <w:tab w:val="left" w:pos="1560"/>
+        </w:tabs>
+        <w:rPr>
+          <w:sz w:val="28"/>
+          <w:szCs w:val="24"/>
+          <w:lang w:val="en-US"/>
+        </w:rPr>
+      </w:pPr>
+      <w:r>
+        <w:rPr>
+          <w:sz w:val="28"/>
+          <w:szCs w:val="24"/>
+          <w:lang w:val="en-US"/>
+        </w:rPr>
+        <w:t>Types</w:t>
+      </w:r>
+    </w:p>
+    <w:p>
+      <w:pPr>
+        <w:pStyle w:val="ListParagraph"/>
+        <w:numPr>
+          <w:ilvl w:val="1"/>
+          <w:numId w:val="20"/>
+        </w:numPr>
+        <w:tabs>
+          <w:tab w:val="left" w:pos="1560"/>
+        </w:tabs>
+        <w:rPr>
+          <w:sz w:val="28"/>
+          <w:szCs w:val="24"/>
+          <w:lang w:val="en-US"/>
+        </w:rPr>
+      </w:pPr>
+      <w:r>
+        <w:rPr>
+          <w:sz w:val="28"/>
+          <w:szCs w:val="24"/>
+          <w:lang w:val="en-US"/>
+        </w:rPr>
         <w:t>Single Attribute</w:t>
       </w:r>
       <w:r>
@@ -7802,17 +7844,7 @@
           <w:lang w:val="en-US"/>
         </w:rPr>
         <w:br/>
-        <w:t>ta</w:t>
-      </w:r>
-      <w:bookmarkStart w:id="0" w:name="_GoBack"/>
-      <w:bookmarkEnd w:id="0"/>
-      <w:r>
-        <w:rPr>
-          <w:sz w:val="28"/>
-          <w:szCs w:val="24"/>
-          <w:lang w:val="en-US"/>
-        </w:rPr>
-        <w:t>gName[attribute=’value’]</w:t>
+        <w:t>tagName[attribute=’value’]</w:t>
       </w:r>
       <w:r>
         <w:rPr>
@@ -7906,6 +7938,24 @@
         </w:rPr>
         <w:t>Multiple Attributes</w:t>
       </w:r>
+      <w:r>
+        <w:rPr>
+          <w:sz w:val="28"/>
+          <w:szCs w:val="24"/>
+          <w:lang w:val="en-US"/>
+        </w:rPr>
+        <w:br/>
+        <w:t>Syntax:</w:t>
+      </w:r>
+      <w:r>
+        <w:rPr>
+          <w:sz w:val="28"/>
+          <w:szCs w:val="24"/>
+          <w:lang w:val="en-US"/>
+        </w:rPr>
+        <w:br/>
+        <w:t>tagName[attribute1=”value”][attribute2=”value”]</w:t>
+      </w:r>
     </w:p>
     <w:p>
       <w:pPr>
@@ -7930,6 +7980,463 @@
           <w:lang w:val="en-US"/>
         </w:rPr>
         <w:t>Special Characters</w:t>
+      </w:r>
+    </w:p>
+    <w:p>
+      <w:pPr>
+        <w:pStyle w:val="ListParagraph"/>
+        <w:numPr>
+          <w:ilvl w:val="2"/>
+          <w:numId w:val="20"/>
+        </w:numPr>
+        <w:tabs>
+          <w:tab w:val="left" w:pos="1560"/>
+        </w:tabs>
+        <w:rPr>
+          <w:sz w:val="28"/>
+          <w:szCs w:val="24"/>
+          <w:lang w:val="en-US"/>
+        </w:rPr>
+      </w:pPr>
+      <w:r>
+        <w:rPr>
+          <w:sz w:val="28"/>
+          <w:szCs w:val="24"/>
+          <w:lang w:val="en-US"/>
+        </w:rPr>
+        <w:t xml:space="preserve">^ </w:t>
+      </w:r>
+      <w:r>
+        <w:rPr>
+          <w:sz w:val="28"/>
+          <w:szCs w:val="24"/>
+          <w:lang w:val="en-US"/>
+        </w:rPr>
+        <w:sym w:font="Wingdings" w:char="F0E0"/>
+      </w:r>
+      <w:r>
+        <w:rPr>
+          <w:sz w:val="28"/>
+          <w:szCs w:val="24"/>
+          <w:lang w:val="en-US"/>
+        </w:rPr>
+        <w:t xml:space="preserve"> Starts With</w:t>
+      </w:r>
+    </w:p>
+    <w:p>
+      <w:pPr>
+        <w:pStyle w:val="ListParagraph"/>
+        <w:numPr>
+          <w:ilvl w:val="2"/>
+          <w:numId w:val="20"/>
+        </w:numPr>
+        <w:tabs>
+          <w:tab w:val="left" w:pos="1560"/>
+        </w:tabs>
+        <w:rPr>
+          <w:sz w:val="28"/>
+          <w:szCs w:val="24"/>
+          <w:lang w:val="en-US"/>
+        </w:rPr>
+      </w:pPr>
+      <w:r>
+        <w:rPr>
+          <w:sz w:val="28"/>
+          <w:szCs w:val="24"/>
+          <w:lang w:val="en-US"/>
+        </w:rPr>
+        <w:t xml:space="preserve">$ </w:t>
+      </w:r>
+      <w:r>
+        <w:rPr>
+          <w:sz w:val="28"/>
+          <w:szCs w:val="24"/>
+          <w:lang w:val="en-US"/>
+        </w:rPr>
+        <w:sym w:font="Wingdings" w:char="F0E0"/>
+      </w:r>
+      <w:r>
+        <w:rPr>
+          <w:sz w:val="28"/>
+          <w:szCs w:val="24"/>
+          <w:lang w:val="en-US"/>
+        </w:rPr>
+        <w:t xml:space="preserve"> Ends With</w:t>
+      </w:r>
+    </w:p>
+    <w:p>
+      <w:pPr>
+        <w:pStyle w:val="ListParagraph"/>
+        <w:numPr>
+          <w:ilvl w:val="2"/>
+          <w:numId w:val="20"/>
+        </w:numPr>
+        <w:tabs>
+          <w:tab w:val="left" w:pos="1560"/>
+        </w:tabs>
+        <w:rPr>
+          <w:sz w:val="28"/>
+          <w:szCs w:val="24"/>
+          <w:lang w:val="en-US"/>
+        </w:rPr>
+      </w:pPr>
+      <w:r>
+        <w:rPr>
+          <w:sz w:val="28"/>
+          <w:szCs w:val="24"/>
+          <w:lang w:val="en-US"/>
+        </w:rPr>
+        <w:t xml:space="preserve">* </w:t>
+      </w:r>
+      <w:r>
+        <w:rPr>
+          <w:sz w:val="28"/>
+          <w:szCs w:val="24"/>
+          <w:lang w:val="en-US"/>
+        </w:rPr>
+        <w:sym w:font="Wingdings" w:char="F0E0"/>
+      </w:r>
+      <w:r>
+        <w:rPr>
+          <w:sz w:val="28"/>
+          <w:szCs w:val="24"/>
+          <w:lang w:val="en-US"/>
+        </w:rPr>
+        <w:t xml:space="preserve"> Contains</w:t>
+      </w:r>
+    </w:p>
+    <w:p>
+      <w:pPr>
+        <w:tabs>
+          <w:tab w:val="left" w:pos="1560"/>
+        </w:tabs>
+        <w:rPr>
+          <w:b/>
+          <w:bCs/>
+          <w:sz w:val="28"/>
+          <w:szCs w:val="24"/>
+          <w:lang w:val="en-US"/>
+        </w:rPr>
+      </w:pPr>
+      <w:r>
+        <w:rPr>
+          <w:b/>
+          <w:bCs/>
+          <w:sz w:val="28"/>
+          <w:szCs w:val="24"/>
+          <w:lang w:val="en-US"/>
+        </w:rPr>
+        <w:t>LinkText &amp; PartialLinkText Locator</w:t>
+      </w:r>
+    </w:p>
+    <w:p>
+      <w:pPr>
+        <w:pStyle w:val="ListParagraph"/>
+        <w:numPr>
+          <w:ilvl w:val="0"/>
+          <w:numId w:val="21"/>
+        </w:numPr>
+        <w:tabs>
+          <w:tab w:val="left" w:pos="1560"/>
+        </w:tabs>
+        <w:rPr>
+          <w:sz w:val="28"/>
+          <w:szCs w:val="24"/>
+          <w:lang w:val="en-US"/>
+        </w:rPr>
+      </w:pPr>
+      <w:r>
+        <w:rPr>
+          <w:sz w:val="28"/>
+          <w:szCs w:val="24"/>
+          <w:lang w:val="en-US"/>
+        </w:rPr>
+        <w:t>Special locators designed to read any link / hyperlink</w:t>
+      </w:r>
+    </w:p>
+    <w:p>
+      <w:pPr>
+        <w:pStyle w:val="ListParagraph"/>
+        <w:numPr>
+          <w:ilvl w:val="0"/>
+          <w:numId w:val="21"/>
+        </w:numPr>
+        <w:tabs>
+          <w:tab w:val="left" w:pos="1560"/>
+        </w:tabs>
+        <w:rPr>
+          <w:sz w:val="28"/>
+          <w:szCs w:val="24"/>
+          <w:lang w:val="en-US"/>
+        </w:rPr>
+      </w:pPr>
+      <w:r>
+        <w:rPr>
+          <w:sz w:val="28"/>
+          <w:szCs w:val="24"/>
+          <w:lang w:val="en-US"/>
+        </w:rPr>
+        <w:t>If the control is having tag name &lt;a&gt; then such controls are treated as links</w:t>
+      </w:r>
+    </w:p>
+    <w:p>
+      <w:pPr>
+        <w:tabs>
+          <w:tab w:val="left" w:pos="1560"/>
+        </w:tabs>
+        <w:rPr>
+          <w:sz w:val="28"/>
+          <w:szCs w:val="24"/>
+          <w:lang w:val="en-US"/>
+        </w:rPr>
+      </w:pPr>
+    </w:p>
+    <w:p>
+      <w:pPr>
+        <w:tabs>
+          <w:tab w:val="left" w:pos="1560"/>
+        </w:tabs>
+        <w:rPr>
+          <w:sz w:val="28"/>
+          <w:szCs w:val="24"/>
+          <w:lang w:val="en-US"/>
+        </w:rPr>
+      </w:pPr>
+      <w:r>
+        <w:rPr>
+          <w:sz w:val="28"/>
+          <w:szCs w:val="24"/>
+          <w:lang w:val="en-US"/>
+        </w:rPr>
+        <w:t xml:space="preserve">Pattankodoli Bus Stand </w:t>
+      </w:r>
+      <w:r>
+        <w:rPr>
+          <w:sz w:val="28"/>
+          <w:szCs w:val="24"/>
+          <w:lang w:val="en-US"/>
+        </w:rPr>
+        <w:sym w:font="Wingdings" w:char="F0E0"/>
+      </w:r>
+      <w:r>
+        <w:rPr>
+          <w:sz w:val="28"/>
+          <w:szCs w:val="24"/>
+          <w:lang w:val="en-US"/>
+        </w:rPr>
+        <w:t xml:space="preserve"> Take a right turn </w:t>
+      </w:r>
+      <w:r>
+        <w:rPr>
+          <w:sz w:val="28"/>
+          <w:szCs w:val="24"/>
+          <w:lang w:val="en-US"/>
+        </w:rPr>
+        <w:sym w:font="Wingdings" w:char="F0E0"/>
+      </w:r>
+      <w:r>
+        <w:rPr>
+          <w:sz w:val="28"/>
+          <w:szCs w:val="24"/>
+          <w:lang w:val="en-US"/>
+        </w:rPr>
+        <w:t xml:space="preserve"> Hupare Nagar </w:t>
+      </w:r>
+      <w:r>
+        <w:rPr>
+          <w:sz w:val="28"/>
+          <w:szCs w:val="24"/>
+          <w:lang w:val="en-US"/>
+        </w:rPr>
+        <w:sym w:font="Wingdings" w:char="F0E0"/>
+      </w:r>
+      <w:r>
+        <w:rPr>
+          <w:sz w:val="28"/>
+          <w:szCs w:val="24"/>
+          <w:lang w:val="en-US"/>
+        </w:rPr>
+        <w:t xml:space="preserve"> Water Tank </w:t>
+      </w:r>
+      <w:r>
+        <w:rPr>
+          <w:sz w:val="28"/>
+          <w:szCs w:val="24"/>
+          <w:lang w:val="en-US"/>
+        </w:rPr>
+        <w:sym w:font="Wingdings" w:char="F0E0"/>
+      </w:r>
+      <w:r>
+        <w:rPr>
+          <w:sz w:val="28"/>
+          <w:szCs w:val="24"/>
+          <w:lang w:val="en-US"/>
+        </w:rPr>
+        <w:t xml:space="preserve"> Lane no 9 </w:t>
+      </w:r>
+      <w:r>
+        <w:rPr>
+          <w:sz w:val="28"/>
+          <w:szCs w:val="24"/>
+          <w:lang w:val="en-US"/>
+        </w:rPr>
+        <w:sym w:font="Wingdings" w:char="F0E0"/>
+      </w:r>
+      <w:r>
+        <w:rPr>
+          <w:sz w:val="28"/>
+          <w:szCs w:val="24"/>
+          <w:lang w:val="en-US"/>
+        </w:rPr>
+        <w:t xml:space="preserve"> House no 1128 (Ankush Vankore Home)</w:t>
+      </w:r>
+    </w:p>
+    <w:p>
+      <w:pPr>
+        <w:tabs>
+          <w:tab w:val="left" w:pos="1560"/>
+        </w:tabs>
+        <w:rPr>
+          <w:sz w:val="28"/>
+          <w:szCs w:val="24"/>
+          <w:lang w:val="en-US"/>
+        </w:rPr>
+      </w:pPr>
+    </w:p>
+    <w:p>
+      <w:pPr>
+        <w:tabs>
+          <w:tab w:val="left" w:pos="1560"/>
+        </w:tabs>
+        <w:rPr>
+          <w:b/>
+          <w:bCs/>
+          <w:sz w:val="28"/>
+          <w:szCs w:val="24"/>
+          <w:lang w:val="en-US"/>
+        </w:rPr>
+      </w:pPr>
+      <w:r>
+        <w:rPr>
+          <w:b/>
+          <w:bCs/>
+          <w:sz w:val="28"/>
+          <w:szCs w:val="24"/>
+          <w:lang w:val="en-US"/>
+        </w:rPr>
+        <w:lastRenderedPageBreak/>
+        <w:t>XPath (XML Path) Locator</w:t>
+      </w:r>
+    </w:p>
+    <w:p>
+      <w:pPr>
+        <w:pStyle w:val="ListParagraph"/>
+        <w:numPr>
+          <w:ilvl w:val="0"/>
+          <w:numId w:val="22"/>
+        </w:numPr>
+        <w:tabs>
+          <w:tab w:val="left" w:pos="1560"/>
+        </w:tabs>
+        <w:rPr>
+          <w:sz w:val="28"/>
+          <w:szCs w:val="24"/>
+          <w:lang w:val="en-US"/>
+        </w:rPr>
+      </w:pPr>
+      <w:r>
+        <w:rPr>
+          <w:sz w:val="28"/>
+          <w:szCs w:val="24"/>
+          <w:lang w:val="en-US"/>
+        </w:rPr>
+        <w:t>XPath is the way of telling the path of the control.</w:t>
+      </w:r>
+    </w:p>
+    <w:p>
+      <w:pPr>
+        <w:pStyle w:val="ListParagraph"/>
+        <w:numPr>
+          <w:ilvl w:val="0"/>
+          <w:numId w:val="22"/>
+        </w:numPr>
+        <w:tabs>
+          <w:tab w:val="left" w:pos="1560"/>
+        </w:tabs>
+        <w:rPr>
+          <w:sz w:val="28"/>
+          <w:szCs w:val="24"/>
+          <w:lang w:val="en-US"/>
+        </w:rPr>
+      </w:pPr>
+      <w:r>
+        <w:rPr>
+          <w:sz w:val="28"/>
+          <w:szCs w:val="24"/>
+          <w:lang w:val="en-US"/>
+        </w:rPr>
+        <w:t>Types</w:t>
+      </w:r>
+    </w:p>
+    <w:p>
+      <w:pPr>
+        <w:pStyle w:val="ListParagraph"/>
+        <w:numPr>
+          <w:ilvl w:val="1"/>
+          <w:numId w:val="22"/>
+        </w:numPr>
+        <w:tabs>
+          <w:tab w:val="left" w:pos="1560"/>
+        </w:tabs>
+        <w:rPr>
+          <w:sz w:val="28"/>
+          <w:szCs w:val="24"/>
+          <w:lang w:val="en-US"/>
+        </w:rPr>
+      </w:pPr>
+      <w:r>
+        <w:rPr>
+          <w:sz w:val="28"/>
+          <w:szCs w:val="24"/>
+          <w:lang w:val="en-US"/>
+        </w:rPr>
+        <w:t>Absolute XPath</w:t>
+      </w:r>
+      <w:r>
+        <w:rPr>
+          <w:sz w:val="28"/>
+          <w:szCs w:val="24"/>
+          <w:lang w:val="en-US"/>
+        </w:rPr>
+        <w:br/>
+        <w:t>Starts with html</w:t>
+      </w:r>
+      <w:bookmarkStart w:id="0" w:name="_GoBack"/>
+      <w:bookmarkEnd w:id="0"/>
+    </w:p>
+    <w:p>
+      <w:pPr>
+        <w:pStyle w:val="ListParagraph"/>
+        <w:numPr>
+          <w:ilvl w:val="1"/>
+          <w:numId w:val="22"/>
+        </w:numPr>
+        <w:tabs>
+          <w:tab w:val="left" w:pos="1560"/>
+        </w:tabs>
+        <w:rPr>
+          <w:sz w:val="28"/>
+          <w:szCs w:val="24"/>
+          <w:lang w:val="en-US"/>
+        </w:rPr>
+      </w:pPr>
+      <w:r>
+        <w:rPr>
+          <w:sz w:val="28"/>
+          <w:szCs w:val="24"/>
+          <w:lang w:val="en-US"/>
+        </w:rPr>
+        <w:t>Relative XPath</w:t>
       </w:r>
     </w:p>
     <w:sectPr>
@@ -8400,7 +8907,7 @@
         <w:rFonts w:ascii="Courier New" w:hAnsi="Courier New" w:cs="Courier New" w:hint="default"/>
       </w:rPr>
     </w:lvl>
-    <w:lvl w:ilvl="2" w:tplc="40090005" w:tentative="1">
+    <w:lvl w:ilvl="2" w:tplc="40090005">
       <w:start w:val="1"/>
       <w:numFmt w:val="bullet"/>
       <w:lvlText w:val=""/>
@@ -9199,6 +9706,119 @@
     </w:lvl>
   </w:abstractNum>
   <w:abstractNum w:abstractNumId="12">
+    <w:nsid w:val="50CF4F8C"/>
+    <w:multiLevelType w:val="hybridMultilevel"/>
+    <w:tmpl w:val="082E2B26"/>
+    <w:lvl w:ilvl="0" w:tplc="40090001">
+      <w:start w:val="1"/>
+      <w:numFmt w:val="bullet"/>
+      <w:lvlText w:val=""/>
+      <w:lvlJc w:val="left"/>
+      <w:pPr>
+        <w:ind w:left="720" w:hanging="360"/>
+      </w:pPr>
+      <w:rPr>
+        <w:rFonts w:ascii="Symbol" w:hAnsi="Symbol" w:hint="default"/>
+      </w:rPr>
+    </w:lvl>
+    <w:lvl w:ilvl="1" w:tplc="40090003">
+      <w:start w:val="1"/>
+      <w:numFmt w:val="bullet"/>
+      <w:lvlText w:val="o"/>
+      <w:lvlJc w:val="left"/>
+      <w:pPr>
+        <w:ind w:left="1440" w:hanging="360"/>
+      </w:pPr>
+      <w:rPr>
+        <w:rFonts w:ascii="Courier New" w:hAnsi="Courier New" w:cs="Courier New" w:hint="default"/>
+      </w:rPr>
+    </w:lvl>
+    <w:lvl w:ilvl="2" w:tplc="40090005" w:tentative="1">
+      <w:start w:val="1"/>
+      <w:numFmt w:val="bullet"/>
+      <w:lvlText w:val=""/>
+      <w:lvlJc w:val="left"/>
+      <w:pPr>
+        <w:ind w:left="2160" w:hanging="360"/>
+      </w:pPr>
+      <w:rPr>
+        <w:rFonts w:ascii="Wingdings" w:hAnsi="Wingdings" w:hint="default"/>
+      </w:rPr>
+    </w:lvl>
+    <w:lvl w:ilvl="3" w:tplc="40090001" w:tentative="1">
+      <w:start w:val="1"/>
+      <w:numFmt w:val="bullet"/>
+      <w:lvlText w:val=""/>
+      <w:lvlJc w:val="left"/>
+      <w:pPr>
+        <w:ind w:left="2880" w:hanging="360"/>
+      </w:pPr>
+      <w:rPr>
+        <w:rFonts w:ascii="Symbol" w:hAnsi="Symbol" w:hint="default"/>
+      </w:rPr>
+    </w:lvl>
+    <w:lvl w:ilvl="4" w:tplc="40090003" w:tentative="1">
+      <w:start w:val="1"/>
+      <w:numFmt w:val="bullet"/>
+      <w:lvlText w:val="o"/>
+      <w:lvlJc w:val="left"/>
+      <w:pPr>
+        <w:ind w:left="3600" w:hanging="360"/>
+      </w:pPr>
+      <w:rPr>
+        <w:rFonts w:ascii="Courier New" w:hAnsi="Courier New" w:cs="Courier New" w:hint="default"/>
+      </w:rPr>
+    </w:lvl>
+    <w:lvl w:ilvl="5" w:tplc="40090005" w:tentative="1">
+      <w:start w:val="1"/>
+      <w:numFmt w:val="bullet"/>
+      <w:lvlText w:val=""/>
+      <w:lvlJc w:val="left"/>
+      <w:pPr>
+        <w:ind w:left="4320" w:hanging="360"/>
+      </w:pPr>
+      <w:rPr>
+        <w:rFonts w:ascii="Wingdings" w:hAnsi="Wingdings" w:hint="default"/>
+      </w:rPr>
+    </w:lvl>
+    <w:lvl w:ilvl="6" w:tplc="40090001" w:tentative="1">
+      <w:start w:val="1"/>
+      <w:numFmt w:val="bullet"/>
+      <w:lvlText w:val=""/>
+      <w:lvlJc w:val="left"/>
+      <w:pPr>
+        <w:ind w:left="5040" w:hanging="360"/>
+      </w:pPr>
+      <w:rPr>
+        <w:rFonts w:ascii="Symbol" w:hAnsi="Symbol" w:hint="default"/>
+      </w:rPr>
+    </w:lvl>
+    <w:lvl w:ilvl="7" w:tplc="40090003" w:tentative="1">
+      <w:start w:val="1"/>
+      <w:numFmt w:val="bullet"/>
+      <w:lvlText w:val="o"/>
+      <w:lvlJc w:val="left"/>
+      <w:pPr>
+        <w:ind w:left="5760" w:hanging="360"/>
+      </w:pPr>
+      <w:rPr>
+        <w:rFonts w:ascii="Courier New" w:hAnsi="Courier New" w:cs="Courier New" w:hint="default"/>
+      </w:rPr>
+    </w:lvl>
+    <w:lvl w:ilvl="8" w:tplc="40090005" w:tentative="1">
+      <w:start w:val="1"/>
+      <w:numFmt w:val="bullet"/>
+      <w:lvlText w:val=""/>
+      <w:lvlJc w:val="left"/>
+      <w:pPr>
+        <w:ind w:left="6480" w:hanging="360"/>
+      </w:pPr>
+      <w:rPr>
+        <w:rFonts w:ascii="Wingdings" w:hAnsi="Wingdings" w:hint="default"/>
+      </w:rPr>
+    </w:lvl>
+  </w:abstractNum>
+  <w:abstractNum w:abstractNumId="13">
     <w:nsid w:val="56DC0393"/>
     <w:multiLevelType w:val="hybridMultilevel"/>
     <w:tmpl w:val="BFA6E070"/>
@@ -9311,7 +9931,7 @@
       </w:rPr>
     </w:lvl>
   </w:abstractNum>
-  <w:abstractNum w:abstractNumId="13">
+  <w:abstractNum w:abstractNumId="14">
     <w:nsid w:val="64B248FF"/>
     <w:multiLevelType w:val="hybridMultilevel"/>
     <w:tmpl w:val="47BA2214"/>
@@ -9424,7 +10044,7 @@
       </w:rPr>
     </w:lvl>
   </w:abstractNum>
-  <w:abstractNum w:abstractNumId="14">
+  <w:abstractNum w:abstractNumId="15">
     <w:nsid w:val="65A70915"/>
     <w:multiLevelType w:val="hybridMultilevel"/>
     <w:tmpl w:val="F4BEB16C"/>
@@ -9513,7 +10133,7 @@
       </w:pPr>
     </w:lvl>
   </w:abstractNum>
-  <w:abstractNum w:abstractNumId="15">
+  <w:abstractNum w:abstractNumId="16">
     <w:nsid w:val="667572E6"/>
     <w:multiLevelType w:val="hybridMultilevel"/>
     <w:tmpl w:val="375E6AAA"/>
@@ -9602,7 +10222,7 @@
       </w:pPr>
     </w:lvl>
   </w:abstractNum>
-  <w:abstractNum w:abstractNumId="16">
+  <w:abstractNum w:abstractNumId="17">
     <w:nsid w:val="6794711A"/>
     <w:multiLevelType w:val="hybridMultilevel"/>
     <w:tmpl w:val="7D58095C"/>
@@ -9715,7 +10335,7 @@
       </w:rPr>
     </w:lvl>
   </w:abstractNum>
-  <w:abstractNum w:abstractNumId="17">
+  <w:abstractNum w:abstractNumId="18">
     <w:nsid w:val="6FB6583E"/>
     <w:multiLevelType w:val="hybridMultilevel"/>
     <w:tmpl w:val="F83A92A4"/>
@@ -9828,7 +10448,7 @@
       </w:rPr>
     </w:lvl>
   </w:abstractNum>
-  <w:abstractNum w:abstractNumId="18">
+  <w:abstractNum w:abstractNumId="19">
     <w:nsid w:val="7782158E"/>
     <w:multiLevelType w:val="hybridMultilevel"/>
     <w:tmpl w:val="6068CD52"/>
@@ -9941,7 +10561,120 @@
       </w:rPr>
     </w:lvl>
   </w:abstractNum>
-  <w:abstractNum w:abstractNumId="19">
+  <w:abstractNum w:abstractNumId="20">
+    <w:nsid w:val="797C6995"/>
+    <w:multiLevelType w:val="hybridMultilevel"/>
+    <w:tmpl w:val="71483934"/>
+    <w:lvl w:ilvl="0" w:tplc="40090001">
+      <w:start w:val="1"/>
+      <w:numFmt w:val="bullet"/>
+      <w:lvlText w:val=""/>
+      <w:lvlJc w:val="left"/>
+      <w:pPr>
+        <w:ind w:left="720" w:hanging="360"/>
+      </w:pPr>
+      <w:rPr>
+        <w:rFonts w:ascii="Symbol" w:hAnsi="Symbol" w:hint="default"/>
+      </w:rPr>
+    </w:lvl>
+    <w:lvl w:ilvl="1" w:tplc="40090003" w:tentative="1">
+      <w:start w:val="1"/>
+      <w:numFmt w:val="bullet"/>
+      <w:lvlText w:val="o"/>
+      <w:lvlJc w:val="left"/>
+      <w:pPr>
+        <w:ind w:left="1440" w:hanging="360"/>
+      </w:pPr>
+      <w:rPr>
+        <w:rFonts w:ascii="Courier New" w:hAnsi="Courier New" w:cs="Courier New" w:hint="default"/>
+      </w:rPr>
+    </w:lvl>
+    <w:lvl w:ilvl="2" w:tplc="40090005" w:tentative="1">
+      <w:start w:val="1"/>
+      <w:numFmt w:val="bullet"/>
+      <w:lvlText w:val=""/>
+      <w:lvlJc w:val="left"/>
+      <w:pPr>
+        <w:ind w:left="2160" w:hanging="360"/>
+      </w:pPr>
+      <w:rPr>
+        <w:rFonts w:ascii="Wingdings" w:hAnsi="Wingdings" w:hint="default"/>
+      </w:rPr>
+    </w:lvl>
+    <w:lvl w:ilvl="3" w:tplc="40090001" w:tentative="1">
+      <w:start w:val="1"/>
+      <w:numFmt w:val="bullet"/>
+      <w:lvlText w:val=""/>
+      <w:lvlJc w:val="left"/>
+      <w:pPr>
+        <w:ind w:left="2880" w:hanging="360"/>
+      </w:pPr>
+      <w:rPr>
+        <w:rFonts w:ascii="Symbol" w:hAnsi="Symbol" w:hint="default"/>
+      </w:rPr>
+    </w:lvl>
+    <w:lvl w:ilvl="4" w:tplc="40090003" w:tentative="1">
+      <w:start w:val="1"/>
+      <w:numFmt w:val="bullet"/>
+      <w:lvlText w:val="o"/>
+      <w:lvlJc w:val="left"/>
+      <w:pPr>
+        <w:ind w:left="3600" w:hanging="360"/>
+      </w:pPr>
+      <w:rPr>
+        <w:rFonts w:ascii="Courier New" w:hAnsi="Courier New" w:cs="Courier New" w:hint="default"/>
+      </w:rPr>
+    </w:lvl>
+    <w:lvl w:ilvl="5" w:tplc="40090005" w:tentative="1">
+      <w:start w:val="1"/>
+      <w:numFmt w:val="bullet"/>
+      <w:lvlText w:val=""/>
+      <w:lvlJc w:val="left"/>
+      <w:pPr>
+        <w:ind w:left="4320" w:hanging="360"/>
+      </w:pPr>
+      <w:rPr>
+        <w:rFonts w:ascii="Wingdings" w:hAnsi="Wingdings" w:hint="default"/>
+      </w:rPr>
+    </w:lvl>
+    <w:lvl w:ilvl="6" w:tplc="40090001" w:tentative="1">
+      <w:start w:val="1"/>
+      <w:numFmt w:val="bullet"/>
+      <w:lvlText w:val=""/>
+      <w:lvlJc w:val="left"/>
+      <w:pPr>
+        <w:ind w:left="5040" w:hanging="360"/>
+      </w:pPr>
+      <w:rPr>
+        <w:rFonts w:ascii="Symbol" w:hAnsi="Symbol" w:hint="default"/>
+      </w:rPr>
+    </w:lvl>
+    <w:lvl w:ilvl="7" w:tplc="40090003" w:tentative="1">
+      <w:start w:val="1"/>
+      <w:numFmt w:val="bullet"/>
+      <w:lvlText w:val="o"/>
+      <w:lvlJc w:val="left"/>
+      <w:pPr>
+        <w:ind w:left="5760" w:hanging="360"/>
+      </w:pPr>
+      <w:rPr>
+        <w:rFonts w:ascii="Courier New" w:hAnsi="Courier New" w:cs="Courier New" w:hint="default"/>
+      </w:rPr>
+    </w:lvl>
+    <w:lvl w:ilvl="8" w:tplc="40090005" w:tentative="1">
+      <w:start w:val="1"/>
+      <w:numFmt w:val="bullet"/>
+      <w:lvlText w:val=""/>
+      <w:lvlJc w:val="left"/>
+      <w:pPr>
+        <w:ind w:left="6480" w:hanging="360"/>
+      </w:pPr>
+      <w:rPr>
+        <w:rFonts w:ascii="Wingdings" w:hAnsi="Wingdings" w:hint="default"/>
+      </w:rPr>
+    </w:lvl>
+  </w:abstractNum>
+  <w:abstractNum w:abstractNumId="21">
     <w:nsid w:val="7D1867D1"/>
     <w:multiLevelType w:val="hybridMultilevel"/>
     <w:tmpl w:val="378A0E78"/>
@@ -10058,7 +10791,7 @@
     <w:abstractNumId w:val="9"/>
   </w:num>
   <w:num w:numId="2">
-    <w:abstractNumId w:val="19"/>
+    <w:abstractNumId w:val="21"/>
   </w:num>
   <w:num w:numId="3">
     <w:abstractNumId w:val="0"/>
@@ -10079,16 +10812,16 @@
     <w:abstractNumId w:val="7"/>
   </w:num>
   <w:num w:numId="9">
-    <w:abstractNumId w:val="17"/>
+    <w:abstractNumId w:val="18"/>
   </w:num>
   <w:num w:numId="10">
     <w:abstractNumId w:val="5"/>
   </w:num>
   <w:num w:numId="11">
-    <w:abstractNumId w:val="12"/>
+    <w:abstractNumId w:val="13"/>
   </w:num>
   <w:num w:numId="12">
-    <w:abstractNumId w:val="13"/>
+    <w:abstractNumId w:val="14"/>
   </w:num>
   <w:num w:numId="13">
     <w:abstractNumId w:val="6"/>
@@ -10100,19 +10833,25 @@
     <w:abstractNumId w:val="3"/>
   </w:num>
   <w:num w:numId="16">
+    <w:abstractNumId w:val="16"/>
+  </w:num>
+  <w:num w:numId="17">
     <w:abstractNumId w:val="15"/>
   </w:num>
-  <w:num w:numId="17">
-    <w:abstractNumId w:val="14"/>
-  </w:num>
   <w:num w:numId="18">
-    <w:abstractNumId w:val="16"/>
+    <w:abstractNumId w:val="17"/>
   </w:num>
   <w:num w:numId="19">
-    <w:abstractNumId w:val="18"/>
+    <w:abstractNumId w:val="19"/>
   </w:num>
   <w:num w:numId="20">
     <w:abstractNumId w:val="4"/>
+  </w:num>
+  <w:num w:numId="21">
+    <w:abstractNumId w:val="20"/>
+  </w:num>
+  <w:num w:numId="22">
+    <w:abstractNumId w:val="12"/>
   </w:num>
 </w:numbering>
 </file>
@@ -11646,31 +12385,31 @@
     </dgm:pt>
   </dgm:ptLst>
   <dgm:cxnLst>
-    <dgm:cxn modelId="{9FB5218D-E94E-439B-8D3C-6ED46B3F437C}" type="presOf" srcId="{66AF4BFC-0875-4B90-9E82-F0F301500281}" destId="{A0BD6892-BF4E-4D26-B32D-4AC8D13032DE}" srcOrd="1" destOrd="0" presId="urn:microsoft.com/office/officeart/2005/8/layout/process1"/>
-    <dgm:cxn modelId="{09B77B66-3225-41B2-945A-19C6BC0B3B15}" type="presOf" srcId="{6C124C00-0E2C-42A5-B356-FCFE12C422EE}" destId="{AEA95148-3CF9-4188-ACFA-34C472C532BE}" srcOrd="1" destOrd="0" presId="urn:microsoft.com/office/officeart/2005/8/layout/process1"/>
-    <dgm:cxn modelId="{8F463D01-6A90-4B55-B582-891824DDAA31}" type="presOf" srcId="{D8AAE93C-983F-46D6-ABF6-FC8E801A362E}" destId="{449D7EB5-0D9D-4DAC-B391-FB2402C39ABC}" srcOrd="0" destOrd="0" presId="urn:microsoft.com/office/officeart/2005/8/layout/process1"/>
+    <dgm:cxn modelId="{CF5E9345-B729-447E-8873-30DAF4CAA1AC}" type="presOf" srcId="{49728974-DA1C-46AA-A2B0-D3394453E5CC}" destId="{CF1E89C8-AA78-4B1C-8D7C-AA8E38C034CE}" srcOrd="0" destOrd="0" presId="urn:microsoft.com/office/officeart/2005/8/layout/process1"/>
+    <dgm:cxn modelId="{02A55A8F-87CD-4DCE-A6B9-952C45385E3A}" type="presOf" srcId="{30AFFC78-5808-45ED-AAC6-491EC3980094}" destId="{F266C578-88AA-4EC2-8142-53A5B6139B0D}" srcOrd="0" destOrd="0" presId="urn:microsoft.com/office/officeart/2005/8/layout/process1"/>
     <dgm:cxn modelId="{4E00299D-3BDF-41B7-A234-E37BB604D85F}" srcId="{252D6598-1225-44AB-8AAB-B516106B59E1}" destId="{49728974-DA1C-46AA-A2B0-D3394453E5CC}" srcOrd="1" destOrd="0" parTransId="{2F909F4C-E59D-48F8-B67A-5D6A03CEBAEE}" sibTransId="{E9687206-84AC-4F83-A6A2-9EFDC3ABD0FB}"/>
-    <dgm:cxn modelId="{804D5D60-8B53-400C-8742-1050C566A5B4}" type="presOf" srcId="{E9687206-84AC-4F83-A6A2-9EFDC3ABD0FB}" destId="{72E9BEC7-D7FE-4BD7-BACA-0668A095A9EF}" srcOrd="0" destOrd="0" presId="urn:microsoft.com/office/officeart/2005/8/layout/process1"/>
-    <dgm:cxn modelId="{0DD64A39-F56B-4434-B16D-C53CA3E83275}" type="presOf" srcId="{363330DA-09EC-450B-A72E-6DA34D1AB715}" destId="{37E28D18-C070-47FF-8301-A041A91EDEF2}" srcOrd="0" destOrd="0" presId="urn:microsoft.com/office/officeart/2005/8/layout/process1"/>
-    <dgm:cxn modelId="{1D135580-A24A-4511-BB76-37936CD129B3}" type="presOf" srcId="{49728974-DA1C-46AA-A2B0-D3394453E5CC}" destId="{CF1E89C8-AA78-4B1C-8D7C-AA8E38C034CE}" srcOrd="0" destOrd="0" presId="urn:microsoft.com/office/officeart/2005/8/layout/process1"/>
-    <dgm:cxn modelId="{2C00790C-C335-42F4-B20C-7543A96D2F4B}" type="presOf" srcId="{6C124C00-0E2C-42A5-B356-FCFE12C422EE}" destId="{A5E00DF4-BEC8-4A62-B851-2A7F83FC9D35}" srcOrd="0" destOrd="0" presId="urn:microsoft.com/office/officeart/2005/8/layout/process1"/>
+    <dgm:cxn modelId="{2E88AD08-D0FD-49BA-9983-9550FE3E2E6C}" type="presOf" srcId="{66AF4BFC-0875-4B90-9E82-F0F301500281}" destId="{09BDDF38-02A3-46F0-94CF-D671EECCB993}" srcOrd="0" destOrd="0" presId="urn:microsoft.com/office/officeart/2005/8/layout/process1"/>
+    <dgm:cxn modelId="{5CA30DA4-39A0-4A51-9D13-F770A982CC4B}" type="presOf" srcId="{E9687206-84AC-4F83-A6A2-9EFDC3ABD0FB}" destId="{72E9BEC7-D7FE-4BD7-BACA-0668A095A9EF}" srcOrd="0" destOrd="0" presId="urn:microsoft.com/office/officeart/2005/8/layout/process1"/>
+    <dgm:cxn modelId="{77649FC2-03A9-4C09-B0BA-E74F55939B1B}" type="presOf" srcId="{66AF4BFC-0875-4B90-9E82-F0F301500281}" destId="{A0BD6892-BF4E-4D26-B32D-4AC8D13032DE}" srcOrd="1" destOrd="0" presId="urn:microsoft.com/office/officeart/2005/8/layout/process1"/>
+    <dgm:cxn modelId="{BC8207C1-9931-4FE5-AF9A-CB91BB68BEFF}" type="presOf" srcId="{252D6598-1225-44AB-8AAB-B516106B59E1}" destId="{2446BD26-396F-420D-B091-265286D97786}" srcOrd="0" destOrd="0" presId="urn:microsoft.com/office/officeart/2005/8/layout/process1"/>
     <dgm:cxn modelId="{2659B5CA-FCEC-47A0-A347-15E4CED75EE1}" srcId="{252D6598-1225-44AB-8AAB-B516106B59E1}" destId="{30AFFC78-5808-45ED-AAC6-491EC3980094}" srcOrd="0" destOrd="0" parTransId="{15AA4179-7B4E-411C-A1D6-081E6042F5DA}" sibTransId="{6C124C00-0E2C-42A5-B356-FCFE12C422EE}"/>
-    <dgm:cxn modelId="{DC846F3A-F45C-4ACB-88E5-E2E1CE0D09FC}" type="presOf" srcId="{E9687206-84AC-4F83-A6A2-9EFDC3ABD0FB}" destId="{6E444586-2D87-4F9A-9400-F626352FE57E}" srcOrd="1" destOrd="0" presId="urn:microsoft.com/office/officeart/2005/8/layout/process1"/>
-    <dgm:cxn modelId="{B40358A8-4BD0-41CF-A57C-77041C2DBF47}" type="presOf" srcId="{252D6598-1225-44AB-8AAB-B516106B59E1}" destId="{2446BD26-396F-420D-B091-265286D97786}" srcOrd="0" destOrd="0" presId="urn:microsoft.com/office/officeart/2005/8/layout/process1"/>
-    <dgm:cxn modelId="{B390D43E-28B7-4178-B5FF-AE94DFE94E6D}" type="presOf" srcId="{30AFFC78-5808-45ED-AAC6-491EC3980094}" destId="{F266C578-88AA-4EC2-8142-53A5B6139B0D}" srcOrd="0" destOrd="0" presId="urn:microsoft.com/office/officeart/2005/8/layout/process1"/>
+    <dgm:cxn modelId="{E49E4F81-E513-4D38-9A04-ABB9665F83AE}" type="presOf" srcId="{6C124C00-0E2C-42A5-B356-FCFE12C422EE}" destId="{AEA95148-3CF9-4188-ACFA-34C472C532BE}" srcOrd="1" destOrd="0" presId="urn:microsoft.com/office/officeart/2005/8/layout/process1"/>
+    <dgm:cxn modelId="{3CB3C564-0AC9-4D3D-80F3-796DCA93E9C5}" type="presOf" srcId="{E9687206-84AC-4F83-A6A2-9EFDC3ABD0FB}" destId="{6E444586-2D87-4F9A-9400-F626352FE57E}" srcOrd="1" destOrd="0" presId="urn:microsoft.com/office/officeart/2005/8/layout/process1"/>
+    <dgm:cxn modelId="{4C598346-DE80-49C7-9610-B2570BAB33C9}" type="presOf" srcId="{D8AAE93C-983F-46D6-ABF6-FC8E801A362E}" destId="{449D7EB5-0D9D-4DAC-B391-FB2402C39ABC}" srcOrd="0" destOrd="0" presId="urn:microsoft.com/office/officeart/2005/8/layout/process1"/>
     <dgm:cxn modelId="{8BADACC1-11B7-4449-8CEF-27159F593338}" srcId="{252D6598-1225-44AB-8AAB-B516106B59E1}" destId="{D8AAE93C-983F-46D6-ABF6-FC8E801A362E}" srcOrd="3" destOrd="0" parTransId="{E327365F-F469-481B-89E5-1C83ABC9E692}" sibTransId="{B97F4576-B840-4726-92AE-9C44A7C27E74}"/>
     <dgm:cxn modelId="{D0AB89FD-DD46-4E02-92EC-A604D66D139C}" srcId="{252D6598-1225-44AB-8AAB-B516106B59E1}" destId="{363330DA-09EC-450B-A72E-6DA34D1AB715}" srcOrd="2" destOrd="0" parTransId="{560647A9-7192-429E-B7E3-DFDF675B6572}" sibTransId="{66AF4BFC-0875-4B90-9E82-F0F301500281}"/>
-    <dgm:cxn modelId="{FBABA86B-B300-48E6-BFA9-A51F85679CA7}" type="presOf" srcId="{66AF4BFC-0875-4B90-9E82-F0F301500281}" destId="{09BDDF38-02A3-46F0-94CF-D671EECCB993}" srcOrd="0" destOrd="0" presId="urn:microsoft.com/office/officeart/2005/8/layout/process1"/>
-    <dgm:cxn modelId="{78AAAD08-8D46-4E48-B5C9-031D1B079CFB}" type="presParOf" srcId="{2446BD26-396F-420D-B091-265286D97786}" destId="{F266C578-88AA-4EC2-8142-53A5B6139B0D}" srcOrd="0" destOrd="0" presId="urn:microsoft.com/office/officeart/2005/8/layout/process1"/>
-    <dgm:cxn modelId="{C951BFD4-7D3F-4169-BF02-E9ED56AA2348}" type="presParOf" srcId="{2446BD26-396F-420D-B091-265286D97786}" destId="{A5E00DF4-BEC8-4A62-B851-2A7F83FC9D35}" srcOrd="1" destOrd="0" presId="urn:microsoft.com/office/officeart/2005/8/layout/process1"/>
-    <dgm:cxn modelId="{1DF62081-7542-4192-8B08-18D3DDB4D506}" type="presParOf" srcId="{A5E00DF4-BEC8-4A62-B851-2A7F83FC9D35}" destId="{AEA95148-3CF9-4188-ACFA-34C472C532BE}" srcOrd="0" destOrd="0" presId="urn:microsoft.com/office/officeart/2005/8/layout/process1"/>
-    <dgm:cxn modelId="{0A4F9AC6-B7C9-4A27-923F-5F94820A6D03}" type="presParOf" srcId="{2446BD26-396F-420D-B091-265286D97786}" destId="{CF1E89C8-AA78-4B1C-8D7C-AA8E38C034CE}" srcOrd="2" destOrd="0" presId="urn:microsoft.com/office/officeart/2005/8/layout/process1"/>
-    <dgm:cxn modelId="{83DD1614-19AA-4831-AFA5-B89B63ADC56D}" type="presParOf" srcId="{2446BD26-396F-420D-B091-265286D97786}" destId="{72E9BEC7-D7FE-4BD7-BACA-0668A095A9EF}" srcOrd="3" destOrd="0" presId="urn:microsoft.com/office/officeart/2005/8/layout/process1"/>
-    <dgm:cxn modelId="{4B8A8736-1BCA-4E07-8FC5-828CDFCB8864}" type="presParOf" srcId="{72E9BEC7-D7FE-4BD7-BACA-0668A095A9EF}" destId="{6E444586-2D87-4F9A-9400-F626352FE57E}" srcOrd="0" destOrd="0" presId="urn:microsoft.com/office/officeart/2005/8/layout/process1"/>
-    <dgm:cxn modelId="{B141665C-2CE1-4603-9717-C00F124788B8}" type="presParOf" srcId="{2446BD26-396F-420D-B091-265286D97786}" destId="{37E28D18-C070-47FF-8301-A041A91EDEF2}" srcOrd="4" destOrd="0" presId="urn:microsoft.com/office/officeart/2005/8/layout/process1"/>
-    <dgm:cxn modelId="{414240A9-4FB6-4497-81A8-9570323F1C5F}" type="presParOf" srcId="{2446BD26-396F-420D-B091-265286D97786}" destId="{09BDDF38-02A3-46F0-94CF-D671EECCB993}" srcOrd="5" destOrd="0" presId="urn:microsoft.com/office/officeart/2005/8/layout/process1"/>
-    <dgm:cxn modelId="{C69B2B26-AEA0-49B8-BE09-FE36A53403E4}" type="presParOf" srcId="{09BDDF38-02A3-46F0-94CF-D671EECCB993}" destId="{A0BD6892-BF4E-4D26-B32D-4AC8D13032DE}" srcOrd="0" destOrd="0" presId="urn:microsoft.com/office/officeart/2005/8/layout/process1"/>
-    <dgm:cxn modelId="{1AAE4C84-385A-4D01-8258-E8011C4559D7}" type="presParOf" srcId="{2446BD26-396F-420D-B091-265286D97786}" destId="{449D7EB5-0D9D-4DAC-B391-FB2402C39ABC}" srcOrd="6" destOrd="0" presId="urn:microsoft.com/office/officeart/2005/8/layout/process1"/>
+    <dgm:cxn modelId="{6ACC3C37-1201-435C-998B-C1565258296C}" type="presOf" srcId="{6C124C00-0E2C-42A5-B356-FCFE12C422EE}" destId="{A5E00DF4-BEC8-4A62-B851-2A7F83FC9D35}" srcOrd="0" destOrd="0" presId="urn:microsoft.com/office/officeart/2005/8/layout/process1"/>
+    <dgm:cxn modelId="{921F61F2-5F98-48B7-827F-93B72CA3441B}" type="presOf" srcId="{363330DA-09EC-450B-A72E-6DA34D1AB715}" destId="{37E28D18-C070-47FF-8301-A041A91EDEF2}" srcOrd="0" destOrd="0" presId="urn:microsoft.com/office/officeart/2005/8/layout/process1"/>
+    <dgm:cxn modelId="{9D985A21-54EC-401A-8AF7-D37887994B21}" type="presParOf" srcId="{2446BD26-396F-420D-B091-265286D97786}" destId="{F266C578-88AA-4EC2-8142-53A5B6139B0D}" srcOrd="0" destOrd="0" presId="urn:microsoft.com/office/officeart/2005/8/layout/process1"/>
+    <dgm:cxn modelId="{5D66C10A-C26D-4D50-814E-6C2E70A76C46}" type="presParOf" srcId="{2446BD26-396F-420D-B091-265286D97786}" destId="{A5E00DF4-BEC8-4A62-B851-2A7F83FC9D35}" srcOrd="1" destOrd="0" presId="urn:microsoft.com/office/officeart/2005/8/layout/process1"/>
+    <dgm:cxn modelId="{E2CA4B4A-26BE-40E2-963C-FB3DBF02A48E}" type="presParOf" srcId="{A5E00DF4-BEC8-4A62-B851-2A7F83FC9D35}" destId="{AEA95148-3CF9-4188-ACFA-34C472C532BE}" srcOrd="0" destOrd="0" presId="urn:microsoft.com/office/officeart/2005/8/layout/process1"/>
+    <dgm:cxn modelId="{F90DA13E-C3C7-4EF9-B9F6-7F6E653B4F99}" type="presParOf" srcId="{2446BD26-396F-420D-B091-265286D97786}" destId="{CF1E89C8-AA78-4B1C-8D7C-AA8E38C034CE}" srcOrd="2" destOrd="0" presId="urn:microsoft.com/office/officeart/2005/8/layout/process1"/>
+    <dgm:cxn modelId="{B6FF197C-6CEC-4803-8513-ED7005D4DFFD}" type="presParOf" srcId="{2446BD26-396F-420D-B091-265286D97786}" destId="{72E9BEC7-D7FE-4BD7-BACA-0668A095A9EF}" srcOrd="3" destOrd="0" presId="urn:microsoft.com/office/officeart/2005/8/layout/process1"/>
+    <dgm:cxn modelId="{E469FB4A-005C-46D3-ADC6-DEFEF4353BCC}" type="presParOf" srcId="{72E9BEC7-D7FE-4BD7-BACA-0668A095A9EF}" destId="{6E444586-2D87-4F9A-9400-F626352FE57E}" srcOrd="0" destOrd="0" presId="urn:microsoft.com/office/officeart/2005/8/layout/process1"/>
+    <dgm:cxn modelId="{AF906CFC-8E33-44E8-A0A7-58F4E4D7AA23}" type="presParOf" srcId="{2446BD26-396F-420D-B091-265286D97786}" destId="{37E28D18-C070-47FF-8301-A041A91EDEF2}" srcOrd="4" destOrd="0" presId="urn:microsoft.com/office/officeart/2005/8/layout/process1"/>
+    <dgm:cxn modelId="{B03647FB-9ED8-4606-BA38-0E5C7A662843}" type="presParOf" srcId="{2446BD26-396F-420D-B091-265286D97786}" destId="{09BDDF38-02A3-46F0-94CF-D671EECCB993}" srcOrd="5" destOrd="0" presId="urn:microsoft.com/office/officeart/2005/8/layout/process1"/>
+    <dgm:cxn modelId="{ABD8177A-7C72-4100-80B2-619C39D93F6F}" type="presParOf" srcId="{09BDDF38-02A3-46F0-94CF-D671EECCB993}" destId="{A0BD6892-BF4E-4D26-B32D-4AC8D13032DE}" srcOrd="0" destOrd="0" presId="urn:microsoft.com/office/officeart/2005/8/layout/process1"/>
+    <dgm:cxn modelId="{33BCA0F0-7E28-4BCC-8C9D-240591953591}" type="presParOf" srcId="{2446BD26-396F-420D-B091-265286D97786}" destId="{449D7EB5-0D9D-4DAC-B391-FB2402C39ABC}" srcOrd="6" destOrd="0" presId="urn:microsoft.com/office/officeart/2005/8/layout/process1"/>
   </dgm:cxnLst>
   <dgm:bg/>
   <dgm:whole/>

--- a/Notes_SA2512006.docx
+++ b/Notes_SA2512006.docx
@@ -6622,6 +6622,47 @@
           <w:lang w:val="en-US"/>
         </w:rPr>
         <w:t>(WebElement)</w:t>
+      </w:r>
+    </w:p>
+    <w:p>
+      <w:pPr>
+        <w:pStyle w:val="ListParagraph"/>
+        <w:numPr>
+          <w:ilvl w:val="0"/>
+          <w:numId w:val="16"/>
+        </w:numPr>
+        <w:tabs>
+          <w:tab w:val="left" w:pos="1560"/>
+        </w:tabs>
+        <w:rPr>
+          <w:sz w:val="28"/>
+          <w:szCs w:val="24"/>
+          <w:lang w:val="en-US"/>
+        </w:rPr>
+      </w:pPr>
+      <w:r>
+        <w:rPr>
+          <w:sz w:val="28"/>
+          <w:szCs w:val="24"/>
+          <w:lang w:val="en-US"/>
+        </w:rPr>
+        <w:t xml:space="preserve">findElements() </w:t>
+      </w:r>
+      <w:r>
+        <w:rPr>
+          <w:sz w:val="28"/>
+          <w:szCs w:val="24"/>
+          <w:lang w:val="en-US"/>
+        </w:rPr>
+        <w:sym w:font="Wingdings" w:char="F0E0"/>
+      </w:r>
+      <w:r>
+        <w:rPr>
+          <w:sz w:val="28"/>
+          <w:szCs w:val="24"/>
+          <w:lang w:val="en-US"/>
+        </w:rPr>
+        <w:t xml:space="preserve"> Will read and return multiple controls. (List&lt;WebElement)</w:t>
       </w:r>
     </w:p>
     <w:p>
@@ -7310,6 +7351,11 @@
     </w:p>
     <w:p>
       <w:pPr>
+        <w:pStyle w:val="ListParagraph"/>
+        <w:numPr>
+          <w:ilvl w:val="1"/>
+          <w:numId w:val="18"/>
+        </w:numPr>
         <w:tabs>
           <w:tab w:val="left" w:pos="1560"/>
         </w:tabs>
@@ -7319,33 +7365,87 @@
           <w:lang w:val="en-US"/>
         </w:rPr>
       </w:pPr>
-    </w:p>
-    <w:p>
-      <w:pPr>
+      <w:r>
+        <w:rPr>
+          <w:sz w:val="28"/>
+          <w:szCs w:val="24"/>
+          <w:lang w:val="en-US"/>
+        </w:rPr>
+        <w:t xml:space="preserve">isSelected() </w:t>
+      </w:r>
+      <w:r>
+        <w:rPr>
+          <w:sz w:val="28"/>
+          <w:szCs w:val="24"/>
+          <w:lang w:val="en-US"/>
+        </w:rPr>
+        <w:sym w:font="Wingdings" w:char="F0E0"/>
+      </w:r>
+      <w:r>
+        <w:rPr>
+          <w:sz w:val="28"/>
+          <w:szCs w:val="24"/>
+          <w:lang w:val="en-US"/>
+        </w:rPr>
+        <w:t xml:space="preserve"> Will check that whether the check box / radio button is selected or not. (</w:t>
+      </w:r>
+      <w:r>
+        <w:rPr>
+          <w:sz w:val="28"/>
+          <w:szCs w:val="24"/>
+          <w:lang w:val="en-US"/>
+        </w:rPr>
+        <w:t>boolean)</w:t>
+      </w:r>
+    </w:p>
+    <w:p>
+      <w:pPr>
+        <w:pStyle w:val="ListParagraph"/>
+        <w:numPr>
+          <w:ilvl w:val="1"/>
+          <w:numId w:val="18"/>
+        </w:numPr>
         <w:tabs>
           <w:tab w:val="left" w:pos="1560"/>
         </w:tabs>
         <w:rPr>
-          <w:b/>
-          <w:bCs/>
-          <w:sz w:val="28"/>
-          <w:szCs w:val="24"/>
-          <w:lang w:val="en-US"/>
-        </w:rPr>
-      </w:pPr>
-      <w:r>
-        <w:rPr>
-          <w:b/>
-          <w:bCs/>
-          <w:sz w:val="28"/>
-          <w:szCs w:val="24"/>
-          <w:lang w:val="en-US"/>
-        </w:rPr>
-        <w:t>Locators</w:t>
-      </w:r>
-    </w:p>
-    <w:p>
-      <w:pPr>
+          <w:sz w:val="28"/>
+          <w:szCs w:val="24"/>
+          <w:lang w:val="en-US"/>
+        </w:rPr>
+      </w:pPr>
+      <w:r>
+        <w:rPr>
+          <w:sz w:val="28"/>
+          <w:szCs w:val="24"/>
+          <w:lang w:val="en-US"/>
+        </w:rPr>
+        <w:t xml:space="preserve">isEnabled() </w:t>
+      </w:r>
+      <w:r>
+        <w:rPr>
+          <w:sz w:val="28"/>
+          <w:szCs w:val="24"/>
+          <w:lang w:val="en-US"/>
+        </w:rPr>
+        <w:sym w:font="Wingdings" w:char="F0E0"/>
+      </w:r>
+      <w:r>
+        <w:rPr>
+          <w:sz w:val="28"/>
+          <w:szCs w:val="24"/>
+          <w:lang w:val="en-US"/>
+        </w:rPr>
+        <w:t xml:space="preserve"> Will check that whether the control is enabled or disabled (boolean)</w:t>
+      </w:r>
+    </w:p>
+    <w:p>
+      <w:pPr>
+        <w:pStyle w:val="ListParagraph"/>
+        <w:numPr>
+          <w:ilvl w:val="1"/>
+          <w:numId w:val="18"/>
+        </w:numPr>
         <w:tabs>
           <w:tab w:val="left" w:pos="1560"/>
         </w:tabs>
@@ -7361,16 +7461,29 @@
           <w:szCs w:val="24"/>
           <w:lang w:val="en-US"/>
         </w:rPr>
-        <w:t>Locator is the way / strategy to identify any control (WebElement) on the page.</w:t>
-      </w:r>
-    </w:p>
-    <w:p>
-      <w:pPr>
-        <w:pStyle w:val="ListParagraph"/>
-        <w:numPr>
-          <w:ilvl w:val="0"/>
-          <w:numId w:val="19"/>
-        </w:numPr>
+        <w:t xml:space="preserve">isDisplayed() </w:t>
+      </w:r>
+      <w:r>
+        <w:rPr>
+          <w:sz w:val="28"/>
+          <w:szCs w:val="24"/>
+          <w:lang w:val="en-US"/>
+        </w:rPr>
+        <w:sym w:font="Wingdings" w:char="F0E0"/>
+      </w:r>
+      <w:r>
+        <w:rPr>
+          <w:sz w:val="28"/>
+          <w:szCs w:val="24"/>
+          <w:lang w:val="en-US"/>
+        </w:rPr>
+        <w:t xml:space="preserve"> Will check that whether the control is visible or not (boolean)</w:t>
+      </w:r>
+      <w:bookmarkStart w:id="0" w:name="_GoBack"/>
+      <w:bookmarkEnd w:id="0"/>
+    </w:p>
+    <w:p>
+      <w:pPr>
         <w:tabs>
           <w:tab w:val="left" w:pos="1560"/>
         </w:tabs>
@@ -7380,47 +7493,33 @@
           <w:lang w:val="en-US"/>
         </w:rPr>
       </w:pPr>
-      <w:r>
-        <w:rPr>
-          <w:sz w:val="28"/>
-          <w:szCs w:val="24"/>
-          <w:lang w:val="en-US"/>
-        </w:rPr>
-        <w:t>Id</w:t>
-      </w:r>
-    </w:p>
-    <w:p>
-      <w:pPr>
-        <w:pStyle w:val="ListParagraph"/>
-        <w:numPr>
-          <w:ilvl w:val="0"/>
-          <w:numId w:val="19"/>
-        </w:numPr>
+    </w:p>
+    <w:p>
+      <w:pPr>
         <w:tabs>
           <w:tab w:val="left" w:pos="1560"/>
         </w:tabs>
         <w:rPr>
-          <w:sz w:val="28"/>
-          <w:szCs w:val="24"/>
-          <w:lang w:val="en-US"/>
-        </w:rPr>
-      </w:pPr>
-      <w:r>
-        <w:rPr>
-          <w:sz w:val="28"/>
-          <w:szCs w:val="24"/>
-          <w:lang w:val="en-US"/>
-        </w:rPr>
-        <w:t>Name</w:t>
-      </w:r>
-    </w:p>
-    <w:p>
-      <w:pPr>
-        <w:pStyle w:val="ListParagraph"/>
-        <w:numPr>
-          <w:ilvl w:val="0"/>
-          <w:numId w:val="19"/>
-        </w:numPr>
+          <w:b/>
+          <w:bCs/>
+          <w:sz w:val="28"/>
+          <w:szCs w:val="24"/>
+          <w:lang w:val="en-US"/>
+        </w:rPr>
+      </w:pPr>
+      <w:r>
+        <w:rPr>
+          <w:b/>
+          <w:bCs/>
+          <w:sz w:val="28"/>
+          <w:szCs w:val="24"/>
+          <w:lang w:val="en-US"/>
+        </w:rPr>
+        <w:t>Locators</w:t>
+      </w:r>
+    </w:p>
+    <w:p>
+      <w:pPr>
         <w:tabs>
           <w:tab w:val="left" w:pos="1560"/>
         </w:tabs>
@@ -7436,7 +7535,7 @@
           <w:szCs w:val="24"/>
           <w:lang w:val="en-US"/>
         </w:rPr>
-        <w:t>ClassName</w:t>
+        <w:t>Locator is the way / strategy to identify any control (WebElement) on the page.</w:t>
       </w:r>
     </w:p>
     <w:p>
@@ -7461,7 +7560,7 @@
           <w:szCs w:val="24"/>
           <w:lang w:val="en-US"/>
         </w:rPr>
-        <w:t>CssSelector</w:t>
+        <w:t>Id</w:t>
       </w:r>
     </w:p>
     <w:p>
@@ -7486,7 +7585,7 @@
           <w:szCs w:val="24"/>
           <w:lang w:val="en-US"/>
         </w:rPr>
-        <w:t>XPath</w:t>
+        <w:t>Name</w:t>
       </w:r>
     </w:p>
     <w:p>
@@ -7511,7 +7610,7 @@
           <w:szCs w:val="24"/>
           <w:lang w:val="en-US"/>
         </w:rPr>
-        <w:t>LinkText</w:t>
+        <w:t>ClassName</w:t>
       </w:r>
     </w:p>
     <w:p>
@@ -7536,7 +7635,7 @@
           <w:szCs w:val="24"/>
           <w:lang w:val="en-US"/>
         </w:rPr>
-        <w:t>PartialLinkText</w:t>
+        <w:t>CssSelector</w:t>
       </w:r>
     </w:p>
     <w:p>
@@ -7561,11 +7660,17 @@
           <w:szCs w:val="24"/>
           <w:lang w:val="en-US"/>
         </w:rPr>
-        <w:t>TagName</w:t>
-      </w:r>
-    </w:p>
-    <w:p>
-      <w:pPr>
+        <w:lastRenderedPageBreak/>
+        <w:t>XPath</w:t>
+      </w:r>
+    </w:p>
+    <w:p>
+      <w:pPr>
+        <w:pStyle w:val="ListParagraph"/>
+        <w:numPr>
+          <w:ilvl w:val="0"/>
+          <w:numId w:val="19"/>
+        </w:numPr>
         <w:tabs>
           <w:tab w:val="left" w:pos="1560"/>
         </w:tabs>
@@ -7575,13 +7680,83 @@
           <w:lang w:val="en-US"/>
         </w:rPr>
       </w:pPr>
-    </w:p>
-    <w:p>
-      <w:pPr>
+      <w:r>
+        <w:rPr>
+          <w:sz w:val="28"/>
+          <w:szCs w:val="24"/>
+          <w:lang w:val="en-US"/>
+        </w:rPr>
+        <w:t>LinkText</w:t>
+      </w:r>
+    </w:p>
+    <w:p>
+      <w:pPr>
+        <w:pStyle w:val="ListParagraph"/>
+        <w:numPr>
+          <w:ilvl w:val="0"/>
+          <w:numId w:val="19"/>
+        </w:numPr>
         <w:tabs>
           <w:tab w:val="left" w:pos="1560"/>
         </w:tabs>
         <w:rPr>
+          <w:sz w:val="28"/>
+          <w:szCs w:val="24"/>
+          <w:lang w:val="en-US"/>
+        </w:rPr>
+      </w:pPr>
+      <w:r>
+        <w:rPr>
+          <w:sz w:val="28"/>
+          <w:szCs w:val="24"/>
+          <w:lang w:val="en-US"/>
+        </w:rPr>
+        <w:t>PartialLinkText</w:t>
+      </w:r>
+    </w:p>
+    <w:p>
+      <w:pPr>
+        <w:pStyle w:val="ListParagraph"/>
+        <w:numPr>
+          <w:ilvl w:val="0"/>
+          <w:numId w:val="19"/>
+        </w:numPr>
+        <w:tabs>
+          <w:tab w:val="left" w:pos="1560"/>
+        </w:tabs>
+        <w:rPr>
+          <w:sz w:val="28"/>
+          <w:szCs w:val="24"/>
+          <w:lang w:val="en-US"/>
+        </w:rPr>
+      </w:pPr>
+      <w:r>
+        <w:rPr>
+          <w:sz w:val="28"/>
+          <w:szCs w:val="24"/>
+          <w:lang w:val="en-US"/>
+        </w:rPr>
+        <w:t>TagName</w:t>
+      </w:r>
+    </w:p>
+    <w:p>
+      <w:pPr>
+        <w:tabs>
+          <w:tab w:val="left" w:pos="1560"/>
+        </w:tabs>
+        <w:rPr>
+          <w:sz w:val="28"/>
+          <w:szCs w:val="24"/>
+          <w:lang w:val="en-US"/>
+        </w:rPr>
+      </w:pPr>
+    </w:p>
+    <w:p>
+      <w:pPr>
+        <w:tabs>
+          <w:tab w:val="left" w:pos="1560"/>
+        </w:tabs>
+        <w:rPr>
           <w:b/>
           <w:bCs/>
           <w:sz w:val="28"/>
@@ -7597,7 +7772,6 @@
           <w:szCs w:val="24"/>
           <w:lang w:val="en-US"/>
         </w:rPr>
-        <w:lastRenderedPageBreak/>
         <w:t>ClassName Locator:</w:t>
       </w:r>
     </w:p>
@@ -8176,6 +8350,7 @@
           <w:szCs w:val="24"/>
           <w:lang w:val="en-US"/>
         </w:rPr>
+        <w:lastRenderedPageBreak/>
         <w:t>If the control is having tag name &lt;a&gt; then such controls are treated as links</w:t>
       </w:r>
     </w:p>
@@ -8324,7 +8499,6 @@
           <w:szCs w:val="24"/>
           <w:lang w:val="en-US"/>
         </w:rPr>
-        <w:lastRenderedPageBreak/>
         <w:t>XPath (XML Path) Locator</w:t>
       </w:r>
     </w:p>
@@ -8411,8 +8585,6 @@
         <w:br/>
         <w:t>Starts with html</w:t>
       </w:r>
-      <w:bookmarkStart w:id="0" w:name="_GoBack"/>
-      <w:bookmarkEnd w:id="0"/>
     </w:p>
     <w:p>
       <w:pPr>
@@ -8438,6 +8610,191 @@
         </w:rPr>
         <w:t>Relative XPath</w:t>
       </w:r>
+    </w:p>
+    <w:p>
+      <w:pPr>
+        <w:tabs>
+          <w:tab w:val="left" w:pos="1560"/>
+        </w:tabs>
+        <w:rPr>
+          <w:sz w:val="28"/>
+          <w:szCs w:val="24"/>
+          <w:lang w:val="en-US"/>
+        </w:rPr>
+      </w:pPr>
+    </w:p>
+    <w:p>
+      <w:pPr>
+        <w:tabs>
+          <w:tab w:val="left" w:pos="1560"/>
+        </w:tabs>
+        <w:rPr>
+          <w:b/>
+          <w:bCs/>
+          <w:sz w:val="28"/>
+          <w:szCs w:val="24"/>
+          <w:lang w:val="en-US"/>
+        </w:rPr>
+      </w:pPr>
+      <w:r>
+        <w:rPr>
+          <w:b/>
+          <w:bCs/>
+          <w:sz w:val="28"/>
+          <w:szCs w:val="24"/>
+          <w:lang w:val="en-US"/>
+        </w:rPr>
+        <w:t>Points to be noted while reading multiple controls</w:t>
+      </w:r>
+    </w:p>
+    <w:p>
+      <w:pPr>
+        <w:pStyle w:val="ListParagraph"/>
+        <w:numPr>
+          <w:ilvl w:val="0"/>
+          <w:numId w:val="23"/>
+        </w:numPr>
+        <w:tabs>
+          <w:tab w:val="left" w:pos="1560"/>
+        </w:tabs>
+        <w:rPr>
+          <w:sz w:val="28"/>
+          <w:szCs w:val="24"/>
+          <w:lang w:val="en-US"/>
+        </w:rPr>
+      </w:pPr>
+      <w:r>
+        <w:rPr>
+          <w:sz w:val="28"/>
+          <w:szCs w:val="24"/>
+          <w:lang w:val="en-US"/>
+        </w:rPr>
+        <w:t>Call driver.findElements() method</w:t>
+      </w:r>
+    </w:p>
+    <w:p>
+      <w:pPr>
+        <w:pStyle w:val="ListParagraph"/>
+        <w:numPr>
+          <w:ilvl w:val="0"/>
+          <w:numId w:val="23"/>
+        </w:numPr>
+        <w:tabs>
+          <w:tab w:val="left" w:pos="1560"/>
+        </w:tabs>
+        <w:rPr>
+          <w:sz w:val="28"/>
+          <w:szCs w:val="24"/>
+          <w:lang w:val="en-US"/>
+        </w:rPr>
+      </w:pPr>
+      <w:r>
+        <w:rPr>
+          <w:sz w:val="28"/>
+          <w:szCs w:val="24"/>
+          <w:lang w:val="en-US"/>
+        </w:rPr>
+        <w:t>Pass the locator which will satisfy all the controls.</w:t>
+      </w:r>
+    </w:p>
+    <w:p>
+      <w:pPr>
+        <w:pStyle w:val="ListParagraph"/>
+        <w:numPr>
+          <w:ilvl w:val="0"/>
+          <w:numId w:val="23"/>
+        </w:numPr>
+        <w:tabs>
+          <w:tab w:val="left" w:pos="1560"/>
+        </w:tabs>
+        <w:rPr>
+          <w:sz w:val="28"/>
+          <w:szCs w:val="24"/>
+          <w:lang w:val="en-US"/>
+        </w:rPr>
+      </w:pPr>
+      <w:r>
+        <w:rPr>
+          <w:sz w:val="28"/>
+          <w:szCs w:val="24"/>
+          <w:lang w:val="en-US"/>
+        </w:rPr>
+        <w:t>Read multiple controls when you are supposed to perform similar actions on all the controls.</w:t>
+      </w:r>
+    </w:p>
+    <w:p>
+      <w:pPr>
+        <w:pStyle w:val="ListParagraph"/>
+        <w:numPr>
+          <w:ilvl w:val="0"/>
+          <w:numId w:val="23"/>
+        </w:numPr>
+        <w:tabs>
+          <w:tab w:val="left" w:pos="1560"/>
+        </w:tabs>
+        <w:rPr>
+          <w:sz w:val="28"/>
+          <w:szCs w:val="24"/>
+          <w:lang w:val="en-US"/>
+        </w:rPr>
+      </w:pPr>
+      <w:r>
+        <w:rPr>
+          <w:sz w:val="28"/>
+          <w:szCs w:val="24"/>
+          <w:lang w:val="en-US"/>
+        </w:rPr>
+        <w:t>Store all these controls in List&lt;WebElement&gt; object</w:t>
+      </w:r>
+    </w:p>
+    <w:p>
+      <w:pPr>
+        <w:pStyle w:val="ListParagraph"/>
+        <w:numPr>
+          <w:ilvl w:val="0"/>
+          <w:numId w:val="23"/>
+        </w:numPr>
+        <w:tabs>
+          <w:tab w:val="left" w:pos="1560"/>
+        </w:tabs>
+        <w:rPr>
+          <w:sz w:val="28"/>
+          <w:szCs w:val="24"/>
+          <w:lang w:val="en-US"/>
+        </w:rPr>
+      </w:pPr>
+      <w:r>
+        <w:rPr>
+          <w:sz w:val="28"/>
+          <w:szCs w:val="24"/>
+          <w:lang w:val="en-US"/>
+        </w:rPr>
+        <w:t>For iteration / reading all controls you can use for loop or enhanced for loop.</w:t>
+      </w:r>
+    </w:p>
+    <w:p>
+      <w:pPr>
+        <w:tabs>
+          <w:tab w:val="left" w:pos="1560"/>
+        </w:tabs>
+        <w:rPr>
+          <w:sz w:val="28"/>
+          <w:szCs w:val="24"/>
+          <w:lang w:val="en-US"/>
+        </w:rPr>
+      </w:pPr>
+    </w:p>
+    <w:p>
+      <w:pPr>
+        <w:tabs>
+          <w:tab w:val="left" w:pos="1560"/>
+        </w:tabs>
+        <w:rPr>
+          <w:sz w:val="28"/>
+          <w:szCs w:val="24"/>
+          <w:lang w:val="en-US"/>
+        </w:rPr>
+      </w:pPr>
     </w:p>
     <w:sectPr>
       <w:pgSz w:w="11906" w:h="16838"/>
@@ -9617,6 +9974,119 @@
     </w:lvl>
   </w:abstractNum>
   <w:abstractNum w:abstractNumId="11">
+    <w:nsid w:val="46DF09B1"/>
+    <w:multiLevelType w:val="hybridMultilevel"/>
+    <w:tmpl w:val="FB0236F0"/>
+    <w:lvl w:ilvl="0" w:tplc="40090001">
+      <w:start w:val="1"/>
+      <w:numFmt w:val="bullet"/>
+      <w:lvlText w:val=""/>
+      <w:lvlJc w:val="left"/>
+      <w:pPr>
+        <w:ind w:left="720" w:hanging="360"/>
+      </w:pPr>
+      <w:rPr>
+        <w:rFonts w:ascii="Symbol" w:hAnsi="Symbol" w:hint="default"/>
+      </w:rPr>
+    </w:lvl>
+    <w:lvl w:ilvl="1" w:tplc="40090003" w:tentative="1">
+      <w:start w:val="1"/>
+      <w:numFmt w:val="bullet"/>
+      <w:lvlText w:val="o"/>
+      <w:lvlJc w:val="left"/>
+      <w:pPr>
+        <w:ind w:left="1440" w:hanging="360"/>
+      </w:pPr>
+      <w:rPr>
+        <w:rFonts w:ascii="Courier New" w:hAnsi="Courier New" w:cs="Courier New" w:hint="default"/>
+      </w:rPr>
+    </w:lvl>
+    <w:lvl w:ilvl="2" w:tplc="40090005" w:tentative="1">
+      <w:start w:val="1"/>
+      <w:numFmt w:val="bullet"/>
+      <w:lvlText w:val=""/>
+      <w:lvlJc w:val="left"/>
+      <w:pPr>
+        <w:ind w:left="2160" w:hanging="360"/>
+      </w:pPr>
+      <w:rPr>
+        <w:rFonts w:ascii="Wingdings" w:hAnsi="Wingdings" w:hint="default"/>
+      </w:rPr>
+    </w:lvl>
+    <w:lvl w:ilvl="3" w:tplc="40090001" w:tentative="1">
+      <w:start w:val="1"/>
+      <w:numFmt w:val="bullet"/>
+      <w:lvlText w:val=""/>
+      <w:lvlJc w:val="left"/>
+      <w:pPr>
+        <w:ind w:left="2880" w:hanging="360"/>
+      </w:pPr>
+      <w:rPr>
+        <w:rFonts w:ascii="Symbol" w:hAnsi="Symbol" w:hint="default"/>
+      </w:rPr>
+    </w:lvl>
+    <w:lvl w:ilvl="4" w:tplc="40090003" w:tentative="1">
+      <w:start w:val="1"/>
+      <w:numFmt w:val="bullet"/>
+      <w:lvlText w:val="o"/>
+      <w:lvlJc w:val="left"/>
+      <w:pPr>
+        <w:ind w:left="3600" w:hanging="360"/>
+      </w:pPr>
+      <w:rPr>
+        <w:rFonts w:ascii="Courier New" w:hAnsi="Courier New" w:cs="Courier New" w:hint="default"/>
+      </w:rPr>
+    </w:lvl>
+    <w:lvl w:ilvl="5" w:tplc="40090005" w:tentative="1">
+      <w:start w:val="1"/>
+      <w:numFmt w:val="bullet"/>
+      <w:lvlText w:val=""/>
+      <w:lvlJc w:val="left"/>
+      <w:pPr>
+        <w:ind w:left="4320" w:hanging="360"/>
+      </w:pPr>
+      <w:rPr>
+        <w:rFonts w:ascii="Wingdings" w:hAnsi="Wingdings" w:hint="default"/>
+      </w:rPr>
+    </w:lvl>
+    <w:lvl w:ilvl="6" w:tplc="40090001" w:tentative="1">
+      <w:start w:val="1"/>
+      <w:numFmt w:val="bullet"/>
+      <w:lvlText w:val=""/>
+      <w:lvlJc w:val="left"/>
+      <w:pPr>
+        <w:ind w:left="5040" w:hanging="360"/>
+      </w:pPr>
+      <w:rPr>
+        <w:rFonts w:ascii="Symbol" w:hAnsi="Symbol" w:hint="default"/>
+      </w:rPr>
+    </w:lvl>
+    <w:lvl w:ilvl="7" w:tplc="40090003" w:tentative="1">
+      <w:start w:val="1"/>
+      <w:numFmt w:val="bullet"/>
+      <w:lvlText w:val="o"/>
+      <w:lvlJc w:val="left"/>
+      <w:pPr>
+        <w:ind w:left="5760" w:hanging="360"/>
+      </w:pPr>
+      <w:rPr>
+        <w:rFonts w:ascii="Courier New" w:hAnsi="Courier New" w:cs="Courier New" w:hint="default"/>
+      </w:rPr>
+    </w:lvl>
+    <w:lvl w:ilvl="8" w:tplc="40090005" w:tentative="1">
+      <w:start w:val="1"/>
+      <w:numFmt w:val="bullet"/>
+      <w:lvlText w:val=""/>
+      <w:lvlJc w:val="left"/>
+      <w:pPr>
+        <w:ind w:left="6480" w:hanging="360"/>
+      </w:pPr>
+      <w:rPr>
+        <w:rFonts w:ascii="Wingdings" w:hAnsi="Wingdings" w:hint="default"/>
+      </w:rPr>
+    </w:lvl>
+  </w:abstractNum>
+  <w:abstractNum w:abstractNumId="12">
     <w:nsid w:val="47F70A7E"/>
     <w:multiLevelType w:val="hybridMultilevel"/>
     <w:tmpl w:val="BCF8131E"/>
@@ -9705,7 +10175,7 @@
       </w:pPr>
     </w:lvl>
   </w:abstractNum>
-  <w:abstractNum w:abstractNumId="12">
+  <w:abstractNum w:abstractNumId="13">
     <w:nsid w:val="50CF4F8C"/>
     <w:multiLevelType w:val="hybridMultilevel"/>
     <w:tmpl w:val="082E2B26"/>
@@ -9818,7 +10288,7 @@
       </w:rPr>
     </w:lvl>
   </w:abstractNum>
-  <w:abstractNum w:abstractNumId="13">
+  <w:abstractNum w:abstractNumId="14">
     <w:nsid w:val="56DC0393"/>
     <w:multiLevelType w:val="hybridMultilevel"/>
     <w:tmpl w:val="BFA6E070"/>
@@ -9931,7 +10401,7 @@
       </w:rPr>
     </w:lvl>
   </w:abstractNum>
-  <w:abstractNum w:abstractNumId="14">
+  <w:abstractNum w:abstractNumId="15">
     <w:nsid w:val="64B248FF"/>
     <w:multiLevelType w:val="hybridMultilevel"/>
     <w:tmpl w:val="47BA2214"/>
@@ -10044,7 +10514,7 @@
       </w:rPr>
     </w:lvl>
   </w:abstractNum>
-  <w:abstractNum w:abstractNumId="15">
+  <w:abstractNum w:abstractNumId="16">
     <w:nsid w:val="65A70915"/>
     <w:multiLevelType w:val="hybridMultilevel"/>
     <w:tmpl w:val="F4BEB16C"/>
@@ -10133,7 +10603,7 @@
       </w:pPr>
     </w:lvl>
   </w:abstractNum>
-  <w:abstractNum w:abstractNumId="16">
+  <w:abstractNum w:abstractNumId="17">
     <w:nsid w:val="667572E6"/>
     <w:multiLevelType w:val="hybridMultilevel"/>
     <w:tmpl w:val="375E6AAA"/>
@@ -10222,7 +10692,7 @@
       </w:pPr>
     </w:lvl>
   </w:abstractNum>
-  <w:abstractNum w:abstractNumId="17">
+  <w:abstractNum w:abstractNumId="18">
     <w:nsid w:val="6794711A"/>
     <w:multiLevelType w:val="hybridMultilevel"/>
     <w:tmpl w:val="7D58095C"/>
@@ -10335,7 +10805,7 @@
       </w:rPr>
     </w:lvl>
   </w:abstractNum>
-  <w:abstractNum w:abstractNumId="18">
+  <w:abstractNum w:abstractNumId="19">
     <w:nsid w:val="6FB6583E"/>
     <w:multiLevelType w:val="hybridMultilevel"/>
     <w:tmpl w:val="F83A92A4"/>
@@ -10448,7 +10918,7 @@
       </w:rPr>
     </w:lvl>
   </w:abstractNum>
-  <w:abstractNum w:abstractNumId="19">
+  <w:abstractNum w:abstractNumId="20">
     <w:nsid w:val="7782158E"/>
     <w:multiLevelType w:val="hybridMultilevel"/>
     <w:tmpl w:val="6068CD52"/>
@@ -10561,7 +11031,7 @@
       </w:rPr>
     </w:lvl>
   </w:abstractNum>
-  <w:abstractNum w:abstractNumId="20">
+  <w:abstractNum w:abstractNumId="21">
     <w:nsid w:val="797C6995"/>
     <w:multiLevelType w:val="hybridMultilevel"/>
     <w:tmpl w:val="71483934"/>
@@ -10674,7 +11144,7 @@
       </w:rPr>
     </w:lvl>
   </w:abstractNum>
-  <w:abstractNum w:abstractNumId="21">
+  <w:abstractNum w:abstractNumId="22">
     <w:nsid w:val="7D1867D1"/>
     <w:multiLevelType w:val="hybridMultilevel"/>
     <w:tmpl w:val="378A0E78"/>
@@ -10791,7 +11261,7 @@
     <w:abstractNumId w:val="9"/>
   </w:num>
   <w:num w:numId="2">
-    <w:abstractNumId w:val="21"/>
+    <w:abstractNumId w:val="22"/>
   </w:num>
   <w:num w:numId="3">
     <w:abstractNumId w:val="0"/>
@@ -10812,46 +11282,49 @@
     <w:abstractNumId w:val="7"/>
   </w:num>
   <w:num w:numId="9">
-    <w:abstractNumId w:val="18"/>
+    <w:abstractNumId w:val="19"/>
   </w:num>
   <w:num w:numId="10">
     <w:abstractNumId w:val="5"/>
   </w:num>
   <w:num w:numId="11">
-    <w:abstractNumId w:val="13"/>
+    <w:abstractNumId w:val="14"/>
   </w:num>
   <w:num w:numId="12">
-    <w:abstractNumId w:val="14"/>
+    <w:abstractNumId w:val="15"/>
   </w:num>
   <w:num w:numId="13">
     <w:abstractNumId w:val="6"/>
   </w:num>
   <w:num w:numId="14">
-    <w:abstractNumId w:val="11"/>
+    <w:abstractNumId w:val="12"/>
   </w:num>
   <w:num w:numId="15">
     <w:abstractNumId w:val="3"/>
   </w:num>
   <w:num w:numId="16">
+    <w:abstractNumId w:val="17"/>
+  </w:num>
+  <w:num w:numId="17">
     <w:abstractNumId w:val="16"/>
   </w:num>
-  <w:num w:numId="17">
-    <w:abstractNumId w:val="15"/>
-  </w:num>
   <w:num w:numId="18">
-    <w:abstractNumId w:val="17"/>
+    <w:abstractNumId w:val="18"/>
   </w:num>
   <w:num w:numId="19">
-    <w:abstractNumId w:val="19"/>
+    <w:abstractNumId w:val="20"/>
   </w:num>
   <w:num w:numId="20">
     <w:abstractNumId w:val="4"/>
   </w:num>
   <w:num w:numId="21">
-    <w:abstractNumId w:val="20"/>
+    <w:abstractNumId w:val="21"/>
   </w:num>
   <w:num w:numId="22">
-    <w:abstractNumId w:val="12"/>
+    <w:abstractNumId w:val="13"/>
+  </w:num>
+  <w:num w:numId="23">
+    <w:abstractNumId w:val="11"/>
   </w:num>
 </w:numbering>
 </file>
@@ -12385,31 +12858,31 @@
     </dgm:pt>
   </dgm:ptLst>
   <dgm:cxnLst>
-    <dgm:cxn modelId="{CF5E9345-B729-447E-8873-30DAF4CAA1AC}" type="presOf" srcId="{49728974-DA1C-46AA-A2B0-D3394453E5CC}" destId="{CF1E89C8-AA78-4B1C-8D7C-AA8E38C034CE}" srcOrd="0" destOrd="0" presId="urn:microsoft.com/office/officeart/2005/8/layout/process1"/>
-    <dgm:cxn modelId="{02A55A8F-87CD-4DCE-A6B9-952C45385E3A}" type="presOf" srcId="{30AFFC78-5808-45ED-AAC6-491EC3980094}" destId="{F266C578-88AA-4EC2-8142-53A5B6139B0D}" srcOrd="0" destOrd="0" presId="urn:microsoft.com/office/officeart/2005/8/layout/process1"/>
+    <dgm:cxn modelId="{88DB69A5-A867-439A-A2AE-AC88F1FE8C62}" type="presOf" srcId="{D8AAE93C-983F-46D6-ABF6-FC8E801A362E}" destId="{449D7EB5-0D9D-4DAC-B391-FB2402C39ABC}" srcOrd="0" destOrd="0" presId="urn:microsoft.com/office/officeart/2005/8/layout/process1"/>
+    <dgm:cxn modelId="{A2F3793A-34C4-4461-851B-F932D7592146}" type="presOf" srcId="{66AF4BFC-0875-4B90-9E82-F0F301500281}" destId="{09BDDF38-02A3-46F0-94CF-D671EECCB993}" srcOrd="0" destOrd="0" presId="urn:microsoft.com/office/officeart/2005/8/layout/process1"/>
+    <dgm:cxn modelId="{484590A8-83B8-41E3-A9FD-B7530F85C2D7}" type="presOf" srcId="{E9687206-84AC-4F83-A6A2-9EFDC3ABD0FB}" destId="{72E9BEC7-D7FE-4BD7-BACA-0668A095A9EF}" srcOrd="0" destOrd="0" presId="urn:microsoft.com/office/officeart/2005/8/layout/process1"/>
+    <dgm:cxn modelId="{AD819565-42B5-45F9-BF55-A23C30BEBF7A}" type="presOf" srcId="{363330DA-09EC-450B-A72E-6DA34D1AB715}" destId="{37E28D18-C070-47FF-8301-A041A91EDEF2}" srcOrd="0" destOrd="0" presId="urn:microsoft.com/office/officeart/2005/8/layout/process1"/>
     <dgm:cxn modelId="{4E00299D-3BDF-41B7-A234-E37BB604D85F}" srcId="{252D6598-1225-44AB-8AAB-B516106B59E1}" destId="{49728974-DA1C-46AA-A2B0-D3394453E5CC}" srcOrd="1" destOrd="0" parTransId="{2F909F4C-E59D-48F8-B67A-5D6A03CEBAEE}" sibTransId="{E9687206-84AC-4F83-A6A2-9EFDC3ABD0FB}"/>
-    <dgm:cxn modelId="{2E88AD08-D0FD-49BA-9983-9550FE3E2E6C}" type="presOf" srcId="{66AF4BFC-0875-4B90-9E82-F0F301500281}" destId="{09BDDF38-02A3-46F0-94CF-D671EECCB993}" srcOrd="0" destOrd="0" presId="urn:microsoft.com/office/officeart/2005/8/layout/process1"/>
-    <dgm:cxn modelId="{5CA30DA4-39A0-4A51-9D13-F770A982CC4B}" type="presOf" srcId="{E9687206-84AC-4F83-A6A2-9EFDC3ABD0FB}" destId="{72E9BEC7-D7FE-4BD7-BACA-0668A095A9EF}" srcOrd="0" destOrd="0" presId="urn:microsoft.com/office/officeart/2005/8/layout/process1"/>
-    <dgm:cxn modelId="{77649FC2-03A9-4C09-B0BA-E74F55939B1B}" type="presOf" srcId="{66AF4BFC-0875-4B90-9E82-F0F301500281}" destId="{A0BD6892-BF4E-4D26-B32D-4AC8D13032DE}" srcOrd="1" destOrd="0" presId="urn:microsoft.com/office/officeart/2005/8/layout/process1"/>
-    <dgm:cxn modelId="{BC8207C1-9931-4FE5-AF9A-CB91BB68BEFF}" type="presOf" srcId="{252D6598-1225-44AB-8AAB-B516106B59E1}" destId="{2446BD26-396F-420D-B091-265286D97786}" srcOrd="0" destOrd="0" presId="urn:microsoft.com/office/officeart/2005/8/layout/process1"/>
+    <dgm:cxn modelId="{D42983AD-D693-4ACB-86E6-D52F73C55FD1}" type="presOf" srcId="{E9687206-84AC-4F83-A6A2-9EFDC3ABD0FB}" destId="{6E444586-2D87-4F9A-9400-F626352FE57E}" srcOrd="1" destOrd="0" presId="urn:microsoft.com/office/officeart/2005/8/layout/process1"/>
+    <dgm:cxn modelId="{674C54BA-89AF-4BAA-A6EE-C0CFB3AC7590}" type="presOf" srcId="{6C124C00-0E2C-42A5-B356-FCFE12C422EE}" destId="{AEA95148-3CF9-4188-ACFA-34C472C532BE}" srcOrd="1" destOrd="0" presId="urn:microsoft.com/office/officeart/2005/8/layout/process1"/>
+    <dgm:cxn modelId="{36715CB7-EDD2-44D7-8238-22B87D897581}" type="presOf" srcId="{66AF4BFC-0875-4B90-9E82-F0F301500281}" destId="{A0BD6892-BF4E-4D26-B32D-4AC8D13032DE}" srcOrd="1" destOrd="0" presId="urn:microsoft.com/office/officeart/2005/8/layout/process1"/>
     <dgm:cxn modelId="{2659B5CA-FCEC-47A0-A347-15E4CED75EE1}" srcId="{252D6598-1225-44AB-8AAB-B516106B59E1}" destId="{30AFFC78-5808-45ED-AAC6-491EC3980094}" srcOrd="0" destOrd="0" parTransId="{15AA4179-7B4E-411C-A1D6-081E6042F5DA}" sibTransId="{6C124C00-0E2C-42A5-B356-FCFE12C422EE}"/>
-    <dgm:cxn modelId="{E49E4F81-E513-4D38-9A04-ABB9665F83AE}" type="presOf" srcId="{6C124C00-0E2C-42A5-B356-FCFE12C422EE}" destId="{AEA95148-3CF9-4188-ACFA-34C472C532BE}" srcOrd="1" destOrd="0" presId="urn:microsoft.com/office/officeart/2005/8/layout/process1"/>
-    <dgm:cxn modelId="{3CB3C564-0AC9-4D3D-80F3-796DCA93E9C5}" type="presOf" srcId="{E9687206-84AC-4F83-A6A2-9EFDC3ABD0FB}" destId="{6E444586-2D87-4F9A-9400-F626352FE57E}" srcOrd="1" destOrd="0" presId="urn:microsoft.com/office/officeart/2005/8/layout/process1"/>
-    <dgm:cxn modelId="{4C598346-DE80-49C7-9610-B2570BAB33C9}" type="presOf" srcId="{D8AAE93C-983F-46D6-ABF6-FC8E801A362E}" destId="{449D7EB5-0D9D-4DAC-B391-FB2402C39ABC}" srcOrd="0" destOrd="0" presId="urn:microsoft.com/office/officeart/2005/8/layout/process1"/>
+    <dgm:cxn modelId="{261AC05F-CA71-4078-9C63-DF6CB95FCAD0}" type="presOf" srcId="{49728974-DA1C-46AA-A2B0-D3394453E5CC}" destId="{CF1E89C8-AA78-4B1C-8D7C-AA8E38C034CE}" srcOrd="0" destOrd="0" presId="urn:microsoft.com/office/officeart/2005/8/layout/process1"/>
     <dgm:cxn modelId="{8BADACC1-11B7-4449-8CEF-27159F593338}" srcId="{252D6598-1225-44AB-8AAB-B516106B59E1}" destId="{D8AAE93C-983F-46D6-ABF6-FC8E801A362E}" srcOrd="3" destOrd="0" parTransId="{E327365F-F469-481B-89E5-1C83ABC9E692}" sibTransId="{B97F4576-B840-4726-92AE-9C44A7C27E74}"/>
     <dgm:cxn modelId="{D0AB89FD-DD46-4E02-92EC-A604D66D139C}" srcId="{252D6598-1225-44AB-8AAB-B516106B59E1}" destId="{363330DA-09EC-450B-A72E-6DA34D1AB715}" srcOrd="2" destOrd="0" parTransId="{560647A9-7192-429E-B7E3-DFDF675B6572}" sibTransId="{66AF4BFC-0875-4B90-9E82-F0F301500281}"/>
-    <dgm:cxn modelId="{6ACC3C37-1201-435C-998B-C1565258296C}" type="presOf" srcId="{6C124C00-0E2C-42A5-B356-FCFE12C422EE}" destId="{A5E00DF4-BEC8-4A62-B851-2A7F83FC9D35}" srcOrd="0" destOrd="0" presId="urn:microsoft.com/office/officeart/2005/8/layout/process1"/>
-    <dgm:cxn modelId="{921F61F2-5F98-48B7-827F-93B72CA3441B}" type="presOf" srcId="{363330DA-09EC-450B-A72E-6DA34D1AB715}" destId="{37E28D18-C070-47FF-8301-A041A91EDEF2}" srcOrd="0" destOrd="0" presId="urn:microsoft.com/office/officeart/2005/8/layout/process1"/>
-    <dgm:cxn modelId="{9D985A21-54EC-401A-8AF7-D37887994B21}" type="presParOf" srcId="{2446BD26-396F-420D-B091-265286D97786}" destId="{F266C578-88AA-4EC2-8142-53A5B6139B0D}" srcOrd="0" destOrd="0" presId="urn:microsoft.com/office/officeart/2005/8/layout/process1"/>
-    <dgm:cxn modelId="{5D66C10A-C26D-4D50-814E-6C2E70A76C46}" type="presParOf" srcId="{2446BD26-396F-420D-B091-265286D97786}" destId="{A5E00DF4-BEC8-4A62-B851-2A7F83FC9D35}" srcOrd="1" destOrd="0" presId="urn:microsoft.com/office/officeart/2005/8/layout/process1"/>
-    <dgm:cxn modelId="{E2CA4B4A-26BE-40E2-963C-FB3DBF02A48E}" type="presParOf" srcId="{A5E00DF4-BEC8-4A62-B851-2A7F83FC9D35}" destId="{AEA95148-3CF9-4188-ACFA-34C472C532BE}" srcOrd="0" destOrd="0" presId="urn:microsoft.com/office/officeart/2005/8/layout/process1"/>
-    <dgm:cxn modelId="{F90DA13E-C3C7-4EF9-B9F6-7F6E653B4F99}" type="presParOf" srcId="{2446BD26-396F-420D-B091-265286D97786}" destId="{CF1E89C8-AA78-4B1C-8D7C-AA8E38C034CE}" srcOrd="2" destOrd="0" presId="urn:microsoft.com/office/officeart/2005/8/layout/process1"/>
-    <dgm:cxn modelId="{B6FF197C-6CEC-4803-8513-ED7005D4DFFD}" type="presParOf" srcId="{2446BD26-396F-420D-B091-265286D97786}" destId="{72E9BEC7-D7FE-4BD7-BACA-0668A095A9EF}" srcOrd="3" destOrd="0" presId="urn:microsoft.com/office/officeart/2005/8/layout/process1"/>
-    <dgm:cxn modelId="{E469FB4A-005C-46D3-ADC6-DEFEF4353BCC}" type="presParOf" srcId="{72E9BEC7-D7FE-4BD7-BACA-0668A095A9EF}" destId="{6E444586-2D87-4F9A-9400-F626352FE57E}" srcOrd="0" destOrd="0" presId="urn:microsoft.com/office/officeart/2005/8/layout/process1"/>
-    <dgm:cxn modelId="{AF906CFC-8E33-44E8-A0A7-58F4E4D7AA23}" type="presParOf" srcId="{2446BD26-396F-420D-B091-265286D97786}" destId="{37E28D18-C070-47FF-8301-A041A91EDEF2}" srcOrd="4" destOrd="0" presId="urn:microsoft.com/office/officeart/2005/8/layout/process1"/>
-    <dgm:cxn modelId="{B03647FB-9ED8-4606-BA38-0E5C7A662843}" type="presParOf" srcId="{2446BD26-396F-420D-B091-265286D97786}" destId="{09BDDF38-02A3-46F0-94CF-D671EECCB993}" srcOrd="5" destOrd="0" presId="urn:microsoft.com/office/officeart/2005/8/layout/process1"/>
-    <dgm:cxn modelId="{ABD8177A-7C72-4100-80B2-619C39D93F6F}" type="presParOf" srcId="{09BDDF38-02A3-46F0-94CF-D671EECCB993}" destId="{A0BD6892-BF4E-4D26-B32D-4AC8D13032DE}" srcOrd="0" destOrd="0" presId="urn:microsoft.com/office/officeart/2005/8/layout/process1"/>
-    <dgm:cxn modelId="{33BCA0F0-7E28-4BCC-8C9D-240591953591}" type="presParOf" srcId="{2446BD26-396F-420D-B091-265286D97786}" destId="{449D7EB5-0D9D-4DAC-B391-FB2402C39ABC}" srcOrd="6" destOrd="0" presId="urn:microsoft.com/office/officeart/2005/8/layout/process1"/>
+    <dgm:cxn modelId="{5CD3FF87-2978-488C-BF40-0E7BEE9181BF}" type="presOf" srcId="{6C124C00-0E2C-42A5-B356-FCFE12C422EE}" destId="{A5E00DF4-BEC8-4A62-B851-2A7F83FC9D35}" srcOrd="0" destOrd="0" presId="urn:microsoft.com/office/officeart/2005/8/layout/process1"/>
+    <dgm:cxn modelId="{2625A356-17DD-4DF1-8479-1C19CF11543D}" type="presOf" srcId="{30AFFC78-5808-45ED-AAC6-491EC3980094}" destId="{F266C578-88AA-4EC2-8142-53A5B6139B0D}" srcOrd="0" destOrd="0" presId="urn:microsoft.com/office/officeart/2005/8/layout/process1"/>
+    <dgm:cxn modelId="{AF047165-7279-479E-BBEE-9E6EDBA5EB5C}" type="presOf" srcId="{252D6598-1225-44AB-8AAB-B516106B59E1}" destId="{2446BD26-396F-420D-B091-265286D97786}" srcOrd="0" destOrd="0" presId="urn:microsoft.com/office/officeart/2005/8/layout/process1"/>
+    <dgm:cxn modelId="{D7C42062-270F-4765-8DEA-00DF7D54CE89}" type="presParOf" srcId="{2446BD26-396F-420D-B091-265286D97786}" destId="{F266C578-88AA-4EC2-8142-53A5B6139B0D}" srcOrd="0" destOrd="0" presId="urn:microsoft.com/office/officeart/2005/8/layout/process1"/>
+    <dgm:cxn modelId="{32DFCCC5-5A4B-4E02-8175-B24A51BEA5A7}" type="presParOf" srcId="{2446BD26-396F-420D-B091-265286D97786}" destId="{A5E00DF4-BEC8-4A62-B851-2A7F83FC9D35}" srcOrd="1" destOrd="0" presId="urn:microsoft.com/office/officeart/2005/8/layout/process1"/>
+    <dgm:cxn modelId="{6DB31DDE-B305-4117-980B-F725CF91CBCE}" type="presParOf" srcId="{A5E00DF4-BEC8-4A62-B851-2A7F83FC9D35}" destId="{AEA95148-3CF9-4188-ACFA-34C472C532BE}" srcOrd="0" destOrd="0" presId="urn:microsoft.com/office/officeart/2005/8/layout/process1"/>
+    <dgm:cxn modelId="{D0C85954-D84D-405E-81DB-C6621C922316}" type="presParOf" srcId="{2446BD26-396F-420D-B091-265286D97786}" destId="{CF1E89C8-AA78-4B1C-8D7C-AA8E38C034CE}" srcOrd="2" destOrd="0" presId="urn:microsoft.com/office/officeart/2005/8/layout/process1"/>
+    <dgm:cxn modelId="{84255004-B4BF-463C-B2A2-23C615005EB5}" type="presParOf" srcId="{2446BD26-396F-420D-B091-265286D97786}" destId="{72E9BEC7-D7FE-4BD7-BACA-0668A095A9EF}" srcOrd="3" destOrd="0" presId="urn:microsoft.com/office/officeart/2005/8/layout/process1"/>
+    <dgm:cxn modelId="{DA934F4E-CE02-485B-9578-9D53F04C8EBB}" type="presParOf" srcId="{72E9BEC7-D7FE-4BD7-BACA-0668A095A9EF}" destId="{6E444586-2D87-4F9A-9400-F626352FE57E}" srcOrd="0" destOrd="0" presId="urn:microsoft.com/office/officeart/2005/8/layout/process1"/>
+    <dgm:cxn modelId="{9549C94B-4167-4874-A62D-5F6C93ED6733}" type="presParOf" srcId="{2446BD26-396F-420D-B091-265286D97786}" destId="{37E28D18-C070-47FF-8301-A041A91EDEF2}" srcOrd="4" destOrd="0" presId="urn:microsoft.com/office/officeart/2005/8/layout/process1"/>
+    <dgm:cxn modelId="{9A782B6E-4DAF-4A6C-865B-D4C0AE379B77}" type="presParOf" srcId="{2446BD26-396F-420D-B091-265286D97786}" destId="{09BDDF38-02A3-46F0-94CF-D671EECCB993}" srcOrd="5" destOrd="0" presId="urn:microsoft.com/office/officeart/2005/8/layout/process1"/>
+    <dgm:cxn modelId="{6BCB92A6-9C8B-47BC-AABE-930C7CBD32D2}" type="presParOf" srcId="{09BDDF38-02A3-46F0-94CF-D671EECCB993}" destId="{A0BD6892-BF4E-4D26-B32D-4AC8D13032DE}" srcOrd="0" destOrd="0" presId="urn:microsoft.com/office/officeart/2005/8/layout/process1"/>
+    <dgm:cxn modelId="{FA845E54-86E8-406A-B325-23C239B99376}" type="presParOf" srcId="{2446BD26-396F-420D-B091-265286D97786}" destId="{449D7EB5-0D9D-4DAC-B391-FB2402C39ABC}" srcOrd="6" destOrd="0" presId="urn:microsoft.com/office/officeart/2005/8/layout/process1"/>
   </dgm:cxnLst>
   <dgm:bg/>
   <dgm:whole/>

--- a/Notes_SA2512006.docx
+++ b/Notes_SA2512006.docx
@@ -7479,8 +7479,6 @@
         </w:rPr>
         <w:t xml:space="preserve"> Will check that whether the control is visible or not (boolean)</w:t>
       </w:r>
-      <w:bookmarkStart w:id="0" w:name="_GoBack"/>
-      <w:bookmarkEnd w:id="0"/>
     </w:p>
     <w:p>
       <w:pPr>
@@ -8770,6 +8768,930 @@
           <w:lang w:val="en-US"/>
         </w:rPr>
         <w:t>For iteration / reading all controls you can use for loop or enhanced for loop.</w:t>
+      </w:r>
+    </w:p>
+    <w:p>
+      <w:pPr>
+        <w:tabs>
+          <w:tab w:val="left" w:pos="1560"/>
+        </w:tabs>
+        <w:rPr>
+          <w:sz w:val="28"/>
+          <w:szCs w:val="24"/>
+          <w:lang w:val="en-US"/>
+        </w:rPr>
+      </w:pPr>
+    </w:p>
+    <w:p>
+      <w:pPr>
+        <w:tabs>
+          <w:tab w:val="left" w:pos="1560"/>
+        </w:tabs>
+        <w:rPr>
+          <w:b/>
+          <w:bCs/>
+          <w:sz w:val="28"/>
+          <w:szCs w:val="24"/>
+          <w:lang w:val="en-US"/>
+        </w:rPr>
+      </w:pPr>
+      <w:r>
+        <w:rPr>
+          <w:b/>
+          <w:bCs/>
+          <w:sz w:val="28"/>
+          <w:szCs w:val="24"/>
+          <w:lang w:val="en-US"/>
+        </w:rPr>
+        <w:t>Handling Dropdown List / List Box</w:t>
+      </w:r>
+    </w:p>
+    <w:p>
+      <w:pPr>
+        <w:pStyle w:val="ListParagraph"/>
+        <w:numPr>
+          <w:ilvl w:val="0"/>
+          <w:numId w:val="24"/>
+        </w:numPr>
+        <w:tabs>
+          <w:tab w:val="left" w:pos="1560"/>
+        </w:tabs>
+        <w:rPr>
+          <w:sz w:val="28"/>
+          <w:szCs w:val="24"/>
+          <w:lang w:val="en-US"/>
+        </w:rPr>
+      </w:pPr>
+      <w:r>
+        <w:rPr>
+          <w:sz w:val="28"/>
+          <w:szCs w:val="24"/>
+          <w:lang w:val="en-US"/>
+        </w:rPr>
+        <w:t>If the control is having &lt;select&gt; tag, such a control is treated as either dropdown list or list box.</w:t>
+      </w:r>
+    </w:p>
+    <w:p>
+      <w:pPr>
+        <w:pStyle w:val="ListParagraph"/>
+        <w:numPr>
+          <w:ilvl w:val="0"/>
+          <w:numId w:val="24"/>
+        </w:numPr>
+        <w:tabs>
+          <w:tab w:val="left" w:pos="1560"/>
+        </w:tabs>
+        <w:rPr>
+          <w:sz w:val="28"/>
+          <w:szCs w:val="24"/>
+          <w:lang w:val="en-US"/>
+        </w:rPr>
+      </w:pPr>
+      <w:r>
+        <w:rPr>
+          <w:sz w:val="28"/>
+          <w:szCs w:val="24"/>
+          <w:lang w:val="en-US"/>
+        </w:rPr>
+        <w:t xml:space="preserve">Selenium has provided </w:t>
+      </w:r>
+      <w:r>
+        <w:rPr>
+          <w:b/>
+          <w:bCs/>
+          <w:sz w:val="28"/>
+          <w:szCs w:val="24"/>
+          <w:lang w:val="en-US"/>
+        </w:rPr>
+        <w:t xml:space="preserve">Select Class </w:t>
+      </w:r>
+      <w:r>
+        <w:rPr>
+          <w:sz w:val="28"/>
+          <w:szCs w:val="24"/>
+          <w:lang w:val="en-US"/>
+        </w:rPr>
+        <w:t>for handling these types of controls.</w:t>
+      </w:r>
+    </w:p>
+    <w:p>
+      <w:pPr>
+        <w:pStyle w:val="ListParagraph"/>
+        <w:numPr>
+          <w:ilvl w:val="0"/>
+          <w:numId w:val="24"/>
+        </w:numPr>
+        <w:tabs>
+          <w:tab w:val="left" w:pos="1560"/>
+        </w:tabs>
+        <w:rPr>
+          <w:sz w:val="28"/>
+          <w:szCs w:val="24"/>
+          <w:lang w:val="en-US"/>
+        </w:rPr>
+      </w:pPr>
+      <w:r>
+        <w:rPr>
+          <w:b/>
+          <w:bCs/>
+          <w:sz w:val="28"/>
+          <w:szCs w:val="24"/>
+          <w:lang w:val="en-US"/>
+        </w:rPr>
+        <w:t>Methods</w:t>
+      </w:r>
+    </w:p>
+    <w:p>
+      <w:pPr>
+        <w:pStyle w:val="ListParagraph"/>
+        <w:numPr>
+          <w:ilvl w:val="1"/>
+          <w:numId w:val="24"/>
+        </w:numPr>
+        <w:tabs>
+          <w:tab w:val="left" w:pos="1560"/>
+        </w:tabs>
+        <w:rPr>
+          <w:sz w:val="28"/>
+          <w:szCs w:val="24"/>
+          <w:lang w:val="en-US"/>
+        </w:rPr>
+      </w:pPr>
+      <w:r>
+        <w:rPr>
+          <w:sz w:val="28"/>
+          <w:szCs w:val="24"/>
+          <w:lang w:val="en-US"/>
+        </w:rPr>
+        <w:t xml:space="preserve">getFirstSelectedOption() </w:t>
+      </w:r>
+      <w:r>
+        <w:rPr>
+          <w:sz w:val="28"/>
+          <w:szCs w:val="24"/>
+          <w:lang w:val="en-US"/>
+        </w:rPr>
+        <w:sym w:font="Wingdings" w:char="F0E0"/>
+      </w:r>
+      <w:r>
+        <w:rPr>
+          <w:sz w:val="28"/>
+          <w:szCs w:val="24"/>
+          <w:lang w:val="en-US"/>
+        </w:rPr>
+        <w:t xml:space="preserve"> Will return the selected option / element from the drop down list.</w:t>
+      </w:r>
+      <w:r>
+        <w:rPr>
+          <w:sz w:val="28"/>
+          <w:szCs w:val="24"/>
+          <w:lang w:val="en-US"/>
+        </w:rPr>
+        <w:t xml:space="preserve"> (WebElement)</w:t>
+      </w:r>
+    </w:p>
+    <w:p>
+      <w:pPr>
+        <w:pStyle w:val="ListParagraph"/>
+        <w:numPr>
+          <w:ilvl w:val="1"/>
+          <w:numId w:val="24"/>
+        </w:numPr>
+        <w:tabs>
+          <w:tab w:val="left" w:pos="1560"/>
+        </w:tabs>
+        <w:rPr>
+          <w:sz w:val="28"/>
+          <w:szCs w:val="24"/>
+          <w:lang w:val="en-US"/>
+        </w:rPr>
+      </w:pPr>
+      <w:r>
+        <w:rPr>
+          <w:sz w:val="28"/>
+          <w:szCs w:val="24"/>
+          <w:lang w:val="en-US"/>
+        </w:rPr>
+        <w:t xml:space="preserve">getOptions() </w:t>
+      </w:r>
+      <w:r>
+        <w:rPr>
+          <w:sz w:val="28"/>
+          <w:szCs w:val="24"/>
+          <w:lang w:val="en-US"/>
+        </w:rPr>
+        <w:sym w:font="Wingdings" w:char="F0E0"/>
+      </w:r>
+      <w:r>
+        <w:rPr>
+          <w:sz w:val="28"/>
+          <w:szCs w:val="24"/>
+          <w:lang w:val="en-US"/>
+        </w:rPr>
+        <w:t xml:space="preserve"> Will return list of all the elements / options from the drop down list / list box (List&lt;WebElement&gt;)</w:t>
+      </w:r>
+    </w:p>
+    <w:p>
+      <w:pPr>
+        <w:pStyle w:val="ListParagraph"/>
+        <w:numPr>
+          <w:ilvl w:val="1"/>
+          <w:numId w:val="24"/>
+        </w:numPr>
+        <w:tabs>
+          <w:tab w:val="left" w:pos="1560"/>
+        </w:tabs>
+        <w:rPr>
+          <w:sz w:val="28"/>
+          <w:szCs w:val="24"/>
+          <w:lang w:val="en-US"/>
+        </w:rPr>
+      </w:pPr>
+      <w:r>
+        <w:rPr>
+          <w:sz w:val="28"/>
+          <w:szCs w:val="24"/>
+          <w:lang w:val="en-US"/>
+        </w:rPr>
+        <w:lastRenderedPageBreak/>
+        <w:t xml:space="preserve">selectByVisibleText() </w:t>
+      </w:r>
+      <w:r>
+        <w:rPr>
+          <w:sz w:val="28"/>
+          <w:szCs w:val="24"/>
+          <w:lang w:val="en-US"/>
+        </w:rPr>
+        <w:sym w:font="Wingdings" w:char="F0E0"/>
+      </w:r>
+      <w:r>
+        <w:rPr>
+          <w:sz w:val="28"/>
+          <w:szCs w:val="24"/>
+          <w:lang w:val="en-US"/>
+        </w:rPr>
+        <w:t xml:space="preserve"> Selects the value by using inner text of the option.</w:t>
+      </w:r>
+    </w:p>
+    <w:p>
+      <w:pPr>
+        <w:pStyle w:val="ListParagraph"/>
+        <w:numPr>
+          <w:ilvl w:val="1"/>
+          <w:numId w:val="24"/>
+        </w:numPr>
+        <w:tabs>
+          <w:tab w:val="left" w:pos="1560"/>
+        </w:tabs>
+        <w:rPr>
+          <w:sz w:val="28"/>
+          <w:szCs w:val="24"/>
+          <w:lang w:val="en-US"/>
+        </w:rPr>
+      </w:pPr>
+      <w:r>
+        <w:rPr>
+          <w:sz w:val="28"/>
+          <w:szCs w:val="24"/>
+          <w:lang w:val="en-US"/>
+        </w:rPr>
+        <w:t xml:space="preserve">selectByContainsVisibleText() </w:t>
+      </w:r>
+      <w:r>
+        <w:rPr>
+          <w:sz w:val="28"/>
+          <w:szCs w:val="24"/>
+          <w:lang w:val="en-US"/>
+        </w:rPr>
+        <w:sym w:font="Wingdings" w:char="F0E0"/>
+      </w:r>
+      <w:r>
+        <w:rPr>
+          <w:sz w:val="28"/>
+          <w:szCs w:val="24"/>
+          <w:lang w:val="en-US"/>
+        </w:rPr>
+        <w:t xml:space="preserve"> Selects the option by using the partial test of the option.</w:t>
+      </w:r>
+    </w:p>
+    <w:p>
+      <w:pPr>
+        <w:pStyle w:val="ListParagraph"/>
+        <w:numPr>
+          <w:ilvl w:val="1"/>
+          <w:numId w:val="24"/>
+        </w:numPr>
+        <w:tabs>
+          <w:tab w:val="left" w:pos="1560"/>
+        </w:tabs>
+        <w:rPr>
+          <w:sz w:val="28"/>
+          <w:szCs w:val="24"/>
+          <w:lang w:val="en-US"/>
+        </w:rPr>
+      </w:pPr>
+      <w:r>
+        <w:rPr>
+          <w:sz w:val="28"/>
+          <w:szCs w:val="24"/>
+          <w:lang w:val="en-US"/>
+        </w:rPr>
+        <w:t xml:space="preserve">selectByValue() </w:t>
+      </w:r>
+      <w:r>
+        <w:rPr>
+          <w:sz w:val="28"/>
+          <w:szCs w:val="24"/>
+          <w:lang w:val="en-US"/>
+        </w:rPr>
+        <w:sym w:font="Wingdings" w:char="F0E0"/>
+      </w:r>
+      <w:r>
+        <w:rPr>
+          <w:sz w:val="28"/>
+          <w:szCs w:val="24"/>
+          <w:lang w:val="en-US"/>
+        </w:rPr>
+        <w:t xml:space="preserve"> Selects the option by using the value of attribute value.</w:t>
+      </w:r>
+    </w:p>
+    <w:p>
+      <w:pPr>
+        <w:pStyle w:val="ListParagraph"/>
+        <w:numPr>
+          <w:ilvl w:val="1"/>
+          <w:numId w:val="24"/>
+        </w:numPr>
+        <w:tabs>
+          <w:tab w:val="left" w:pos="1560"/>
+        </w:tabs>
+        <w:rPr>
+          <w:sz w:val="28"/>
+          <w:szCs w:val="24"/>
+          <w:lang w:val="en-US"/>
+        </w:rPr>
+      </w:pPr>
+      <w:r>
+        <w:rPr>
+          <w:sz w:val="28"/>
+          <w:szCs w:val="24"/>
+          <w:lang w:val="en-US"/>
+        </w:rPr>
+        <w:t xml:space="preserve">selectByIndex() </w:t>
+      </w:r>
+      <w:r>
+        <w:rPr>
+          <w:sz w:val="28"/>
+          <w:szCs w:val="24"/>
+          <w:lang w:val="en-US"/>
+        </w:rPr>
+        <w:sym w:font="Wingdings" w:char="F0E0"/>
+      </w:r>
+      <w:r>
+        <w:rPr>
+          <w:sz w:val="28"/>
+          <w:szCs w:val="24"/>
+          <w:lang w:val="en-US"/>
+        </w:rPr>
+        <w:t xml:space="preserve"> Selects the option by using zero based index of option.</w:t>
+      </w:r>
+    </w:p>
+    <w:p>
+      <w:pPr>
+        <w:pStyle w:val="ListParagraph"/>
+        <w:numPr>
+          <w:ilvl w:val="1"/>
+          <w:numId w:val="24"/>
+        </w:numPr>
+        <w:tabs>
+          <w:tab w:val="left" w:pos="1560"/>
+        </w:tabs>
+        <w:rPr>
+          <w:sz w:val="28"/>
+          <w:szCs w:val="24"/>
+          <w:lang w:val="en-US"/>
+        </w:rPr>
+      </w:pPr>
+      <w:r>
+        <w:rPr>
+          <w:sz w:val="28"/>
+          <w:szCs w:val="24"/>
+          <w:lang w:val="en-US"/>
+        </w:rPr>
+        <w:t xml:space="preserve">getAllSelectedOptions() </w:t>
+      </w:r>
+      <w:r>
+        <w:rPr>
+          <w:sz w:val="28"/>
+          <w:szCs w:val="24"/>
+          <w:lang w:val="en-US"/>
+        </w:rPr>
+        <w:sym w:font="Wingdings" w:char="F0E0"/>
+      </w:r>
+      <w:r>
+        <w:rPr>
+          <w:sz w:val="28"/>
+          <w:szCs w:val="24"/>
+          <w:lang w:val="en-US"/>
+        </w:rPr>
+        <w:t xml:space="preserve"> Return the list of all selected options from the list box. (List&lt;WebElement&gt;)</w:t>
+      </w:r>
+    </w:p>
+    <w:p>
+      <w:pPr>
+        <w:pStyle w:val="ListParagraph"/>
+        <w:numPr>
+          <w:ilvl w:val="1"/>
+          <w:numId w:val="24"/>
+        </w:numPr>
+        <w:tabs>
+          <w:tab w:val="left" w:pos="1560"/>
+        </w:tabs>
+        <w:rPr>
+          <w:sz w:val="28"/>
+          <w:szCs w:val="24"/>
+          <w:lang w:val="en-US"/>
+        </w:rPr>
+      </w:pPr>
+      <w:r>
+        <w:rPr>
+          <w:sz w:val="28"/>
+          <w:szCs w:val="24"/>
+          <w:lang w:val="en-US"/>
+        </w:rPr>
+        <w:t xml:space="preserve">isMultiple() </w:t>
+      </w:r>
+      <w:r>
+        <w:rPr>
+          <w:sz w:val="28"/>
+          <w:szCs w:val="24"/>
+          <w:lang w:val="en-US"/>
+        </w:rPr>
+        <w:sym w:font="Wingdings" w:char="F0E0"/>
+      </w:r>
+      <w:r>
+        <w:rPr>
+          <w:sz w:val="28"/>
+          <w:szCs w:val="24"/>
+          <w:lang w:val="en-US"/>
+        </w:rPr>
+        <w:t xml:space="preserve"> Will check that whether you can select multiple options or not. ((boolean)</w:t>
+      </w:r>
+    </w:p>
+    <w:p>
+      <w:pPr>
+        <w:pStyle w:val="ListParagraph"/>
+        <w:numPr>
+          <w:ilvl w:val="1"/>
+          <w:numId w:val="24"/>
+        </w:numPr>
+        <w:tabs>
+          <w:tab w:val="left" w:pos="1560"/>
+        </w:tabs>
+        <w:rPr>
+          <w:sz w:val="28"/>
+          <w:szCs w:val="24"/>
+          <w:lang w:val="en-US"/>
+        </w:rPr>
+      </w:pPr>
+      <w:r>
+        <w:rPr>
+          <w:sz w:val="28"/>
+          <w:szCs w:val="24"/>
+          <w:lang w:val="en-US"/>
+        </w:rPr>
+        <w:t>deselectByContainsVisibleText()</w:t>
+      </w:r>
+    </w:p>
+    <w:p>
+      <w:pPr>
+        <w:pStyle w:val="ListParagraph"/>
+        <w:numPr>
+          <w:ilvl w:val="1"/>
+          <w:numId w:val="24"/>
+        </w:numPr>
+        <w:tabs>
+          <w:tab w:val="left" w:pos="1560"/>
+        </w:tabs>
+        <w:rPr>
+          <w:sz w:val="28"/>
+          <w:szCs w:val="24"/>
+          <w:lang w:val="en-US"/>
+        </w:rPr>
+      </w:pPr>
+      <w:r>
+        <w:rPr>
+          <w:sz w:val="28"/>
+          <w:szCs w:val="24"/>
+          <w:lang w:val="en-US"/>
+        </w:rPr>
+        <w:t>deselectByVisibleText()</w:t>
+      </w:r>
+    </w:p>
+    <w:p>
+      <w:pPr>
+        <w:pStyle w:val="ListParagraph"/>
+        <w:numPr>
+          <w:ilvl w:val="1"/>
+          <w:numId w:val="24"/>
+        </w:numPr>
+        <w:tabs>
+          <w:tab w:val="left" w:pos="1560"/>
+        </w:tabs>
+        <w:rPr>
+          <w:sz w:val="28"/>
+          <w:szCs w:val="24"/>
+          <w:lang w:val="en-US"/>
+        </w:rPr>
+      </w:pPr>
+      <w:r>
+        <w:rPr>
+          <w:sz w:val="28"/>
+          <w:szCs w:val="24"/>
+          <w:lang w:val="en-US"/>
+        </w:rPr>
+        <w:t>deselectByIndex()</w:t>
+      </w:r>
+    </w:p>
+    <w:p>
+      <w:pPr>
+        <w:pStyle w:val="ListParagraph"/>
+        <w:numPr>
+          <w:ilvl w:val="1"/>
+          <w:numId w:val="24"/>
+        </w:numPr>
+        <w:tabs>
+          <w:tab w:val="left" w:pos="1560"/>
+        </w:tabs>
+        <w:rPr>
+          <w:sz w:val="28"/>
+          <w:szCs w:val="24"/>
+          <w:lang w:val="en-US"/>
+        </w:rPr>
+      </w:pPr>
+      <w:r>
+        <w:rPr>
+          <w:sz w:val="28"/>
+          <w:szCs w:val="24"/>
+          <w:lang w:val="en-US"/>
+        </w:rPr>
+        <w:t>deselectByValue()</w:t>
+      </w:r>
+    </w:p>
+    <w:p>
+      <w:pPr>
+        <w:pStyle w:val="ListParagraph"/>
+        <w:numPr>
+          <w:ilvl w:val="1"/>
+          <w:numId w:val="24"/>
+        </w:numPr>
+        <w:tabs>
+          <w:tab w:val="left" w:pos="1560"/>
+        </w:tabs>
+        <w:rPr>
+          <w:sz w:val="28"/>
+          <w:szCs w:val="24"/>
+          <w:lang w:val="en-US"/>
+        </w:rPr>
+      </w:pPr>
+      <w:r>
+        <w:rPr>
+          <w:sz w:val="28"/>
+          <w:szCs w:val="24"/>
+          <w:lang w:val="en-US"/>
+        </w:rPr>
+        <w:t>deselectAll()</w:t>
+      </w:r>
+    </w:p>
+    <w:p>
+      <w:pPr>
+        <w:tabs>
+          <w:tab w:val="left" w:pos="1560"/>
+        </w:tabs>
+        <w:rPr>
+          <w:sz w:val="28"/>
+          <w:szCs w:val="24"/>
+          <w:lang w:val="en-US"/>
+        </w:rPr>
+      </w:pPr>
+    </w:p>
+    <w:p>
+      <w:pPr>
+        <w:tabs>
+          <w:tab w:val="left" w:pos="1560"/>
+        </w:tabs>
+        <w:rPr>
+          <w:b/>
+          <w:bCs/>
+          <w:sz w:val="28"/>
+          <w:szCs w:val="24"/>
+          <w:lang w:val="en-US"/>
+        </w:rPr>
+      </w:pPr>
+      <w:r>
+        <w:rPr>
+          <w:b/>
+          <w:bCs/>
+          <w:sz w:val="28"/>
+          <w:szCs w:val="24"/>
+          <w:lang w:val="en-US"/>
+        </w:rPr>
+        <w:t>Synchronization (Waits in Selenium)</w:t>
+      </w:r>
+    </w:p>
+    <w:p>
+      <w:pPr>
+        <w:tabs>
+          <w:tab w:val="left" w:pos="1560"/>
+        </w:tabs>
+        <w:rPr>
+          <w:sz w:val="28"/>
+          <w:szCs w:val="24"/>
+          <w:lang w:val="en-US"/>
+        </w:rPr>
+      </w:pPr>
+      <w:r>
+        <w:rPr>
+          <w:sz w:val="28"/>
+          <w:szCs w:val="24"/>
+          <w:lang w:val="en-US"/>
+        </w:rPr>
+        <w:t xml:space="preserve">Synchronization is the process of adjusting the speed of tool with speed of application. </w:t>
+      </w:r>
+    </w:p>
+    <w:p>
+      <w:pPr>
+        <w:pStyle w:val="ListParagraph"/>
+        <w:numPr>
+          <w:ilvl w:val="0"/>
+          <w:numId w:val="26"/>
+        </w:numPr>
+        <w:tabs>
+          <w:tab w:val="left" w:pos="1560"/>
+        </w:tabs>
+        <w:rPr>
+          <w:sz w:val="28"/>
+          <w:szCs w:val="24"/>
+          <w:lang w:val="en-US"/>
+        </w:rPr>
+      </w:pPr>
+      <w:r>
+        <w:rPr>
+          <w:sz w:val="28"/>
+          <w:szCs w:val="24"/>
+          <w:lang w:val="en-US"/>
+        </w:rPr>
+        <w:t>Thread.sleep()</w:t>
+      </w:r>
+      <w:r>
+        <w:rPr>
+          <w:sz w:val="28"/>
+          <w:szCs w:val="24"/>
+          <w:lang w:val="en-US"/>
+        </w:rPr>
+        <w:t xml:space="preserve"> </w:t>
+      </w:r>
+      <w:r>
+        <w:rPr>
+          <w:sz w:val="28"/>
+          <w:szCs w:val="24"/>
+          <w:lang w:val="en-US"/>
+        </w:rPr>
+        <w:sym w:font="Wingdings" w:char="F0E0"/>
+      </w:r>
+      <w:r>
+        <w:rPr>
+          <w:sz w:val="28"/>
+          <w:szCs w:val="24"/>
+          <w:lang w:val="en-US"/>
+        </w:rPr>
+        <w:t xml:space="preserve"> Will pause the execution of script for specified milliseconds. </w:t>
+      </w:r>
+    </w:p>
+    <w:p>
+      <w:pPr>
+        <w:pStyle w:val="ListParagraph"/>
+        <w:numPr>
+          <w:ilvl w:val="1"/>
+          <w:numId w:val="26"/>
+        </w:numPr>
+        <w:tabs>
+          <w:tab w:val="left" w:pos="1560"/>
+        </w:tabs>
+        <w:rPr>
+          <w:sz w:val="28"/>
+          <w:szCs w:val="24"/>
+          <w:lang w:val="en-US"/>
+        </w:rPr>
+      </w:pPr>
+      <w:r>
+        <w:rPr>
+          <w:sz w:val="28"/>
+          <w:szCs w:val="24"/>
+          <w:lang w:val="en-US"/>
+        </w:rPr>
+        <w:t>It is applicable to single statement only.</w:t>
+      </w:r>
+    </w:p>
+    <w:p>
+      <w:pPr>
+        <w:pStyle w:val="ListParagraph"/>
+        <w:numPr>
+          <w:ilvl w:val="1"/>
+          <w:numId w:val="26"/>
+        </w:numPr>
+        <w:tabs>
+          <w:tab w:val="left" w:pos="1560"/>
+        </w:tabs>
+        <w:rPr>
+          <w:sz w:val="28"/>
+          <w:szCs w:val="24"/>
+          <w:lang w:val="en-US"/>
+        </w:rPr>
+      </w:pPr>
+      <w:r>
+        <w:rPr>
+          <w:sz w:val="28"/>
+          <w:szCs w:val="24"/>
+          <w:lang w:val="en-US"/>
+        </w:rPr>
+        <w:t>It will take mandatory delay (pause)</w:t>
+      </w:r>
+    </w:p>
+    <w:p>
+      <w:pPr>
+        <w:pStyle w:val="ListParagraph"/>
+        <w:numPr>
+          <w:ilvl w:val="0"/>
+          <w:numId w:val="26"/>
+        </w:numPr>
+        <w:tabs>
+          <w:tab w:val="left" w:pos="1560"/>
+        </w:tabs>
+        <w:rPr>
+          <w:sz w:val="28"/>
+          <w:szCs w:val="24"/>
+          <w:lang w:val="en-US"/>
+        </w:rPr>
+      </w:pPr>
+      <w:r>
+        <w:rPr>
+          <w:sz w:val="28"/>
+          <w:szCs w:val="24"/>
+          <w:lang w:val="en-US"/>
+        </w:rPr>
+        <w:t>ImplicitWait</w:t>
+      </w:r>
+      <w:r>
+        <w:rPr>
+          <w:sz w:val="28"/>
+          <w:szCs w:val="24"/>
+          <w:lang w:val="en-US"/>
+        </w:rPr>
+        <w:t xml:space="preserve"> </w:t>
+      </w:r>
+      <w:r>
+        <w:rPr>
+          <w:sz w:val="28"/>
+          <w:szCs w:val="24"/>
+          <w:lang w:val="en-US"/>
+        </w:rPr>
+        <w:sym w:font="Wingdings" w:char="F0E0"/>
+      </w:r>
+      <w:r>
+        <w:rPr>
+          <w:sz w:val="28"/>
+          <w:szCs w:val="24"/>
+          <w:lang w:val="en-US"/>
+        </w:rPr>
+        <w:t xml:space="preserve"> Will wait for maximum time duration which have been specified. If the control is getting loaded before the specified time duration, then rest of the duration will be skipped.</w:t>
+      </w:r>
+    </w:p>
+    <w:p>
+      <w:pPr>
+        <w:pStyle w:val="ListParagraph"/>
+        <w:numPr>
+          <w:ilvl w:val="1"/>
+          <w:numId w:val="26"/>
+        </w:numPr>
+        <w:tabs>
+          <w:tab w:val="left" w:pos="1560"/>
+        </w:tabs>
+        <w:rPr>
+          <w:sz w:val="28"/>
+          <w:szCs w:val="24"/>
+          <w:lang w:val="en-US"/>
+        </w:rPr>
+      </w:pPr>
+      <w:r>
+        <w:rPr>
+          <w:sz w:val="28"/>
+          <w:szCs w:val="24"/>
+          <w:lang w:val="en-US"/>
+        </w:rPr>
+        <w:t>It doesn’t take mandatory delay.</w:t>
+      </w:r>
+    </w:p>
+    <w:p>
+      <w:pPr>
+        <w:pStyle w:val="ListParagraph"/>
+        <w:numPr>
+          <w:ilvl w:val="1"/>
+          <w:numId w:val="26"/>
+        </w:numPr>
+        <w:tabs>
+          <w:tab w:val="left" w:pos="1560"/>
+        </w:tabs>
+        <w:rPr>
+          <w:sz w:val="28"/>
+          <w:szCs w:val="24"/>
+          <w:lang w:val="en-US"/>
+        </w:rPr>
+      </w:pPr>
+      <w:r>
+        <w:rPr>
+          <w:sz w:val="28"/>
+          <w:szCs w:val="24"/>
+          <w:lang w:val="en-US"/>
+        </w:rPr>
+        <w:t>It is applicable to entire script. (You have to write implicit wait only once in the script)</w:t>
+      </w:r>
+      <w:bookmarkStart w:id="0" w:name="_GoBack"/>
+      <w:bookmarkEnd w:id="0"/>
+    </w:p>
+    <w:p>
+      <w:pPr>
+        <w:pStyle w:val="ListParagraph"/>
+        <w:numPr>
+          <w:ilvl w:val="0"/>
+          <w:numId w:val="26"/>
+        </w:numPr>
+        <w:tabs>
+          <w:tab w:val="left" w:pos="1560"/>
+        </w:tabs>
+        <w:rPr>
+          <w:sz w:val="28"/>
+          <w:szCs w:val="24"/>
+          <w:lang w:val="en-US"/>
+        </w:rPr>
+      </w:pPr>
+      <w:r>
+        <w:rPr>
+          <w:sz w:val="28"/>
+          <w:szCs w:val="24"/>
+          <w:lang w:val="en-US"/>
+        </w:rPr>
+        <w:t>ExplicitWait</w:t>
+      </w:r>
+    </w:p>
+    <w:p>
+      <w:pPr>
+        <w:pStyle w:val="ListParagraph"/>
+        <w:numPr>
+          <w:ilvl w:val="0"/>
+          <w:numId w:val="26"/>
+        </w:numPr>
+        <w:tabs>
+          <w:tab w:val="left" w:pos="1560"/>
+        </w:tabs>
+        <w:rPr>
+          <w:sz w:val="28"/>
+          <w:szCs w:val="24"/>
+          <w:lang w:val="en-US"/>
+        </w:rPr>
+      </w:pPr>
+      <w:r>
+        <w:rPr>
+          <w:sz w:val="28"/>
+          <w:szCs w:val="24"/>
+          <w:lang w:val="en-US"/>
+        </w:rPr>
+        <w:t>FluentWait</w:t>
+      </w:r>
+    </w:p>
+    <w:p>
+      <w:pPr>
+        <w:pStyle w:val="ListParagraph"/>
+        <w:numPr>
+          <w:ilvl w:val="0"/>
+          <w:numId w:val="26"/>
+        </w:numPr>
+        <w:tabs>
+          <w:tab w:val="left" w:pos="1560"/>
+        </w:tabs>
+        <w:rPr>
+          <w:sz w:val="28"/>
+          <w:szCs w:val="24"/>
+          <w:lang w:val="en-US"/>
+        </w:rPr>
+      </w:pPr>
+      <w:r>
+        <w:rPr>
+          <w:sz w:val="28"/>
+          <w:szCs w:val="24"/>
+          <w:lang w:val="en-US"/>
+        </w:rPr>
+        <w:t>PageLoadTimeout</w:t>
       </w:r>
     </w:p>
     <w:p>
@@ -9463,6 +10385,119 @@
     </w:lvl>
   </w:abstractNum>
   <w:abstractNum w:abstractNumId="6">
+    <w:nsid w:val="21270C12"/>
+    <w:multiLevelType w:val="hybridMultilevel"/>
+    <w:tmpl w:val="77C8B216"/>
+    <w:lvl w:ilvl="0" w:tplc="40090001">
+      <w:start w:val="1"/>
+      <w:numFmt w:val="bullet"/>
+      <w:lvlText w:val=""/>
+      <w:lvlJc w:val="left"/>
+      <w:pPr>
+        <w:ind w:left="720" w:hanging="360"/>
+      </w:pPr>
+      <w:rPr>
+        <w:rFonts w:ascii="Symbol" w:hAnsi="Symbol" w:hint="default"/>
+      </w:rPr>
+    </w:lvl>
+    <w:lvl w:ilvl="1" w:tplc="40090003" w:tentative="1">
+      <w:start w:val="1"/>
+      <w:numFmt w:val="bullet"/>
+      <w:lvlText w:val="o"/>
+      <w:lvlJc w:val="left"/>
+      <w:pPr>
+        <w:ind w:left="1440" w:hanging="360"/>
+      </w:pPr>
+      <w:rPr>
+        <w:rFonts w:ascii="Courier New" w:hAnsi="Courier New" w:cs="Courier New" w:hint="default"/>
+      </w:rPr>
+    </w:lvl>
+    <w:lvl w:ilvl="2" w:tplc="40090005" w:tentative="1">
+      <w:start w:val="1"/>
+      <w:numFmt w:val="bullet"/>
+      <w:lvlText w:val=""/>
+      <w:lvlJc w:val="left"/>
+      <w:pPr>
+        <w:ind w:left="2160" w:hanging="360"/>
+      </w:pPr>
+      <w:rPr>
+        <w:rFonts w:ascii="Wingdings" w:hAnsi="Wingdings" w:hint="default"/>
+      </w:rPr>
+    </w:lvl>
+    <w:lvl w:ilvl="3" w:tplc="40090001" w:tentative="1">
+      <w:start w:val="1"/>
+      <w:numFmt w:val="bullet"/>
+      <w:lvlText w:val=""/>
+      <w:lvlJc w:val="left"/>
+      <w:pPr>
+        <w:ind w:left="2880" w:hanging="360"/>
+      </w:pPr>
+      <w:rPr>
+        <w:rFonts w:ascii="Symbol" w:hAnsi="Symbol" w:hint="default"/>
+      </w:rPr>
+    </w:lvl>
+    <w:lvl w:ilvl="4" w:tplc="40090003" w:tentative="1">
+      <w:start w:val="1"/>
+      <w:numFmt w:val="bullet"/>
+      <w:lvlText w:val="o"/>
+      <w:lvlJc w:val="left"/>
+      <w:pPr>
+        <w:ind w:left="3600" w:hanging="360"/>
+      </w:pPr>
+      <w:rPr>
+        <w:rFonts w:ascii="Courier New" w:hAnsi="Courier New" w:cs="Courier New" w:hint="default"/>
+      </w:rPr>
+    </w:lvl>
+    <w:lvl w:ilvl="5" w:tplc="40090005" w:tentative="1">
+      <w:start w:val="1"/>
+      <w:numFmt w:val="bullet"/>
+      <w:lvlText w:val=""/>
+      <w:lvlJc w:val="left"/>
+      <w:pPr>
+        <w:ind w:left="4320" w:hanging="360"/>
+      </w:pPr>
+      <w:rPr>
+        <w:rFonts w:ascii="Wingdings" w:hAnsi="Wingdings" w:hint="default"/>
+      </w:rPr>
+    </w:lvl>
+    <w:lvl w:ilvl="6" w:tplc="40090001" w:tentative="1">
+      <w:start w:val="1"/>
+      <w:numFmt w:val="bullet"/>
+      <w:lvlText w:val=""/>
+      <w:lvlJc w:val="left"/>
+      <w:pPr>
+        <w:ind w:left="5040" w:hanging="360"/>
+      </w:pPr>
+      <w:rPr>
+        <w:rFonts w:ascii="Symbol" w:hAnsi="Symbol" w:hint="default"/>
+      </w:rPr>
+    </w:lvl>
+    <w:lvl w:ilvl="7" w:tplc="40090003" w:tentative="1">
+      <w:start w:val="1"/>
+      <w:numFmt w:val="bullet"/>
+      <w:lvlText w:val="o"/>
+      <w:lvlJc w:val="left"/>
+      <w:pPr>
+        <w:ind w:left="5760" w:hanging="360"/>
+      </w:pPr>
+      <w:rPr>
+        <w:rFonts w:ascii="Courier New" w:hAnsi="Courier New" w:cs="Courier New" w:hint="default"/>
+      </w:rPr>
+    </w:lvl>
+    <w:lvl w:ilvl="8" w:tplc="40090005" w:tentative="1">
+      <w:start w:val="1"/>
+      <w:numFmt w:val="bullet"/>
+      <w:lvlText w:val=""/>
+      <w:lvlJc w:val="left"/>
+      <w:pPr>
+        <w:ind w:left="6480" w:hanging="360"/>
+      </w:pPr>
+      <w:rPr>
+        <w:rFonts w:ascii="Wingdings" w:hAnsi="Wingdings" w:hint="default"/>
+      </w:rPr>
+    </w:lvl>
+  </w:abstractNum>
+  <w:abstractNum w:abstractNumId="7">
     <w:nsid w:val="26EA2626"/>
     <w:multiLevelType w:val="hybridMultilevel"/>
     <w:tmpl w:val="6D525678"/>
@@ -9548,7 +10583,7 @@
       </w:pPr>
     </w:lvl>
   </w:abstractNum>
-  <w:abstractNum w:abstractNumId="7">
+  <w:abstractNum w:abstractNumId="8">
     <w:nsid w:val="2BD5541D"/>
     <w:multiLevelType w:val="hybridMultilevel"/>
     <w:tmpl w:val="45505B90"/>
@@ -9661,7 +10696,7 @@
       </w:rPr>
     </w:lvl>
   </w:abstractNum>
-  <w:abstractNum w:abstractNumId="8">
+  <w:abstractNum w:abstractNumId="9">
     <w:nsid w:val="2F5B6010"/>
     <w:multiLevelType w:val="hybridMultilevel"/>
     <w:tmpl w:val="303E3506"/>
@@ -9774,7 +10809,7 @@
       </w:rPr>
     </w:lvl>
   </w:abstractNum>
-  <w:abstractNum w:abstractNumId="9">
+  <w:abstractNum w:abstractNumId="10">
     <w:nsid w:val="344C7AD5"/>
     <w:multiLevelType w:val="hybridMultilevel"/>
     <w:tmpl w:val="3AB6C236"/>
@@ -9887,7 +10922,7 @@
       </w:rPr>
     </w:lvl>
   </w:abstractNum>
-  <w:abstractNum w:abstractNumId="10">
+  <w:abstractNum w:abstractNumId="11">
     <w:nsid w:val="398E3101"/>
     <w:multiLevelType w:val="hybridMultilevel"/>
     <w:tmpl w:val="5972D984"/>
@@ -9973,7 +11008,7 @@
       </w:pPr>
     </w:lvl>
   </w:abstractNum>
-  <w:abstractNum w:abstractNumId="11">
+  <w:abstractNum w:abstractNumId="12">
     <w:nsid w:val="46DF09B1"/>
     <w:multiLevelType w:val="hybridMultilevel"/>
     <w:tmpl w:val="FB0236F0"/>
@@ -10086,7 +11121,7 @@
       </w:rPr>
     </w:lvl>
   </w:abstractNum>
-  <w:abstractNum w:abstractNumId="12">
+  <w:abstractNum w:abstractNumId="13">
     <w:nsid w:val="47F70A7E"/>
     <w:multiLevelType w:val="hybridMultilevel"/>
     <w:tmpl w:val="BCF8131E"/>
@@ -10175,7 +11210,7 @@
       </w:pPr>
     </w:lvl>
   </w:abstractNum>
-  <w:abstractNum w:abstractNumId="13">
+  <w:abstractNum w:abstractNumId="14">
     <w:nsid w:val="50CF4F8C"/>
     <w:multiLevelType w:val="hybridMultilevel"/>
     <w:tmpl w:val="082E2B26"/>
@@ -10288,7 +11323,7 @@
       </w:rPr>
     </w:lvl>
   </w:abstractNum>
-  <w:abstractNum w:abstractNumId="14">
+  <w:abstractNum w:abstractNumId="15">
     <w:nsid w:val="56DC0393"/>
     <w:multiLevelType w:val="hybridMultilevel"/>
     <w:tmpl w:val="BFA6E070"/>
@@ -10401,7 +11436,120 @@
       </w:rPr>
     </w:lvl>
   </w:abstractNum>
-  <w:abstractNum w:abstractNumId="15">
+  <w:abstractNum w:abstractNumId="16">
+    <w:nsid w:val="5D2E0595"/>
+    <w:multiLevelType w:val="hybridMultilevel"/>
+    <w:tmpl w:val="BD76ED2E"/>
+    <w:lvl w:ilvl="0" w:tplc="40090001">
+      <w:start w:val="1"/>
+      <w:numFmt w:val="bullet"/>
+      <w:lvlText w:val=""/>
+      <w:lvlJc w:val="left"/>
+      <w:pPr>
+        <w:ind w:left="720" w:hanging="360"/>
+      </w:pPr>
+      <w:rPr>
+        <w:rFonts w:ascii="Symbol" w:hAnsi="Symbol" w:hint="default"/>
+      </w:rPr>
+    </w:lvl>
+    <w:lvl w:ilvl="1" w:tplc="40090003">
+      <w:start w:val="1"/>
+      <w:numFmt w:val="bullet"/>
+      <w:lvlText w:val="o"/>
+      <w:lvlJc w:val="left"/>
+      <w:pPr>
+        <w:ind w:left="1440" w:hanging="360"/>
+      </w:pPr>
+      <w:rPr>
+        <w:rFonts w:ascii="Courier New" w:hAnsi="Courier New" w:cs="Courier New" w:hint="default"/>
+      </w:rPr>
+    </w:lvl>
+    <w:lvl w:ilvl="2" w:tplc="40090005" w:tentative="1">
+      <w:start w:val="1"/>
+      <w:numFmt w:val="bullet"/>
+      <w:lvlText w:val=""/>
+      <w:lvlJc w:val="left"/>
+      <w:pPr>
+        <w:ind w:left="2160" w:hanging="360"/>
+      </w:pPr>
+      <w:rPr>
+        <w:rFonts w:ascii="Wingdings" w:hAnsi="Wingdings" w:hint="default"/>
+      </w:rPr>
+    </w:lvl>
+    <w:lvl w:ilvl="3" w:tplc="40090001" w:tentative="1">
+      <w:start w:val="1"/>
+      <w:numFmt w:val="bullet"/>
+      <w:lvlText w:val=""/>
+      <w:lvlJc w:val="left"/>
+      <w:pPr>
+        <w:ind w:left="2880" w:hanging="360"/>
+      </w:pPr>
+      <w:rPr>
+        <w:rFonts w:ascii="Symbol" w:hAnsi="Symbol" w:hint="default"/>
+      </w:rPr>
+    </w:lvl>
+    <w:lvl w:ilvl="4" w:tplc="40090003" w:tentative="1">
+      <w:start w:val="1"/>
+      <w:numFmt w:val="bullet"/>
+      <w:lvlText w:val="o"/>
+      <w:lvlJc w:val="left"/>
+      <w:pPr>
+        <w:ind w:left="3600" w:hanging="360"/>
+      </w:pPr>
+      <w:rPr>
+        <w:rFonts w:ascii="Courier New" w:hAnsi="Courier New" w:cs="Courier New" w:hint="default"/>
+      </w:rPr>
+    </w:lvl>
+    <w:lvl w:ilvl="5" w:tplc="40090005" w:tentative="1">
+      <w:start w:val="1"/>
+      <w:numFmt w:val="bullet"/>
+      <w:lvlText w:val=""/>
+      <w:lvlJc w:val="left"/>
+      <w:pPr>
+        <w:ind w:left="4320" w:hanging="360"/>
+      </w:pPr>
+      <w:rPr>
+        <w:rFonts w:ascii="Wingdings" w:hAnsi="Wingdings" w:hint="default"/>
+      </w:rPr>
+    </w:lvl>
+    <w:lvl w:ilvl="6" w:tplc="40090001" w:tentative="1">
+      <w:start w:val="1"/>
+      <w:numFmt w:val="bullet"/>
+      <w:lvlText w:val=""/>
+      <w:lvlJc w:val="left"/>
+      <w:pPr>
+        <w:ind w:left="5040" w:hanging="360"/>
+      </w:pPr>
+      <w:rPr>
+        <w:rFonts w:ascii="Symbol" w:hAnsi="Symbol" w:hint="default"/>
+      </w:rPr>
+    </w:lvl>
+    <w:lvl w:ilvl="7" w:tplc="40090003" w:tentative="1">
+      <w:start w:val="1"/>
+      <w:numFmt w:val="bullet"/>
+      <w:lvlText w:val="o"/>
+      <w:lvlJc w:val="left"/>
+      <w:pPr>
+        <w:ind w:left="5760" w:hanging="360"/>
+      </w:pPr>
+      <w:rPr>
+        <w:rFonts w:ascii="Courier New" w:hAnsi="Courier New" w:cs="Courier New" w:hint="default"/>
+      </w:rPr>
+    </w:lvl>
+    <w:lvl w:ilvl="8" w:tplc="40090005" w:tentative="1">
+      <w:start w:val="1"/>
+      <w:numFmt w:val="bullet"/>
+      <w:lvlText w:val=""/>
+      <w:lvlJc w:val="left"/>
+      <w:pPr>
+        <w:ind w:left="6480" w:hanging="360"/>
+      </w:pPr>
+      <w:rPr>
+        <w:rFonts w:ascii="Wingdings" w:hAnsi="Wingdings" w:hint="default"/>
+      </w:rPr>
+    </w:lvl>
+  </w:abstractNum>
+  <w:abstractNum w:abstractNumId="17">
     <w:nsid w:val="64B248FF"/>
     <w:multiLevelType w:val="hybridMultilevel"/>
     <w:tmpl w:val="47BA2214"/>
@@ -10514,7 +11662,7 @@
       </w:rPr>
     </w:lvl>
   </w:abstractNum>
-  <w:abstractNum w:abstractNumId="16">
+  <w:abstractNum w:abstractNumId="18">
     <w:nsid w:val="65A70915"/>
     <w:multiLevelType w:val="hybridMultilevel"/>
     <w:tmpl w:val="F4BEB16C"/>
@@ -10603,7 +11751,7 @@
       </w:pPr>
     </w:lvl>
   </w:abstractNum>
-  <w:abstractNum w:abstractNumId="17">
+  <w:abstractNum w:abstractNumId="19">
     <w:nsid w:val="667572E6"/>
     <w:multiLevelType w:val="hybridMultilevel"/>
     <w:tmpl w:val="375E6AAA"/>
@@ -10692,7 +11840,7 @@
       </w:pPr>
     </w:lvl>
   </w:abstractNum>
-  <w:abstractNum w:abstractNumId="18">
+  <w:abstractNum w:abstractNumId="20">
     <w:nsid w:val="6794711A"/>
     <w:multiLevelType w:val="hybridMultilevel"/>
     <w:tmpl w:val="7D58095C"/>
@@ -10805,7 +11953,96 @@
       </w:rPr>
     </w:lvl>
   </w:abstractNum>
-  <w:abstractNum w:abstractNumId="19">
+  <w:abstractNum w:abstractNumId="21">
+    <w:nsid w:val="6D6046F6"/>
+    <w:multiLevelType w:val="hybridMultilevel"/>
+    <w:tmpl w:val="6644C14E"/>
+    <w:lvl w:ilvl="0" w:tplc="4009000F">
+      <w:start w:val="1"/>
+      <w:numFmt w:val="decimal"/>
+      <w:lvlText w:val="%1."/>
+      <w:lvlJc w:val="left"/>
+      <w:pPr>
+        <w:ind w:left="720" w:hanging="360"/>
+      </w:pPr>
+      <w:rPr>
+        <w:rFonts w:hint="default"/>
+      </w:rPr>
+    </w:lvl>
+    <w:lvl w:ilvl="1" w:tplc="40090019">
+      <w:start w:val="1"/>
+      <w:numFmt w:val="lowerLetter"/>
+      <w:lvlText w:val="%2."/>
+      <w:lvlJc w:val="left"/>
+      <w:pPr>
+        <w:ind w:left="1440" w:hanging="360"/>
+      </w:pPr>
+    </w:lvl>
+    <w:lvl w:ilvl="2" w:tplc="4009001B" w:tentative="1">
+      <w:start w:val="1"/>
+      <w:numFmt w:val="lowerRoman"/>
+      <w:lvlText w:val="%3."/>
+      <w:lvlJc w:val="right"/>
+      <w:pPr>
+        <w:ind w:left="2160" w:hanging="180"/>
+      </w:pPr>
+    </w:lvl>
+    <w:lvl w:ilvl="3" w:tplc="4009000F" w:tentative="1">
+      <w:start w:val="1"/>
+      <w:numFmt w:val="decimal"/>
+      <w:lvlText w:val="%4."/>
+      <w:lvlJc w:val="left"/>
+      <w:pPr>
+        <w:ind w:left="2880" w:hanging="360"/>
+      </w:pPr>
+    </w:lvl>
+    <w:lvl w:ilvl="4" w:tplc="40090019" w:tentative="1">
+      <w:start w:val="1"/>
+      <w:numFmt w:val="lowerLetter"/>
+      <w:lvlText w:val="%5."/>
+      <w:lvlJc w:val="left"/>
+      <w:pPr>
+        <w:ind w:left="3600" w:hanging="360"/>
+      </w:pPr>
+    </w:lvl>
+    <w:lvl w:ilvl="5" w:tplc="4009001B" w:tentative="1">
+      <w:start w:val="1"/>
+      <w:numFmt w:val="lowerRoman"/>
+      <w:lvlText w:val="%6."/>
+      <w:lvlJc w:val="right"/>
+      <w:pPr>
+        <w:ind w:left="4320" w:hanging="180"/>
+      </w:pPr>
+    </w:lvl>
+    <w:lvl w:ilvl="6" w:tplc="4009000F" w:tentative="1">
+      <w:start w:val="1"/>
+      <w:numFmt w:val="decimal"/>
+      <w:lvlText w:val="%7."/>
+      <w:lvlJc w:val="left"/>
+      <w:pPr>
+        <w:ind w:left="5040" w:hanging="360"/>
+      </w:pPr>
+    </w:lvl>
+    <w:lvl w:ilvl="7" w:tplc="40090019" w:tentative="1">
+      <w:start w:val="1"/>
+      <w:numFmt w:val="lowerLetter"/>
+      <w:lvlText w:val="%8."/>
+      <w:lvlJc w:val="left"/>
+      <w:pPr>
+        <w:ind w:left="5760" w:hanging="360"/>
+      </w:pPr>
+    </w:lvl>
+    <w:lvl w:ilvl="8" w:tplc="4009001B" w:tentative="1">
+      <w:start w:val="1"/>
+      <w:numFmt w:val="lowerRoman"/>
+      <w:lvlText w:val="%9."/>
+      <w:lvlJc w:val="right"/>
+      <w:pPr>
+        <w:ind w:left="6480" w:hanging="180"/>
+      </w:pPr>
+    </w:lvl>
+  </w:abstractNum>
+  <w:abstractNum w:abstractNumId="22">
     <w:nsid w:val="6FB6583E"/>
     <w:multiLevelType w:val="hybridMultilevel"/>
     <w:tmpl w:val="F83A92A4"/>
@@ -10918,7 +12155,7 @@
       </w:rPr>
     </w:lvl>
   </w:abstractNum>
-  <w:abstractNum w:abstractNumId="20">
+  <w:abstractNum w:abstractNumId="23">
     <w:nsid w:val="7782158E"/>
     <w:multiLevelType w:val="hybridMultilevel"/>
     <w:tmpl w:val="6068CD52"/>
@@ -11031,7 +12268,7 @@
       </w:rPr>
     </w:lvl>
   </w:abstractNum>
-  <w:abstractNum w:abstractNumId="21">
+  <w:abstractNum w:abstractNumId="24">
     <w:nsid w:val="797C6995"/>
     <w:multiLevelType w:val="hybridMultilevel"/>
     <w:tmpl w:val="71483934"/>
@@ -11144,7 +12381,7 @@
       </w:rPr>
     </w:lvl>
   </w:abstractNum>
-  <w:abstractNum w:abstractNumId="22">
+  <w:abstractNum w:abstractNumId="25">
     <w:nsid w:val="7D1867D1"/>
     <w:multiLevelType w:val="hybridMultilevel"/>
     <w:tmpl w:val="378A0E78"/>
@@ -11258,19 +12495,19 @@
     </w:lvl>
   </w:abstractNum>
   <w:num w:numId="1">
-    <w:abstractNumId w:val="9"/>
+    <w:abstractNumId w:val="10"/>
   </w:num>
   <w:num w:numId="2">
-    <w:abstractNumId w:val="22"/>
+    <w:abstractNumId w:val="25"/>
   </w:num>
   <w:num w:numId="3">
     <w:abstractNumId w:val="0"/>
   </w:num>
   <w:num w:numId="4">
-    <w:abstractNumId w:val="10"/>
+    <w:abstractNumId w:val="11"/>
   </w:num>
   <w:num w:numId="5">
-    <w:abstractNumId w:val="8"/>
+    <w:abstractNumId w:val="9"/>
   </w:num>
   <w:num w:numId="6">
     <w:abstractNumId w:val="2"/>
@@ -11279,52 +12516,61 @@
     <w:abstractNumId w:val="1"/>
   </w:num>
   <w:num w:numId="8">
-    <w:abstractNumId w:val="7"/>
+    <w:abstractNumId w:val="8"/>
   </w:num>
   <w:num w:numId="9">
-    <w:abstractNumId w:val="19"/>
+    <w:abstractNumId w:val="22"/>
   </w:num>
   <w:num w:numId="10">
     <w:abstractNumId w:val="5"/>
   </w:num>
   <w:num w:numId="11">
-    <w:abstractNumId w:val="14"/>
+    <w:abstractNumId w:val="15"/>
   </w:num>
   <w:num w:numId="12">
-    <w:abstractNumId w:val="15"/>
+    <w:abstractNumId w:val="17"/>
   </w:num>
   <w:num w:numId="13">
-    <w:abstractNumId w:val="6"/>
+    <w:abstractNumId w:val="7"/>
   </w:num>
   <w:num w:numId="14">
-    <w:abstractNumId w:val="12"/>
+    <w:abstractNumId w:val="13"/>
   </w:num>
   <w:num w:numId="15">
     <w:abstractNumId w:val="3"/>
   </w:num>
   <w:num w:numId="16">
-    <w:abstractNumId w:val="17"/>
+    <w:abstractNumId w:val="19"/>
   </w:num>
   <w:num w:numId="17">
-    <w:abstractNumId w:val="16"/>
+    <w:abstractNumId w:val="18"/>
   </w:num>
   <w:num w:numId="18">
-    <w:abstractNumId w:val="18"/>
+    <w:abstractNumId w:val="20"/>
   </w:num>
   <w:num w:numId="19">
-    <w:abstractNumId w:val="20"/>
+    <w:abstractNumId w:val="23"/>
   </w:num>
   <w:num w:numId="20">
     <w:abstractNumId w:val="4"/>
   </w:num>
   <w:num w:numId="21">
-    <w:abstractNumId w:val="21"/>
+    <w:abstractNumId w:val="24"/>
   </w:num>
   <w:num w:numId="22">
-    <w:abstractNumId w:val="13"/>
+    <w:abstractNumId w:val="14"/>
   </w:num>
   <w:num w:numId="23">
-    <w:abstractNumId w:val="11"/>
+    <w:abstractNumId w:val="12"/>
+  </w:num>
+  <w:num w:numId="24">
+    <w:abstractNumId w:val="16"/>
+  </w:num>
+  <w:num w:numId="25">
+    <w:abstractNumId w:val="6"/>
+  </w:num>
+  <w:num w:numId="26">
+    <w:abstractNumId w:val="21"/>
   </w:num>
 </w:numbering>
 </file>
@@ -12858,31 +14104,31 @@
     </dgm:pt>
   </dgm:ptLst>
   <dgm:cxnLst>
-    <dgm:cxn modelId="{88DB69A5-A867-439A-A2AE-AC88F1FE8C62}" type="presOf" srcId="{D8AAE93C-983F-46D6-ABF6-FC8E801A362E}" destId="{449D7EB5-0D9D-4DAC-B391-FB2402C39ABC}" srcOrd="0" destOrd="0" presId="urn:microsoft.com/office/officeart/2005/8/layout/process1"/>
-    <dgm:cxn modelId="{A2F3793A-34C4-4461-851B-F932D7592146}" type="presOf" srcId="{66AF4BFC-0875-4B90-9E82-F0F301500281}" destId="{09BDDF38-02A3-46F0-94CF-D671EECCB993}" srcOrd="0" destOrd="0" presId="urn:microsoft.com/office/officeart/2005/8/layout/process1"/>
-    <dgm:cxn modelId="{484590A8-83B8-41E3-A9FD-B7530F85C2D7}" type="presOf" srcId="{E9687206-84AC-4F83-A6A2-9EFDC3ABD0FB}" destId="{72E9BEC7-D7FE-4BD7-BACA-0668A095A9EF}" srcOrd="0" destOrd="0" presId="urn:microsoft.com/office/officeart/2005/8/layout/process1"/>
-    <dgm:cxn modelId="{AD819565-42B5-45F9-BF55-A23C30BEBF7A}" type="presOf" srcId="{363330DA-09EC-450B-A72E-6DA34D1AB715}" destId="{37E28D18-C070-47FF-8301-A041A91EDEF2}" srcOrd="0" destOrd="0" presId="urn:microsoft.com/office/officeart/2005/8/layout/process1"/>
+    <dgm:cxn modelId="{1FF92F25-E44D-4877-82B0-C7603BEFFEF4}" type="presOf" srcId="{252D6598-1225-44AB-8AAB-B516106B59E1}" destId="{2446BD26-396F-420D-B091-265286D97786}" srcOrd="0" destOrd="0" presId="urn:microsoft.com/office/officeart/2005/8/layout/process1"/>
+    <dgm:cxn modelId="{214F8DEA-E649-409B-BA14-3F44B892E842}" type="presOf" srcId="{E9687206-84AC-4F83-A6A2-9EFDC3ABD0FB}" destId="{72E9BEC7-D7FE-4BD7-BACA-0668A095A9EF}" srcOrd="0" destOrd="0" presId="urn:microsoft.com/office/officeart/2005/8/layout/process1"/>
+    <dgm:cxn modelId="{A0672DEA-7634-4EC3-AE01-7E28EB466920}" type="presOf" srcId="{E9687206-84AC-4F83-A6A2-9EFDC3ABD0FB}" destId="{6E444586-2D87-4F9A-9400-F626352FE57E}" srcOrd="1" destOrd="0" presId="urn:microsoft.com/office/officeart/2005/8/layout/process1"/>
+    <dgm:cxn modelId="{8DFB781B-9BA0-47EB-A6D3-55D7980A65C2}" type="presOf" srcId="{363330DA-09EC-450B-A72E-6DA34D1AB715}" destId="{37E28D18-C070-47FF-8301-A041A91EDEF2}" srcOrd="0" destOrd="0" presId="urn:microsoft.com/office/officeart/2005/8/layout/process1"/>
+    <dgm:cxn modelId="{5FCE742F-3312-4FA1-91BF-C8E4AB66A22C}" type="presOf" srcId="{6C124C00-0E2C-42A5-B356-FCFE12C422EE}" destId="{AEA95148-3CF9-4188-ACFA-34C472C532BE}" srcOrd="1" destOrd="0" presId="urn:microsoft.com/office/officeart/2005/8/layout/process1"/>
     <dgm:cxn modelId="{4E00299D-3BDF-41B7-A234-E37BB604D85F}" srcId="{252D6598-1225-44AB-8AAB-B516106B59E1}" destId="{49728974-DA1C-46AA-A2B0-D3394453E5CC}" srcOrd="1" destOrd="0" parTransId="{2F909F4C-E59D-48F8-B67A-5D6A03CEBAEE}" sibTransId="{E9687206-84AC-4F83-A6A2-9EFDC3ABD0FB}"/>
-    <dgm:cxn modelId="{D42983AD-D693-4ACB-86E6-D52F73C55FD1}" type="presOf" srcId="{E9687206-84AC-4F83-A6A2-9EFDC3ABD0FB}" destId="{6E444586-2D87-4F9A-9400-F626352FE57E}" srcOrd="1" destOrd="0" presId="urn:microsoft.com/office/officeart/2005/8/layout/process1"/>
-    <dgm:cxn modelId="{674C54BA-89AF-4BAA-A6EE-C0CFB3AC7590}" type="presOf" srcId="{6C124C00-0E2C-42A5-B356-FCFE12C422EE}" destId="{AEA95148-3CF9-4188-ACFA-34C472C532BE}" srcOrd="1" destOrd="0" presId="urn:microsoft.com/office/officeart/2005/8/layout/process1"/>
-    <dgm:cxn modelId="{36715CB7-EDD2-44D7-8238-22B87D897581}" type="presOf" srcId="{66AF4BFC-0875-4B90-9E82-F0F301500281}" destId="{A0BD6892-BF4E-4D26-B32D-4AC8D13032DE}" srcOrd="1" destOrd="0" presId="urn:microsoft.com/office/officeart/2005/8/layout/process1"/>
+    <dgm:cxn modelId="{166BA7E5-9EF8-48D3-A332-B09720F0BDF7}" type="presOf" srcId="{30AFFC78-5808-45ED-AAC6-491EC3980094}" destId="{F266C578-88AA-4EC2-8142-53A5B6139B0D}" srcOrd="0" destOrd="0" presId="urn:microsoft.com/office/officeart/2005/8/layout/process1"/>
     <dgm:cxn modelId="{2659B5CA-FCEC-47A0-A347-15E4CED75EE1}" srcId="{252D6598-1225-44AB-8AAB-B516106B59E1}" destId="{30AFFC78-5808-45ED-AAC6-491EC3980094}" srcOrd="0" destOrd="0" parTransId="{15AA4179-7B4E-411C-A1D6-081E6042F5DA}" sibTransId="{6C124C00-0E2C-42A5-B356-FCFE12C422EE}"/>
-    <dgm:cxn modelId="{261AC05F-CA71-4078-9C63-DF6CB95FCAD0}" type="presOf" srcId="{49728974-DA1C-46AA-A2B0-D3394453E5CC}" destId="{CF1E89C8-AA78-4B1C-8D7C-AA8E38C034CE}" srcOrd="0" destOrd="0" presId="urn:microsoft.com/office/officeart/2005/8/layout/process1"/>
+    <dgm:cxn modelId="{273EA49D-1EED-45CC-BF90-AE16275B724B}" type="presOf" srcId="{66AF4BFC-0875-4B90-9E82-F0F301500281}" destId="{09BDDF38-02A3-46F0-94CF-D671EECCB993}" srcOrd="0" destOrd="0" presId="urn:microsoft.com/office/officeart/2005/8/layout/process1"/>
+    <dgm:cxn modelId="{77086720-F1DA-4810-ABC7-78B64C8A317E}" type="presOf" srcId="{66AF4BFC-0875-4B90-9E82-F0F301500281}" destId="{A0BD6892-BF4E-4D26-B32D-4AC8D13032DE}" srcOrd="1" destOrd="0" presId="urn:microsoft.com/office/officeart/2005/8/layout/process1"/>
+    <dgm:cxn modelId="{214077BA-C93B-489F-9ECA-3CB2D76BFD74}" type="presOf" srcId="{D8AAE93C-983F-46D6-ABF6-FC8E801A362E}" destId="{449D7EB5-0D9D-4DAC-B391-FB2402C39ABC}" srcOrd="0" destOrd="0" presId="urn:microsoft.com/office/officeart/2005/8/layout/process1"/>
     <dgm:cxn modelId="{8BADACC1-11B7-4449-8CEF-27159F593338}" srcId="{252D6598-1225-44AB-8AAB-B516106B59E1}" destId="{D8AAE93C-983F-46D6-ABF6-FC8E801A362E}" srcOrd="3" destOrd="0" parTransId="{E327365F-F469-481B-89E5-1C83ABC9E692}" sibTransId="{B97F4576-B840-4726-92AE-9C44A7C27E74}"/>
     <dgm:cxn modelId="{D0AB89FD-DD46-4E02-92EC-A604D66D139C}" srcId="{252D6598-1225-44AB-8AAB-B516106B59E1}" destId="{363330DA-09EC-450B-A72E-6DA34D1AB715}" srcOrd="2" destOrd="0" parTransId="{560647A9-7192-429E-B7E3-DFDF675B6572}" sibTransId="{66AF4BFC-0875-4B90-9E82-F0F301500281}"/>
-    <dgm:cxn modelId="{5CD3FF87-2978-488C-BF40-0E7BEE9181BF}" type="presOf" srcId="{6C124C00-0E2C-42A5-B356-FCFE12C422EE}" destId="{A5E00DF4-BEC8-4A62-B851-2A7F83FC9D35}" srcOrd="0" destOrd="0" presId="urn:microsoft.com/office/officeart/2005/8/layout/process1"/>
-    <dgm:cxn modelId="{2625A356-17DD-4DF1-8479-1C19CF11543D}" type="presOf" srcId="{30AFFC78-5808-45ED-AAC6-491EC3980094}" destId="{F266C578-88AA-4EC2-8142-53A5B6139B0D}" srcOrd="0" destOrd="0" presId="urn:microsoft.com/office/officeart/2005/8/layout/process1"/>
-    <dgm:cxn modelId="{AF047165-7279-479E-BBEE-9E6EDBA5EB5C}" type="presOf" srcId="{252D6598-1225-44AB-8AAB-B516106B59E1}" destId="{2446BD26-396F-420D-B091-265286D97786}" srcOrd="0" destOrd="0" presId="urn:microsoft.com/office/officeart/2005/8/layout/process1"/>
-    <dgm:cxn modelId="{D7C42062-270F-4765-8DEA-00DF7D54CE89}" type="presParOf" srcId="{2446BD26-396F-420D-B091-265286D97786}" destId="{F266C578-88AA-4EC2-8142-53A5B6139B0D}" srcOrd="0" destOrd="0" presId="urn:microsoft.com/office/officeart/2005/8/layout/process1"/>
-    <dgm:cxn modelId="{32DFCCC5-5A4B-4E02-8175-B24A51BEA5A7}" type="presParOf" srcId="{2446BD26-396F-420D-B091-265286D97786}" destId="{A5E00DF4-BEC8-4A62-B851-2A7F83FC9D35}" srcOrd="1" destOrd="0" presId="urn:microsoft.com/office/officeart/2005/8/layout/process1"/>
-    <dgm:cxn modelId="{6DB31DDE-B305-4117-980B-F725CF91CBCE}" type="presParOf" srcId="{A5E00DF4-BEC8-4A62-B851-2A7F83FC9D35}" destId="{AEA95148-3CF9-4188-ACFA-34C472C532BE}" srcOrd="0" destOrd="0" presId="urn:microsoft.com/office/officeart/2005/8/layout/process1"/>
-    <dgm:cxn modelId="{D0C85954-D84D-405E-81DB-C6621C922316}" type="presParOf" srcId="{2446BD26-396F-420D-B091-265286D97786}" destId="{CF1E89C8-AA78-4B1C-8D7C-AA8E38C034CE}" srcOrd="2" destOrd="0" presId="urn:microsoft.com/office/officeart/2005/8/layout/process1"/>
-    <dgm:cxn modelId="{84255004-B4BF-463C-B2A2-23C615005EB5}" type="presParOf" srcId="{2446BD26-396F-420D-B091-265286D97786}" destId="{72E9BEC7-D7FE-4BD7-BACA-0668A095A9EF}" srcOrd="3" destOrd="0" presId="urn:microsoft.com/office/officeart/2005/8/layout/process1"/>
-    <dgm:cxn modelId="{DA934F4E-CE02-485B-9578-9D53F04C8EBB}" type="presParOf" srcId="{72E9BEC7-D7FE-4BD7-BACA-0668A095A9EF}" destId="{6E444586-2D87-4F9A-9400-F626352FE57E}" srcOrd="0" destOrd="0" presId="urn:microsoft.com/office/officeart/2005/8/layout/process1"/>
-    <dgm:cxn modelId="{9549C94B-4167-4874-A62D-5F6C93ED6733}" type="presParOf" srcId="{2446BD26-396F-420D-B091-265286D97786}" destId="{37E28D18-C070-47FF-8301-A041A91EDEF2}" srcOrd="4" destOrd="0" presId="urn:microsoft.com/office/officeart/2005/8/layout/process1"/>
-    <dgm:cxn modelId="{9A782B6E-4DAF-4A6C-865B-D4C0AE379B77}" type="presParOf" srcId="{2446BD26-396F-420D-B091-265286D97786}" destId="{09BDDF38-02A3-46F0-94CF-D671EECCB993}" srcOrd="5" destOrd="0" presId="urn:microsoft.com/office/officeart/2005/8/layout/process1"/>
-    <dgm:cxn modelId="{6BCB92A6-9C8B-47BC-AABE-930C7CBD32D2}" type="presParOf" srcId="{09BDDF38-02A3-46F0-94CF-D671EECCB993}" destId="{A0BD6892-BF4E-4D26-B32D-4AC8D13032DE}" srcOrd="0" destOrd="0" presId="urn:microsoft.com/office/officeart/2005/8/layout/process1"/>
-    <dgm:cxn modelId="{FA845E54-86E8-406A-B325-23C239B99376}" type="presParOf" srcId="{2446BD26-396F-420D-B091-265286D97786}" destId="{449D7EB5-0D9D-4DAC-B391-FB2402C39ABC}" srcOrd="6" destOrd="0" presId="urn:microsoft.com/office/officeart/2005/8/layout/process1"/>
+    <dgm:cxn modelId="{AEFAE84B-3A26-425E-9C28-CCF22182E7FB}" type="presOf" srcId="{6C124C00-0E2C-42A5-B356-FCFE12C422EE}" destId="{A5E00DF4-BEC8-4A62-B851-2A7F83FC9D35}" srcOrd="0" destOrd="0" presId="urn:microsoft.com/office/officeart/2005/8/layout/process1"/>
+    <dgm:cxn modelId="{61309F53-BB14-4CAF-B49B-6DED7A4357CF}" type="presOf" srcId="{49728974-DA1C-46AA-A2B0-D3394453E5CC}" destId="{CF1E89C8-AA78-4B1C-8D7C-AA8E38C034CE}" srcOrd="0" destOrd="0" presId="urn:microsoft.com/office/officeart/2005/8/layout/process1"/>
+    <dgm:cxn modelId="{0976A5B6-8EAD-4670-9F46-23C3F26DD85E}" type="presParOf" srcId="{2446BD26-396F-420D-B091-265286D97786}" destId="{F266C578-88AA-4EC2-8142-53A5B6139B0D}" srcOrd="0" destOrd="0" presId="urn:microsoft.com/office/officeart/2005/8/layout/process1"/>
+    <dgm:cxn modelId="{0B6659CC-722A-46C6-85C5-7E6B8906FF7C}" type="presParOf" srcId="{2446BD26-396F-420D-B091-265286D97786}" destId="{A5E00DF4-BEC8-4A62-B851-2A7F83FC9D35}" srcOrd="1" destOrd="0" presId="urn:microsoft.com/office/officeart/2005/8/layout/process1"/>
+    <dgm:cxn modelId="{A56B8873-2A44-4322-8848-5317AED5EB58}" type="presParOf" srcId="{A5E00DF4-BEC8-4A62-B851-2A7F83FC9D35}" destId="{AEA95148-3CF9-4188-ACFA-34C472C532BE}" srcOrd="0" destOrd="0" presId="urn:microsoft.com/office/officeart/2005/8/layout/process1"/>
+    <dgm:cxn modelId="{75B035D8-5FFC-47A4-8919-2F3BB70449D2}" type="presParOf" srcId="{2446BD26-396F-420D-B091-265286D97786}" destId="{CF1E89C8-AA78-4B1C-8D7C-AA8E38C034CE}" srcOrd="2" destOrd="0" presId="urn:microsoft.com/office/officeart/2005/8/layout/process1"/>
+    <dgm:cxn modelId="{28E091E8-C935-4949-A1F7-A6C39A381DED}" type="presParOf" srcId="{2446BD26-396F-420D-B091-265286D97786}" destId="{72E9BEC7-D7FE-4BD7-BACA-0668A095A9EF}" srcOrd="3" destOrd="0" presId="urn:microsoft.com/office/officeart/2005/8/layout/process1"/>
+    <dgm:cxn modelId="{E9E40923-304C-404D-B64B-3CE9B31D9C39}" type="presParOf" srcId="{72E9BEC7-D7FE-4BD7-BACA-0668A095A9EF}" destId="{6E444586-2D87-4F9A-9400-F626352FE57E}" srcOrd="0" destOrd="0" presId="urn:microsoft.com/office/officeart/2005/8/layout/process1"/>
+    <dgm:cxn modelId="{BA5688BC-5BD8-4040-8DC0-63F4C15C45C0}" type="presParOf" srcId="{2446BD26-396F-420D-B091-265286D97786}" destId="{37E28D18-C070-47FF-8301-A041A91EDEF2}" srcOrd="4" destOrd="0" presId="urn:microsoft.com/office/officeart/2005/8/layout/process1"/>
+    <dgm:cxn modelId="{35DCD396-F98D-48C5-BFD4-3B377F52ED25}" type="presParOf" srcId="{2446BD26-396F-420D-B091-265286D97786}" destId="{09BDDF38-02A3-46F0-94CF-D671EECCB993}" srcOrd="5" destOrd="0" presId="urn:microsoft.com/office/officeart/2005/8/layout/process1"/>
+    <dgm:cxn modelId="{4A8876C2-4C1C-41C6-BF3C-A5526C9A6CE8}" type="presParOf" srcId="{09BDDF38-02A3-46F0-94CF-D671EECCB993}" destId="{A0BD6892-BF4E-4D26-B32D-4AC8D13032DE}" srcOrd="0" destOrd="0" presId="urn:microsoft.com/office/officeart/2005/8/layout/process1"/>
+    <dgm:cxn modelId="{F75104BB-4E8C-461F-8D9A-3832D3DC713B}" type="presParOf" srcId="{2446BD26-396F-420D-B091-265286D97786}" destId="{449D7EB5-0D9D-4DAC-B391-FB2402C39ABC}" srcOrd="6" destOrd="0" presId="urn:microsoft.com/office/officeart/2005/8/layout/process1"/>
   </dgm:cxnLst>
   <dgm:bg/>
   <dgm:whole/>

--- a/Notes_SA2512006.docx
+++ b/Notes_SA2512006.docx
@@ -669,13 +669,23 @@
           <w:lang w:val="en-US"/>
         </w:rPr>
       </w:pPr>
-      <w:r>
-        <w:rPr>
-          <w:sz w:val="28"/>
-          <w:szCs w:val="24"/>
-          <w:lang w:val="en-US"/>
-        </w:rPr>
-        <w:t>Thread.sleep()</w:t>
+      <w:proofErr w:type="spellStart"/>
+      <w:r>
+        <w:rPr>
+          <w:sz w:val="28"/>
+          <w:szCs w:val="24"/>
+          <w:lang w:val="en-US"/>
+        </w:rPr>
+        <w:t>Thread.sleep</w:t>
+      </w:r>
+      <w:proofErr w:type="spellEnd"/>
+      <w:r>
+        <w:rPr>
+          <w:sz w:val="28"/>
+          <w:szCs w:val="24"/>
+          <w:lang w:val="en-US"/>
+        </w:rPr>
+        <w:t>()</w:t>
       </w:r>
     </w:p>
     <w:p>
@@ -5022,6 +5032,7 @@
           <w:lang w:val="en-US"/>
         </w:rPr>
       </w:pPr>
+      <w:proofErr w:type="spellStart"/>
       <w:r>
         <w:rPr>
           <w:sz w:val="28"/>
@@ -5030,6 +5041,7 @@
         </w:rPr>
         <w:t>YourName_SeleniumDemos</w:t>
       </w:r>
+      <w:proofErr w:type="spellEnd"/>
     </w:p>
     <w:p>
       <w:pPr>
@@ -5078,7 +5090,25 @@
           <w:szCs w:val="24"/>
           <w:lang w:val="en-US"/>
         </w:rPr>
-        <w:t>Launch selenium.dev site (Official website for Selenium)</w:t>
+        <w:t xml:space="preserve">Launch </w:t>
+      </w:r>
+      <w:proofErr w:type="spellStart"/>
+      <w:r>
+        <w:rPr>
+          <w:sz w:val="28"/>
+          <w:szCs w:val="24"/>
+          <w:lang w:val="en-US"/>
+        </w:rPr>
+        <w:t>selenium.dev</w:t>
+      </w:r>
+      <w:proofErr w:type="spellEnd"/>
+      <w:r>
+        <w:rPr>
+          <w:sz w:val="28"/>
+          <w:szCs w:val="24"/>
+          <w:lang w:val="en-US"/>
+        </w:rPr>
+        <w:t xml:space="preserve"> site (Official website for Selenium)</w:t>
       </w:r>
     </w:p>
     <w:p>
@@ -5709,8 +5739,18 @@
           <w:szCs w:val="24"/>
           <w:lang w:val="en-US"/>
         </w:rPr>
-        <w:t>Give the name com.WebDriverDemos</w:t>
-      </w:r>
+        <w:t xml:space="preserve">Give the name </w:t>
+      </w:r>
+      <w:proofErr w:type="spellStart"/>
+      <w:r>
+        <w:rPr>
+          <w:sz w:val="28"/>
+          <w:szCs w:val="24"/>
+          <w:lang w:val="en-US"/>
+        </w:rPr>
+        <w:t>com.WebDriverDemos</w:t>
+      </w:r>
+      <w:proofErr w:type="spellEnd"/>
     </w:p>
     <w:p>
       <w:pPr>
@@ -6024,8 +6064,18 @@
           <w:szCs w:val="24"/>
           <w:lang w:val="en-US"/>
         </w:rPr>
-        <w:t>Click on Classpath</w:t>
-      </w:r>
+        <w:t xml:space="preserve">Click on </w:t>
+      </w:r>
+      <w:proofErr w:type="spellStart"/>
+      <w:r>
+        <w:rPr>
+          <w:sz w:val="28"/>
+          <w:szCs w:val="24"/>
+          <w:lang w:val="en-US"/>
+        </w:rPr>
+        <w:t>Classpath</w:t>
+      </w:r>
+      <w:proofErr w:type="spellEnd"/>
     </w:p>
     <w:p>
       <w:pPr>
@@ -6300,7 +6350,29 @@
           <w:szCs w:val="28"/>
           <w:shd w:val="clear" w:color="auto" w:fill="E8F2FE"/>
         </w:rPr>
-        <w:t xml:space="preserve"> ChromeDriver();)</w:t>
+        <w:t xml:space="preserve"> </w:t>
+      </w:r>
+      <w:proofErr w:type="gramStart"/>
+      <w:r>
+        <w:rPr>
+          <w:rFonts w:ascii="Consolas" w:hAnsi="Consolas" w:cs="Consolas"/>
+          <w:color w:val="000000"/>
+          <w:sz w:val="28"/>
+          <w:szCs w:val="28"/>
+          <w:shd w:val="clear" w:color="auto" w:fill="E8F2FE"/>
+        </w:rPr>
+        <w:t>ChromeDriver(</w:t>
+      </w:r>
+      <w:proofErr w:type="gramEnd"/>
+      <w:r>
+        <w:rPr>
+          <w:rFonts w:ascii="Consolas" w:hAnsi="Consolas" w:cs="Consolas"/>
+          <w:color w:val="000000"/>
+          <w:sz w:val="28"/>
+          <w:szCs w:val="28"/>
+          <w:shd w:val="clear" w:color="auto" w:fill="E8F2FE"/>
+        </w:rPr>
+        <w:t>);)</w:t>
       </w:r>
     </w:p>
     <w:p>
@@ -6319,13 +6391,23 @@
           <w:lang w:val="en-US"/>
         </w:rPr>
       </w:pPr>
-      <w:r>
-        <w:rPr>
-          <w:sz w:val="28"/>
-          <w:szCs w:val="24"/>
-          <w:lang w:val="en-US"/>
-        </w:rPr>
-        <w:t xml:space="preserve">get() </w:t>
+      <w:proofErr w:type="gramStart"/>
+      <w:r>
+        <w:rPr>
+          <w:sz w:val="28"/>
+          <w:szCs w:val="24"/>
+          <w:lang w:val="en-US"/>
+        </w:rPr>
+        <w:t>get(</w:t>
+      </w:r>
+      <w:proofErr w:type="gramEnd"/>
+      <w:r>
+        <w:rPr>
+          <w:sz w:val="28"/>
+          <w:szCs w:val="24"/>
+          <w:lang w:val="en-US"/>
+        </w:rPr>
+        <w:t xml:space="preserve">) </w:t>
       </w:r>
       <w:r>
         <w:rPr>
@@ -6368,13 +6450,33 @@
           <w:lang w:val="en-US"/>
         </w:rPr>
       </w:pPr>
-      <w:r>
-        <w:rPr>
-          <w:sz w:val="28"/>
-          <w:szCs w:val="24"/>
-          <w:lang w:val="en-US"/>
-        </w:rPr>
-        <w:t xml:space="preserve">driver.manage().window().maximize() </w:t>
+      <w:proofErr w:type="spellStart"/>
+      <w:proofErr w:type="gramStart"/>
+      <w:r>
+        <w:rPr>
+          <w:sz w:val="28"/>
+          <w:szCs w:val="24"/>
+          <w:lang w:val="en-US"/>
+        </w:rPr>
+        <w:t>driver.manage</w:t>
+      </w:r>
+      <w:proofErr w:type="spellEnd"/>
+      <w:r>
+        <w:rPr>
+          <w:sz w:val="28"/>
+          <w:szCs w:val="24"/>
+          <w:lang w:val="en-US"/>
+        </w:rPr>
+        <w:t>(</w:t>
+      </w:r>
+      <w:proofErr w:type="gramEnd"/>
+      <w:r>
+        <w:rPr>
+          <w:sz w:val="28"/>
+          <w:szCs w:val="24"/>
+          <w:lang w:val="en-US"/>
+        </w:rPr>
+        <w:t xml:space="preserve">).window().maximize() </w:t>
       </w:r>
       <w:r>
         <w:rPr>
@@ -6409,13 +6511,23 @@
           <w:lang w:val="en-US"/>
         </w:rPr>
       </w:pPr>
-      <w:r>
-        <w:rPr>
-          <w:sz w:val="28"/>
-          <w:szCs w:val="24"/>
-          <w:lang w:val="en-US"/>
-        </w:rPr>
-        <w:t xml:space="preserve">close() </w:t>
+      <w:proofErr w:type="gramStart"/>
+      <w:r>
+        <w:rPr>
+          <w:sz w:val="28"/>
+          <w:szCs w:val="24"/>
+          <w:lang w:val="en-US"/>
+        </w:rPr>
+        <w:t>close(</w:t>
+      </w:r>
+      <w:proofErr w:type="gramEnd"/>
+      <w:r>
+        <w:rPr>
+          <w:sz w:val="28"/>
+          <w:szCs w:val="24"/>
+          <w:lang w:val="en-US"/>
+        </w:rPr>
+        <w:t xml:space="preserve">) </w:t>
       </w:r>
       <w:r>
         <w:rPr>
@@ -6450,13 +6562,23 @@
           <w:lang w:val="en-US"/>
         </w:rPr>
       </w:pPr>
-      <w:r>
-        <w:rPr>
-          <w:sz w:val="28"/>
-          <w:szCs w:val="24"/>
-          <w:lang w:val="en-US"/>
-        </w:rPr>
-        <w:t xml:space="preserve">getTitle() </w:t>
+      <w:proofErr w:type="gramStart"/>
+      <w:r>
+        <w:rPr>
+          <w:sz w:val="28"/>
+          <w:szCs w:val="24"/>
+          <w:lang w:val="en-US"/>
+        </w:rPr>
+        <w:t>getTitle(</w:t>
+      </w:r>
+      <w:proofErr w:type="gramEnd"/>
+      <w:r>
+        <w:rPr>
+          <w:sz w:val="28"/>
+          <w:szCs w:val="24"/>
+          <w:lang w:val="en-US"/>
+        </w:rPr>
+        <w:t xml:space="preserve">) </w:t>
       </w:r>
       <w:r>
         <w:rPr>
@@ -6491,13 +6613,23 @@
           <w:lang w:val="en-US"/>
         </w:rPr>
       </w:pPr>
-      <w:r>
-        <w:rPr>
-          <w:sz w:val="28"/>
-          <w:szCs w:val="24"/>
-          <w:lang w:val="en-US"/>
-        </w:rPr>
-        <w:t xml:space="preserve">getCurrentUrl() </w:t>
+      <w:proofErr w:type="gramStart"/>
+      <w:r>
+        <w:rPr>
+          <w:sz w:val="28"/>
+          <w:szCs w:val="24"/>
+          <w:lang w:val="en-US"/>
+        </w:rPr>
+        <w:t>getCurrentUrl(</w:t>
+      </w:r>
+      <w:proofErr w:type="gramEnd"/>
+      <w:r>
+        <w:rPr>
+          <w:sz w:val="28"/>
+          <w:szCs w:val="24"/>
+          <w:lang w:val="en-US"/>
+        </w:rPr>
+        <w:t xml:space="preserve">) </w:t>
       </w:r>
       <w:r>
         <w:rPr>
@@ -6573,13 +6705,23 @@
           <w:lang w:val="en-US"/>
         </w:rPr>
       </w:pPr>
-      <w:r>
-        <w:rPr>
-          <w:sz w:val="28"/>
-          <w:szCs w:val="24"/>
-          <w:lang w:val="en-US"/>
-        </w:rPr>
-        <w:t xml:space="preserve">findElement() </w:t>
+      <w:proofErr w:type="gramStart"/>
+      <w:r>
+        <w:rPr>
+          <w:sz w:val="28"/>
+          <w:szCs w:val="24"/>
+          <w:lang w:val="en-US"/>
+        </w:rPr>
+        <w:t>findElement(</w:t>
+      </w:r>
+      <w:proofErr w:type="gramEnd"/>
+      <w:r>
+        <w:rPr>
+          <w:sz w:val="28"/>
+          <w:szCs w:val="24"/>
+          <w:lang w:val="en-US"/>
+        </w:rPr>
+        <w:t xml:space="preserve">) </w:t>
       </w:r>
       <w:r>
         <w:rPr>
@@ -6640,13 +6782,23 @@
           <w:lang w:val="en-US"/>
         </w:rPr>
       </w:pPr>
-      <w:r>
-        <w:rPr>
-          <w:sz w:val="28"/>
-          <w:szCs w:val="24"/>
-          <w:lang w:val="en-US"/>
-        </w:rPr>
-        <w:t xml:space="preserve">findElements() </w:t>
+      <w:proofErr w:type="gramStart"/>
+      <w:r>
+        <w:rPr>
+          <w:sz w:val="28"/>
+          <w:szCs w:val="24"/>
+          <w:lang w:val="en-US"/>
+        </w:rPr>
+        <w:t>findElements(</w:t>
+      </w:r>
+      <w:proofErr w:type="gramEnd"/>
+      <w:r>
+        <w:rPr>
+          <w:sz w:val="28"/>
+          <w:szCs w:val="24"/>
+          <w:lang w:val="en-US"/>
+        </w:rPr>
+        <w:t xml:space="preserve">) </w:t>
       </w:r>
       <w:r>
         <w:rPr>
@@ -6903,6 +7055,31 @@
       <w:pPr>
         <w:pStyle w:val="ListParagraph"/>
         <w:numPr>
+          <w:ilvl w:val="1"/>
+          <w:numId w:val="17"/>
+        </w:numPr>
+        <w:tabs>
+          <w:tab w:val="left" w:pos="1560"/>
+        </w:tabs>
+        <w:rPr>
+          <w:sz w:val="28"/>
+          <w:szCs w:val="24"/>
+          <w:lang w:val="en-US"/>
+        </w:rPr>
+      </w:pPr>
+      <w:r>
+        <w:rPr>
+          <w:sz w:val="28"/>
+          <w:szCs w:val="24"/>
+          <w:lang w:val="en-US"/>
+        </w:rPr>
+        <w:t>Synchronization issue (The control might taking time to load)</w:t>
+      </w:r>
+    </w:p>
+    <w:p>
+      <w:pPr>
+        <w:pStyle w:val="ListParagraph"/>
+        <w:numPr>
           <w:ilvl w:val="0"/>
           <w:numId w:val="17"/>
         </w:numPr>
@@ -6950,6 +7127,122 @@
     </w:p>
     <w:p>
       <w:pPr>
+        <w:pStyle w:val="ListParagraph"/>
+        <w:numPr>
+          <w:ilvl w:val="0"/>
+          <w:numId w:val="17"/>
+        </w:numPr>
+        <w:tabs>
+          <w:tab w:val="left" w:pos="1560"/>
+        </w:tabs>
+        <w:rPr>
+          <w:sz w:val="28"/>
+          <w:szCs w:val="24"/>
+          <w:lang w:val="en-US"/>
+        </w:rPr>
+      </w:pPr>
+      <w:r>
+        <w:rPr>
+          <w:sz w:val="28"/>
+          <w:szCs w:val="24"/>
+          <w:lang w:val="en-US"/>
+        </w:rPr>
+        <w:t xml:space="preserve">TimeoutException </w:t>
+      </w:r>
+      <w:r>
+        <w:rPr>
+          <w:sz w:val="28"/>
+          <w:szCs w:val="24"/>
+          <w:lang w:val="en-US"/>
+        </w:rPr>
+        <w:sym w:font="Wingdings" w:char="F0E0"/>
+      </w:r>
+      <w:r>
+        <w:rPr>
+          <w:sz w:val="28"/>
+          <w:szCs w:val="24"/>
+          <w:lang w:val="en-US"/>
+        </w:rPr>
+        <w:t xml:space="preserve"> The condition in ExplicitWait / FluentWait is not getting satisfied within specified time </w:t>
+      </w:r>
+      <w:r>
+        <w:rPr>
+          <w:sz w:val="28"/>
+          <w:szCs w:val="24"/>
+          <w:lang w:val="en-US"/>
+        </w:rPr>
+        <w:t>duration</w:t>
+      </w:r>
+      <w:r>
+        <w:rPr>
+          <w:sz w:val="28"/>
+          <w:szCs w:val="24"/>
+          <w:lang w:val="en-US"/>
+        </w:rPr>
+        <w:t>.</w:t>
+      </w:r>
+    </w:p>
+    <w:p>
+      <w:pPr>
+        <w:pStyle w:val="ListParagraph"/>
+        <w:numPr>
+          <w:ilvl w:val="0"/>
+          <w:numId w:val="17"/>
+        </w:numPr>
+        <w:tabs>
+          <w:tab w:val="left" w:pos="1560"/>
+        </w:tabs>
+        <w:rPr>
+          <w:sz w:val="28"/>
+          <w:szCs w:val="24"/>
+          <w:lang w:val="en-US"/>
+        </w:rPr>
+      </w:pPr>
+      <w:r>
+        <w:rPr>
+          <w:sz w:val="28"/>
+          <w:szCs w:val="24"/>
+          <w:lang w:val="en-US"/>
+        </w:rPr>
+        <w:t xml:space="preserve">SessionTimeoutException </w:t>
+      </w:r>
+      <w:r>
+        <w:rPr>
+          <w:sz w:val="28"/>
+          <w:szCs w:val="24"/>
+          <w:lang w:val="en-US"/>
+        </w:rPr>
+        <w:sym w:font="Wingdings" w:char="F0E0"/>
+      </w:r>
+      <w:r>
+        <w:rPr>
+          <w:sz w:val="28"/>
+          <w:szCs w:val="24"/>
+          <w:lang w:val="en-US"/>
+        </w:rPr>
+        <w:t xml:space="preserve"> </w:t>
+      </w:r>
+      <w:proofErr w:type="spellStart"/>
+      <w:r>
+        <w:rPr>
+          <w:sz w:val="28"/>
+          <w:szCs w:val="24"/>
+          <w:lang w:val="en-US"/>
+        </w:rPr>
+        <w:t>driver.get</w:t>
+      </w:r>
+      <w:proofErr w:type="spellEnd"/>
+      <w:r>
+        <w:rPr>
+          <w:sz w:val="28"/>
+          <w:szCs w:val="24"/>
+          <w:lang w:val="en-US"/>
+        </w:rPr>
+        <w:t>() method is having implicit wait for 30 seconds, if the page is not getting loaded within 30 seconds Selenium will throw SessionTimeoutException.</w:t>
+      </w:r>
+    </w:p>
+    <w:p>
+      <w:pPr>
         <w:tabs>
           <w:tab w:val="left" w:pos="1560"/>
         </w:tabs>
@@ -6976,7 +7269,6 @@
           <w:noProof/>
           <w:lang w:eastAsia="en-IN"/>
         </w:rPr>
-        <w:lastRenderedPageBreak/>
         <w:drawing>
           <wp:inline distT="0" distB="0" distL="0" distR="0" wp14:anchorId="483B39C2" wp14:editId="16E5D11E">
             <wp:extent cx="3238500" cy="1743075"/>
@@ -7185,6 +7477,7 @@
           <w:lang w:val="en-US"/>
         </w:rPr>
       </w:pPr>
+      <w:proofErr w:type="gramStart"/>
       <w:r>
         <w:rPr>
           <w:sz w:val="28"/>
@@ -7207,7 +7500,16 @@
           <w:szCs w:val="24"/>
           <w:lang w:val="en-US"/>
         </w:rPr>
-        <w:t xml:space="preserve">() </w:t>
+        <w:t>(</w:t>
+      </w:r>
+      <w:proofErr w:type="gramEnd"/>
+      <w:r>
+        <w:rPr>
+          <w:sz w:val="28"/>
+          <w:szCs w:val="24"/>
+          <w:lang w:val="en-US"/>
+        </w:rPr>
+        <w:t xml:space="preserve">) </w:t>
       </w:r>
       <w:r>
         <w:rPr>
@@ -7242,13 +7544,23 @@
           <w:lang w:val="en-US"/>
         </w:rPr>
       </w:pPr>
-      <w:r>
-        <w:rPr>
-          <w:sz w:val="28"/>
-          <w:szCs w:val="24"/>
-          <w:lang w:val="en-US"/>
-        </w:rPr>
-        <w:t xml:space="preserve">click() </w:t>
+      <w:proofErr w:type="gramStart"/>
+      <w:r>
+        <w:rPr>
+          <w:sz w:val="28"/>
+          <w:szCs w:val="24"/>
+          <w:lang w:val="en-US"/>
+        </w:rPr>
+        <w:t>click(</w:t>
+      </w:r>
+      <w:proofErr w:type="gramEnd"/>
+      <w:r>
+        <w:rPr>
+          <w:sz w:val="28"/>
+          <w:szCs w:val="24"/>
+          <w:lang w:val="en-US"/>
+        </w:rPr>
+        <w:t xml:space="preserve">) </w:t>
       </w:r>
       <w:r>
         <w:rPr>
@@ -7283,13 +7595,23 @@
           <w:lang w:val="en-US"/>
         </w:rPr>
       </w:pPr>
-      <w:r>
-        <w:rPr>
-          <w:sz w:val="28"/>
-          <w:szCs w:val="24"/>
-          <w:lang w:val="en-US"/>
-        </w:rPr>
-        <w:t xml:space="preserve">getText() </w:t>
+      <w:proofErr w:type="gramStart"/>
+      <w:r>
+        <w:rPr>
+          <w:sz w:val="28"/>
+          <w:szCs w:val="24"/>
+          <w:lang w:val="en-US"/>
+        </w:rPr>
+        <w:t>getText(</w:t>
+      </w:r>
+      <w:proofErr w:type="gramEnd"/>
+      <w:r>
+        <w:rPr>
+          <w:sz w:val="28"/>
+          <w:szCs w:val="24"/>
+          <w:lang w:val="en-US"/>
+        </w:rPr>
+        <w:t xml:space="preserve">) </w:t>
       </w:r>
       <w:r>
         <w:rPr>
@@ -7324,13 +7646,23 @@
           <w:lang w:val="en-US"/>
         </w:rPr>
       </w:pPr>
-      <w:r>
-        <w:rPr>
-          <w:sz w:val="28"/>
-          <w:szCs w:val="24"/>
-          <w:lang w:val="en-US"/>
-        </w:rPr>
-        <w:t xml:space="preserve">getAttribute() </w:t>
+      <w:proofErr w:type="gramStart"/>
+      <w:r>
+        <w:rPr>
+          <w:sz w:val="28"/>
+          <w:szCs w:val="24"/>
+          <w:lang w:val="en-US"/>
+        </w:rPr>
+        <w:t>getAttribute(</w:t>
+      </w:r>
+      <w:proofErr w:type="gramEnd"/>
+      <w:r>
+        <w:rPr>
+          <w:sz w:val="28"/>
+          <w:szCs w:val="24"/>
+          <w:lang w:val="en-US"/>
+        </w:rPr>
+        <w:t xml:space="preserve">) </w:t>
       </w:r>
       <w:r>
         <w:rPr>
@@ -7365,13 +7697,23 @@
           <w:lang w:val="en-US"/>
         </w:rPr>
       </w:pPr>
-      <w:r>
-        <w:rPr>
-          <w:sz w:val="28"/>
-          <w:szCs w:val="24"/>
-          <w:lang w:val="en-US"/>
-        </w:rPr>
-        <w:t xml:space="preserve">isSelected() </w:t>
+      <w:proofErr w:type="gramStart"/>
+      <w:r>
+        <w:rPr>
+          <w:sz w:val="28"/>
+          <w:szCs w:val="24"/>
+          <w:lang w:val="en-US"/>
+        </w:rPr>
+        <w:t>isSelected(</w:t>
+      </w:r>
+      <w:proofErr w:type="gramEnd"/>
+      <w:r>
+        <w:rPr>
+          <w:sz w:val="28"/>
+          <w:szCs w:val="24"/>
+          <w:lang w:val="en-US"/>
+        </w:rPr>
+        <w:t xml:space="preserve">) </w:t>
       </w:r>
       <w:r>
         <w:rPr>
@@ -7633,6 +7975,7 @@
           <w:szCs w:val="24"/>
           <w:lang w:val="en-US"/>
         </w:rPr>
+        <w:lastRenderedPageBreak/>
         <w:t>CssSelector</w:t>
       </w:r>
     </w:p>
@@ -7658,7 +8001,6 @@
           <w:szCs w:val="24"/>
           <w:lang w:val="en-US"/>
         </w:rPr>
-        <w:lastRenderedPageBreak/>
         <w:t>XPath</w:t>
       </w:r>
     </w:p>
@@ -8667,7 +9009,25 @@
           <w:szCs w:val="24"/>
           <w:lang w:val="en-US"/>
         </w:rPr>
-        <w:t>Call driver.findElements() method</w:t>
+        <w:t xml:space="preserve">Call </w:t>
+      </w:r>
+      <w:proofErr w:type="spellStart"/>
+      <w:r>
+        <w:rPr>
+          <w:sz w:val="28"/>
+          <w:szCs w:val="24"/>
+          <w:lang w:val="en-US"/>
+        </w:rPr>
+        <w:t>driver.findElements</w:t>
+      </w:r>
+      <w:proofErr w:type="spellEnd"/>
+      <w:r>
+        <w:rPr>
+          <w:sz w:val="28"/>
+          <w:szCs w:val="24"/>
+          <w:lang w:val="en-US"/>
+        </w:rPr>
+        <w:t>() method</w:t>
       </w:r>
     </w:p>
     <w:p>
@@ -8917,13 +9277,23 @@
           <w:lang w:val="en-US"/>
         </w:rPr>
       </w:pPr>
-      <w:r>
-        <w:rPr>
-          <w:sz w:val="28"/>
-          <w:szCs w:val="24"/>
-          <w:lang w:val="en-US"/>
-        </w:rPr>
-        <w:t xml:space="preserve">getFirstSelectedOption() </w:t>
+      <w:proofErr w:type="gramStart"/>
+      <w:r>
+        <w:rPr>
+          <w:sz w:val="28"/>
+          <w:szCs w:val="24"/>
+          <w:lang w:val="en-US"/>
+        </w:rPr>
+        <w:t>getFirstSelectedOption(</w:t>
+      </w:r>
+      <w:proofErr w:type="gramEnd"/>
+      <w:r>
+        <w:rPr>
+          <w:sz w:val="28"/>
+          <w:szCs w:val="24"/>
+          <w:lang w:val="en-US"/>
+        </w:rPr>
+        <w:t xml:space="preserve">) </w:t>
       </w:r>
       <w:r>
         <w:rPr>
@@ -9007,6 +9377,7 @@
           <w:lang w:val="en-US"/>
         </w:rPr>
       </w:pPr>
+      <w:proofErr w:type="gramStart"/>
       <w:r>
         <w:rPr>
           <w:sz w:val="28"/>
@@ -9014,7 +9385,16 @@
           <w:lang w:val="en-US"/>
         </w:rPr>
         <w:lastRenderedPageBreak/>
-        <w:t xml:space="preserve">selectByVisibleText() </w:t>
+        <w:t>selectByVisibleText(</w:t>
+      </w:r>
+      <w:proofErr w:type="gramEnd"/>
+      <w:r>
+        <w:rPr>
+          <w:sz w:val="28"/>
+          <w:szCs w:val="24"/>
+          <w:lang w:val="en-US"/>
+        </w:rPr>
+        <w:t xml:space="preserve">) </w:t>
       </w:r>
       <w:r>
         <w:rPr>
@@ -9049,13 +9429,23 @@
           <w:lang w:val="en-US"/>
         </w:rPr>
       </w:pPr>
-      <w:r>
-        <w:rPr>
-          <w:sz w:val="28"/>
-          <w:szCs w:val="24"/>
-          <w:lang w:val="en-US"/>
-        </w:rPr>
-        <w:t xml:space="preserve">selectByContainsVisibleText() </w:t>
+      <w:proofErr w:type="gramStart"/>
+      <w:r>
+        <w:rPr>
+          <w:sz w:val="28"/>
+          <w:szCs w:val="24"/>
+          <w:lang w:val="en-US"/>
+        </w:rPr>
+        <w:t>selectByContainsVisibleText(</w:t>
+      </w:r>
+      <w:proofErr w:type="gramEnd"/>
+      <w:r>
+        <w:rPr>
+          <w:sz w:val="28"/>
+          <w:szCs w:val="24"/>
+          <w:lang w:val="en-US"/>
+        </w:rPr>
+        <w:t xml:space="preserve">) </w:t>
       </w:r>
       <w:r>
         <w:rPr>
@@ -9090,13 +9480,23 @@
           <w:lang w:val="en-US"/>
         </w:rPr>
       </w:pPr>
-      <w:r>
-        <w:rPr>
-          <w:sz w:val="28"/>
-          <w:szCs w:val="24"/>
-          <w:lang w:val="en-US"/>
-        </w:rPr>
-        <w:t xml:space="preserve">selectByValue() </w:t>
+      <w:proofErr w:type="gramStart"/>
+      <w:r>
+        <w:rPr>
+          <w:sz w:val="28"/>
+          <w:szCs w:val="24"/>
+          <w:lang w:val="en-US"/>
+        </w:rPr>
+        <w:t>selectByValue(</w:t>
+      </w:r>
+      <w:proofErr w:type="gramEnd"/>
+      <w:r>
+        <w:rPr>
+          <w:sz w:val="28"/>
+          <w:szCs w:val="24"/>
+          <w:lang w:val="en-US"/>
+        </w:rPr>
+        <w:t xml:space="preserve">) </w:t>
       </w:r>
       <w:r>
         <w:rPr>
@@ -9131,13 +9531,23 @@
           <w:lang w:val="en-US"/>
         </w:rPr>
       </w:pPr>
-      <w:r>
-        <w:rPr>
-          <w:sz w:val="28"/>
-          <w:szCs w:val="24"/>
-          <w:lang w:val="en-US"/>
-        </w:rPr>
-        <w:t xml:space="preserve">selectByIndex() </w:t>
+      <w:proofErr w:type="gramStart"/>
+      <w:r>
+        <w:rPr>
+          <w:sz w:val="28"/>
+          <w:szCs w:val="24"/>
+          <w:lang w:val="en-US"/>
+        </w:rPr>
+        <w:t>selectByIndex(</w:t>
+      </w:r>
+      <w:proofErr w:type="gramEnd"/>
+      <w:r>
+        <w:rPr>
+          <w:sz w:val="28"/>
+          <w:szCs w:val="24"/>
+          <w:lang w:val="en-US"/>
+        </w:rPr>
+        <w:t xml:space="preserve">) </w:t>
       </w:r>
       <w:r>
         <w:rPr>
@@ -9172,13 +9582,23 @@
           <w:lang w:val="en-US"/>
         </w:rPr>
       </w:pPr>
-      <w:r>
-        <w:rPr>
-          <w:sz w:val="28"/>
-          <w:szCs w:val="24"/>
-          <w:lang w:val="en-US"/>
-        </w:rPr>
-        <w:t xml:space="preserve">getAllSelectedOptions() </w:t>
+      <w:proofErr w:type="gramStart"/>
+      <w:r>
+        <w:rPr>
+          <w:sz w:val="28"/>
+          <w:szCs w:val="24"/>
+          <w:lang w:val="en-US"/>
+        </w:rPr>
+        <w:t>getAllSelectedOptions(</w:t>
+      </w:r>
+      <w:proofErr w:type="gramEnd"/>
+      <w:r>
+        <w:rPr>
+          <w:sz w:val="28"/>
+          <w:szCs w:val="24"/>
+          <w:lang w:val="en-US"/>
+        </w:rPr>
+        <w:t xml:space="preserve">) </w:t>
       </w:r>
       <w:r>
         <w:rPr>
@@ -9213,13 +9633,23 @@
           <w:lang w:val="en-US"/>
         </w:rPr>
       </w:pPr>
-      <w:r>
-        <w:rPr>
-          <w:sz w:val="28"/>
-          <w:szCs w:val="24"/>
-          <w:lang w:val="en-US"/>
-        </w:rPr>
-        <w:t xml:space="preserve">isMultiple() </w:t>
+      <w:proofErr w:type="gramStart"/>
+      <w:r>
+        <w:rPr>
+          <w:sz w:val="28"/>
+          <w:szCs w:val="24"/>
+          <w:lang w:val="en-US"/>
+        </w:rPr>
+        <w:t>isMultiple(</w:t>
+      </w:r>
+      <w:proofErr w:type="gramEnd"/>
+      <w:r>
+        <w:rPr>
+          <w:sz w:val="28"/>
+          <w:szCs w:val="24"/>
+          <w:lang w:val="en-US"/>
+        </w:rPr>
+        <w:t xml:space="preserve">) </w:t>
       </w:r>
       <w:r>
         <w:rPr>
@@ -9435,13 +9865,33 @@
           <w:lang w:val="en-US"/>
         </w:rPr>
       </w:pPr>
-      <w:r>
-        <w:rPr>
-          <w:sz w:val="28"/>
-          <w:szCs w:val="24"/>
-          <w:lang w:val="en-US"/>
-        </w:rPr>
-        <w:t>Thread.sleep()</w:t>
+      <w:proofErr w:type="spellStart"/>
+      <w:proofErr w:type="gramStart"/>
+      <w:r>
+        <w:rPr>
+          <w:sz w:val="28"/>
+          <w:szCs w:val="24"/>
+          <w:lang w:val="en-US"/>
+        </w:rPr>
+        <w:t>Thread.sleep</w:t>
+      </w:r>
+      <w:proofErr w:type="spellEnd"/>
+      <w:r>
+        <w:rPr>
+          <w:sz w:val="28"/>
+          <w:szCs w:val="24"/>
+          <w:lang w:val="en-US"/>
+        </w:rPr>
+        <w:t>(</w:t>
+      </w:r>
+      <w:proofErr w:type="gramEnd"/>
+      <w:r>
+        <w:rPr>
+          <w:sz w:val="28"/>
+          <w:szCs w:val="24"/>
+          <w:lang w:val="en-US"/>
+        </w:rPr>
+        <w:t>)</w:t>
       </w:r>
       <w:r>
         <w:rPr>
@@ -9589,7 +10039,15 @@
           <w:szCs w:val="24"/>
           <w:lang w:val="en-US"/>
         </w:rPr>
-        <w:t>It doesn’t take mandatory delay.</w:t>
+        <w:t>It doesn’t take mandatory delay</w:t>
+      </w:r>
+      <w:r>
+        <w:rPr>
+          <w:sz w:val="28"/>
+          <w:szCs w:val="24"/>
+          <w:lang w:val="en-US"/>
+        </w:rPr>
+        <w:t>.</w:t>
       </w:r>
     </w:p>
     <w:p>
@@ -9616,16 +10074,898 @@
         </w:rPr>
         <w:t>It is applicable to entire script. (You have to write implicit wait only once in the script)</w:t>
       </w:r>
+    </w:p>
+    <w:p>
+      <w:pPr>
+        <w:pStyle w:val="ListParagraph"/>
+        <w:numPr>
+          <w:ilvl w:val="0"/>
+          <w:numId w:val="26"/>
+        </w:numPr>
+        <w:tabs>
+          <w:tab w:val="left" w:pos="1560"/>
+        </w:tabs>
+        <w:rPr>
+          <w:sz w:val="28"/>
+          <w:szCs w:val="24"/>
+          <w:lang w:val="en-US"/>
+        </w:rPr>
+      </w:pPr>
+      <w:r>
+        <w:rPr>
+          <w:sz w:val="28"/>
+          <w:szCs w:val="24"/>
+          <w:lang w:val="en-US"/>
+        </w:rPr>
+        <w:t>ExplicitWait</w:t>
+      </w:r>
+      <w:r>
+        <w:rPr>
+          <w:sz w:val="28"/>
+          <w:szCs w:val="24"/>
+          <w:lang w:val="en-US"/>
+        </w:rPr>
+        <w:t xml:space="preserve"> (WebDriverWait Class) </w:t>
+      </w:r>
+      <w:r>
+        <w:rPr>
+          <w:sz w:val="28"/>
+          <w:szCs w:val="24"/>
+          <w:lang w:val="en-US"/>
+        </w:rPr>
+        <w:sym w:font="Wingdings" w:char="F0E0"/>
+      </w:r>
+      <w:r>
+        <w:rPr>
+          <w:sz w:val="28"/>
+          <w:szCs w:val="24"/>
+          <w:lang w:val="en-US"/>
+        </w:rPr>
+        <w:t xml:space="preserve"> Waits till some condition is getting satisfied</w:t>
+      </w:r>
+    </w:p>
+    <w:p>
+      <w:pPr>
+        <w:pStyle w:val="ListParagraph"/>
+        <w:numPr>
+          <w:ilvl w:val="1"/>
+          <w:numId w:val="26"/>
+        </w:numPr>
+        <w:tabs>
+          <w:tab w:val="left" w:pos="1560"/>
+        </w:tabs>
+        <w:rPr>
+          <w:sz w:val="28"/>
+          <w:szCs w:val="24"/>
+          <w:lang w:val="en-US"/>
+        </w:rPr>
+      </w:pPr>
+      <w:r>
+        <w:rPr>
+          <w:sz w:val="28"/>
+          <w:szCs w:val="24"/>
+          <w:lang w:val="en-US"/>
+        </w:rPr>
+        <w:t>It is applicable to single statement only.</w:t>
+      </w:r>
+    </w:p>
+    <w:p>
+      <w:pPr>
+        <w:pStyle w:val="ListParagraph"/>
+        <w:numPr>
+          <w:ilvl w:val="1"/>
+          <w:numId w:val="26"/>
+        </w:numPr>
+        <w:tabs>
+          <w:tab w:val="left" w:pos="1560"/>
+        </w:tabs>
+        <w:rPr>
+          <w:sz w:val="28"/>
+          <w:szCs w:val="24"/>
+          <w:lang w:val="en-US"/>
+        </w:rPr>
+      </w:pPr>
+      <w:r>
+        <w:rPr>
+          <w:sz w:val="28"/>
+          <w:szCs w:val="24"/>
+          <w:lang w:val="en-US"/>
+        </w:rPr>
+        <w:t>It doesn’t take mandatory delay</w:t>
+      </w:r>
+      <w:r>
+        <w:rPr>
+          <w:sz w:val="28"/>
+          <w:szCs w:val="24"/>
+          <w:lang w:val="en-US"/>
+        </w:rPr>
+        <w:t>.</w:t>
+      </w:r>
+    </w:p>
+    <w:p>
+      <w:pPr>
+        <w:pStyle w:val="ListParagraph"/>
+        <w:numPr>
+          <w:ilvl w:val="1"/>
+          <w:numId w:val="26"/>
+        </w:numPr>
+        <w:tabs>
+          <w:tab w:val="left" w:pos="1560"/>
+        </w:tabs>
+        <w:rPr>
+          <w:sz w:val="28"/>
+          <w:szCs w:val="24"/>
+          <w:lang w:val="en-US"/>
+        </w:rPr>
+      </w:pPr>
+      <w:r>
+        <w:rPr>
+          <w:sz w:val="28"/>
+          <w:szCs w:val="24"/>
+          <w:lang w:val="en-US"/>
+        </w:rPr>
+        <w:lastRenderedPageBreak/>
+        <w:t>Allows to handle some conditions like visibliltyOfElementLocated, ale</w:t>
+      </w:r>
+      <w:r>
+        <w:rPr>
+          <w:sz w:val="28"/>
+          <w:szCs w:val="24"/>
+          <w:lang w:val="en-US"/>
+        </w:rPr>
+        <w:t>rtIsPresent, elementToBe</w:t>
+      </w:r>
+      <w:r>
+        <w:rPr>
+          <w:sz w:val="28"/>
+          <w:szCs w:val="24"/>
+          <w:lang w:val="en-US"/>
+        </w:rPr>
+        <w:t>Clickable</w:t>
+      </w:r>
+    </w:p>
+    <w:p>
+      <w:pPr>
+        <w:pStyle w:val="ListParagraph"/>
+        <w:numPr>
+          <w:ilvl w:val="0"/>
+          <w:numId w:val="26"/>
+        </w:numPr>
+        <w:tabs>
+          <w:tab w:val="left" w:pos="1560"/>
+        </w:tabs>
+        <w:rPr>
+          <w:sz w:val="28"/>
+          <w:szCs w:val="24"/>
+          <w:lang w:val="en-US"/>
+        </w:rPr>
+      </w:pPr>
+      <w:r>
+        <w:rPr>
+          <w:sz w:val="28"/>
+          <w:szCs w:val="24"/>
+          <w:lang w:val="en-US"/>
+        </w:rPr>
+        <w:t>FluentWait</w:t>
+      </w:r>
+      <w:r>
+        <w:rPr>
+          <w:sz w:val="28"/>
+          <w:szCs w:val="24"/>
+          <w:lang w:val="en-US"/>
+        </w:rPr>
+        <w:t xml:space="preserve"> </w:t>
+      </w:r>
+      <w:r>
+        <w:rPr>
+          <w:sz w:val="28"/>
+          <w:szCs w:val="24"/>
+          <w:lang w:val="en-US"/>
+        </w:rPr>
+        <w:sym w:font="Wingdings" w:char="F0E0"/>
+      </w:r>
+      <w:r>
+        <w:rPr>
+          <w:sz w:val="28"/>
+          <w:szCs w:val="24"/>
+          <w:lang w:val="en-US"/>
+        </w:rPr>
+        <w:t xml:space="preserve"> It is the next version of Explicit Wait which allows you to check the Exception </w:t>
+      </w:r>
+    </w:p>
+    <w:p>
+      <w:pPr>
+        <w:pStyle w:val="ListParagraph"/>
+        <w:numPr>
+          <w:ilvl w:val="1"/>
+          <w:numId w:val="26"/>
+        </w:numPr>
+        <w:tabs>
+          <w:tab w:val="left" w:pos="1560"/>
+        </w:tabs>
+        <w:rPr>
+          <w:sz w:val="28"/>
+          <w:szCs w:val="24"/>
+          <w:lang w:val="en-US"/>
+        </w:rPr>
+      </w:pPr>
+      <w:r>
+        <w:rPr>
+          <w:sz w:val="28"/>
+          <w:szCs w:val="24"/>
+          <w:lang w:val="en-US"/>
+        </w:rPr>
+        <w:t>It is applicable to single statement only.</w:t>
+      </w:r>
+    </w:p>
+    <w:p>
+      <w:pPr>
+        <w:pStyle w:val="ListParagraph"/>
+        <w:numPr>
+          <w:ilvl w:val="1"/>
+          <w:numId w:val="26"/>
+        </w:numPr>
+        <w:tabs>
+          <w:tab w:val="left" w:pos="1560"/>
+        </w:tabs>
+        <w:rPr>
+          <w:sz w:val="28"/>
+          <w:szCs w:val="24"/>
+          <w:lang w:val="en-US"/>
+        </w:rPr>
+      </w:pPr>
+      <w:r>
+        <w:rPr>
+          <w:sz w:val="28"/>
+          <w:szCs w:val="24"/>
+          <w:lang w:val="en-US"/>
+        </w:rPr>
+        <w:t>It doesn’t take mandatory delay.</w:t>
+      </w:r>
+    </w:p>
+    <w:p>
+      <w:pPr>
+        <w:pStyle w:val="ListParagraph"/>
+        <w:numPr>
+          <w:ilvl w:val="1"/>
+          <w:numId w:val="26"/>
+        </w:numPr>
+        <w:tabs>
+          <w:tab w:val="left" w:pos="1560"/>
+        </w:tabs>
+        <w:rPr>
+          <w:sz w:val="28"/>
+          <w:szCs w:val="24"/>
+          <w:lang w:val="en-US"/>
+        </w:rPr>
+      </w:pPr>
+      <w:r>
+        <w:rPr>
+          <w:sz w:val="28"/>
+          <w:szCs w:val="24"/>
+          <w:lang w:val="en-US"/>
+        </w:rPr>
+        <w:t>Allows to handle some conditions like visibliltyOfElementLocated, alertIsPresent, elementToBeClickable</w:t>
+      </w:r>
+    </w:p>
+    <w:p>
+      <w:pPr>
+        <w:pStyle w:val="ListParagraph"/>
+        <w:numPr>
+          <w:ilvl w:val="1"/>
+          <w:numId w:val="26"/>
+        </w:numPr>
+        <w:tabs>
+          <w:tab w:val="left" w:pos="1560"/>
+        </w:tabs>
+        <w:rPr>
+          <w:sz w:val="28"/>
+          <w:szCs w:val="24"/>
+          <w:lang w:val="en-US"/>
+        </w:rPr>
+      </w:pPr>
+      <w:r>
+        <w:rPr>
+          <w:sz w:val="28"/>
+          <w:szCs w:val="24"/>
+          <w:lang w:val="en-US"/>
+        </w:rPr>
+        <w:t>Allows to handle exception</w:t>
+      </w:r>
+      <w:r>
+        <w:rPr>
+          <w:sz w:val="28"/>
+          <w:szCs w:val="24"/>
+          <w:lang w:val="en-US"/>
+        </w:rPr>
+        <w:br/>
+        <w:t>w – with timeout</w:t>
+      </w:r>
+      <w:r>
+        <w:rPr>
+          <w:sz w:val="28"/>
+          <w:szCs w:val="24"/>
+          <w:lang w:val="en-US"/>
+        </w:rPr>
+        <w:br/>
+      </w:r>
+      <w:proofErr w:type="spellStart"/>
+      <w:r>
+        <w:rPr>
+          <w:sz w:val="28"/>
+          <w:szCs w:val="24"/>
+          <w:lang w:val="en-US"/>
+        </w:rPr>
+        <w:t>i</w:t>
+      </w:r>
+      <w:proofErr w:type="spellEnd"/>
+      <w:r>
+        <w:rPr>
+          <w:sz w:val="28"/>
+          <w:szCs w:val="24"/>
+          <w:lang w:val="en-US"/>
+        </w:rPr>
+        <w:t xml:space="preserve"> – ignoring </w:t>
+      </w:r>
+      <w:r>
+        <w:rPr>
+          <w:sz w:val="28"/>
+          <w:szCs w:val="24"/>
+          <w:lang w:val="en-US"/>
+        </w:rPr>
+        <w:br/>
+        <w:t xml:space="preserve">p – pollingEvery </w:t>
+      </w:r>
+      <w:r>
+        <w:rPr>
+          <w:sz w:val="28"/>
+          <w:szCs w:val="24"/>
+          <w:lang w:val="en-US"/>
+        </w:rPr>
+        <w:br/>
+        <w:t xml:space="preserve">u – until </w:t>
+      </w:r>
+    </w:p>
+    <w:p>
+      <w:pPr>
+        <w:pStyle w:val="ListParagraph"/>
+        <w:numPr>
+          <w:ilvl w:val="0"/>
+          <w:numId w:val="26"/>
+        </w:numPr>
+        <w:tabs>
+          <w:tab w:val="left" w:pos="1560"/>
+        </w:tabs>
+        <w:rPr>
+          <w:sz w:val="28"/>
+          <w:szCs w:val="24"/>
+          <w:lang w:val="en-US"/>
+        </w:rPr>
+      </w:pPr>
+      <w:r>
+        <w:rPr>
+          <w:sz w:val="28"/>
+          <w:szCs w:val="24"/>
+          <w:lang w:val="en-US"/>
+        </w:rPr>
+        <w:t>PageLoadTimeout</w:t>
+      </w:r>
+      <w:r>
+        <w:rPr>
+          <w:sz w:val="28"/>
+          <w:szCs w:val="24"/>
+          <w:lang w:val="en-US"/>
+        </w:rPr>
+        <w:t xml:space="preserve"> </w:t>
+      </w:r>
+      <w:r>
+        <w:rPr>
+          <w:sz w:val="28"/>
+          <w:szCs w:val="24"/>
+          <w:lang w:val="en-US"/>
+        </w:rPr>
+        <w:sym w:font="Wingdings" w:char="F0E0"/>
+      </w:r>
+      <w:r>
+        <w:rPr>
+          <w:sz w:val="28"/>
+          <w:szCs w:val="24"/>
+          <w:lang w:val="en-US"/>
+        </w:rPr>
+        <w:t xml:space="preserve"> We can increase the delay for loading the page to avoid SessionTimeoutException.</w:t>
+      </w:r>
+    </w:p>
+    <w:p>
+      <w:pPr>
+        <w:tabs>
+          <w:tab w:val="left" w:pos="1560"/>
+        </w:tabs>
+        <w:rPr>
+          <w:sz w:val="28"/>
+          <w:szCs w:val="24"/>
+          <w:lang w:val="en-US"/>
+        </w:rPr>
+      </w:pPr>
+    </w:p>
+    <w:p>
+      <w:pPr>
+        <w:tabs>
+          <w:tab w:val="left" w:pos="1560"/>
+        </w:tabs>
+        <w:rPr>
+          <w:b/>
+          <w:bCs/>
+          <w:sz w:val="28"/>
+          <w:szCs w:val="24"/>
+          <w:lang w:val="en-US"/>
+        </w:rPr>
+      </w:pPr>
+      <w:r>
+        <w:rPr>
+          <w:b/>
+          <w:bCs/>
+          <w:sz w:val="28"/>
+          <w:szCs w:val="24"/>
+          <w:lang w:val="en-US"/>
+        </w:rPr>
+        <w:t>Table</w:t>
+      </w:r>
+    </w:p>
+    <w:p>
+      <w:pPr>
+        <w:tabs>
+          <w:tab w:val="left" w:pos="1560"/>
+        </w:tabs>
+        <w:rPr>
+          <w:sz w:val="28"/>
+          <w:szCs w:val="24"/>
+          <w:lang w:val="en-US"/>
+        </w:rPr>
+      </w:pPr>
+      <w:r>
+        <w:rPr>
+          <w:sz w:val="28"/>
+          <w:szCs w:val="24"/>
+          <w:lang w:val="en-US"/>
+        </w:rPr>
+        <w:t>&lt;</w:t>
+      </w:r>
+      <w:proofErr w:type="gramStart"/>
+      <w:r>
+        <w:rPr>
+          <w:sz w:val="28"/>
+          <w:szCs w:val="24"/>
+          <w:lang w:val="en-US"/>
+        </w:rPr>
+        <w:t>table</w:t>
+      </w:r>
+      <w:proofErr w:type="gramEnd"/>
+      <w:r>
+        <w:rPr>
+          <w:sz w:val="28"/>
+          <w:szCs w:val="24"/>
+          <w:lang w:val="en-US"/>
+        </w:rPr>
+        <w:t>&gt;</w:t>
+      </w:r>
+    </w:p>
+    <w:p>
+      <w:pPr>
+        <w:tabs>
+          <w:tab w:val="left" w:pos="1560"/>
+        </w:tabs>
+        <w:rPr>
+          <w:sz w:val="28"/>
+          <w:szCs w:val="24"/>
+          <w:lang w:val="en-US"/>
+        </w:rPr>
+      </w:pPr>
+      <w:r>
+        <w:rPr>
+          <w:sz w:val="28"/>
+          <w:szCs w:val="24"/>
+          <w:lang w:val="en-US"/>
+        </w:rPr>
+        <w:tab/>
+        <w:t>&lt;</w:t>
+      </w:r>
+      <w:proofErr w:type="spellStart"/>
+      <w:proofErr w:type="gramStart"/>
+      <w:r>
+        <w:rPr>
+          <w:sz w:val="28"/>
+          <w:szCs w:val="24"/>
+          <w:lang w:val="en-US"/>
+        </w:rPr>
+        <w:t>thead</w:t>
+      </w:r>
+      <w:proofErr w:type="spellEnd"/>
+      <w:proofErr w:type="gramEnd"/>
+      <w:r>
+        <w:rPr>
+          <w:sz w:val="28"/>
+          <w:szCs w:val="24"/>
+          <w:lang w:val="en-US"/>
+        </w:rPr>
+        <w:t>&gt;</w:t>
+      </w:r>
+    </w:p>
+    <w:p>
+      <w:pPr>
+        <w:tabs>
+          <w:tab w:val="left" w:pos="1560"/>
+        </w:tabs>
+        <w:rPr>
+          <w:sz w:val="28"/>
+          <w:szCs w:val="24"/>
+          <w:lang w:val="en-US"/>
+        </w:rPr>
+      </w:pPr>
+      <w:r>
+        <w:rPr>
+          <w:sz w:val="28"/>
+          <w:szCs w:val="24"/>
+          <w:lang w:val="en-US"/>
+        </w:rPr>
+        <w:tab/>
+      </w:r>
+      <w:r>
+        <w:rPr>
+          <w:sz w:val="28"/>
+          <w:szCs w:val="24"/>
+          <w:lang w:val="en-US"/>
+        </w:rPr>
+        <w:tab/>
+        <w:t>&lt;</w:t>
+      </w:r>
+      <w:proofErr w:type="spellStart"/>
+      <w:proofErr w:type="gramStart"/>
+      <w:r>
+        <w:rPr>
+          <w:sz w:val="28"/>
+          <w:szCs w:val="24"/>
+          <w:lang w:val="en-US"/>
+        </w:rPr>
+        <w:t>tr</w:t>
+      </w:r>
+      <w:proofErr w:type="spellEnd"/>
+      <w:proofErr w:type="gramEnd"/>
+      <w:r>
+        <w:rPr>
+          <w:sz w:val="28"/>
+          <w:szCs w:val="24"/>
+          <w:lang w:val="en-US"/>
+        </w:rPr>
+        <w:t>&gt;</w:t>
+      </w:r>
+      <w:r>
+        <w:rPr>
+          <w:sz w:val="28"/>
+          <w:szCs w:val="24"/>
+          <w:lang w:val="en-US"/>
+        </w:rPr>
+        <w:tab/>
+        <w:t>Table row</w:t>
+      </w:r>
+    </w:p>
+    <w:p>
+      <w:pPr>
+        <w:tabs>
+          <w:tab w:val="left" w:pos="1560"/>
+        </w:tabs>
+        <w:rPr>
+          <w:sz w:val="28"/>
+          <w:szCs w:val="24"/>
+          <w:lang w:val="en-US"/>
+        </w:rPr>
+      </w:pPr>
+      <w:r>
+        <w:rPr>
+          <w:sz w:val="28"/>
+          <w:szCs w:val="24"/>
+          <w:lang w:val="en-US"/>
+        </w:rPr>
+        <w:tab/>
+      </w:r>
+      <w:r>
+        <w:rPr>
+          <w:sz w:val="28"/>
+          <w:szCs w:val="24"/>
+          <w:lang w:val="en-US"/>
+        </w:rPr>
+        <w:tab/>
+      </w:r>
+      <w:r>
+        <w:rPr>
+          <w:sz w:val="28"/>
+          <w:szCs w:val="24"/>
+          <w:lang w:val="en-US"/>
+        </w:rPr>
+        <w:tab/>
+        <w:t>&lt;</w:t>
+      </w:r>
+      <w:proofErr w:type="spellStart"/>
+      <w:proofErr w:type="gramStart"/>
+      <w:r>
+        <w:rPr>
+          <w:sz w:val="28"/>
+          <w:szCs w:val="24"/>
+          <w:lang w:val="en-US"/>
+        </w:rPr>
+        <w:t>th</w:t>
+      </w:r>
+      <w:proofErr w:type="spellEnd"/>
+      <w:r>
+        <w:rPr>
+          <w:sz w:val="28"/>
+          <w:szCs w:val="24"/>
+          <w:lang w:val="en-US"/>
+        </w:rPr>
+        <w:t>&gt;</w:t>
+      </w:r>
+      <w:proofErr w:type="spellStart"/>
+      <w:proofErr w:type="gramEnd"/>
+      <w:r>
+        <w:rPr>
+          <w:sz w:val="28"/>
+          <w:szCs w:val="24"/>
+          <w:lang w:val="en-US"/>
+        </w:rPr>
+        <w:t>sr</w:t>
+      </w:r>
+      <w:proofErr w:type="spellEnd"/>
+      <w:r>
+        <w:rPr>
+          <w:sz w:val="28"/>
+          <w:szCs w:val="24"/>
+          <w:lang w:val="en-US"/>
+        </w:rPr>
+        <w:t xml:space="preserve"> no&lt;/</w:t>
+      </w:r>
+      <w:proofErr w:type="spellStart"/>
+      <w:r>
+        <w:rPr>
+          <w:sz w:val="28"/>
+          <w:szCs w:val="24"/>
+          <w:lang w:val="en-US"/>
+        </w:rPr>
+        <w:t>th</w:t>
+      </w:r>
+      <w:proofErr w:type="spellEnd"/>
+      <w:r>
+        <w:rPr>
+          <w:sz w:val="28"/>
+          <w:szCs w:val="24"/>
+          <w:lang w:val="en-US"/>
+        </w:rPr>
+        <w:t>&gt;</w:t>
+      </w:r>
+      <w:r>
+        <w:rPr>
+          <w:sz w:val="28"/>
+          <w:szCs w:val="24"/>
+          <w:lang w:val="en-US"/>
+        </w:rPr>
+        <w:tab/>
+        <w:t>Table Header</w:t>
+      </w:r>
+    </w:p>
+    <w:p>
+      <w:pPr>
+        <w:tabs>
+          <w:tab w:val="left" w:pos="1560"/>
+        </w:tabs>
+        <w:rPr>
+          <w:sz w:val="28"/>
+          <w:szCs w:val="24"/>
+          <w:lang w:val="en-US"/>
+        </w:rPr>
+      </w:pPr>
+      <w:r>
+        <w:rPr>
+          <w:sz w:val="28"/>
+          <w:szCs w:val="24"/>
+          <w:lang w:val="en-US"/>
+        </w:rPr>
+        <w:tab/>
+      </w:r>
+      <w:r>
+        <w:rPr>
+          <w:sz w:val="28"/>
+          <w:szCs w:val="24"/>
+          <w:lang w:val="en-US"/>
+        </w:rPr>
+        <w:tab/>
+      </w:r>
+      <w:r>
+        <w:rPr>
+          <w:sz w:val="28"/>
+          <w:szCs w:val="24"/>
+          <w:lang w:val="en-US"/>
+        </w:rPr>
+        <w:tab/>
+        <w:t>&lt;</w:t>
+      </w:r>
+      <w:proofErr w:type="spellStart"/>
+      <w:proofErr w:type="gramStart"/>
+      <w:r>
+        <w:rPr>
+          <w:sz w:val="28"/>
+          <w:szCs w:val="24"/>
+          <w:lang w:val="en-US"/>
+        </w:rPr>
+        <w:t>th</w:t>
+      </w:r>
+      <w:proofErr w:type="spellEnd"/>
+      <w:r>
+        <w:rPr>
+          <w:sz w:val="28"/>
+          <w:szCs w:val="24"/>
+          <w:lang w:val="en-US"/>
+        </w:rPr>
+        <w:t>&gt;</w:t>
+      </w:r>
+      <w:proofErr w:type="gramEnd"/>
+      <w:r>
+        <w:rPr>
+          <w:sz w:val="28"/>
+          <w:szCs w:val="24"/>
+          <w:lang w:val="en-US"/>
+        </w:rPr>
+        <w:t>company&lt;/</w:t>
+      </w:r>
+      <w:proofErr w:type="spellStart"/>
+      <w:r>
+        <w:rPr>
+          <w:sz w:val="28"/>
+          <w:szCs w:val="24"/>
+          <w:lang w:val="en-US"/>
+        </w:rPr>
+        <w:t>th</w:t>
+      </w:r>
+      <w:proofErr w:type="spellEnd"/>
+      <w:r>
+        <w:rPr>
+          <w:sz w:val="28"/>
+          <w:szCs w:val="24"/>
+          <w:lang w:val="en-US"/>
+        </w:rPr>
+        <w:t>&gt;</w:t>
+      </w:r>
+    </w:p>
+    <w:p>
+      <w:pPr>
+        <w:tabs>
+          <w:tab w:val="left" w:pos="1560"/>
+        </w:tabs>
+        <w:rPr>
+          <w:sz w:val="28"/>
+          <w:szCs w:val="24"/>
+          <w:lang w:val="en-US"/>
+        </w:rPr>
+      </w:pPr>
+      <w:r>
+        <w:rPr>
+          <w:sz w:val="28"/>
+          <w:szCs w:val="24"/>
+          <w:lang w:val="en-US"/>
+        </w:rPr>
+        <w:tab/>
+      </w:r>
+      <w:r>
+        <w:rPr>
+          <w:sz w:val="28"/>
+          <w:szCs w:val="24"/>
+          <w:lang w:val="en-US"/>
+        </w:rPr>
+        <w:tab/>
+        <w:t>&lt;/</w:t>
+      </w:r>
+      <w:proofErr w:type="spellStart"/>
+      <w:proofErr w:type="gramStart"/>
+      <w:r>
+        <w:rPr>
+          <w:sz w:val="28"/>
+          <w:szCs w:val="24"/>
+          <w:lang w:val="en-US"/>
+        </w:rPr>
+        <w:t>tr</w:t>
+      </w:r>
+      <w:proofErr w:type="spellEnd"/>
+      <w:proofErr w:type="gramEnd"/>
+      <w:r>
+        <w:rPr>
+          <w:sz w:val="28"/>
+          <w:szCs w:val="24"/>
+          <w:lang w:val="en-US"/>
+        </w:rPr>
+        <w:t>&gt;</w:t>
+      </w:r>
+    </w:p>
+    <w:p>
+      <w:pPr>
+        <w:tabs>
+          <w:tab w:val="left" w:pos="1560"/>
+        </w:tabs>
+        <w:rPr>
+          <w:sz w:val="28"/>
+          <w:szCs w:val="24"/>
+          <w:lang w:val="en-US"/>
+        </w:rPr>
+      </w:pPr>
+      <w:r>
+        <w:rPr>
+          <w:sz w:val="28"/>
+          <w:szCs w:val="24"/>
+          <w:lang w:val="en-US"/>
+        </w:rPr>
+        <w:tab/>
+        <w:t>&lt;/</w:t>
+      </w:r>
+      <w:proofErr w:type="spellStart"/>
+      <w:r>
+        <w:rPr>
+          <w:sz w:val="28"/>
+          <w:szCs w:val="24"/>
+          <w:lang w:val="en-US"/>
+        </w:rPr>
+        <w:t>thead</w:t>
+      </w:r>
+      <w:proofErr w:type="spellEnd"/>
+      <w:r>
+        <w:rPr>
+          <w:sz w:val="28"/>
+          <w:szCs w:val="24"/>
+          <w:lang w:val="en-US"/>
+        </w:rPr>
+        <w:t>&gt;</w:t>
+      </w:r>
+    </w:p>
+    <w:p>
+      <w:pPr>
+        <w:tabs>
+          <w:tab w:val="left" w:pos="1560"/>
+        </w:tabs>
+        <w:rPr>
+          <w:sz w:val="28"/>
+          <w:szCs w:val="24"/>
+          <w:lang w:val="en-US"/>
+        </w:rPr>
+      </w:pPr>
+      <w:r>
+        <w:rPr>
+          <w:sz w:val="28"/>
+          <w:szCs w:val="24"/>
+          <w:lang w:val="en-US"/>
+        </w:rPr>
+        <w:tab/>
+        <w:t>&lt;</w:t>
+      </w:r>
+      <w:proofErr w:type="spellStart"/>
+      <w:proofErr w:type="gramStart"/>
+      <w:r>
+        <w:rPr>
+          <w:sz w:val="28"/>
+          <w:szCs w:val="24"/>
+          <w:lang w:val="en-US"/>
+        </w:rPr>
+        <w:t>tbody</w:t>
+      </w:r>
       <w:bookmarkStart w:id="0" w:name="_GoBack"/>
       <w:bookmarkEnd w:id="0"/>
-    </w:p>
-    <w:p>
-      <w:pPr>
-        <w:pStyle w:val="ListParagraph"/>
-        <w:numPr>
-          <w:ilvl w:val="0"/>
-          <w:numId w:val="26"/>
-        </w:numPr>
+      <w:proofErr w:type="spellEnd"/>
+      <w:proofErr w:type="gramEnd"/>
+      <w:r>
+        <w:rPr>
+          <w:sz w:val="28"/>
+          <w:szCs w:val="24"/>
+          <w:lang w:val="en-US"/>
+        </w:rPr>
+        <w:t>&gt;</w:t>
+      </w:r>
+    </w:p>
+    <w:p>
+      <w:pPr>
         <w:tabs>
           <w:tab w:val="left" w:pos="1560"/>
         </w:tabs>
@@ -9641,16 +10981,48 @@
           <w:szCs w:val="24"/>
           <w:lang w:val="en-US"/>
         </w:rPr>
-        <w:t>ExplicitWait</w:t>
-      </w:r>
-    </w:p>
-    <w:p>
-      <w:pPr>
-        <w:pStyle w:val="ListParagraph"/>
-        <w:numPr>
-          <w:ilvl w:val="0"/>
-          <w:numId w:val="26"/>
-        </w:numPr>
+        <w:tab/>
+      </w:r>
+      <w:r>
+        <w:rPr>
+          <w:sz w:val="28"/>
+          <w:szCs w:val="24"/>
+          <w:lang w:val="en-US"/>
+        </w:rPr>
+        <w:tab/>
+        <w:t>&lt;</w:t>
+      </w:r>
+      <w:proofErr w:type="spellStart"/>
+      <w:proofErr w:type="gramStart"/>
+      <w:r>
+        <w:rPr>
+          <w:sz w:val="28"/>
+          <w:szCs w:val="24"/>
+          <w:lang w:val="en-US"/>
+        </w:rPr>
+        <w:t>tr</w:t>
+      </w:r>
+      <w:proofErr w:type="spellEnd"/>
+      <w:proofErr w:type="gramEnd"/>
+      <w:r>
+        <w:rPr>
+          <w:sz w:val="28"/>
+          <w:szCs w:val="24"/>
+          <w:lang w:val="en-US"/>
+        </w:rPr>
+        <w:t>&gt;</w:t>
+      </w:r>
+      <w:r>
+        <w:rPr>
+          <w:sz w:val="28"/>
+          <w:szCs w:val="24"/>
+          <w:lang w:val="en-US"/>
+        </w:rPr>
+        <w:tab/>
+      </w:r>
+    </w:p>
+    <w:p>
+      <w:pPr>
         <w:tabs>
           <w:tab w:val="left" w:pos="1560"/>
         </w:tabs>
@@ -9666,16 +11038,64 @@
           <w:szCs w:val="24"/>
           <w:lang w:val="en-US"/>
         </w:rPr>
-        <w:t>FluentWait</w:t>
-      </w:r>
-    </w:p>
-    <w:p>
-      <w:pPr>
-        <w:pStyle w:val="ListParagraph"/>
-        <w:numPr>
-          <w:ilvl w:val="0"/>
-          <w:numId w:val="26"/>
-        </w:numPr>
+        <w:tab/>
+      </w:r>
+      <w:r>
+        <w:rPr>
+          <w:sz w:val="28"/>
+          <w:szCs w:val="24"/>
+          <w:lang w:val="en-US"/>
+        </w:rPr>
+        <w:tab/>
+      </w:r>
+      <w:r>
+        <w:rPr>
+          <w:sz w:val="28"/>
+          <w:szCs w:val="24"/>
+          <w:lang w:val="en-US"/>
+        </w:rPr>
+        <w:tab/>
+        <w:t>&lt;</w:t>
+      </w:r>
+      <w:proofErr w:type="gramStart"/>
+      <w:r>
+        <w:rPr>
+          <w:sz w:val="28"/>
+          <w:szCs w:val="24"/>
+          <w:lang w:val="en-US"/>
+        </w:rPr>
+        <w:t>td&gt;</w:t>
+      </w:r>
+      <w:proofErr w:type="gramEnd"/>
+      <w:r>
+        <w:rPr>
+          <w:sz w:val="28"/>
+          <w:szCs w:val="24"/>
+          <w:lang w:val="en-US"/>
+        </w:rPr>
+        <w:t>1&lt;/</w:t>
+      </w:r>
+      <w:proofErr w:type="spellStart"/>
+      <w:r>
+        <w:rPr>
+          <w:sz w:val="28"/>
+          <w:szCs w:val="24"/>
+          <w:lang w:val="en-US"/>
+        </w:rPr>
+        <w:t>th</w:t>
+      </w:r>
+      <w:proofErr w:type="spellEnd"/>
+      <w:r>
+        <w:rPr>
+          <w:sz w:val="28"/>
+          <w:szCs w:val="24"/>
+          <w:lang w:val="en-US"/>
+        </w:rPr>
+        <w:t>&gt;</w:t>
+      </w:r>
+    </w:p>
+    <w:p>
+      <w:pPr>
         <w:tabs>
           <w:tab w:val="left" w:pos="1560"/>
         </w:tabs>
@@ -9691,7 +11111,42 @@
           <w:szCs w:val="24"/>
           <w:lang w:val="en-US"/>
         </w:rPr>
-        <w:t>PageLoadTimeout</w:t>
+        <w:tab/>
+      </w:r>
+      <w:r>
+        <w:rPr>
+          <w:sz w:val="28"/>
+          <w:szCs w:val="24"/>
+          <w:lang w:val="en-US"/>
+        </w:rPr>
+        <w:tab/>
+      </w:r>
+      <w:r>
+        <w:rPr>
+          <w:sz w:val="28"/>
+          <w:szCs w:val="24"/>
+          <w:lang w:val="en-US"/>
+        </w:rPr>
+        <w:tab/>
+        <w:t>&lt;</w:t>
+      </w:r>
+      <w:proofErr w:type="gramStart"/>
+      <w:r>
+        <w:rPr>
+          <w:sz w:val="28"/>
+          <w:szCs w:val="24"/>
+          <w:lang w:val="en-US"/>
+        </w:rPr>
+        <w:t>td&gt;</w:t>
+      </w:r>
+      <w:proofErr w:type="gramEnd"/>
+      <w:r>
+        <w:rPr>
+          <w:sz w:val="28"/>
+          <w:szCs w:val="24"/>
+          <w:lang w:val="en-US"/>
+        </w:rPr>
+        <w:t>Star Agile&lt;/td&gt;</w:t>
       </w:r>
     </w:p>
     <w:p>
@@ -9705,6 +11160,311 @@
           <w:lang w:val="en-US"/>
         </w:rPr>
       </w:pPr>
+      <w:r>
+        <w:rPr>
+          <w:sz w:val="28"/>
+          <w:szCs w:val="24"/>
+          <w:lang w:val="en-US"/>
+        </w:rPr>
+        <w:tab/>
+      </w:r>
+      <w:r>
+        <w:rPr>
+          <w:sz w:val="28"/>
+          <w:szCs w:val="24"/>
+          <w:lang w:val="en-US"/>
+        </w:rPr>
+        <w:tab/>
+        <w:t>&lt;/</w:t>
+      </w:r>
+      <w:proofErr w:type="spellStart"/>
+      <w:proofErr w:type="gramStart"/>
+      <w:r>
+        <w:rPr>
+          <w:sz w:val="28"/>
+          <w:szCs w:val="24"/>
+          <w:lang w:val="en-US"/>
+        </w:rPr>
+        <w:t>tr</w:t>
+      </w:r>
+      <w:proofErr w:type="spellEnd"/>
+      <w:proofErr w:type="gramEnd"/>
+      <w:r>
+        <w:rPr>
+          <w:sz w:val="28"/>
+          <w:szCs w:val="24"/>
+          <w:lang w:val="en-US"/>
+        </w:rPr>
+        <w:t>&gt;</w:t>
+      </w:r>
+    </w:p>
+    <w:p>
+      <w:pPr>
+        <w:tabs>
+          <w:tab w:val="left" w:pos="1560"/>
+        </w:tabs>
+        <w:rPr>
+          <w:sz w:val="28"/>
+          <w:szCs w:val="24"/>
+          <w:lang w:val="en-US"/>
+        </w:rPr>
+      </w:pPr>
+      <w:r>
+        <w:rPr>
+          <w:sz w:val="28"/>
+          <w:szCs w:val="24"/>
+          <w:lang w:val="en-US"/>
+        </w:rPr>
+        <w:tab/>
+      </w:r>
+      <w:r>
+        <w:rPr>
+          <w:sz w:val="28"/>
+          <w:szCs w:val="24"/>
+          <w:lang w:val="en-US"/>
+        </w:rPr>
+        <w:tab/>
+        <w:t>&lt;</w:t>
+      </w:r>
+      <w:proofErr w:type="spellStart"/>
+      <w:proofErr w:type="gramStart"/>
+      <w:r>
+        <w:rPr>
+          <w:sz w:val="28"/>
+          <w:szCs w:val="24"/>
+          <w:lang w:val="en-US"/>
+        </w:rPr>
+        <w:t>tr</w:t>
+      </w:r>
+      <w:proofErr w:type="spellEnd"/>
+      <w:proofErr w:type="gramEnd"/>
+      <w:r>
+        <w:rPr>
+          <w:sz w:val="28"/>
+          <w:szCs w:val="24"/>
+          <w:lang w:val="en-US"/>
+        </w:rPr>
+        <w:t>&gt;</w:t>
+      </w:r>
+    </w:p>
+    <w:p>
+      <w:pPr>
+        <w:tabs>
+          <w:tab w:val="left" w:pos="1560"/>
+        </w:tabs>
+        <w:rPr>
+          <w:sz w:val="28"/>
+          <w:szCs w:val="24"/>
+          <w:lang w:val="en-US"/>
+        </w:rPr>
+      </w:pPr>
+      <w:r>
+        <w:rPr>
+          <w:sz w:val="28"/>
+          <w:szCs w:val="24"/>
+          <w:lang w:val="en-US"/>
+        </w:rPr>
+        <w:lastRenderedPageBreak/>
+        <w:tab/>
+      </w:r>
+      <w:r>
+        <w:rPr>
+          <w:sz w:val="28"/>
+          <w:szCs w:val="24"/>
+          <w:lang w:val="en-US"/>
+        </w:rPr>
+        <w:tab/>
+      </w:r>
+      <w:r>
+        <w:rPr>
+          <w:sz w:val="28"/>
+          <w:szCs w:val="24"/>
+          <w:lang w:val="en-US"/>
+        </w:rPr>
+        <w:tab/>
+        <w:t>&lt;</w:t>
+      </w:r>
+      <w:proofErr w:type="gramStart"/>
+      <w:r>
+        <w:rPr>
+          <w:sz w:val="28"/>
+          <w:szCs w:val="24"/>
+          <w:lang w:val="en-US"/>
+        </w:rPr>
+        <w:t>td&gt;</w:t>
+      </w:r>
+      <w:proofErr w:type="gramEnd"/>
+      <w:r>
+        <w:rPr>
+          <w:sz w:val="28"/>
+          <w:szCs w:val="24"/>
+          <w:lang w:val="en-US"/>
+        </w:rPr>
+        <w:t>2&lt;/td&gt;</w:t>
+      </w:r>
+    </w:p>
+    <w:p>
+      <w:pPr>
+        <w:tabs>
+          <w:tab w:val="left" w:pos="1560"/>
+        </w:tabs>
+        <w:rPr>
+          <w:sz w:val="28"/>
+          <w:szCs w:val="24"/>
+          <w:lang w:val="en-US"/>
+        </w:rPr>
+      </w:pPr>
+      <w:r>
+        <w:rPr>
+          <w:sz w:val="28"/>
+          <w:szCs w:val="24"/>
+          <w:lang w:val="en-US"/>
+        </w:rPr>
+        <w:tab/>
+      </w:r>
+      <w:r>
+        <w:rPr>
+          <w:sz w:val="28"/>
+          <w:szCs w:val="24"/>
+          <w:lang w:val="en-US"/>
+        </w:rPr>
+        <w:tab/>
+      </w:r>
+      <w:r>
+        <w:rPr>
+          <w:sz w:val="28"/>
+          <w:szCs w:val="24"/>
+          <w:lang w:val="en-US"/>
+        </w:rPr>
+        <w:tab/>
+        <w:t>&lt;</w:t>
+      </w:r>
+      <w:proofErr w:type="gramStart"/>
+      <w:r>
+        <w:rPr>
+          <w:sz w:val="28"/>
+          <w:szCs w:val="24"/>
+          <w:lang w:val="en-US"/>
+        </w:rPr>
+        <w:t>td&gt;</w:t>
+      </w:r>
+      <w:proofErr w:type="gramEnd"/>
+      <w:r>
+        <w:rPr>
+          <w:sz w:val="28"/>
+          <w:szCs w:val="24"/>
+          <w:lang w:val="en-US"/>
+        </w:rPr>
+        <w:t>Infosys&lt;/td&gt;</w:t>
+      </w:r>
+    </w:p>
+    <w:p>
+      <w:pPr>
+        <w:tabs>
+          <w:tab w:val="left" w:pos="1560"/>
+        </w:tabs>
+        <w:rPr>
+          <w:sz w:val="28"/>
+          <w:szCs w:val="24"/>
+          <w:lang w:val="en-US"/>
+        </w:rPr>
+      </w:pPr>
+      <w:r>
+        <w:rPr>
+          <w:sz w:val="28"/>
+          <w:szCs w:val="24"/>
+          <w:lang w:val="en-US"/>
+        </w:rPr>
+        <w:tab/>
+      </w:r>
+      <w:r>
+        <w:rPr>
+          <w:sz w:val="28"/>
+          <w:szCs w:val="24"/>
+          <w:lang w:val="en-US"/>
+        </w:rPr>
+        <w:tab/>
+        <w:t>&lt;/</w:t>
+      </w:r>
+      <w:proofErr w:type="spellStart"/>
+      <w:proofErr w:type="gramStart"/>
+      <w:r>
+        <w:rPr>
+          <w:sz w:val="28"/>
+          <w:szCs w:val="24"/>
+          <w:lang w:val="en-US"/>
+        </w:rPr>
+        <w:t>tr</w:t>
+      </w:r>
+      <w:proofErr w:type="spellEnd"/>
+      <w:proofErr w:type="gramEnd"/>
+      <w:r>
+        <w:rPr>
+          <w:sz w:val="28"/>
+          <w:szCs w:val="24"/>
+          <w:lang w:val="en-US"/>
+        </w:rPr>
+        <w:t>&gt;</w:t>
+      </w:r>
+    </w:p>
+    <w:p>
+      <w:pPr>
+        <w:tabs>
+          <w:tab w:val="left" w:pos="1560"/>
+        </w:tabs>
+        <w:rPr>
+          <w:sz w:val="28"/>
+          <w:szCs w:val="24"/>
+          <w:lang w:val="en-US"/>
+        </w:rPr>
+      </w:pPr>
+      <w:r>
+        <w:rPr>
+          <w:sz w:val="28"/>
+          <w:szCs w:val="24"/>
+          <w:lang w:val="en-US"/>
+        </w:rPr>
+        <w:tab/>
+        <w:t>&lt;/</w:t>
+      </w:r>
+      <w:proofErr w:type="spellStart"/>
+      <w:r>
+        <w:rPr>
+          <w:sz w:val="28"/>
+          <w:szCs w:val="24"/>
+          <w:lang w:val="en-US"/>
+        </w:rPr>
+        <w:t>tbody</w:t>
+      </w:r>
+      <w:proofErr w:type="spellEnd"/>
+      <w:r>
+        <w:rPr>
+          <w:sz w:val="28"/>
+          <w:szCs w:val="24"/>
+          <w:lang w:val="en-US"/>
+        </w:rPr>
+        <w:t>&gt;</w:t>
+      </w:r>
+    </w:p>
+    <w:p>
+      <w:pPr>
+        <w:tabs>
+          <w:tab w:val="left" w:pos="1560"/>
+        </w:tabs>
+        <w:rPr>
+          <w:sz w:val="28"/>
+          <w:szCs w:val="24"/>
+          <w:lang w:val="en-US"/>
+        </w:rPr>
+      </w:pPr>
+      <w:r>
+        <w:rPr>
+          <w:sz w:val="28"/>
+          <w:szCs w:val="24"/>
+          <w:lang w:val="en-US"/>
+        </w:rPr>
+        <w:t>&lt;/table&gt;</w:t>
+      </w:r>
     </w:p>
     <w:p>
       <w:pPr>
@@ -14104,31 +15864,31 @@
     </dgm:pt>
   </dgm:ptLst>
   <dgm:cxnLst>
-    <dgm:cxn modelId="{1FF92F25-E44D-4877-82B0-C7603BEFFEF4}" type="presOf" srcId="{252D6598-1225-44AB-8AAB-B516106B59E1}" destId="{2446BD26-396F-420D-B091-265286D97786}" srcOrd="0" destOrd="0" presId="urn:microsoft.com/office/officeart/2005/8/layout/process1"/>
-    <dgm:cxn modelId="{214F8DEA-E649-409B-BA14-3F44B892E842}" type="presOf" srcId="{E9687206-84AC-4F83-A6A2-9EFDC3ABD0FB}" destId="{72E9BEC7-D7FE-4BD7-BACA-0668A095A9EF}" srcOrd="0" destOrd="0" presId="urn:microsoft.com/office/officeart/2005/8/layout/process1"/>
-    <dgm:cxn modelId="{A0672DEA-7634-4EC3-AE01-7E28EB466920}" type="presOf" srcId="{E9687206-84AC-4F83-A6A2-9EFDC3ABD0FB}" destId="{6E444586-2D87-4F9A-9400-F626352FE57E}" srcOrd="1" destOrd="0" presId="urn:microsoft.com/office/officeart/2005/8/layout/process1"/>
-    <dgm:cxn modelId="{8DFB781B-9BA0-47EB-A6D3-55D7980A65C2}" type="presOf" srcId="{363330DA-09EC-450B-A72E-6DA34D1AB715}" destId="{37E28D18-C070-47FF-8301-A041A91EDEF2}" srcOrd="0" destOrd="0" presId="urn:microsoft.com/office/officeart/2005/8/layout/process1"/>
-    <dgm:cxn modelId="{5FCE742F-3312-4FA1-91BF-C8E4AB66A22C}" type="presOf" srcId="{6C124C00-0E2C-42A5-B356-FCFE12C422EE}" destId="{AEA95148-3CF9-4188-ACFA-34C472C532BE}" srcOrd="1" destOrd="0" presId="urn:microsoft.com/office/officeart/2005/8/layout/process1"/>
+    <dgm:cxn modelId="{DF6B546C-E32C-4F0C-8F54-21796B2EAD72}" type="presOf" srcId="{363330DA-09EC-450B-A72E-6DA34D1AB715}" destId="{37E28D18-C070-47FF-8301-A041A91EDEF2}" srcOrd="0" destOrd="0" presId="urn:microsoft.com/office/officeart/2005/8/layout/process1"/>
     <dgm:cxn modelId="{4E00299D-3BDF-41B7-A234-E37BB604D85F}" srcId="{252D6598-1225-44AB-8AAB-B516106B59E1}" destId="{49728974-DA1C-46AA-A2B0-D3394453E5CC}" srcOrd="1" destOrd="0" parTransId="{2F909F4C-E59D-48F8-B67A-5D6A03CEBAEE}" sibTransId="{E9687206-84AC-4F83-A6A2-9EFDC3ABD0FB}"/>
-    <dgm:cxn modelId="{166BA7E5-9EF8-48D3-A332-B09720F0BDF7}" type="presOf" srcId="{30AFFC78-5808-45ED-AAC6-491EC3980094}" destId="{F266C578-88AA-4EC2-8142-53A5B6139B0D}" srcOrd="0" destOrd="0" presId="urn:microsoft.com/office/officeart/2005/8/layout/process1"/>
+    <dgm:cxn modelId="{4FF74D9A-D5F2-4141-8947-0CEC478C212F}" type="presOf" srcId="{D8AAE93C-983F-46D6-ABF6-FC8E801A362E}" destId="{449D7EB5-0D9D-4DAC-B391-FB2402C39ABC}" srcOrd="0" destOrd="0" presId="urn:microsoft.com/office/officeart/2005/8/layout/process1"/>
+    <dgm:cxn modelId="{4E6E1F04-425B-4E64-94E2-10A7D27B4DF1}" type="presOf" srcId="{252D6598-1225-44AB-8AAB-B516106B59E1}" destId="{2446BD26-396F-420D-B091-265286D97786}" srcOrd="0" destOrd="0" presId="urn:microsoft.com/office/officeart/2005/8/layout/process1"/>
     <dgm:cxn modelId="{2659B5CA-FCEC-47A0-A347-15E4CED75EE1}" srcId="{252D6598-1225-44AB-8AAB-B516106B59E1}" destId="{30AFFC78-5808-45ED-AAC6-491EC3980094}" srcOrd="0" destOrd="0" parTransId="{15AA4179-7B4E-411C-A1D6-081E6042F5DA}" sibTransId="{6C124C00-0E2C-42A5-B356-FCFE12C422EE}"/>
-    <dgm:cxn modelId="{273EA49D-1EED-45CC-BF90-AE16275B724B}" type="presOf" srcId="{66AF4BFC-0875-4B90-9E82-F0F301500281}" destId="{09BDDF38-02A3-46F0-94CF-D671EECCB993}" srcOrd="0" destOrd="0" presId="urn:microsoft.com/office/officeart/2005/8/layout/process1"/>
-    <dgm:cxn modelId="{77086720-F1DA-4810-ABC7-78B64C8A317E}" type="presOf" srcId="{66AF4BFC-0875-4B90-9E82-F0F301500281}" destId="{A0BD6892-BF4E-4D26-B32D-4AC8D13032DE}" srcOrd="1" destOrd="0" presId="urn:microsoft.com/office/officeart/2005/8/layout/process1"/>
-    <dgm:cxn modelId="{214077BA-C93B-489F-9ECA-3CB2D76BFD74}" type="presOf" srcId="{D8AAE93C-983F-46D6-ABF6-FC8E801A362E}" destId="{449D7EB5-0D9D-4DAC-B391-FB2402C39ABC}" srcOrd="0" destOrd="0" presId="urn:microsoft.com/office/officeart/2005/8/layout/process1"/>
+    <dgm:cxn modelId="{71E68006-326F-4933-8816-91636936D066}" type="presOf" srcId="{30AFFC78-5808-45ED-AAC6-491EC3980094}" destId="{F266C578-88AA-4EC2-8142-53A5B6139B0D}" srcOrd="0" destOrd="0" presId="urn:microsoft.com/office/officeart/2005/8/layout/process1"/>
+    <dgm:cxn modelId="{6B4F84B7-FF05-4365-B077-C6FE7417BB72}" type="presOf" srcId="{E9687206-84AC-4F83-A6A2-9EFDC3ABD0FB}" destId="{6E444586-2D87-4F9A-9400-F626352FE57E}" srcOrd="1" destOrd="0" presId="urn:microsoft.com/office/officeart/2005/8/layout/process1"/>
+    <dgm:cxn modelId="{E957182E-5DD7-463B-ADDD-8A7423C5874E}" type="presOf" srcId="{49728974-DA1C-46AA-A2B0-D3394453E5CC}" destId="{CF1E89C8-AA78-4B1C-8D7C-AA8E38C034CE}" srcOrd="0" destOrd="0" presId="urn:microsoft.com/office/officeart/2005/8/layout/process1"/>
     <dgm:cxn modelId="{8BADACC1-11B7-4449-8CEF-27159F593338}" srcId="{252D6598-1225-44AB-8AAB-B516106B59E1}" destId="{D8AAE93C-983F-46D6-ABF6-FC8E801A362E}" srcOrd="3" destOrd="0" parTransId="{E327365F-F469-481B-89E5-1C83ABC9E692}" sibTransId="{B97F4576-B840-4726-92AE-9C44A7C27E74}"/>
     <dgm:cxn modelId="{D0AB89FD-DD46-4E02-92EC-A604D66D139C}" srcId="{252D6598-1225-44AB-8AAB-B516106B59E1}" destId="{363330DA-09EC-450B-A72E-6DA34D1AB715}" srcOrd="2" destOrd="0" parTransId="{560647A9-7192-429E-B7E3-DFDF675B6572}" sibTransId="{66AF4BFC-0875-4B90-9E82-F0F301500281}"/>
-    <dgm:cxn modelId="{AEFAE84B-3A26-425E-9C28-CCF22182E7FB}" type="presOf" srcId="{6C124C00-0E2C-42A5-B356-FCFE12C422EE}" destId="{A5E00DF4-BEC8-4A62-B851-2A7F83FC9D35}" srcOrd="0" destOrd="0" presId="urn:microsoft.com/office/officeart/2005/8/layout/process1"/>
-    <dgm:cxn modelId="{61309F53-BB14-4CAF-B49B-6DED7A4357CF}" type="presOf" srcId="{49728974-DA1C-46AA-A2B0-D3394453E5CC}" destId="{CF1E89C8-AA78-4B1C-8D7C-AA8E38C034CE}" srcOrd="0" destOrd="0" presId="urn:microsoft.com/office/officeart/2005/8/layout/process1"/>
-    <dgm:cxn modelId="{0976A5B6-8EAD-4670-9F46-23C3F26DD85E}" type="presParOf" srcId="{2446BD26-396F-420D-B091-265286D97786}" destId="{F266C578-88AA-4EC2-8142-53A5B6139B0D}" srcOrd="0" destOrd="0" presId="urn:microsoft.com/office/officeart/2005/8/layout/process1"/>
-    <dgm:cxn modelId="{0B6659CC-722A-46C6-85C5-7E6B8906FF7C}" type="presParOf" srcId="{2446BD26-396F-420D-B091-265286D97786}" destId="{A5E00DF4-BEC8-4A62-B851-2A7F83FC9D35}" srcOrd="1" destOrd="0" presId="urn:microsoft.com/office/officeart/2005/8/layout/process1"/>
-    <dgm:cxn modelId="{A56B8873-2A44-4322-8848-5317AED5EB58}" type="presParOf" srcId="{A5E00DF4-BEC8-4A62-B851-2A7F83FC9D35}" destId="{AEA95148-3CF9-4188-ACFA-34C472C532BE}" srcOrd="0" destOrd="0" presId="urn:microsoft.com/office/officeart/2005/8/layout/process1"/>
-    <dgm:cxn modelId="{75B035D8-5FFC-47A4-8919-2F3BB70449D2}" type="presParOf" srcId="{2446BD26-396F-420D-B091-265286D97786}" destId="{CF1E89C8-AA78-4B1C-8D7C-AA8E38C034CE}" srcOrd="2" destOrd="0" presId="urn:microsoft.com/office/officeart/2005/8/layout/process1"/>
-    <dgm:cxn modelId="{28E091E8-C935-4949-A1F7-A6C39A381DED}" type="presParOf" srcId="{2446BD26-396F-420D-B091-265286D97786}" destId="{72E9BEC7-D7FE-4BD7-BACA-0668A095A9EF}" srcOrd="3" destOrd="0" presId="urn:microsoft.com/office/officeart/2005/8/layout/process1"/>
-    <dgm:cxn modelId="{E9E40923-304C-404D-B64B-3CE9B31D9C39}" type="presParOf" srcId="{72E9BEC7-D7FE-4BD7-BACA-0668A095A9EF}" destId="{6E444586-2D87-4F9A-9400-F626352FE57E}" srcOrd="0" destOrd="0" presId="urn:microsoft.com/office/officeart/2005/8/layout/process1"/>
-    <dgm:cxn modelId="{BA5688BC-5BD8-4040-8DC0-63F4C15C45C0}" type="presParOf" srcId="{2446BD26-396F-420D-B091-265286D97786}" destId="{37E28D18-C070-47FF-8301-A041A91EDEF2}" srcOrd="4" destOrd="0" presId="urn:microsoft.com/office/officeart/2005/8/layout/process1"/>
-    <dgm:cxn modelId="{35DCD396-F98D-48C5-BFD4-3B377F52ED25}" type="presParOf" srcId="{2446BD26-396F-420D-B091-265286D97786}" destId="{09BDDF38-02A3-46F0-94CF-D671EECCB993}" srcOrd="5" destOrd="0" presId="urn:microsoft.com/office/officeart/2005/8/layout/process1"/>
-    <dgm:cxn modelId="{4A8876C2-4C1C-41C6-BF3C-A5526C9A6CE8}" type="presParOf" srcId="{09BDDF38-02A3-46F0-94CF-D671EECCB993}" destId="{A0BD6892-BF4E-4D26-B32D-4AC8D13032DE}" srcOrd="0" destOrd="0" presId="urn:microsoft.com/office/officeart/2005/8/layout/process1"/>
-    <dgm:cxn modelId="{F75104BB-4E8C-461F-8D9A-3832D3DC713B}" type="presParOf" srcId="{2446BD26-396F-420D-B091-265286D97786}" destId="{449D7EB5-0D9D-4DAC-B391-FB2402C39ABC}" srcOrd="6" destOrd="0" presId="urn:microsoft.com/office/officeart/2005/8/layout/process1"/>
+    <dgm:cxn modelId="{CDE67A5C-E2D7-4E99-A66A-95270EACCCFB}" type="presOf" srcId="{E9687206-84AC-4F83-A6A2-9EFDC3ABD0FB}" destId="{72E9BEC7-D7FE-4BD7-BACA-0668A095A9EF}" srcOrd="0" destOrd="0" presId="urn:microsoft.com/office/officeart/2005/8/layout/process1"/>
+    <dgm:cxn modelId="{956BB556-E6D8-41E3-9BCE-B8120A1720D2}" type="presOf" srcId="{6C124C00-0E2C-42A5-B356-FCFE12C422EE}" destId="{AEA95148-3CF9-4188-ACFA-34C472C532BE}" srcOrd="1" destOrd="0" presId="urn:microsoft.com/office/officeart/2005/8/layout/process1"/>
+    <dgm:cxn modelId="{FBD69394-D599-42AC-B76A-4F7F60AD9B7A}" type="presOf" srcId="{66AF4BFC-0875-4B90-9E82-F0F301500281}" destId="{A0BD6892-BF4E-4D26-B32D-4AC8D13032DE}" srcOrd="1" destOrd="0" presId="urn:microsoft.com/office/officeart/2005/8/layout/process1"/>
+    <dgm:cxn modelId="{5E8490A3-0AF8-4350-9643-3F38F508ABC3}" type="presOf" srcId="{66AF4BFC-0875-4B90-9E82-F0F301500281}" destId="{09BDDF38-02A3-46F0-94CF-D671EECCB993}" srcOrd="0" destOrd="0" presId="urn:microsoft.com/office/officeart/2005/8/layout/process1"/>
+    <dgm:cxn modelId="{B6BFE0EC-69F3-4AB4-8B81-14940E13D820}" type="presOf" srcId="{6C124C00-0E2C-42A5-B356-FCFE12C422EE}" destId="{A5E00DF4-BEC8-4A62-B851-2A7F83FC9D35}" srcOrd="0" destOrd="0" presId="urn:microsoft.com/office/officeart/2005/8/layout/process1"/>
+    <dgm:cxn modelId="{6D2EB39A-AB73-4299-856C-7DA8538A0D6A}" type="presParOf" srcId="{2446BD26-396F-420D-B091-265286D97786}" destId="{F266C578-88AA-4EC2-8142-53A5B6139B0D}" srcOrd="0" destOrd="0" presId="urn:microsoft.com/office/officeart/2005/8/layout/process1"/>
+    <dgm:cxn modelId="{5B0FA523-2888-4EC8-9964-F8690A725914}" type="presParOf" srcId="{2446BD26-396F-420D-B091-265286D97786}" destId="{A5E00DF4-BEC8-4A62-B851-2A7F83FC9D35}" srcOrd="1" destOrd="0" presId="urn:microsoft.com/office/officeart/2005/8/layout/process1"/>
+    <dgm:cxn modelId="{6582E67D-A7DB-48F1-B03B-6B6D57D06BF6}" type="presParOf" srcId="{A5E00DF4-BEC8-4A62-B851-2A7F83FC9D35}" destId="{AEA95148-3CF9-4188-ACFA-34C472C532BE}" srcOrd="0" destOrd="0" presId="urn:microsoft.com/office/officeart/2005/8/layout/process1"/>
+    <dgm:cxn modelId="{6A62AA01-965A-44AB-9E35-48864A2ABF7C}" type="presParOf" srcId="{2446BD26-396F-420D-B091-265286D97786}" destId="{CF1E89C8-AA78-4B1C-8D7C-AA8E38C034CE}" srcOrd="2" destOrd="0" presId="urn:microsoft.com/office/officeart/2005/8/layout/process1"/>
+    <dgm:cxn modelId="{1425BE5F-5B0A-4F6B-A1C7-57FFE28F73E7}" type="presParOf" srcId="{2446BD26-396F-420D-B091-265286D97786}" destId="{72E9BEC7-D7FE-4BD7-BACA-0668A095A9EF}" srcOrd="3" destOrd="0" presId="urn:microsoft.com/office/officeart/2005/8/layout/process1"/>
+    <dgm:cxn modelId="{537C8F0A-7BE0-4FED-BB42-9C6A3A4FBB53}" type="presParOf" srcId="{72E9BEC7-D7FE-4BD7-BACA-0668A095A9EF}" destId="{6E444586-2D87-4F9A-9400-F626352FE57E}" srcOrd="0" destOrd="0" presId="urn:microsoft.com/office/officeart/2005/8/layout/process1"/>
+    <dgm:cxn modelId="{BF08BFDF-27C7-4C56-81A3-445615B0CBE0}" type="presParOf" srcId="{2446BD26-396F-420D-B091-265286D97786}" destId="{37E28D18-C070-47FF-8301-A041A91EDEF2}" srcOrd="4" destOrd="0" presId="urn:microsoft.com/office/officeart/2005/8/layout/process1"/>
+    <dgm:cxn modelId="{BBE55556-313F-4E13-8E0C-6F25EA6AD4DB}" type="presParOf" srcId="{2446BD26-396F-420D-B091-265286D97786}" destId="{09BDDF38-02A3-46F0-94CF-D671EECCB993}" srcOrd="5" destOrd="0" presId="urn:microsoft.com/office/officeart/2005/8/layout/process1"/>
+    <dgm:cxn modelId="{433BE053-A341-4B39-AF4D-CFDF5CB8EB10}" type="presParOf" srcId="{09BDDF38-02A3-46F0-94CF-D671EECCB993}" destId="{A0BD6892-BF4E-4D26-B32D-4AC8D13032DE}" srcOrd="0" destOrd="0" presId="urn:microsoft.com/office/officeart/2005/8/layout/process1"/>
+    <dgm:cxn modelId="{04B77D58-62F9-4D20-B661-7E1EAB4D5077}" type="presParOf" srcId="{2446BD26-396F-420D-B091-265286D97786}" destId="{449D7EB5-0D9D-4DAC-B391-FB2402C39ABC}" srcOrd="6" destOrd="0" presId="urn:microsoft.com/office/officeart/2005/8/layout/process1"/>
   </dgm:cxnLst>
   <dgm:bg/>
   <dgm:whole/>

--- a/Notes_SA2512006.docx
+++ b/Notes_SA2512006.docx
@@ -669,23 +669,13 @@
           <w:lang w:val="en-US"/>
         </w:rPr>
       </w:pPr>
-      <w:proofErr w:type="spellStart"/>
-      <w:r>
-        <w:rPr>
-          <w:sz w:val="28"/>
-          <w:szCs w:val="24"/>
-          <w:lang w:val="en-US"/>
-        </w:rPr>
-        <w:t>Thread.sleep</w:t>
-      </w:r>
-      <w:proofErr w:type="spellEnd"/>
-      <w:r>
-        <w:rPr>
-          <w:sz w:val="28"/>
-          <w:szCs w:val="24"/>
-          <w:lang w:val="en-US"/>
-        </w:rPr>
-        <w:t>()</w:t>
+      <w:r>
+        <w:rPr>
+          <w:sz w:val="28"/>
+          <w:szCs w:val="24"/>
+          <w:lang w:val="en-US"/>
+        </w:rPr>
+        <w:t>Thread.sleep()</w:t>
       </w:r>
     </w:p>
     <w:p>
@@ -5032,7 +5022,6 @@
           <w:lang w:val="en-US"/>
         </w:rPr>
       </w:pPr>
-      <w:proofErr w:type="spellStart"/>
       <w:r>
         <w:rPr>
           <w:sz w:val="28"/>
@@ -5041,7 +5030,6 @@
         </w:rPr>
         <w:t>YourName_SeleniumDemos</w:t>
       </w:r>
-      <w:proofErr w:type="spellEnd"/>
     </w:p>
     <w:p>
       <w:pPr>
@@ -5090,25 +5078,7 @@
           <w:szCs w:val="24"/>
           <w:lang w:val="en-US"/>
         </w:rPr>
-        <w:t xml:space="preserve">Launch </w:t>
-      </w:r>
-      <w:proofErr w:type="spellStart"/>
-      <w:r>
-        <w:rPr>
-          <w:sz w:val="28"/>
-          <w:szCs w:val="24"/>
-          <w:lang w:val="en-US"/>
-        </w:rPr>
-        <w:t>selenium.dev</w:t>
-      </w:r>
-      <w:proofErr w:type="spellEnd"/>
-      <w:r>
-        <w:rPr>
-          <w:sz w:val="28"/>
-          <w:szCs w:val="24"/>
-          <w:lang w:val="en-US"/>
-        </w:rPr>
-        <w:t xml:space="preserve"> site (Official website for Selenium)</w:t>
+        <w:t>Launch selenium.dev site (Official website for Selenium)</w:t>
       </w:r>
     </w:p>
     <w:p>
@@ -5739,18 +5709,8 @@
           <w:szCs w:val="24"/>
           <w:lang w:val="en-US"/>
         </w:rPr>
-        <w:t xml:space="preserve">Give the name </w:t>
-      </w:r>
-      <w:proofErr w:type="spellStart"/>
-      <w:r>
-        <w:rPr>
-          <w:sz w:val="28"/>
-          <w:szCs w:val="24"/>
-          <w:lang w:val="en-US"/>
-        </w:rPr>
-        <w:t>com.WebDriverDemos</w:t>
-      </w:r>
-      <w:proofErr w:type="spellEnd"/>
+        <w:t>Give the name com.WebDriverDemos</w:t>
+      </w:r>
     </w:p>
     <w:p>
       <w:pPr>
@@ -6064,18 +6024,8 @@
           <w:szCs w:val="24"/>
           <w:lang w:val="en-US"/>
         </w:rPr>
-        <w:t xml:space="preserve">Click on </w:t>
-      </w:r>
-      <w:proofErr w:type="spellStart"/>
-      <w:r>
-        <w:rPr>
-          <w:sz w:val="28"/>
-          <w:szCs w:val="24"/>
-          <w:lang w:val="en-US"/>
-        </w:rPr>
-        <w:t>Classpath</w:t>
-      </w:r>
-      <w:proofErr w:type="spellEnd"/>
+        <w:t>Click on Classpath</w:t>
+      </w:r>
     </w:p>
     <w:p>
       <w:pPr>
@@ -6350,29 +6300,7 @@
           <w:szCs w:val="28"/>
           <w:shd w:val="clear" w:color="auto" w:fill="E8F2FE"/>
         </w:rPr>
-        <w:t xml:space="preserve"> </w:t>
-      </w:r>
-      <w:proofErr w:type="gramStart"/>
-      <w:r>
-        <w:rPr>
-          <w:rFonts w:ascii="Consolas" w:hAnsi="Consolas" w:cs="Consolas"/>
-          <w:color w:val="000000"/>
-          <w:sz w:val="28"/>
-          <w:szCs w:val="28"/>
-          <w:shd w:val="clear" w:color="auto" w:fill="E8F2FE"/>
-        </w:rPr>
-        <w:t>ChromeDriver(</w:t>
-      </w:r>
-      <w:proofErr w:type="gramEnd"/>
-      <w:r>
-        <w:rPr>
-          <w:rFonts w:ascii="Consolas" w:hAnsi="Consolas" w:cs="Consolas"/>
-          <w:color w:val="000000"/>
-          <w:sz w:val="28"/>
-          <w:szCs w:val="28"/>
-          <w:shd w:val="clear" w:color="auto" w:fill="E8F2FE"/>
-        </w:rPr>
-        <w:t>);)</w:t>
+        <w:t xml:space="preserve"> ChromeDriver();)</w:t>
       </w:r>
     </w:p>
     <w:p>
@@ -6391,23 +6319,13 @@
           <w:lang w:val="en-US"/>
         </w:rPr>
       </w:pPr>
-      <w:proofErr w:type="gramStart"/>
-      <w:r>
-        <w:rPr>
-          <w:sz w:val="28"/>
-          <w:szCs w:val="24"/>
-          <w:lang w:val="en-US"/>
-        </w:rPr>
-        <w:t>get(</w:t>
-      </w:r>
-      <w:proofErr w:type="gramEnd"/>
-      <w:r>
-        <w:rPr>
-          <w:sz w:val="28"/>
-          <w:szCs w:val="24"/>
-          <w:lang w:val="en-US"/>
-        </w:rPr>
-        <w:t xml:space="preserve">) </w:t>
+      <w:r>
+        <w:rPr>
+          <w:sz w:val="28"/>
+          <w:szCs w:val="24"/>
+          <w:lang w:val="en-US"/>
+        </w:rPr>
+        <w:t xml:space="preserve">get() </w:t>
       </w:r>
       <w:r>
         <w:rPr>
@@ -6450,33 +6368,13 @@
           <w:lang w:val="en-US"/>
         </w:rPr>
       </w:pPr>
-      <w:proofErr w:type="spellStart"/>
-      <w:proofErr w:type="gramStart"/>
-      <w:r>
-        <w:rPr>
-          <w:sz w:val="28"/>
-          <w:szCs w:val="24"/>
-          <w:lang w:val="en-US"/>
-        </w:rPr>
-        <w:t>driver.manage</w:t>
-      </w:r>
-      <w:proofErr w:type="spellEnd"/>
-      <w:r>
-        <w:rPr>
-          <w:sz w:val="28"/>
-          <w:szCs w:val="24"/>
-          <w:lang w:val="en-US"/>
-        </w:rPr>
-        <w:t>(</w:t>
-      </w:r>
-      <w:proofErr w:type="gramEnd"/>
-      <w:r>
-        <w:rPr>
-          <w:sz w:val="28"/>
-          <w:szCs w:val="24"/>
-          <w:lang w:val="en-US"/>
-        </w:rPr>
-        <w:t xml:space="preserve">).window().maximize() </w:t>
+      <w:r>
+        <w:rPr>
+          <w:sz w:val="28"/>
+          <w:szCs w:val="24"/>
+          <w:lang w:val="en-US"/>
+        </w:rPr>
+        <w:t xml:space="preserve">driver.manage().window().maximize() </w:t>
       </w:r>
       <w:r>
         <w:rPr>
@@ -6511,23 +6409,13 @@
           <w:lang w:val="en-US"/>
         </w:rPr>
       </w:pPr>
-      <w:proofErr w:type="gramStart"/>
-      <w:r>
-        <w:rPr>
-          <w:sz w:val="28"/>
-          <w:szCs w:val="24"/>
-          <w:lang w:val="en-US"/>
-        </w:rPr>
-        <w:t>close(</w:t>
-      </w:r>
-      <w:proofErr w:type="gramEnd"/>
-      <w:r>
-        <w:rPr>
-          <w:sz w:val="28"/>
-          <w:szCs w:val="24"/>
-          <w:lang w:val="en-US"/>
-        </w:rPr>
-        <w:t xml:space="preserve">) </w:t>
+      <w:r>
+        <w:rPr>
+          <w:sz w:val="28"/>
+          <w:szCs w:val="24"/>
+          <w:lang w:val="en-US"/>
+        </w:rPr>
+        <w:t xml:space="preserve">close() </w:t>
       </w:r>
       <w:r>
         <w:rPr>
@@ -6562,23 +6450,13 @@
           <w:lang w:val="en-US"/>
         </w:rPr>
       </w:pPr>
-      <w:proofErr w:type="gramStart"/>
-      <w:r>
-        <w:rPr>
-          <w:sz w:val="28"/>
-          <w:szCs w:val="24"/>
-          <w:lang w:val="en-US"/>
-        </w:rPr>
-        <w:t>getTitle(</w:t>
-      </w:r>
-      <w:proofErr w:type="gramEnd"/>
-      <w:r>
-        <w:rPr>
-          <w:sz w:val="28"/>
-          <w:szCs w:val="24"/>
-          <w:lang w:val="en-US"/>
-        </w:rPr>
-        <w:t xml:space="preserve">) </w:t>
+      <w:r>
+        <w:rPr>
+          <w:sz w:val="28"/>
+          <w:szCs w:val="24"/>
+          <w:lang w:val="en-US"/>
+        </w:rPr>
+        <w:t xml:space="preserve">getTitle() </w:t>
       </w:r>
       <w:r>
         <w:rPr>
@@ -6613,23 +6491,13 @@
           <w:lang w:val="en-US"/>
         </w:rPr>
       </w:pPr>
-      <w:proofErr w:type="gramStart"/>
-      <w:r>
-        <w:rPr>
-          <w:sz w:val="28"/>
-          <w:szCs w:val="24"/>
-          <w:lang w:val="en-US"/>
-        </w:rPr>
-        <w:t>getCurrentUrl(</w:t>
-      </w:r>
-      <w:proofErr w:type="gramEnd"/>
-      <w:r>
-        <w:rPr>
-          <w:sz w:val="28"/>
-          <w:szCs w:val="24"/>
-          <w:lang w:val="en-US"/>
-        </w:rPr>
-        <w:t xml:space="preserve">) </w:t>
+      <w:r>
+        <w:rPr>
+          <w:sz w:val="28"/>
+          <w:szCs w:val="24"/>
+          <w:lang w:val="en-US"/>
+        </w:rPr>
+        <w:t xml:space="preserve">getCurrentUrl() </w:t>
       </w:r>
       <w:r>
         <w:rPr>
@@ -6705,23 +6573,13 @@
           <w:lang w:val="en-US"/>
         </w:rPr>
       </w:pPr>
-      <w:proofErr w:type="gramStart"/>
-      <w:r>
-        <w:rPr>
-          <w:sz w:val="28"/>
-          <w:szCs w:val="24"/>
-          <w:lang w:val="en-US"/>
-        </w:rPr>
-        <w:t>findElement(</w:t>
-      </w:r>
-      <w:proofErr w:type="gramEnd"/>
-      <w:r>
-        <w:rPr>
-          <w:sz w:val="28"/>
-          <w:szCs w:val="24"/>
-          <w:lang w:val="en-US"/>
-        </w:rPr>
-        <w:t xml:space="preserve">) </w:t>
+      <w:r>
+        <w:rPr>
+          <w:sz w:val="28"/>
+          <w:szCs w:val="24"/>
+          <w:lang w:val="en-US"/>
+        </w:rPr>
+        <w:t xml:space="preserve">findElement() </w:t>
       </w:r>
       <w:r>
         <w:rPr>
@@ -6782,23 +6640,13 @@
           <w:lang w:val="en-US"/>
         </w:rPr>
       </w:pPr>
-      <w:proofErr w:type="gramStart"/>
-      <w:r>
-        <w:rPr>
-          <w:sz w:val="28"/>
-          <w:szCs w:val="24"/>
-          <w:lang w:val="en-US"/>
-        </w:rPr>
-        <w:t>findElements(</w:t>
-      </w:r>
-      <w:proofErr w:type="gramEnd"/>
-      <w:r>
-        <w:rPr>
-          <w:sz w:val="28"/>
-          <w:szCs w:val="24"/>
-          <w:lang w:val="en-US"/>
-        </w:rPr>
-        <w:t xml:space="preserve">) </w:t>
+      <w:r>
+        <w:rPr>
+          <w:sz w:val="28"/>
+          <w:szCs w:val="24"/>
+          <w:lang w:val="en-US"/>
+        </w:rPr>
+        <w:t xml:space="preserve">findElements() </w:t>
       </w:r>
       <w:r>
         <w:rPr>
@@ -6815,6 +6663,88 @@
           <w:lang w:val="en-US"/>
         </w:rPr>
         <w:t xml:space="preserve"> Will read and return multiple controls. (List&lt;WebElement)</w:t>
+      </w:r>
+    </w:p>
+    <w:p>
+      <w:pPr>
+        <w:pStyle w:val="ListParagraph"/>
+        <w:numPr>
+          <w:ilvl w:val="0"/>
+          <w:numId w:val="16"/>
+        </w:numPr>
+        <w:tabs>
+          <w:tab w:val="left" w:pos="1560"/>
+        </w:tabs>
+        <w:rPr>
+          <w:sz w:val="28"/>
+          <w:szCs w:val="24"/>
+          <w:lang w:val="en-US"/>
+        </w:rPr>
+      </w:pPr>
+      <w:r>
+        <w:rPr>
+          <w:sz w:val="28"/>
+          <w:szCs w:val="24"/>
+          <w:lang w:val="en-US"/>
+        </w:rPr>
+        <w:t xml:space="preserve">getWindowHandles() </w:t>
+      </w:r>
+      <w:r>
+        <w:rPr>
+          <w:sz w:val="28"/>
+          <w:szCs w:val="24"/>
+          <w:lang w:val="en-US"/>
+        </w:rPr>
+        <w:sym w:font="Wingdings" w:char="F0E0"/>
+      </w:r>
+      <w:r>
+        <w:rPr>
+          <w:sz w:val="28"/>
+          <w:szCs w:val="24"/>
+          <w:lang w:val="en-US"/>
+        </w:rPr>
+        <w:t xml:space="preserve"> Will read and return name / handles of all the windows those are opened by WebDriver (Set&lt;String&gt;)</w:t>
+      </w:r>
+    </w:p>
+    <w:p>
+      <w:pPr>
+        <w:pStyle w:val="ListParagraph"/>
+        <w:numPr>
+          <w:ilvl w:val="0"/>
+          <w:numId w:val="16"/>
+        </w:numPr>
+        <w:tabs>
+          <w:tab w:val="left" w:pos="1560"/>
+        </w:tabs>
+        <w:rPr>
+          <w:sz w:val="28"/>
+          <w:szCs w:val="24"/>
+          <w:lang w:val="en-US"/>
+        </w:rPr>
+      </w:pPr>
+      <w:r>
+        <w:rPr>
+          <w:sz w:val="28"/>
+          <w:szCs w:val="24"/>
+          <w:lang w:val="en-US"/>
+        </w:rPr>
+        <w:t xml:space="preserve">quit() </w:t>
+      </w:r>
+      <w:r>
+        <w:rPr>
+          <w:sz w:val="28"/>
+          <w:szCs w:val="24"/>
+          <w:lang w:val="en-US"/>
+        </w:rPr>
+        <w:sym w:font="Wingdings" w:char="F0E0"/>
+      </w:r>
+      <w:r>
+        <w:rPr>
+          <w:sz w:val="28"/>
+          <w:szCs w:val="24"/>
+          <w:lang w:val="en-US"/>
+        </w:rPr>
+        <w:t xml:space="preserve"> Will close all the browser windows those are opened by WebDriver object.</w:t>
       </w:r>
     </w:p>
     <w:p>
@@ -7147,6 +7077,7 @@
           <w:szCs w:val="24"/>
           <w:lang w:val="en-US"/>
         </w:rPr>
+        <w:lastRenderedPageBreak/>
         <w:t xml:space="preserve">TimeoutException </w:t>
       </w:r>
       <w:r>
@@ -7220,25 +7151,48 @@
           <w:szCs w:val="24"/>
           <w:lang w:val="en-US"/>
         </w:rPr>
-        <w:t xml:space="preserve"> </w:t>
-      </w:r>
-      <w:proofErr w:type="spellStart"/>
-      <w:r>
-        <w:rPr>
-          <w:sz w:val="28"/>
-          <w:szCs w:val="24"/>
-          <w:lang w:val="en-US"/>
-        </w:rPr>
-        <w:t>driver.get</w:t>
-      </w:r>
-      <w:proofErr w:type="spellEnd"/>
-      <w:r>
-        <w:rPr>
-          <w:sz w:val="28"/>
-          <w:szCs w:val="24"/>
-          <w:lang w:val="en-US"/>
-        </w:rPr>
-        <w:t>() method is having implicit wait for 30 seconds, if the page is not getting loaded within 30 seconds Selenium will throw SessionTimeoutException.</w:t>
+        <w:t xml:space="preserve"> driver.get() method is having implicit wait for 30 seconds, if the page is not getting loaded within 30 seconds Selenium will throw SessionTimeoutException.</w:t>
+      </w:r>
+    </w:p>
+    <w:p>
+      <w:pPr>
+        <w:pStyle w:val="ListParagraph"/>
+        <w:numPr>
+          <w:ilvl w:val="0"/>
+          <w:numId w:val="17"/>
+        </w:numPr>
+        <w:tabs>
+          <w:tab w:val="left" w:pos="1560"/>
+        </w:tabs>
+        <w:rPr>
+          <w:sz w:val="28"/>
+          <w:szCs w:val="24"/>
+          <w:lang w:val="en-US"/>
+        </w:rPr>
+      </w:pPr>
+      <w:r>
+        <w:rPr>
+          <w:sz w:val="28"/>
+          <w:szCs w:val="24"/>
+          <w:lang w:val="en-US"/>
+        </w:rPr>
+        <w:t xml:space="preserve">NoAlertPresentException </w:t>
+      </w:r>
+      <w:r>
+        <w:rPr>
+          <w:sz w:val="28"/>
+          <w:szCs w:val="24"/>
+          <w:lang w:val="en-US"/>
+        </w:rPr>
+        <w:sym w:font="Wingdings" w:char="F0E0"/>
+      </w:r>
+      <w:r>
+        <w:rPr>
+          <w:sz w:val="28"/>
+          <w:szCs w:val="24"/>
+          <w:lang w:val="en-US"/>
+        </w:rPr>
+        <w:t xml:space="preserve"> You are trying to handle an alert but there is no alert present on the page.</w:t>
       </w:r>
     </w:p>
     <w:p>
@@ -7477,7 +7431,6 @@
           <w:lang w:val="en-US"/>
         </w:rPr>
       </w:pPr>
-      <w:proofErr w:type="gramStart"/>
       <w:r>
         <w:rPr>
           <w:sz w:val="28"/>
@@ -7500,16 +7453,7 @@
           <w:szCs w:val="24"/>
           <w:lang w:val="en-US"/>
         </w:rPr>
-        <w:t>(</w:t>
-      </w:r>
-      <w:proofErr w:type="gramEnd"/>
-      <w:r>
-        <w:rPr>
-          <w:sz w:val="28"/>
-          <w:szCs w:val="24"/>
-          <w:lang w:val="en-US"/>
-        </w:rPr>
-        <w:t xml:space="preserve">) </w:t>
+        <w:t xml:space="preserve">() </w:t>
       </w:r>
       <w:r>
         <w:rPr>
@@ -7544,23 +7488,13 @@
           <w:lang w:val="en-US"/>
         </w:rPr>
       </w:pPr>
-      <w:proofErr w:type="gramStart"/>
-      <w:r>
-        <w:rPr>
-          <w:sz w:val="28"/>
-          <w:szCs w:val="24"/>
-          <w:lang w:val="en-US"/>
-        </w:rPr>
-        <w:t>click(</w:t>
-      </w:r>
-      <w:proofErr w:type="gramEnd"/>
-      <w:r>
-        <w:rPr>
-          <w:sz w:val="28"/>
-          <w:szCs w:val="24"/>
-          <w:lang w:val="en-US"/>
-        </w:rPr>
-        <w:t xml:space="preserve">) </w:t>
+      <w:r>
+        <w:rPr>
+          <w:sz w:val="28"/>
+          <w:szCs w:val="24"/>
+          <w:lang w:val="en-US"/>
+        </w:rPr>
+        <w:t xml:space="preserve">click() </w:t>
       </w:r>
       <w:r>
         <w:rPr>
@@ -7595,23 +7529,13 @@
           <w:lang w:val="en-US"/>
         </w:rPr>
       </w:pPr>
-      <w:proofErr w:type="gramStart"/>
-      <w:r>
-        <w:rPr>
-          <w:sz w:val="28"/>
-          <w:szCs w:val="24"/>
-          <w:lang w:val="en-US"/>
-        </w:rPr>
-        <w:t>getText(</w:t>
-      </w:r>
-      <w:proofErr w:type="gramEnd"/>
-      <w:r>
-        <w:rPr>
-          <w:sz w:val="28"/>
-          <w:szCs w:val="24"/>
-          <w:lang w:val="en-US"/>
-        </w:rPr>
-        <w:t xml:space="preserve">) </w:t>
+      <w:r>
+        <w:rPr>
+          <w:sz w:val="28"/>
+          <w:szCs w:val="24"/>
+          <w:lang w:val="en-US"/>
+        </w:rPr>
+        <w:t xml:space="preserve">getText() </w:t>
       </w:r>
       <w:r>
         <w:rPr>
@@ -7646,23 +7570,13 @@
           <w:lang w:val="en-US"/>
         </w:rPr>
       </w:pPr>
-      <w:proofErr w:type="gramStart"/>
-      <w:r>
-        <w:rPr>
-          <w:sz w:val="28"/>
-          <w:szCs w:val="24"/>
-          <w:lang w:val="en-US"/>
-        </w:rPr>
-        <w:t>getAttribute(</w:t>
-      </w:r>
-      <w:proofErr w:type="gramEnd"/>
-      <w:r>
-        <w:rPr>
-          <w:sz w:val="28"/>
-          <w:szCs w:val="24"/>
-          <w:lang w:val="en-US"/>
-        </w:rPr>
-        <w:t xml:space="preserve">) </w:t>
+      <w:r>
+        <w:rPr>
+          <w:sz w:val="28"/>
+          <w:szCs w:val="24"/>
+          <w:lang w:val="en-US"/>
+        </w:rPr>
+        <w:t xml:space="preserve">getAttribute() </w:t>
       </w:r>
       <w:r>
         <w:rPr>
@@ -7697,23 +7611,13 @@
           <w:lang w:val="en-US"/>
         </w:rPr>
       </w:pPr>
-      <w:proofErr w:type="gramStart"/>
-      <w:r>
-        <w:rPr>
-          <w:sz w:val="28"/>
-          <w:szCs w:val="24"/>
-          <w:lang w:val="en-US"/>
-        </w:rPr>
-        <w:t>isSelected(</w:t>
-      </w:r>
-      <w:proofErr w:type="gramEnd"/>
-      <w:r>
-        <w:rPr>
-          <w:sz w:val="28"/>
-          <w:szCs w:val="24"/>
-          <w:lang w:val="en-US"/>
-        </w:rPr>
-        <w:t xml:space="preserve">) </w:t>
+      <w:r>
+        <w:rPr>
+          <w:sz w:val="28"/>
+          <w:szCs w:val="24"/>
+          <w:lang w:val="en-US"/>
+        </w:rPr>
+        <w:t xml:space="preserve">isSelected() </w:t>
       </w:r>
       <w:r>
         <w:rPr>
@@ -7975,7 +7879,6 @@
           <w:szCs w:val="24"/>
           <w:lang w:val="en-US"/>
         </w:rPr>
-        <w:lastRenderedPageBreak/>
         <w:t>CssSelector</w:t>
       </w:r>
     </w:p>
@@ -8493,6 +8396,7 @@
           <w:szCs w:val="24"/>
           <w:lang w:val="en-US"/>
         </w:rPr>
+        <w:lastRenderedPageBreak/>
         <w:t>Special Characters</w:t>
       </w:r>
     </w:p>
@@ -8690,7 +8594,6 @@
           <w:szCs w:val="24"/>
           <w:lang w:val="en-US"/>
         </w:rPr>
-        <w:lastRenderedPageBreak/>
         <w:t>If the control is having tag name &lt;a&gt; then such controls are treated as links</w:t>
       </w:r>
     </w:p>
@@ -9009,25 +8912,7 @@
           <w:szCs w:val="24"/>
           <w:lang w:val="en-US"/>
         </w:rPr>
-        <w:t xml:space="preserve">Call </w:t>
-      </w:r>
-      <w:proofErr w:type="spellStart"/>
-      <w:r>
-        <w:rPr>
-          <w:sz w:val="28"/>
-          <w:szCs w:val="24"/>
-          <w:lang w:val="en-US"/>
-        </w:rPr>
-        <w:t>driver.findElements</w:t>
-      </w:r>
-      <w:proofErr w:type="spellEnd"/>
-      <w:r>
-        <w:rPr>
-          <w:sz w:val="28"/>
-          <w:szCs w:val="24"/>
-          <w:lang w:val="en-US"/>
-        </w:rPr>
-        <w:t>() method</w:t>
+        <w:t>Call driver.findElements() method</w:t>
       </w:r>
     </w:p>
     <w:p>
@@ -9213,6 +9098,7 @@
           <w:szCs w:val="24"/>
           <w:lang w:val="en-US"/>
         </w:rPr>
+        <w:lastRenderedPageBreak/>
         <w:t xml:space="preserve">Selenium has provided </w:t>
       </w:r>
       <w:r>
@@ -9277,23 +9163,13 @@
           <w:lang w:val="en-US"/>
         </w:rPr>
       </w:pPr>
-      <w:proofErr w:type="gramStart"/>
-      <w:r>
-        <w:rPr>
-          <w:sz w:val="28"/>
-          <w:szCs w:val="24"/>
-          <w:lang w:val="en-US"/>
-        </w:rPr>
-        <w:t>getFirstSelectedOption(</w:t>
-      </w:r>
-      <w:proofErr w:type="gramEnd"/>
-      <w:r>
-        <w:rPr>
-          <w:sz w:val="28"/>
-          <w:szCs w:val="24"/>
-          <w:lang w:val="en-US"/>
-        </w:rPr>
-        <w:t xml:space="preserve">) </w:t>
+      <w:r>
+        <w:rPr>
+          <w:sz w:val="28"/>
+          <w:szCs w:val="24"/>
+          <w:lang w:val="en-US"/>
+        </w:rPr>
+        <w:t xml:space="preserve">getFirstSelectedOption() </w:t>
       </w:r>
       <w:r>
         <w:rPr>
@@ -9377,24 +9253,13 @@
           <w:lang w:val="en-US"/>
         </w:rPr>
       </w:pPr>
-      <w:proofErr w:type="gramStart"/>
-      <w:r>
-        <w:rPr>
-          <w:sz w:val="28"/>
-          <w:szCs w:val="24"/>
-          <w:lang w:val="en-US"/>
-        </w:rPr>
-        <w:lastRenderedPageBreak/>
-        <w:t>selectByVisibleText(</w:t>
-      </w:r>
-      <w:proofErr w:type="gramEnd"/>
-      <w:r>
-        <w:rPr>
-          <w:sz w:val="28"/>
-          <w:szCs w:val="24"/>
-          <w:lang w:val="en-US"/>
-        </w:rPr>
-        <w:t xml:space="preserve">) </w:t>
+      <w:r>
+        <w:rPr>
+          <w:sz w:val="28"/>
+          <w:szCs w:val="24"/>
+          <w:lang w:val="en-US"/>
+        </w:rPr>
+        <w:t xml:space="preserve">selectByVisibleText() </w:t>
       </w:r>
       <w:r>
         <w:rPr>
@@ -9429,23 +9294,13 @@
           <w:lang w:val="en-US"/>
         </w:rPr>
       </w:pPr>
-      <w:proofErr w:type="gramStart"/>
-      <w:r>
-        <w:rPr>
-          <w:sz w:val="28"/>
-          <w:szCs w:val="24"/>
-          <w:lang w:val="en-US"/>
-        </w:rPr>
-        <w:t>selectByContainsVisibleText(</w:t>
-      </w:r>
-      <w:proofErr w:type="gramEnd"/>
-      <w:r>
-        <w:rPr>
-          <w:sz w:val="28"/>
-          <w:szCs w:val="24"/>
-          <w:lang w:val="en-US"/>
-        </w:rPr>
-        <w:t xml:space="preserve">) </w:t>
+      <w:r>
+        <w:rPr>
+          <w:sz w:val="28"/>
+          <w:szCs w:val="24"/>
+          <w:lang w:val="en-US"/>
+        </w:rPr>
+        <w:t xml:space="preserve">selectByContainsVisibleText() </w:t>
       </w:r>
       <w:r>
         <w:rPr>
@@ -9480,23 +9335,13 @@
           <w:lang w:val="en-US"/>
         </w:rPr>
       </w:pPr>
-      <w:proofErr w:type="gramStart"/>
-      <w:r>
-        <w:rPr>
-          <w:sz w:val="28"/>
-          <w:szCs w:val="24"/>
-          <w:lang w:val="en-US"/>
-        </w:rPr>
-        <w:t>selectByValue(</w:t>
-      </w:r>
-      <w:proofErr w:type="gramEnd"/>
-      <w:r>
-        <w:rPr>
-          <w:sz w:val="28"/>
-          <w:szCs w:val="24"/>
-          <w:lang w:val="en-US"/>
-        </w:rPr>
-        <w:t xml:space="preserve">) </w:t>
+      <w:r>
+        <w:rPr>
+          <w:sz w:val="28"/>
+          <w:szCs w:val="24"/>
+          <w:lang w:val="en-US"/>
+        </w:rPr>
+        <w:t xml:space="preserve">selectByValue() </w:t>
       </w:r>
       <w:r>
         <w:rPr>
@@ -9531,23 +9376,13 @@
           <w:lang w:val="en-US"/>
         </w:rPr>
       </w:pPr>
-      <w:proofErr w:type="gramStart"/>
-      <w:r>
-        <w:rPr>
-          <w:sz w:val="28"/>
-          <w:szCs w:val="24"/>
-          <w:lang w:val="en-US"/>
-        </w:rPr>
-        <w:t>selectByIndex(</w:t>
-      </w:r>
-      <w:proofErr w:type="gramEnd"/>
-      <w:r>
-        <w:rPr>
-          <w:sz w:val="28"/>
-          <w:szCs w:val="24"/>
-          <w:lang w:val="en-US"/>
-        </w:rPr>
-        <w:t xml:space="preserve">) </w:t>
+      <w:r>
+        <w:rPr>
+          <w:sz w:val="28"/>
+          <w:szCs w:val="24"/>
+          <w:lang w:val="en-US"/>
+        </w:rPr>
+        <w:t xml:space="preserve">selectByIndex() </w:t>
       </w:r>
       <w:r>
         <w:rPr>
@@ -9582,23 +9417,13 @@
           <w:lang w:val="en-US"/>
         </w:rPr>
       </w:pPr>
-      <w:proofErr w:type="gramStart"/>
-      <w:r>
-        <w:rPr>
-          <w:sz w:val="28"/>
-          <w:szCs w:val="24"/>
-          <w:lang w:val="en-US"/>
-        </w:rPr>
-        <w:t>getAllSelectedOptions(</w:t>
-      </w:r>
-      <w:proofErr w:type="gramEnd"/>
-      <w:r>
-        <w:rPr>
-          <w:sz w:val="28"/>
-          <w:szCs w:val="24"/>
-          <w:lang w:val="en-US"/>
-        </w:rPr>
-        <w:t xml:space="preserve">) </w:t>
+      <w:r>
+        <w:rPr>
+          <w:sz w:val="28"/>
+          <w:szCs w:val="24"/>
+          <w:lang w:val="en-US"/>
+        </w:rPr>
+        <w:t xml:space="preserve">getAllSelectedOptions() </w:t>
       </w:r>
       <w:r>
         <w:rPr>
@@ -9633,23 +9458,13 @@
           <w:lang w:val="en-US"/>
         </w:rPr>
       </w:pPr>
-      <w:proofErr w:type="gramStart"/>
-      <w:r>
-        <w:rPr>
-          <w:sz w:val="28"/>
-          <w:szCs w:val="24"/>
-          <w:lang w:val="en-US"/>
-        </w:rPr>
-        <w:t>isMultiple(</w:t>
-      </w:r>
-      <w:proofErr w:type="gramEnd"/>
-      <w:r>
-        <w:rPr>
-          <w:sz w:val="28"/>
-          <w:szCs w:val="24"/>
-          <w:lang w:val="en-US"/>
-        </w:rPr>
-        <w:t xml:space="preserve">) </w:t>
+      <w:r>
+        <w:rPr>
+          <w:sz w:val="28"/>
+          <w:szCs w:val="24"/>
+          <w:lang w:val="en-US"/>
+        </w:rPr>
+        <w:t xml:space="preserve">isMultiple() </w:t>
       </w:r>
       <w:r>
         <w:rPr>
@@ -9865,33 +9680,13 @@
           <w:lang w:val="en-US"/>
         </w:rPr>
       </w:pPr>
-      <w:proofErr w:type="spellStart"/>
-      <w:proofErr w:type="gramStart"/>
-      <w:r>
-        <w:rPr>
-          <w:sz w:val="28"/>
-          <w:szCs w:val="24"/>
-          <w:lang w:val="en-US"/>
-        </w:rPr>
-        <w:t>Thread.sleep</w:t>
-      </w:r>
-      <w:proofErr w:type="spellEnd"/>
-      <w:r>
-        <w:rPr>
-          <w:sz w:val="28"/>
-          <w:szCs w:val="24"/>
-          <w:lang w:val="en-US"/>
-        </w:rPr>
-        <w:t>(</w:t>
-      </w:r>
-      <w:proofErr w:type="gramEnd"/>
-      <w:r>
-        <w:rPr>
-          <w:sz w:val="28"/>
-          <w:szCs w:val="24"/>
-          <w:lang w:val="en-US"/>
-        </w:rPr>
-        <w:t>)</w:t>
+      <w:r>
+        <w:rPr>
+          <w:sz w:val="28"/>
+          <w:szCs w:val="24"/>
+          <w:lang w:val="en-US"/>
+        </w:rPr>
+        <w:t>Thread.sleep()</w:t>
       </w:r>
       <w:r>
         <w:rPr>
@@ -10072,6 +9867,7 @@
           <w:szCs w:val="24"/>
           <w:lang w:val="en-US"/>
         </w:rPr>
+        <w:lastRenderedPageBreak/>
         <w:t>It is applicable to entire script. (You have to write implicit wait only once in the script)</w:t>
       </w:r>
     </w:p>
@@ -10105,7 +9901,25 @@
           <w:szCs w:val="24"/>
           <w:lang w:val="en-US"/>
         </w:rPr>
-        <w:t xml:space="preserve"> (WebDriverWait Class) </w:t>
+        <w:t xml:space="preserve"> (</w:t>
+      </w:r>
+      <w:r>
+        <w:rPr>
+          <w:b/>
+          <w:bCs/>
+          <w:sz w:val="28"/>
+          <w:szCs w:val="24"/>
+          <w:lang w:val="en-US"/>
+        </w:rPr>
+        <w:t>WebDriverWait</w:t>
+      </w:r>
+      <w:r>
+        <w:rPr>
+          <w:sz w:val="28"/>
+          <w:szCs w:val="24"/>
+          <w:lang w:val="en-US"/>
+        </w:rPr>
+        <w:t xml:space="preserve"> Class) </w:t>
       </w:r>
       <w:r>
         <w:rPr>
@@ -10171,15 +9985,7 @@
           <w:szCs w:val="24"/>
           <w:lang w:val="en-US"/>
         </w:rPr>
-        <w:t>It doesn’t take mandatory delay</w:t>
-      </w:r>
-      <w:r>
-        <w:rPr>
-          <w:sz w:val="28"/>
-          <w:szCs w:val="24"/>
-          <w:lang w:val="en-US"/>
-        </w:rPr>
-        <w:t>.</w:t>
+        <w:t>It doesn’t take mandatory delay.</w:t>
       </w:r>
     </w:p>
     <w:p>
@@ -10204,7 +10010,6 @@
           <w:szCs w:val="24"/>
           <w:lang w:val="en-US"/>
         </w:rPr>
-        <w:lastRenderedPageBreak/>
         <w:t>Allows to handle some conditions like visibliltyOfElementLocated, ale</w:t>
       </w:r>
       <w:r>
@@ -10388,24 +10193,7 @@
           <w:lang w:val="en-US"/>
         </w:rPr>
         <w:br/>
-      </w:r>
-      <w:proofErr w:type="spellStart"/>
-      <w:r>
-        <w:rPr>
-          <w:sz w:val="28"/>
-          <w:szCs w:val="24"/>
-          <w:lang w:val="en-US"/>
-        </w:rPr>
-        <w:t>i</w:t>
-      </w:r>
-      <w:proofErr w:type="spellEnd"/>
-      <w:r>
-        <w:rPr>
-          <w:sz w:val="28"/>
-          <w:szCs w:val="24"/>
-          <w:lang w:val="en-US"/>
-        </w:rPr>
-        <w:t xml:space="preserve"> – ignoring </w:t>
+        <w:t xml:space="preserve">i – ignoring </w:t>
       </w:r>
       <w:r>
         <w:rPr>
@@ -10528,25 +10316,7 @@
           <w:szCs w:val="24"/>
           <w:lang w:val="en-US"/>
         </w:rPr>
-        <w:t>&lt;</w:t>
-      </w:r>
-      <w:proofErr w:type="gramStart"/>
-      <w:r>
-        <w:rPr>
-          <w:sz w:val="28"/>
-          <w:szCs w:val="24"/>
-          <w:lang w:val="en-US"/>
-        </w:rPr>
-        <w:t>table</w:t>
-      </w:r>
-      <w:proofErr w:type="gramEnd"/>
-      <w:r>
-        <w:rPr>
-          <w:sz w:val="28"/>
-          <w:szCs w:val="24"/>
-          <w:lang w:val="en-US"/>
-        </w:rPr>
-        <w:t>&gt;</w:t>
+        <w:t>&lt;table&gt;</w:t>
       </w:r>
     </w:p>
     <w:p>
@@ -10567,27 +10337,7 @@
           <w:lang w:val="en-US"/>
         </w:rPr>
         <w:tab/>
-        <w:t>&lt;</w:t>
-      </w:r>
-      <w:proofErr w:type="spellStart"/>
-      <w:proofErr w:type="gramStart"/>
-      <w:r>
-        <w:rPr>
-          <w:sz w:val="28"/>
-          <w:szCs w:val="24"/>
-          <w:lang w:val="en-US"/>
-        </w:rPr>
-        <w:t>thead</w:t>
-      </w:r>
-      <w:proofErr w:type="spellEnd"/>
-      <w:proofErr w:type="gramEnd"/>
-      <w:r>
-        <w:rPr>
-          <w:sz w:val="28"/>
-          <w:szCs w:val="24"/>
-          <w:lang w:val="en-US"/>
-        </w:rPr>
-        <w:t>&gt;</w:t>
+        <w:t>&lt;thead&gt;</w:t>
       </w:r>
     </w:p>
     <w:p>
@@ -10616,27 +10366,7 @@
           <w:lang w:val="en-US"/>
         </w:rPr>
         <w:tab/>
-        <w:t>&lt;</w:t>
-      </w:r>
-      <w:proofErr w:type="spellStart"/>
-      <w:proofErr w:type="gramStart"/>
-      <w:r>
-        <w:rPr>
-          <w:sz w:val="28"/>
-          <w:szCs w:val="24"/>
-          <w:lang w:val="en-US"/>
-        </w:rPr>
-        <w:t>tr</w:t>
-      </w:r>
-      <w:proofErr w:type="spellEnd"/>
-      <w:proofErr w:type="gramEnd"/>
-      <w:r>
-        <w:rPr>
-          <w:sz w:val="28"/>
-          <w:szCs w:val="24"/>
-          <w:lang w:val="en-US"/>
-        </w:rPr>
-        <w:t>&gt;</w:t>
+        <w:t>&lt;tr&gt;</w:t>
       </w:r>
       <w:r>
         <w:rPr>
@@ -10682,63 +10412,7 @@
           <w:lang w:val="en-US"/>
         </w:rPr>
         <w:tab/>
-        <w:t>&lt;</w:t>
-      </w:r>
-      <w:proofErr w:type="spellStart"/>
-      <w:proofErr w:type="gramStart"/>
-      <w:r>
-        <w:rPr>
-          <w:sz w:val="28"/>
-          <w:szCs w:val="24"/>
-          <w:lang w:val="en-US"/>
-        </w:rPr>
-        <w:t>th</w:t>
-      </w:r>
-      <w:proofErr w:type="spellEnd"/>
-      <w:r>
-        <w:rPr>
-          <w:sz w:val="28"/>
-          <w:szCs w:val="24"/>
-          <w:lang w:val="en-US"/>
-        </w:rPr>
-        <w:t>&gt;</w:t>
-      </w:r>
-      <w:proofErr w:type="spellStart"/>
-      <w:proofErr w:type="gramEnd"/>
-      <w:r>
-        <w:rPr>
-          <w:sz w:val="28"/>
-          <w:szCs w:val="24"/>
-          <w:lang w:val="en-US"/>
-        </w:rPr>
-        <w:t>sr</w:t>
-      </w:r>
-      <w:proofErr w:type="spellEnd"/>
-      <w:r>
-        <w:rPr>
-          <w:sz w:val="28"/>
-          <w:szCs w:val="24"/>
-          <w:lang w:val="en-US"/>
-        </w:rPr>
-        <w:t xml:space="preserve"> no&lt;/</w:t>
-      </w:r>
-      <w:proofErr w:type="spellStart"/>
-      <w:r>
-        <w:rPr>
-          <w:sz w:val="28"/>
-          <w:szCs w:val="24"/>
-          <w:lang w:val="en-US"/>
-        </w:rPr>
-        <w:t>th</w:t>
-      </w:r>
-      <w:proofErr w:type="spellEnd"/>
-      <w:r>
-        <w:rPr>
-          <w:sz w:val="28"/>
-          <w:szCs w:val="24"/>
-          <w:lang w:val="en-US"/>
-        </w:rPr>
-        <w:t>&gt;</w:t>
+        <w:t>&lt;th&gt;sr no&lt;/th&gt;</w:t>
       </w:r>
       <w:r>
         <w:rPr>
@@ -10784,53 +10458,7 @@
           <w:lang w:val="en-US"/>
         </w:rPr>
         <w:tab/>
-        <w:t>&lt;</w:t>
-      </w:r>
-      <w:proofErr w:type="spellStart"/>
-      <w:proofErr w:type="gramStart"/>
-      <w:r>
-        <w:rPr>
-          <w:sz w:val="28"/>
-          <w:szCs w:val="24"/>
-          <w:lang w:val="en-US"/>
-        </w:rPr>
-        <w:t>th</w:t>
-      </w:r>
-      <w:proofErr w:type="spellEnd"/>
-      <w:r>
-        <w:rPr>
-          <w:sz w:val="28"/>
-          <w:szCs w:val="24"/>
-          <w:lang w:val="en-US"/>
-        </w:rPr>
-        <w:t>&gt;</w:t>
-      </w:r>
-      <w:proofErr w:type="gramEnd"/>
-      <w:r>
-        <w:rPr>
-          <w:sz w:val="28"/>
-          <w:szCs w:val="24"/>
-          <w:lang w:val="en-US"/>
-        </w:rPr>
-        <w:t>company&lt;/</w:t>
-      </w:r>
-      <w:proofErr w:type="spellStart"/>
-      <w:r>
-        <w:rPr>
-          <w:sz w:val="28"/>
-          <w:szCs w:val="24"/>
-          <w:lang w:val="en-US"/>
-        </w:rPr>
-        <w:t>th</w:t>
-      </w:r>
-      <w:proofErr w:type="spellEnd"/>
-      <w:r>
-        <w:rPr>
-          <w:sz w:val="28"/>
-          <w:szCs w:val="24"/>
-          <w:lang w:val="en-US"/>
-        </w:rPr>
-        <w:t>&gt;</w:t>
+        <w:t>&lt;th&gt;company&lt;/th&gt;</w:t>
       </w:r>
     </w:p>
     <w:p>
@@ -10859,27 +10487,7 @@
           <w:lang w:val="en-US"/>
         </w:rPr>
         <w:tab/>
-        <w:t>&lt;/</w:t>
-      </w:r>
-      <w:proofErr w:type="spellStart"/>
-      <w:proofErr w:type="gramStart"/>
-      <w:r>
-        <w:rPr>
-          <w:sz w:val="28"/>
-          <w:szCs w:val="24"/>
-          <w:lang w:val="en-US"/>
-        </w:rPr>
-        <w:t>tr</w:t>
-      </w:r>
-      <w:proofErr w:type="spellEnd"/>
-      <w:proofErr w:type="gramEnd"/>
-      <w:r>
-        <w:rPr>
-          <w:sz w:val="28"/>
-          <w:szCs w:val="24"/>
-          <w:lang w:val="en-US"/>
-        </w:rPr>
-        <w:t>&gt;</w:t>
+        <w:t>&lt;/tr&gt;</w:t>
       </w:r>
     </w:p>
     <w:p>
@@ -10900,25 +10508,7 @@
           <w:lang w:val="en-US"/>
         </w:rPr>
         <w:tab/>
-        <w:t>&lt;/</w:t>
-      </w:r>
-      <w:proofErr w:type="spellStart"/>
-      <w:r>
-        <w:rPr>
-          <w:sz w:val="28"/>
-          <w:szCs w:val="24"/>
-          <w:lang w:val="en-US"/>
-        </w:rPr>
-        <w:t>thead</w:t>
-      </w:r>
-      <w:proofErr w:type="spellEnd"/>
-      <w:r>
-        <w:rPr>
-          <w:sz w:val="28"/>
-          <w:szCs w:val="24"/>
-          <w:lang w:val="en-US"/>
-        </w:rPr>
-        <w:t>&gt;</w:t>
+        <w:t>&lt;/thead&gt;</w:t>
       </w:r>
     </w:p>
     <w:p>
@@ -10939,544 +10529,1263 @@
           <w:lang w:val="en-US"/>
         </w:rPr>
         <w:tab/>
-        <w:t>&lt;</w:t>
-      </w:r>
-      <w:proofErr w:type="spellStart"/>
-      <w:proofErr w:type="gramStart"/>
-      <w:r>
-        <w:rPr>
-          <w:sz w:val="28"/>
-          <w:szCs w:val="24"/>
-          <w:lang w:val="en-US"/>
-        </w:rPr>
-        <w:t>tbody</w:t>
+        <w:t>&lt;tbody&gt;</w:t>
+      </w:r>
+    </w:p>
+    <w:p>
+      <w:pPr>
+        <w:tabs>
+          <w:tab w:val="left" w:pos="1560"/>
+        </w:tabs>
+        <w:rPr>
+          <w:sz w:val="28"/>
+          <w:szCs w:val="24"/>
+          <w:lang w:val="en-US"/>
+        </w:rPr>
+      </w:pPr>
+      <w:r>
+        <w:rPr>
+          <w:sz w:val="28"/>
+          <w:szCs w:val="24"/>
+          <w:lang w:val="en-US"/>
+        </w:rPr>
+        <w:tab/>
+      </w:r>
+      <w:r>
+        <w:rPr>
+          <w:sz w:val="28"/>
+          <w:szCs w:val="24"/>
+          <w:lang w:val="en-US"/>
+        </w:rPr>
+        <w:tab/>
+        <w:t>&lt;tr&gt;</w:t>
+      </w:r>
+      <w:r>
+        <w:rPr>
+          <w:sz w:val="28"/>
+          <w:szCs w:val="24"/>
+          <w:lang w:val="en-US"/>
+        </w:rPr>
+        <w:tab/>
+      </w:r>
+    </w:p>
+    <w:p>
+      <w:pPr>
+        <w:tabs>
+          <w:tab w:val="left" w:pos="1560"/>
+        </w:tabs>
+        <w:rPr>
+          <w:sz w:val="28"/>
+          <w:szCs w:val="24"/>
+          <w:lang w:val="en-US"/>
+        </w:rPr>
+      </w:pPr>
+      <w:r>
+        <w:rPr>
+          <w:sz w:val="28"/>
+          <w:szCs w:val="24"/>
+          <w:lang w:val="en-US"/>
+        </w:rPr>
+        <w:lastRenderedPageBreak/>
+        <w:tab/>
+      </w:r>
+      <w:r>
+        <w:rPr>
+          <w:sz w:val="28"/>
+          <w:szCs w:val="24"/>
+          <w:lang w:val="en-US"/>
+        </w:rPr>
+        <w:tab/>
+      </w:r>
+      <w:r>
+        <w:rPr>
+          <w:sz w:val="28"/>
+          <w:szCs w:val="24"/>
+          <w:lang w:val="en-US"/>
+        </w:rPr>
+        <w:tab/>
+        <w:t>&lt;td&gt;1&lt;/th&gt;</w:t>
+      </w:r>
+    </w:p>
+    <w:p>
+      <w:pPr>
+        <w:tabs>
+          <w:tab w:val="left" w:pos="1560"/>
+        </w:tabs>
+        <w:rPr>
+          <w:sz w:val="28"/>
+          <w:szCs w:val="24"/>
+          <w:lang w:val="en-US"/>
+        </w:rPr>
+      </w:pPr>
+      <w:r>
+        <w:rPr>
+          <w:sz w:val="28"/>
+          <w:szCs w:val="24"/>
+          <w:lang w:val="en-US"/>
+        </w:rPr>
+        <w:tab/>
+      </w:r>
+      <w:r>
+        <w:rPr>
+          <w:sz w:val="28"/>
+          <w:szCs w:val="24"/>
+          <w:lang w:val="en-US"/>
+        </w:rPr>
+        <w:tab/>
+      </w:r>
+      <w:r>
+        <w:rPr>
+          <w:sz w:val="28"/>
+          <w:szCs w:val="24"/>
+          <w:lang w:val="en-US"/>
+        </w:rPr>
+        <w:tab/>
+        <w:t>&lt;td&gt;Star Agile&lt;/td&gt;</w:t>
+      </w:r>
+    </w:p>
+    <w:p>
+      <w:pPr>
+        <w:tabs>
+          <w:tab w:val="left" w:pos="1560"/>
+        </w:tabs>
+        <w:rPr>
+          <w:sz w:val="28"/>
+          <w:szCs w:val="24"/>
+          <w:lang w:val="en-US"/>
+        </w:rPr>
+      </w:pPr>
+      <w:r>
+        <w:rPr>
+          <w:sz w:val="28"/>
+          <w:szCs w:val="24"/>
+          <w:lang w:val="en-US"/>
+        </w:rPr>
+        <w:tab/>
+      </w:r>
+      <w:r>
+        <w:rPr>
+          <w:sz w:val="28"/>
+          <w:szCs w:val="24"/>
+          <w:lang w:val="en-US"/>
+        </w:rPr>
+        <w:tab/>
+        <w:t>&lt;/tr&gt;</w:t>
+      </w:r>
+    </w:p>
+    <w:p>
+      <w:pPr>
+        <w:tabs>
+          <w:tab w:val="left" w:pos="1560"/>
+        </w:tabs>
+        <w:rPr>
+          <w:sz w:val="28"/>
+          <w:szCs w:val="24"/>
+          <w:lang w:val="en-US"/>
+        </w:rPr>
+      </w:pPr>
+      <w:r>
+        <w:rPr>
+          <w:sz w:val="28"/>
+          <w:szCs w:val="24"/>
+          <w:lang w:val="en-US"/>
+        </w:rPr>
+        <w:tab/>
+      </w:r>
+      <w:r>
+        <w:rPr>
+          <w:sz w:val="28"/>
+          <w:szCs w:val="24"/>
+          <w:lang w:val="en-US"/>
+        </w:rPr>
+        <w:tab/>
+        <w:t>&lt;tr&gt;</w:t>
+      </w:r>
+    </w:p>
+    <w:p>
+      <w:pPr>
+        <w:tabs>
+          <w:tab w:val="left" w:pos="1560"/>
+        </w:tabs>
+        <w:rPr>
+          <w:sz w:val="28"/>
+          <w:szCs w:val="24"/>
+          <w:lang w:val="en-US"/>
+        </w:rPr>
+      </w:pPr>
+      <w:r>
+        <w:rPr>
+          <w:sz w:val="28"/>
+          <w:szCs w:val="24"/>
+          <w:lang w:val="en-US"/>
+        </w:rPr>
+        <w:tab/>
+      </w:r>
+      <w:r>
+        <w:rPr>
+          <w:sz w:val="28"/>
+          <w:szCs w:val="24"/>
+          <w:lang w:val="en-US"/>
+        </w:rPr>
+        <w:tab/>
+      </w:r>
+      <w:r>
+        <w:rPr>
+          <w:sz w:val="28"/>
+          <w:szCs w:val="24"/>
+          <w:lang w:val="en-US"/>
+        </w:rPr>
+        <w:tab/>
+        <w:t>&lt;td&gt;2&lt;/td&gt;</w:t>
+      </w:r>
+    </w:p>
+    <w:p>
+      <w:pPr>
+        <w:tabs>
+          <w:tab w:val="left" w:pos="1560"/>
+        </w:tabs>
+        <w:rPr>
+          <w:sz w:val="28"/>
+          <w:szCs w:val="24"/>
+          <w:lang w:val="en-US"/>
+        </w:rPr>
+      </w:pPr>
+      <w:r>
+        <w:rPr>
+          <w:sz w:val="28"/>
+          <w:szCs w:val="24"/>
+          <w:lang w:val="en-US"/>
+        </w:rPr>
+        <w:tab/>
+      </w:r>
+      <w:r>
+        <w:rPr>
+          <w:sz w:val="28"/>
+          <w:szCs w:val="24"/>
+          <w:lang w:val="en-US"/>
+        </w:rPr>
+        <w:tab/>
+      </w:r>
+      <w:r>
+        <w:rPr>
+          <w:sz w:val="28"/>
+          <w:szCs w:val="24"/>
+          <w:lang w:val="en-US"/>
+        </w:rPr>
+        <w:tab/>
+        <w:t>&lt;td&gt;Infosys&lt;/td&gt;</w:t>
+      </w:r>
+    </w:p>
+    <w:p>
+      <w:pPr>
+        <w:tabs>
+          <w:tab w:val="left" w:pos="1560"/>
+        </w:tabs>
+        <w:rPr>
+          <w:sz w:val="28"/>
+          <w:szCs w:val="24"/>
+          <w:lang w:val="en-US"/>
+        </w:rPr>
+      </w:pPr>
+      <w:r>
+        <w:rPr>
+          <w:sz w:val="28"/>
+          <w:szCs w:val="24"/>
+          <w:lang w:val="en-US"/>
+        </w:rPr>
+        <w:tab/>
+      </w:r>
+      <w:r>
+        <w:rPr>
+          <w:sz w:val="28"/>
+          <w:szCs w:val="24"/>
+          <w:lang w:val="en-US"/>
+        </w:rPr>
+        <w:tab/>
+        <w:t>&lt;/tr&gt;</w:t>
+      </w:r>
+    </w:p>
+    <w:p>
+      <w:pPr>
+        <w:tabs>
+          <w:tab w:val="left" w:pos="1560"/>
+        </w:tabs>
+        <w:rPr>
+          <w:sz w:val="28"/>
+          <w:szCs w:val="24"/>
+          <w:lang w:val="en-US"/>
+        </w:rPr>
+      </w:pPr>
+      <w:r>
+        <w:rPr>
+          <w:sz w:val="28"/>
+          <w:szCs w:val="24"/>
+          <w:lang w:val="en-US"/>
+        </w:rPr>
+        <w:tab/>
+        <w:t>&lt;/tbody&gt;</w:t>
+      </w:r>
+    </w:p>
+    <w:p>
+      <w:pPr>
+        <w:tabs>
+          <w:tab w:val="left" w:pos="1560"/>
+        </w:tabs>
+        <w:rPr>
+          <w:sz w:val="28"/>
+          <w:szCs w:val="24"/>
+          <w:lang w:val="en-US"/>
+        </w:rPr>
+      </w:pPr>
+      <w:r>
+        <w:rPr>
+          <w:sz w:val="28"/>
+          <w:szCs w:val="24"/>
+          <w:lang w:val="en-US"/>
+        </w:rPr>
+        <w:t>&lt;/table&gt;</w:t>
+      </w:r>
+    </w:p>
+    <w:p>
+      <w:pPr>
+        <w:tabs>
+          <w:tab w:val="left" w:pos="1560"/>
+        </w:tabs>
+        <w:rPr>
+          <w:sz w:val="28"/>
+          <w:szCs w:val="24"/>
+          <w:lang w:val="en-US"/>
+        </w:rPr>
+      </w:pPr>
+    </w:p>
+    <w:p>
+      <w:pPr>
+        <w:tabs>
+          <w:tab w:val="left" w:pos="1560"/>
+        </w:tabs>
+        <w:rPr>
+          <w:b/>
+          <w:bCs/>
+          <w:sz w:val="28"/>
+          <w:szCs w:val="24"/>
+          <w:lang w:val="en-US"/>
+        </w:rPr>
+      </w:pPr>
+      <w:r>
+        <w:rPr>
+          <w:b/>
+          <w:bCs/>
+          <w:sz w:val="28"/>
+          <w:szCs w:val="24"/>
+          <w:lang w:val="en-US"/>
+        </w:rPr>
+        <w:t>Handling File Upload Control</w:t>
+      </w:r>
+    </w:p>
+    <w:p>
+      <w:pPr>
+        <w:pStyle w:val="ListParagraph"/>
+        <w:numPr>
+          <w:ilvl w:val="0"/>
+          <w:numId w:val="27"/>
+        </w:numPr>
+        <w:tabs>
+          <w:tab w:val="left" w:pos="1560"/>
+        </w:tabs>
+        <w:rPr>
+          <w:sz w:val="28"/>
+          <w:szCs w:val="24"/>
+          <w:lang w:val="en-US"/>
+        </w:rPr>
+      </w:pPr>
+      <w:r>
+        <w:rPr>
+          <w:sz w:val="28"/>
+          <w:szCs w:val="24"/>
+          <w:lang w:val="en-US"/>
+        </w:rPr>
+        <w:t>If any control is having &lt;type=”file”&gt; then such control is treated as File Upload control.</w:t>
+      </w:r>
+    </w:p>
+    <w:p>
+      <w:pPr>
+        <w:pStyle w:val="ListParagraph"/>
+        <w:numPr>
+          <w:ilvl w:val="0"/>
+          <w:numId w:val="27"/>
+        </w:numPr>
+        <w:tabs>
+          <w:tab w:val="left" w:pos="1560"/>
+        </w:tabs>
+        <w:rPr>
+          <w:sz w:val="28"/>
+          <w:szCs w:val="24"/>
+          <w:lang w:val="en-US"/>
+        </w:rPr>
+      </w:pPr>
+      <w:r>
+        <w:rPr>
+          <w:sz w:val="28"/>
+          <w:szCs w:val="24"/>
+          <w:lang w:val="en-US"/>
+        </w:rPr>
+        <w:t>For uploading any file just call .sendKeys() on the control and pass the file name along with path as a parameter.</w:t>
+      </w:r>
+    </w:p>
+    <w:p>
+      <w:pPr>
+        <w:pStyle w:val="ListParagraph"/>
+        <w:numPr>
+          <w:ilvl w:val="0"/>
+          <w:numId w:val="27"/>
+        </w:numPr>
+        <w:tabs>
+          <w:tab w:val="left" w:pos="1560"/>
+        </w:tabs>
+        <w:rPr>
+          <w:sz w:val="28"/>
+          <w:szCs w:val="24"/>
+          <w:lang w:val="en-US"/>
+        </w:rPr>
+      </w:pPr>
+      <w:r>
+        <w:rPr>
+          <w:sz w:val="28"/>
+          <w:szCs w:val="24"/>
+          <w:lang w:val="en-US"/>
+        </w:rPr>
+        <w:t>For copying the path of any file just Shift + Right click on the file and Click on Copy as path and paste it without “”</w:t>
+      </w:r>
+      <w:r>
+        <w:rPr>
+          <w:sz w:val="28"/>
+          <w:szCs w:val="24"/>
+          <w:lang w:val="en-US"/>
+        </w:rPr>
+        <w:t>.</w:t>
+      </w:r>
+    </w:p>
+    <w:p>
+      <w:pPr>
+        <w:tabs>
+          <w:tab w:val="left" w:pos="1560"/>
+        </w:tabs>
+        <w:rPr>
+          <w:sz w:val="28"/>
+          <w:szCs w:val="24"/>
+          <w:lang w:val="en-US"/>
+        </w:rPr>
+      </w:pPr>
+    </w:p>
+    <w:p>
+      <w:pPr>
+        <w:tabs>
+          <w:tab w:val="left" w:pos="1560"/>
+        </w:tabs>
+        <w:rPr>
+          <w:sz w:val="28"/>
+          <w:szCs w:val="24"/>
+          <w:lang w:val="en-US"/>
+        </w:rPr>
+      </w:pPr>
+      <w:r>
+        <w:rPr>
+          <w:b/>
+          <w:bCs/>
+          <w:sz w:val="28"/>
+          <w:szCs w:val="24"/>
+          <w:lang w:val="en-US"/>
+        </w:rPr>
+        <w:t>JavascriptExecutor Interface</w:t>
+      </w:r>
+    </w:p>
+    <w:p>
+      <w:pPr>
+        <w:pStyle w:val="ListParagraph"/>
+        <w:numPr>
+          <w:ilvl w:val="0"/>
+          <w:numId w:val="28"/>
+        </w:numPr>
+        <w:tabs>
+          <w:tab w:val="left" w:pos="1560"/>
+        </w:tabs>
+        <w:rPr>
+          <w:sz w:val="28"/>
+          <w:szCs w:val="24"/>
+          <w:lang w:val="en-US"/>
+        </w:rPr>
+      </w:pPr>
+      <w:r>
+        <w:rPr>
+          <w:sz w:val="28"/>
+          <w:szCs w:val="24"/>
+          <w:lang w:val="en-US"/>
+        </w:rPr>
+        <w:t>This is an interface for executing the methods or commands of JavaScript like</w:t>
+      </w:r>
+    </w:p>
+    <w:p>
+      <w:pPr>
+        <w:pStyle w:val="ListParagraph"/>
+        <w:numPr>
+          <w:ilvl w:val="1"/>
+          <w:numId w:val="28"/>
+        </w:numPr>
+        <w:tabs>
+          <w:tab w:val="left" w:pos="1560"/>
+        </w:tabs>
+        <w:rPr>
+          <w:sz w:val="28"/>
+          <w:szCs w:val="24"/>
+          <w:lang w:val="en-US"/>
+        </w:rPr>
+      </w:pPr>
+      <w:r>
+        <w:rPr>
+          <w:sz w:val="28"/>
+          <w:szCs w:val="24"/>
+          <w:lang w:val="en-US"/>
+        </w:rPr>
+        <w:t>Clicking on control</w:t>
+      </w:r>
+    </w:p>
+    <w:p>
+      <w:pPr>
+        <w:pStyle w:val="ListParagraph"/>
+        <w:numPr>
+          <w:ilvl w:val="1"/>
+          <w:numId w:val="28"/>
+        </w:numPr>
+        <w:tabs>
+          <w:tab w:val="left" w:pos="1560"/>
+        </w:tabs>
+        <w:rPr>
+          <w:sz w:val="28"/>
+          <w:szCs w:val="24"/>
+          <w:lang w:val="en-US"/>
+        </w:rPr>
+      </w:pPr>
+      <w:r>
+        <w:rPr>
+          <w:sz w:val="28"/>
+          <w:szCs w:val="24"/>
+          <w:lang w:val="en-US"/>
+        </w:rPr>
+        <w:t>Scrolling the page</w:t>
+      </w:r>
+    </w:p>
+    <w:p>
+      <w:pPr>
+        <w:pStyle w:val="ListParagraph"/>
+        <w:numPr>
+          <w:ilvl w:val="1"/>
+          <w:numId w:val="28"/>
+        </w:numPr>
+        <w:tabs>
+          <w:tab w:val="left" w:pos="1560"/>
+        </w:tabs>
+        <w:rPr>
+          <w:sz w:val="28"/>
+          <w:szCs w:val="24"/>
+          <w:lang w:val="en-US"/>
+        </w:rPr>
+      </w:pPr>
+      <w:r>
+        <w:rPr>
+          <w:sz w:val="28"/>
+          <w:szCs w:val="24"/>
+          <w:lang w:val="en-US"/>
+        </w:rPr>
+        <w:t>Entering the text in text box etc.</w:t>
+      </w:r>
+    </w:p>
+    <w:p>
+      <w:pPr>
+        <w:tabs>
+          <w:tab w:val="left" w:pos="1560"/>
+        </w:tabs>
+        <w:rPr>
+          <w:sz w:val="28"/>
+          <w:szCs w:val="24"/>
+          <w:lang w:val="en-US"/>
+        </w:rPr>
+      </w:pPr>
+    </w:p>
+    <w:p>
+      <w:pPr>
+        <w:tabs>
+          <w:tab w:val="left" w:pos="1560"/>
+        </w:tabs>
+        <w:rPr>
+          <w:b/>
+          <w:bCs/>
+          <w:sz w:val="28"/>
+          <w:szCs w:val="24"/>
+          <w:lang w:val="en-US"/>
+        </w:rPr>
+      </w:pPr>
+      <w:r>
+        <w:rPr>
+          <w:b/>
+          <w:bCs/>
+          <w:sz w:val="28"/>
+          <w:szCs w:val="24"/>
+          <w:lang w:val="en-US"/>
+        </w:rPr>
+        <w:t>Handling Alerts</w:t>
+      </w:r>
+    </w:p>
+    <w:p>
+      <w:pPr>
+        <w:tabs>
+          <w:tab w:val="left" w:pos="1560"/>
+        </w:tabs>
+        <w:rPr>
+          <w:sz w:val="28"/>
+          <w:szCs w:val="24"/>
+          <w:lang w:val="en-US"/>
+        </w:rPr>
+      </w:pPr>
+      <w:r>
+        <w:rPr>
+          <w:sz w:val="28"/>
+          <w:szCs w:val="24"/>
+          <w:lang w:val="en-US"/>
+        </w:rPr>
+        <w:t>Alert is a message box normally displayed at the top center on the page which is</w:t>
+      </w:r>
+    </w:p>
+    <w:p>
+      <w:pPr>
+        <w:pStyle w:val="ListParagraph"/>
+        <w:numPr>
+          <w:ilvl w:val="0"/>
+          <w:numId w:val="28"/>
+        </w:numPr>
+        <w:tabs>
+          <w:tab w:val="left" w:pos="1560"/>
+        </w:tabs>
+        <w:rPr>
+          <w:sz w:val="28"/>
+          <w:szCs w:val="24"/>
+          <w:lang w:val="en-US"/>
+        </w:rPr>
+      </w:pPr>
+      <w:r>
+        <w:rPr>
+          <w:sz w:val="28"/>
+          <w:szCs w:val="24"/>
+          <w:lang w:val="en-US"/>
+        </w:rPr>
+        <w:t>Doesn’t allow to inspect</w:t>
+      </w:r>
+    </w:p>
+    <w:p>
+      <w:pPr>
+        <w:pStyle w:val="ListParagraph"/>
+        <w:numPr>
+          <w:ilvl w:val="0"/>
+          <w:numId w:val="28"/>
+        </w:numPr>
+        <w:tabs>
+          <w:tab w:val="left" w:pos="1560"/>
+        </w:tabs>
+        <w:rPr>
+          <w:sz w:val="28"/>
+          <w:szCs w:val="24"/>
+          <w:lang w:val="en-US"/>
+        </w:rPr>
+      </w:pPr>
+      <w:r>
+        <w:rPr>
+          <w:sz w:val="28"/>
+          <w:szCs w:val="24"/>
+          <w:lang w:val="en-US"/>
+        </w:rPr>
+        <w:lastRenderedPageBreak/>
+        <w:t>If alert is present you are not allowed to perform any action on the page.</w:t>
+      </w:r>
+    </w:p>
+    <w:p>
+      <w:pPr>
+        <w:pStyle w:val="ListParagraph"/>
+        <w:numPr>
+          <w:ilvl w:val="0"/>
+          <w:numId w:val="28"/>
+        </w:numPr>
+        <w:tabs>
+          <w:tab w:val="left" w:pos="1560"/>
+        </w:tabs>
+        <w:rPr>
+          <w:sz w:val="28"/>
+          <w:szCs w:val="24"/>
+          <w:lang w:val="en-US"/>
+        </w:rPr>
+      </w:pPr>
+      <w:r>
+        <w:rPr>
+          <w:sz w:val="28"/>
+          <w:szCs w:val="24"/>
+          <w:lang w:val="en-US"/>
+        </w:rPr>
+        <w:t>Don’t have close (x) button</w:t>
+      </w:r>
+    </w:p>
+    <w:p>
+      <w:pPr>
+        <w:pStyle w:val="ListParagraph"/>
+        <w:numPr>
+          <w:ilvl w:val="0"/>
+          <w:numId w:val="28"/>
+        </w:numPr>
+        <w:tabs>
+          <w:tab w:val="left" w:pos="1560"/>
+        </w:tabs>
+        <w:rPr>
+          <w:sz w:val="28"/>
+          <w:szCs w:val="24"/>
+          <w:lang w:val="en-US"/>
+        </w:rPr>
+      </w:pPr>
+      <w:r>
+        <w:rPr>
+          <w:sz w:val="28"/>
+          <w:szCs w:val="24"/>
+          <w:lang w:val="en-US"/>
+        </w:rPr>
+        <w:t>Types</w:t>
+      </w:r>
+    </w:p>
+    <w:p>
+      <w:pPr>
+        <w:pStyle w:val="ListParagraph"/>
+        <w:numPr>
+          <w:ilvl w:val="1"/>
+          <w:numId w:val="28"/>
+        </w:numPr>
+        <w:tabs>
+          <w:tab w:val="left" w:pos="1560"/>
+        </w:tabs>
+        <w:rPr>
+          <w:sz w:val="28"/>
+          <w:szCs w:val="24"/>
+          <w:lang w:val="en-US"/>
+        </w:rPr>
+      </w:pPr>
+      <w:r>
+        <w:rPr>
+          <w:sz w:val="28"/>
+          <w:szCs w:val="24"/>
+          <w:lang w:val="en-US"/>
+        </w:rPr>
+        <w:t>Normal alert – having only Ok button</w:t>
+      </w:r>
+    </w:p>
+    <w:p>
+      <w:pPr>
+        <w:pStyle w:val="ListParagraph"/>
+        <w:numPr>
+          <w:ilvl w:val="1"/>
+          <w:numId w:val="28"/>
+        </w:numPr>
+        <w:tabs>
+          <w:tab w:val="left" w:pos="1560"/>
+        </w:tabs>
+        <w:rPr>
+          <w:sz w:val="28"/>
+          <w:szCs w:val="24"/>
+          <w:lang w:val="en-US"/>
+        </w:rPr>
+      </w:pPr>
+      <w:r>
+        <w:rPr>
+          <w:sz w:val="28"/>
+          <w:szCs w:val="24"/>
+          <w:lang w:val="en-US"/>
+        </w:rPr>
+        <w:t>Confirmation alert – having Ok and Cancel button</w:t>
+      </w:r>
+    </w:p>
+    <w:p>
+      <w:pPr>
+        <w:pStyle w:val="ListParagraph"/>
+        <w:numPr>
+          <w:ilvl w:val="1"/>
+          <w:numId w:val="28"/>
+        </w:numPr>
+        <w:tabs>
+          <w:tab w:val="left" w:pos="1560"/>
+        </w:tabs>
+        <w:rPr>
+          <w:sz w:val="28"/>
+          <w:szCs w:val="24"/>
+          <w:lang w:val="en-US"/>
+        </w:rPr>
+      </w:pPr>
+      <w:r>
+        <w:rPr>
+          <w:sz w:val="28"/>
+          <w:szCs w:val="24"/>
+          <w:lang w:val="en-US"/>
+        </w:rPr>
+        <w:t>Prompt alert / Prompt box / Input box – allows to enter some text</w:t>
+      </w:r>
+    </w:p>
+    <w:p>
+      <w:pPr>
+        <w:tabs>
+          <w:tab w:val="left" w:pos="1560"/>
+        </w:tabs>
+        <w:rPr>
+          <w:sz w:val="28"/>
+          <w:szCs w:val="24"/>
+          <w:lang w:val="en-US"/>
+        </w:rPr>
+      </w:pPr>
+      <w:r>
+        <w:rPr>
+          <w:sz w:val="28"/>
+          <w:szCs w:val="24"/>
+          <w:lang w:val="en-US"/>
+        </w:rPr>
+        <w:t xml:space="preserve">Selenium has provided </w:t>
+      </w:r>
+      <w:r>
+        <w:rPr>
+          <w:b/>
+          <w:bCs/>
+          <w:sz w:val="28"/>
+          <w:szCs w:val="24"/>
+          <w:lang w:val="en-US"/>
+        </w:rPr>
+        <w:t xml:space="preserve">Alert interface </w:t>
+      </w:r>
+      <w:r>
+        <w:rPr>
+          <w:sz w:val="28"/>
+          <w:szCs w:val="24"/>
+          <w:lang w:val="en-US"/>
+        </w:rPr>
+        <w:t xml:space="preserve">to handle alerts. </w:t>
+      </w:r>
+    </w:p>
+    <w:p>
+      <w:pPr>
+        <w:tabs>
+          <w:tab w:val="left" w:pos="1560"/>
+        </w:tabs>
+        <w:rPr>
+          <w:sz w:val="28"/>
+          <w:szCs w:val="24"/>
+          <w:lang w:val="en-US"/>
+        </w:rPr>
+      </w:pPr>
+      <w:r>
+        <w:rPr>
+          <w:sz w:val="28"/>
+          <w:szCs w:val="24"/>
+          <w:lang w:val="en-US"/>
+        </w:rPr>
+        <w:t>Methods of Alert interface</w:t>
+      </w:r>
+    </w:p>
+    <w:p>
+      <w:pPr>
+        <w:pStyle w:val="ListParagraph"/>
+        <w:numPr>
+          <w:ilvl w:val="0"/>
+          <w:numId w:val="29"/>
+        </w:numPr>
+        <w:tabs>
+          <w:tab w:val="left" w:pos="1560"/>
+        </w:tabs>
+        <w:rPr>
+          <w:sz w:val="28"/>
+          <w:szCs w:val="24"/>
+          <w:lang w:val="en-US"/>
+        </w:rPr>
+      </w:pPr>
+      <w:r>
+        <w:rPr>
+          <w:sz w:val="28"/>
+          <w:szCs w:val="24"/>
+          <w:lang w:val="en-US"/>
+        </w:rPr>
+        <w:t xml:space="preserve">driver.switchTo().alert() </w:t>
+      </w:r>
+      <w:r>
+        <w:rPr>
+          <w:sz w:val="28"/>
+          <w:szCs w:val="24"/>
+          <w:lang w:val="en-US"/>
+        </w:rPr>
+        <w:sym w:font="Wingdings" w:char="F0E0"/>
+      </w:r>
+      <w:r>
+        <w:rPr>
+          <w:sz w:val="28"/>
+          <w:szCs w:val="24"/>
+          <w:lang w:val="en-US"/>
+        </w:rPr>
+        <w:t xml:space="preserve"> Will take you to the alert.</w:t>
+      </w:r>
+    </w:p>
+    <w:p>
+      <w:pPr>
+        <w:pStyle w:val="ListParagraph"/>
+        <w:numPr>
+          <w:ilvl w:val="0"/>
+          <w:numId w:val="29"/>
+        </w:numPr>
+        <w:tabs>
+          <w:tab w:val="left" w:pos="1560"/>
+        </w:tabs>
+        <w:rPr>
+          <w:sz w:val="28"/>
+          <w:szCs w:val="24"/>
+          <w:lang w:val="en-US"/>
+        </w:rPr>
+      </w:pPr>
+      <w:r>
+        <w:rPr>
+          <w:sz w:val="28"/>
+          <w:szCs w:val="24"/>
+          <w:lang w:val="en-US"/>
+        </w:rPr>
+        <w:t xml:space="preserve">getText() </w:t>
+      </w:r>
+      <w:r>
+        <w:rPr>
+          <w:sz w:val="28"/>
+          <w:szCs w:val="24"/>
+          <w:lang w:val="en-US"/>
+        </w:rPr>
+        <w:sym w:font="Wingdings" w:char="F0E0"/>
+      </w:r>
+      <w:r>
+        <w:rPr>
+          <w:sz w:val="28"/>
+          <w:szCs w:val="24"/>
+          <w:lang w:val="en-US"/>
+        </w:rPr>
+        <w:t xml:space="preserve"> Will return the text on the alert. (String)</w:t>
+      </w:r>
+    </w:p>
+    <w:p>
+      <w:pPr>
+        <w:pStyle w:val="ListParagraph"/>
+        <w:numPr>
+          <w:ilvl w:val="0"/>
+          <w:numId w:val="29"/>
+        </w:numPr>
+        <w:tabs>
+          <w:tab w:val="left" w:pos="1560"/>
+        </w:tabs>
+        <w:rPr>
+          <w:sz w:val="28"/>
+          <w:szCs w:val="24"/>
+          <w:lang w:val="en-US"/>
+        </w:rPr>
+      </w:pPr>
+      <w:r>
+        <w:rPr>
+          <w:sz w:val="28"/>
+          <w:szCs w:val="24"/>
+          <w:lang w:val="en-US"/>
+        </w:rPr>
+        <w:t xml:space="preserve">accept() </w:t>
+      </w:r>
+      <w:r>
+        <w:rPr>
+          <w:sz w:val="28"/>
+          <w:szCs w:val="24"/>
+          <w:lang w:val="en-US"/>
+        </w:rPr>
+        <w:sym w:font="Wingdings" w:char="F0E0"/>
+      </w:r>
+      <w:r>
+        <w:rPr>
+          <w:sz w:val="28"/>
+          <w:szCs w:val="24"/>
+          <w:lang w:val="en-US"/>
+        </w:rPr>
+        <w:t xml:space="preserve"> Will click on Ok button of alert.</w:t>
+      </w:r>
+    </w:p>
+    <w:p>
+      <w:pPr>
+        <w:pStyle w:val="ListParagraph"/>
+        <w:numPr>
+          <w:ilvl w:val="0"/>
+          <w:numId w:val="29"/>
+        </w:numPr>
+        <w:tabs>
+          <w:tab w:val="left" w:pos="1560"/>
+        </w:tabs>
+        <w:rPr>
+          <w:sz w:val="28"/>
+          <w:szCs w:val="24"/>
+          <w:lang w:val="en-US"/>
+        </w:rPr>
+      </w:pPr>
+      <w:r>
+        <w:rPr>
+          <w:sz w:val="28"/>
+          <w:szCs w:val="24"/>
+          <w:lang w:val="en-US"/>
+        </w:rPr>
+        <w:t xml:space="preserve">dismiss() </w:t>
+      </w:r>
+      <w:r>
+        <w:rPr>
+          <w:sz w:val="28"/>
+          <w:szCs w:val="24"/>
+          <w:lang w:val="en-US"/>
+        </w:rPr>
+        <w:sym w:font="Wingdings" w:char="F0E0"/>
+      </w:r>
+      <w:r>
+        <w:rPr>
+          <w:sz w:val="28"/>
+          <w:szCs w:val="24"/>
+          <w:lang w:val="en-US"/>
+        </w:rPr>
+        <w:t xml:space="preserve"> Will click on Cancel button</w:t>
+      </w:r>
+    </w:p>
+    <w:p>
+      <w:pPr>
+        <w:pStyle w:val="ListParagraph"/>
+        <w:numPr>
+          <w:ilvl w:val="0"/>
+          <w:numId w:val="29"/>
+        </w:numPr>
+        <w:tabs>
+          <w:tab w:val="left" w:pos="1560"/>
+        </w:tabs>
+        <w:rPr>
+          <w:sz w:val="28"/>
+          <w:szCs w:val="24"/>
+          <w:lang w:val="en-US"/>
+        </w:rPr>
+      </w:pPr>
+      <w:r>
+        <w:rPr>
+          <w:sz w:val="28"/>
+          <w:szCs w:val="24"/>
+          <w:lang w:val="en-US"/>
+        </w:rPr>
+        <w:t xml:space="preserve">sendKeys() </w:t>
+      </w:r>
+      <w:r>
+        <w:rPr>
+          <w:sz w:val="28"/>
+          <w:szCs w:val="24"/>
+          <w:lang w:val="en-US"/>
+        </w:rPr>
+        <w:sym w:font="Wingdings" w:char="F0E0"/>
+      </w:r>
+      <w:r>
+        <w:rPr>
+          <w:sz w:val="28"/>
+          <w:szCs w:val="24"/>
+          <w:lang w:val="en-US"/>
+        </w:rPr>
+        <w:t xml:space="preserve"> Will enter the text on prompt box.</w:t>
+      </w:r>
+    </w:p>
+    <w:p>
+      <w:pPr>
+        <w:tabs>
+          <w:tab w:val="left" w:pos="1560"/>
+        </w:tabs>
+        <w:rPr>
+          <w:sz w:val="28"/>
+          <w:szCs w:val="24"/>
+          <w:lang w:val="en-US"/>
+        </w:rPr>
+      </w:pPr>
+    </w:p>
+    <w:p>
+      <w:pPr>
+        <w:tabs>
+          <w:tab w:val="left" w:pos="1560"/>
+        </w:tabs>
+        <w:rPr>
+          <w:b/>
+          <w:bCs/>
+          <w:sz w:val="28"/>
+          <w:szCs w:val="24"/>
+          <w:lang w:val="en-US"/>
+        </w:rPr>
+      </w:pPr>
+      <w:r>
+        <w:rPr>
+          <w:b/>
+          <w:bCs/>
+          <w:sz w:val="28"/>
+          <w:szCs w:val="24"/>
+          <w:lang w:val="en-US"/>
+        </w:rPr>
+        <w:t>Mouse Actions</w:t>
+      </w:r>
+    </w:p>
+    <w:p>
+      <w:pPr>
+        <w:pStyle w:val="ListParagraph"/>
+        <w:numPr>
+          <w:ilvl w:val="0"/>
+          <w:numId w:val="30"/>
+        </w:numPr>
+        <w:tabs>
+          <w:tab w:val="left" w:pos="1560"/>
+        </w:tabs>
+        <w:rPr>
+          <w:sz w:val="28"/>
+          <w:szCs w:val="24"/>
+          <w:lang w:val="en-US"/>
+        </w:rPr>
+      </w:pPr>
+      <w:r>
+        <w:rPr>
+          <w:sz w:val="28"/>
+          <w:szCs w:val="24"/>
+          <w:lang w:val="en-US"/>
+        </w:rPr>
+        <w:t>Hover the mouse</w:t>
+      </w:r>
+    </w:p>
+    <w:p>
+      <w:pPr>
+        <w:pStyle w:val="ListParagraph"/>
+        <w:numPr>
+          <w:ilvl w:val="0"/>
+          <w:numId w:val="30"/>
+        </w:numPr>
+        <w:tabs>
+          <w:tab w:val="left" w:pos="1560"/>
+        </w:tabs>
+        <w:rPr>
+          <w:sz w:val="28"/>
+          <w:szCs w:val="24"/>
+          <w:lang w:val="en-US"/>
+        </w:rPr>
+      </w:pPr>
+      <w:r>
+        <w:rPr>
+          <w:sz w:val="28"/>
+          <w:szCs w:val="24"/>
+          <w:lang w:val="en-US"/>
+        </w:rPr>
+        <w:t>Left Click</w:t>
+      </w:r>
+    </w:p>
+    <w:p>
+      <w:pPr>
+        <w:pStyle w:val="ListParagraph"/>
+        <w:numPr>
+          <w:ilvl w:val="0"/>
+          <w:numId w:val="30"/>
+        </w:numPr>
+        <w:tabs>
+          <w:tab w:val="left" w:pos="1560"/>
+        </w:tabs>
+        <w:rPr>
+          <w:sz w:val="28"/>
+          <w:szCs w:val="24"/>
+          <w:lang w:val="en-US"/>
+        </w:rPr>
+      </w:pPr>
+      <w:r>
+        <w:rPr>
+          <w:sz w:val="28"/>
+          <w:szCs w:val="24"/>
+          <w:lang w:val="en-US"/>
+        </w:rPr>
+        <w:t>Right Click</w:t>
+      </w:r>
+    </w:p>
+    <w:p>
+      <w:pPr>
+        <w:pStyle w:val="ListParagraph"/>
+        <w:numPr>
+          <w:ilvl w:val="0"/>
+          <w:numId w:val="30"/>
+        </w:numPr>
+        <w:tabs>
+          <w:tab w:val="left" w:pos="1560"/>
+        </w:tabs>
+        <w:rPr>
+          <w:sz w:val="28"/>
+          <w:szCs w:val="24"/>
+          <w:lang w:val="en-US"/>
+        </w:rPr>
+      </w:pPr>
+      <w:r>
+        <w:rPr>
+          <w:sz w:val="28"/>
+          <w:szCs w:val="24"/>
+          <w:lang w:val="en-US"/>
+        </w:rPr>
+        <w:t>Double Click</w:t>
+      </w:r>
+    </w:p>
+    <w:p>
+      <w:pPr>
+        <w:pStyle w:val="ListParagraph"/>
+        <w:numPr>
+          <w:ilvl w:val="0"/>
+          <w:numId w:val="30"/>
+        </w:numPr>
+        <w:tabs>
+          <w:tab w:val="left" w:pos="1560"/>
+        </w:tabs>
+        <w:rPr>
+          <w:sz w:val="28"/>
+          <w:szCs w:val="24"/>
+          <w:lang w:val="en-US"/>
+        </w:rPr>
+      </w:pPr>
+      <w:r>
+        <w:rPr>
+          <w:sz w:val="28"/>
+          <w:szCs w:val="24"/>
+          <w:lang w:val="en-US"/>
+        </w:rPr>
+        <w:t>Drag and Drop</w:t>
+      </w:r>
+    </w:p>
+    <w:p>
+      <w:pPr>
+        <w:tabs>
+          <w:tab w:val="left" w:pos="1560"/>
+        </w:tabs>
+        <w:rPr>
+          <w:sz w:val="28"/>
+          <w:szCs w:val="24"/>
+          <w:lang w:val="en-US"/>
+        </w:rPr>
+      </w:pPr>
+      <w:r>
+        <w:rPr>
+          <w:b/>
+          <w:bCs/>
+          <w:sz w:val="28"/>
+          <w:szCs w:val="24"/>
+          <w:lang w:val="en-US"/>
+        </w:rPr>
+        <w:t xml:space="preserve">Actions Class </w:t>
+      </w:r>
+      <w:r>
+        <w:rPr>
+          <w:sz w:val="28"/>
+          <w:szCs w:val="24"/>
+          <w:lang w:val="en-US"/>
+        </w:rPr>
+        <w:t>from Selenium will help you perform all above actions.</w:t>
       </w:r>
       <w:bookmarkStart w:id="0" w:name="_GoBack"/>
       <w:bookmarkEnd w:id="0"/>
-      <w:proofErr w:type="spellEnd"/>
-      <w:proofErr w:type="gramEnd"/>
-      <w:r>
-        <w:rPr>
-          <w:sz w:val="28"/>
-          <w:szCs w:val="24"/>
-          <w:lang w:val="en-US"/>
-        </w:rPr>
-        <w:t>&gt;</w:t>
-      </w:r>
-    </w:p>
-    <w:p>
-      <w:pPr>
-        <w:tabs>
-          <w:tab w:val="left" w:pos="1560"/>
-        </w:tabs>
-        <w:rPr>
-          <w:sz w:val="28"/>
-          <w:szCs w:val="24"/>
-          <w:lang w:val="en-US"/>
-        </w:rPr>
-      </w:pPr>
-      <w:r>
-        <w:rPr>
-          <w:sz w:val="28"/>
-          <w:szCs w:val="24"/>
-          <w:lang w:val="en-US"/>
-        </w:rPr>
-        <w:tab/>
-      </w:r>
-      <w:r>
-        <w:rPr>
-          <w:sz w:val="28"/>
-          <w:szCs w:val="24"/>
-          <w:lang w:val="en-US"/>
-        </w:rPr>
-        <w:tab/>
-        <w:t>&lt;</w:t>
-      </w:r>
-      <w:proofErr w:type="spellStart"/>
-      <w:proofErr w:type="gramStart"/>
-      <w:r>
-        <w:rPr>
-          <w:sz w:val="28"/>
-          <w:szCs w:val="24"/>
-          <w:lang w:val="en-US"/>
-        </w:rPr>
-        <w:t>tr</w:t>
-      </w:r>
-      <w:proofErr w:type="spellEnd"/>
-      <w:proofErr w:type="gramEnd"/>
-      <w:r>
-        <w:rPr>
-          <w:sz w:val="28"/>
-          <w:szCs w:val="24"/>
-          <w:lang w:val="en-US"/>
-        </w:rPr>
-        <w:t>&gt;</w:t>
-      </w:r>
-      <w:r>
-        <w:rPr>
-          <w:sz w:val="28"/>
-          <w:szCs w:val="24"/>
-          <w:lang w:val="en-US"/>
-        </w:rPr>
-        <w:tab/>
-      </w:r>
-    </w:p>
-    <w:p>
-      <w:pPr>
-        <w:tabs>
-          <w:tab w:val="left" w:pos="1560"/>
-        </w:tabs>
-        <w:rPr>
-          <w:sz w:val="28"/>
-          <w:szCs w:val="24"/>
-          <w:lang w:val="en-US"/>
-        </w:rPr>
-      </w:pPr>
-      <w:r>
-        <w:rPr>
-          <w:sz w:val="28"/>
-          <w:szCs w:val="24"/>
-          <w:lang w:val="en-US"/>
-        </w:rPr>
-        <w:tab/>
-      </w:r>
-      <w:r>
-        <w:rPr>
-          <w:sz w:val="28"/>
-          <w:szCs w:val="24"/>
-          <w:lang w:val="en-US"/>
-        </w:rPr>
-        <w:tab/>
-      </w:r>
-      <w:r>
-        <w:rPr>
-          <w:sz w:val="28"/>
-          <w:szCs w:val="24"/>
-          <w:lang w:val="en-US"/>
-        </w:rPr>
-        <w:tab/>
-        <w:t>&lt;</w:t>
-      </w:r>
-      <w:proofErr w:type="gramStart"/>
-      <w:r>
-        <w:rPr>
-          <w:sz w:val="28"/>
-          <w:szCs w:val="24"/>
-          <w:lang w:val="en-US"/>
-        </w:rPr>
-        <w:t>td&gt;</w:t>
-      </w:r>
-      <w:proofErr w:type="gramEnd"/>
-      <w:r>
-        <w:rPr>
-          <w:sz w:val="28"/>
-          <w:szCs w:val="24"/>
-          <w:lang w:val="en-US"/>
-        </w:rPr>
-        <w:t>1&lt;/</w:t>
-      </w:r>
-      <w:proofErr w:type="spellStart"/>
-      <w:r>
-        <w:rPr>
-          <w:sz w:val="28"/>
-          <w:szCs w:val="24"/>
-          <w:lang w:val="en-US"/>
-        </w:rPr>
-        <w:t>th</w:t>
-      </w:r>
-      <w:proofErr w:type="spellEnd"/>
-      <w:r>
-        <w:rPr>
-          <w:sz w:val="28"/>
-          <w:szCs w:val="24"/>
-          <w:lang w:val="en-US"/>
-        </w:rPr>
-        <w:t>&gt;</w:t>
-      </w:r>
-    </w:p>
-    <w:p>
-      <w:pPr>
-        <w:tabs>
-          <w:tab w:val="left" w:pos="1560"/>
-        </w:tabs>
-        <w:rPr>
-          <w:sz w:val="28"/>
-          <w:szCs w:val="24"/>
-          <w:lang w:val="en-US"/>
-        </w:rPr>
-      </w:pPr>
-      <w:r>
-        <w:rPr>
-          <w:sz w:val="28"/>
-          <w:szCs w:val="24"/>
-          <w:lang w:val="en-US"/>
-        </w:rPr>
-        <w:tab/>
-      </w:r>
-      <w:r>
-        <w:rPr>
-          <w:sz w:val="28"/>
-          <w:szCs w:val="24"/>
-          <w:lang w:val="en-US"/>
-        </w:rPr>
-        <w:tab/>
-      </w:r>
-      <w:r>
-        <w:rPr>
-          <w:sz w:val="28"/>
-          <w:szCs w:val="24"/>
-          <w:lang w:val="en-US"/>
-        </w:rPr>
-        <w:tab/>
-        <w:t>&lt;</w:t>
-      </w:r>
-      <w:proofErr w:type="gramStart"/>
-      <w:r>
-        <w:rPr>
-          <w:sz w:val="28"/>
-          <w:szCs w:val="24"/>
-          <w:lang w:val="en-US"/>
-        </w:rPr>
-        <w:t>td&gt;</w:t>
-      </w:r>
-      <w:proofErr w:type="gramEnd"/>
-      <w:r>
-        <w:rPr>
-          <w:sz w:val="28"/>
-          <w:szCs w:val="24"/>
-          <w:lang w:val="en-US"/>
-        </w:rPr>
-        <w:t>Star Agile&lt;/td&gt;</w:t>
-      </w:r>
-    </w:p>
-    <w:p>
-      <w:pPr>
-        <w:tabs>
-          <w:tab w:val="left" w:pos="1560"/>
-        </w:tabs>
-        <w:rPr>
-          <w:sz w:val="28"/>
-          <w:szCs w:val="24"/>
-          <w:lang w:val="en-US"/>
-        </w:rPr>
-      </w:pPr>
-      <w:r>
-        <w:rPr>
-          <w:sz w:val="28"/>
-          <w:szCs w:val="24"/>
-          <w:lang w:val="en-US"/>
-        </w:rPr>
-        <w:tab/>
-      </w:r>
-      <w:r>
-        <w:rPr>
-          <w:sz w:val="28"/>
-          <w:szCs w:val="24"/>
-          <w:lang w:val="en-US"/>
-        </w:rPr>
-        <w:tab/>
-        <w:t>&lt;/</w:t>
-      </w:r>
-      <w:proofErr w:type="spellStart"/>
-      <w:proofErr w:type="gramStart"/>
-      <w:r>
-        <w:rPr>
-          <w:sz w:val="28"/>
-          <w:szCs w:val="24"/>
-          <w:lang w:val="en-US"/>
-        </w:rPr>
-        <w:t>tr</w:t>
-      </w:r>
-      <w:proofErr w:type="spellEnd"/>
-      <w:proofErr w:type="gramEnd"/>
-      <w:r>
-        <w:rPr>
-          <w:sz w:val="28"/>
-          <w:szCs w:val="24"/>
-          <w:lang w:val="en-US"/>
-        </w:rPr>
-        <w:t>&gt;</w:t>
-      </w:r>
-    </w:p>
-    <w:p>
-      <w:pPr>
-        <w:tabs>
-          <w:tab w:val="left" w:pos="1560"/>
-        </w:tabs>
-        <w:rPr>
-          <w:sz w:val="28"/>
-          <w:szCs w:val="24"/>
-          <w:lang w:val="en-US"/>
-        </w:rPr>
-      </w:pPr>
-      <w:r>
-        <w:rPr>
-          <w:sz w:val="28"/>
-          <w:szCs w:val="24"/>
-          <w:lang w:val="en-US"/>
-        </w:rPr>
-        <w:tab/>
-      </w:r>
-      <w:r>
-        <w:rPr>
-          <w:sz w:val="28"/>
-          <w:szCs w:val="24"/>
-          <w:lang w:val="en-US"/>
-        </w:rPr>
-        <w:tab/>
-        <w:t>&lt;</w:t>
-      </w:r>
-      <w:proofErr w:type="spellStart"/>
-      <w:proofErr w:type="gramStart"/>
-      <w:r>
-        <w:rPr>
-          <w:sz w:val="28"/>
-          <w:szCs w:val="24"/>
-          <w:lang w:val="en-US"/>
-        </w:rPr>
-        <w:t>tr</w:t>
-      </w:r>
-      <w:proofErr w:type="spellEnd"/>
-      <w:proofErr w:type="gramEnd"/>
-      <w:r>
-        <w:rPr>
-          <w:sz w:val="28"/>
-          <w:szCs w:val="24"/>
-          <w:lang w:val="en-US"/>
-        </w:rPr>
-        <w:t>&gt;</w:t>
-      </w:r>
-    </w:p>
-    <w:p>
-      <w:pPr>
-        <w:tabs>
-          <w:tab w:val="left" w:pos="1560"/>
-        </w:tabs>
-        <w:rPr>
-          <w:sz w:val="28"/>
-          <w:szCs w:val="24"/>
-          <w:lang w:val="en-US"/>
-        </w:rPr>
-      </w:pPr>
-      <w:r>
-        <w:rPr>
-          <w:sz w:val="28"/>
-          <w:szCs w:val="24"/>
-          <w:lang w:val="en-US"/>
-        </w:rPr>
-        <w:lastRenderedPageBreak/>
-        <w:tab/>
-      </w:r>
-      <w:r>
-        <w:rPr>
-          <w:sz w:val="28"/>
-          <w:szCs w:val="24"/>
-          <w:lang w:val="en-US"/>
-        </w:rPr>
-        <w:tab/>
-      </w:r>
-      <w:r>
-        <w:rPr>
-          <w:sz w:val="28"/>
-          <w:szCs w:val="24"/>
-          <w:lang w:val="en-US"/>
-        </w:rPr>
-        <w:tab/>
-        <w:t>&lt;</w:t>
-      </w:r>
-      <w:proofErr w:type="gramStart"/>
-      <w:r>
-        <w:rPr>
-          <w:sz w:val="28"/>
-          <w:szCs w:val="24"/>
-          <w:lang w:val="en-US"/>
-        </w:rPr>
-        <w:t>td&gt;</w:t>
-      </w:r>
-      <w:proofErr w:type="gramEnd"/>
-      <w:r>
-        <w:rPr>
-          <w:sz w:val="28"/>
-          <w:szCs w:val="24"/>
-          <w:lang w:val="en-US"/>
-        </w:rPr>
-        <w:t>2&lt;/td&gt;</w:t>
-      </w:r>
-    </w:p>
-    <w:p>
-      <w:pPr>
-        <w:tabs>
-          <w:tab w:val="left" w:pos="1560"/>
-        </w:tabs>
-        <w:rPr>
-          <w:sz w:val="28"/>
-          <w:szCs w:val="24"/>
-          <w:lang w:val="en-US"/>
-        </w:rPr>
-      </w:pPr>
-      <w:r>
-        <w:rPr>
-          <w:sz w:val="28"/>
-          <w:szCs w:val="24"/>
-          <w:lang w:val="en-US"/>
-        </w:rPr>
-        <w:tab/>
-      </w:r>
-      <w:r>
-        <w:rPr>
-          <w:sz w:val="28"/>
-          <w:szCs w:val="24"/>
-          <w:lang w:val="en-US"/>
-        </w:rPr>
-        <w:tab/>
-      </w:r>
-      <w:r>
-        <w:rPr>
-          <w:sz w:val="28"/>
-          <w:szCs w:val="24"/>
-          <w:lang w:val="en-US"/>
-        </w:rPr>
-        <w:tab/>
-        <w:t>&lt;</w:t>
-      </w:r>
-      <w:proofErr w:type="gramStart"/>
-      <w:r>
-        <w:rPr>
-          <w:sz w:val="28"/>
-          <w:szCs w:val="24"/>
-          <w:lang w:val="en-US"/>
-        </w:rPr>
-        <w:t>td&gt;</w:t>
-      </w:r>
-      <w:proofErr w:type="gramEnd"/>
-      <w:r>
-        <w:rPr>
-          <w:sz w:val="28"/>
-          <w:szCs w:val="24"/>
-          <w:lang w:val="en-US"/>
-        </w:rPr>
-        <w:t>Infosys&lt;/td&gt;</w:t>
-      </w:r>
-    </w:p>
-    <w:p>
-      <w:pPr>
-        <w:tabs>
-          <w:tab w:val="left" w:pos="1560"/>
-        </w:tabs>
-        <w:rPr>
-          <w:sz w:val="28"/>
-          <w:szCs w:val="24"/>
-          <w:lang w:val="en-US"/>
-        </w:rPr>
-      </w:pPr>
-      <w:r>
-        <w:rPr>
-          <w:sz w:val="28"/>
-          <w:szCs w:val="24"/>
-          <w:lang w:val="en-US"/>
-        </w:rPr>
-        <w:tab/>
-      </w:r>
-      <w:r>
-        <w:rPr>
-          <w:sz w:val="28"/>
-          <w:szCs w:val="24"/>
-          <w:lang w:val="en-US"/>
-        </w:rPr>
-        <w:tab/>
-        <w:t>&lt;/</w:t>
-      </w:r>
-      <w:proofErr w:type="spellStart"/>
-      <w:proofErr w:type="gramStart"/>
-      <w:r>
-        <w:rPr>
-          <w:sz w:val="28"/>
-          <w:szCs w:val="24"/>
-          <w:lang w:val="en-US"/>
-        </w:rPr>
-        <w:t>tr</w:t>
-      </w:r>
-      <w:proofErr w:type="spellEnd"/>
-      <w:proofErr w:type="gramEnd"/>
-      <w:r>
-        <w:rPr>
-          <w:sz w:val="28"/>
-          <w:szCs w:val="24"/>
-          <w:lang w:val="en-US"/>
-        </w:rPr>
-        <w:t>&gt;</w:t>
-      </w:r>
-    </w:p>
-    <w:p>
-      <w:pPr>
-        <w:tabs>
-          <w:tab w:val="left" w:pos="1560"/>
-        </w:tabs>
-        <w:rPr>
-          <w:sz w:val="28"/>
-          <w:szCs w:val="24"/>
-          <w:lang w:val="en-US"/>
-        </w:rPr>
-      </w:pPr>
-      <w:r>
-        <w:rPr>
-          <w:sz w:val="28"/>
-          <w:szCs w:val="24"/>
-          <w:lang w:val="en-US"/>
-        </w:rPr>
-        <w:tab/>
-        <w:t>&lt;/</w:t>
-      </w:r>
-      <w:proofErr w:type="spellStart"/>
-      <w:r>
-        <w:rPr>
-          <w:sz w:val="28"/>
-          <w:szCs w:val="24"/>
-          <w:lang w:val="en-US"/>
-        </w:rPr>
-        <w:t>tbody</w:t>
-      </w:r>
-      <w:proofErr w:type="spellEnd"/>
-      <w:r>
-        <w:rPr>
-          <w:sz w:val="28"/>
-          <w:szCs w:val="24"/>
-          <w:lang w:val="en-US"/>
-        </w:rPr>
-        <w:t>&gt;</w:t>
-      </w:r>
-    </w:p>
-    <w:p>
-      <w:pPr>
-        <w:tabs>
-          <w:tab w:val="left" w:pos="1560"/>
-        </w:tabs>
-        <w:rPr>
-          <w:sz w:val="28"/>
-          <w:szCs w:val="24"/>
-          <w:lang w:val="en-US"/>
-        </w:rPr>
-      </w:pPr>
-      <w:r>
-        <w:rPr>
-          <w:sz w:val="28"/>
-          <w:szCs w:val="24"/>
-          <w:lang w:val="en-US"/>
-        </w:rPr>
-        <w:t>&lt;/table&gt;</w:t>
-      </w:r>
-    </w:p>
-    <w:p>
-      <w:pPr>
-        <w:tabs>
-          <w:tab w:val="left" w:pos="1560"/>
-        </w:tabs>
-        <w:rPr>
-          <w:sz w:val="28"/>
-          <w:szCs w:val="24"/>
-          <w:lang w:val="en-US"/>
-        </w:rPr>
-      </w:pPr>
     </w:p>
     <w:sectPr>
       <w:pgSz w:w="11906" w:h="16838"/>
@@ -11919,6 +12228,119 @@
     </w:lvl>
   </w:abstractNum>
   <w:abstractNum w:abstractNumId="4">
+    <w:nsid w:val="16AA1F84"/>
+    <w:multiLevelType w:val="hybridMultilevel"/>
+    <w:tmpl w:val="2DC0991A"/>
+    <w:lvl w:ilvl="0" w:tplc="40090001">
+      <w:start w:val="1"/>
+      <w:numFmt w:val="bullet"/>
+      <w:lvlText w:val=""/>
+      <w:lvlJc w:val="left"/>
+      <w:pPr>
+        <w:ind w:left="720" w:hanging="360"/>
+      </w:pPr>
+      <w:rPr>
+        <w:rFonts w:ascii="Symbol" w:hAnsi="Symbol" w:hint="default"/>
+      </w:rPr>
+    </w:lvl>
+    <w:lvl w:ilvl="1" w:tplc="40090003">
+      <w:start w:val="1"/>
+      <w:numFmt w:val="bullet"/>
+      <w:lvlText w:val="o"/>
+      <w:lvlJc w:val="left"/>
+      <w:pPr>
+        <w:ind w:left="1440" w:hanging="360"/>
+      </w:pPr>
+      <w:rPr>
+        <w:rFonts w:ascii="Courier New" w:hAnsi="Courier New" w:cs="Courier New" w:hint="default"/>
+      </w:rPr>
+    </w:lvl>
+    <w:lvl w:ilvl="2" w:tplc="40090005" w:tentative="1">
+      <w:start w:val="1"/>
+      <w:numFmt w:val="bullet"/>
+      <w:lvlText w:val=""/>
+      <w:lvlJc w:val="left"/>
+      <w:pPr>
+        <w:ind w:left="2160" w:hanging="360"/>
+      </w:pPr>
+      <w:rPr>
+        <w:rFonts w:ascii="Wingdings" w:hAnsi="Wingdings" w:hint="default"/>
+      </w:rPr>
+    </w:lvl>
+    <w:lvl w:ilvl="3" w:tplc="40090001" w:tentative="1">
+      <w:start w:val="1"/>
+      <w:numFmt w:val="bullet"/>
+      <w:lvlText w:val=""/>
+      <w:lvlJc w:val="left"/>
+      <w:pPr>
+        <w:ind w:left="2880" w:hanging="360"/>
+      </w:pPr>
+      <w:rPr>
+        <w:rFonts w:ascii="Symbol" w:hAnsi="Symbol" w:hint="default"/>
+      </w:rPr>
+    </w:lvl>
+    <w:lvl w:ilvl="4" w:tplc="40090003" w:tentative="1">
+      <w:start w:val="1"/>
+      <w:numFmt w:val="bullet"/>
+      <w:lvlText w:val="o"/>
+      <w:lvlJc w:val="left"/>
+      <w:pPr>
+        <w:ind w:left="3600" w:hanging="360"/>
+      </w:pPr>
+      <w:rPr>
+        <w:rFonts w:ascii="Courier New" w:hAnsi="Courier New" w:cs="Courier New" w:hint="default"/>
+      </w:rPr>
+    </w:lvl>
+    <w:lvl w:ilvl="5" w:tplc="40090005" w:tentative="1">
+      <w:start w:val="1"/>
+      <w:numFmt w:val="bullet"/>
+      <w:lvlText w:val=""/>
+      <w:lvlJc w:val="left"/>
+      <w:pPr>
+        <w:ind w:left="4320" w:hanging="360"/>
+      </w:pPr>
+      <w:rPr>
+        <w:rFonts w:ascii="Wingdings" w:hAnsi="Wingdings" w:hint="default"/>
+      </w:rPr>
+    </w:lvl>
+    <w:lvl w:ilvl="6" w:tplc="40090001" w:tentative="1">
+      <w:start w:val="1"/>
+      <w:numFmt w:val="bullet"/>
+      <w:lvlText w:val=""/>
+      <w:lvlJc w:val="left"/>
+      <w:pPr>
+        <w:ind w:left="5040" w:hanging="360"/>
+      </w:pPr>
+      <w:rPr>
+        <w:rFonts w:ascii="Symbol" w:hAnsi="Symbol" w:hint="default"/>
+      </w:rPr>
+    </w:lvl>
+    <w:lvl w:ilvl="7" w:tplc="40090003" w:tentative="1">
+      <w:start w:val="1"/>
+      <w:numFmt w:val="bullet"/>
+      <w:lvlText w:val="o"/>
+      <w:lvlJc w:val="left"/>
+      <w:pPr>
+        <w:ind w:left="5760" w:hanging="360"/>
+      </w:pPr>
+      <w:rPr>
+        <w:rFonts w:ascii="Courier New" w:hAnsi="Courier New" w:cs="Courier New" w:hint="default"/>
+      </w:rPr>
+    </w:lvl>
+    <w:lvl w:ilvl="8" w:tplc="40090005" w:tentative="1">
+      <w:start w:val="1"/>
+      <w:numFmt w:val="bullet"/>
+      <w:lvlText w:val=""/>
+      <w:lvlJc w:val="left"/>
+      <w:pPr>
+        <w:ind w:left="6480" w:hanging="360"/>
+      </w:pPr>
+      <w:rPr>
+        <w:rFonts w:ascii="Wingdings" w:hAnsi="Wingdings" w:hint="default"/>
+      </w:rPr>
+    </w:lvl>
+  </w:abstractNum>
+  <w:abstractNum w:abstractNumId="5">
     <w:nsid w:val="1F5D6F6F"/>
     <w:multiLevelType w:val="hybridMultilevel"/>
     <w:tmpl w:val="2C66BBE6"/>
@@ -12031,7 +12453,7 @@
       </w:rPr>
     </w:lvl>
   </w:abstractNum>
-  <w:abstractNum w:abstractNumId="5">
+  <w:abstractNum w:abstractNumId="6">
     <w:nsid w:val="1FFE0324"/>
     <w:multiLevelType w:val="hybridMultilevel"/>
     <w:tmpl w:val="562439F6"/>
@@ -12144,7 +12566,7 @@
       </w:rPr>
     </w:lvl>
   </w:abstractNum>
-  <w:abstractNum w:abstractNumId="6">
+  <w:abstractNum w:abstractNumId="7">
     <w:nsid w:val="21270C12"/>
     <w:multiLevelType w:val="hybridMultilevel"/>
     <w:tmpl w:val="77C8B216"/>
@@ -12257,7 +12679,7 @@
       </w:rPr>
     </w:lvl>
   </w:abstractNum>
-  <w:abstractNum w:abstractNumId="7">
+  <w:abstractNum w:abstractNumId="8">
     <w:nsid w:val="26EA2626"/>
     <w:multiLevelType w:val="hybridMultilevel"/>
     <w:tmpl w:val="6D525678"/>
@@ -12343,7 +12765,7 @@
       </w:pPr>
     </w:lvl>
   </w:abstractNum>
-  <w:abstractNum w:abstractNumId="8">
+  <w:abstractNum w:abstractNumId="9">
     <w:nsid w:val="2BD5541D"/>
     <w:multiLevelType w:val="hybridMultilevel"/>
     <w:tmpl w:val="45505B90"/>
@@ -12456,7 +12878,120 @@
       </w:rPr>
     </w:lvl>
   </w:abstractNum>
-  <w:abstractNum w:abstractNumId="9">
+  <w:abstractNum w:abstractNumId="10">
+    <w:nsid w:val="2DF83EE9"/>
+    <w:multiLevelType w:val="hybridMultilevel"/>
+    <w:tmpl w:val="5C824650"/>
+    <w:lvl w:ilvl="0" w:tplc="40090001">
+      <w:start w:val="1"/>
+      <w:numFmt w:val="bullet"/>
+      <w:lvlText w:val=""/>
+      <w:lvlJc w:val="left"/>
+      <w:pPr>
+        <w:ind w:left="720" w:hanging="360"/>
+      </w:pPr>
+      <w:rPr>
+        <w:rFonts w:ascii="Symbol" w:hAnsi="Symbol" w:hint="default"/>
+      </w:rPr>
+    </w:lvl>
+    <w:lvl w:ilvl="1" w:tplc="40090003" w:tentative="1">
+      <w:start w:val="1"/>
+      <w:numFmt w:val="bullet"/>
+      <w:lvlText w:val="o"/>
+      <w:lvlJc w:val="left"/>
+      <w:pPr>
+        <w:ind w:left="1440" w:hanging="360"/>
+      </w:pPr>
+      <w:rPr>
+        <w:rFonts w:ascii="Courier New" w:hAnsi="Courier New" w:cs="Courier New" w:hint="default"/>
+      </w:rPr>
+    </w:lvl>
+    <w:lvl w:ilvl="2" w:tplc="40090005" w:tentative="1">
+      <w:start w:val="1"/>
+      <w:numFmt w:val="bullet"/>
+      <w:lvlText w:val=""/>
+      <w:lvlJc w:val="left"/>
+      <w:pPr>
+        <w:ind w:left="2160" w:hanging="360"/>
+      </w:pPr>
+      <w:rPr>
+        <w:rFonts w:ascii="Wingdings" w:hAnsi="Wingdings" w:hint="default"/>
+      </w:rPr>
+    </w:lvl>
+    <w:lvl w:ilvl="3" w:tplc="40090001" w:tentative="1">
+      <w:start w:val="1"/>
+      <w:numFmt w:val="bullet"/>
+      <w:lvlText w:val=""/>
+      <w:lvlJc w:val="left"/>
+      <w:pPr>
+        <w:ind w:left="2880" w:hanging="360"/>
+      </w:pPr>
+      <w:rPr>
+        <w:rFonts w:ascii="Symbol" w:hAnsi="Symbol" w:hint="default"/>
+      </w:rPr>
+    </w:lvl>
+    <w:lvl w:ilvl="4" w:tplc="40090003" w:tentative="1">
+      <w:start w:val="1"/>
+      <w:numFmt w:val="bullet"/>
+      <w:lvlText w:val="o"/>
+      <w:lvlJc w:val="left"/>
+      <w:pPr>
+        <w:ind w:left="3600" w:hanging="360"/>
+      </w:pPr>
+      <w:rPr>
+        <w:rFonts w:ascii="Courier New" w:hAnsi="Courier New" w:cs="Courier New" w:hint="default"/>
+      </w:rPr>
+    </w:lvl>
+    <w:lvl w:ilvl="5" w:tplc="40090005" w:tentative="1">
+      <w:start w:val="1"/>
+      <w:numFmt w:val="bullet"/>
+      <w:lvlText w:val=""/>
+      <w:lvlJc w:val="left"/>
+      <w:pPr>
+        <w:ind w:left="4320" w:hanging="360"/>
+      </w:pPr>
+      <w:rPr>
+        <w:rFonts w:ascii="Wingdings" w:hAnsi="Wingdings" w:hint="default"/>
+      </w:rPr>
+    </w:lvl>
+    <w:lvl w:ilvl="6" w:tplc="40090001" w:tentative="1">
+      <w:start w:val="1"/>
+      <w:numFmt w:val="bullet"/>
+      <w:lvlText w:val=""/>
+      <w:lvlJc w:val="left"/>
+      <w:pPr>
+        <w:ind w:left="5040" w:hanging="360"/>
+      </w:pPr>
+      <w:rPr>
+        <w:rFonts w:ascii="Symbol" w:hAnsi="Symbol" w:hint="default"/>
+      </w:rPr>
+    </w:lvl>
+    <w:lvl w:ilvl="7" w:tplc="40090003" w:tentative="1">
+      <w:start w:val="1"/>
+      <w:numFmt w:val="bullet"/>
+      <w:lvlText w:val="o"/>
+      <w:lvlJc w:val="left"/>
+      <w:pPr>
+        <w:ind w:left="5760" w:hanging="360"/>
+      </w:pPr>
+      <w:rPr>
+        <w:rFonts w:ascii="Courier New" w:hAnsi="Courier New" w:cs="Courier New" w:hint="default"/>
+      </w:rPr>
+    </w:lvl>
+    <w:lvl w:ilvl="8" w:tplc="40090005" w:tentative="1">
+      <w:start w:val="1"/>
+      <w:numFmt w:val="bullet"/>
+      <w:lvlText w:val=""/>
+      <w:lvlJc w:val="left"/>
+      <w:pPr>
+        <w:ind w:left="6480" w:hanging="360"/>
+      </w:pPr>
+      <w:rPr>
+        <w:rFonts w:ascii="Wingdings" w:hAnsi="Wingdings" w:hint="default"/>
+      </w:rPr>
+    </w:lvl>
+  </w:abstractNum>
+  <w:abstractNum w:abstractNumId="11">
     <w:nsid w:val="2F5B6010"/>
     <w:multiLevelType w:val="hybridMultilevel"/>
     <w:tmpl w:val="303E3506"/>
@@ -12569,7 +13104,7 @@
       </w:rPr>
     </w:lvl>
   </w:abstractNum>
-  <w:abstractNum w:abstractNumId="10">
+  <w:abstractNum w:abstractNumId="12">
     <w:nsid w:val="344C7AD5"/>
     <w:multiLevelType w:val="hybridMultilevel"/>
     <w:tmpl w:val="3AB6C236"/>
@@ -12682,7 +13217,7 @@
       </w:rPr>
     </w:lvl>
   </w:abstractNum>
-  <w:abstractNum w:abstractNumId="11">
+  <w:abstractNum w:abstractNumId="13">
     <w:nsid w:val="398E3101"/>
     <w:multiLevelType w:val="hybridMultilevel"/>
     <w:tmpl w:val="5972D984"/>
@@ -12768,7 +13303,185 @@
       </w:pPr>
     </w:lvl>
   </w:abstractNum>
-  <w:abstractNum w:abstractNumId="12">
+  <w:abstractNum w:abstractNumId="14">
+    <w:nsid w:val="3CE011C3"/>
+    <w:multiLevelType w:val="hybridMultilevel"/>
+    <w:tmpl w:val="31EA3DA2"/>
+    <w:lvl w:ilvl="0" w:tplc="4009000F">
+      <w:start w:val="1"/>
+      <w:numFmt w:val="decimal"/>
+      <w:lvlText w:val="%1."/>
+      <w:lvlJc w:val="left"/>
+      <w:pPr>
+        <w:ind w:left="720" w:hanging="360"/>
+      </w:pPr>
+      <w:rPr>
+        <w:rFonts w:hint="default"/>
+      </w:rPr>
+    </w:lvl>
+    <w:lvl w:ilvl="1" w:tplc="40090019" w:tentative="1">
+      <w:start w:val="1"/>
+      <w:numFmt w:val="lowerLetter"/>
+      <w:lvlText w:val="%2."/>
+      <w:lvlJc w:val="left"/>
+      <w:pPr>
+        <w:ind w:left="1440" w:hanging="360"/>
+      </w:pPr>
+    </w:lvl>
+    <w:lvl w:ilvl="2" w:tplc="4009001B" w:tentative="1">
+      <w:start w:val="1"/>
+      <w:numFmt w:val="lowerRoman"/>
+      <w:lvlText w:val="%3."/>
+      <w:lvlJc w:val="right"/>
+      <w:pPr>
+        <w:ind w:left="2160" w:hanging="180"/>
+      </w:pPr>
+    </w:lvl>
+    <w:lvl w:ilvl="3" w:tplc="4009000F" w:tentative="1">
+      <w:start w:val="1"/>
+      <w:numFmt w:val="decimal"/>
+      <w:lvlText w:val="%4."/>
+      <w:lvlJc w:val="left"/>
+      <w:pPr>
+        <w:ind w:left="2880" w:hanging="360"/>
+      </w:pPr>
+    </w:lvl>
+    <w:lvl w:ilvl="4" w:tplc="40090019" w:tentative="1">
+      <w:start w:val="1"/>
+      <w:numFmt w:val="lowerLetter"/>
+      <w:lvlText w:val="%5."/>
+      <w:lvlJc w:val="left"/>
+      <w:pPr>
+        <w:ind w:left="3600" w:hanging="360"/>
+      </w:pPr>
+    </w:lvl>
+    <w:lvl w:ilvl="5" w:tplc="4009001B" w:tentative="1">
+      <w:start w:val="1"/>
+      <w:numFmt w:val="lowerRoman"/>
+      <w:lvlText w:val="%6."/>
+      <w:lvlJc w:val="right"/>
+      <w:pPr>
+        <w:ind w:left="4320" w:hanging="180"/>
+      </w:pPr>
+    </w:lvl>
+    <w:lvl w:ilvl="6" w:tplc="4009000F" w:tentative="1">
+      <w:start w:val="1"/>
+      <w:numFmt w:val="decimal"/>
+      <w:lvlText w:val="%7."/>
+      <w:lvlJc w:val="left"/>
+      <w:pPr>
+        <w:ind w:left="5040" w:hanging="360"/>
+      </w:pPr>
+    </w:lvl>
+    <w:lvl w:ilvl="7" w:tplc="40090019" w:tentative="1">
+      <w:start w:val="1"/>
+      <w:numFmt w:val="lowerLetter"/>
+      <w:lvlText w:val="%8."/>
+      <w:lvlJc w:val="left"/>
+      <w:pPr>
+        <w:ind w:left="5760" w:hanging="360"/>
+      </w:pPr>
+    </w:lvl>
+    <w:lvl w:ilvl="8" w:tplc="4009001B" w:tentative="1">
+      <w:start w:val="1"/>
+      <w:numFmt w:val="lowerRoman"/>
+      <w:lvlText w:val="%9."/>
+      <w:lvlJc w:val="right"/>
+      <w:pPr>
+        <w:ind w:left="6480" w:hanging="180"/>
+      </w:pPr>
+    </w:lvl>
+  </w:abstractNum>
+  <w:abstractNum w:abstractNumId="15">
+    <w:nsid w:val="42DB17C6"/>
+    <w:multiLevelType w:val="hybridMultilevel"/>
+    <w:tmpl w:val="B638096C"/>
+    <w:lvl w:ilvl="0" w:tplc="4009000F">
+      <w:start w:val="1"/>
+      <w:numFmt w:val="decimal"/>
+      <w:lvlText w:val="%1."/>
+      <w:lvlJc w:val="left"/>
+      <w:pPr>
+        <w:ind w:left="720" w:hanging="360"/>
+      </w:pPr>
+      <w:rPr>
+        <w:rFonts w:hint="default"/>
+      </w:rPr>
+    </w:lvl>
+    <w:lvl w:ilvl="1" w:tplc="40090019" w:tentative="1">
+      <w:start w:val="1"/>
+      <w:numFmt w:val="lowerLetter"/>
+      <w:lvlText w:val="%2."/>
+      <w:lvlJc w:val="left"/>
+      <w:pPr>
+        <w:ind w:left="1440" w:hanging="360"/>
+      </w:pPr>
+    </w:lvl>
+    <w:lvl w:ilvl="2" w:tplc="4009001B" w:tentative="1">
+      <w:start w:val="1"/>
+      <w:numFmt w:val="lowerRoman"/>
+      <w:lvlText w:val="%3."/>
+      <w:lvlJc w:val="right"/>
+      <w:pPr>
+        <w:ind w:left="2160" w:hanging="180"/>
+      </w:pPr>
+    </w:lvl>
+    <w:lvl w:ilvl="3" w:tplc="4009000F" w:tentative="1">
+      <w:start w:val="1"/>
+      <w:numFmt w:val="decimal"/>
+      <w:lvlText w:val="%4."/>
+      <w:lvlJc w:val="left"/>
+      <w:pPr>
+        <w:ind w:left="2880" w:hanging="360"/>
+      </w:pPr>
+    </w:lvl>
+    <w:lvl w:ilvl="4" w:tplc="40090019" w:tentative="1">
+      <w:start w:val="1"/>
+      <w:numFmt w:val="lowerLetter"/>
+      <w:lvlText w:val="%5."/>
+      <w:lvlJc w:val="left"/>
+      <w:pPr>
+        <w:ind w:left="3600" w:hanging="360"/>
+      </w:pPr>
+    </w:lvl>
+    <w:lvl w:ilvl="5" w:tplc="4009001B" w:tentative="1">
+      <w:start w:val="1"/>
+      <w:numFmt w:val="lowerRoman"/>
+      <w:lvlText w:val="%6."/>
+      <w:lvlJc w:val="right"/>
+      <w:pPr>
+        <w:ind w:left="4320" w:hanging="180"/>
+      </w:pPr>
+    </w:lvl>
+    <w:lvl w:ilvl="6" w:tplc="4009000F" w:tentative="1">
+      <w:start w:val="1"/>
+      <w:numFmt w:val="decimal"/>
+      <w:lvlText w:val="%7."/>
+      <w:lvlJc w:val="left"/>
+      <w:pPr>
+        <w:ind w:left="5040" w:hanging="360"/>
+      </w:pPr>
+    </w:lvl>
+    <w:lvl w:ilvl="7" w:tplc="40090019" w:tentative="1">
+      <w:start w:val="1"/>
+      <w:numFmt w:val="lowerLetter"/>
+      <w:lvlText w:val="%8."/>
+      <w:lvlJc w:val="left"/>
+      <w:pPr>
+        <w:ind w:left="5760" w:hanging="360"/>
+      </w:pPr>
+    </w:lvl>
+    <w:lvl w:ilvl="8" w:tplc="4009001B" w:tentative="1">
+      <w:start w:val="1"/>
+      <w:numFmt w:val="lowerRoman"/>
+      <w:lvlText w:val="%9."/>
+      <w:lvlJc w:val="right"/>
+      <w:pPr>
+        <w:ind w:left="6480" w:hanging="180"/>
+      </w:pPr>
+    </w:lvl>
+  </w:abstractNum>
+  <w:abstractNum w:abstractNumId="16">
     <w:nsid w:val="46DF09B1"/>
     <w:multiLevelType w:val="hybridMultilevel"/>
     <w:tmpl w:val="FB0236F0"/>
@@ -12881,7 +13594,7 @@
       </w:rPr>
     </w:lvl>
   </w:abstractNum>
-  <w:abstractNum w:abstractNumId="13">
+  <w:abstractNum w:abstractNumId="17">
     <w:nsid w:val="47F70A7E"/>
     <w:multiLevelType w:val="hybridMultilevel"/>
     <w:tmpl w:val="BCF8131E"/>
@@ -12970,7 +13683,7 @@
       </w:pPr>
     </w:lvl>
   </w:abstractNum>
-  <w:abstractNum w:abstractNumId="14">
+  <w:abstractNum w:abstractNumId="18">
     <w:nsid w:val="50CF4F8C"/>
     <w:multiLevelType w:val="hybridMultilevel"/>
     <w:tmpl w:val="082E2B26"/>
@@ -13083,7 +13796,7 @@
       </w:rPr>
     </w:lvl>
   </w:abstractNum>
-  <w:abstractNum w:abstractNumId="15">
+  <w:abstractNum w:abstractNumId="19">
     <w:nsid w:val="56DC0393"/>
     <w:multiLevelType w:val="hybridMultilevel"/>
     <w:tmpl w:val="BFA6E070"/>
@@ -13196,7 +13909,7 @@
       </w:rPr>
     </w:lvl>
   </w:abstractNum>
-  <w:abstractNum w:abstractNumId="16">
+  <w:abstractNum w:abstractNumId="20">
     <w:nsid w:val="5D2E0595"/>
     <w:multiLevelType w:val="hybridMultilevel"/>
     <w:tmpl w:val="BD76ED2E"/>
@@ -13309,7 +14022,7 @@
       </w:rPr>
     </w:lvl>
   </w:abstractNum>
-  <w:abstractNum w:abstractNumId="17">
+  <w:abstractNum w:abstractNumId="21">
     <w:nsid w:val="64B248FF"/>
     <w:multiLevelType w:val="hybridMultilevel"/>
     <w:tmpl w:val="47BA2214"/>
@@ -13422,7 +14135,7 @@
       </w:rPr>
     </w:lvl>
   </w:abstractNum>
-  <w:abstractNum w:abstractNumId="18">
+  <w:abstractNum w:abstractNumId="22">
     <w:nsid w:val="65A70915"/>
     <w:multiLevelType w:val="hybridMultilevel"/>
     <w:tmpl w:val="F4BEB16C"/>
@@ -13511,7 +14224,7 @@
       </w:pPr>
     </w:lvl>
   </w:abstractNum>
-  <w:abstractNum w:abstractNumId="19">
+  <w:abstractNum w:abstractNumId="23">
     <w:nsid w:val="667572E6"/>
     <w:multiLevelType w:val="hybridMultilevel"/>
     <w:tmpl w:val="375E6AAA"/>
@@ -13600,7 +14313,7 @@
       </w:pPr>
     </w:lvl>
   </w:abstractNum>
-  <w:abstractNum w:abstractNumId="20">
+  <w:abstractNum w:abstractNumId="24">
     <w:nsid w:val="6794711A"/>
     <w:multiLevelType w:val="hybridMultilevel"/>
     <w:tmpl w:val="7D58095C"/>
@@ -13713,7 +14426,7 @@
       </w:rPr>
     </w:lvl>
   </w:abstractNum>
-  <w:abstractNum w:abstractNumId="21">
+  <w:abstractNum w:abstractNumId="25">
     <w:nsid w:val="6D6046F6"/>
     <w:multiLevelType w:val="hybridMultilevel"/>
     <w:tmpl w:val="6644C14E"/>
@@ -13802,7 +14515,7 @@
       </w:pPr>
     </w:lvl>
   </w:abstractNum>
-  <w:abstractNum w:abstractNumId="22">
+  <w:abstractNum w:abstractNumId="26">
     <w:nsid w:val="6FB6583E"/>
     <w:multiLevelType w:val="hybridMultilevel"/>
     <w:tmpl w:val="F83A92A4"/>
@@ -13915,7 +14628,7 @@
       </w:rPr>
     </w:lvl>
   </w:abstractNum>
-  <w:abstractNum w:abstractNumId="23">
+  <w:abstractNum w:abstractNumId="27">
     <w:nsid w:val="7782158E"/>
     <w:multiLevelType w:val="hybridMultilevel"/>
     <w:tmpl w:val="6068CD52"/>
@@ -14028,7 +14741,7 @@
       </w:rPr>
     </w:lvl>
   </w:abstractNum>
-  <w:abstractNum w:abstractNumId="24">
+  <w:abstractNum w:abstractNumId="28">
     <w:nsid w:val="797C6995"/>
     <w:multiLevelType w:val="hybridMultilevel"/>
     <w:tmpl w:val="71483934"/>
@@ -14141,7 +14854,7 @@
       </w:rPr>
     </w:lvl>
   </w:abstractNum>
-  <w:abstractNum w:abstractNumId="25">
+  <w:abstractNum w:abstractNumId="29">
     <w:nsid w:val="7D1867D1"/>
     <w:multiLevelType w:val="hybridMultilevel"/>
     <w:tmpl w:val="378A0E78"/>
@@ -14255,19 +14968,19 @@
     </w:lvl>
   </w:abstractNum>
   <w:num w:numId="1">
-    <w:abstractNumId w:val="10"/>
+    <w:abstractNumId w:val="12"/>
   </w:num>
   <w:num w:numId="2">
-    <w:abstractNumId w:val="25"/>
+    <w:abstractNumId w:val="29"/>
   </w:num>
   <w:num w:numId="3">
     <w:abstractNumId w:val="0"/>
   </w:num>
   <w:num w:numId="4">
-    <w:abstractNumId w:val="11"/>
+    <w:abstractNumId w:val="13"/>
   </w:num>
   <w:num w:numId="5">
-    <w:abstractNumId w:val="9"/>
+    <w:abstractNumId w:val="11"/>
   </w:num>
   <w:num w:numId="6">
     <w:abstractNumId w:val="2"/>
@@ -14276,61 +14989,73 @@
     <w:abstractNumId w:val="1"/>
   </w:num>
   <w:num w:numId="8">
+    <w:abstractNumId w:val="9"/>
+  </w:num>
+  <w:num w:numId="9">
+    <w:abstractNumId w:val="26"/>
+  </w:num>
+  <w:num w:numId="10">
+    <w:abstractNumId w:val="6"/>
+  </w:num>
+  <w:num w:numId="11">
+    <w:abstractNumId w:val="19"/>
+  </w:num>
+  <w:num w:numId="12">
+    <w:abstractNumId w:val="21"/>
+  </w:num>
+  <w:num w:numId="13">
     <w:abstractNumId w:val="8"/>
   </w:num>
-  <w:num w:numId="9">
-    <w:abstractNumId w:val="22"/>
-  </w:num>
-  <w:num w:numId="10">
-    <w:abstractNumId w:val="5"/>
-  </w:num>
-  <w:num w:numId="11">
-    <w:abstractNumId w:val="15"/>
-  </w:num>
-  <w:num w:numId="12">
+  <w:num w:numId="14">
     <w:abstractNumId w:val="17"/>
-  </w:num>
-  <w:num w:numId="13">
-    <w:abstractNumId w:val="7"/>
-  </w:num>
-  <w:num w:numId="14">
-    <w:abstractNumId w:val="13"/>
   </w:num>
   <w:num w:numId="15">
     <w:abstractNumId w:val="3"/>
   </w:num>
   <w:num w:numId="16">
-    <w:abstractNumId w:val="19"/>
+    <w:abstractNumId w:val="23"/>
   </w:num>
   <w:num w:numId="17">
+    <w:abstractNumId w:val="22"/>
+  </w:num>
+  <w:num w:numId="18">
+    <w:abstractNumId w:val="24"/>
+  </w:num>
+  <w:num w:numId="19">
+    <w:abstractNumId w:val="27"/>
+  </w:num>
+  <w:num w:numId="20">
+    <w:abstractNumId w:val="5"/>
+  </w:num>
+  <w:num w:numId="21">
+    <w:abstractNumId w:val="28"/>
+  </w:num>
+  <w:num w:numId="22">
     <w:abstractNumId w:val="18"/>
   </w:num>
-  <w:num w:numId="18">
+  <w:num w:numId="23">
+    <w:abstractNumId w:val="16"/>
+  </w:num>
+  <w:num w:numId="24">
     <w:abstractNumId w:val="20"/>
   </w:num>
-  <w:num w:numId="19">
-    <w:abstractNumId w:val="23"/>
+  <w:num w:numId="25">
+    <w:abstractNumId w:val="7"/>
   </w:num>
-  <w:num w:numId="20">
+  <w:num w:numId="26">
+    <w:abstractNumId w:val="25"/>
+  </w:num>
+  <w:num w:numId="27">
+    <w:abstractNumId w:val="10"/>
+  </w:num>
+  <w:num w:numId="28">
     <w:abstractNumId w:val="4"/>
   </w:num>
-  <w:num w:numId="21">
-    <w:abstractNumId w:val="24"/>
+  <w:num w:numId="29">
+    <w:abstractNumId w:val="15"/>
   </w:num>
-  <w:num w:numId="22">
+  <w:num w:numId="30">
     <w:abstractNumId w:val="14"/>
-  </w:num>
-  <w:num w:numId="23">
-    <w:abstractNumId w:val="12"/>
-  </w:num>
-  <w:num w:numId="24">
-    <w:abstractNumId w:val="16"/>
-  </w:num>
-  <w:num w:numId="25">
-    <w:abstractNumId w:val="6"/>
-  </w:num>
-  <w:num w:numId="26">
-    <w:abstractNumId w:val="21"/>
   </w:num>
 </w:numbering>
 </file>
@@ -15864,31 +16589,31 @@
     </dgm:pt>
   </dgm:ptLst>
   <dgm:cxnLst>
-    <dgm:cxn modelId="{DF6B546C-E32C-4F0C-8F54-21796B2EAD72}" type="presOf" srcId="{363330DA-09EC-450B-A72E-6DA34D1AB715}" destId="{37E28D18-C070-47FF-8301-A041A91EDEF2}" srcOrd="0" destOrd="0" presId="urn:microsoft.com/office/officeart/2005/8/layout/process1"/>
     <dgm:cxn modelId="{4E00299D-3BDF-41B7-A234-E37BB604D85F}" srcId="{252D6598-1225-44AB-8AAB-B516106B59E1}" destId="{49728974-DA1C-46AA-A2B0-D3394453E5CC}" srcOrd="1" destOrd="0" parTransId="{2F909F4C-E59D-48F8-B67A-5D6A03CEBAEE}" sibTransId="{E9687206-84AC-4F83-A6A2-9EFDC3ABD0FB}"/>
-    <dgm:cxn modelId="{4FF74D9A-D5F2-4141-8947-0CEC478C212F}" type="presOf" srcId="{D8AAE93C-983F-46D6-ABF6-FC8E801A362E}" destId="{449D7EB5-0D9D-4DAC-B391-FB2402C39ABC}" srcOrd="0" destOrd="0" presId="urn:microsoft.com/office/officeart/2005/8/layout/process1"/>
-    <dgm:cxn modelId="{4E6E1F04-425B-4E64-94E2-10A7D27B4DF1}" type="presOf" srcId="{252D6598-1225-44AB-8AAB-B516106B59E1}" destId="{2446BD26-396F-420D-B091-265286D97786}" srcOrd="0" destOrd="0" presId="urn:microsoft.com/office/officeart/2005/8/layout/process1"/>
+    <dgm:cxn modelId="{985EB461-D33C-45A5-9F23-11EA9A5B7383}" type="presOf" srcId="{E9687206-84AC-4F83-A6A2-9EFDC3ABD0FB}" destId="{6E444586-2D87-4F9A-9400-F626352FE57E}" srcOrd="1" destOrd="0" presId="urn:microsoft.com/office/officeart/2005/8/layout/process1"/>
+    <dgm:cxn modelId="{BB1674C3-C485-4488-A925-04F576ACE233}" type="presOf" srcId="{363330DA-09EC-450B-A72E-6DA34D1AB715}" destId="{37E28D18-C070-47FF-8301-A041A91EDEF2}" srcOrd="0" destOrd="0" presId="urn:microsoft.com/office/officeart/2005/8/layout/process1"/>
     <dgm:cxn modelId="{2659B5CA-FCEC-47A0-A347-15E4CED75EE1}" srcId="{252D6598-1225-44AB-8AAB-B516106B59E1}" destId="{30AFFC78-5808-45ED-AAC6-491EC3980094}" srcOrd="0" destOrd="0" parTransId="{15AA4179-7B4E-411C-A1D6-081E6042F5DA}" sibTransId="{6C124C00-0E2C-42A5-B356-FCFE12C422EE}"/>
-    <dgm:cxn modelId="{71E68006-326F-4933-8816-91636936D066}" type="presOf" srcId="{30AFFC78-5808-45ED-AAC6-491EC3980094}" destId="{F266C578-88AA-4EC2-8142-53A5B6139B0D}" srcOrd="0" destOrd="0" presId="urn:microsoft.com/office/officeart/2005/8/layout/process1"/>
-    <dgm:cxn modelId="{6B4F84B7-FF05-4365-B077-C6FE7417BB72}" type="presOf" srcId="{E9687206-84AC-4F83-A6A2-9EFDC3ABD0FB}" destId="{6E444586-2D87-4F9A-9400-F626352FE57E}" srcOrd="1" destOrd="0" presId="urn:microsoft.com/office/officeart/2005/8/layout/process1"/>
-    <dgm:cxn modelId="{E957182E-5DD7-463B-ADDD-8A7423C5874E}" type="presOf" srcId="{49728974-DA1C-46AA-A2B0-D3394453E5CC}" destId="{CF1E89C8-AA78-4B1C-8D7C-AA8E38C034CE}" srcOrd="0" destOrd="0" presId="urn:microsoft.com/office/officeart/2005/8/layout/process1"/>
+    <dgm:cxn modelId="{0D6C4228-705B-4D3F-9E88-DD02F1A75630}" type="presOf" srcId="{66AF4BFC-0875-4B90-9E82-F0F301500281}" destId="{09BDDF38-02A3-46F0-94CF-D671EECCB993}" srcOrd="0" destOrd="0" presId="urn:microsoft.com/office/officeart/2005/8/layout/process1"/>
+    <dgm:cxn modelId="{FAEFDEDD-009F-4306-BD95-98FED1CAFDA4}" type="presOf" srcId="{30AFFC78-5808-45ED-AAC6-491EC3980094}" destId="{F266C578-88AA-4EC2-8142-53A5B6139B0D}" srcOrd="0" destOrd="0" presId="urn:microsoft.com/office/officeart/2005/8/layout/process1"/>
+    <dgm:cxn modelId="{32634553-D401-4D33-B241-6033923D66D5}" type="presOf" srcId="{252D6598-1225-44AB-8AAB-B516106B59E1}" destId="{2446BD26-396F-420D-B091-265286D97786}" srcOrd="0" destOrd="0" presId="urn:microsoft.com/office/officeart/2005/8/layout/process1"/>
+    <dgm:cxn modelId="{CE49E5D0-2CA1-4804-97CD-01C1A576A590}" type="presOf" srcId="{49728974-DA1C-46AA-A2B0-D3394453E5CC}" destId="{CF1E89C8-AA78-4B1C-8D7C-AA8E38C034CE}" srcOrd="0" destOrd="0" presId="urn:microsoft.com/office/officeart/2005/8/layout/process1"/>
+    <dgm:cxn modelId="{ED25C23B-B41B-474F-905C-3CDB32188222}" type="presOf" srcId="{6C124C00-0E2C-42A5-B356-FCFE12C422EE}" destId="{A5E00DF4-BEC8-4A62-B851-2A7F83FC9D35}" srcOrd="0" destOrd="0" presId="urn:microsoft.com/office/officeart/2005/8/layout/process1"/>
     <dgm:cxn modelId="{8BADACC1-11B7-4449-8CEF-27159F593338}" srcId="{252D6598-1225-44AB-8AAB-B516106B59E1}" destId="{D8AAE93C-983F-46D6-ABF6-FC8E801A362E}" srcOrd="3" destOrd="0" parTransId="{E327365F-F469-481B-89E5-1C83ABC9E692}" sibTransId="{B97F4576-B840-4726-92AE-9C44A7C27E74}"/>
     <dgm:cxn modelId="{D0AB89FD-DD46-4E02-92EC-A604D66D139C}" srcId="{252D6598-1225-44AB-8AAB-B516106B59E1}" destId="{363330DA-09EC-450B-A72E-6DA34D1AB715}" srcOrd="2" destOrd="0" parTransId="{560647A9-7192-429E-B7E3-DFDF675B6572}" sibTransId="{66AF4BFC-0875-4B90-9E82-F0F301500281}"/>
-    <dgm:cxn modelId="{CDE67A5C-E2D7-4E99-A66A-95270EACCCFB}" type="presOf" srcId="{E9687206-84AC-4F83-A6A2-9EFDC3ABD0FB}" destId="{72E9BEC7-D7FE-4BD7-BACA-0668A095A9EF}" srcOrd="0" destOrd="0" presId="urn:microsoft.com/office/officeart/2005/8/layout/process1"/>
-    <dgm:cxn modelId="{956BB556-E6D8-41E3-9BCE-B8120A1720D2}" type="presOf" srcId="{6C124C00-0E2C-42A5-B356-FCFE12C422EE}" destId="{AEA95148-3CF9-4188-ACFA-34C472C532BE}" srcOrd="1" destOrd="0" presId="urn:microsoft.com/office/officeart/2005/8/layout/process1"/>
-    <dgm:cxn modelId="{FBD69394-D599-42AC-B76A-4F7F60AD9B7A}" type="presOf" srcId="{66AF4BFC-0875-4B90-9E82-F0F301500281}" destId="{A0BD6892-BF4E-4D26-B32D-4AC8D13032DE}" srcOrd="1" destOrd="0" presId="urn:microsoft.com/office/officeart/2005/8/layout/process1"/>
-    <dgm:cxn modelId="{5E8490A3-0AF8-4350-9643-3F38F508ABC3}" type="presOf" srcId="{66AF4BFC-0875-4B90-9E82-F0F301500281}" destId="{09BDDF38-02A3-46F0-94CF-D671EECCB993}" srcOrd="0" destOrd="0" presId="urn:microsoft.com/office/officeart/2005/8/layout/process1"/>
-    <dgm:cxn modelId="{B6BFE0EC-69F3-4AB4-8B81-14940E13D820}" type="presOf" srcId="{6C124C00-0E2C-42A5-B356-FCFE12C422EE}" destId="{A5E00DF4-BEC8-4A62-B851-2A7F83FC9D35}" srcOrd="0" destOrd="0" presId="urn:microsoft.com/office/officeart/2005/8/layout/process1"/>
-    <dgm:cxn modelId="{6D2EB39A-AB73-4299-856C-7DA8538A0D6A}" type="presParOf" srcId="{2446BD26-396F-420D-B091-265286D97786}" destId="{F266C578-88AA-4EC2-8142-53A5B6139B0D}" srcOrd="0" destOrd="0" presId="urn:microsoft.com/office/officeart/2005/8/layout/process1"/>
-    <dgm:cxn modelId="{5B0FA523-2888-4EC8-9964-F8690A725914}" type="presParOf" srcId="{2446BD26-396F-420D-B091-265286D97786}" destId="{A5E00DF4-BEC8-4A62-B851-2A7F83FC9D35}" srcOrd="1" destOrd="0" presId="urn:microsoft.com/office/officeart/2005/8/layout/process1"/>
-    <dgm:cxn modelId="{6582E67D-A7DB-48F1-B03B-6B6D57D06BF6}" type="presParOf" srcId="{A5E00DF4-BEC8-4A62-B851-2A7F83FC9D35}" destId="{AEA95148-3CF9-4188-ACFA-34C472C532BE}" srcOrd="0" destOrd="0" presId="urn:microsoft.com/office/officeart/2005/8/layout/process1"/>
-    <dgm:cxn modelId="{6A62AA01-965A-44AB-9E35-48864A2ABF7C}" type="presParOf" srcId="{2446BD26-396F-420D-B091-265286D97786}" destId="{CF1E89C8-AA78-4B1C-8D7C-AA8E38C034CE}" srcOrd="2" destOrd="0" presId="urn:microsoft.com/office/officeart/2005/8/layout/process1"/>
-    <dgm:cxn modelId="{1425BE5F-5B0A-4F6B-A1C7-57FFE28F73E7}" type="presParOf" srcId="{2446BD26-396F-420D-B091-265286D97786}" destId="{72E9BEC7-D7FE-4BD7-BACA-0668A095A9EF}" srcOrd="3" destOrd="0" presId="urn:microsoft.com/office/officeart/2005/8/layout/process1"/>
-    <dgm:cxn modelId="{537C8F0A-7BE0-4FED-BB42-9C6A3A4FBB53}" type="presParOf" srcId="{72E9BEC7-D7FE-4BD7-BACA-0668A095A9EF}" destId="{6E444586-2D87-4F9A-9400-F626352FE57E}" srcOrd="0" destOrd="0" presId="urn:microsoft.com/office/officeart/2005/8/layout/process1"/>
-    <dgm:cxn modelId="{BF08BFDF-27C7-4C56-81A3-445615B0CBE0}" type="presParOf" srcId="{2446BD26-396F-420D-B091-265286D97786}" destId="{37E28D18-C070-47FF-8301-A041A91EDEF2}" srcOrd="4" destOrd="0" presId="urn:microsoft.com/office/officeart/2005/8/layout/process1"/>
-    <dgm:cxn modelId="{BBE55556-313F-4E13-8E0C-6F25EA6AD4DB}" type="presParOf" srcId="{2446BD26-396F-420D-B091-265286D97786}" destId="{09BDDF38-02A3-46F0-94CF-D671EECCB993}" srcOrd="5" destOrd="0" presId="urn:microsoft.com/office/officeart/2005/8/layout/process1"/>
-    <dgm:cxn modelId="{433BE053-A341-4B39-AF4D-CFDF5CB8EB10}" type="presParOf" srcId="{09BDDF38-02A3-46F0-94CF-D671EECCB993}" destId="{A0BD6892-BF4E-4D26-B32D-4AC8D13032DE}" srcOrd="0" destOrd="0" presId="urn:microsoft.com/office/officeart/2005/8/layout/process1"/>
-    <dgm:cxn modelId="{04B77D58-62F9-4D20-B661-7E1EAB4D5077}" type="presParOf" srcId="{2446BD26-396F-420D-B091-265286D97786}" destId="{449D7EB5-0D9D-4DAC-B391-FB2402C39ABC}" srcOrd="6" destOrd="0" presId="urn:microsoft.com/office/officeart/2005/8/layout/process1"/>
+    <dgm:cxn modelId="{695B9270-26A1-4A17-BBE4-878474699B53}" type="presOf" srcId="{66AF4BFC-0875-4B90-9E82-F0F301500281}" destId="{A0BD6892-BF4E-4D26-B32D-4AC8D13032DE}" srcOrd="1" destOrd="0" presId="urn:microsoft.com/office/officeart/2005/8/layout/process1"/>
+    <dgm:cxn modelId="{8FE2EABB-89AF-4A14-8424-5EE6EB0B65EF}" type="presOf" srcId="{E9687206-84AC-4F83-A6A2-9EFDC3ABD0FB}" destId="{72E9BEC7-D7FE-4BD7-BACA-0668A095A9EF}" srcOrd="0" destOrd="0" presId="urn:microsoft.com/office/officeart/2005/8/layout/process1"/>
+    <dgm:cxn modelId="{710A756A-7DD5-4915-8243-573DC7EE34CA}" type="presOf" srcId="{6C124C00-0E2C-42A5-B356-FCFE12C422EE}" destId="{AEA95148-3CF9-4188-ACFA-34C472C532BE}" srcOrd="1" destOrd="0" presId="urn:microsoft.com/office/officeart/2005/8/layout/process1"/>
+    <dgm:cxn modelId="{B1C7996C-7831-407D-9676-F6E58BBA0114}" type="presOf" srcId="{D8AAE93C-983F-46D6-ABF6-FC8E801A362E}" destId="{449D7EB5-0D9D-4DAC-B391-FB2402C39ABC}" srcOrd="0" destOrd="0" presId="urn:microsoft.com/office/officeart/2005/8/layout/process1"/>
+    <dgm:cxn modelId="{2354D24E-D833-4D8A-AE16-0BA565CABADD}" type="presParOf" srcId="{2446BD26-396F-420D-B091-265286D97786}" destId="{F266C578-88AA-4EC2-8142-53A5B6139B0D}" srcOrd="0" destOrd="0" presId="urn:microsoft.com/office/officeart/2005/8/layout/process1"/>
+    <dgm:cxn modelId="{A1B17BCD-CE30-475C-A927-BF6CCC8B3E42}" type="presParOf" srcId="{2446BD26-396F-420D-B091-265286D97786}" destId="{A5E00DF4-BEC8-4A62-B851-2A7F83FC9D35}" srcOrd="1" destOrd="0" presId="urn:microsoft.com/office/officeart/2005/8/layout/process1"/>
+    <dgm:cxn modelId="{9B495AB3-B9D3-455E-BBED-81AE657E8C43}" type="presParOf" srcId="{A5E00DF4-BEC8-4A62-B851-2A7F83FC9D35}" destId="{AEA95148-3CF9-4188-ACFA-34C472C532BE}" srcOrd="0" destOrd="0" presId="urn:microsoft.com/office/officeart/2005/8/layout/process1"/>
+    <dgm:cxn modelId="{1B244934-A593-48ED-9E65-75289DB6AD67}" type="presParOf" srcId="{2446BD26-396F-420D-B091-265286D97786}" destId="{CF1E89C8-AA78-4B1C-8D7C-AA8E38C034CE}" srcOrd="2" destOrd="0" presId="urn:microsoft.com/office/officeart/2005/8/layout/process1"/>
+    <dgm:cxn modelId="{B4B046EA-B815-4762-94A3-70609D310FE1}" type="presParOf" srcId="{2446BD26-396F-420D-B091-265286D97786}" destId="{72E9BEC7-D7FE-4BD7-BACA-0668A095A9EF}" srcOrd="3" destOrd="0" presId="urn:microsoft.com/office/officeart/2005/8/layout/process1"/>
+    <dgm:cxn modelId="{DF133145-3C70-44A9-9039-4AB41F24DE35}" type="presParOf" srcId="{72E9BEC7-D7FE-4BD7-BACA-0668A095A9EF}" destId="{6E444586-2D87-4F9A-9400-F626352FE57E}" srcOrd="0" destOrd="0" presId="urn:microsoft.com/office/officeart/2005/8/layout/process1"/>
+    <dgm:cxn modelId="{E588B373-87B4-4857-9F6E-C555257C9285}" type="presParOf" srcId="{2446BD26-396F-420D-B091-265286D97786}" destId="{37E28D18-C070-47FF-8301-A041A91EDEF2}" srcOrd="4" destOrd="0" presId="urn:microsoft.com/office/officeart/2005/8/layout/process1"/>
+    <dgm:cxn modelId="{F15FC4E3-B3B4-45A8-AC28-6C1E274D24B9}" type="presParOf" srcId="{2446BD26-396F-420D-B091-265286D97786}" destId="{09BDDF38-02A3-46F0-94CF-D671EECCB993}" srcOrd="5" destOrd="0" presId="urn:microsoft.com/office/officeart/2005/8/layout/process1"/>
+    <dgm:cxn modelId="{4DCE7DBA-5878-4C62-8F3D-79B1EEAEC958}" type="presParOf" srcId="{09BDDF38-02A3-46F0-94CF-D671EECCB993}" destId="{A0BD6892-BF4E-4D26-B32D-4AC8D13032DE}" srcOrd="0" destOrd="0" presId="urn:microsoft.com/office/officeart/2005/8/layout/process1"/>
+    <dgm:cxn modelId="{D910F461-9AB7-4E47-A68A-55D72C0E47C2}" type="presParOf" srcId="{2446BD26-396F-420D-B091-265286D97786}" destId="{449D7EB5-0D9D-4DAC-B391-FB2402C39ABC}" srcOrd="6" destOrd="0" presId="urn:microsoft.com/office/officeart/2005/8/layout/process1"/>
   </dgm:cxnLst>
   <dgm:bg/>
   <dgm:whole/>

--- a/Notes_SA2512006.docx
+++ b/Notes_SA2512006.docx
@@ -7728,6 +7728,49 @@
     </w:p>
     <w:p>
       <w:pPr>
+        <w:pStyle w:val="ListParagraph"/>
+        <w:numPr>
+          <w:ilvl w:val="1"/>
+          <w:numId w:val="18"/>
+        </w:numPr>
+        <w:tabs>
+          <w:tab w:val="left" w:pos="1560"/>
+        </w:tabs>
+        <w:rPr>
+          <w:sz w:val="28"/>
+          <w:szCs w:val="24"/>
+          <w:lang w:val="en-US"/>
+        </w:rPr>
+      </w:pPr>
+      <w:r>
+        <w:rPr>
+          <w:sz w:val="28"/>
+          <w:szCs w:val="24"/>
+          <w:lang w:val="en-US"/>
+        </w:rPr>
+        <w:t xml:space="preserve">getLocation() </w:t>
+      </w:r>
+      <w:r>
+        <w:rPr>
+          <w:sz w:val="28"/>
+          <w:szCs w:val="24"/>
+          <w:lang w:val="en-US"/>
+        </w:rPr>
+        <w:sym w:font="Wingdings" w:char="F0E0"/>
+      </w:r>
+      <w:r>
+        <w:rPr>
+          <w:sz w:val="28"/>
+          <w:szCs w:val="24"/>
+          <w:lang w:val="en-US"/>
+        </w:rPr>
+        <w:t xml:space="preserve"> Will return the location of the control. (Point)</w:t>
+      </w:r>
+      <w:bookmarkStart w:id="0" w:name="_GoBack"/>
+      <w:bookmarkEnd w:id="0"/>
+    </w:p>
+    <w:p>
+      <w:pPr>
         <w:tabs>
           <w:tab w:val="left" w:pos="1560"/>
         </w:tabs>
@@ -11784,8 +11827,276 @@
         </w:rPr>
         <w:t>from Selenium will help you perform all above actions.</w:t>
       </w:r>
-      <w:bookmarkStart w:id="0" w:name="_GoBack"/>
-      <w:bookmarkEnd w:id="0"/>
+    </w:p>
+    <w:p>
+      <w:pPr>
+        <w:tabs>
+          <w:tab w:val="left" w:pos="1560"/>
+        </w:tabs>
+        <w:rPr>
+          <w:b/>
+          <w:bCs/>
+          <w:sz w:val="28"/>
+          <w:szCs w:val="24"/>
+          <w:lang w:val="en-US"/>
+        </w:rPr>
+      </w:pPr>
+      <w:r>
+        <w:rPr>
+          <w:b/>
+          <w:bCs/>
+          <w:sz w:val="28"/>
+          <w:szCs w:val="24"/>
+          <w:lang w:val="en-US"/>
+        </w:rPr>
+        <w:t>Methods of Actions Class</w:t>
+      </w:r>
+    </w:p>
+    <w:p>
+      <w:pPr>
+        <w:pStyle w:val="ListParagraph"/>
+        <w:numPr>
+          <w:ilvl w:val="0"/>
+          <w:numId w:val="31"/>
+        </w:numPr>
+        <w:tabs>
+          <w:tab w:val="left" w:pos="1560"/>
+        </w:tabs>
+        <w:rPr>
+          <w:sz w:val="28"/>
+          <w:szCs w:val="24"/>
+          <w:lang w:val="en-US"/>
+        </w:rPr>
+      </w:pPr>
+      <w:r>
+        <w:rPr>
+          <w:sz w:val="28"/>
+          <w:szCs w:val="24"/>
+          <w:lang w:val="en-US"/>
+        </w:rPr>
+        <w:t xml:space="preserve">moveToElement() </w:t>
+      </w:r>
+      <w:r>
+        <w:rPr>
+          <w:sz w:val="28"/>
+          <w:szCs w:val="24"/>
+          <w:lang w:val="en-US"/>
+        </w:rPr>
+        <w:sym w:font="Wingdings" w:char="F0E0"/>
+      </w:r>
+      <w:r>
+        <w:rPr>
+          <w:sz w:val="28"/>
+          <w:szCs w:val="24"/>
+          <w:lang w:val="en-US"/>
+        </w:rPr>
+        <w:t xml:space="preserve"> Moves / Hovers the mouse on the control.</w:t>
+      </w:r>
+    </w:p>
+    <w:p>
+      <w:pPr>
+        <w:pStyle w:val="ListParagraph"/>
+        <w:numPr>
+          <w:ilvl w:val="0"/>
+          <w:numId w:val="31"/>
+        </w:numPr>
+        <w:tabs>
+          <w:tab w:val="left" w:pos="1560"/>
+        </w:tabs>
+        <w:rPr>
+          <w:sz w:val="28"/>
+          <w:szCs w:val="24"/>
+          <w:lang w:val="en-US"/>
+        </w:rPr>
+      </w:pPr>
+      <w:r>
+        <w:rPr>
+          <w:sz w:val="28"/>
+          <w:szCs w:val="24"/>
+          <w:lang w:val="en-US"/>
+        </w:rPr>
+        <w:t xml:space="preserve">perform() </w:t>
+      </w:r>
+      <w:r>
+        <w:rPr>
+          <w:sz w:val="28"/>
+          <w:szCs w:val="24"/>
+          <w:lang w:val="en-US"/>
+        </w:rPr>
+        <w:sym w:font="Wingdings" w:char="F0E0"/>
+      </w:r>
+      <w:r>
+        <w:rPr>
+          <w:sz w:val="28"/>
+          <w:szCs w:val="24"/>
+          <w:lang w:val="en-US"/>
+        </w:rPr>
+        <w:t xml:space="preserve"> Will perform the action which is specified.</w:t>
+      </w:r>
+    </w:p>
+    <w:p>
+      <w:pPr>
+        <w:pStyle w:val="ListParagraph"/>
+        <w:numPr>
+          <w:ilvl w:val="0"/>
+          <w:numId w:val="31"/>
+        </w:numPr>
+        <w:tabs>
+          <w:tab w:val="left" w:pos="1560"/>
+        </w:tabs>
+        <w:rPr>
+          <w:sz w:val="28"/>
+          <w:szCs w:val="24"/>
+          <w:lang w:val="en-US"/>
+        </w:rPr>
+      </w:pPr>
+      <w:r>
+        <w:rPr>
+          <w:sz w:val="28"/>
+          <w:szCs w:val="24"/>
+          <w:lang w:val="en-US"/>
+        </w:rPr>
+        <w:t xml:space="preserve">contextClick() </w:t>
+      </w:r>
+      <w:r>
+        <w:rPr>
+          <w:sz w:val="28"/>
+          <w:szCs w:val="24"/>
+          <w:lang w:val="en-US"/>
+        </w:rPr>
+        <w:sym w:font="Wingdings" w:char="F0E0"/>
+      </w:r>
+      <w:r>
+        <w:rPr>
+          <w:sz w:val="28"/>
+          <w:szCs w:val="24"/>
+          <w:lang w:val="en-US"/>
+        </w:rPr>
+        <w:t xml:space="preserve"> Will right click on the control.</w:t>
+      </w:r>
+    </w:p>
+    <w:p>
+      <w:pPr>
+        <w:pStyle w:val="ListParagraph"/>
+        <w:numPr>
+          <w:ilvl w:val="0"/>
+          <w:numId w:val="31"/>
+        </w:numPr>
+        <w:tabs>
+          <w:tab w:val="left" w:pos="1560"/>
+        </w:tabs>
+        <w:rPr>
+          <w:sz w:val="28"/>
+          <w:szCs w:val="24"/>
+          <w:lang w:val="en-US"/>
+        </w:rPr>
+      </w:pPr>
+      <w:r>
+        <w:rPr>
+          <w:sz w:val="28"/>
+          <w:szCs w:val="24"/>
+          <w:lang w:val="en-US"/>
+        </w:rPr>
+        <w:t xml:space="preserve">doubleClick() </w:t>
+      </w:r>
+      <w:r>
+        <w:rPr>
+          <w:sz w:val="28"/>
+          <w:szCs w:val="24"/>
+          <w:lang w:val="en-US"/>
+        </w:rPr>
+        <w:sym w:font="Wingdings" w:char="F0E0"/>
+      </w:r>
+      <w:r>
+        <w:rPr>
+          <w:sz w:val="28"/>
+          <w:szCs w:val="24"/>
+          <w:lang w:val="en-US"/>
+        </w:rPr>
+        <w:t xml:space="preserve"> Will double click on the control</w:t>
+      </w:r>
+    </w:p>
+    <w:p>
+      <w:pPr>
+        <w:pStyle w:val="ListParagraph"/>
+        <w:numPr>
+          <w:ilvl w:val="0"/>
+          <w:numId w:val="31"/>
+        </w:numPr>
+        <w:tabs>
+          <w:tab w:val="left" w:pos="1560"/>
+        </w:tabs>
+        <w:rPr>
+          <w:sz w:val="28"/>
+          <w:szCs w:val="24"/>
+          <w:lang w:val="en-US"/>
+        </w:rPr>
+      </w:pPr>
+      <w:r>
+        <w:rPr>
+          <w:sz w:val="28"/>
+          <w:szCs w:val="24"/>
+          <w:lang w:val="en-US"/>
+        </w:rPr>
+        <w:t xml:space="preserve">dragAndDrop() </w:t>
+      </w:r>
+      <w:r>
+        <w:rPr>
+          <w:sz w:val="28"/>
+          <w:szCs w:val="24"/>
+          <w:lang w:val="en-US"/>
+        </w:rPr>
+        <w:sym w:font="Wingdings" w:char="F0E0"/>
+      </w:r>
+      <w:r>
+        <w:rPr>
+          <w:sz w:val="28"/>
+          <w:szCs w:val="24"/>
+          <w:lang w:val="en-US"/>
+        </w:rPr>
+        <w:t xml:space="preserve"> Will drag the source control and will drop on target control.</w:t>
+      </w:r>
+    </w:p>
+    <w:p>
+      <w:pPr>
+        <w:pStyle w:val="ListParagraph"/>
+        <w:numPr>
+          <w:ilvl w:val="0"/>
+          <w:numId w:val="31"/>
+        </w:numPr>
+        <w:tabs>
+          <w:tab w:val="left" w:pos="1560"/>
+        </w:tabs>
+        <w:rPr>
+          <w:sz w:val="28"/>
+          <w:szCs w:val="24"/>
+          <w:lang w:val="en-US"/>
+        </w:rPr>
+      </w:pPr>
+      <w:r>
+        <w:rPr>
+          <w:sz w:val="28"/>
+          <w:szCs w:val="24"/>
+          <w:lang w:val="en-US"/>
+        </w:rPr>
+        <w:t xml:space="preserve">dragAndDropBy() </w:t>
+      </w:r>
+      <w:r>
+        <w:rPr>
+          <w:sz w:val="28"/>
+          <w:szCs w:val="24"/>
+          <w:lang w:val="en-US"/>
+        </w:rPr>
+        <w:sym w:font="Wingdings" w:char="F0E0"/>
+      </w:r>
+      <w:r>
+        <w:rPr>
+          <w:sz w:val="28"/>
+          <w:szCs w:val="24"/>
+          <w:lang w:val="en-US"/>
+        </w:rPr>
+        <w:t xml:space="preserve"> Will drag the control and will drop on some specific location.</w:t>
+      </w:r>
     </w:p>
     <w:sectPr>
       <w:pgSz w:w="11906" w:h="16838"/>
@@ -13684,6 +13995,95 @@
     </w:lvl>
   </w:abstractNum>
   <w:abstractNum w:abstractNumId="18">
+    <w:nsid w:val="4FAE1062"/>
+    <w:multiLevelType w:val="hybridMultilevel"/>
+    <w:tmpl w:val="C1A67A02"/>
+    <w:lvl w:ilvl="0" w:tplc="4009000F">
+      <w:start w:val="1"/>
+      <w:numFmt w:val="decimal"/>
+      <w:lvlText w:val="%1."/>
+      <w:lvlJc w:val="left"/>
+      <w:pPr>
+        <w:ind w:left="720" w:hanging="360"/>
+      </w:pPr>
+      <w:rPr>
+        <w:rFonts w:hint="default"/>
+      </w:rPr>
+    </w:lvl>
+    <w:lvl w:ilvl="1" w:tplc="40090019" w:tentative="1">
+      <w:start w:val="1"/>
+      <w:numFmt w:val="lowerLetter"/>
+      <w:lvlText w:val="%2."/>
+      <w:lvlJc w:val="left"/>
+      <w:pPr>
+        <w:ind w:left="1440" w:hanging="360"/>
+      </w:pPr>
+    </w:lvl>
+    <w:lvl w:ilvl="2" w:tplc="4009001B" w:tentative="1">
+      <w:start w:val="1"/>
+      <w:numFmt w:val="lowerRoman"/>
+      <w:lvlText w:val="%3."/>
+      <w:lvlJc w:val="right"/>
+      <w:pPr>
+        <w:ind w:left="2160" w:hanging="180"/>
+      </w:pPr>
+    </w:lvl>
+    <w:lvl w:ilvl="3" w:tplc="4009000F" w:tentative="1">
+      <w:start w:val="1"/>
+      <w:numFmt w:val="decimal"/>
+      <w:lvlText w:val="%4."/>
+      <w:lvlJc w:val="left"/>
+      <w:pPr>
+        <w:ind w:left="2880" w:hanging="360"/>
+      </w:pPr>
+    </w:lvl>
+    <w:lvl w:ilvl="4" w:tplc="40090019" w:tentative="1">
+      <w:start w:val="1"/>
+      <w:numFmt w:val="lowerLetter"/>
+      <w:lvlText w:val="%5."/>
+      <w:lvlJc w:val="left"/>
+      <w:pPr>
+        <w:ind w:left="3600" w:hanging="360"/>
+      </w:pPr>
+    </w:lvl>
+    <w:lvl w:ilvl="5" w:tplc="4009001B" w:tentative="1">
+      <w:start w:val="1"/>
+      <w:numFmt w:val="lowerRoman"/>
+      <w:lvlText w:val="%6."/>
+      <w:lvlJc w:val="right"/>
+      <w:pPr>
+        <w:ind w:left="4320" w:hanging="180"/>
+      </w:pPr>
+    </w:lvl>
+    <w:lvl w:ilvl="6" w:tplc="4009000F" w:tentative="1">
+      <w:start w:val="1"/>
+      <w:numFmt w:val="decimal"/>
+      <w:lvlText w:val="%7."/>
+      <w:lvlJc w:val="left"/>
+      <w:pPr>
+        <w:ind w:left="5040" w:hanging="360"/>
+      </w:pPr>
+    </w:lvl>
+    <w:lvl w:ilvl="7" w:tplc="40090019" w:tentative="1">
+      <w:start w:val="1"/>
+      <w:numFmt w:val="lowerLetter"/>
+      <w:lvlText w:val="%8."/>
+      <w:lvlJc w:val="left"/>
+      <w:pPr>
+        <w:ind w:left="5760" w:hanging="360"/>
+      </w:pPr>
+    </w:lvl>
+    <w:lvl w:ilvl="8" w:tplc="4009001B" w:tentative="1">
+      <w:start w:val="1"/>
+      <w:numFmt w:val="lowerRoman"/>
+      <w:lvlText w:val="%9."/>
+      <w:lvlJc w:val="right"/>
+      <w:pPr>
+        <w:ind w:left="6480" w:hanging="180"/>
+      </w:pPr>
+    </w:lvl>
+  </w:abstractNum>
+  <w:abstractNum w:abstractNumId="19">
     <w:nsid w:val="50CF4F8C"/>
     <w:multiLevelType w:val="hybridMultilevel"/>
     <w:tmpl w:val="082E2B26"/>
@@ -13796,7 +14196,7 @@
       </w:rPr>
     </w:lvl>
   </w:abstractNum>
-  <w:abstractNum w:abstractNumId="19">
+  <w:abstractNum w:abstractNumId="20">
     <w:nsid w:val="56DC0393"/>
     <w:multiLevelType w:val="hybridMultilevel"/>
     <w:tmpl w:val="BFA6E070"/>
@@ -13909,7 +14309,7 @@
       </w:rPr>
     </w:lvl>
   </w:abstractNum>
-  <w:abstractNum w:abstractNumId="20">
+  <w:abstractNum w:abstractNumId="21">
     <w:nsid w:val="5D2E0595"/>
     <w:multiLevelType w:val="hybridMultilevel"/>
     <w:tmpl w:val="BD76ED2E"/>
@@ -14022,7 +14422,7 @@
       </w:rPr>
     </w:lvl>
   </w:abstractNum>
-  <w:abstractNum w:abstractNumId="21">
+  <w:abstractNum w:abstractNumId="22">
     <w:nsid w:val="64B248FF"/>
     <w:multiLevelType w:val="hybridMultilevel"/>
     <w:tmpl w:val="47BA2214"/>
@@ -14135,7 +14535,7 @@
       </w:rPr>
     </w:lvl>
   </w:abstractNum>
-  <w:abstractNum w:abstractNumId="22">
+  <w:abstractNum w:abstractNumId="23">
     <w:nsid w:val="65A70915"/>
     <w:multiLevelType w:val="hybridMultilevel"/>
     <w:tmpl w:val="F4BEB16C"/>
@@ -14224,7 +14624,7 @@
       </w:pPr>
     </w:lvl>
   </w:abstractNum>
-  <w:abstractNum w:abstractNumId="23">
+  <w:abstractNum w:abstractNumId="24">
     <w:nsid w:val="667572E6"/>
     <w:multiLevelType w:val="hybridMultilevel"/>
     <w:tmpl w:val="375E6AAA"/>
@@ -14313,7 +14713,7 @@
       </w:pPr>
     </w:lvl>
   </w:abstractNum>
-  <w:abstractNum w:abstractNumId="24">
+  <w:abstractNum w:abstractNumId="25">
     <w:nsid w:val="6794711A"/>
     <w:multiLevelType w:val="hybridMultilevel"/>
     <w:tmpl w:val="7D58095C"/>
@@ -14426,7 +14826,7 @@
       </w:rPr>
     </w:lvl>
   </w:abstractNum>
-  <w:abstractNum w:abstractNumId="25">
+  <w:abstractNum w:abstractNumId="26">
     <w:nsid w:val="6D6046F6"/>
     <w:multiLevelType w:val="hybridMultilevel"/>
     <w:tmpl w:val="6644C14E"/>
@@ -14515,7 +14915,7 @@
       </w:pPr>
     </w:lvl>
   </w:abstractNum>
-  <w:abstractNum w:abstractNumId="26">
+  <w:abstractNum w:abstractNumId="27">
     <w:nsid w:val="6FB6583E"/>
     <w:multiLevelType w:val="hybridMultilevel"/>
     <w:tmpl w:val="F83A92A4"/>
@@ -14628,7 +15028,7 @@
       </w:rPr>
     </w:lvl>
   </w:abstractNum>
-  <w:abstractNum w:abstractNumId="27">
+  <w:abstractNum w:abstractNumId="28">
     <w:nsid w:val="7782158E"/>
     <w:multiLevelType w:val="hybridMultilevel"/>
     <w:tmpl w:val="6068CD52"/>
@@ -14741,7 +15141,7 @@
       </w:rPr>
     </w:lvl>
   </w:abstractNum>
-  <w:abstractNum w:abstractNumId="28">
+  <w:abstractNum w:abstractNumId="29">
     <w:nsid w:val="797C6995"/>
     <w:multiLevelType w:val="hybridMultilevel"/>
     <w:tmpl w:val="71483934"/>
@@ -14854,7 +15254,7 @@
       </w:rPr>
     </w:lvl>
   </w:abstractNum>
-  <w:abstractNum w:abstractNumId="29">
+  <w:abstractNum w:abstractNumId="30">
     <w:nsid w:val="7D1867D1"/>
     <w:multiLevelType w:val="hybridMultilevel"/>
     <w:tmpl w:val="378A0E78"/>
@@ -14971,7 +15371,7 @@
     <w:abstractNumId w:val="12"/>
   </w:num>
   <w:num w:numId="2">
-    <w:abstractNumId w:val="29"/>
+    <w:abstractNumId w:val="30"/>
   </w:num>
   <w:num w:numId="3">
     <w:abstractNumId w:val="0"/>
@@ -14992,16 +15392,16 @@
     <w:abstractNumId w:val="9"/>
   </w:num>
   <w:num w:numId="9">
-    <w:abstractNumId w:val="26"/>
+    <w:abstractNumId w:val="27"/>
   </w:num>
   <w:num w:numId="10">
     <w:abstractNumId w:val="6"/>
   </w:num>
   <w:num w:numId="11">
-    <w:abstractNumId w:val="19"/>
+    <w:abstractNumId w:val="20"/>
   </w:num>
   <w:num w:numId="12">
-    <w:abstractNumId w:val="21"/>
+    <w:abstractNumId w:val="22"/>
   </w:num>
   <w:num w:numId="13">
     <w:abstractNumId w:val="8"/>
@@ -15013,37 +15413,37 @@
     <w:abstractNumId w:val="3"/>
   </w:num>
   <w:num w:numId="16">
+    <w:abstractNumId w:val="24"/>
+  </w:num>
+  <w:num w:numId="17">
     <w:abstractNumId w:val="23"/>
   </w:num>
-  <w:num w:numId="17">
-    <w:abstractNumId w:val="22"/>
-  </w:num>
   <w:num w:numId="18">
-    <w:abstractNumId w:val="24"/>
+    <w:abstractNumId w:val="25"/>
   </w:num>
   <w:num w:numId="19">
-    <w:abstractNumId w:val="27"/>
+    <w:abstractNumId w:val="28"/>
   </w:num>
   <w:num w:numId="20">
     <w:abstractNumId w:val="5"/>
   </w:num>
   <w:num w:numId="21">
-    <w:abstractNumId w:val="28"/>
+    <w:abstractNumId w:val="29"/>
   </w:num>
   <w:num w:numId="22">
-    <w:abstractNumId w:val="18"/>
+    <w:abstractNumId w:val="19"/>
   </w:num>
   <w:num w:numId="23">
     <w:abstractNumId w:val="16"/>
   </w:num>
   <w:num w:numId="24">
-    <w:abstractNumId w:val="20"/>
+    <w:abstractNumId w:val="21"/>
   </w:num>
   <w:num w:numId="25">
     <w:abstractNumId w:val="7"/>
   </w:num>
   <w:num w:numId="26">
-    <w:abstractNumId w:val="25"/>
+    <w:abstractNumId w:val="26"/>
   </w:num>
   <w:num w:numId="27">
     <w:abstractNumId w:val="10"/>
@@ -15056,6 +15456,9 @@
   </w:num>
   <w:num w:numId="30">
     <w:abstractNumId w:val="14"/>
+  </w:num>
+  <w:num w:numId="31">
+    <w:abstractNumId w:val="18"/>
   </w:num>
 </w:numbering>
 </file>
@@ -16589,31 +16992,31 @@
     </dgm:pt>
   </dgm:ptLst>
   <dgm:cxnLst>
+    <dgm:cxn modelId="{14CB4B3B-77CB-445B-BFDF-B91F1B465E36}" type="presOf" srcId="{49728974-DA1C-46AA-A2B0-D3394453E5CC}" destId="{CF1E89C8-AA78-4B1C-8D7C-AA8E38C034CE}" srcOrd="0" destOrd="0" presId="urn:microsoft.com/office/officeart/2005/8/layout/process1"/>
+    <dgm:cxn modelId="{65D2344B-F6C7-41EF-A972-CADFA4D79DFD}" type="presOf" srcId="{66AF4BFC-0875-4B90-9E82-F0F301500281}" destId="{A0BD6892-BF4E-4D26-B32D-4AC8D13032DE}" srcOrd="1" destOrd="0" presId="urn:microsoft.com/office/officeart/2005/8/layout/process1"/>
+    <dgm:cxn modelId="{173FE993-6D8F-41A5-A0A9-119C22689F0A}" type="presOf" srcId="{E9687206-84AC-4F83-A6A2-9EFDC3ABD0FB}" destId="{72E9BEC7-D7FE-4BD7-BACA-0668A095A9EF}" srcOrd="0" destOrd="0" presId="urn:microsoft.com/office/officeart/2005/8/layout/process1"/>
     <dgm:cxn modelId="{4E00299D-3BDF-41B7-A234-E37BB604D85F}" srcId="{252D6598-1225-44AB-8AAB-B516106B59E1}" destId="{49728974-DA1C-46AA-A2B0-D3394453E5CC}" srcOrd="1" destOrd="0" parTransId="{2F909F4C-E59D-48F8-B67A-5D6A03CEBAEE}" sibTransId="{E9687206-84AC-4F83-A6A2-9EFDC3ABD0FB}"/>
-    <dgm:cxn modelId="{985EB461-D33C-45A5-9F23-11EA9A5B7383}" type="presOf" srcId="{E9687206-84AC-4F83-A6A2-9EFDC3ABD0FB}" destId="{6E444586-2D87-4F9A-9400-F626352FE57E}" srcOrd="1" destOrd="0" presId="urn:microsoft.com/office/officeart/2005/8/layout/process1"/>
-    <dgm:cxn modelId="{BB1674C3-C485-4488-A925-04F576ACE233}" type="presOf" srcId="{363330DA-09EC-450B-A72E-6DA34D1AB715}" destId="{37E28D18-C070-47FF-8301-A041A91EDEF2}" srcOrd="0" destOrd="0" presId="urn:microsoft.com/office/officeart/2005/8/layout/process1"/>
+    <dgm:cxn modelId="{27A83B47-4192-4E74-B394-DD39859EEEC7}" type="presOf" srcId="{D8AAE93C-983F-46D6-ABF6-FC8E801A362E}" destId="{449D7EB5-0D9D-4DAC-B391-FB2402C39ABC}" srcOrd="0" destOrd="0" presId="urn:microsoft.com/office/officeart/2005/8/layout/process1"/>
+    <dgm:cxn modelId="{769FE2D6-BC65-410A-8B1E-87EA7BFCD669}" type="presOf" srcId="{66AF4BFC-0875-4B90-9E82-F0F301500281}" destId="{09BDDF38-02A3-46F0-94CF-D671EECCB993}" srcOrd="0" destOrd="0" presId="urn:microsoft.com/office/officeart/2005/8/layout/process1"/>
     <dgm:cxn modelId="{2659B5CA-FCEC-47A0-A347-15E4CED75EE1}" srcId="{252D6598-1225-44AB-8AAB-B516106B59E1}" destId="{30AFFC78-5808-45ED-AAC6-491EC3980094}" srcOrd="0" destOrd="0" parTransId="{15AA4179-7B4E-411C-A1D6-081E6042F5DA}" sibTransId="{6C124C00-0E2C-42A5-B356-FCFE12C422EE}"/>
-    <dgm:cxn modelId="{0D6C4228-705B-4D3F-9E88-DD02F1A75630}" type="presOf" srcId="{66AF4BFC-0875-4B90-9E82-F0F301500281}" destId="{09BDDF38-02A3-46F0-94CF-D671EECCB993}" srcOrd="0" destOrd="0" presId="urn:microsoft.com/office/officeart/2005/8/layout/process1"/>
-    <dgm:cxn modelId="{FAEFDEDD-009F-4306-BD95-98FED1CAFDA4}" type="presOf" srcId="{30AFFC78-5808-45ED-AAC6-491EC3980094}" destId="{F266C578-88AA-4EC2-8142-53A5B6139B0D}" srcOrd="0" destOrd="0" presId="urn:microsoft.com/office/officeart/2005/8/layout/process1"/>
-    <dgm:cxn modelId="{32634553-D401-4D33-B241-6033923D66D5}" type="presOf" srcId="{252D6598-1225-44AB-8AAB-B516106B59E1}" destId="{2446BD26-396F-420D-B091-265286D97786}" srcOrd="0" destOrd="0" presId="urn:microsoft.com/office/officeart/2005/8/layout/process1"/>
-    <dgm:cxn modelId="{CE49E5D0-2CA1-4804-97CD-01C1A576A590}" type="presOf" srcId="{49728974-DA1C-46AA-A2B0-D3394453E5CC}" destId="{CF1E89C8-AA78-4B1C-8D7C-AA8E38C034CE}" srcOrd="0" destOrd="0" presId="urn:microsoft.com/office/officeart/2005/8/layout/process1"/>
-    <dgm:cxn modelId="{ED25C23B-B41B-474F-905C-3CDB32188222}" type="presOf" srcId="{6C124C00-0E2C-42A5-B356-FCFE12C422EE}" destId="{A5E00DF4-BEC8-4A62-B851-2A7F83FC9D35}" srcOrd="0" destOrd="0" presId="urn:microsoft.com/office/officeart/2005/8/layout/process1"/>
+    <dgm:cxn modelId="{63716531-F17A-4FF1-A094-CE34D67CAA95}" type="presOf" srcId="{6C124C00-0E2C-42A5-B356-FCFE12C422EE}" destId="{A5E00DF4-BEC8-4A62-B851-2A7F83FC9D35}" srcOrd="0" destOrd="0" presId="urn:microsoft.com/office/officeart/2005/8/layout/process1"/>
+    <dgm:cxn modelId="{435DC167-E9A5-4C08-A36E-A6C52F8B080B}" type="presOf" srcId="{30AFFC78-5808-45ED-AAC6-491EC3980094}" destId="{F266C578-88AA-4EC2-8142-53A5B6139B0D}" srcOrd="0" destOrd="0" presId="urn:microsoft.com/office/officeart/2005/8/layout/process1"/>
+    <dgm:cxn modelId="{4841F898-52D6-451D-9C0D-A51C6C8038C2}" type="presOf" srcId="{E9687206-84AC-4F83-A6A2-9EFDC3ABD0FB}" destId="{6E444586-2D87-4F9A-9400-F626352FE57E}" srcOrd="1" destOrd="0" presId="urn:microsoft.com/office/officeart/2005/8/layout/process1"/>
+    <dgm:cxn modelId="{C5E8CA31-5EB3-40A4-805A-0FE6142B566A}" type="presOf" srcId="{363330DA-09EC-450B-A72E-6DA34D1AB715}" destId="{37E28D18-C070-47FF-8301-A041A91EDEF2}" srcOrd="0" destOrd="0" presId="urn:microsoft.com/office/officeart/2005/8/layout/process1"/>
     <dgm:cxn modelId="{8BADACC1-11B7-4449-8CEF-27159F593338}" srcId="{252D6598-1225-44AB-8AAB-B516106B59E1}" destId="{D8AAE93C-983F-46D6-ABF6-FC8E801A362E}" srcOrd="3" destOrd="0" parTransId="{E327365F-F469-481B-89E5-1C83ABC9E692}" sibTransId="{B97F4576-B840-4726-92AE-9C44A7C27E74}"/>
     <dgm:cxn modelId="{D0AB89FD-DD46-4E02-92EC-A604D66D139C}" srcId="{252D6598-1225-44AB-8AAB-B516106B59E1}" destId="{363330DA-09EC-450B-A72E-6DA34D1AB715}" srcOrd="2" destOrd="0" parTransId="{560647A9-7192-429E-B7E3-DFDF675B6572}" sibTransId="{66AF4BFC-0875-4B90-9E82-F0F301500281}"/>
-    <dgm:cxn modelId="{695B9270-26A1-4A17-BBE4-878474699B53}" type="presOf" srcId="{66AF4BFC-0875-4B90-9E82-F0F301500281}" destId="{A0BD6892-BF4E-4D26-B32D-4AC8D13032DE}" srcOrd="1" destOrd="0" presId="urn:microsoft.com/office/officeart/2005/8/layout/process1"/>
-    <dgm:cxn modelId="{8FE2EABB-89AF-4A14-8424-5EE6EB0B65EF}" type="presOf" srcId="{E9687206-84AC-4F83-A6A2-9EFDC3ABD0FB}" destId="{72E9BEC7-D7FE-4BD7-BACA-0668A095A9EF}" srcOrd="0" destOrd="0" presId="urn:microsoft.com/office/officeart/2005/8/layout/process1"/>
-    <dgm:cxn modelId="{710A756A-7DD5-4915-8243-573DC7EE34CA}" type="presOf" srcId="{6C124C00-0E2C-42A5-B356-FCFE12C422EE}" destId="{AEA95148-3CF9-4188-ACFA-34C472C532BE}" srcOrd="1" destOrd="0" presId="urn:microsoft.com/office/officeart/2005/8/layout/process1"/>
-    <dgm:cxn modelId="{B1C7996C-7831-407D-9676-F6E58BBA0114}" type="presOf" srcId="{D8AAE93C-983F-46D6-ABF6-FC8E801A362E}" destId="{449D7EB5-0D9D-4DAC-B391-FB2402C39ABC}" srcOrd="0" destOrd="0" presId="urn:microsoft.com/office/officeart/2005/8/layout/process1"/>
-    <dgm:cxn modelId="{2354D24E-D833-4D8A-AE16-0BA565CABADD}" type="presParOf" srcId="{2446BD26-396F-420D-B091-265286D97786}" destId="{F266C578-88AA-4EC2-8142-53A5B6139B0D}" srcOrd="0" destOrd="0" presId="urn:microsoft.com/office/officeart/2005/8/layout/process1"/>
-    <dgm:cxn modelId="{A1B17BCD-CE30-475C-A927-BF6CCC8B3E42}" type="presParOf" srcId="{2446BD26-396F-420D-B091-265286D97786}" destId="{A5E00DF4-BEC8-4A62-B851-2A7F83FC9D35}" srcOrd="1" destOrd="0" presId="urn:microsoft.com/office/officeart/2005/8/layout/process1"/>
-    <dgm:cxn modelId="{9B495AB3-B9D3-455E-BBED-81AE657E8C43}" type="presParOf" srcId="{A5E00DF4-BEC8-4A62-B851-2A7F83FC9D35}" destId="{AEA95148-3CF9-4188-ACFA-34C472C532BE}" srcOrd="0" destOrd="0" presId="urn:microsoft.com/office/officeart/2005/8/layout/process1"/>
-    <dgm:cxn modelId="{1B244934-A593-48ED-9E65-75289DB6AD67}" type="presParOf" srcId="{2446BD26-396F-420D-B091-265286D97786}" destId="{CF1E89C8-AA78-4B1C-8D7C-AA8E38C034CE}" srcOrd="2" destOrd="0" presId="urn:microsoft.com/office/officeart/2005/8/layout/process1"/>
-    <dgm:cxn modelId="{B4B046EA-B815-4762-94A3-70609D310FE1}" type="presParOf" srcId="{2446BD26-396F-420D-B091-265286D97786}" destId="{72E9BEC7-D7FE-4BD7-BACA-0668A095A9EF}" srcOrd="3" destOrd="0" presId="urn:microsoft.com/office/officeart/2005/8/layout/process1"/>
-    <dgm:cxn modelId="{DF133145-3C70-44A9-9039-4AB41F24DE35}" type="presParOf" srcId="{72E9BEC7-D7FE-4BD7-BACA-0668A095A9EF}" destId="{6E444586-2D87-4F9A-9400-F626352FE57E}" srcOrd="0" destOrd="0" presId="urn:microsoft.com/office/officeart/2005/8/layout/process1"/>
-    <dgm:cxn modelId="{E588B373-87B4-4857-9F6E-C555257C9285}" type="presParOf" srcId="{2446BD26-396F-420D-B091-265286D97786}" destId="{37E28D18-C070-47FF-8301-A041A91EDEF2}" srcOrd="4" destOrd="0" presId="urn:microsoft.com/office/officeart/2005/8/layout/process1"/>
-    <dgm:cxn modelId="{F15FC4E3-B3B4-45A8-AC28-6C1E274D24B9}" type="presParOf" srcId="{2446BD26-396F-420D-B091-265286D97786}" destId="{09BDDF38-02A3-46F0-94CF-D671EECCB993}" srcOrd="5" destOrd="0" presId="urn:microsoft.com/office/officeart/2005/8/layout/process1"/>
-    <dgm:cxn modelId="{4DCE7DBA-5878-4C62-8F3D-79B1EEAEC958}" type="presParOf" srcId="{09BDDF38-02A3-46F0-94CF-D671EECCB993}" destId="{A0BD6892-BF4E-4D26-B32D-4AC8D13032DE}" srcOrd="0" destOrd="0" presId="urn:microsoft.com/office/officeart/2005/8/layout/process1"/>
-    <dgm:cxn modelId="{D910F461-9AB7-4E47-A68A-55D72C0E47C2}" type="presParOf" srcId="{2446BD26-396F-420D-B091-265286D97786}" destId="{449D7EB5-0D9D-4DAC-B391-FB2402C39ABC}" srcOrd="6" destOrd="0" presId="urn:microsoft.com/office/officeart/2005/8/layout/process1"/>
+    <dgm:cxn modelId="{CF3C80A4-BC30-4DBA-848F-19C97DB5143D}" type="presOf" srcId="{252D6598-1225-44AB-8AAB-B516106B59E1}" destId="{2446BD26-396F-420D-B091-265286D97786}" srcOrd="0" destOrd="0" presId="urn:microsoft.com/office/officeart/2005/8/layout/process1"/>
+    <dgm:cxn modelId="{EAD8DF4C-442C-4188-A434-E3138AC3E90C}" type="presOf" srcId="{6C124C00-0E2C-42A5-B356-FCFE12C422EE}" destId="{AEA95148-3CF9-4188-ACFA-34C472C532BE}" srcOrd="1" destOrd="0" presId="urn:microsoft.com/office/officeart/2005/8/layout/process1"/>
+    <dgm:cxn modelId="{DB934F5D-E894-475D-87BC-AD6D0667D527}" type="presParOf" srcId="{2446BD26-396F-420D-B091-265286D97786}" destId="{F266C578-88AA-4EC2-8142-53A5B6139B0D}" srcOrd="0" destOrd="0" presId="urn:microsoft.com/office/officeart/2005/8/layout/process1"/>
+    <dgm:cxn modelId="{EBCA74F5-FD71-42C8-B98A-CD2444BE990F}" type="presParOf" srcId="{2446BD26-396F-420D-B091-265286D97786}" destId="{A5E00DF4-BEC8-4A62-B851-2A7F83FC9D35}" srcOrd="1" destOrd="0" presId="urn:microsoft.com/office/officeart/2005/8/layout/process1"/>
+    <dgm:cxn modelId="{02A5A4CC-282E-46E5-8D8B-749E187FA049}" type="presParOf" srcId="{A5E00DF4-BEC8-4A62-B851-2A7F83FC9D35}" destId="{AEA95148-3CF9-4188-ACFA-34C472C532BE}" srcOrd="0" destOrd="0" presId="urn:microsoft.com/office/officeart/2005/8/layout/process1"/>
+    <dgm:cxn modelId="{2E73573A-CDC1-4D43-BAED-00E7CFFB86BE}" type="presParOf" srcId="{2446BD26-396F-420D-B091-265286D97786}" destId="{CF1E89C8-AA78-4B1C-8D7C-AA8E38C034CE}" srcOrd="2" destOrd="0" presId="urn:microsoft.com/office/officeart/2005/8/layout/process1"/>
+    <dgm:cxn modelId="{A75422E3-4CFF-405D-BEB5-F9FD9997BDD2}" type="presParOf" srcId="{2446BD26-396F-420D-B091-265286D97786}" destId="{72E9BEC7-D7FE-4BD7-BACA-0668A095A9EF}" srcOrd="3" destOrd="0" presId="urn:microsoft.com/office/officeart/2005/8/layout/process1"/>
+    <dgm:cxn modelId="{570C15D1-8A99-4B4A-B2B2-2E356DE7987E}" type="presParOf" srcId="{72E9BEC7-D7FE-4BD7-BACA-0668A095A9EF}" destId="{6E444586-2D87-4F9A-9400-F626352FE57E}" srcOrd="0" destOrd="0" presId="urn:microsoft.com/office/officeart/2005/8/layout/process1"/>
+    <dgm:cxn modelId="{A3617A6C-73E6-4F30-8889-F66D3199E498}" type="presParOf" srcId="{2446BD26-396F-420D-B091-265286D97786}" destId="{37E28D18-C070-47FF-8301-A041A91EDEF2}" srcOrd="4" destOrd="0" presId="urn:microsoft.com/office/officeart/2005/8/layout/process1"/>
+    <dgm:cxn modelId="{0E497223-89B6-47B3-8DED-CD01FFFCFBAA}" type="presParOf" srcId="{2446BD26-396F-420D-B091-265286D97786}" destId="{09BDDF38-02A3-46F0-94CF-D671EECCB993}" srcOrd="5" destOrd="0" presId="urn:microsoft.com/office/officeart/2005/8/layout/process1"/>
+    <dgm:cxn modelId="{5BBC6B29-F178-4621-B619-7EA3FE5DBAEF}" type="presParOf" srcId="{09BDDF38-02A3-46F0-94CF-D671EECCB993}" destId="{A0BD6892-BF4E-4D26-B32D-4AC8D13032DE}" srcOrd="0" destOrd="0" presId="urn:microsoft.com/office/officeart/2005/8/layout/process1"/>
+    <dgm:cxn modelId="{2C4FF7FF-46EA-4DAA-B99A-CFB6FEE27271}" type="presParOf" srcId="{2446BD26-396F-420D-B091-265286D97786}" destId="{449D7EB5-0D9D-4DAC-B391-FB2402C39ABC}" srcOrd="6" destOrd="0" presId="urn:microsoft.com/office/officeart/2005/8/layout/process1"/>
   </dgm:cxnLst>
   <dgm:bg/>
   <dgm:whole/>

--- a/Notes_SA2512006.docx
+++ b/Notes_SA2512006.docx
@@ -669,13 +669,23 @@
           <w:lang w:val="en-US"/>
         </w:rPr>
       </w:pPr>
-      <w:r>
-        <w:rPr>
-          <w:sz w:val="28"/>
-          <w:szCs w:val="24"/>
-          <w:lang w:val="en-US"/>
-        </w:rPr>
-        <w:t>Thread.sleep()</w:t>
+      <w:proofErr w:type="spellStart"/>
+      <w:r>
+        <w:rPr>
+          <w:sz w:val="28"/>
+          <w:szCs w:val="24"/>
+          <w:lang w:val="en-US"/>
+        </w:rPr>
+        <w:t>Thread.sleep</w:t>
+      </w:r>
+      <w:proofErr w:type="spellEnd"/>
+      <w:r>
+        <w:rPr>
+          <w:sz w:val="28"/>
+          <w:szCs w:val="24"/>
+          <w:lang w:val="en-US"/>
+        </w:rPr>
+        <w:t>()</w:t>
       </w:r>
     </w:p>
     <w:p>
@@ -5022,6 +5032,7 @@
           <w:lang w:val="en-US"/>
         </w:rPr>
       </w:pPr>
+      <w:proofErr w:type="spellStart"/>
       <w:r>
         <w:rPr>
           <w:sz w:val="28"/>
@@ -5030,6 +5041,7 @@
         </w:rPr>
         <w:t>YourName_SeleniumDemos</w:t>
       </w:r>
+      <w:proofErr w:type="spellEnd"/>
     </w:p>
     <w:p>
       <w:pPr>
@@ -5078,7 +5090,25 @@
           <w:szCs w:val="24"/>
           <w:lang w:val="en-US"/>
         </w:rPr>
-        <w:t>Launch selenium.dev site (Official website for Selenium)</w:t>
+        <w:t xml:space="preserve">Launch </w:t>
+      </w:r>
+      <w:proofErr w:type="spellStart"/>
+      <w:r>
+        <w:rPr>
+          <w:sz w:val="28"/>
+          <w:szCs w:val="24"/>
+          <w:lang w:val="en-US"/>
+        </w:rPr>
+        <w:t>selenium.dev</w:t>
+      </w:r>
+      <w:proofErr w:type="spellEnd"/>
+      <w:r>
+        <w:rPr>
+          <w:sz w:val="28"/>
+          <w:szCs w:val="24"/>
+          <w:lang w:val="en-US"/>
+        </w:rPr>
+        <w:t xml:space="preserve"> site (Official website for Selenium)</w:t>
       </w:r>
     </w:p>
     <w:p>
@@ -5709,8 +5739,18 @@
           <w:szCs w:val="24"/>
           <w:lang w:val="en-US"/>
         </w:rPr>
-        <w:t>Give the name com.WebDriverDemos</w:t>
-      </w:r>
+        <w:t xml:space="preserve">Give the name </w:t>
+      </w:r>
+      <w:proofErr w:type="spellStart"/>
+      <w:r>
+        <w:rPr>
+          <w:sz w:val="28"/>
+          <w:szCs w:val="24"/>
+          <w:lang w:val="en-US"/>
+        </w:rPr>
+        <w:t>com.WebDriverDemos</w:t>
+      </w:r>
+      <w:proofErr w:type="spellEnd"/>
     </w:p>
     <w:p>
       <w:pPr>
@@ -6024,8 +6064,18 @@
           <w:szCs w:val="24"/>
           <w:lang w:val="en-US"/>
         </w:rPr>
-        <w:t>Click on Classpath</w:t>
-      </w:r>
+        <w:t xml:space="preserve">Click on </w:t>
+      </w:r>
+      <w:proofErr w:type="spellStart"/>
+      <w:r>
+        <w:rPr>
+          <w:sz w:val="28"/>
+          <w:szCs w:val="24"/>
+          <w:lang w:val="en-US"/>
+        </w:rPr>
+        <w:t>Classpath</w:t>
+      </w:r>
+      <w:proofErr w:type="spellEnd"/>
     </w:p>
     <w:p>
       <w:pPr>
@@ -6300,7 +6350,29 @@
           <w:szCs w:val="28"/>
           <w:shd w:val="clear" w:color="auto" w:fill="E8F2FE"/>
         </w:rPr>
-        <w:t xml:space="preserve"> ChromeDriver();)</w:t>
+        <w:t xml:space="preserve"> </w:t>
+      </w:r>
+      <w:proofErr w:type="gramStart"/>
+      <w:r>
+        <w:rPr>
+          <w:rFonts w:ascii="Consolas" w:hAnsi="Consolas" w:cs="Consolas"/>
+          <w:color w:val="000000"/>
+          <w:sz w:val="28"/>
+          <w:szCs w:val="28"/>
+          <w:shd w:val="clear" w:color="auto" w:fill="E8F2FE"/>
+        </w:rPr>
+        <w:t>ChromeDriver(</w:t>
+      </w:r>
+      <w:proofErr w:type="gramEnd"/>
+      <w:r>
+        <w:rPr>
+          <w:rFonts w:ascii="Consolas" w:hAnsi="Consolas" w:cs="Consolas"/>
+          <w:color w:val="000000"/>
+          <w:sz w:val="28"/>
+          <w:szCs w:val="28"/>
+          <w:shd w:val="clear" w:color="auto" w:fill="E8F2FE"/>
+        </w:rPr>
+        <w:t>);)</w:t>
       </w:r>
     </w:p>
     <w:p>
@@ -6319,13 +6391,23 @@
           <w:lang w:val="en-US"/>
         </w:rPr>
       </w:pPr>
-      <w:r>
-        <w:rPr>
-          <w:sz w:val="28"/>
-          <w:szCs w:val="24"/>
-          <w:lang w:val="en-US"/>
-        </w:rPr>
-        <w:t xml:space="preserve">get() </w:t>
+      <w:proofErr w:type="gramStart"/>
+      <w:r>
+        <w:rPr>
+          <w:sz w:val="28"/>
+          <w:szCs w:val="24"/>
+          <w:lang w:val="en-US"/>
+        </w:rPr>
+        <w:t>get(</w:t>
+      </w:r>
+      <w:proofErr w:type="gramEnd"/>
+      <w:r>
+        <w:rPr>
+          <w:sz w:val="28"/>
+          <w:szCs w:val="24"/>
+          <w:lang w:val="en-US"/>
+        </w:rPr>
+        <w:t xml:space="preserve">) </w:t>
       </w:r>
       <w:r>
         <w:rPr>
@@ -6368,13 +6450,33 @@
           <w:lang w:val="en-US"/>
         </w:rPr>
       </w:pPr>
-      <w:r>
-        <w:rPr>
-          <w:sz w:val="28"/>
-          <w:szCs w:val="24"/>
-          <w:lang w:val="en-US"/>
-        </w:rPr>
-        <w:t xml:space="preserve">driver.manage().window().maximize() </w:t>
+      <w:proofErr w:type="spellStart"/>
+      <w:proofErr w:type="gramStart"/>
+      <w:r>
+        <w:rPr>
+          <w:sz w:val="28"/>
+          <w:szCs w:val="24"/>
+          <w:lang w:val="en-US"/>
+        </w:rPr>
+        <w:t>driver.manage</w:t>
+      </w:r>
+      <w:proofErr w:type="spellEnd"/>
+      <w:r>
+        <w:rPr>
+          <w:sz w:val="28"/>
+          <w:szCs w:val="24"/>
+          <w:lang w:val="en-US"/>
+        </w:rPr>
+        <w:t>(</w:t>
+      </w:r>
+      <w:proofErr w:type="gramEnd"/>
+      <w:r>
+        <w:rPr>
+          <w:sz w:val="28"/>
+          <w:szCs w:val="24"/>
+          <w:lang w:val="en-US"/>
+        </w:rPr>
+        <w:t xml:space="preserve">).window().maximize() </w:t>
       </w:r>
       <w:r>
         <w:rPr>
@@ -6409,13 +6511,23 @@
           <w:lang w:val="en-US"/>
         </w:rPr>
       </w:pPr>
-      <w:r>
-        <w:rPr>
-          <w:sz w:val="28"/>
-          <w:szCs w:val="24"/>
-          <w:lang w:val="en-US"/>
-        </w:rPr>
-        <w:t xml:space="preserve">close() </w:t>
+      <w:proofErr w:type="gramStart"/>
+      <w:r>
+        <w:rPr>
+          <w:sz w:val="28"/>
+          <w:szCs w:val="24"/>
+          <w:lang w:val="en-US"/>
+        </w:rPr>
+        <w:t>close(</w:t>
+      </w:r>
+      <w:proofErr w:type="gramEnd"/>
+      <w:r>
+        <w:rPr>
+          <w:sz w:val="28"/>
+          <w:szCs w:val="24"/>
+          <w:lang w:val="en-US"/>
+        </w:rPr>
+        <w:t xml:space="preserve">) </w:t>
       </w:r>
       <w:r>
         <w:rPr>
@@ -6450,13 +6562,23 @@
           <w:lang w:val="en-US"/>
         </w:rPr>
       </w:pPr>
-      <w:r>
-        <w:rPr>
-          <w:sz w:val="28"/>
-          <w:szCs w:val="24"/>
-          <w:lang w:val="en-US"/>
-        </w:rPr>
-        <w:t xml:space="preserve">getTitle() </w:t>
+      <w:proofErr w:type="gramStart"/>
+      <w:r>
+        <w:rPr>
+          <w:sz w:val="28"/>
+          <w:szCs w:val="24"/>
+          <w:lang w:val="en-US"/>
+        </w:rPr>
+        <w:t>getTitle(</w:t>
+      </w:r>
+      <w:proofErr w:type="gramEnd"/>
+      <w:r>
+        <w:rPr>
+          <w:sz w:val="28"/>
+          <w:szCs w:val="24"/>
+          <w:lang w:val="en-US"/>
+        </w:rPr>
+        <w:t xml:space="preserve">) </w:t>
       </w:r>
       <w:r>
         <w:rPr>
@@ -6491,13 +6613,23 @@
           <w:lang w:val="en-US"/>
         </w:rPr>
       </w:pPr>
-      <w:r>
-        <w:rPr>
-          <w:sz w:val="28"/>
-          <w:szCs w:val="24"/>
-          <w:lang w:val="en-US"/>
-        </w:rPr>
-        <w:t xml:space="preserve">getCurrentUrl() </w:t>
+      <w:proofErr w:type="gramStart"/>
+      <w:r>
+        <w:rPr>
+          <w:sz w:val="28"/>
+          <w:szCs w:val="24"/>
+          <w:lang w:val="en-US"/>
+        </w:rPr>
+        <w:t>getCurrentUrl(</w:t>
+      </w:r>
+      <w:proofErr w:type="gramEnd"/>
+      <w:r>
+        <w:rPr>
+          <w:sz w:val="28"/>
+          <w:szCs w:val="24"/>
+          <w:lang w:val="en-US"/>
+        </w:rPr>
+        <w:t xml:space="preserve">) </w:t>
       </w:r>
       <w:r>
         <w:rPr>
@@ -6573,13 +6705,23 @@
           <w:lang w:val="en-US"/>
         </w:rPr>
       </w:pPr>
-      <w:r>
-        <w:rPr>
-          <w:sz w:val="28"/>
-          <w:szCs w:val="24"/>
-          <w:lang w:val="en-US"/>
-        </w:rPr>
-        <w:t xml:space="preserve">findElement() </w:t>
+      <w:proofErr w:type="gramStart"/>
+      <w:r>
+        <w:rPr>
+          <w:sz w:val="28"/>
+          <w:szCs w:val="24"/>
+          <w:lang w:val="en-US"/>
+        </w:rPr>
+        <w:t>findElement(</w:t>
+      </w:r>
+      <w:proofErr w:type="gramEnd"/>
+      <w:r>
+        <w:rPr>
+          <w:sz w:val="28"/>
+          <w:szCs w:val="24"/>
+          <w:lang w:val="en-US"/>
+        </w:rPr>
+        <w:t xml:space="preserve">) </w:t>
       </w:r>
       <w:r>
         <w:rPr>
@@ -6640,13 +6782,23 @@
           <w:lang w:val="en-US"/>
         </w:rPr>
       </w:pPr>
-      <w:r>
-        <w:rPr>
-          <w:sz w:val="28"/>
-          <w:szCs w:val="24"/>
-          <w:lang w:val="en-US"/>
-        </w:rPr>
-        <w:t xml:space="preserve">findElements() </w:t>
+      <w:proofErr w:type="gramStart"/>
+      <w:r>
+        <w:rPr>
+          <w:sz w:val="28"/>
+          <w:szCs w:val="24"/>
+          <w:lang w:val="en-US"/>
+        </w:rPr>
+        <w:t>findElements(</w:t>
+      </w:r>
+      <w:proofErr w:type="gramEnd"/>
+      <w:r>
+        <w:rPr>
+          <w:sz w:val="28"/>
+          <w:szCs w:val="24"/>
+          <w:lang w:val="en-US"/>
+        </w:rPr>
+        <w:t xml:space="preserve">) </w:t>
       </w:r>
       <w:r>
         <w:rPr>
@@ -6722,13 +6874,23 @@
           <w:lang w:val="en-US"/>
         </w:rPr>
       </w:pPr>
-      <w:r>
-        <w:rPr>
-          <w:sz w:val="28"/>
-          <w:szCs w:val="24"/>
-          <w:lang w:val="en-US"/>
-        </w:rPr>
-        <w:t xml:space="preserve">quit() </w:t>
+      <w:proofErr w:type="gramStart"/>
+      <w:r>
+        <w:rPr>
+          <w:sz w:val="28"/>
+          <w:szCs w:val="24"/>
+          <w:lang w:val="en-US"/>
+        </w:rPr>
+        <w:t>quit(</w:t>
+      </w:r>
+      <w:proofErr w:type="gramEnd"/>
+      <w:r>
+        <w:rPr>
+          <w:sz w:val="28"/>
+          <w:szCs w:val="24"/>
+          <w:lang w:val="en-US"/>
+        </w:rPr>
+        <w:t xml:space="preserve">) </w:t>
       </w:r>
       <w:r>
         <w:rPr>
@@ -7151,7 +7313,25 @@
           <w:szCs w:val="24"/>
           <w:lang w:val="en-US"/>
         </w:rPr>
-        <w:t xml:space="preserve"> driver.get() method is having implicit wait for 30 seconds, if the page is not getting loaded within 30 seconds Selenium will throw SessionTimeoutException.</w:t>
+        <w:t xml:space="preserve"> </w:t>
+      </w:r>
+      <w:proofErr w:type="spellStart"/>
+      <w:r>
+        <w:rPr>
+          <w:sz w:val="28"/>
+          <w:szCs w:val="24"/>
+          <w:lang w:val="en-US"/>
+        </w:rPr>
+        <w:t>driver.get</w:t>
+      </w:r>
+      <w:proofErr w:type="spellEnd"/>
+      <w:r>
+        <w:rPr>
+          <w:sz w:val="28"/>
+          <w:szCs w:val="24"/>
+          <w:lang w:val="en-US"/>
+        </w:rPr>
+        <w:t>() method is having implicit wait for 30 seconds, if the page is not getting loaded within 30 seconds Selenium will throw SessionTimeoutException.</w:t>
       </w:r>
     </w:p>
     <w:p>
@@ -7194,6 +7374,116 @@
         </w:rPr>
         <w:t xml:space="preserve"> You are trying to handle an alert but there is no alert present on the page.</w:t>
       </w:r>
+    </w:p>
+    <w:p>
+      <w:pPr>
+        <w:pStyle w:val="ListParagraph"/>
+        <w:numPr>
+          <w:ilvl w:val="0"/>
+          <w:numId w:val="17"/>
+        </w:numPr>
+        <w:tabs>
+          <w:tab w:val="left" w:pos="1560"/>
+        </w:tabs>
+        <w:rPr>
+          <w:sz w:val="28"/>
+          <w:szCs w:val="24"/>
+          <w:lang w:val="en-US"/>
+        </w:rPr>
+      </w:pPr>
+      <w:r>
+        <w:rPr>
+          <w:sz w:val="28"/>
+          <w:szCs w:val="24"/>
+          <w:lang w:val="en-US"/>
+        </w:rPr>
+        <w:t xml:space="preserve">ElementClickInterceptedException </w:t>
+      </w:r>
+      <w:r>
+        <w:rPr>
+          <w:sz w:val="28"/>
+          <w:szCs w:val="24"/>
+          <w:lang w:val="en-US"/>
+        </w:rPr>
+        <w:sym w:font="Wingdings" w:char="F0E0"/>
+      </w:r>
+      <w:r>
+        <w:rPr>
+          <w:sz w:val="28"/>
+          <w:szCs w:val="24"/>
+          <w:lang w:val="en-US"/>
+        </w:rPr>
+        <w:t xml:space="preserve"> You are trying to click on some control, but the control is hidden by some another control especially hidden by advt.</w:t>
+      </w:r>
+    </w:p>
+    <w:p>
+      <w:pPr>
+        <w:pStyle w:val="ListParagraph"/>
+        <w:numPr>
+          <w:ilvl w:val="1"/>
+          <w:numId w:val="17"/>
+        </w:numPr>
+        <w:tabs>
+          <w:tab w:val="left" w:pos="1560"/>
+        </w:tabs>
+        <w:rPr>
+          <w:sz w:val="28"/>
+          <w:szCs w:val="24"/>
+          <w:lang w:val="en-US"/>
+        </w:rPr>
+      </w:pPr>
+      <w:r>
+        <w:rPr>
+          <w:sz w:val="28"/>
+          <w:szCs w:val="24"/>
+          <w:lang w:val="en-US"/>
+        </w:rPr>
+        <w:t>Scroll the page</w:t>
+      </w:r>
+    </w:p>
+    <w:p>
+      <w:pPr>
+        <w:pStyle w:val="ListParagraph"/>
+        <w:numPr>
+          <w:ilvl w:val="1"/>
+          <w:numId w:val="17"/>
+        </w:numPr>
+        <w:tabs>
+          <w:tab w:val="left" w:pos="1560"/>
+        </w:tabs>
+        <w:rPr>
+          <w:sz w:val="28"/>
+          <w:szCs w:val="24"/>
+          <w:lang w:val="en-US"/>
+        </w:rPr>
+      </w:pPr>
+      <w:r>
+        <w:rPr>
+          <w:sz w:val="28"/>
+          <w:szCs w:val="24"/>
+          <w:lang w:val="en-US"/>
+        </w:rPr>
+        <w:t>Click using JavascriptExecutor</w:t>
+      </w:r>
+    </w:p>
+    <w:p>
+      <w:pPr>
+        <w:pStyle w:val="ListParagraph"/>
+        <w:numPr>
+          <w:ilvl w:val="0"/>
+          <w:numId w:val="17"/>
+        </w:numPr>
+        <w:tabs>
+          <w:tab w:val="left" w:pos="1560"/>
+        </w:tabs>
+        <w:rPr>
+          <w:sz w:val="28"/>
+          <w:szCs w:val="24"/>
+          <w:lang w:val="en-US"/>
+        </w:rPr>
+      </w:pPr>
+      <w:bookmarkStart w:id="0" w:name="_GoBack"/>
+      <w:bookmarkEnd w:id="0"/>
     </w:p>
     <w:p>
       <w:pPr>
@@ -7431,6 +7721,7 @@
           <w:lang w:val="en-US"/>
         </w:rPr>
       </w:pPr>
+      <w:proofErr w:type="gramStart"/>
       <w:r>
         <w:rPr>
           <w:sz w:val="28"/>
@@ -7453,7 +7744,16 @@
           <w:szCs w:val="24"/>
           <w:lang w:val="en-US"/>
         </w:rPr>
-        <w:t xml:space="preserve">() </w:t>
+        <w:t>(</w:t>
+      </w:r>
+      <w:proofErr w:type="gramEnd"/>
+      <w:r>
+        <w:rPr>
+          <w:sz w:val="28"/>
+          <w:szCs w:val="24"/>
+          <w:lang w:val="en-US"/>
+        </w:rPr>
+        <w:t xml:space="preserve">) </w:t>
       </w:r>
       <w:r>
         <w:rPr>
@@ -7488,13 +7788,23 @@
           <w:lang w:val="en-US"/>
         </w:rPr>
       </w:pPr>
-      <w:r>
-        <w:rPr>
-          <w:sz w:val="28"/>
-          <w:szCs w:val="24"/>
-          <w:lang w:val="en-US"/>
-        </w:rPr>
-        <w:t xml:space="preserve">click() </w:t>
+      <w:proofErr w:type="gramStart"/>
+      <w:r>
+        <w:rPr>
+          <w:sz w:val="28"/>
+          <w:szCs w:val="24"/>
+          <w:lang w:val="en-US"/>
+        </w:rPr>
+        <w:t>click(</w:t>
+      </w:r>
+      <w:proofErr w:type="gramEnd"/>
+      <w:r>
+        <w:rPr>
+          <w:sz w:val="28"/>
+          <w:szCs w:val="24"/>
+          <w:lang w:val="en-US"/>
+        </w:rPr>
+        <w:t xml:space="preserve">) </w:t>
       </w:r>
       <w:r>
         <w:rPr>
@@ -7529,13 +7839,23 @@
           <w:lang w:val="en-US"/>
         </w:rPr>
       </w:pPr>
-      <w:r>
-        <w:rPr>
-          <w:sz w:val="28"/>
-          <w:szCs w:val="24"/>
-          <w:lang w:val="en-US"/>
-        </w:rPr>
-        <w:t xml:space="preserve">getText() </w:t>
+      <w:proofErr w:type="gramStart"/>
+      <w:r>
+        <w:rPr>
+          <w:sz w:val="28"/>
+          <w:szCs w:val="24"/>
+          <w:lang w:val="en-US"/>
+        </w:rPr>
+        <w:t>getText(</w:t>
+      </w:r>
+      <w:proofErr w:type="gramEnd"/>
+      <w:r>
+        <w:rPr>
+          <w:sz w:val="28"/>
+          <w:szCs w:val="24"/>
+          <w:lang w:val="en-US"/>
+        </w:rPr>
+        <w:t xml:space="preserve">) </w:t>
       </w:r>
       <w:r>
         <w:rPr>
@@ -7570,13 +7890,23 @@
           <w:lang w:val="en-US"/>
         </w:rPr>
       </w:pPr>
-      <w:r>
-        <w:rPr>
-          <w:sz w:val="28"/>
-          <w:szCs w:val="24"/>
-          <w:lang w:val="en-US"/>
-        </w:rPr>
-        <w:t xml:space="preserve">getAttribute() </w:t>
+      <w:proofErr w:type="gramStart"/>
+      <w:r>
+        <w:rPr>
+          <w:sz w:val="28"/>
+          <w:szCs w:val="24"/>
+          <w:lang w:val="en-US"/>
+        </w:rPr>
+        <w:t>getAttribute(</w:t>
+      </w:r>
+      <w:proofErr w:type="gramEnd"/>
+      <w:r>
+        <w:rPr>
+          <w:sz w:val="28"/>
+          <w:szCs w:val="24"/>
+          <w:lang w:val="en-US"/>
+        </w:rPr>
+        <w:t xml:space="preserve">) </w:t>
       </w:r>
       <w:r>
         <w:rPr>
@@ -7611,13 +7941,24 @@
           <w:lang w:val="en-US"/>
         </w:rPr>
       </w:pPr>
-      <w:r>
-        <w:rPr>
-          <w:sz w:val="28"/>
-          <w:szCs w:val="24"/>
-          <w:lang w:val="en-US"/>
-        </w:rPr>
-        <w:t xml:space="preserve">isSelected() </w:t>
+      <w:proofErr w:type="gramStart"/>
+      <w:r>
+        <w:rPr>
+          <w:sz w:val="28"/>
+          <w:szCs w:val="24"/>
+          <w:lang w:val="en-US"/>
+        </w:rPr>
+        <w:lastRenderedPageBreak/>
+        <w:t>isSelected(</w:t>
+      </w:r>
+      <w:proofErr w:type="gramEnd"/>
+      <w:r>
+        <w:rPr>
+          <w:sz w:val="28"/>
+          <w:szCs w:val="24"/>
+          <w:lang w:val="en-US"/>
+        </w:rPr>
+        <w:t xml:space="preserve">) </w:t>
       </w:r>
       <w:r>
         <w:rPr>
@@ -7742,13 +8083,23 @@
           <w:lang w:val="en-US"/>
         </w:rPr>
       </w:pPr>
-      <w:r>
-        <w:rPr>
-          <w:sz w:val="28"/>
-          <w:szCs w:val="24"/>
-          <w:lang w:val="en-US"/>
-        </w:rPr>
-        <w:t xml:space="preserve">getLocation() </w:t>
+      <w:proofErr w:type="gramStart"/>
+      <w:r>
+        <w:rPr>
+          <w:sz w:val="28"/>
+          <w:szCs w:val="24"/>
+          <w:lang w:val="en-US"/>
+        </w:rPr>
+        <w:t>getLocation(</w:t>
+      </w:r>
+      <w:proofErr w:type="gramEnd"/>
+      <w:r>
+        <w:rPr>
+          <w:sz w:val="28"/>
+          <w:szCs w:val="24"/>
+          <w:lang w:val="en-US"/>
+        </w:rPr>
+        <w:t xml:space="preserve">) </w:t>
       </w:r>
       <w:r>
         <w:rPr>
@@ -7766,8 +8117,6 @@
         </w:rPr>
         <w:t xml:space="preserve"> Will return the location of the control. (Point)</w:t>
       </w:r>
-      <w:bookmarkStart w:id="0" w:name="_GoBack"/>
-      <w:bookmarkEnd w:id="0"/>
     </w:p>
     <w:p>
       <w:pPr>
@@ -8261,6 +8610,7 @@
           <w:szCs w:val="24"/>
           <w:lang w:val="en-US"/>
         </w:rPr>
+        <w:lastRenderedPageBreak/>
         <w:t>Types</w:t>
       </w:r>
     </w:p>
@@ -8439,7 +8789,6 @@
           <w:szCs w:val="24"/>
           <w:lang w:val="en-US"/>
         </w:rPr>
-        <w:lastRenderedPageBreak/>
         <w:t>Special Characters</w:t>
       </w:r>
     </w:p>
@@ -8955,7 +9304,25 @@
           <w:szCs w:val="24"/>
           <w:lang w:val="en-US"/>
         </w:rPr>
-        <w:t>Call driver.findElements() method</w:t>
+        <w:t xml:space="preserve">Call </w:t>
+      </w:r>
+      <w:proofErr w:type="spellStart"/>
+      <w:r>
+        <w:rPr>
+          <w:sz w:val="28"/>
+          <w:szCs w:val="24"/>
+          <w:lang w:val="en-US"/>
+        </w:rPr>
+        <w:t>driver.findElements</w:t>
+      </w:r>
+      <w:proofErr w:type="spellEnd"/>
+      <w:r>
+        <w:rPr>
+          <w:sz w:val="28"/>
+          <w:szCs w:val="24"/>
+          <w:lang w:val="en-US"/>
+        </w:rPr>
+        <w:t>() method</w:t>
       </w:r>
     </w:p>
     <w:p>
@@ -9055,6 +9422,7 @@
           <w:szCs w:val="24"/>
           <w:lang w:val="en-US"/>
         </w:rPr>
+        <w:lastRenderedPageBreak/>
         <w:t>For iteration / reading all controls you can use for loop or enhanced for loop.</w:t>
       </w:r>
     </w:p>
@@ -9141,7 +9509,6 @@
           <w:szCs w:val="24"/>
           <w:lang w:val="en-US"/>
         </w:rPr>
-        <w:lastRenderedPageBreak/>
         <w:t xml:space="preserve">Selenium has provided </w:t>
       </w:r>
       <w:r>
@@ -9206,13 +9573,23 @@
           <w:lang w:val="en-US"/>
         </w:rPr>
       </w:pPr>
-      <w:r>
-        <w:rPr>
-          <w:sz w:val="28"/>
-          <w:szCs w:val="24"/>
-          <w:lang w:val="en-US"/>
-        </w:rPr>
-        <w:t xml:space="preserve">getFirstSelectedOption() </w:t>
+      <w:proofErr w:type="gramStart"/>
+      <w:r>
+        <w:rPr>
+          <w:sz w:val="28"/>
+          <w:szCs w:val="24"/>
+          <w:lang w:val="en-US"/>
+        </w:rPr>
+        <w:t>getFirstSelectedOption(</w:t>
+      </w:r>
+      <w:proofErr w:type="gramEnd"/>
+      <w:r>
+        <w:rPr>
+          <w:sz w:val="28"/>
+          <w:szCs w:val="24"/>
+          <w:lang w:val="en-US"/>
+        </w:rPr>
+        <w:t xml:space="preserve">) </w:t>
       </w:r>
       <w:r>
         <w:rPr>
@@ -9296,13 +9673,23 @@
           <w:lang w:val="en-US"/>
         </w:rPr>
       </w:pPr>
-      <w:r>
-        <w:rPr>
-          <w:sz w:val="28"/>
-          <w:szCs w:val="24"/>
-          <w:lang w:val="en-US"/>
-        </w:rPr>
-        <w:t xml:space="preserve">selectByVisibleText() </w:t>
+      <w:proofErr w:type="gramStart"/>
+      <w:r>
+        <w:rPr>
+          <w:sz w:val="28"/>
+          <w:szCs w:val="24"/>
+          <w:lang w:val="en-US"/>
+        </w:rPr>
+        <w:t>selectByVisibleText(</w:t>
+      </w:r>
+      <w:proofErr w:type="gramEnd"/>
+      <w:r>
+        <w:rPr>
+          <w:sz w:val="28"/>
+          <w:szCs w:val="24"/>
+          <w:lang w:val="en-US"/>
+        </w:rPr>
+        <w:t xml:space="preserve">) </w:t>
       </w:r>
       <w:r>
         <w:rPr>
@@ -9337,13 +9724,23 @@
           <w:lang w:val="en-US"/>
         </w:rPr>
       </w:pPr>
-      <w:r>
-        <w:rPr>
-          <w:sz w:val="28"/>
-          <w:szCs w:val="24"/>
-          <w:lang w:val="en-US"/>
-        </w:rPr>
-        <w:t xml:space="preserve">selectByContainsVisibleText() </w:t>
+      <w:proofErr w:type="gramStart"/>
+      <w:r>
+        <w:rPr>
+          <w:sz w:val="28"/>
+          <w:szCs w:val="24"/>
+          <w:lang w:val="en-US"/>
+        </w:rPr>
+        <w:t>selectByContainsVisibleText(</w:t>
+      </w:r>
+      <w:proofErr w:type="gramEnd"/>
+      <w:r>
+        <w:rPr>
+          <w:sz w:val="28"/>
+          <w:szCs w:val="24"/>
+          <w:lang w:val="en-US"/>
+        </w:rPr>
+        <w:t xml:space="preserve">) </w:t>
       </w:r>
       <w:r>
         <w:rPr>
@@ -9378,13 +9775,23 @@
           <w:lang w:val="en-US"/>
         </w:rPr>
       </w:pPr>
-      <w:r>
-        <w:rPr>
-          <w:sz w:val="28"/>
-          <w:szCs w:val="24"/>
-          <w:lang w:val="en-US"/>
-        </w:rPr>
-        <w:t xml:space="preserve">selectByValue() </w:t>
+      <w:proofErr w:type="gramStart"/>
+      <w:r>
+        <w:rPr>
+          <w:sz w:val="28"/>
+          <w:szCs w:val="24"/>
+          <w:lang w:val="en-US"/>
+        </w:rPr>
+        <w:t>selectByValue(</w:t>
+      </w:r>
+      <w:proofErr w:type="gramEnd"/>
+      <w:r>
+        <w:rPr>
+          <w:sz w:val="28"/>
+          <w:szCs w:val="24"/>
+          <w:lang w:val="en-US"/>
+        </w:rPr>
+        <w:t xml:space="preserve">) </w:t>
       </w:r>
       <w:r>
         <w:rPr>
@@ -9419,13 +9826,23 @@
           <w:lang w:val="en-US"/>
         </w:rPr>
       </w:pPr>
-      <w:r>
-        <w:rPr>
-          <w:sz w:val="28"/>
-          <w:szCs w:val="24"/>
-          <w:lang w:val="en-US"/>
-        </w:rPr>
-        <w:t xml:space="preserve">selectByIndex() </w:t>
+      <w:proofErr w:type="gramStart"/>
+      <w:r>
+        <w:rPr>
+          <w:sz w:val="28"/>
+          <w:szCs w:val="24"/>
+          <w:lang w:val="en-US"/>
+        </w:rPr>
+        <w:t>selectByIndex(</w:t>
+      </w:r>
+      <w:proofErr w:type="gramEnd"/>
+      <w:r>
+        <w:rPr>
+          <w:sz w:val="28"/>
+          <w:szCs w:val="24"/>
+          <w:lang w:val="en-US"/>
+        </w:rPr>
+        <w:t xml:space="preserve">) </w:t>
       </w:r>
       <w:r>
         <w:rPr>
@@ -9460,13 +9877,23 @@
           <w:lang w:val="en-US"/>
         </w:rPr>
       </w:pPr>
-      <w:r>
-        <w:rPr>
-          <w:sz w:val="28"/>
-          <w:szCs w:val="24"/>
-          <w:lang w:val="en-US"/>
-        </w:rPr>
-        <w:t xml:space="preserve">getAllSelectedOptions() </w:t>
+      <w:proofErr w:type="gramStart"/>
+      <w:r>
+        <w:rPr>
+          <w:sz w:val="28"/>
+          <w:szCs w:val="24"/>
+          <w:lang w:val="en-US"/>
+        </w:rPr>
+        <w:t>getAllSelectedOptions(</w:t>
+      </w:r>
+      <w:proofErr w:type="gramEnd"/>
+      <w:r>
+        <w:rPr>
+          <w:sz w:val="28"/>
+          <w:szCs w:val="24"/>
+          <w:lang w:val="en-US"/>
+        </w:rPr>
+        <w:t xml:space="preserve">) </w:t>
       </w:r>
       <w:r>
         <w:rPr>
@@ -9501,13 +9928,23 @@
           <w:lang w:val="en-US"/>
         </w:rPr>
       </w:pPr>
-      <w:r>
-        <w:rPr>
-          <w:sz w:val="28"/>
-          <w:szCs w:val="24"/>
-          <w:lang w:val="en-US"/>
-        </w:rPr>
-        <w:t xml:space="preserve">isMultiple() </w:t>
+      <w:proofErr w:type="gramStart"/>
+      <w:r>
+        <w:rPr>
+          <w:sz w:val="28"/>
+          <w:szCs w:val="24"/>
+          <w:lang w:val="en-US"/>
+        </w:rPr>
+        <w:t>isMultiple(</w:t>
+      </w:r>
+      <w:proofErr w:type="gramEnd"/>
+      <w:r>
+        <w:rPr>
+          <w:sz w:val="28"/>
+          <w:szCs w:val="24"/>
+          <w:lang w:val="en-US"/>
+        </w:rPr>
+        <w:t xml:space="preserve">) </w:t>
       </w:r>
       <w:r>
         <w:rPr>
@@ -9723,13 +10160,34 @@
           <w:lang w:val="en-US"/>
         </w:rPr>
       </w:pPr>
-      <w:r>
-        <w:rPr>
-          <w:sz w:val="28"/>
-          <w:szCs w:val="24"/>
-          <w:lang w:val="en-US"/>
-        </w:rPr>
-        <w:t>Thread.sleep()</w:t>
+      <w:proofErr w:type="spellStart"/>
+      <w:proofErr w:type="gramStart"/>
+      <w:r>
+        <w:rPr>
+          <w:sz w:val="28"/>
+          <w:szCs w:val="24"/>
+          <w:lang w:val="en-US"/>
+        </w:rPr>
+        <w:lastRenderedPageBreak/>
+        <w:t>Thread.sleep</w:t>
+      </w:r>
+      <w:proofErr w:type="spellEnd"/>
+      <w:r>
+        <w:rPr>
+          <w:sz w:val="28"/>
+          <w:szCs w:val="24"/>
+          <w:lang w:val="en-US"/>
+        </w:rPr>
+        <w:t>(</w:t>
+      </w:r>
+      <w:proofErr w:type="gramEnd"/>
+      <w:r>
+        <w:rPr>
+          <w:sz w:val="28"/>
+          <w:szCs w:val="24"/>
+          <w:lang w:val="en-US"/>
+        </w:rPr>
+        <w:t>)</w:t>
       </w:r>
       <w:r>
         <w:rPr>
@@ -9910,7 +10368,6 @@
           <w:szCs w:val="24"/>
           <w:lang w:val="en-US"/>
         </w:rPr>
-        <w:lastRenderedPageBreak/>
         <w:t>It is applicable to entire script. (You have to write implicit wait only once in the script)</w:t>
       </w:r>
     </w:p>
@@ -10236,7 +10693,24 @@
           <w:lang w:val="en-US"/>
         </w:rPr>
         <w:br/>
-        <w:t xml:space="preserve">i – ignoring </w:t>
+      </w:r>
+      <w:proofErr w:type="spellStart"/>
+      <w:r>
+        <w:rPr>
+          <w:sz w:val="28"/>
+          <w:szCs w:val="24"/>
+          <w:lang w:val="en-US"/>
+        </w:rPr>
+        <w:t>i</w:t>
+      </w:r>
+      <w:proofErr w:type="spellEnd"/>
+      <w:r>
+        <w:rPr>
+          <w:sz w:val="28"/>
+          <w:szCs w:val="24"/>
+          <w:lang w:val="en-US"/>
+        </w:rPr>
+        <w:t xml:space="preserve"> – ignoring </w:t>
       </w:r>
       <w:r>
         <w:rPr>
@@ -10359,7 +10833,25 @@
           <w:szCs w:val="24"/>
           <w:lang w:val="en-US"/>
         </w:rPr>
-        <w:t>&lt;table&gt;</w:t>
+        <w:t>&lt;</w:t>
+      </w:r>
+      <w:proofErr w:type="gramStart"/>
+      <w:r>
+        <w:rPr>
+          <w:sz w:val="28"/>
+          <w:szCs w:val="24"/>
+          <w:lang w:val="en-US"/>
+        </w:rPr>
+        <w:t>table</w:t>
+      </w:r>
+      <w:proofErr w:type="gramEnd"/>
+      <w:r>
+        <w:rPr>
+          <w:sz w:val="28"/>
+          <w:szCs w:val="24"/>
+          <w:lang w:val="en-US"/>
+        </w:rPr>
+        <w:t>&gt;</w:t>
       </w:r>
     </w:p>
     <w:p>
@@ -10380,7 +10872,27 @@
           <w:lang w:val="en-US"/>
         </w:rPr>
         <w:tab/>
-        <w:t>&lt;thead&gt;</w:t>
+        <w:t>&lt;</w:t>
+      </w:r>
+      <w:proofErr w:type="spellStart"/>
+      <w:proofErr w:type="gramStart"/>
+      <w:r>
+        <w:rPr>
+          <w:sz w:val="28"/>
+          <w:szCs w:val="24"/>
+          <w:lang w:val="en-US"/>
+        </w:rPr>
+        <w:t>thead</w:t>
+      </w:r>
+      <w:proofErr w:type="spellEnd"/>
+      <w:proofErr w:type="gramEnd"/>
+      <w:r>
+        <w:rPr>
+          <w:sz w:val="28"/>
+          <w:szCs w:val="24"/>
+          <w:lang w:val="en-US"/>
+        </w:rPr>
+        <w:t>&gt;</w:t>
       </w:r>
     </w:p>
     <w:p>
@@ -10409,7 +10921,27 @@
           <w:lang w:val="en-US"/>
         </w:rPr>
         <w:tab/>
-        <w:t>&lt;tr&gt;</w:t>
+        <w:t>&lt;</w:t>
+      </w:r>
+      <w:proofErr w:type="spellStart"/>
+      <w:proofErr w:type="gramStart"/>
+      <w:r>
+        <w:rPr>
+          <w:sz w:val="28"/>
+          <w:szCs w:val="24"/>
+          <w:lang w:val="en-US"/>
+        </w:rPr>
+        <w:t>tr</w:t>
+      </w:r>
+      <w:proofErr w:type="spellEnd"/>
+      <w:proofErr w:type="gramEnd"/>
+      <w:r>
+        <w:rPr>
+          <w:sz w:val="28"/>
+          <w:szCs w:val="24"/>
+          <w:lang w:val="en-US"/>
+        </w:rPr>
+        <w:t>&gt;</w:t>
       </w:r>
       <w:r>
         <w:rPr>
@@ -10455,7 +10987,63 @@
           <w:lang w:val="en-US"/>
         </w:rPr>
         <w:tab/>
-        <w:t>&lt;th&gt;sr no&lt;/th&gt;</w:t>
+        <w:t>&lt;</w:t>
+      </w:r>
+      <w:proofErr w:type="spellStart"/>
+      <w:proofErr w:type="gramStart"/>
+      <w:r>
+        <w:rPr>
+          <w:sz w:val="28"/>
+          <w:szCs w:val="24"/>
+          <w:lang w:val="en-US"/>
+        </w:rPr>
+        <w:t>th</w:t>
+      </w:r>
+      <w:proofErr w:type="spellEnd"/>
+      <w:r>
+        <w:rPr>
+          <w:sz w:val="28"/>
+          <w:szCs w:val="24"/>
+          <w:lang w:val="en-US"/>
+        </w:rPr>
+        <w:t>&gt;</w:t>
+      </w:r>
+      <w:proofErr w:type="spellStart"/>
+      <w:proofErr w:type="gramEnd"/>
+      <w:r>
+        <w:rPr>
+          <w:sz w:val="28"/>
+          <w:szCs w:val="24"/>
+          <w:lang w:val="en-US"/>
+        </w:rPr>
+        <w:t>sr</w:t>
+      </w:r>
+      <w:proofErr w:type="spellEnd"/>
+      <w:r>
+        <w:rPr>
+          <w:sz w:val="28"/>
+          <w:szCs w:val="24"/>
+          <w:lang w:val="en-US"/>
+        </w:rPr>
+        <w:t xml:space="preserve"> no&lt;/</w:t>
+      </w:r>
+      <w:proofErr w:type="spellStart"/>
+      <w:r>
+        <w:rPr>
+          <w:sz w:val="28"/>
+          <w:szCs w:val="24"/>
+          <w:lang w:val="en-US"/>
+        </w:rPr>
+        <w:t>th</w:t>
+      </w:r>
+      <w:proofErr w:type="spellEnd"/>
+      <w:r>
+        <w:rPr>
+          <w:sz w:val="28"/>
+          <w:szCs w:val="24"/>
+          <w:lang w:val="en-US"/>
+        </w:rPr>
+        <w:t>&gt;</w:t>
       </w:r>
       <w:r>
         <w:rPr>
@@ -10484,151 +11072,6 @@
           <w:szCs w:val="24"/>
           <w:lang w:val="en-US"/>
         </w:rPr>
-        <w:tab/>
-      </w:r>
-      <w:r>
-        <w:rPr>
-          <w:sz w:val="28"/>
-          <w:szCs w:val="24"/>
-          <w:lang w:val="en-US"/>
-        </w:rPr>
-        <w:tab/>
-      </w:r>
-      <w:r>
-        <w:rPr>
-          <w:sz w:val="28"/>
-          <w:szCs w:val="24"/>
-          <w:lang w:val="en-US"/>
-        </w:rPr>
-        <w:tab/>
-        <w:t>&lt;th&gt;company&lt;/th&gt;</w:t>
-      </w:r>
-    </w:p>
-    <w:p>
-      <w:pPr>
-        <w:tabs>
-          <w:tab w:val="left" w:pos="1560"/>
-        </w:tabs>
-        <w:rPr>
-          <w:sz w:val="28"/>
-          <w:szCs w:val="24"/>
-          <w:lang w:val="en-US"/>
-        </w:rPr>
-      </w:pPr>
-      <w:r>
-        <w:rPr>
-          <w:sz w:val="28"/>
-          <w:szCs w:val="24"/>
-          <w:lang w:val="en-US"/>
-        </w:rPr>
-        <w:tab/>
-      </w:r>
-      <w:r>
-        <w:rPr>
-          <w:sz w:val="28"/>
-          <w:szCs w:val="24"/>
-          <w:lang w:val="en-US"/>
-        </w:rPr>
-        <w:tab/>
-        <w:t>&lt;/tr&gt;</w:t>
-      </w:r>
-    </w:p>
-    <w:p>
-      <w:pPr>
-        <w:tabs>
-          <w:tab w:val="left" w:pos="1560"/>
-        </w:tabs>
-        <w:rPr>
-          <w:sz w:val="28"/>
-          <w:szCs w:val="24"/>
-          <w:lang w:val="en-US"/>
-        </w:rPr>
-      </w:pPr>
-      <w:r>
-        <w:rPr>
-          <w:sz w:val="28"/>
-          <w:szCs w:val="24"/>
-          <w:lang w:val="en-US"/>
-        </w:rPr>
-        <w:tab/>
-        <w:t>&lt;/thead&gt;</w:t>
-      </w:r>
-    </w:p>
-    <w:p>
-      <w:pPr>
-        <w:tabs>
-          <w:tab w:val="left" w:pos="1560"/>
-        </w:tabs>
-        <w:rPr>
-          <w:sz w:val="28"/>
-          <w:szCs w:val="24"/>
-          <w:lang w:val="en-US"/>
-        </w:rPr>
-      </w:pPr>
-      <w:r>
-        <w:rPr>
-          <w:sz w:val="28"/>
-          <w:szCs w:val="24"/>
-          <w:lang w:val="en-US"/>
-        </w:rPr>
-        <w:tab/>
-        <w:t>&lt;tbody&gt;</w:t>
-      </w:r>
-    </w:p>
-    <w:p>
-      <w:pPr>
-        <w:tabs>
-          <w:tab w:val="left" w:pos="1560"/>
-        </w:tabs>
-        <w:rPr>
-          <w:sz w:val="28"/>
-          <w:szCs w:val="24"/>
-          <w:lang w:val="en-US"/>
-        </w:rPr>
-      </w:pPr>
-      <w:r>
-        <w:rPr>
-          <w:sz w:val="28"/>
-          <w:szCs w:val="24"/>
-          <w:lang w:val="en-US"/>
-        </w:rPr>
-        <w:tab/>
-      </w:r>
-      <w:r>
-        <w:rPr>
-          <w:sz w:val="28"/>
-          <w:szCs w:val="24"/>
-          <w:lang w:val="en-US"/>
-        </w:rPr>
-        <w:tab/>
-        <w:t>&lt;tr&gt;</w:t>
-      </w:r>
-      <w:r>
-        <w:rPr>
-          <w:sz w:val="28"/>
-          <w:szCs w:val="24"/>
-          <w:lang w:val="en-US"/>
-        </w:rPr>
-        <w:tab/>
-      </w:r>
-    </w:p>
-    <w:p>
-      <w:pPr>
-        <w:tabs>
-          <w:tab w:val="left" w:pos="1560"/>
-        </w:tabs>
-        <w:rPr>
-          <w:sz w:val="28"/>
-          <w:szCs w:val="24"/>
-          <w:lang w:val="en-US"/>
-        </w:rPr>
-      </w:pPr>
-      <w:r>
-        <w:rPr>
-          <w:sz w:val="28"/>
-          <w:szCs w:val="24"/>
-          <w:lang w:val="en-US"/>
-        </w:rPr>
         <w:lastRenderedPageBreak/>
         <w:tab/>
       </w:r>
@@ -10647,7 +11090,53 @@
           <w:lang w:val="en-US"/>
         </w:rPr>
         <w:tab/>
-        <w:t>&lt;td&gt;1&lt;/th&gt;</w:t>
+        <w:t>&lt;</w:t>
+      </w:r>
+      <w:proofErr w:type="spellStart"/>
+      <w:proofErr w:type="gramStart"/>
+      <w:r>
+        <w:rPr>
+          <w:sz w:val="28"/>
+          <w:szCs w:val="24"/>
+          <w:lang w:val="en-US"/>
+        </w:rPr>
+        <w:t>th</w:t>
+      </w:r>
+      <w:proofErr w:type="spellEnd"/>
+      <w:r>
+        <w:rPr>
+          <w:sz w:val="28"/>
+          <w:szCs w:val="24"/>
+          <w:lang w:val="en-US"/>
+        </w:rPr>
+        <w:t>&gt;</w:t>
+      </w:r>
+      <w:proofErr w:type="gramEnd"/>
+      <w:r>
+        <w:rPr>
+          <w:sz w:val="28"/>
+          <w:szCs w:val="24"/>
+          <w:lang w:val="en-US"/>
+        </w:rPr>
+        <w:t>company&lt;/</w:t>
+      </w:r>
+      <w:proofErr w:type="spellStart"/>
+      <w:r>
+        <w:rPr>
+          <w:sz w:val="28"/>
+          <w:szCs w:val="24"/>
+          <w:lang w:val="en-US"/>
+        </w:rPr>
+        <w:t>th</w:t>
+      </w:r>
+      <w:proofErr w:type="spellEnd"/>
+      <w:r>
+        <w:rPr>
+          <w:sz w:val="28"/>
+          <w:szCs w:val="24"/>
+          <w:lang w:val="en-US"/>
+        </w:rPr>
+        <w:t>&gt;</w:t>
       </w:r>
     </w:p>
     <w:p>
@@ -10676,7 +11165,40 @@
           <w:lang w:val="en-US"/>
         </w:rPr>
         <w:tab/>
-      </w:r>
+        <w:t>&lt;/</w:t>
+      </w:r>
+      <w:proofErr w:type="spellStart"/>
+      <w:proofErr w:type="gramStart"/>
+      <w:r>
+        <w:rPr>
+          <w:sz w:val="28"/>
+          <w:szCs w:val="24"/>
+          <w:lang w:val="en-US"/>
+        </w:rPr>
+        <w:t>tr</w:t>
+      </w:r>
+      <w:proofErr w:type="spellEnd"/>
+      <w:proofErr w:type="gramEnd"/>
+      <w:r>
+        <w:rPr>
+          <w:sz w:val="28"/>
+          <w:szCs w:val="24"/>
+          <w:lang w:val="en-US"/>
+        </w:rPr>
+        <w:t>&gt;</w:t>
+      </w:r>
+    </w:p>
+    <w:p>
+      <w:pPr>
+        <w:tabs>
+          <w:tab w:val="left" w:pos="1560"/>
+        </w:tabs>
+        <w:rPr>
+          <w:sz w:val="28"/>
+          <w:szCs w:val="24"/>
+          <w:lang w:val="en-US"/>
+        </w:rPr>
+      </w:pPr>
       <w:r>
         <w:rPr>
           <w:sz w:val="28"/>
@@ -10684,7 +11206,25 @@
           <w:lang w:val="en-US"/>
         </w:rPr>
         <w:tab/>
-        <w:t>&lt;td&gt;Star Agile&lt;/td&gt;</w:t>
+        <w:t>&lt;/</w:t>
+      </w:r>
+      <w:proofErr w:type="spellStart"/>
+      <w:r>
+        <w:rPr>
+          <w:sz w:val="28"/>
+          <w:szCs w:val="24"/>
+          <w:lang w:val="en-US"/>
+        </w:rPr>
+        <w:t>thead</w:t>
+      </w:r>
+      <w:proofErr w:type="spellEnd"/>
+      <w:r>
+        <w:rPr>
+          <w:sz w:val="28"/>
+          <w:szCs w:val="24"/>
+          <w:lang w:val="en-US"/>
+        </w:rPr>
+        <w:t>&gt;</w:t>
       </w:r>
     </w:p>
     <w:p>
@@ -10705,7 +11245,40 @@
           <w:lang w:val="en-US"/>
         </w:rPr>
         <w:tab/>
-      </w:r>
+        <w:t>&lt;</w:t>
+      </w:r>
+      <w:proofErr w:type="spellStart"/>
+      <w:proofErr w:type="gramStart"/>
+      <w:r>
+        <w:rPr>
+          <w:sz w:val="28"/>
+          <w:szCs w:val="24"/>
+          <w:lang w:val="en-US"/>
+        </w:rPr>
+        <w:t>tbody</w:t>
+      </w:r>
+      <w:proofErr w:type="spellEnd"/>
+      <w:proofErr w:type="gramEnd"/>
+      <w:r>
+        <w:rPr>
+          <w:sz w:val="28"/>
+          <w:szCs w:val="24"/>
+          <w:lang w:val="en-US"/>
+        </w:rPr>
+        <w:t>&gt;</w:t>
+      </w:r>
+    </w:p>
+    <w:p>
+      <w:pPr>
+        <w:tabs>
+          <w:tab w:val="left" w:pos="1560"/>
+        </w:tabs>
+        <w:rPr>
+          <w:sz w:val="28"/>
+          <w:szCs w:val="24"/>
+          <w:lang w:val="en-US"/>
+        </w:rPr>
+      </w:pPr>
       <w:r>
         <w:rPr>
           <w:sz w:val="28"/>
@@ -10713,20 +11286,7 @@
           <w:lang w:val="en-US"/>
         </w:rPr>
         <w:tab/>
-        <w:t>&lt;/tr&gt;</w:t>
-      </w:r>
-    </w:p>
-    <w:p>
-      <w:pPr>
-        <w:tabs>
-          <w:tab w:val="left" w:pos="1560"/>
-        </w:tabs>
-        <w:rPr>
-          <w:sz w:val="28"/>
-          <w:szCs w:val="24"/>
-          <w:lang w:val="en-US"/>
-        </w:rPr>
-      </w:pPr>
+      </w:r>
       <w:r>
         <w:rPr>
           <w:sz w:val="28"/>
@@ -10734,6 +11294,27 @@
           <w:lang w:val="en-US"/>
         </w:rPr>
         <w:tab/>
+        <w:t>&lt;</w:t>
+      </w:r>
+      <w:proofErr w:type="spellStart"/>
+      <w:proofErr w:type="gramStart"/>
+      <w:r>
+        <w:rPr>
+          <w:sz w:val="28"/>
+          <w:szCs w:val="24"/>
+          <w:lang w:val="en-US"/>
+        </w:rPr>
+        <w:t>tr</w:t>
+      </w:r>
+      <w:proofErr w:type="spellEnd"/>
+      <w:proofErr w:type="gramEnd"/>
+      <w:r>
+        <w:rPr>
+          <w:sz w:val="28"/>
+          <w:szCs w:val="24"/>
+          <w:lang w:val="en-US"/>
+        </w:rPr>
+        <w:t>&gt;</w:t>
       </w:r>
       <w:r>
         <w:rPr>
@@ -10742,7 +11323,6 @@
           <w:lang w:val="en-US"/>
         </w:rPr>
         <w:tab/>
-        <w:t>&lt;tr&gt;</w:t>
       </w:r>
     </w:p>
     <w:p>
@@ -10779,7 +11359,43 @@
           <w:lang w:val="en-US"/>
         </w:rPr>
         <w:tab/>
-        <w:t>&lt;td&gt;2&lt;/td&gt;</w:t>
+        <w:t>&lt;</w:t>
+      </w:r>
+      <w:proofErr w:type="gramStart"/>
+      <w:r>
+        <w:rPr>
+          <w:sz w:val="28"/>
+          <w:szCs w:val="24"/>
+          <w:lang w:val="en-US"/>
+        </w:rPr>
+        <w:t>td&gt;</w:t>
+      </w:r>
+      <w:proofErr w:type="gramEnd"/>
+      <w:r>
+        <w:rPr>
+          <w:sz w:val="28"/>
+          <w:szCs w:val="24"/>
+          <w:lang w:val="en-US"/>
+        </w:rPr>
+        <w:t>1&lt;/</w:t>
+      </w:r>
+      <w:proofErr w:type="spellStart"/>
+      <w:r>
+        <w:rPr>
+          <w:sz w:val="28"/>
+          <w:szCs w:val="24"/>
+          <w:lang w:val="en-US"/>
+        </w:rPr>
+        <w:t>th</w:t>
+      </w:r>
+      <w:proofErr w:type="spellEnd"/>
+      <w:r>
+        <w:rPr>
+          <w:sz w:val="28"/>
+          <w:szCs w:val="24"/>
+          <w:lang w:val="en-US"/>
+        </w:rPr>
+        <w:t>&gt;</w:t>
       </w:r>
     </w:p>
     <w:p>
@@ -10816,7 +11432,25 @@
           <w:lang w:val="en-US"/>
         </w:rPr>
         <w:tab/>
-        <w:t>&lt;td&gt;Infosys&lt;/td&gt;</w:t>
+        <w:t>&lt;</w:t>
+      </w:r>
+      <w:proofErr w:type="gramStart"/>
+      <w:r>
+        <w:rPr>
+          <w:sz w:val="28"/>
+          <w:szCs w:val="24"/>
+          <w:lang w:val="en-US"/>
+        </w:rPr>
+        <w:t>td&gt;</w:t>
+      </w:r>
+      <w:proofErr w:type="gramEnd"/>
+      <w:r>
+        <w:rPr>
+          <w:sz w:val="28"/>
+          <w:szCs w:val="24"/>
+          <w:lang w:val="en-US"/>
+        </w:rPr>
+        <w:t>Star Agile&lt;/td&gt;</w:t>
       </w:r>
     </w:p>
     <w:p>
@@ -10845,7 +11479,27 @@
           <w:lang w:val="en-US"/>
         </w:rPr>
         <w:tab/>
-        <w:t>&lt;/tr&gt;</w:t>
+        <w:t>&lt;/</w:t>
+      </w:r>
+      <w:proofErr w:type="spellStart"/>
+      <w:proofErr w:type="gramStart"/>
+      <w:r>
+        <w:rPr>
+          <w:sz w:val="28"/>
+          <w:szCs w:val="24"/>
+          <w:lang w:val="en-US"/>
+        </w:rPr>
+        <w:t>tr</w:t>
+      </w:r>
+      <w:proofErr w:type="spellEnd"/>
+      <w:proofErr w:type="gramEnd"/>
+      <w:r>
+        <w:rPr>
+          <w:sz w:val="28"/>
+          <w:szCs w:val="24"/>
+          <w:lang w:val="en-US"/>
+        </w:rPr>
+        <w:t>&gt;</w:t>
       </w:r>
     </w:p>
     <w:p>
@@ -10866,7 +11520,233 @@
           <w:lang w:val="en-US"/>
         </w:rPr>
         <w:tab/>
-        <w:t>&lt;/tbody&gt;</w:t>
+      </w:r>
+      <w:r>
+        <w:rPr>
+          <w:sz w:val="28"/>
+          <w:szCs w:val="24"/>
+          <w:lang w:val="en-US"/>
+        </w:rPr>
+        <w:tab/>
+        <w:t>&lt;</w:t>
+      </w:r>
+      <w:proofErr w:type="spellStart"/>
+      <w:proofErr w:type="gramStart"/>
+      <w:r>
+        <w:rPr>
+          <w:sz w:val="28"/>
+          <w:szCs w:val="24"/>
+          <w:lang w:val="en-US"/>
+        </w:rPr>
+        <w:t>tr</w:t>
+      </w:r>
+      <w:proofErr w:type="spellEnd"/>
+      <w:proofErr w:type="gramEnd"/>
+      <w:r>
+        <w:rPr>
+          <w:sz w:val="28"/>
+          <w:szCs w:val="24"/>
+          <w:lang w:val="en-US"/>
+        </w:rPr>
+        <w:t>&gt;</w:t>
+      </w:r>
+    </w:p>
+    <w:p>
+      <w:pPr>
+        <w:tabs>
+          <w:tab w:val="left" w:pos="1560"/>
+        </w:tabs>
+        <w:rPr>
+          <w:sz w:val="28"/>
+          <w:szCs w:val="24"/>
+          <w:lang w:val="en-US"/>
+        </w:rPr>
+      </w:pPr>
+      <w:r>
+        <w:rPr>
+          <w:sz w:val="28"/>
+          <w:szCs w:val="24"/>
+          <w:lang w:val="en-US"/>
+        </w:rPr>
+        <w:tab/>
+      </w:r>
+      <w:r>
+        <w:rPr>
+          <w:sz w:val="28"/>
+          <w:szCs w:val="24"/>
+          <w:lang w:val="en-US"/>
+        </w:rPr>
+        <w:tab/>
+      </w:r>
+      <w:r>
+        <w:rPr>
+          <w:sz w:val="28"/>
+          <w:szCs w:val="24"/>
+          <w:lang w:val="en-US"/>
+        </w:rPr>
+        <w:tab/>
+        <w:t>&lt;</w:t>
+      </w:r>
+      <w:proofErr w:type="gramStart"/>
+      <w:r>
+        <w:rPr>
+          <w:sz w:val="28"/>
+          <w:szCs w:val="24"/>
+          <w:lang w:val="en-US"/>
+        </w:rPr>
+        <w:t>td&gt;</w:t>
+      </w:r>
+      <w:proofErr w:type="gramEnd"/>
+      <w:r>
+        <w:rPr>
+          <w:sz w:val="28"/>
+          <w:szCs w:val="24"/>
+          <w:lang w:val="en-US"/>
+        </w:rPr>
+        <w:t>2&lt;/td&gt;</w:t>
+      </w:r>
+    </w:p>
+    <w:p>
+      <w:pPr>
+        <w:tabs>
+          <w:tab w:val="left" w:pos="1560"/>
+        </w:tabs>
+        <w:rPr>
+          <w:sz w:val="28"/>
+          <w:szCs w:val="24"/>
+          <w:lang w:val="en-US"/>
+        </w:rPr>
+      </w:pPr>
+      <w:r>
+        <w:rPr>
+          <w:sz w:val="28"/>
+          <w:szCs w:val="24"/>
+          <w:lang w:val="en-US"/>
+        </w:rPr>
+        <w:tab/>
+      </w:r>
+      <w:r>
+        <w:rPr>
+          <w:sz w:val="28"/>
+          <w:szCs w:val="24"/>
+          <w:lang w:val="en-US"/>
+        </w:rPr>
+        <w:tab/>
+      </w:r>
+      <w:r>
+        <w:rPr>
+          <w:sz w:val="28"/>
+          <w:szCs w:val="24"/>
+          <w:lang w:val="en-US"/>
+        </w:rPr>
+        <w:tab/>
+        <w:t>&lt;</w:t>
+      </w:r>
+      <w:proofErr w:type="gramStart"/>
+      <w:r>
+        <w:rPr>
+          <w:sz w:val="28"/>
+          <w:szCs w:val="24"/>
+          <w:lang w:val="en-US"/>
+        </w:rPr>
+        <w:t>td&gt;</w:t>
+      </w:r>
+      <w:proofErr w:type="gramEnd"/>
+      <w:r>
+        <w:rPr>
+          <w:sz w:val="28"/>
+          <w:szCs w:val="24"/>
+          <w:lang w:val="en-US"/>
+        </w:rPr>
+        <w:t>Infosys&lt;/td&gt;</w:t>
+      </w:r>
+    </w:p>
+    <w:p>
+      <w:pPr>
+        <w:tabs>
+          <w:tab w:val="left" w:pos="1560"/>
+        </w:tabs>
+        <w:rPr>
+          <w:sz w:val="28"/>
+          <w:szCs w:val="24"/>
+          <w:lang w:val="en-US"/>
+        </w:rPr>
+      </w:pPr>
+      <w:r>
+        <w:rPr>
+          <w:sz w:val="28"/>
+          <w:szCs w:val="24"/>
+          <w:lang w:val="en-US"/>
+        </w:rPr>
+        <w:tab/>
+      </w:r>
+      <w:r>
+        <w:rPr>
+          <w:sz w:val="28"/>
+          <w:szCs w:val="24"/>
+          <w:lang w:val="en-US"/>
+        </w:rPr>
+        <w:tab/>
+        <w:t>&lt;/</w:t>
+      </w:r>
+      <w:proofErr w:type="spellStart"/>
+      <w:proofErr w:type="gramStart"/>
+      <w:r>
+        <w:rPr>
+          <w:sz w:val="28"/>
+          <w:szCs w:val="24"/>
+          <w:lang w:val="en-US"/>
+        </w:rPr>
+        <w:t>tr</w:t>
+      </w:r>
+      <w:proofErr w:type="spellEnd"/>
+      <w:proofErr w:type="gramEnd"/>
+      <w:r>
+        <w:rPr>
+          <w:sz w:val="28"/>
+          <w:szCs w:val="24"/>
+          <w:lang w:val="en-US"/>
+        </w:rPr>
+        <w:t>&gt;</w:t>
+      </w:r>
+    </w:p>
+    <w:p>
+      <w:pPr>
+        <w:tabs>
+          <w:tab w:val="left" w:pos="1560"/>
+        </w:tabs>
+        <w:rPr>
+          <w:sz w:val="28"/>
+          <w:szCs w:val="24"/>
+          <w:lang w:val="en-US"/>
+        </w:rPr>
+      </w:pPr>
+      <w:r>
+        <w:rPr>
+          <w:sz w:val="28"/>
+          <w:szCs w:val="24"/>
+          <w:lang w:val="en-US"/>
+        </w:rPr>
+        <w:tab/>
+        <w:t>&lt;/</w:t>
+      </w:r>
+      <w:proofErr w:type="spellStart"/>
+      <w:r>
+        <w:rPr>
+          <w:sz w:val="28"/>
+          <w:szCs w:val="24"/>
+          <w:lang w:val="en-US"/>
+        </w:rPr>
+        <w:t>tbody</w:t>
+      </w:r>
+      <w:proofErr w:type="spellEnd"/>
+      <w:r>
+        <w:rPr>
+          <w:sz w:val="28"/>
+          <w:szCs w:val="24"/>
+          <w:lang w:val="en-US"/>
+        </w:rPr>
+        <w:t>&gt;</w:t>
       </w:r>
     </w:p>
     <w:p>
@@ -10972,7 +11852,25 @@
           <w:szCs w:val="24"/>
           <w:lang w:val="en-US"/>
         </w:rPr>
-        <w:t>For uploading any file just call .sendKeys() on the control and pass the file name along with path as a parameter.</w:t>
+        <w:t>For uploading any file just call .</w:t>
+      </w:r>
+      <w:proofErr w:type="gramStart"/>
+      <w:r>
+        <w:rPr>
+          <w:sz w:val="28"/>
+          <w:szCs w:val="24"/>
+          <w:lang w:val="en-US"/>
+        </w:rPr>
+        <w:t>sendKeys(</w:t>
+      </w:r>
+      <w:proofErr w:type="gramEnd"/>
+      <w:r>
+        <w:rPr>
+          <w:sz w:val="28"/>
+          <w:szCs w:val="24"/>
+          <w:lang w:val="en-US"/>
+        </w:rPr>
+        <w:t>) on the control and pass the file name along with path as a parameter.</w:t>
       </w:r>
     </w:p>
     <w:p>
@@ -11245,7 +12143,6 @@
           <w:szCs w:val="24"/>
           <w:lang w:val="en-US"/>
         </w:rPr>
-        <w:lastRenderedPageBreak/>
         <w:t>If alert is present you are not allowed to perform any action on the page.</w:t>
       </w:r>
     </w:p>
@@ -11448,13 +12345,33 @@
           <w:lang w:val="en-US"/>
         </w:rPr>
       </w:pPr>
-      <w:r>
-        <w:rPr>
-          <w:sz w:val="28"/>
-          <w:szCs w:val="24"/>
-          <w:lang w:val="en-US"/>
-        </w:rPr>
-        <w:t xml:space="preserve">driver.switchTo().alert() </w:t>
+      <w:proofErr w:type="spellStart"/>
+      <w:proofErr w:type="gramStart"/>
+      <w:r>
+        <w:rPr>
+          <w:sz w:val="28"/>
+          <w:szCs w:val="24"/>
+          <w:lang w:val="en-US"/>
+        </w:rPr>
+        <w:t>driver.switchTo</w:t>
+      </w:r>
+      <w:proofErr w:type="spellEnd"/>
+      <w:r>
+        <w:rPr>
+          <w:sz w:val="28"/>
+          <w:szCs w:val="24"/>
+          <w:lang w:val="en-US"/>
+        </w:rPr>
+        <w:t>(</w:t>
+      </w:r>
+      <w:proofErr w:type="gramEnd"/>
+      <w:r>
+        <w:rPr>
+          <w:sz w:val="28"/>
+          <w:szCs w:val="24"/>
+          <w:lang w:val="en-US"/>
+        </w:rPr>
+        <w:t xml:space="preserve">).alert() </w:t>
       </w:r>
       <w:r>
         <w:rPr>
@@ -11489,13 +12406,23 @@
           <w:lang w:val="en-US"/>
         </w:rPr>
       </w:pPr>
-      <w:r>
-        <w:rPr>
-          <w:sz w:val="28"/>
-          <w:szCs w:val="24"/>
-          <w:lang w:val="en-US"/>
-        </w:rPr>
-        <w:t xml:space="preserve">getText() </w:t>
+      <w:proofErr w:type="gramStart"/>
+      <w:r>
+        <w:rPr>
+          <w:sz w:val="28"/>
+          <w:szCs w:val="24"/>
+          <w:lang w:val="en-US"/>
+        </w:rPr>
+        <w:t>getText(</w:t>
+      </w:r>
+      <w:proofErr w:type="gramEnd"/>
+      <w:r>
+        <w:rPr>
+          <w:sz w:val="28"/>
+          <w:szCs w:val="24"/>
+          <w:lang w:val="en-US"/>
+        </w:rPr>
+        <w:t xml:space="preserve">) </w:t>
       </w:r>
       <w:r>
         <w:rPr>
@@ -11530,13 +12457,23 @@
           <w:lang w:val="en-US"/>
         </w:rPr>
       </w:pPr>
-      <w:r>
-        <w:rPr>
-          <w:sz w:val="28"/>
-          <w:szCs w:val="24"/>
-          <w:lang w:val="en-US"/>
-        </w:rPr>
-        <w:t xml:space="preserve">accept() </w:t>
+      <w:proofErr w:type="gramStart"/>
+      <w:r>
+        <w:rPr>
+          <w:sz w:val="28"/>
+          <w:szCs w:val="24"/>
+          <w:lang w:val="en-US"/>
+        </w:rPr>
+        <w:t>accept(</w:t>
+      </w:r>
+      <w:proofErr w:type="gramEnd"/>
+      <w:r>
+        <w:rPr>
+          <w:sz w:val="28"/>
+          <w:szCs w:val="24"/>
+          <w:lang w:val="en-US"/>
+        </w:rPr>
+        <w:t xml:space="preserve">) </w:t>
       </w:r>
       <w:r>
         <w:rPr>
@@ -11612,13 +12549,23 @@
           <w:lang w:val="en-US"/>
         </w:rPr>
       </w:pPr>
-      <w:r>
-        <w:rPr>
-          <w:sz w:val="28"/>
-          <w:szCs w:val="24"/>
-          <w:lang w:val="en-US"/>
-        </w:rPr>
-        <w:t xml:space="preserve">sendKeys() </w:t>
+      <w:proofErr w:type="gramStart"/>
+      <w:r>
+        <w:rPr>
+          <w:sz w:val="28"/>
+          <w:szCs w:val="24"/>
+          <w:lang w:val="en-US"/>
+        </w:rPr>
+        <w:t>sendKeys(</w:t>
+      </w:r>
+      <w:proofErr w:type="gramEnd"/>
+      <w:r>
+        <w:rPr>
+          <w:sz w:val="28"/>
+          <w:szCs w:val="24"/>
+          <w:lang w:val="en-US"/>
+        </w:rPr>
+        <w:t xml:space="preserve">) </w:t>
       </w:r>
       <w:r>
         <w:rPr>
@@ -11868,13 +12815,23 @@
           <w:lang w:val="en-US"/>
         </w:rPr>
       </w:pPr>
-      <w:r>
-        <w:rPr>
-          <w:sz w:val="28"/>
-          <w:szCs w:val="24"/>
-          <w:lang w:val="en-US"/>
-        </w:rPr>
-        <w:t xml:space="preserve">moveToElement() </w:t>
+      <w:proofErr w:type="gramStart"/>
+      <w:r>
+        <w:rPr>
+          <w:sz w:val="28"/>
+          <w:szCs w:val="24"/>
+          <w:lang w:val="en-US"/>
+        </w:rPr>
+        <w:t>moveToElement(</w:t>
+      </w:r>
+      <w:proofErr w:type="gramEnd"/>
+      <w:r>
+        <w:rPr>
+          <w:sz w:val="28"/>
+          <w:szCs w:val="24"/>
+          <w:lang w:val="en-US"/>
+        </w:rPr>
+        <w:t xml:space="preserve">) </w:t>
       </w:r>
       <w:r>
         <w:rPr>
@@ -11909,13 +12866,23 @@
           <w:lang w:val="en-US"/>
         </w:rPr>
       </w:pPr>
-      <w:r>
-        <w:rPr>
-          <w:sz w:val="28"/>
-          <w:szCs w:val="24"/>
-          <w:lang w:val="en-US"/>
-        </w:rPr>
-        <w:t xml:space="preserve">perform() </w:t>
+      <w:proofErr w:type="gramStart"/>
+      <w:r>
+        <w:rPr>
+          <w:sz w:val="28"/>
+          <w:szCs w:val="24"/>
+          <w:lang w:val="en-US"/>
+        </w:rPr>
+        <w:t>perform(</w:t>
+      </w:r>
+      <w:proofErr w:type="gramEnd"/>
+      <w:r>
+        <w:rPr>
+          <w:sz w:val="28"/>
+          <w:szCs w:val="24"/>
+          <w:lang w:val="en-US"/>
+        </w:rPr>
+        <w:t xml:space="preserve">) </w:t>
       </w:r>
       <w:r>
         <w:rPr>
@@ -11950,13 +12917,23 @@
           <w:lang w:val="en-US"/>
         </w:rPr>
       </w:pPr>
-      <w:r>
-        <w:rPr>
-          <w:sz w:val="28"/>
-          <w:szCs w:val="24"/>
-          <w:lang w:val="en-US"/>
-        </w:rPr>
-        <w:t xml:space="preserve">contextClick() </w:t>
+      <w:proofErr w:type="gramStart"/>
+      <w:r>
+        <w:rPr>
+          <w:sz w:val="28"/>
+          <w:szCs w:val="24"/>
+          <w:lang w:val="en-US"/>
+        </w:rPr>
+        <w:t>contextClick(</w:t>
+      </w:r>
+      <w:proofErr w:type="gramEnd"/>
+      <w:r>
+        <w:rPr>
+          <w:sz w:val="28"/>
+          <w:szCs w:val="24"/>
+          <w:lang w:val="en-US"/>
+        </w:rPr>
+        <w:t xml:space="preserve">) </w:t>
       </w:r>
       <w:r>
         <w:rPr>
@@ -12032,13 +13009,24 @@
           <w:lang w:val="en-US"/>
         </w:rPr>
       </w:pPr>
-      <w:r>
-        <w:rPr>
-          <w:sz w:val="28"/>
-          <w:szCs w:val="24"/>
-          <w:lang w:val="en-US"/>
-        </w:rPr>
-        <w:t xml:space="preserve">dragAndDrop() </w:t>
+      <w:proofErr w:type="gramStart"/>
+      <w:r>
+        <w:rPr>
+          <w:sz w:val="28"/>
+          <w:szCs w:val="24"/>
+          <w:lang w:val="en-US"/>
+        </w:rPr>
+        <w:lastRenderedPageBreak/>
+        <w:t>dragAndDrop(</w:t>
+      </w:r>
+      <w:proofErr w:type="gramEnd"/>
+      <w:r>
+        <w:rPr>
+          <w:sz w:val="28"/>
+          <w:szCs w:val="24"/>
+          <w:lang w:val="en-US"/>
+        </w:rPr>
+        <w:t xml:space="preserve">) </w:t>
       </w:r>
       <w:r>
         <w:rPr>
@@ -12073,13 +13061,23 @@
           <w:lang w:val="en-US"/>
         </w:rPr>
       </w:pPr>
-      <w:r>
-        <w:rPr>
-          <w:sz w:val="28"/>
-          <w:szCs w:val="24"/>
-          <w:lang w:val="en-US"/>
-        </w:rPr>
-        <w:t xml:space="preserve">dragAndDropBy() </w:t>
+      <w:proofErr w:type="gramStart"/>
+      <w:r>
+        <w:rPr>
+          <w:sz w:val="28"/>
+          <w:szCs w:val="24"/>
+          <w:lang w:val="en-US"/>
+        </w:rPr>
+        <w:t>dragAndDropBy(</w:t>
+      </w:r>
+      <w:proofErr w:type="gramEnd"/>
+      <w:r>
+        <w:rPr>
+          <w:sz w:val="28"/>
+          <w:szCs w:val="24"/>
+          <w:lang w:val="en-US"/>
+        </w:rPr>
+        <w:t xml:space="preserve">) </w:t>
       </w:r>
       <w:r>
         <w:rPr>
@@ -16992,31 +17990,31 @@
     </dgm:pt>
   </dgm:ptLst>
   <dgm:cxnLst>
-    <dgm:cxn modelId="{14CB4B3B-77CB-445B-BFDF-B91F1B465E36}" type="presOf" srcId="{49728974-DA1C-46AA-A2B0-D3394453E5CC}" destId="{CF1E89C8-AA78-4B1C-8D7C-AA8E38C034CE}" srcOrd="0" destOrd="0" presId="urn:microsoft.com/office/officeart/2005/8/layout/process1"/>
-    <dgm:cxn modelId="{65D2344B-F6C7-41EF-A972-CADFA4D79DFD}" type="presOf" srcId="{66AF4BFC-0875-4B90-9E82-F0F301500281}" destId="{A0BD6892-BF4E-4D26-B32D-4AC8D13032DE}" srcOrd="1" destOrd="0" presId="urn:microsoft.com/office/officeart/2005/8/layout/process1"/>
-    <dgm:cxn modelId="{173FE993-6D8F-41A5-A0A9-119C22689F0A}" type="presOf" srcId="{E9687206-84AC-4F83-A6A2-9EFDC3ABD0FB}" destId="{72E9BEC7-D7FE-4BD7-BACA-0668A095A9EF}" srcOrd="0" destOrd="0" presId="urn:microsoft.com/office/officeart/2005/8/layout/process1"/>
     <dgm:cxn modelId="{4E00299D-3BDF-41B7-A234-E37BB604D85F}" srcId="{252D6598-1225-44AB-8AAB-B516106B59E1}" destId="{49728974-DA1C-46AA-A2B0-D3394453E5CC}" srcOrd="1" destOrd="0" parTransId="{2F909F4C-E59D-48F8-B67A-5D6A03CEBAEE}" sibTransId="{E9687206-84AC-4F83-A6A2-9EFDC3ABD0FB}"/>
-    <dgm:cxn modelId="{27A83B47-4192-4E74-B394-DD39859EEEC7}" type="presOf" srcId="{D8AAE93C-983F-46D6-ABF6-FC8E801A362E}" destId="{449D7EB5-0D9D-4DAC-B391-FB2402C39ABC}" srcOrd="0" destOrd="0" presId="urn:microsoft.com/office/officeart/2005/8/layout/process1"/>
-    <dgm:cxn modelId="{769FE2D6-BC65-410A-8B1E-87EA7BFCD669}" type="presOf" srcId="{66AF4BFC-0875-4B90-9E82-F0F301500281}" destId="{09BDDF38-02A3-46F0-94CF-D671EECCB993}" srcOrd="0" destOrd="0" presId="urn:microsoft.com/office/officeart/2005/8/layout/process1"/>
+    <dgm:cxn modelId="{5C94AE4A-33A4-438A-B6E9-D0DDFD8F16C5}" type="presOf" srcId="{D8AAE93C-983F-46D6-ABF6-FC8E801A362E}" destId="{449D7EB5-0D9D-4DAC-B391-FB2402C39ABC}" srcOrd="0" destOrd="0" presId="urn:microsoft.com/office/officeart/2005/8/layout/process1"/>
+    <dgm:cxn modelId="{BE9B09F4-A534-4CF7-90C2-8A82BB98EA5A}" type="presOf" srcId="{66AF4BFC-0875-4B90-9E82-F0F301500281}" destId="{A0BD6892-BF4E-4D26-B32D-4AC8D13032DE}" srcOrd="1" destOrd="0" presId="urn:microsoft.com/office/officeart/2005/8/layout/process1"/>
+    <dgm:cxn modelId="{A8F92911-3439-48AA-8D1F-166B39F0022E}" type="presOf" srcId="{363330DA-09EC-450B-A72E-6DA34D1AB715}" destId="{37E28D18-C070-47FF-8301-A041A91EDEF2}" srcOrd="0" destOrd="0" presId="urn:microsoft.com/office/officeart/2005/8/layout/process1"/>
+    <dgm:cxn modelId="{269E2063-D5E2-483B-9E64-5E23971BDA6A}" type="presOf" srcId="{252D6598-1225-44AB-8AAB-B516106B59E1}" destId="{2446BD26-396F-420D-B091-265286D97786}" srcOrd="0" destOrd="0" presId="urn:microsoft.com/office/officeart/2005/8/layout/process1"/>
     <dgm:cxn modelId="{2659B5CA-FCEC-47A0-A347-15E4CED75EE1}" srcId="{252D6598-1225-44AB-8AAB-B516106B59E1}" destId="{30AFFC78-5808-45ED-AAC6-491EC3980094}" srcOrd="0" destOrd="0" parTransId="{15AA4179-7B4E-411C-A1D6-081E6042F5DA}" sibTransId="{6C124C00-0E2C-42A5-B356-FCFE12C422EE}"/>
-    <dgm:cxn modelId="{63716531-F17A-4FF1-A094-CE34D67CAA95}" type="presOf" srcId="{6C124C00-0E2C-42A5-B356-FCFE12C422EE}" destId="{A5E00DF4-BEC8-4A62-B851-2A7F83FC9D35}" srcOrd="0" destOrd="0" presId="urn:microsoft.com/office/officeart/2005/8/layout/process1"/>
-    <dgm:cxn modelId="{435DC167-E9A5-4C08-A36E-A6C52F8B080B}" type="presOf" srcId="{30AFFC78-5808-45ED-AAC6-491EC3980094}" destId="{F266C578-88AA-4EC2-8142-53A5B6139B0D}" srcOrd="0" destOrd="0" presId="urn:microsoft.com/office/officeart/2005/8/layout/process1"/>
-    <dgm:cxn modelId="{4841F898-52D6-451D-9C0D-A51C6C8038C2}" type="presOf" srcId="{E9687206-84AC-4F83-A6A2-9EFDC3ABD0FB}" destId="{6E444586-2D87-4F9A-9400-F626352FE57E}" srcOrd="1" destOrd="0" presId="urn:microsoft.com/office/officeart/2005/8/layout/process1"/>
-    <dgm:cxn modelId="{C5E8CA31-5EB3-40A4-805A-0FE6142B566A}" type="presOf" srcId="{363330DA-09EC-450B-A72E-6DA34D1AB715}" destId="{37E28D18-C070-47FF-8301-A041A91EDEF2}" srcOrd="0" destOrd="0" presId="urn:microsoft.com/office/officeart/2005/8/layout/process1"/>
+    <dgm:cxn modelId="{C2E600E0-0804-4D27-AC28-8ACCDC80C448}" type="presOf" srcId="{E9687206-84AC-4F83-A6A2-9EFDC3ABD0FB}" destId="{72E9BEC7-D7FE-4BD7-BACA-0668A095A9EF}" srcOrd="0" destOrd="0" presId="urn:microsoft.com/office/officeart/2005/8/layout/process1"/>
+    <dgm:cxn modelId="{1370E896-7396-40AB-8960-FD76F3A7BFF1}" type="presOf" srcId="{30AFFC78-5808-45ED-AAC6-491EC3980094}" destId="{F266C578-88AA-4EC2-8142-53A5B6139B0D}" srcOrd="0" destOrd="0" presId="urn:microsoft.com/office/officeart/2005/8/layout/process1"/>
+    <dgm:cxn modelId="{9614103E-FBE5-458B-A99B-601782064AF0}" type="presOf" srcId="{66AF4BFC-0875-4B90-9E82-F0F301500281}" destId="{09BDDF38-02A3-46F0-94CF-D671EECCB993}" srcOrd="0" destOrd="0" presId="urn:microsoft.com/office/officeart/2005/8/layout/process1"/>
     <dgm:cxn modelId="{8BADACC1-11B7-4449-8CEF-27159F593338}" srcId="{252D6598-1225-44AB-8AAB-B516106B59E1}" destId="{D8AAE93C-983F-46D6-ABF6-FC8E801A362E}" srcOrd="3" destOrd="0" parTransId="{E327365F-F469-481B-89E5-1C83ABC9E692}" sibTransId="{B97F4576-B840-4726-92AE-9C44A7C27E74}"/>
     <dgm:cxn modelId="{D0AB89FD-DD46-4E02-92EC-A604D66D139C}" srcId="{252D6598-1225-44AB-8AAB-B516106B59E1}" destId="{363330DA-09EC-450B-A72E-6DA34D1AB715}" srcOrd="2" destOrd="0" parTransId="{560647A9-7192-429E-B7E3-DFDF675B6572}" sibTransId="{66AF4BFC-0875-4B90-9E82-F0F301500281}"/>
-    <dgm:cxn modelId="{CF3C80A4-BC30-4DBA-848F-19C97DB5143D}" type="presOf" srcId="{252D6598-1225-44AB-8AAB-B516106B59E1}" destId="{2446BD26-396F-420D-B091-265286D97786}" srcOrd="0" destOrd="0" presId="urn:microsoft.com/office/officeart/2005/8/layout/process1"/>
-    <dgm:cxn modelId="{EAD8DF4C-442C-4188-A434-E3138AC3E90C}" type="presOf" srcId="{6C124C00-0E2C-42A5-B356-FCFE12C422EE}" destId="{AEA95148-3CF9-4188-ACFA-34C472C532BE}" srcOrd="1" destOrd="0" presId="urn:microsoft.com/office/officeart/2005/8/layout/process1"/>
-    <dgm:cxn modelId="{DB934F5D-E894-475D-87BC-AD6D0667D527}" type="presParOf" srcId="{2446BD26-396F-420D-B091-265286D97786}" destId="{F266C578-88AA-4EC2-8142-53A5B6139B0D}" srcOrd="0" destOrd="0" presId="urn:microsoft.com/office/officeart/2005/8/layout/process1"/>
-    <dgm:cxn modelId="{EBCA74F5-FD71-42C8-B98A-CD2444BE990F}" type="presParOf" srcId="{2446BD26-396F-420D-B091-265286D97786}" destId="{A5E00DF4-BEC8-4A62-B851-2A7F83FC9D35}" srcOrd="1" destOrd="0" presId="urn:microsoft.com/office/officeart/2005/8/layout/process1"/>
-    <dgm:cxn modelId="{02A5A4CC-282E-46E5-8D8B-749E187FA049}" type="presParOf" srcId="{A5E00DF4-BEC8-4A62-B851-2A7F83FC9D35}" destId="{AEA95148-3CF9-4188-ACFA-34C472C532BE}" srcOrd="0" destOrd="0" presId="urn:microsoft.com/office/officeart/2005/8/layout/process1"/>
-    <dgm:cxn modelId="{2E73573A-CDC1-4D43-BAED-00E7CFFB86BE}" type="presParOf" srcId="{2446BD26-396F-420D-B091-265286D97786}" destId="{CF1E89C8-AA78-4B1C-8D7C-AA8E38C034CE}" srcOrd="2" destOrd="0" presId="urn:microsoft.com/office/officeart/2005/8/layout/process1"/>
-    <dgm:cxn modelId="{A75422E3-4CFF-405D-BEB5-F9FD9997BDD2}" type="presParOf" srcId="{2446BD26-396F-420D-B091-265286D97786}" destId="{72E9BEC7-D7FE-4BD7-BACA-0668A095A9EF}" srcOrd="3" destOrd="0" presId="urn:microsoft.com/office/officeart/2005/8/layout/process1"/>
-    <dgm:cxn modelId="{570C15D1-8A99-4B4A-B2B2-2E356DE7987E}" type="presParOf" srcId="{72E9BEC7-D7FE-4BD7-BACA-0668A095A9EF}" destId="{6E444586-2D87-4F9A-9400-F626352FE57E}" srcOrd="0" destOrd="0" presId="urn:microsoft.com/office/officeart/2005/8/layout/process1"/>
-    <dgm:cxn modelId="{A3617A6C-73E6-4F30-8889-F66D3199E498}" type="presParOf" srcId="{2446BD26-396F-420D-B091-265286D97786}" destId="{37E28D18-C070-47FF-8301-A041A91EDEF2}" srcOrd="4" destOrd="0" presId="urn:microsoft.com/office/officeart/2005/8/layout/process1"/>
-    <dgm:cxn modelId="{0E497223-89B6-47B3-8DED-CD01FFFCFBAA}" type="presParOf" srcId="{2446BD26-396F-420D-B091-265286D97786}" destId="{09BDDF38-02A3-46F0-94CF-D671EECCB993}" srcOrd="5" destOrd="0" presId="urn:microsoft.com/office/officeart/2005/8/layout/process1"/>
-    <dgm:cxn modelId="{5BBC6B29-F178-4621-B619-7EA3FE5DBAEF}" type="presParOf" srcId="{09BDDF38-02A3-46F0-94CF-D671EECCB993}" destId="{A0BD6892-BF4E-4D26-B32D-4AC8D13032DE}" srcOrd="0" destOrd="0" presId="urn:microsoft.com/office/officeart/2005/8/layout/process1"/>
-    <dgm:cxn modelId="{2C4FF7FF-46EA-4DAA-B99A-CFB6FEE27271}" type="presParOf" srcId="{2446BD26-396F-420D-B091-265286D97786}" destId="{449D7EB5-0D9D-4DAC-B391-FB2402C39ABC}" srcOrd="6" destOrd="0" presId="urn:microsoft.com/office/officeart/2005/8/layout/process1"/>
+    <dgm:cxn modelId="{34BB5F97-96B2-4F80-A034-16F9B3CE6741}" type="presOf" srcId="{6C124C00-0E2C-42A5-B356-FCFE12C422EE}" destId="{A5E00DF4-BEC8-4A62-B851-2A7F83FC9D35}" srcOrd="0" destOrd="0" presId="urn:microsoft.com/office/officeart/2005/8/layout/process1"/>
+    <dgm:cxn modelId="{6F781189-FB63-4213-8E97-CFFD178BCDF8}" type="presOf" srcId="{E9687206-84AC-4F83-A6A2-9EFDC3ABD0FB}" destId="{6E444586-2D87-4F9A-9400-F626352FE57E}" srcOrd="1" destOrd="0" presId="urn:microsoft.com/office/officeart/2005/8/layout/process1"/>
+    <dgm:cxn modelId="{BFE6BFAC-1E5F-4484-8A85-C387FDB5B876}" type="presOf" srcId="{6C124C00-0E2C-42A5-B356-FCFE12C422EE}" destId="{AEA95148-3CF9-4188-ACFA-34C472C532BE}" srcOrd="1" destOrd="0" presId="urn:microsoft.com/office/officeart/2005/8/layout/process1"/>
+    <dgm:cxn modelId="{50F9DE01-316F-4340-8141-3F1C1F7CD5A6}" type="presOf" srcId="{49728974-DA1C-46AA-A2B0-D3394453E5CC}" destId="{CF1E89C8-AA78-4B1C-8D7C-AA8E38C034CE}" srcOrd="0" destOrd="0" presId="urn:microsoft.com/office/officeart/2005/8/layout/process1"/>
+    <dgm:cxn modelId="{ED894256-6620-42AD-8A0E-C9FD70B6524E}" type="presParOf" srcId="{2446BD26-396F-420D-B091-265286D97786}" destId="{F266C578-88AA-4EC2-8142-53A5B6139B0D}" srcOrd="0" destOrd="0" presId="urn:microsoft.com/office/officeart/2005/8/layout/process1"/>
+    <dgm:cxn modelId="{5938B0D0-ED11-432B-A8BA-BF90925FE570}" type="presParOf" srcId="{2446BD26-396F-420D-B091-265286D97786}" destId="{A5E00DF4-BEC8-4A62-B851-2A7F83FC9D35}" srcOrd="1" destOrd="0" presId="urn:microsoft.com/office/officeart/2005/8/layout/process1"/>
+    <dgm:cxn modelId="{1E0DA394-F9FC-4DAC-AF82-DB15CC81E2C3}" type="presParOf" srcId="{A5E00DF4-BEC8-4A62-B851-2A7F83FC9D35}" destId="{AEA95148-3CF9-4188-ACFA-34C472C532BE}" srcOrd="0" destOrd="0" presId="urn:microsoft.com/office/officeart/2005/8/layout/process1"/>
+    <dgm:cxn modelId="{1B87A7A6-B7B4-4738-843C-F0D68BB75E44}" type="presParOf" srcId="{2446BD26-396F-420D-B091-265286D97786}" destId="{CF1E89C8-AA78-4B1C-8D7C-AA8E38C034CE}" srcOrd="2" destOrd="0" presId="urn:microsoft.com/office/officeart/2005/8/layout/process1"/>
+    <dgm:cxn modelId="{8D68A0BB-87EB-4E41-AA97-8A0F5ADA39F5}" type="presParOf" srcId="{2446BD26-396F-420D-B091-265286D97786}" destId="{72E9BEC7-D7FE-4BD7-BACA-0668A095A9EF}" srcOrd="3" destOrd="0" presId="urn:microsoft.com/office/officeart/2005/8/layout/process1"/>
+    <dgm:cxn modelId="{DFC781D7-650E-42F0-9A2E-58BF7DADA9D0}" type="presParOf" srcId="{72E9BEC7-D7FE-4BD7-BACA-0668A095A9EF}" destId="{6E444586-2D87-4F9A-9400-F626352FE57E}" srcOrd="0" destOrd="0" presId="urn:microsoft.com/office/officeart/2005/8/layout/process1"/>
+    <dgm:cxn modelId="{5B01372F-D71F-4D0A-A3F9-94C283E05E07}" type="presParOf" srcId="{2446BD26-396F-420D-B091-265286D97786}" destId="{37E28D18-C070-47FF-8301-A041A91EDEF2}" srcOrd="4" destOrd="0" presId="urn:microsoft.com/office/officeart/2005/8/layout/process1"/>
+    <dgm:cxn modelId="{3419B6AF-BDD8-46E8-847E-38BC5FE81310}" type="presParOf" srcId="{2446BD26-396F-420D-B091-265286D97786}" destId="{09BDDF38-02A3-46F0-94CF-D671EECCB993}" srcOrd="5" destOrd="0" presId="urn:microsoft.com/office/officeart/2005/8/layout/process1"/>
+    <dgm:cxn modelId="{25882A9E-8384-4F76-B81B-747E4D104851}" type="presParOf" srcId="{09BDDF38-02A3-46F0-94CF-D671EECCB993}" destId="{A0BD6892-BF4E-4D26-B32D-4AC8D13032DE}" srcOrd="0" destOrd="0" presId="urn:microsoft.com/office/officeart/2005/8/layout/process1"/>
+    <dgm:cxn modelId="{544ACD99-5589-4B23-9A9D-998DC3BDC76E}" type="presParOf" srcId="{2446BD26-396F-420D-B091-265286D97786}" destId="{449D7EB5-0D9D-4DAC-B391-FB2402C39ABC}" srcOrd="6" destOrd="0" presId="urn:microsoft.com/office/officeart/2005/8/layout/process1"/>
   </dgm:cxnLst>
   <dgm:bg/>
   <dgm:whole/>

--- a/Notes_SA2512006.docx
+++ b/Notes_SA2512006.docx
@@ -669,23 +669,13 @@
           <w:lang w:val="en-US"/>
         </w:rPr>
       </w:pPr>
-      <w:proofErr w:type="spellStart"/>
-      <w:r>
-        <w:rPr>
-          <w:sz w:val="28"/>
-          <w:szCs w:val="24"/>
-          <w:lang w:val="en-US"/>
-        </w:rPr>
-        <w:t>Thread.sleep</w:t>
-      </w:r>
-      <w:proofErr w:type="spellEnd"/>
-      <w:r>
-        <w:rPr>
-          <w:sz w:val="28"/>
-          <w:szCs w:val="24"/>
-          <w:lang w:val="en-US"/>
-        </w:rPr>
-        <w:t>()</w:t>
+      <w:r>
+        <w:rPr>
+          <w:sz w:val="28"/>
+          <w:szCs w:val="24"/>
+          <w:lang w:val="en-US"/>
+        </w:rPr>
+        <w:t>Thread.sleep()</w:t>
       </w:r>
     </w:p>
     <w:p>
@@ -5032,7 +5022,6 @@
           <w:lang w:val="en-US"/>
         </w:rPr>
       </w:pPr>
-      <w:proofErr w:type="spellStart"/>
       <w:r>
         <w:rPr>
           <w:sz w:val="28"/>
@@ -5041,7 +5030,6 @@
         </w:rPr>
         <w:t>YourName_SeleniumDemos</w:t>
       </w:r>
-      <w:proofErr w:type="spellEnd"/>
     </w:p>
     <w:p>
       <w:pPr>
@@ -5090,25 +5078,7 @@
           <w:szCs w:val="24"/>
           <w:lang w:val="en-US"/>
         </w:rPr>
-        <w:t xml:space="preserve">Launch </w:t>
-      </w:r>
-      <w:proofErr w:type="spellStart"/>
-      <w:r>
-        <w:rPr>
-          <w:sz w:val="28"/>
-          <w:szCs w:val="24"/>
-          <w:lang w:val="en-US"/>
-        </w:rPr>
-        <w:t>selenium.dev</w:t>
-      </w:r>
-      <w:proofErr w:type="spellEnd"/>
-      <w:r>
-        <w:rPr>
-          <w:sz w:val="28"/>
-          <w:szCs w:val="24"/>
-          <w:lang w:val="en-US"/>
-        </w:rPr>
-        <w:t xml:space="preserve"> site (Official website for Selenium)</w:t>
+        <w:t>Launch selenium.dev site (Official website for Selenium)</w:t>
       </w:r>
     </w:p>
     <w:p>
@@ -5739,18 +5709,8 @@
           <w:szCs w:val="24"/>
           <w:lang w:val="en-US"/>
         </w:rPr>
-        <w:t xml:space="preserve">Give the name </w:t>
-      </w:r>
-      <w:proofErr w:type="spellStart"/>
-      <w:r>
-        <w:rPr>
-          <w:sz w:val="28"/>
-          <w:szCs w:val="24"/>
-          <w:lang w:val="en-US"/>
-        </w:rPr>
-        <w:t>com.WebDriverDemos</w:t>
-      </w:r>
-      <w:proofErr w:type="spellEnd"/>
+        <w:t>Give the name com.WebDriverDemos</w:t>
+      </w:r>
     </w:p>
     <w:p>
       <w:pPr>
@@ -6064,18 +6024,8 @@
           <w:szCs w:val="24"/>
           <w:lang w:val="en-US"/>
         </w:rPr>
-        <w:t xml:space="preserve">Click on </w:t>
-      </w:r>
-      <w:proofErr w:type="spellStart"/>
-      <w:r>
-        <w:rPr>
-          <w:sz w:val="28"/>
-          <w:szCs w:val="24"/>
-          <w:lang w:val="en-US"/>
-        </w:rPr>
-        <w:t>Classpath</w:t>
-      </w:r>
-      <w:proofErr w:type="spellEnd"/>
+        <w:t>Click on Classpath</w:t>
+      </w:r>
     </w:p>
     <w:p>
       <w:pPr>
@@ -6350,29 +6300,7 @@
           <w:szCs w:val="28"/>
           <w:shd w:val="clear" w:color="auto" w:fill="E8F2FE"/>
         </w:rPr>
-        <w:t xml:space="preserve"> </w:t>
-      </w:r>
-      <w:proofErr w:type="gramStart"/>
-      <w:r>
-        <w:rPr>
-          <w:rFonts w:ascii="Consolas" w:hAnsi="Consolas" w:cs="Consolas"/>
-          <w:color w:val="000000"/>
-          <w:sz w:val="28"/>
-          <w:szCs w:val="28"/>
-          <w:shd w:val="clear" w:color="auto" w:fill="E8F2FE"/>
-        </w:rPr>
-        <w:t>ChromeDriver(</w:t>
-      </w:r>
-      <w:proofErr w:type="gramEnd"/>
-      <w:r>
-        <w:rPr>
-          <w:rFonts w:ascii="Consolas" w:hAnsi="Consolas" w:cs="Consolas"/>
-          <w:color w:val="000000"/>
-          <w:sz w:val="28"/>
-          <w:szCs w:val="28"/>
-          <w:shd w:val="clear" w:color="auto" w:fill="E8F2FE"/>
-        </w:rPr>
-        <w:t>);)</w:t>
+        <w:t xml:space="preserve"> ChromeDriver();)</w:t>
       </w:r>
     </w:p>
     <w:p>
@@ -6391,23 +6319,13 @@
           <w:lang w:val="en-US"/>
         </w:rPr>
       </w:pPr>
-      <w:proofErr w:type="gramStart"/>
-      <w:r>
-        <w:rPr>
-          <w:sz w:val="28"/>
-          <w:szCs w:val="24"/>
-          <w:lang w:val="en-US"/>
-        </w:rPr>
-        <w:t>get(</w:t>
-      </w:r>
-      <w:proofErr w:type="gramEnd"/>
-      <w:r>
-        <w:rPr>
-          <w:sz w:val="28"/>
-          <w:szCs w:val="24"/>
-          <w:lang w:val="en-US"/>
-        </w:rPr>
-        <w:t xml:space="preserve">) </w:t>
+      <w:r>
+        <w:rPr>
+          <w:sz w:val="28"/>
+          <w:szCs w:val="24"/>
+          <w:lang w:val="en-US"/>
+        </w:rPr>
+        <w:t xml:space="preserve">get() </w:t>
       </w:r>
       <w:r>
         <w:rPr>
@@ -6450,33 +6368,13 @@
           <w:lang w:val="en-US"/>
         </w:rPr>
       </w:pPr>
-      <w:proofErr w:type="spellStart"/>
-      <w:proofErr w:type="gramStart"/>
-      <w:r>
-        <w:rPr>
-          <w:sz w:val="28"/>
-          <w:szCs w:val="24"/>
-          <w:lang w:val="en-US"/>
-        </w:rPr>
-        <w:t>driver.manage</w:t>
-      </w:r>
-      <w:proofErr w:type="spellEnd"/>
-      <w:r>
-        <w:rPr>
-          <w:sz w:val="28"/>
-          <w:szCs w:val="24"/>
-          <w:lang w:val="en-US"/>
-        </w:rPr>
-        <w:t>(</w:t>
-      </w:r>
-      <w:proofErr w:type="gramEnd"/>
-      <w:r>
-        <w:rPr>
-          <w:sz w:val="28"/>
-          <w:szCs w:val="24"/>
-          <w:lang w:val="en-US"/>
-        </w:rPr>
-        <w:t xml:space="preserve">).window().maximize() </w:t>
+      <w:r>
+        <w:rPr>
+          <w:sz w:val="28"/>
+          <w:szCs w:val="24"/>
+          <w:lang w:val="en-US"/>
+        </w:rPr>
+        <w:t xml:space="preserve">driver.manage().window().maximize() </w:t>
       </w:r>
       <w:r>
         <w:rPr>
@@ -6511,23 +6409,13 @@
           <w:lang w:val="en-US"/>
         </w:rPr>
       </w:pPr>
-      <w:proofErr w:type="gramStart"/>
-      <w:r>
-        <w:rPr>
-          <w:sz w:val="28"/>
-          <w:szCs w:val="24"/>
-          <w:lang w:val="en-US"/>
-        </w:rPr>
-        <w:t>close(</w:t>
-      </w:r>
-      <w:proofErr w:type="gramEnd"/>
-      <w:r>
-        <w:rPr>
-          <w:sz w:val="28"/>
-          <w:szCs w:val="24"/>
-          <w:lang w:val="en-US"/>
-        </w:rPr>
-        <w:t xml:space="preserve">) </w:t>
+      <w:r>
+        <w:rPr>
+          <w:sz w:val="28"/>
+          <w:szCs w:val="24"/>
+          <w:lang w:val="en-US"/>
+        </w:rPr>
+        <w:t xml:space="preserve">close() </w:t>
       </w:r>
       <w:r>
         <w:rPr>
@@ -6562,23 +6450,13 @@
           <w:lang w:val="en-US"/>
         </w:rPr>
       </w:pPr>
-      <w:proofErr w:type="gramStart"/>
-      <w:r>
-        <w:rPr>
-          <w:sz w:val="28"/>
-          <w:szCs w:val="24"/>
-          <w:lang w:val="en-US"/>
-        </w:rPr>
-        <w:t>getTitle(</w:t>
-      </w:r>
-      <w:proofErr w:type="gramEnd"/>
-      <w:r>
-        <w:rPr>
-          <w:sz w:val="28"/>
-          <w:szCs w:val="24"/>
-          <w:lang w:val="en-US"/>
-        </w:rPr>
-        <w:t xml:space="preserve">) </w:t>
+      <w:r>
+        <w:rPr>
+          <w:sz w:val="28"/>
+          <w:szCs w:val="24"/>
+          <w:lang w:val="en-US"/>
+        </w:rPr>
+        <w:t xml:space="preserve">getTitle() </w:t>
       </w:r>
       <w:r>
         <w:rPr>
@@ -6613,23 +6491,13 @@
           <w:lang w:val="en-US"/>
         </w:rPr>
       </w:pPr>
-      <w:proofErr w:type="gramStart"/>
-      <w:r>
-        <w:rPr>
-          <w:sz w:val="28"/>
-          <w:szCs w:val="24"/>
-          <w:lang w:val="en-US"/>
-        </w:rPr>
-        <w:t>getCurrentUrl(</w:t>
-      </w:r>
-      <w:proofErr w:type="gramEnd"/>
-      <w:r>
-        <w:rPr>
-          <w:sz w:val="28"/>
-          <w:szCs w:val="24"/>
-          <w:lang w:val="en-US"/>
-        </w:rPr>
-        <w:t xml:space="preserve">) </w:t>
+      <w:r>
+        <w:rPr>
+          <w:sz w:val="28"/>
+          <w:szCs w:val="24"/>
+          <w:lang w:val="en-US"/>
+        </w:rPr>
+        <w:t xml:space="preserve">getCurrentUrl() </w:t>
       </w:r>
       <w:r>
         <w:rPr>
@@ -6705,23 +6573,13 @@
           <w:lang w:val="en-US"/>
         </w:rPr>
       </w:pPr>
-      <w:proofErr w:type="gramStart"/>
-      <w:r>
-        <w:rPr>
-          <w:sz w:val="28"/>
-          <w:szCs w:val="24"/>
-          <w:lang w:val="en-US"/>
-        </w:rPr>
-        <w:t>findElement(</w:t>
-      </w:r>
-      <w:proofErr w:type="gramEnd"/>
-      <w:r>
-        <w:rPr>
-          <w:sz w:val="28"/>
-          <w:szCs w:val="24"/>
-          <w:lang w:val="en-US"/>
-        </w:rPr>
-        <w:t xml:space="preserve">) </w:t>
+      <w:r>
+        <w:rPr>
+          <w:sz w:val="28"/>
+          <w:szCs w:val="24"/>
+          <w:lang w:val="en-US"/>
+        </w:rPr>
+        <w:t xml:space="preserve">findElement() </w:t>
       </w:r>
       <w:r>
         <w:rPr>
@@ -6782,23 +6640,13 @@
           <w:lang w:val="en-US"/>
         </w:rPr>
       </w:pPr>
-      <w:proofErr w:type="gramStart"/>
-      <w:r>
-        <w:rPr>
-          <w:sz w:val="28"/>
-          <w:szCs w:val="24"/>
-          <w:lang w:val="en-US"/>
-        </w:rPr>
-        <w:t>findElements(</w:t>
-      </w:r>
-      <w:proofErr w:type="gramEnd"/>
-      <w:r>
-        <w:rPr>
-          <w:sz w:val="28"/>
-          <w:szCs w:val="24"/>
-          <w:lang w:val="en-US"/>
-        </w:rPr>
-        <w:t xml:space="preserve">) </w:t>
+      <w:r>
+        <w:rPr>
+          <w:sz w:val="28"/>
+          <w:szCs w:val="24"/>
+          <w:lang w:val="en-US"/>
+        </w:rPr>
+        <w:t xml:space="preserve">findElements() </w:t>
       </w:r>
       <w:r>
         <w:rPr>
@@ -6874,23 +6722,13 @@
           <w:lang w:val="en-US"/>
         </w:rPr>
       </w:pPr>
-      <w:proofErr w:type="gramStart"/>
-      <w:r>
-        <w:rPr>
-          <w:sz w:val="28"/>
-          <w:szCs w:val="24"/>
-          <w:lang w:val="en-US"/>
-        </w:rPr>
-        <w:t>quit(</w:t>
-      </w:r>
-      <w:proofErr w:type="gramEnd"/>
-      <w:r>
-        <w:rPr>
-          <w:sz w:val="28"/>
-          <w:szCs w:val="24"/>
-          <w:lang w:val="en-US"/>
-        </w:rPr>
-        <w:t xml:space="preserve">) </w:t>
+      <w:r>
+        <w:rPr>
+          <w:sz w:val="28"/>
+          <w:szCs w:val="24"/>
+          <w:lang w:val="en-US"/>
+        </w:rPr>
+        <w:t xml:space="preserve">quit() </w:t>
       </w:r>
       <w:r>
         <w:rPr>
@@ -7313,25 +7151,7 @@
           <w:szCs w:val="24"/>
           <w:lang w:val="en-US"/>
         </w:rPr>
-        <w:t xml:space="preserve"> </w:t>
-      </w:r>
-      <w:proofErr w:type="spellStart"/>
-      <w:r>
-        <w:rPr>
-          <w:sz w:val="28"/>
-          <w:szCs w:val="24"/>
-          <w:lang w:val="en-US"/>
-        </w:rPr>
-        <w:t>driver.get</w:t>
-      </w:r>
-      <w:proofErr w:type="spellEnd"/>
-      <w:r>
-        <w:rPr>
-          <w:sz w:val="28"/>
-          <w:szCs w:val="24"/>
-          <w:lang w:val="en-US"/>
-        </w:rPr>
-        <w:t>() method is having implicit wait for 30 seconds, if the page is not getting loaded within 30 seconds Selenium will throw SessionTimeoutException.</w:t>
+        <w:t xml:space="preserve"> driver.get() method is having implicit wait for 30 seconds, if the page is not getting loaded within 30 seconds Selenium will throw SessionTimeoutException.</w:t>
       </w:r>
     </w:p>
     <w:p>
@@ -7482,8 +7302,6 @@
           <w:lang w:val="en-US"/>
         </w:rPr>
       </w:pPr>
-      <w:bookmarkStart w:id="0" w:name="_GoBack"/>
-      <w:bookmarkEnd w:id="0"/>
     </w:p>
     <w:p>
       <w:pPr>
@@ -7721,7 +7539,6 @@
           <w:lang w:val="en-US"/>
         </w:rPr>
       </w:pPr>
-      <w:proofErr w:type="gramStart"/>
       <w:r>
         <w:rPr>
           <w:sz w:val="28"/>
@@ -7744,16 +7561,7 @@
           <w:szCs w:val="24"/>
           <w:lang w:val="en-US"/>
         </w:rPr>
-        <w:t>(</w:t>
-      </w:r>
-      <w:proofErr w:type="gramEnd"/>
-      <w:r>
-        <w:rPr>
-          <w:sz w:val="28"/>
-          <w:szCs w:val="24"/>
-          <w:lang w:val="en-US"/>
-        </w:rPr>
-        <w:t xml:space="preserve">) </w:t>
+        <w:t xml:space="preserve">() </w:t>
       </w:r>
       <w:r>
         <w:rPr>
@@ -7788,23 +7596,13 @@
           <w:lang w:val="en-US"/>
         </w:rPr>
       </w:pPr>
-      <w:proofErr w:type="gramStart"/>
-      <w:r>
-        <w:rPr>
-          <w:sz w:val="28"/>
-          <w:szCs w:val="24"/>
-          <w:lang w:val="en-US"/>
-        </w:rPr>
-        <w:t>click(</w:t>
-      </w:r>
-      <w:proofErr w:type="gramEnd"/>
-      <w:r>
-        <w:rPr>
-          <w:sz w:val="28"/>
-          <w:szCs w:val="24"/>
-          <w:lang w:val="en-US"/>
-        </w:rPr>
-        <w:t xml:space="preserve">) </w:t>
+      <w:r>
+        <w:rPr>
+          <w:sz w:val="28"/>
+          <w:szCs w:val="24"/>
+          <w:lang w:val="en-US"/>
+        </w:rPr>
+        <w:t xml:space="preserve">click() </w:t>
       </w:r>
       <w:r>
         <w:rPr>
@@ -7839,23 +7637,13 @@
           <w:lang w:val="en-US"/>
         </w:rPr>
       </w:pPr>
-      <w:proofErr w:type="gramStart"/>
-      <w:r>
-        <w:rPr>
-          <w:sz w:val="28"/>
-          <w:szCs w:val="24"/>
-          <w:lang w:val="en-US"/>
-        </w:rPr>
-        <w:t>getText(</w:t>
-      </w:r>
-      <w:proofErr w:type="gramEnd"/>
-      <w:r>
-        <w:rPr>
-          <w:sz w:val="28"/>
-          <w:szCs w:val="24"/>
-          <w:lang w:val="en-US"/>
-        </w:rPr>
-        <w:t xml:space="preserve">) </w:t>
+      <w:r>
+        <w:rPr>
+          <w:sz w:val="28"/>
+          <w:szCs w:val="24"/>
+          <w:lang w:val="en-US"/>
+        </w:rPr>
+        <w:t xml:space="preserve">getText() </w:t>
       </w:r>
       <w:r>
         <w:rPr>
@@ -7890,23 +7678,13 @@
           <w:lang w:val="en-US"/>
         </w:rPr>
       </w:pPr>
-      <w:proofErr w:type="gramStart"/>
-      <w:r>
-        <w:rPr>
-          <w:sz w:val="28"/>
-          <w:szCs w:val="24"/>
-          <w:lang w:val="en-US"/>
-        </w:rPr>
-        <w:t>getAttribute(</w:t>
-      </w:r>
-      <w:proofErr w:type="gramEnd"/>
-      <w:r>
-        <w:rPr>
-          <w:sz w:val="28"/>
-          <w:szCs w:val="24"/>
-          <w:lang w:val="en-US"/>
-        </w:rPr>
-        <w:t xml:space="preserve">) </w:t>
+      <w:r>
+        <w:rPr>
+          <w:sz w:val="28"/>
+          <w:szCs w:val="24"/>
+          <w:lang w:val="en-US"/>
+        </w:rPr>
+        <w:t xml:space="preserve">getAttribute() </w:t>
       </w:r>
       <w:r>
         <w:rPr>
@@ -7941,7 +7719,6 @@
           <w:lang w:val="en-US"/>
         </w:rPr>
       </w:pPr>
-      <w:proofErr w:type="gramStart"/>
       <w:r>
         <w:rPr>
           <w:sz w:val="28"/>
@@ -7949,16 +7726,7 @@
           <w:lang w:val="en-US"/>
         </w:rPr>
         <w:lastRenderedPageBreak/>
-        <w:t>isSelected(</w:t>
-      </w:r>
-      <w:proofErr w:type="gramEnd"/>
-      <w:r>
-        <w:rPr>
-          <w:sz w:val="28"/>
-          <w:szCs w:val="24"/>
-          <w:lang w:val="en-US"/>
-        </w:rPr>
-        <w:t xml:space="preserve">) </w:t>
+        <w:t xml:space="preserve">isSelected() </w:t>
       </w:r>
       <w:r>
         <w:rPr>
@@ -8083,23 +7851,13 @@
           <w:lang w:val="en-US"/>
         </w:rPr>
       </w:pPr>
-      <w:proofErr w:type="gramStart"/>
-      <w:r>
-        <w:rPr>
-          <w:sz w:val="28"/>
-          <w:szCs w:val="24"/>
-          <w:lang w:val="en-US"/>
-        </w:rPr>
-        <w:t>getLocation(</w:t>
-      </w:r>
-      <w:proofErr w:type="gramEnd"/>
-      <w:r>
-        <w:rPr>
-          <w:sz w:val="28"/>
-          <w:szCs w:val="24"/>
-          <w:lang w:val="en-US"/>
-        </w:rPr>
-        <w:t xml:space="preserve">) </w:t>
+      <w:r>
+        <w:rPr>
+          <w:sz w:val="28"/>
+          <w:szCs w:val="24"/>
+          <w:lang w:val="en-US"/>
+        </w:rPr>
+        <w:t xml:space="preserve">getLocation() </w:t>
       </w:r>
       <w:r>
         <w:rPr>
@@ -9304,25 +9062,7 @@
           <w:szCs w:val="24"/>
           <w:lang w:val="en-US"/>
         </w:rPr>
-        <w:t xml:space="preserve">Call </w:t>
-      </w:r>
-      <w:proofErr w:type="spellStart"/>
-      <w:r>
-        <w:rPr>
-          <w:sz w:val="28"/>
-          <w:szCs w:val="24"/>
-          <w:lang w:val="en-US"/>
-        </w:rPr>
-        <w:t>driver.findElements</w:t>
-      </w:r>
-      <w:proofErr w:type="spellEnd"/>
-      <w:r>
-        <w:rPr>
-          <w:sz w:val="28"/>
-          <w:szCs w:val="24"/>
-          <w:lang w:val="en-US"/>
-        </w:rPr>
-        <w:t>() method</w:t>
+        <w:t>Call driver.findElements() method</w:t>
       </w:r>
     </w:p>
     <w:p>
@@ -9573,23 +9313,13 @@
           <w:lang w:val="en-US"/>
         </w:rPr>
       </w:pPr>
-      <w:proofErr w:type="gramStart"/>
-      <w:r>
-        <w:rPr>
-          <w:sz w:val="28"/>
-          <w:szCs w:val="24"/>
-          <w:lang w:val="en-US"/>
-        </w:rPr>
-        <w:t>getFirstSelectedOption(</w:t>
-      </w:r>
-      <w:proofErr w:type="gramEnd"/>
-      <w:r>
-        <w:rPr>
-          <w:sz w:val="28"/>
-          <w:szCs w:val="24"/>
-          <w:lang w:val="en-US"/>
-        </w:rPr>
-        <w:t xml:space="preserve">) </w:t>
+      <w:r>
+        <w:rPr>
+          <w:sz w:val="28"/>
+          <w:szCs w:val="24"/>
+          <w:lang w:val="en-US"/>
+        </w:rPr>
+        <w:t xml:space="preserve">getFirstSelectedOption() </w:t>
       </w:r>
       <w:r>
         <w:rPr>
@@ -9673,23 +9403,13 @@
           <w:lang w:val="en-US"/>
         </w:rPr>
       </w:pPr>
-      <w:proofErr w:type="gramStart"/>
-      <w:r>
-        <w:rPr>
-          <w:sz w:val="28"/>
-          <w:szCs w:val="24"/>
-          <w:lang w:val="en-US"/>
-        </w:rPr>
-        <w:t>selectByVisibleText(</w:t>
-      </w:r>
-      <w:proofErr w:type="gramEnd"/>
-      <w:r>
-        <w:rPr>
-          <w:sz w:val="28"/>
-          <w:szCs w:val="24"/>
-          <w:lang w:val="en-US"/>
-        </w:rPr>
-        <w:t xml:space="preserve">) </w:t>
+      <w:r>
+        <w:rPr>
+          <w:sz w:val="28"/>
+          <w:szCs w:val="24"/>
+          <w:lang w:val="en-US"/>
+        </w:rPr>
+        <w:t xml:space="preserve">selectByVisibleText() </w:t>
       </w:r>
       <w:r>
         <w:rPr>
@@ -9724,23 +9444,13 @@
           <w:lang w:val="en-US"/>
         </w:rPr>
       </w:pPr>
-      <w:proofErr w:type="gramStart"/>
-      <w:r>
-        <w:rPr>
-          <w:sz w:val="28"/>
-          <w:szCs w:val="24"/>
-          <w:lang w:val="en-US"/>
-        </w:rPr>
-        <w:t>selectByContainsVisibleText(</w:t>
-      </w:r>
-      <w:proofErr w:type="gramEnd"/>
-      <w:r>
-        <w:rPr>
-          <w:sz w:val="28"/>
-          <w:szCs w:val="24"/>
-          <w:lang w:val="en-US"/>
-        </w:rPr>
-        <w:t xml:space="preserve">) </w:t>
+      <w:r>
+        <w:rPr>
+          <w:sz w:val="28"/>
+          <w:szCs w:val="24"/>
+          <w:lang w:val="en-US"/>
+        </w:rPr>
+        <w:t xml:space="preserve">selectByContainsVisibleText() </w:t>
       </w:r>
       <w:r>
         <w:rPr>
@@ -9775,23 +9485,13 @@
           <w:lang w:val="en-US"/>
         </w:rPr>
       </w:pPr>
-      <w:proofErr w:type="gramStart"/>
-      <w:r>
-        <w:rPr>
-          <w:sz w:val="28"/>
-          <w:szCs w:val="24"/>
-          <w:lang w:val="en-US"/>
-        </w:rPr>
-        <w:t>selectByValue(</w:t>
-      </w:r>
-      <w:proofErr w:type="gramEnd"/>
-      <w:r>
-        <w:rPr>
-          <w:sz w:val="28"/>
-          <w:szCs w:val="24"/>
-          <w:lang w:val="en-US"/>
-        </w:rPr>
-        <w:t xml:space="preserve">) </w:t>
+      <w:r>
+        <w:rPr>
+          <w:sz w:val="28"/>
+          <w:szCs w:val="24"/>
+          <w:lang w:val="en-US"/>
+        </w:rPr>
+        <w:t xml:space="preserve">selectByValue() </w:t>
       </w:r>
       <w:r>
         <w:rPr>
@@ -9826,23 +9526,13 @@
           <w:lang w:val="en-US"/>
         </w:rPr>
       </w:pPr>
-      <w:proofErr w:type="gramStart"/>
-      <w:r>
-        <w:rPr>
-          <w:sz w:val="28"/>
-          <w:szCs w:val="24"/>
-          <w:lang w:val="en-US"/>
-        </w:rPr>
-        <w:t>selectByIndex(</w:t>
-      </w:r>
-      <w:proofErr w:type="gramEnd"/>
-      <w:r>
-        <w:rPr>
-          <w:sz w:val="28"/>
-          <w:szCs w:val="24"/>
-          <w:lang w:val="en-US"/>
-        </w:rPr>
-        <w:t xml:space="preserve">) </w:t>
+      <w:r>
+        <w:rPr>
+          <w:sz w:val="28"/>
+          <w:szCs w:val="24"/>
+          <w:lang w:val="en-US"/>
+        </w:rPr>
+        <w:t xml:space="preserve">selectByIndex() </w:t>
       </w:r>
       <w:r>
         <w:rPr>
@@ -9877,23 +9567,13 @@
           <w:lang w:val="en-US"/>
         </w:rPr>
       </w:pPr>
-      <w:proofErr w:type="gramStart"/>
-      <w:r>
-        <w:rPr>
-          <w:sz w:val="28"/>
-          <w:szCs w:val="24"/>
-          <w:lang w:val="en-US"/>
-        </w:rPr>
-        <w:t>getAllSelectedOptions(</w:t>
-      </w:r>
-      <w:proofErr w:type="gramEnd"/>
-      <w:r>
-        <w:rPr>
-          <w:sz w:val="28"/>
-          <w:szCs w:val="24"/>
-          <w:lang w:val="en-US"/>
-        </w:rPr>
-        <w:t xml:space="preserve">) </w:t>
+      <w:r>
+        <w:rPr>
+          <w:sz w:val="28"/>
+          <w:szCs w:val="24"/>
+          <w:lang w:val="en-US"/>
+        </w:rPr>
+        <w:t xml:space="preserve">getAllSelectedOptions() </w:t>
       </w:r>
       <w:r>
         <w:rPr>
@@ -9928,23 +9608,13 @@
           <w:lang w:val="en-US"/>
         </w:rPr>
       </w:pPr>
-      <w:proofErr w:type="gramStart"/>
-      <w:r>
-        <w:rPr>
-          <w:sz w:val="28"/>
-          <w:szCs w:val="24"/>
-          <w:lang w:val="en-US"/>
-        </w:rPr>
-        <w:t>isMultiple(</w:t>
-      </w:r>
-      <w:proofErr w:type="gramEnd"/>
-      <w:r>
-        <w:rPr>
-          <w:sz w:val="28"/>
-          <w:szCs w:val="24"/>
-          <w:lang w:val="en-US"/>
-        </w:rPr>
-        <w:t xml:space="preserve">) </w:t>
+      <w:r>
+        <w:rPr>
+          <w:sz w:val="28"/>
+          <w:szCs w:val="24"/>
+          <w:lang w:val="en-US"/>
+        </w:rPr>
+        <w:t xml:space="preserve">isMultiple() </w:t>
       </w:r>
       <w:r>
         <w:rPr>
@@ -10160,8 +9830,6 @@
           <w:lang w:val="en-US"/>
         </w:rPr>
       </w:pPr>
-      <w:proofErr w:type="spellStart"/>
-      <w:proofErr w:type="gramStart"/>
       <w:r>
         <w:rPr>
           <w:sz w:val="28"/>
@@ -10169,25 +9837,7 @@
           <w:lang w:val="en-US"/>
         </w:rPr>
         <w:lastRenderedPageBreak/>
-        <w:t>Thread.sleep</w:t>
-      </w:r>
-      <w:proofErr w:type="spellEnd"/>
-      <w:r>
-        <w:rPr>
-          <w:sz w:val="28"/>
-          <w:szCs w:val="24"/>
-          <w:lang w:val="en-US"/>
-        </w:rPr>
-        <w:t>(</w:t>
-      </w:r>
-      <w:proofErr w:type="gramEnd"/>
-      <w:r>
-        <w:rPr>
-          <w:sz w:val="28"/>
-          <w:szCs w:val="24"/>
-          <w:lang w:val="en-US"/>
-        </w:rPr>
-        <w:t>)</w:t>
+        <w:t>Thread.sleep()</w:t>
       </w:r>
       <w:r>
         <w:rPr>
@@ -10693,24 +10343,7 @@
           <w:lang w:val="en-US"/>
         </w:rPr>
         <w:br/>
-      </w:r>
-      <w:proofErr w:type="spellStart"/>
-      <w:r>
-        <w:rPr>
-          <w:sz w:val="28"/>
-          <w:szCs w:val="24"/>
-          <w:lang w:val="en-US"/>
-        </w:rPr>
-        <w:t>i</w:t>
-      </w:r>
-      <w:proofErr w:type="spellEnd"/>
-      <w:r>
-        <w:rPr>
-          <w:sz w:val="28"/>
-          <w:szCs w:val="24"/>
-          <w:lang w:val="en-US"/>
-        </w:rPr>
-        <w:t xml:space="preserve"> – ignoring </w:t>
+        <w:t xml:space="preserve">i – ignoring </w:t>
       </w:r>
       <w:r>
         <w:rPr>
@@ -10833,25 +10466,7 @@
           <w:szCs w:val="24"/>
           <w:lang w:val="en-US"/>
         </w:rPr>
-        <w:t>&lt;</w:t>
-      </w:r>
-      <w:proofErr w:type="gramStart"/>
-      <w:r>
-        <w:rPr>
-          <w:sz w:val="28"/>
-          <w:szCs w:val="24"/>
-          <w:lang w:val="en-US"/>
-        </w:rPr>
-        <w:t>table</w:t>
-      </w:r>
-      <w:proofErr w:type="gramEnd"/>
-      <w:r>
-        <w:rPr>
-          <w:sz w:val="28"/>
-          <w:szCs w:val="24"/>
-          <w:lang w:val="en-US"/>
-        </w:rPr>
-        <w:t>&gt;</w:t>
+        <w:t>&lt;table&gt;</w:t>
       </w:r>
     </w:p>
     <w:p>
@@ -10872,27 +10487,7 @@
           <w:lang w:val="en-US"/>
         </w:rPr>
         <w:tab/>
-        <w:t>&lt;</w:t>
-      </w:r>
-      <w:proofErr w:type="spellStart"/>
-      <w:proofErr w:type="gramStart"/>
-      <w:r>
-        <w:rPr>
-          <w:sz w:val="28"/>
-          <w:szCs w:val="24"/>
-          <w:lang w:val="en-US"/>
-        </w:rPr>
-        <w:t>thead</w:t>
-      </w:r>
-      <w:proofErr w:type="spellEnd"/>
-      <w:proofErr w:type="gramEnd"/>
-      <w:r>
-        <w:rPr>
-          <w:sz w:val="28"/>
-          <w:szCs w:val="24"/>
-          <w:lang w:val="en-US"/>
-        </w:rPr>
-        <w:t>&gt;</w:t>
+        <w:t>&lt;thead&gt;</w:t>
       </w:r>
     </w:p>
     <w:p>
@@ -10921,27 +10516,7 @@
           <w:lang w:val="en-US"/>
         </w:rPr>
         <w:tab/>
-        <w:t>&lt;</w:t>
-      </w:r>
-      <w:proofErr w:type="spellStart"/>
-      <w:proofErr w:type="gramStart"/>
-      <w:r>
-        <w:rPr>
-          <w:sz w:val="28"/>
-          <w:szCs w:val="24"/>
-          <w:lang w:val="en-US"/>
-        </w:rPr>
-        <w:t>tr</w:t>
-      </w:r>
-      <w:proofErr w:type="spellEnd"/>
-      <w:proofErr w:type="gramEnd"/>
-      <w:r>
-        <w:rPr>
-          <w:sz w:val="28"/>
-          <w:szCs w:val="24"/>
-          <w:lang w:val="en-US"/>
-        </w:rPr>
-        <w:t>&gt;</w:t>
+        <w:t>&lt;tr&gt;</w:t>
       </w:r>
       <w:r>
         <w:rPr>
@@ -10987,63 +10562,7 @@
           <w:lang w:val="en-US"/>
         </w:rPr>
         <w:tab/>
-        <w:t>&lt;</w:t>
-      </w:r>
-      <w:proofErr w:type="spellStart"/>
-      <w:proofErr w:type="gramStart"/>
-      <w:r>
-        <w:rPr>
-          <w:sz w:val="28"/>
-          <w:szCs w:val="24"/>
-          <w:lang w:val="en-US"/>
-        </w:rPr>
-        <w:t>th</w:t>
-      </w:r>
-      <w:proofErr w:type="spellEnd"/>
-      <w:r>
-        <w:rPr>
-          <w:sz w:val="28"/>
-          <w:szCs w:val="24"/>
-          <w:lang w:val="en-US"/>
-        </w:rPr>
-        <w:t>&gt;</w:t>
-      </w:r>
-      <w:proofErr w:type="spellStart"/>
-      <w:proofErr w:type="gramEnd"/>
-      <w:r>
-        <w:rPr>
-          <w:sz w:val="28"/>
-          <w:szCs w:val="24"/>
-          <w:lang w:val="en-US"/>
-        </w:rPr>
-        <w:t>sr</w:t>
-      </w:r>
-      <w:proofErr w:type="spellEnd"/>
-      <w:r>
-        <w:rPr>
-          <w:sz w:val="28"/>
-          <w:szCs w:val="24"/>
-          <w:lang w:val="en-US"/>
-        </w:rPr>
-        <w:t xml:space="preserve"> no&lt;/</w:t>
-      </w:r>
-      <w:proofErr w:type="spellStart"/>
-      <w:r>
-        <w:rPr>
-          <w:sz w:val="28"/>
-          <w:szCs w:val="24"/>
-          <w:lang w:val="en-US"/>
-        </w:rPr>
-        <w:t>th</w:t>
-      </w:r>
-      <w:proofErr w:type="spellEnd"/>
-      <w:r>
-        <w:rPr>
-          <w:sz w:val="28"/>
-          <w:szCs w:val="24"/>
-          <w:lang w:val="en-US"/>
-        </w:rPr>
-        <w:t>&gt;</w:t>
+        <w:t>&lt;th&gt;sr no&lt;/th&gt;</w:t>
       </w:r>
       <w:r>
         <w:rPr>
@@ -11090,53 +10609,7 @@
           <w:lang w:val="en-US"/>
         </w:rPr>
         <w:tab/>
-        <w:t>&lt;</w:t>
-      </w:r>
-      <w:proofErr w:type="spellStart"/>
-      <w:proofErr w:type="gramStart"/>
-      <w:r>
-        <w:rPr>
-          <w:sz w:val="28"/>
-          <w:szCs w:val="24"/>
-          <w:lang w:val="en-US"/>
-        </w:rPr>
-        <w:t>th</w:t>
-      </w:r>
-      <w:proofErr w:type="spellEnd"/>
-      <w:r>
-        <w:rPr>
-          <w:sz w:val="28"/>
-          <w:szCs w:val="24"/>
-          <w:lang w:val="en-US"/>
-        </w:rPr>
-        <w:t>&gt;</w:t>
-      </w:r>
-      <w:proofErr w:type="gramEnd"/>
-      <w:r>
-        <w:rPr>
-          <w:sz w:val="28"/>
-          <w:szCs w:val="24"/>
-          <w:lang w:val="en-US"/>
-        </w:rPr>
-        <w:t>company&lt;/</w:t>
-      </w:r>
-      <w:proofErr w:type="spellStart"/>
-      <w:r>
-        <w:rPr>
-          <w:sz w:val="28"/>
-          <w:szCs w:val="24"/>
-          <w:lang w:val="en-US"/>
-        </w:rPr>
-        <w:t>th</w:t>
-      </w:r>
-      <w:proofErr w:type="spellEnd"/>
-      <w:r>
-        <w:rPr>
-          <w:sz w:val="28"/>
-          <w:szCs w:val="24"/>
-          <w:lang w:val="en-US"/>
-        </w:rPr>
-        <w:t>&gt;</w:t>
+        <w:t>&lt;th&gt;company&lt;/th&gt;</w:t>
       </w:r>
     </w:p>
     <w:p>
@@ -11165,27 +10638,7 @@
           <w:lang w:val="en-US"/>
         </w:rPr>
         <w:tab/>
-        <w:t>&lt;/</w:t>
-      </w:r>
-      <w:proofErr w:type="spellStart"/>
-      <w:proofErr w:type="gramStart"/>
-      <w:r>
-        <w:rPr>
-          <w:sz w:val="28"/>
-          <w:szCs w:val="24"/>
-          <w:lang w:val="en-US"/>
-        </w:rPr>
-        <w:t>tr</w:t>
-      </w:r>
-      <w:proofErr w:type="spellEnd"/>
-      <w:proofErr w:type="gramEnd"/>
-      <w:r>
-        <w:rPr>
-          <w:sz w:val="28"/>
-          <w:szCs w:val="24"/>
-          <w:lang w:val="en-US"/>
-        </w:rPr>
-        <w:t>&gt;</w:t>
+        <w:t>&lt;/tr&gt;</w:t>
       </w:r>
     </w:p>
     <w:p>
@@ -11206,25 +10659,7 @@
           <w:lang w:val="en-US"/>
         </w:rPr>
         <w:tab/>
-        <w:t>&lt;/</w:t>
-      </w:r>
-      <w:proofErr w:type="spellStart"/>
-      <w:r>
-        <w:rPr>
-          <w:sz w:val="28"/>
-          <w:szCs w:val="24"/>
-          <w:lang w:val="en-US"/>
-        </w:rPr>
-        <w:t>thead</w:t>
-      </w:r>
-      <w:proofErr w:type="spellEnd"/>
-      <w:r>
-        <w:rPr>
-          <w:sz w:val="28"/>
-          <w:szCs w:val="24"/>
-          <w:lang w:val="en-US"/>
-        </w:rPr>
-        <w:t>&gt;</w:t>
+        <w:t>&lt;/thead&gt;</w:t>
       </w:r>
     </w:p>
     <w:p>
@@ -11245,27 +10680,7 @@
           <w:lang w:val="en-US"/>
         </w:rPr>
         <w:tab/>
-        <w:t>&lt;</w:t>
-      </w:r>
-      <w:proofErr w:type="spellStart"/>
-      <w:proofErr w:type="gramStart"/>
-      <w:r>
-        <w:rPr>
-          <w:sz w:val="28"/>
-          <w:szCs w:val="24"/>
-          <w:lang w:val="en-US"/>
-        </w:rPr>
-        <w:t>tbody</w:t>
-      </w:r>
-      <w:proofErr w:type="spellEnd"/>
-      <w:proofErr w:type="gramEnd"/>
-      <w:r>
-        <w:rPr>
-          <w:sz w:val="28"/>
-          <w:szCs w:val="24"/>
-          <w:lang w:val="en-US"/>
-        </w:rPr>
-        <w:t>&gt;</w:t>
+        <w:t>&lt;tbody&gt;</w:t>
       </w:r>
     </w:p>
     <w:p>
@@ -11294,27 +10709,7 @@
           <w:lang w:val="en-US"/>
         </w:rPr>
         <w:tab/>
-        <w:t>&lt;</w:t>
-      </w:r>
-      <w:proofErr w:type="spellStart"/>
-      <w:proofErr w:type="gramStart"/>
-      <w:r>
-        <w:rPr>
-          <w:sz w:val="28"/>
-          <w:szCs w:val="24"/>
-          <w:lang w:val="en-US"/>
-        </w:rPr>
-        <w:t>tr</w:t>
-      </w:r>
-      <w:proofErr w:type="spellEnd"/>
-      <w:proofErr w:type="gramEnd"/>
-      <w:r>
-        <w:rPr>
-          <w:sz w:val="28"/>
-          <w:szCs w:val="24"/>
-          <w:lang w:val="en-US"/>
-        </w:rPr>
-        <w:t>&gt;</w:t>
+        <w:t>&lt;tr&gt;</w:t>
       </w:r>
       <w:r>
         <w:rPr>
@@ -11359,43 +10754,7 @@
           <w:lang w:val="en-US"/>
         </w:rPr>
         <w:tab/>
-        <w:t>&lt;</w:t>
-      </w:r>
-      <w:proofErr w:type="gramStart"/>
-      <w:r>
-        <w:rPr>
-          <w:sz w:val="28"/>
-          <w:szCs w:val="24"/>
-          <w:lang w:val="en-US"/>
-        </w:rPr>
-        <w:t>td&gt;</w:t>
-      </w:r>
-      <w:proofErr w:type="gramEnd"/>
-      <w:r>
-        <w:rPr>
-          <w:sz w:val="28"/>
-          <w:szCs w:val="24"/>
-          <w:lang w:val="en-US"/>
-        </w:rPr>
-        <w:t>1&lt;/</w:t>
-      </w:r>
-      <w:proofErr w:type="spellStart"/>
-      <w:r>
-        <w:rPr>
-          <w:sz w:val="28"/>
-          <w:szCs w:val="24"/>
-          <w:lang w:val="en-US"/>
-        </w:rPr>
-        <w:t>th</w:t>
-      </w:r>
-      <w:proofErr w:type="spellEnd"/>
-      <w:r>
-        <w:rPr>
-          <w:sz w:val="28"/>
-          <w:szCs w:val="24"/>
-          <w:lang w:val="en-US"/>
-        </w:rPr>
-        <w:t>&gt;</w:t>
+        <w:t>&lt;td&gt;1&lt;/th&gt;</w:t>
       </w:r>
     </w:p>
     <w:p>
@@ -11432,25 +10791,7 @@
           <w:lang w:val="en-US"/>
         </w:rPr>
         <w:tab/>
-        <w:t>&lt;</w:t>
-      </w:r>
-      <w:proofErr w:type="gramStart"/>
-      <w:r>
-        <w:rPr>
-          <w:sz w:val="28"/>
-          <w:szCs w:val="24"/>
-          <w:lang w:val="en-US"/>
-        </w:rPr>
-        <w:t>td&gt;</w:t>
-      </w:r>
-      <w:proofErr w:type="gramEnd"/>
-      <w:r>
-        <w:rPr>
-          <w:sz w:val="28"/>
-          <w:szCs w:val="24"/>
-          <w:lang w:val="en-US"/>
-        </w:rPr>
-        <w:t>Star Agile&lt;/td&gt;</w:t>
+        <w:t>&lt;td&gt;Star Agile&lt;/td&gt;</w:t>
       </w:r>
     </w:p>
     <w:p>
@@ -11479,27 +10820,7 @@
           <w:lang w:val="en-US"/>
         </w:rPr>
         <w:tab/>
-        <w:t>&lt;/</w:t>
-      </w:r>
-      <w:proofErr w:type="spellStart"/>
-      <w:proofErr w:type="gramStart"/>
-      <w:r>
-        <w:rPr>
-          <w:sz w:val="28"/>
-          <w:szCs w:val="24"/>
-          <w:lang w:val="en-US"/>
-        </w:rPr>
-        <w:t>tr</w:t>
-      </w:r>
-      <w:proofErr w:type="spellEnd"/>
-      <w:proofErr w:type="gramEnd"/>
-      <w:r>
-        <w:rPr>
-          <w:sz w:val="28"/>
-          <w:szCs w:val="24"/>
-          <w:lang w:val="en-US"/>
-        </w:rPr>
-        <w:t>&gt;</w:t>
+        <w:t>&lt;/tr&gt;</w:t>
       </w:r>
     </w:p>
     <w:p>
@@ -11528,27 +10849,7 @@
           <w:lang w:val="en-US"/>
         </w:rPr>
         <w:tab/>
-        <w:t>&lt;</w:t>
-      </w:r>
-      <w:proofErr w:type="spellStart"/>
-      <w:proofErr w:type="gramStart"/>
-      <w:r>
-        <w:rPr>
-          <w:sz w:val="28"/>
-          <w:szCs w:val="24"/>
-          <w:lang w:val="en-US"/>
-        </w:rPr>
-        <w:t>tr</w:t>
-      </w:r>
-      <w:proofErr w:type="spellEnd"/>
-      <w:proofErr w:type="gramEnd"/>
-      <w:r>
-        <w:rPr>
-          <w:sz w:val="28"/>
-          <w:szCs w:val="24"/>
-          <w:lang w:val="en-US"/>
-        </w:rPr>
-        <w:t>&gt;</w:t>
+        <w:t>&lt;tr&gt;</w:t>
       </w:r>
     </w:p>
     <w:p>
@@ -11585,25 +10886,7 @@
           <w:lang w:val="en-US"/>
         </w:rPr>
         <w:tab/>
-        <w:t>&lt;</w:t>
-      </w:r>
-      <w:proofErr w:type="gramStart"/>
-      <w:r>
-        <w:rPr>
-          <w:sz w:val="28"/>
-          <w:szCs w:val="24"/>
-          <w:lang w:val="en-US"/>
-        </w:rPr>
-        <w:t>td&gt;</w:t>
-      </w:r>
-      <w:proofErr w:type="gramEnd"/>
-      <w:r>
-        <w:rPr>
-          <w:sz w:val="28"/>
-          <w:szCs w:val="24"/>
-          <w:lang w:val="en-US"/>
-        </w:rPr>
-        <w:t>2&lt;/td&gt;</w:t>
+        <w:t>&lt;td&gt;2&lt;/td&gt;</w:t>
       </w:r>
     </w:p>
     <w:p>
@@ -11640,25 +10923,7 @@
           <w:lang w:val="en-US"/>
         </w:rPr>
         <w:tab/>
-        <w:t>&lt;</w:t>
-      </w:r>
-      <w:proofErr w:type="gramStart"/>
-      <w:r>
-        <w:rPr>
-          <w:sz w:val="28"/>
-          <w:szCs w:val="24"/>
-          <w:lang w:val="en-US"/>
-        </w:rPr>
-        <w:t>td&gt;</w:t>
-      </w:r>
-      <w:proofErr w:type="gramEnd"/>
-      <w:r>
-        <w:rPr>
-          <w:sz w:val="28"/>
-          <w:szCs w:val="24"/>
-          <w:lang w:val="en-US"/>
-        </w:rPr>
-        <w:t>Infosys&lt;/td&gt;</w:t>
+        <w:t>&lt;td&gt;Infosys&lt;/td&gt;</w:t>
       </w:r>
     </w:p>
     <w:p>
@@ -11687,27 +10952,7 @@
           <w:lang w:val="en-US"/>
         </w:rPr>
         <w:tab/>
-        <w:t>&lt;/</w:t>
-      </w:r>
-      <w:proofErr w:type="spellStart"/>
-      <w:proofErr w:type="gramStart"/>
-      <w:r>
-        <w:rPr>
-          <w:sz w:val="28"/>
-          <w:szCs w:val="24"/>
-          <w:lang w:val="en-US"/>
-        </w:rPr>
-        <w:t>tr</w:t>
-      </w:r>
-      <w:proofErr w:type="spellEnd"/>
-      <w:proofErr w:type="gramEnd"/>
-      <w:r>
-        <w:rPr>
-          <w:sz w:val="28"/>
-          <w:szCs w:val="24"/>
-          <w:lang w:val="en-US"/>
-        </w:rPr>
-        <w:t>&gt;</w:t>
+        <w:t>&lt;/tr&gt;</w:t>
       </w:r>
     </w:p>
     <w:p>
@@ -11728,25 +10973,7 @@
           <w:lang w:val="en-US"/>
         </w:rPr>
         <w:tab/>
-        <w:t>&lt;/</w:t>
-      </w:r>
-      <w:proofErr w:type="spellStart"/>
-      <w:r>
-        <w:rPr>
-          <w:sz w:val="28"/>
-          <w:szCs w:val="24"/>
-          <w:lang w:val="en-US"/>
-        </w:rPr>
-        <w:t>tbody</w:t>
-      </w:r>
-      <w:proofErr w:type="spellEnd"/>
-      <w:r>
-        <w:rPr>
-          <w:sz w:val="28"/>
-          <w:szCs w:val="24"/>
-          <w:lang w:val="en-US"/>
-        </w:rPr>
-        <w:t>&gt;</w:t>
+        <w:t>&lt;/tbody&gt;</w:t>
       </w:r>
     </w:p>
     <w:p>
@@ -11852,25 +11079,7 @@
           <w:szCs w:val="24"/>
           <w:lang w:val="en-US"/>
         </w:rPr>
-        <w:t>For uploading any file just call .</w:t>
-      </w:r>
-      <w:proofErr w:type="gramStart"/>
-      <w:r>
-        <w:rPr>
-          <w:sz w:val="28"/>
-          <w:szCs w:val="24"/>
-          <w:lang w:val="en-US"/>
-        </w:rPr>
-        <w:t>sendKeys(</w:t>
-      </w:r>
-      <w:proofErr w:type="gramEnd"/>
-      <w:r>
-        <w:rPr>
-          <w:sz w:val="28"/>
-          <w:szCs w:val="24"/>
-          <w:lang w:val="en-US"/>
-        </w:rPr>
-        <w:t>) on the control and pass the file name along with path as a parameter.</w:t>
+        <w:t>For uploading any file just call .sendKeys() on the control and pass the file name along with path as a parameter.</w:t>
       </w:r>
     </w:p>
     <w:p>
@@ -12345,33 +11554,13 @@
           <w:lang w:val="en-US"/>
         </w:rPr>
       </w:pPr>
-      <w:proofErr w:type="spellStart"/>
-      <w:proofErr w:type="gramStart"/>
-      <w:r>
-        <w:rPr>
-          <w:sz w:val="28"/>
-          <w:szCs w:val="24"/>
-          <w:lang w:val="en-US"/>
-        </w:rPr>
-        <w:t>driver.switchTo</w:t>
-      </w:r>
-      <w:proofErr w:type="spellEnd"/>
-      <w:r>
-        <w:rPr>
-          <w:sz w:val="28"/>
-          <w:szCs w:val="24"/>
-          <w:lang w:val="en-US"/>
-        </w:rPr>
-        <w:t>(</w:t>
-      </w:r>
-      <w:proofErr w:type="gramEnd"/>
-      <w:r>
-        <w:rPr>
-          <w:sz w:val="28"/>
-          <w:szCs w:val="24"/>
-          <w:lang w:val="en-US"/>
-        </w:rPr>
-        <w:t xml:space="preserve">).alert() </w:t>
+      <w:r>
+        <w:rPr>
+          <w:sz w:val="28"/>
+          <w:szCs w:val="24"/>
+          <w:lang w:val="en-US"/>
+        </w:rPr>
+        <w:t xml:space="preserve">driver.switchTo().alert() </w:t>
       </w:r>
       <w:r>
         <w:rPr>
@@ -12406,23 +11595,13 @@
           <w:lang w:val="en-US"/>
         </w:rPr>
       </w:pPr>
-      <w:proofErr w:type="gramStart"/>
-      <w:r>
-        <w:rPr>
-          <w:sz w:val="28"/>
-          <w:szCs w:val="24"/>
-          <w:lang w:val="en-US"/>
-        </w:rPr>
-        <w:t>getText(</w:t>
-      </w:r>
-      <w:proofErr w:type="gramEnd"/>
-      <w:r>
-        <w:rPr>
-          <w:sz w:val="28"/>
-          <w:szCs w:val="24"/>
-          <w:lang w:val="en-US"/>
-        </w:rPr>
-        <w:t xml:space="preserve">) </w:t>
+      <w:r>
+        <w:rPr>
+          <w:sz w:val="28"/>
+          <w:szCs w:val="24"/>
+          <w:lang w:val="en-US"/>
+        </w:rPr>
+        <w:t xml:space="preserve">getText() </w:t>
       </w:r>
       <w:r>
         <w:rPr>
@@ -12457,23 +11636,13 @@
           <w:lang w:val="en-US"/>
         </w:rPr>
       </w:pPr>
-      <w:proofErr w:type="gramStart"/>
-      <w:r>
-        <w:rPr>
-          <w:sz w:val="28"/>
-          <w:szCs w:val="24"/>
-          <w:lang w:val="en-US"/>
-        </w:rPr>
-        <w:t>accept(</w:t>
-      </w:r>
-      <w:proofErr w:type="gramEnd"/>
-      <w:r>
-        <w:rPr>
-          <w:sz w:val="28"/>
-          <w:szCs w:val="24"/>
-          <w:lang w:val="en-US"/>
-        </w:rPr>
-        <w:t xml:space="preserve">) </w:t>
+      <w:r>
+        <w:rPr>
+          <w:sz w:val="28"/>
+          <w:szCs w:val="24"/>
+          <w:lang w:val="en-US"/>
+        </w:rPr>
+        <w:t xml:space="preserve">accept() </w:t>
       </w:r>
       <w:r>
         <w:rPr>
@@ -12549,23 +11718,13 @@
           <w:lang w:val="en-US"/>
         </w:rPr>
       </w:pPr>
-      <w:proofErr w:type="gramStart"/>
-      <w:r>
-        <w:rPr>
-          <w:sz w:val="28"/>
-          <w:szCs w:val="24"/>
-          <w:lang w:val="en-US"/>
-        </w:rPr>
-        <w:t>sendKeys(</w:t>
-      </w:r>
-      <w:proofErr w:type="gramEnd"/>
-      <w:r>
-        <w:rPr>
-          <w:sz w:val="28"/>
-          <w:szCs w:val="24"/>
-          <w:lang w:val="en-US"/>
-        </w:rPr>
-        <w:t xml:space="preserve">) </w:t>
+      <w:r>
+        <w:rPr>
+          <w:sz w:val="28"/>
+          <w:szCs w:val="24"/>
+          <w:lang w:val="en-US"/>
+        </w:rPr>
+        <w:t xml:space="preserve">sendKeys() </w:t>
       </w:r>
       <w:r>
         <w:rPr>
@@ -12815,23 +11974,13 @@
           <w:lang w:val="en-US"/>
         </w:rPr>
       </w:pPr>
-      <w:proofErr w:type="gramStart"/>
-      <w:r>
-        <w:rPr>
-          <w:sz w:val="28"/>
-          <w:szCs w:val="24"/>
-          <w:lang w:val="en-US"/>
-        </w:rPr>
-        <w:t>moveToElement(</w:t>
-      </w:r>
-      <w:proofErr w:type="gramEnd"/>
-      <w:r>
-        <w:rPr>
-          <w:sz w:val="28"/>
-          <w:szCs w:val="24"/>
-          <w:lang w:val="en-US"/>
-        </w:rPr>
-        <w:t xml:space="preserve">) </w:t>
+      <w:r>
+        <w:rPr>
+          <w:sz w:val="28"/>
+          <w:szCs w:val="24"/>
+          <w:lang w:val="en-US"/>
+        </w:rPr>
+        <w:t xml:space="preserve">moveToElement() </w:t>
       </w:r>
       <w:r>
         <w:rPr>
@@ -12866,23 +12015,13 @@
           <w:lang w:val="en-US"/>
         </w:rPr>
       </w:pPr>
-      <w:proofErr w:type="gramStart"/>
-      <w:r>
-        <w:rPr>
-          <w:sz w:val="28"/>
-          <w:szCs w:val="24"/>
-          <w:lang w:val="en-US"/>
-        </w:rPr>
-        <w:t>perform(</w:t>
-      </w:r>
-      <w:proofErr w:type="gramEnd"/>
-      <w:r>
-        <w:rPr>
-          <w:sz w:val="28"/>
-          <w:szCs w:val="24"/>
-          <w:lang w:val="en-US"/>
-        </w:rPr>
-        <w:t xml:space="preserve">) </w:t>
+      <w:r>
+        <w:rPr>
+          <w:sz w:val="28"/>
+          <w:szCs w:val="24"/>
+          <w:lang w:val="en-US"/>
+        </w:rPr>
+        <w:t xml:space="preserve">perform() </w:t>
       </w:r>
       <w:r>
         <w:rPr>
@@ -12917,23 +12056,13 @@
           <w:lang w:val="en-US"/>
         </w:rPr>
       </w:pPr>
-      <w:proofErr w:type="gramStart"/>
-      <w:r>
-        <w:rPr>
-          <w:sz w:val="28"/>
-          <w:szCs w:val="24"/>
-          <w:lang w:val="en-US"/>
-        </w:rPr>
-        <w:t>contextClick(</w:t>
-      </w:r>
-      <w:proofErr w:type="gramEnd"/>
-      <w:r>
-        <w:rPr>
-          <w:sz w:val="28"/>
-          <w:szCs w:val="24"/>
-          <w:lang w:val="en-US"/>
-        </w:rPr>
-        <w:t xml:space="preserve">) </w:t>
+      <w:r>
+        <w:rPr>
+          <w:sz w:val="28"/>
+          <w:szCs w:val="24"/>
+          <w:lang w:val="en-US"/>
+        </w:rPr>
+        <w:t xml:space="preserve">contextClick() </w:t>
       </w:r>
       <w:r>
         <w:rPr>
@@ -13009,7 +12138,6 @@
           <w:lang w:val="en-US"/>
         </w:rPr>
       </w:pPr>
-      <w:proofErr w:type="gramStart"/>
       <w:r>
         <w:rPr>
           <w:sz w:val="28"/>
@@ -13017,16 +12145,7 @@
           <w:lang w:val="en-US"/>
         </w:rPr>
         <w:lastRenderedPageBreak/>
-        <w:t>dragAndDrop(</w:t>
-      </w:r>
-      <w:proofErr w:type="gramEnd"/>
-      <w:r>
-        <w:rPr>
-          <w:sz w:val="28"/>
-          <w:szCs w:val="24"/>
-          <w:lang w:val="en-US"/>
-        </w:rPr>
-        <w:t xml:space="preserve">) </w:t>
+        <w:t xml:space="preserve">dragAndDrop() </w:t>
       </w:r>
       <w:r>
         <w:rPr>
@@ -13061,23 +12180,13 @@
           <w:lang w:val="en-US"/>
         </w:rPr>
       </w:pPr>
-      <w:proofErr w:type="gramStart"/>
-      <w:r>
-        <w:rPr>
-          <w:sz w:val="28"/>
-          <w:szCs w:val="24"/>
-          <w:lang w:val="en-US"/>
-        </w:rPr>
-        <w:t>dragAndDropBy(</w:t>
-      </w:r>
-      <w:proofErr w:type="gramEnd"/>
-      <w:r>
-        <w:rPr>
-          <w:sz w:val="28"/>
-          <w:szCs w:val="24"/>
-          <w:lang w:val="en-US"/>
-        </w:rPr>
-        <w:t xml:space="preserve">) </w:t>
+      <w:r>
+        <w:rPr>
+          <w:sz w:val="28"/>
+          <w:szCs w:val="24"/>
+          <w:lang w:val="en-US"/>
+        </w:rPr>
+        <w:t xml:space="preserve">dragAndDropBy() </w:t>
       </w:r>
       <w:r>
         <w:rPr>
@@ -13095,6 +12204,1584 @@
         </w:rPr>
         <w:t xml:space="preserve"> Will drag the control and will drop on some specific location.</w:t>
       </w:r>
+    </w:p>
+    <w:p>
+      <w:pPr>
+        <w:rPr>
+          <w:sz w:val="28"/>
+          <w:szCs w:val="24"/>
+          <w:lang w:val="en-US"/>
+        </w:rPr>
+      </w:pPr>
+      <w:r>
+        <w:rPr>
+          <w:sz w:val="28"/>
+          <w:szCs w:val="24"/>
+          <w:lang w:val="en-US"/>
+        </w:rPr>
+        <w:br w:type="page"/>
+      </w:r>
+    </w:p>
+    <w:p>
+      <w:pPr>
+        <w:tabs>
+          <w:tab w:val="left" w:pos="1560"/>
+        </w:tabs>
+        <w:rPr>
+          <w:b/>
+          <w:bCs/>
+          <w:sz w:val="28"/>
+          <w:szCs w:val="24"/>
+          <w:lang w:val="en-US"/>
+        </w:rPr>
+      </w:pPr>
+      <w:r>
+        <w:rPr>
+          <w:b/>
+          <w:bCs/>
+          <w:sz w:val="28"/>
+          <w:szCs w:val="24"/>
+          <w:lang w:val="en-US"/>
+        </w:rPr>
+        <w:lastRenderedPageBreak/>
+        <w:t>TestNG (Test Next Generation)</w:t>
+      </w:r>
+    </w:p>
+    <w:p>
+      <w:pPr>
+        <w:tabs>
+          <w:tab w:val="left" w:pos="1560"/>
+        </w:tabs>
+        <w:rPr>
+          <w:sz w:val="28"/>
+          <w:szCs w:val="24"/>
+          <w:lang w:val="en-US"/>
+        </w:rPr>
+      </w:pPr>
+      <w:r>
+        <w:rPr>
+          <w:sz w:val="28"/>
+          <w:szCs w:val="24"/>
+          <w:lang w:val="en-US"/>
+        </w:rPr>
+        <w:t>It is a framework for automation testing.</w:t>
+      </w:r>
+    </w:p>
+    <w:p>
+      <w:pPr>
+        <w:tabs>
+          <w:tab w:val="left" w:pos="1560"/>
+        </w:tabs>
+        <w:rPr>
+          <w:sz w:val="28"/>
+          <w:szCs w:val="24"/>
+          <w:lang w:val="en-US"/>
+        </w:rPr>
+      </w:pPr>
+      <w:r>
+        <w:rPr>
+          <w:b/>
+          <w:bCs/>
+          <w:sz w:val="28"/>
+          <w:szCs w:val="24"/>
+          <w:lang w:val="en-US"/>
+        </w:rPr>
+        <w:t xml:space="preserve">Framework: </w:t>
+      </w:r>
+      <w:r>
+        <w:rPr>
+          <w:sz w:val="28"/>
+          <w:szCs w:val="24"/>
+          <w:lang w:val="en-US"/>
+        </w:rPr>
+        <w:t>Set of rules, guidelines, best practices, readymade functions, classes which will make automation testing easy.</w:t>
+      </w:r>
+    </w:p>
+    <w:p>
+      <w:pPr>
+        <w:tabs>
+          <w:tab w:val="left" w:pos="1560"/>
+        </w:tabs>
+        <w:rPr>
+          <w:sz w:val="28"/>
+          <w:szCs w:val="24"/>
+          <w:lang w:val="en-US"/>
+        </w:rPr>
+      </w:pPr>
+    </w:p>
+    <w:p>
+      <w:pPr>
+        <w:tabs>
+          <w:tab w:val="left" w:pos="1560"/>
+        </w:tabs>
+        <w:rPr>
+          <w:b/>
+          <w:bCs/>
+          <w:sz w:val="28"/>
+          <w:szCs w:val="24"/>
+          <w:lang w:val="en-US"/>
+        </w:rPr>
+      </w:pPr>
+      <w:r>
+        <w:rPr>
+          <w:b/>
+          <w:bCs/>
+          <w:sz w:val="28"/>
+          <w:szCs w:val="24"/>
+          <w:lang w:val="en-US"/>
+        </w:rPr>
+        <w:t>Advantages</w:t>
+      </w:r>
+    </w:p>
+    <w:p>
+      <w:pPr>
+        <w:pStyle w:val="ListParagraph"/>
+        <w:numPr>
+          <w:ilvl w:val="0"/>
+          <w:numId w:val="32"/>
+        </w:numPr>
+        <w:tabs>
+          <w:tab w:val="left" w:pos="1560"/>
+        </w:tabs>
+        <w:rPr>
+          <w:sz w:val="28"/>
+          <w:szCs w:val="24"/>
+          <w:lang w:val="en-US"/>
+        </w:rPr>
+      </w:pPr>
+      <w:r>
+        <w:rPr>
+          <w:sz w:val="28"/>
+          <w:szCs w:val="24"/>
+          <w:lang w:val="en-US"/>
+        </w:rPr>
+        <w:t>Allows to create multiple tests in single class</w:t>
+      </w:r>
+    </w:p>
+    <w:p>
+      <w:pPr>
+        <w:pStyle w:val="ListParagraph"/>
+        <w:numPr>
+          <w:ilvl w:val="0"/>
+          <w:numId w:val="32"/>
+        </w:numPr>
+        <w:tabs>
+          <w:tab w:val="left" w:pos="1560"/>
+        </w:tabs>
+        <w:rPr>
+          <w:sz w:val="28"/>
+          <w:szCs w:val="24"/>
+          <w:lang w:val="en-US"/>
+        </w:rPr>
+      </w:pPr>
+      <w:r>
+        <w:rPr>
+          <w:sz w:val="28"/>
+          <w:szCs w:val="24"/>
+          <w:lang w:val="en-US"/>
+        </w:rPr>
+        <w:t>Allows to execute single / multiple tests at a time</w:t>
+      </w:r>
+    </w:p>
+    <w:p>
+      <w:pPr>
+        <w:pStyle w:val="ListParagraph"/>
+        <w:numPr>
+          <w:ilvl w:val="0"/>
+          <w:numId w:val="32"/>
+        </w:numPr>
+        <w:tabs>
+          <w:tab w:val="left" w:pos="1560"/>
+        </w:tabs>
+        <w:rPr>
+          <w:sz w:val="28"/>
+          <w:szCs w:val="24"/>
+          <w:lang w:val="en-US"/>
+        </w:rPr>
+      </w:pPr>
+      <w:r>
+        <w:rPr>
+          <w:sz w:val="28"/>
+          <w:szCs w:val="24"/>
+          <w:lang w:val="en-US"/>
+        </w:rPr>
+        <w:t>Allows to set the priority to the tests</w:t>
+      </w:r>
+    </w:p>
+    <w:p>
+      <w:pPr>
+        <w:pStyle w:val="ListParagraph"/>
+        <w:numPr>
+          <w:ilvl w:val="0"/>
+          <w:numId w:val="32"/>
+        </w:numPr>
+        <w:tabs>
+          <w:tab w:val="left" w:pos="1560"/>
+        </w:tabs>
+        <w:rPr>
+          <w:sz w:val="28"/>
+          <w:szCs w:val="24"/>
+          <w:lang w:val="en-US"/>
+        </w:rPr>
+      </w:pPr>
+      <w:r>
+        <w:rPr>
+          <w:sz w:val="28"/>
+          <w:szCs w:val="24"/>
+          <w:lang w:val="en-US"/>
+        </w:rPr>
+        <w:t>Allows parallel execution of tests.</w:t>
+      </w:r>
+    </w:p>
+    <w:p>
+      <w:pPr>
+        <w:pStyle w:val="ListParagraph"/>
+        <w:numPr>
+          <w:ilvl w:val="0"/>
+          <w:numId w:val="32"/>
+        </w:numPr>
+        <w:tabs>
+          <w:tab w:val="left" w:pos="1560"/>
+        </w:tabs>
+        <w:rPr>
+          <w:sz w:val="28"/>
+          <w:szCs w:val="24"/>
+          <w:lang w:val="en-US"/>
+        </w:rPr>
+      </w:pPr>
+      <w:r>
+        <w:rPr>
+          <w:sz w:val="28"/>
+          <w:szCs w:val="24"/>
+          <w:lang w:val="en-US"/>
+        </w:rPr>
+        <w:t>Uses annotations</w:t>
+      </w:r>
+      <w:r>
+        <w:rPr>
+          <w:sz w:val="28"/>
+          <w:szCs w:val="24"/>
+          <w:lang w:val="en-US"/>
+        </w:rPr>
+        <w:t xml:space="preserve"> (applicable to class, method to give some additional meaning)</w:t>
+      </w:r>
+    </w:p>
+    <w:p>
+      <w:pPr>
+        <w:pStyle w:val="ListParagraph"/>
+        <w:numPr>
+          <w:ilvl w:val="1"/>
+          <w:numId w:val="32"/>
+        </w:numPr>
+        <w:tabs>
+          <w:tab w:val="left" w:pos="1560"/>
+        </w:tabs>
+        <w:rPr>
+          <w:sz w:val="28"/>
+          <w:szCs w:val="24"/>
+          <w:lang w:val="en-US"/>
+        </w:rPr>
+      </w:pPr>
+      <w:r>
+        <w:rPr>
+          <w:sz w:val="28"/>
+          <w:szCs w:val="24"/>
+          <w:lang w:val="en-US"/>
+        </w:rPr>
+        <w:t>@Test</w:t>
+      </w:r>
+    </w:p>
+    <w:p>
+      <w:pPr>
+        <w:pStyle w:val="ListParagraph"/>
+        <w:numPr>
+          <w:ilvl w:val="1"/>
+          <w:numId w:val="32"/>
+        </w:numPr>
+        <w:tabs>
+          <w:tab w:val="left" w:pos="1560"/>
+        </w:tabs>
+        <w:rPr>
+          <w:sz w:val="28"/>
+          <w:szCs w:val="24"/>
+          <w:lang w:val="en-US"/>
+        </w:rPr>
+      </w:pPr>
+      <w:r>
+        <w:rPr>
+          <w:sz w:val="28"/>
+          <w:szCs w:val="24"/>
+          <w:lang w:val="en-US"/>
+        </w:rPr>
+        <w:t>@BeforeTest</w:t>
+      </w:r>
+    </w:p>
+    <w:p>
+      <w:pPr>
+        <w:pStyle w:val="ListParagraph"/>
+        <w:numPr>
+          <w:ilvl w:val="1"/>
+          <w:numId w:val="32"/>
+        </w:numPr>
+        <w:tabs>
+          <w:tab w:val="left" w:pos="1560"/>
+        </w:tabs>
+        <w:rPr>
+          <w:sz w:val="28"/>
+          <w:szCs w:val="24"/>
+          <w:lang w:val="en-US"/>
+        </w:rPr>
+      </w:pPr>
+      <w:r>
+        <w:rPr>
+          <w:sz w:val="28"/>
+          <w:szCs w:val="24"/>
+          <w:lang w:val="en-US"/>
+        </w:rPr>
+        <w:t>@AfterTest</w:t>
+      </w:r>
+    </w:p>
+    <w:p>
+      <w:pPr>
+        <w:pStyle w:val="ListParagraph"/>
+        <w:numPr>
+          <w:ilvl w:val="1"/>
+          <w:numId w:val="32"/>
+        </w:numPr>
+        <w:tabs>
+          <w:tab w:val="left" w:pos="1560"/>
+        </w:tabs>
+        <w:rPr>
+          <w:sz w:val="28"/>
+          <w:szCs w:val="24"/>
+          <w:lang w:val="en-US"/>
+        </w:rPr>
+      </w:pPr>
+      <w:r>
+        <w:rPr>
+          <w:sz w:val="28"/>
+          <w:szCs w:val="24"/>
+          <w:lang w:val="en-US"/>
+        </w:rPr>
+        <w:t>@BeforeMethod</w:t>
+      </w:r>
+    </w:p>
+    <w:p>
+      <w:pPr>
+        <w:pStyle w:val="ListParagraph"/>
+        <w:numPr>
+          <w:ilvl w:val="1"/>
+          <w:numId w:val="32"/>
+        </w:numPr>
+        <w:tabs>
+          <w:tab w:val="left" w:pos="1560"/>
+        </w:tabs>
+        <w:rPr>
+          <w:sz w:val="28"/>
+          <w:szCs w:val="24"/>
+          <w:lang w:val="en-US"/>
+        </w:rPr>
+      </w:pPr>
+      <w:r>
+        <w:rPr>
+          <w:sz w:val="28"/>
+          <w:szCs w:val="24"/>
+          <w:lang w:val="en-US"/>
+        </w:rPr>
+        <w:t>@AfterMethod</w:t>
+      </w:r>
+    </w:p>
+    <w:p>
+      <w:pPr>
+        <w:pStyle w:val="ListParagraph"/>
+        <w:numPr>
+          <w:ilvl w:val="1"/>
+          <w:numId w:val="32"/>
+        </w:numPr>
+        <w:tabs>
+          <w:tab w:val="left" w:pos="1560"/>
+        </w:tabs>
+        <w:rPr>
+          <w:sz w:val="28"/>
+          <w:szCs w:val="24"/>
+          <w:lang w:val="en-US"/>
+        </w:rPr>
+      </w:pPr>
+      <w:r>
+        <w:rPr>
+          <w:sz w:val="28"/>
+          <w:szCs w:val="24"/>
+          <w:lang w:val="en-US"/>
+        </w:rPr>
+        <w:t>@DataProvider</w:t>
+      </w:r>
+    </w:p>
+    <w:p>
+      <w:pPr>
+        <w:pStyle w:val="ListParagraph"/>
+        <w:numPr>
+          <w:ilvl w:val="1"/>
+          <w:numId w:val="32"/>
+        </w:numPr>
+        <w:tabs>
+          <w:tab w:val="left" w:pos="1560"/>
+        </w:tabs>
+        <w:rPr>
+          <w:sz w:val="28"/>
+          <w:szCs w:val="24"/>
+          <w:lang w:val="en-US"/>
+        </w:rPr>
+      </w:pPr>
+      <w:r>
+        <w:rPr>
+          <w:sz w:val="28"/>
+          <w:szCs w:val="24"/>
+          <w:lang w:val="en-US"/>
+        </w:rPr>
+        <w:t>@Parameters</w:t>
+      </w:r>
+    </w:p>
+    <w:p>
+      <w:pPr>
+        <w:pStyle w:val="ListParagraph"/>
+        <w:numPr>
+          <w:ilvl w:val="0"/>
+          <w:numId w:val="32"/>
+        </w:numPr>
+        <w:tabs>
+          <w:tab w:val="left" w:pos="1560"/>
+        </w:tabs>
+        <w:rPr>
+          <w:sz w:val="28"/>
+          <w:szCs w:val="24"/>
+          <w:lang w:val="en-US"/>
+        </w:rPr>
+      </w:pPr>
+      <w:r>
+        <w:rPr>
+          <w:sz w:val="28"/>
+          <w:szCs w:val="24"/>
+          <w:lang w:val="en-US"/>
+        </w:rPr>
+        <w:t>Allows to execute tests in group</w:t>
+      </w:r>
+    </w:p>
+    <w:p>
+      <w:pPr>
+        <w:pStyle w:val="ListParagraph"/>
+        <w:numPr>
+          <w:ilvl w:val="0"/>
+          <w:numId w:val="32"/>
+        </w:numPr>
+        <w:tabs>
+          <w:tab w:val="left" w:pos="1560"/>
+        </w:tabs>
+        <w:rPr>
+          <w:sz w:val="28"/>
+          <w:szCs w:val="24"/>
+          <w:lang w:val="en-US"/>
+        </w:rPr>
+      </w:pPr>
+      <w:r>
+        <w:rPr>
+          <w:sz w:val="28"/>
+          <w:szCs w:val="24"/>
+          <w:lang w:val="en-US"/>
+        </w:rPr>
+        <w:t>Generates automatic report</w:t>
+      </w:r>
+    </w:p>
+    <w:p>
+      <w:pPr>
+        <w:pStyle w:val="ListParagraph"/>
+        <w:numPr>
+          <w:ilvl w:val="1"/>
+          <w:numId w:val="32"/>
+        </w:numPr>
+        <w:tabs>
+          <w:tab w:val="left" w:pos="1560"/>
+        </w:tabs>
+        <w:rPr>
+          <w:sz w:val="28"/>
+          <w:szCs w:val="24"/>
+          <w:lang w:val="en-US"/>
+        </w:rPr>
+      </w:pPr>
+      <w:r>
+        <w:rPr>
+          <w:sz w:val="28"/>
+          <w:szCs w:val="24"/>
+          <w:lang w:val="en-US"/>
+        </w:rPr>
+        <w:t>Normal report</w:t>
+      </w:r>
+    </w:p>
+    <w:p>
+      <w:pPr>
+        <w:pStyle w:val="ListParagraph"/>
+        <w:numPr>
+          <w:ilvl w:val="1"/>
+          <w:numId w:val="32"/>
+        </w:numPr>
+        <w:tabs>
+          <w:tab w:val="left" w:pos="1560"/>
+        </w:tabs>
+        <w:rPr>
+          <w:sz w:val="28"/>
+          <w:szCs w:val="24"/>
+          <w:lang w:val="en-US"/>
+        </w:rPr>
+      </w:pPr>
+      <w:r>
+        <w:rPr>
+          <w:sz w:val="28"/>
+          <w:szCs w:val="24"/>
+          <w:lang w:val="en-US"/>
+        </w:rPr>
+        <w:t>HTML Report</w:t>
+      </w:r>
+    </w:p>
+    <w:p>
+      <w:pPr>
+        <w:pStyle w:val="ListParagraph"/>
+        <w:numPr>
+          <w:ilvl w:val="0"/>
+          <w:numId w:val="32"/>
+        </w:numPr>
+        <w:tabs>
+          <w:tab w:val="left" w:pos="1560"/>
+        </w:tabs>
+        <w:rPr>
+          <w:sz w:val="28"/>
+          <w:szCs w:val="24"/>
+          <w:lang w:val="en-US"/>
+        </w:rPr>
+      </w:pPr>
+      <w:r>
+        <w:rPr>
+          <w:sz w:val="28"/>
+          <w:szCs w:val="24"/>
+          <w:lang w:val="en-US"/>
+        </w:rPr>
+        <w:t>Allows to implement different types of frameworks</w:t>
+      </w:r>
+    </w:p>
+    <w:p>
+      <w:pPr>
+        <w:pStyle w:val="ListParagraph"/>
+        <w:numPr>
+          <w:ilvl w:val="1"/>
+          <w:numId w:val="32"/>
+        </w:numPr>
+        <w:tabs>
+          <w:tab w:val="left" w:pos="1560"/>
+        </w:tabs>
+        <w:rPr>
+          <w:sz w:val="28"/>
+          <w:szCs w:val="24"/>
+          <w:lang w:val="en-US"/>
+        </w:rPr>
+      </w:pPr>
+      <w:r>
+        <w:rPr>
+          <w:sz w:val="28"/>
+          <w:szCs w:val="24"/>
+          <w:lang w:val="en-US"/>
+        </w:rPr>
+        <w:t>Linear Framework</w:t>
+      </w:r>
+    </w:p>
+    <w:p>
+      <w:pPr>
+        <w:pStyle w:val="ListParagraph"/>
+        <w:numPr>
+          <w:ilvl w:val="1"/>
+          <w:numId w:val="32"/>
+        </w:numPr>
+        <w:tabs>
+          <w:tab w:val="left" w:pos="1560"/>
+        </w:tabs>
+        <w:rPr>
+          <w:sz w:val="28"/>
+          <w:szCs w:val="24"/>
+          <w:lang w:val="en-US"/>
+        </w:rPr>
+      </w:pPr>
+      <w:r>
+        <w:rPr>
+          <w:sz w:val="28"/>
+          <w:szCs w:val="24"/>
+          <w:lang w:val="en-US"/>
+        </w:rPr>
+        <w:t>Modular Framework</w:t>
+      </w:r>
+    </w:p>
+    <w:p>
+      <w:pPr>
+        <w:pStyle w:val="ListParagraph"/>
+        <w:numPr>
+          <w:ilvl w:val="1"/>
+          <w:numId w:val="32"/>
+        </w:numPr>
+        <w:tabs>
+          <w:tab w:val="left" w:pos="1560"/>
+        </w:tabs>
+        <w:rPr>
+          <w:sz w:val="28"/>
+          <w:szCs w:val="24"/>
+          <w:lang w:val="en-US"/>
+        </w:rPr>
+      </w:pPr>
+      <w:r>
+        <w:rPr>
+          <w:sz w:val="28"/>
+          <w:szCs w:val="24"/>
+          <w:lang w:val="en-US"/>
+        </w:rPr>
+        <w:t>Keyword Driven Framework</w:t>
+      </w:r>
+    </w:p>
+    <w:p>
+      <w:pPr>
+        <w:pStyle w:val="ListParagraph"/>
+        <w:numPr>
+          <w:ilvl w:val="1"/>
+          <w:numId w:val="32"/>
+        </w:numPr>
+        <w:tabs>
+          <w:tab w:val="left" w:pos="1560"/>
+        </w:tabs>
+        <w:rPr>
+          <w:sz w:val="28"/>
+          <w:szCs w:val="24"/>
+          <w:lang w:val="en-US"/>
+        </w:rPr>
+      </w:pPr>
+      <w:r>
+        <w:rPr>
+          <w:sz w:val="28"/>
+          <w:szCs w:val="24"/>
+          <w:lang w:val="en-US"/>
+        </w:rPr>
+        <w:t>Page Object Model</w:t>
+      </w:r>
+    </w:p>
+    <w:p>
+      <w:pPr>
+        <w:pStyle w:val="ListParagraph"/>
+        <w:numPr>
+          <w:ilvl w:val="1"/>
+          <w:numId w:val="32"/>
+        </w:numPr>
+        <w:tabs>
+          <w:tab w:val="left" w:pos="1560"/>
+        </w:tabs>
+        <w:rPr>
+          <w:sz w:val="28"/>
+          <w:szCs w:val="24"/>
+          <w:lang w:val="en-US"/>
+        </w:rPr>
+      </w:pPr>
+      <w:r>
+        <w:rPr>
+          <w:sz w:val="28"/>
+          <w:szCs w:val="24"/>
+          <w:lang w:val="en-US"/>
+        </w:rPr>
+        <w:t>Data Driven Framework</w:t>
+      </w:r>
+    </w:p>
+    <w:p>
+      <w:pPr>
+        <w:pStyle w:val="ListParagraph"/>
+        <w:numPr>
+          <w:ilvl w:val="0"/>
+          <w:numId w:val="32"/>
+        </w:numPr>
+        <w:tabs>
+          <w:tab w:val="left" w:pos="1560"/>
+        </w:tabs>
+        <w:rPr>
+          <w:sz w:val="28"/>
+          <w:szCs w:val="24"/>
+          <w:lang w:val="en-US"/>
+        </w:rPr>
+      </w:pPr>
+      <w:r>
+        <w:rPr>
+          <w:sz w:val="28"/>
+          <w:szCs w:val="24"/>
+          <w:lang w:val="en-US"/>
+        </w:rPr>
+        <w:t>Allows assertion (Allows to mark any test case as pass or fail)</w:t>
+      </w:r>
+    </w:p>
+    <w:p>
+      <w:pPr>
+        <w:tabs>
+          <w:tab w:val="left" w:pos="1560"/>
+        </w:tabs>
+        <w:rPr>
+          <w:sz w:val="28"/>
+          <w:szCs w:val="24"/>
+          <w:lang w:val="en-US"/>
+        </w:rPr>
+      </w:pPr>
+    </w:p>
+    <w:p>
+      <w:pPr>
+        <w:tabs>
+          <w:tab w:val="left" w:pos="1560"/>
+        </w:tabs>
+        <w:rPr>
+          <w:b/>
+          <w:bCs/>
+          <w:sz w:val="28"/>
+          <w:szCs w:val="24"/>
+          <w:lang w:val="en-US"/>
+        </w:rPr>
+      </w:pPr>
+      <w:r>
+        <w:rPr>
+          <w:b/>
+          <w:bCs/>
+          <w:sz w:val="28"/>
+          <w:szCs w:val="24"/>
+          <w:lang w:val="en-US"/>
+        </w:rPr>
+        <w:t>Annotations</w:t>
+      </w:r>
+    </w:p>
+    <w:p>
+      <w:pPr>
+        <w:pStyle w:val="ListParagraph"/>
+        <w:numPr>
+          <w:ilvl w:val="0"/>
+          <w:numId w:val="33"/>
+        </w:numPr>
+        <w:tabs>
+          <w:tab w:val="left" w:pos="1560"/>
+        </w:tabs>
+        <w:rPr>
+          <w:sz w:val="28"/>
+          <w:szCs w:val="24"/>
+          <w:lang w:val="en-US"/>
+        </w:rPr>
+      </w:pPr>
+      <w:r>
+        <w:rPr>
+          <w:sz w:val="28"/>
+          <w:szCs w:val="24"/>
+          <w:lang w:val="en-US"/>
+        </w:rPr>
+        <w:t xml:space="preserve">@Test </w:t>
+      </w:r>
+      <w:r>
+        <w:rPr>
+          <w:sz w:val="28"/>
+          <w:szCs w:val="24"/>
+          <w:lang w:val="en-US"/>
+        </w:rPr>
+        <w:sym w:font="Wingdings" w:char="F0E0"/>
+      </w:r>
+      <w:r>
+        <w:rPr>
+          <w:sz w:val="28"/>
+          <w:szCs w:val="24"/>
+          <w:lang w:val="en-US"/>
+        </w:rPr>
+        <w:t xml:space="preserve"> This is the method that will be treated as Test Case, and this method will be executed.</w:t>
+      </w:r>
+    </w:p>
+    <w:p>
+      <w:pPr>
+        <w:pStyle w:val="ListParagraph"/>
+        <w:numPr>
+          <w:ilvl w:val="0"/>
+          <w:numId w:val="33"/>
+        </w:numPr>
+        <w:tabs>
+          <w:tab w:val="left" w:pos="1560"/>
+        </w:tabs>
+        <w:rPr>
+          <w:sz w:val="28"/>
+          <w:szCs w:val="24"/>
+          <w:lang w:val="en-US"/>
+        </w:rPr>
+      </w:pPr>
+      <w:r>
+        <w:rPr>
+          <w:sz w:val="28"/>
+          <w:szCs w:val="24"/>
+          <w:lang w:val="en-US"/>
+        </w:rPr>
+        <w:lastRenderedPageBreak/>
+        <w:t xml:space="preserve">@BeforeTest </w:t>
+      </w:r>
+      <w:r>
+        <w:rPr>
+          <w:sz w:val="28"/>
+          <w:szCs w:val="24"/>
+          <w:lang w:val="en-US"/>
+        </w:rPr>
+        <w:sym w:font="Wingdings" w:char="F0E0"/>
+      </w:r>
+      <w:r>
+        <w:rPr>
+          <w:sz w:val="28"/>
+          <w:szCs w:val="24"/>
+          <w:lang w:val="en-US"/>
+        </w:rPr>
+        <w:t xml:space="preserve">This is the method that will get executed </w:t>
+      </w:r>
+      <w:r>
+        <w:rPr>
+          <w:b/>
+          <w:bCs/>
+          <w:sz w:val="28"/>
+          <w:szCs w:val="24"/>
+          <w:lang w:val="en-US"/>
+        </w:rPr>
+        <w:t>only once before executing 1</w:t>
+      </w:r>
+      <w:r>
+        <w:rPr>
+          <w:b/>
+          <w:bCs/>
+          <w:sz w:val="28"/>
+          <w:szCs w:val="24"/>
+          <w:vertAlign w:val="superscript"/>
+          <w:lang w:val="en-US"/>
+        </w:rPr>
+        <w:t>st</w:t>
+      </w:r>
+      <w:r>
+        <w:rPr>
+          <w:b/>
+          <w:bCs/>
+          <w:sz w:val="28"/>
+          <w:szCs w:val="24"/>
+          <w:lang w:val="en-US"/>
+        </w:rPr>
+        <w:t xml:space="preserve"> test case.</w:t>
+      </w:r>
+    </w:p>
+    <w:p>
+      <w:pPr>
+        <w:pStyle w:val="ListParagraph"/>
+        <w:numPr>
+          <w:ilvl w:val="0"/>
+          <w:numId w:val="33"/>
+        </w:numPr>
+        <w:tabs>
+          <w:tab w:val="left" w:pos="1560"/>
+        </w:tabs>
+        <w:rPr>
+          <w:sz w:val="28"/>
+          <w:szCs w:val="24"/>
+          <w:lang w:val="en-US"/>
+        </w:rPr>
+      </w:pPr>
+      <w:r>
+        <w:rPr>
+          <w:sz w:val="28"/>
+          <w:szCs w:val="24"/>
+          <w:lang w:val="en-US"/>
+        </w:rPr>
+        <w:t xml:space="preserve">@AfterTest </w:t>
+      </w:r>
+      <w:r>
+        <w:rPr>
+          <w:sz w:val="28"/>
+          <w:szCs w:val="24"/>
+          <w:lang w:val="en-US"/>
+        </w:rPr>
+        <w:sym w:font="Wingdings" w:char="F0E0"/>
+      </w:r>
+      <w:r>
+        <w:rPr>
+          <w:sz w:val="28"/>
+          <w:szCs w:val="24"/>
+          <w:lang w:val="en-US"/>
+        </w:rPr>
+        <w:t xml:space="preserve"> This is the method that will get executed </w:t>
+      </w:r>
+      <w:r>
+        <w:rPr>
+          <w:b/>
+          <w:bCs/>
+          <w:sz w:val="28"/>
+          <w:szCs w:val="24"/>
+          <w:lang w:val="en-US"/>
+        </w:rPr>
+        <w:t>only once after executing last test case.</w:t>
+      </w:r>
+    </w:p>
+    <w:p>
+      <w:pPr>
+        <w:pStyle w:val="ListParagraph"/>
+        <w:numPr>
+          <w:ilvl w:val="0"/>
+          <w:numId w:val="33"/>
+        </w:numPr>
+        <w:tabs>
+          <w:tab w:val="left" w:pos="1560"/>
+        </w:tabs>
+        <w:rPr>
+          <w:sz w:val="28"/>
+          <w:szCs w:val="24"/>
+          <w:lang w:val="en-US"/>
+        </w:rPr>
+      </w:pPr>
+      <w:r>
+        <w:rPr>
+          <w:sz w:val="28"/>
+          <w:szCs w:val="24"/>
+          <w:lang w:val="en-US"/>
+        </w:rPr>
+        <w:t xml:space="preserve">@BeforeMethod </w:t>
+      </w:r>
+      <w:r>
+        <w:rPr>
+          <w:sz w:val="28"/>
+          <w:szCs w:val="24"/>
+          <w:lang w:val="en-US"/>
+        </w:rPr>
+        <w:sym w:font="Wingdings" w:char="F0E0"/>
+      </w:r>
+      <w:r>
+        <w:rPr>
+          <w:sz w:val="28"/>
+          <w:szCs w:val="24"/>
+          <w:lang w:val="en-US"/>
+        </w:rPr>
+        <w:t xml:space="preserve"> This is the method that will get executed </w:t>
+      </w:r>
+      <w:r>
+        <w:rPr>
+          <w:b/>
+          <w:bCs/>
+          <w:sz w:val="28"/>
+          <w:szCs w:val="24"/>
+          <w:lang w:val="en-US"/>
+        </w:rPr>
+        <w:t>before every test case</w:t>
+      </w:r>
+    </w:p>
+    <w:p>
+      <w:pPr>
+        <w:pStyle w:val="ListParagraph"/>
+        <w:numPr>
+          <w:ilvl w:val="0"/>
+          <w:numId w:val="33"/>
+        </w:numPr>
+        <w:tabs>
+          <w:tab w:val="left" w:pos="1560"/>
+        </w:tabs>
+        <w:rPr>
+          <w:sz w:val="28"/>
+          <w:szCs w:val="24"/>
+          <w:lang w:val="en-US"/>
+        </w:rPr>
+      </w:pPr>
+      <w:r>
+        <w:rPr>
+          <w:sz w:val="28"/>
+          <w:szCs w:val="24"/>
+          <w:lang w:val="en-US"/>
+        </w:rPr>
+        <w:t xml:space="preserve">@AfterMethod </w:t>
+      </w:r>
+      <w:r>
+        <w:rPr>
+          <w:sz w:val="28"/>
+          <w:szCs w:val="24"/>
+          <w:lang w:val="en-US"/>
+        </w:rPr>
+        <w:sym w:font="Wingdings" w:char="F0E0"/>
+      </w:r>
+      <w:r>
+        <w:rPr>
+          <w:sz w:val="28"/>
+          <w:szCs w:val="24"/>
+          <w:lang w:val="en-US"/>
+        </w:rPr>
+        <w:t xml:space="preserve"> This is the method that will get executed </w:t>
+      </w:r>
+      <w:r>
+        <w:rPr>
+          <w:b/>
+          <w:bCs/>
+          <w:sz w:val="28"/>
+          <w:szCs w:val="24"/>
+          <w:lang w:val="en-US"/>
+        </w:rPr>
+        <w:t>after every test case</w:t>
+      </w:r>
+    </w:p>
+    <w:p>
+      <w:pPr>
+        <w:tabs>
+          <w:tab w:val="left" w:pos="1560"/>
+        </w:tabs>
+        <w:rPr>
+          <w:sz w:val="28"/>
+          <w:szCs w:val="24"/>
+          <w:lang w:val="en-US"/>
+        </w:rPr>
+      </w:pPr>
+    </w:p>
+    <w:p>
+      <w:pPr>
+        <w:tabs>
+          <w:tab w:val="left" w:pos="1560"/>
+        </w:tabs>
+        <w:rPr>
+          <w:sz w:val="28"/>
+          <w:szCs w:val="24"/>
+          <w:lang w:val="en-US"/>
+        </w:rPr>
+      </w:pPr>
+    </w:p>
+    <w:p>
+      <w:pPr>
+        <w:tabs>
+          <w:tab w:val="left" w:pos="1560"/>
+        </w:tabs>
+        <w:rPr>
+          <w:b/>
+          <w:bCs/>
+          <w:sz w:val="28"/>
+          <w:szCs w:val="24"/>
+          <w:lang w:val="en-US"/>
+        </w:rPr>
+      </w:pPr>
+      <w:r>
+        <w:rPr>
+          <w:b/>
+          <w:bCs/>
+          <w:sz w:val="28"/>
+          <w:szCs w:val="24"/>
+          <w:lang w:val="en-US"/>
+        </w:rPr>
+        <w:t>Execution Sequence</w:t>
+      </w:r>
+    </w:p>
+    <w:p>
+      <w:pPr>
+        <w:tabs>
+          <w:tab w:val="left" w:pos="1560"/>
+        </w:tabs>
+        <w:rPr>
+          <w:sz w:val="28"/>
+          <w:szCs w:val="24"/>
+          <w:lang w:val="en-US"/>
+        </w:rPr>
+      </w:pPr>
+      <w:r>
+        <w:rPr>
+          <w:sz w:val="28"/>
+          <w:szCs w:val="24"/>
+          <w:lang w:val="en-US"/>
+        </w:rPr>
+        <w:t>BeforeTest</w:t>
+      </w:r>
+    </w:p>
+    <w:p>
+      <w:pPr>
+        <w:tabs>
+          <w:tab w:val="left" w:pos="1560"/>
+        </w:tabs>
+        <w:rPr>
+          <w:sz w:val="28"/>
+          <w:szCs w:val="24"/>
+          <w:lang w:val="en-US"/>
+        </w:rPr>
+      </w:pPr>
+      <w:r>
+        <w:rPr>
+          <w:sz w:val="28"/>
+          <w:szCs w:val="24"/>
+          <w:lang w:val="en-US"/>
+        </w:rPr>
+        <w:tab/>
+        <w:t>BeforeMethod</w:t>
+      </w:r>
+    </w:p>
+    <w:p>
+      <w:pPr>
+        <w:tabs>
+          <w:tab w:val="left" w:pos="1560"/>
+        </w:tabs>
+        <w:rPr>
+          <w:sz w:val="28"/>
+          <w:szCs w:val="24"/>
+          <w:lang w:val="en-US"/>
+        </w:rPr>
+      </w:pPr>
+      <w:r>
+        <w:rPr>
+          <w:sz w:val="28"/>
+          <w:szCs w:val="24"/>
+          <w:lang w:val="en-US"/>
+        </w:rPr>
+        <w:tab/>
+      </w:r>
+      <w:r>
+        <w:rPr>
+          <w:sz w:val="28"/>
+          <w:szCs w:val="24"/>
+          <w:lang w:val="en-US"/>
+        </w:rPr>
+        <w:tab/>
+        <w:t>Test 1</w:t>
+      </w:r>
+    </w:p>
+    <w:p>
+      <w:pPr>
+        <w:tabs>
+          <w:tab w:val="left" w:pos="1560"/>
+        </w:tabs>
+        <w:rPr>
+          <w:sz w:val="28"/>
+          <w:szCs w:val="24"/>
+          <w:lang w:val="en-US"/>
+        </w:rPr>
+      </w:pPr>
+      <w:r>
+        <w:rPr>
+          <w:sz w:val="28"/>
+          <w:szCs w:val="24"/>
+          <w:lang w:val="en-US"/>
+        </w:rPr>
+        <w:tab/>
+        <w:t>AfterMethod</w:t>
+      </w:r>
+    </w:p>
+    <w:p>
+      <w:pPr>
+        <w:tabs>
+          <w:tab w:val="left" w:pos="1560"/>
+        </w:tabs>
+        <w:rPr>
+          <w:sz w:val="28"/>
+          <w:szCs w:val="24"/>
+          <w:lang w:val="en-US"/>
+        </w:rPr>
+      </w:pPr>
+      <w:r>
+        <w:rPr>
+          <w:sz w:val="28"/>
+          <w:szCs w:val="24"/>
+          <w:lang w:val="en-US"/>
+        </w:rPr>
+        <w:tab/>
+        <w:t>BeforeMethod</w:t>
+      </w:r>
+    </w:p>
+    <w:p>
+      <w:pPr>
+        <w:tabs>
+          <w:tab w:val="left" w:pos="1560"/>
+        </w:tabs>
+        <w:rPr>
+          <w:sz w:val="28"/>
+          <w:szCs w:val="24"/>
+          <w:lang w:val="en-US"/>
+        </w:rPr>
+      </w:pPr>
+      <w:r>
+        <w:rPr>
+          <w:sz w:val="28"/>
+          <w:szCs w:val="24"/>
+          <w:lang w:val="en-US"/>
+        </w:rPr>
+        <w:tab/>
+      </w:r>
+      <w:r>
+        <w:rPr>
+          <w:sz w:val="28"/>
+          <w:szCs w:val="24"/>
+          <w:lang w:val="en-US"/>
+        </w:rPr>
+        <w:tab/>
+        <w:t>Test 2</w:t>
+      </w:r>
+    </w:p>
+    <w:p>
+      <w:pPr>
+        <w:tabs>
+          <w:tab w:val="left" w:pos="1560"/>
+        </w:tabs>
+        <w:rPr>
+          <w:sz w:val="28"/>
+          <w:szCs w:val="24"/>
+          <w:lang w:val="en-US"/>
+        </w:rPr>
+      </w:pPr>
+      <w:r>
+        <w:rPr>
+          <w:sz w:val="28"/>
+          <w:szCs w:val="24"/>
+          <w:lang w:val="en-US"/>
+        </w:rPr>
+        <w:tab/>
+        <w:t>AfterMethod</w:t>
+      </w:r>
+    </w:p>
+    <w:p>
+      <w:pPr>
+        <w:tabs>
+          <w:tab w:val="left" w:pos="1560"/>
+        </w:tabs>
+        <w:rPr>
+          <w:sz w:val="28"/>
+          <w:szCs w:val="24"/>
+          <w:lang w:val="en-US"/>
+        </w:rPr>
+      </w:pPr>
+      <w:r>
+        <w:rPr>
+          <w:sz w:val="28"/>
+          <w:szCs w:val="24"/>
+          <w:lang w:val="en-US"/>
+        </w:rPr>
+        <w:tab/>
+        <w:t>BeforeMethod</w:t>
+      </w:r>
+    </w:p>
+    <w:p>
+      <w:pPr>
+        <w:tabs>
+          <w:tab w:val="left" w:pos="1560"/>
+        </w:tabs>
+        <w:rPr>
+          <w:sz w:val="28"/>
+          <w:szCs w:val="24"/>
+          <w:lang w:val="en-US"/>
+        </w:rPr>
+      </w:pPr>
+      <w:r>
+        <w:rPr>
+          <w:sz w:val="28"/>
+          <w:szCs w:val="24"/>
+          <w:lang w:val="en-US"/>
+        </w:rPr>
+        <w:tab/>
+      </w:r>
+      <w:r>
+        <w:rPr>
+          <w:sz w:val="28"/>
+          <w:szCs w:val="24"/>
+          <w:lang w:val="en-US"/>
+        </w:rPr>
+        <w:tab/>
+        <w:t>Test 3</w:t>
+      </w:r>
+    </w:p>
+    <w:p>
+      <w:pPr>
+        <w:tabs>
+          <w:tab w:val="left" w:pos="1560"/>
+        </w:tabs>
+        <w:rPr>
+          <w:sz w:val="28"/>
+          <w:szCs w:val="24"/>
+          <w:lang w:val="en-US"/>
+        </w:rPr>
+      </w:pPr>
+      <w:r>
+        <w:rPr>
+          <w:sz w:val="28"/>
+          <w:szCs w:val="24"/>
+          <w:lang w:val="en-US"/>
+        </w:rPr>
+        <w:tab/>
+        <w:t>AfterMethod</w:t>
+      </w:r>
+    </w:p>
+    <w:p>
+      <w:pPr>
+        <w:tabs>
+          <w:tab w:val="left" w:pos="1560"/>
+        </w:tabs>
+        <w:rPr>
+          <w:sz w:val="28"/>
+          <w:szCs w:val="24"/>
+          <w:lang w:val="en-US"/>
+        </w:rPr>
+      </w:pPr>
+      <w:r>
+        <w:rPr>
+          <w:sz w:val="28"/>
+          <w:szCs w:val="24"/>
+          <w:lang w:val="en-US"/>
+        </w:rPr>
+        <w:tab/>
+        <w:t>BeforeMethod</w:t>
+      </w:r>
+    </w:p>
+    <w:p>
+      <w:pPr>
+        <w:tabs>
+          <w:tab w:val="left" w:pos="1560"/>
+        </w:tabs>
+        <w:rPr>
+          <w:sz w:val="28"/>
+          <w:szCs w:val="24"/>
+          <w:lang w:val="en-US"/>
+        </w:rPr>
+      </w:pPr>
+      <w:r>
+        <w:rPr>
+          <w:sz w:val="28"/>
+          <w:szCs w:val="24"/>
+          <w:lang w:val="en-US"/>
+        </w:rPr>
+        <w:tab/>
+      </w:r>
+      <w:r>
+        <w:rPr>
+          <w:sz w:val="28"/>
+          <w:szCs w:val="24"/>
+          <w:lang w:val="en-US"/>
+        </w:rPr>
+        <w:tab/>
+        <w:t>Test 4</w:t>
+      </w:r>
+    </w:p>
+    <w:p>
+      <w:pPr>
+        <w:tabs>
+          <w:tab w:val="left" w:pos="1560"/>
+        </w:tabs>
+        <w:rPr>
+          <w:sz w:val="28"/>
+          <w:szCs w:val="24"/>
+          <w:lang w:val="en-US"/>
+        </w:rPr>
+      </w:pPr>
+      <w:r>
+        <w:rPr>
+          <w:sz w:val="28"/>
+          <w:szCs w:val="24"/>
+          <w:lang w:val="en-US"/>
+        </w:rPr>
+        <w:tab/>
+        <w:t>AfterMethod</w:t>
+      </w:r>
+    </w:p>
+    <w:p>
+      <w:pPr>
+        <w:tabs>
+          <w:tab w:val="left" w:pos="1560"/>
+        </w:tabs>
+        <w:rPr>
+          <w:sz w:val="28"/>
+          <w:szCs w:val="24"/>
+          <w:lang w:val="en-US"/>
+        </w:rPr>
+      </w:pPr>
+      <w:r>
+        <w:rPr>
+          <w:sz w:val="28"/>
+          <w:szCs w:val="24"/>
+          <w:lang w:val="en-US"/>
+        </w:rPr>
+        <w:t>AfterTest</w:t>
+      </w:r>
+    </w:p>
+    <w:p>
+      <w:pPr>
+        <w:tabs>
+          <w:tab w:val="left" w:pos="1560"/>
+        </w:tabs>
+        <w:rPr>
+          <w:sz w:val="28"/>
+          <w:szCs w:val="24"/>
+          <w:lang w:val="en-US"/>
+        </w:rPr>
+      </w:pPr>
+    </w:p>
+    <w:p>
+      <w:pPr>
+        <w:tabs>
+          <w:tab w:val="left" w:pos="1560"/>
+        </w:tabs>
+        <w:rPr>
+          <w:b/>
+          <w:bCs/>
+          <w:sz w:val="28"/>
+          <w:szCs w:val="24"/>
+          <w:lang w:val="en-US"/>
+        </w:rPr>
+      </w:pPr>
+      <w:r>
+        <w:rPr>
+          <w:b/>
+          <w:bCs/>
+          <w:sz w:val="28"/>
+          <w:szCs w:val="24"/>
+          <w:lang w:val="en-US"/>
+        </w:rPr>
+        <w:t>Points to be noted about configuration methods (BeforeTest, AfterTest, BeforeMethod, AfterMethod etc.</w:t>
+      </w:r>
+    </w:p>
+    <w:p>
+      <w:pPr>
+        <w:pStyle w:val="ListParagraph"/>
+        <w:numPr>
+          <w:ilvl w:val="0"/>
+          <w:numId w:val="34"/>
+        </w:numPr>
+        <w:tabs>
+          <w:tab w:val="left" w:pos="1560"/>
+        </w:tabs>
+        <w:rPr>
+          <w:sz w:val="28"/>
+          <w:szCs w:val="24"/>
+          <w:lang w:val="en-US"/>
+        </w:rPr>
+      </w:pPr>
+      <w:r>
+        <w:rPr>
+          <w:sz w:val="28"/>
+          <w:szCs w:val="24"/>
+          <w:lang w:val="en-US"/>
+        </w:rPr>
+        <w:t>They need not to be in sequence</w:t>
+      </w:r>
+    </w:p>
+    <w:p>
+      <w:pPr>
+        <w:pStyle w:val="ListParagraph"/>
+        <w:numPr>
+          <w:ilvl w:val="0"/>
+          <w:numId w:val="34"/>
+        </w:numPr>
+        <w:tabs>
+          <w:tab w:val="left" w:pos="1560"/>
+        </w:tabs>
+        <w:rPr>
+          <w:sz w:val="28"/>
+          <w:szCs w:val="24"/>
+          <w:lang w:val="en-US"/>
+        </w:rPr>
+      </w:pPr>
+      <w:r>
+        <w:rPr>
+          <w:sz w:val="28"/>
+          <w:szCs w:val="24"/>
+          <w:lang w:val="en-US"/>
+        </w:rPr>
+        <w:lastRenderedPageBreak/>
+        <w:t>They need not to be in pair</w:t>
+      </w:r>
+    </w:p>
+    <w:p>
+      <w:pPr>
+        <w:tabs>
+          <w:tab w:val="left" w:pos="1560"/>
+        </w:tabs>
+        <w:rPr>
+          <w:sz w:val="28"/>
+          <w:szCs w:val="24"/>
+          <w:lang w:val="en-US"/>
+        </w:rPr>
+      </w:pPr>
+    </w:p>
+    <w:p>
+      <w:pPr>
+        <w:tabs>
+          <w:tab w:val="left" w:pos="1560"/>
+        </w:tabs>
+        <w:rPr>
+          <w:b/>
+          <w:bCs/>
+          <w:sz w:val="28"/>
+          <w:szCs w:val="24"/>
+          <w:lang w:val="en-US"/>
+        </w:rPr>
+      </w:pPr>
+      <w:r>
+        <w:rPr>
+          <w:b/>
+          <w:bCs/>
+          <w:sz w:val="28"/>
+          <w:szCs w:val="24"/>
+          <w:lang w:val="en-US"/>
+        </w:rPr>
+        <w:t>Data Driven Testing</w:t>
+      </w:r>
+    </w:p>
+    <w:p>
+      <w:pPr>
+        <w:pStyle w:val="ListParagraph"/>
+        <w:numPr>
+          <w:ilvl w:val="0"/>
+          <w:numId w:val="35"/>
+        </w:numPr>
+        <w:tabs>
+          <w:tab w:val="left" w:pos="1560"/>
+        </w:tabs>
+        <w:rPr>
+          <w:sz w:val="28"/>
+          <w:szCs w:val="24"/>
+          <w:lang w:val="en-US"/>
+        </w:rPr>
+      </w:pPr>
+      <w:r>
+        <w:rPr>
+          <w:sz w:val="28"/>
+          <w:szCs w:val="24"/>
+          <w:lang w:val="en-US"/>
+        </w:rPr>
+        <w:t>The way to execute single test case for multiple times with multiple data set.</w:t>
+      </w:r>
+    </w:p>
+    <w:p>
+      <w:pPr>
+        <w:pStyle w:val="ListParagraph"/>
+        <w:numPr>
+          <w:ilvl w:val="0"/>
+          <w:numId w:val="35"/>
+        </w:numPr>
+        <w:tabs>
+          <w:tab w:val="left" w:pos="1560"/>
+        </w:tabs>
+        <w:rPr>
+          <w:sz w:val="28"/>
+          <w:szCs w:val="24"/>
+          <w:lang w:val="en-US"/>
+        </w:rPr>
+      </w:pPr>
+      <w:r>
+        <w:rPr>
+          <w:sz w:val="28"/>
+          <w:szCs w:val="24"/>
+          <w:lang w:val="en-US"/>
+        </w:rPr>
+        <w:t>This can be implemented via @DataProvider</w:t>
+      </w:r>
+    </w:p>
+    <w:p>
+      <w:pPr>
+        <w:pStyle w:val="ListParagraph"/>
+        <w:numPr>
+          <w:ilvl w:val="0"/>
+          <w:numId w:val="35"/>
+        </w:numPr>
+        <w:tabs>
+          <w:tab w:val="left" w:pos="1560"/>
+        </w:tabs>
+        <w:rPr>
+          <w:sz w:val="28"/>
+          <w:szCs w:val="24"/>
+          <w:lang w:val="en-US"/>
+        </w:rPr>
+      </w:pPr>
+      <w:bookmarkStart w:id="0" w:name="_GoBack"/>
+      <w:bookmarkEnd w:id="0"/>
     </w:p>
     <w:sectPr>
       <w:pgSz w:w="11906" w:h="16838"/>
@@ -13537,6 +14224,119 @@
     </w:lvl>
   </w:abstractNum>
   <w:abstractNum w:abstractNumId="4">
+    <w:nsid w:val="164D34B1"/>
+    <w:multiLevelType w:val="hybridMultilevel"/>
+    <w:tmpl w:val="31AACE24"/>
+    <w:lvl w:ilvl="0" w:tplc="40090001">
+      <w:start w:val="1"/>
+      <w:numFmt w:val="bullet"/>
+      <w:lvlText w:val=""/>
+      <w:lvlJc w:val="left"/>
+      <w:pPr>
+        <w:ind w:left="720" w:hanging="360"/>
+      </w:pPr>
+      <w:rPr>
+        <w:rFonts w:ascii="Symbol" w:hAnsi="Symbol" w:hint="default"/>
+      </w:rPr>
+    </w:lvl>
+    <w:lvl w:ilvl="1" w:tplc="40090003">
+      <w:start w:val="1"/>
+      <w:numFmt w:val="bullet"/>
+      <w:lvlText w:val="o"/>
+      <w:lvlJc w:val="left"/>
+      <w:pPr>
+        <w:ind w:left="1440" w:hanging="360"/>
+      </w:pPr>
+      <w:rPr>
+        <w:rFonts w:ascii="Courier New" w:hAnsi="Courier New" w:cs="Courier New" w:hint="default"/>
+      </w:rPr>
+    </w:lvl>
+    <w:lvl w:ilvl="2" w:tplc="40090005" w:tentative="1">
+      <w:start w:val="1"/>
+      <w:numFmt w:val="bullet"/>
+      <w:lvlText w:val=""/>
+      <w:lvlJc w:val="left"/>
+      <w:pPr>
+        <w:ind w:left="2160" w:hanging="360"/>
+      </w:pPr>
+      <w:rPr>
+        <w:rFonts w:ascii="Wingdings" w:hAnsi="Wingdings" w:hint="default"/>
+      </w:rPr>
+    </w:lvl>
+    <w:lvl w:ilvl="3" w:tplc="40090001" w:tentative="1">
+      <w:start w:val="1"/>
+      <w:numFmt w:val="bullet"/>
+      <w:lvlText w:val=""/>
+      <w:lvlJc w:val="left"/>
+      <w:pPr>
+        <w:ind w:left="2880" w:hanging="360"/>
+      </w:pPr>
+      <w:rPr>
+        <w:rFonts w:ascii="Symbol" w:hAnsi="Symbol" w:hint="default"/>
+      </w:rPr>
+    </w:lvl>
+    <w:lvl w:ilvl="4" w:tplc="40090003" w:tentative="1">
+      <w:start w:val="1"/>
+      <w:numFmt w:val="bullet"/>
+      <w:lvlText w:val="o"/>
+      <w:lvlJc w:val="left"/>
+      <w:pPr>
+        <w:ind w:left="3600" w:hanging="360"/>
+      </w:pPr>
+      <w:rPr>
+        <w:rFonts w:ascii="Courier New" w:hAnsi="Courier New" w:cs="Courier New" w:hint="default"/>
+      </w:rPr>
+    </w:lvl>
+    <w:lvl w:ilvl="5" w:tplc="40090005" w:tentative="1">
+      <w:start w:val="1"/>
+      <w:numFmt w:val="bullet"/>
+      <w:lvlText w:val=""/>
+      <w:lvlJc w:val="left"/>
+      <w:pPr>
+        <w:ind w:left="4320" w:hanging="360"/>
+      </w:pPr>
+      <w:rPr>
+        <w:rFonts w:ascii="Wingdings" w:hAnsi="Wingdings" w:hint="default"/>
+      </w:rPr>
+    </w:lvl>
+    <w:lvl w:ilvl="6" w:tplc="40090001" w:tentative="1">
+      <w:start w:val="1"/>
+      <w:numFmt w:val="bullet"/>
+      <w:lvlText w:val=""/>
+      <w:lvlJc w:val="left"/>
+      <w:pPr>
+        <w:ind w:left="5040" w:hanging="360"/>
+      </w:pPr>
+      <w:rPr>
+        <w:rFonts w:ascii="Symbol" w:hAnsi="Symbol" w:hint="default"/>
+      </w:rPr>
+    </w:lvl>
+    <w:lvl w:ilvl="7" w:tplc="40090003" w:tentative="1">
+      <w:start w:val="1"/>
+      <w:numFmt w:val="bullet"/>
+      <w:lvlText w:val="o"/>
+      <w:lvlJc w:val="left"/>
+      <w:pPr>
+        <w:ind w:left="5760" w:hanging="360"/>
+      </w:pPr>
+      <w:rPr>
+        <w:rFonts w:ascii="Courier New" w:hAnsi="Courier New" w:cs="Courier New" w:hint="default"/>
+      </w:rPr>
+    </w:lvl>
+    <w:lvl w:ilvl="8" w:tplc="40090005" w:tentative="1">
+      <w:start w:val="1"/>
+      <w:numFmt w:val="bullet"/>
+      <w:lvlText w:val=""/>
+      <w:lvlJc w:val="left"/>
+      <w:pPr>
+        <w:ind w:left="6480" w:hanging="360"/>
+      </w:pPr>
+      <w:rPr>
+        <w:rFonts w:ascii="Wingdings" w:hAnsi="Wingdings" w:hint="default"/>
+      </w:rPr>
+    </w:lvl>
+  </w:abstractNum>
+  <w:abstractNum w:abstractNumId="5">
     <w:nsid w:val="16AA1F84"/>
     <w:multiLevelType w:val="hybridMultilevel"/>
     <w:tmpl w:val="2DC0991A"/>
@@ -13649,7 +14449,7 @@
       </w:rPr>
     </w:lvl>
   </w:abstractNum>
-  <w:abstractNum w:abstractNumId="5">
+  <w:abstractNum w:abstractNumId="6">
     <w:nsid w:val="1F5D6F6F"/>
     <w:multiLevelType w:val="hybridMultilevel"/>
     <w:tmpl w:val="2C66BBE6"/>
@@ -13762,7 +14562,7 @@
       </w:rPr>
     </w:lvl>
   </w:abstractNum>
-  <w:abstractNum w:abstractNumId="6">
+  <w:abstractNum w:abstractNumId="7">
     <w:nsid w:val="1FFE0324"/>
     <w:multiLevelType w:val="hybridMultilevel"/>
     <w:tmpl w:val="562439F6"/>
@@ -13875,7 +14675,7 @@
       </w:rPr>
     </w:lvl>
   </w:abstractNum>
-  <w:abstractNum w:abstractNumId="7">
+  <w:abstractNum w:abstractNumId="8">
     <w:nsid w:val="21270C12"/>
     <w:multiLevelType w:val="hybridMultilevel"/>
     <w:tmpl w:val="77C8B216"/>
@@ -13988,7 +14788,7 @@
       </w:rPr>
     </w:lvl>
   </w:abstractNum>
-  <w:abstractNum w:abstractNumId="8">
+  <w:abstractNum w:abstractNumId="9">
     <w:nsid w:val="26EA2626"/>
     <w:multiLevelType w:val="hybridMultilevel"/>
     <w:tmpl w:val="6D525678"/>
@@ -14074,7 +14874,7 @@
       </w:pPr>
     </w:lvl>
   </w:abstractNum>
-  <w:abstractNum w:abstractNumId="9">
+  <w:abstractNum w:abstractNumId="10">
     <w:nsid w:val="2BD5541D"/>
     <w:multiLevelType w:val="hybridMultilevel"/>
     <w:tmpl w:val="45505B90"/>
@@ -14187,7 +14987,7 @@
       </w:rPr>
     </w:lvl>
   </w:abstractNum>
-  <w:abstractNum w:abstractNumId="10">
+  <w:abstractNum w:abstractNumId="11">
     <w:nsid w:val="2DF83EE9"/>
     <w:multiLevelType w:val="hybridMultilevel"/>
     <w:tmpl w:val="5C824650"/>
@@ -14300,7 +15100,96 @@
       </w:rPr>
     </w:lvl>
   </w:abstractNum>
-  <w:abstractNum w:abstractNumId="11">
+  <w:abstractNum w:abstractNumId="12">
+    <w:nsid w:val="2ED85F35"/>
+    <w:multiLevelType w:val="hybridMultilevel"/>
+    <w:tmpl w:val="D396C416"/>
+    <w:lvl w:ilvl="0" w:tplc="4009000F">
+      <w:start w:val="1"/>
+      <w:numFmt w:val="decimal"/>
+      <w:lvlText w:val="%1."/>
+      <w:lvlJc w:val="left"/>
+      <w:pPr>
+        <w:ind w:left="720" w:hanging="360"/>
+      </w:pPr>
+      <w:rPr>
+        <w:rFonts w:hint="default"/>
+      </w:rPr>
+    </w:lvl>
+    <w:lvl w:ilvl="1" w:tplc="40090019" w:tentative="1">
+      <w:start w:val="1"/>
+      <w:numFmt w:val="lowerLetter"/>
+      <w:lvlText w:val="%2."/>
+      <w:lvlJc w:val="left"/>
+      <w:pPr>
+        <w:ind w:left="1440" w:hanging="360"/>
+      </w:pPr>
+    </w:lvl>
+    <w:lvl w:ilvl="2" w:tplc="4009001B" w:tentative="1">
+      <w:start w:val="1"/>
+      <w:numFmt w:val="lowerRoman"/>
+      <w:lvlText w:val="%3."/>
+      <w:lvlJc w:val="right"/>
+      <w:pPr>
+        <w:ind w:left="2160" w:hanging="180"/>
+      </w:pPr>
+    </w:lvl>
+    <w:lvl w:ilvl="3" w:tplc="4009000F" w:tentative="1">
+      <w:start w:val="1"/>
+      <w:numFmt w:val="decimal"/>
+      <w:lvlText w:val="%4."/>
+      <w:lvlJc w:val="left"/>
+      <w:pPr>
+        <w:ind w:left="2880" w:hanging="360"/>
+      </w:pPr>
+    </w:lvl>
+    <w:lvl w:ilvl="4" w:tplc="40090019" w:tentative="1">
+      <w:start w:val="1"/>
+      <w:numFmt w:val="lowerLetter"/>
+      <w:lvlText w:val="%5."/>
+      <w:lvlJc w:val="left"/>
+      <w:pPr>
+        <w:ind w:left="3600" w:hanging="360"/>
+      </w:pPr>
+    </w:lvl>
+    <w:lvl w:ilvl="5" w:tplc="4009001B" w:tentative="1">
+      <w:start w:val="1"/>
+      <w:numFmt w:val="lowerRoman"/>
+      <w:lvlText w:val="%6."/>
+      <w:lvlJc w:val="right"/>
+      <w:pPr>
+        <w:ind w:left="4320" w:hanging="180"/>
+      </w:pPr>
+    </w:lvl>
+    <w:lvl w:ilvl="6" w:tplc="4009000F" w:tentative="1">
+      <w:start w:val="1"/>
+      <w:numFmt w:val="decimal"/>
+      <w:lvlText w:val="%7."/>
+      <w:lvlJc w:val="left"/>
+      <w:pPr>
+        <w:ind w:left="5040" w:hanging="360"/>
+      </w:pPr>
+    </w:lvl>
+    <w:lvl w:ilvl="7" w:tplc="40090019" w:tentative="1">
+      <w:start w:val="1"/>
+      <w:numFmt w:val="lowerLetter"/>
+      <w:lvlText w:val="%8."/>
+      <w:lvlJc w:val="left"/>
+      <w:pPr>
+        <w:ind w:left="5760" w:hanging="360"/>
+      </w:pPr>
+    </w:lvl>
+    <w:lvl w:ilvl="8" w:tplc="4009001B" w:tentative="1">
+      <w:start w:val="1"/>
+      <w:numFmt w:val="lowerRoman"/>
+      <w:lvlText w:val="%9."/>
+      <w:lvlJc w:val="right"/>
+      <w:pPr>
+        <w:ind w:left="6480" w:hanging="180"/>
+      </w:pPr>
+    </w:lvl>
+  </w:abstractNum>
+  <w:abstractNum w:abstractNumId="13">
     <w:nsid w:val="2F5B6010"/>
     <w:multiLevelType w:val="hybridMultilevel"/>
     <w:tmpl w:val="303E3506"/>
@@ -14413,7 +15302,7 @@
       </w:rPr>
     </w:lvl>
   </w:abstractNum>
-  <w:abstractNum w:abstractNumId="12">
+  <w:abstractNum w:abstractNumId="14">
     <w:nsid w:val="344C7AD5"/>
     <w:multiLevelType w:val="hybridMultilevel"/>
     <w:tmpl w:val="3AB6C236"/>
@@ -14526,7 +15415,120 @@
       </w:rPr>
     </w:lvl>
   </w:abstractNum>
-  <w:abstractNum w:abstractNumId="13">
+  <w:abstractNum w:abstractNumId="15">
+    <w:nsid w:val="372A7643"/>
+    <w:multiLevelType w:val="hybridMultilevel"/>
+    <w:tmpl w:val="72661F18"/>
+    <w:lvl w:ilvl="0" w:tplc="40090001">
+      <w:start w:val="1"/>
+      <w:numFmt w:val="bullet"/>
+      <w:lvlText w:val=""/>
+      <w:lvlJc w:val="left"/>
+      <w:pPr>
+        <w:ind w:left="720" w:hanging="360"/>
+      </w:pPr>
+      <w:rPr>
+        <w:rFonts w:ascii="Symbol" w:hAnsi="Symbol" w:hint="default"/>
+      </w:rPr>
+    </w:lvl>
+    <w:lvl w:ilvl="1" w:tplc="40090003" w:tentative="1">
+      <w:start w:val="1"/>
+      <w:numFmt w:val="bullet"/>
+      <w:lvlText w:val="o"/>
+      <w:lvlJc w:val="left"/>
+      <w:pPr>
+        <w:ind w:left="1440" w:hanging="360"/>
+      </w:pPr>
+      <w:rPr>
+        <w:rFonts w:ascii="Courier New" w:hAnsi="Courier New" w:cs="Courier New" w:hint="default"/>
+      </w:rPr>
+    </w:lvl>
+    <w:lvl w:ilvl="2" w:tplc="40090005" w:tentative="1">
+      <w:start w:val="1"/>
+      <w:numFmt w:val="bullet"/>
+      <w:lvlText w:val=""/>
+      <w:lvlJc w:val="left"/>
+      <w:pPr>
+        <w:ind w:left="2160" w:hanging="360"/>
+      </w:pPr>
+      <w:rPr>
+        <w:rFonts w:ascii="Wingdings" w:hAnsi="Wingdings" w:hint="default"/>
+      </w:rPr>
+    </w:lvl>
+    <w:lvl w:ilvl="3" w:tplc="40090001" w:tentative="1">
+      <w:start w:val="1"/>
+      <w:numFmt w:val="bullet"/>
+      <w:lvlText w:val=""/>
+      <w:lvlJc w:val="left"/>
+      <w:pPr>
+        <w:ind w:left="2880" w:hanging="360"/>
+      </w:pPr>
+      <w:rPr>
+        <w:rFonts w:ascii="Symbol" w:hAnsi="Symbol" w:hint="default"/>
+      </w:rPr>
+    </w:lvl>
+    <w:lvl w:ilvl="4" w:tplc="40090003" w:tentative="1">
+      <w:start w:val="1"/>
+      <w:numFmt w:val="bullet"/>
+      <w:lvlText w:val="o"/>
+      <w:lvlJc w:val="left"/>
+      <w:pPr>
+        <w:ind w:left="3600" w:hanging="360"/>
+      </w:pPr>
+      <w:rPr>
+        <w:rFonts w:ascii="Courier New" w:hAnsi="Courier New" w:cs="Courier New" w:hint="default"/>
+      </w:rPr>
+    </w:lvl>
+    <w:lvl w:ilvl="5" w:tplc="40090005" w:tentative="1">
+      <w:start w:val="1"/>
+      <w:numFmt w:val="bullet"/>
+      <w:lvlText w:val=""/>
+      <w:lvlJc w:val="left"/>
+      <w:pPr>
+        <w:ind w:left="4320" w:hanging="360"/>
+      </w:pPr>
+      <w:rPr>
+        <w:rFonts w:ascii="Wingdings" w:hAnsi="Wingdings" w:hint="default"/>
+      </w:rPr>
+    </w:lvl>
+    <w:lvl w:ilvl="6" w:tplc="40090001" w:tentative="1">
+      <w:start w:val="1"/>
+      <w:numFmt w:val="bullet"/>
+      <w:lvlText w:val=""/>
+      <w:lvlJc w:val="left"/>
+      <w:pPr>
+        <w:ind w:left="5040" w:hanging="360"/>
+      </w:pPr>
+      <w:rPr>
+        <w:rFonts w:ascii="Symbol" w:hAnsi="Symbol" w:hint="default"/>
+      </w:rPr>
+    </w:lvl>
+    <w:lvl w:ilvl="7" w:tplc="40090003" w:tentative="1">
+      <w:start w:val="1"/>
+      <w:numFmt w:val="bullet"/>
+      <w:lvlText w:val="o"/>
+      <w:lvlJc w:val="left"/>
+      <w:pPr>
+        <w:ind w:left="5760" w:hanging="360"/>
+      </w:pPr>
+      <w:rPr>
+        <w:rFonts w:ascii="Courier New" w:hAnsi="Courier New" w:cs="Courier New" w:hint="default"/>
+      </w:rPr>
+    </w:lvl>
+    <w:lvl w:ilvl="8" w:tplc="40090005" w:tentative="1">
+      <w:start w:val="1"/>
+      <w:numFmt w:val="bullet"/>
+      <w:lvlText w:val=""/>
+      <w:lvlJc w:val="left"/>
+      <w:pPr>
+        <w:ind w:left="6480" w:hanging="360"/>
+      </w:pPr>
+      <w:rPr>
+        <w:rFonts w:ascii="Wingdings" w:hAnsi="Wingdings" w:hint="default"/>
+      </w:rPr>
+    </w:lvl>
+  </w:abstractNum>
+  <w:abstractNum w:abstractNumId="16">
     <w:nsid w:val="398E3101"/>
     <w:multiLevelType w:val="hybridMultilevel"/>
     <w:tmpl w:val="5972D984"/>
@@ -14612,7 +15614,96 @@
       </w:pPr>
     </w:lvl>
   </w:abstractNum>
-  <w:abstractNum w:abstractNumId="14">
+  <w:abstractNum w:abstractNumId="17">
+    <w:nsid w:val="3CDB6A66"/>
+    <w:multiLevelType w:val="hybridMultilevel"/>
+    <w:tmpl w:val="64685F9A"/>
+    <w:lvl w:ilvl="0" w:tplc="4009000F">
+      <w:start w:val="1"/>
+      <w:numFmt w:val="decimal"/>
+      <w:lvlText w:val="%1."/>
+      <w:lvlJc w:val="left"/>
+      <w:pPr>
+        <w:ind w:left="720" w:hanging="360"/>
+      </w:pPr>
+      <w:rPr>
+        <w:rFonts w:hint="default"/>
+      </w:rPr>
+    </w:lvl>
+    <w:lvl w:ilvl="1" w:tplc="40090019" w:tentative="1">
+      <w:start w:val="1"/>
+      <w:numFmt w:val="lowerLetter"/>
+      <w:lvlText w:val="%2."/>
+      <w:lvlJc w:val="left"/>
+      <w:pPr>
+        <w:ind w:left="1440" w:hanging="360"/>
+      </w:pPr>
+    </w:lvl>
+    <w:lvl w:ilvl="2" w:tplc="4009001B" w:tentative="1">
+      <w:start w:val="1"/>
+      <w:numFmt w:val="lowerRoman"/>
+      <w:lvlText w:val="%3."/>
+      <w:lvlJc w:val="right"/>
+      <w:pPr>
+        <w:ind w:left="2160" w:hanging="180"/>
+      </w:pPr>
+    </w:lvl>
+    <w:lvl w:ilvl="3" w:tplc="4009000F" w:tentative="1">
+      <w:start w:val="1"/>
+      <w:numFmt w:val="decimal"/>
+      <w:lvlText w:val="%4."/>
+      <w:lvlJc w:val="left"/>
+      <w:pPr>
+        <w:ind w:left="2880" w:hanging="360"/>
+      </w:pPr>
+    </w:lvl>
+    <w:lvl w:ilvl="4" w:tplc="40090019" w:tentative="1">
+      <w:start w:val="1"/>
+      <w:numFmt w:val="lowerLetter"/>
+      <w:lvlText w:val="%5."/>
+      <w:lvlJc w:val="left"/>
+      <w:pPr>
+        <w:ind w:left="3600" w:hanging="360"/>
+      </w:pPr>
+    </w:lvl>
+    <w:lvl w:ilvl="5" w:tplc="4009001B" w:tentative="1">
+      <w:start w:val="1"/>
+      <w:numFmt w:val="lowerRoman"/>
+      <w:lvlText w:val="%6."/>
+      <w:lvlJc w:val="right"/>
+      <w:pPr>
+        <w:ind w:left="4320" w:hanging="180"/>
+      </w:pPr>
+    </w:lvl>
+    <w:lvl w:ilvl="6" w:tplc="4009000F" w:tentative="1">
+      <w:start w:val="1"/>
+      <w:numFmt w:val="decimal"/>
+      <w:lvlText w:val="%7."/>
+      <w:lvlJc w:val="left"/>
+      <w:pPr>
+        <w:ind w:left="5040" w:hanging="360"/>
+      </w:pPr>
+    </w:lvl>
+    <w:lvl w:ilvl="7" w:tplc="40090019" w:tentative="1">
+      <w:start w:val="1"/>
+      <w:numFmt w:val="lowerLetter"/>
+      <w:lvlText w:val="%8."/>
+      <w:lvlJc w:val="left"/>
+      <w:pPr>
+        <w:ind w:left="5760" w:hanging="360"/>
+      </w:pPr>
+    </w:lvl>
+    <w:lvl w:ilvl="8" w:tplc="4009001B" w:tentative="1">
+      <w:start w:val="1"/>
+      <w:numFmt w:val="lowerRoman"/>
+      <w:lvlText w:val="%9."/>
+      <w:lvlJc w:val="right"/>
+      <w:pPr>
+        <w:ind w:left="6480" w:hanging="180"/>
+      </w:pPr>
+    </w:lvl>
+  </w:abstractNum>
+  <w:abstractNum w:abstractNumId="18">
     <w:nsid w:val="3CE011C3"/>
     <w:multiLevelType w:val="hybridMultilevel"/>
     <w:tmpl w:val="31EA3DA2"/>
@@ -14701,7 +15792,7 @@
       </w:pPr>
     </w:lvl>
   </w:abstractNum>
-  <w:abstractNum w:abstractNumId="15">
+  <w:abstractNum w:abstractNumId="19">
     <w:nsid w:val="42DB17C6"/>
     <w:multiLevelType w:val="hybridMultilevel"/>
     <w:tmpl w:val="B638096C"/>
@@ -14790,7 +15881,7 @@
       </w:pPr>
     </w:lvl>
   </w:abstractNum>
-  <w:abstractNum w:abstractNumId="16">
+  <w:abstractNum w:abstractNumId="20">
     <w:nsid w:val="46DF09B1"/>
     <w:multiLevelType w:val="hybridMultilevel"/>
     <w:tmpl w:val="FB0236F0"/>
@@ -14903,7 +15994,7 @@
       </w:rPr>
     </w:lvl>
   </w:abstractNum>
-  <w:abstractNum w:abstractNumId="17">
+  <w:abstractNum w:abstractNumId="21">
     <w:nsid w:val="47F70A7E"/>
     <w:multiLevelType w:val="hybridMultilevel"/>
     <w:tmpl w:val="BCF8131E"/>
@@ -14992,7 +16083,7 @@
       </w:pPr>
     </w:lvl>
   </w:abstractNum>
-  <w:abstractNum w:abstractNumId="18">
+  <w:abstractNum w:abstractNumId="22">
     <w:nsid w:val="4FAE1062"/>
     <w:multiLevelType w:val="hybridMultilevel"/>
     <w:tmpl w:val="C1A67A02"/>
@@ -15081,7 +16172,7 @@
       </w:pPr>
     </w:lvl>
   </w:abstractNum>
-  <w:abstractNum w:abstractNumId="19">
+  <w:abstractNum w:abstractNumId="23">
     <w:nsid w:val="50CF4F8C"/>
     <w:multiLevelType w:val="hybridMultilevel"/>
     <w:tmpl w:val="082E2B26"/>
@@ -15194,7 +16285,7 @@
       </w:rPr>
     </w:lvl>
   </w:abstractNum>
-  <w:abstractNum w:abstractNumId="20">
+  <w:abstractNum w:abstractNumId="24">
     <w:nsid w:val="56DC0393"/>
     <w:multiLevelType w:val="hybridMultilevel"/>
     <w:tmpl w:val="BFA6E070"/>
@@ -15307,7 +16398,7 @@
       </w:rPr>
     </w:lvl>
   </w:abstractNum>
-  <w:abstractNum w:abstractNumId="21">
+  <w:abstractNum w:abstractNumId="25">
     <w:nsid w:val="5D2E0595"/>
     <w:multiLevelType w:val="hybridMultilevel"/>
     <w:tmpl w:val="BD76ED2E"/>
@@ -15420,7 +16511,7 @@
       </w:rPr>
     </w:lvl>
   </w:abstractNum>
-  <w:abstractNum w:abstractNumId="22">
+  <w:abstractNum w:abstractNumId="26">
     <w:nsid w:val="64B248FF"/>
     <w:multiLevelType w:val="hybridMultilevel"/>
     <w:tmpl w:val="47BA2214"/>
@@ -15533,7 +16624,7 @@
       </w:rPr>
     </w:lvl>
   </w:abstractNum>
-  <w:abstractNum w:abstractNumId="23">
+  <w:abstractNum w:abstractNumId="27">
     <w:nsid w:val="65A70915"/>
     <w:multiLevelType w:val="hybridMultilevel"/>
     <w:tmpl w:val="F4BEB16C"/>
@@ -15622,7 +16713,7 @@
       </w:pPr>
     </w:lvl>
   </w:abstractNum>
-  <w:abstractNum w:abstractNumId="24">
+  <w:abstractNum w:abstractNumId="28">
     <w:nsid w:val="667572E6"/>
     <w:multiLevelType w:val="hybridMultilevel"/>
     <w:tmpl w:val="375E6AAA"/>
@@ -15711,7 +16802,7 @@
       </w:pPr>
     </w:lvl>
   </w:abstractNum>
-  <w:abstractNum w:abstractNumId="25">
+  <w:abstractNum w:abstractNumId="29">
     <w:nsid w:val="6794711A"/>
     <w:multiLevelType w:val="hybridMultilevel"/>
     <w:tmpl w:val="7D58095C"/>
@@ -15824,7 +16915,7 @@
       </w:rPr>
     </w:lvl>
   </w:abstractNum>
-  <w:abstractNum w:abstractNumId="26">
+  <w:abstractNum w:abstractNumId="30">
     <w:nsid w:val="6D6046F6"/>
     <w:multiLevelType w:val="hybridMultilevel"/>
     <w:tmpl w:val="6644C14E"/>
@@ -15913,7 +17004,7 @@
       </w:pPr>
     </w:lvl>
   </w:abstractNum>
-  <w:abstractNum w:abstractNumId="27">
+  <w:abstractNum w:abstractNumId="31">
     <w:nsid w:val="6FB6583E"/>
     <w:multiLevelType w:val="hybridMultilevel"/>
     <w:tmpl w:val="F83A92A4"/>
@@ -16026,7 +17117,7 @@
       </w:rPr>
     </w:lvl>
   </w:abstractNum>
-  <w:abstractNum w:abstractNumId="28">
+  <w:abstractNum w:abstractNumId="32">
     <w:nsid w:val="7782158E"/>
     <w:multiLevelType w:val="hybridMultilevel"/>
     <w:tmpl w:val="6068CD52"/>
@@ -16139,7 +17230,7 @@
       </w:rPr>
     </w:lvl>
   </w:abstractNum>
-  <w:abstractNum w:abstractNumId="29">
+  <w:abstractNum w:abstractNumId="33">
     <w:nsid w:val="797C6995"/>
     <w:multiLevelType w:val="hybridMultilevel"/>
     <w:tmpl w:val="71483934"/>
@@ -16252,7 +17343,7 @@
       </w:rPr>
     </w:lvl>
   </w:abstractNum>
-  <w:abstractNum w:abstractNumId="30">
+  <w:abstractNum w:abstractNumId="34">
     <w:nsid w:val="7D1867D1"/>
     <w:multiLevelType w:val="hybridMultilevel"/>
     <w:tmpl w:val="378A0E78"/>
@@ -16366,19 +17457,19 @@
     </w:lvl>
   </w:abstractNum>
   <w:num w:numId="1">
-    <w:abstractNumId w:val="12"/>
+    <w:abstractNumId w:val="14"/>
   </w:num>
   <w:num w:numId="2">
-    <w:abstractNumId w:val="30"/>
+    <w:abstractNumId w:val="34"/>
   </w:num>
   <w:num w:numId="3">
     <w:abstractNumId w:val="0"/>
   </w:num>
   <w:num w:numId="4">
-    <w:abstractNumId w:val="13"/>
+    <w:abstractNumId w:val="16"/>
   </w:num>
   <w:num w:numId="5">
-    <w:abstractNumId w:val="11"/>
+    <w:abstractNumId w:val="13"/>
   </w:num>
   <w:num w:numId="6">
     <w:abstractNumId w:val="2"/>
@@ -16387,76 +17478,88 @@
     <w:abstractNumId w:val="1"/>
   </w:num>
   <w:num w:numId="8">
+    <w:abstractNumId w:val="10"/>
+  </w:num>
+  <w:num w:numId="9">
+    <w:abstractNumId w:val="31"/>
+  </w:num>
+  <w:num w:numId="10">
+    <w:abstractNumId w:val="7"/>
+  </w:num>
+  <w:num w:numId="11">
+    <w:abstractNumId w:val="24"/>
+  </w:num>
+  <w:num w:numId="12">
+    <w:abstractNumId w:val="26"/>
+  </w:num>
+  <w:num w:numId="13">
     <w:abstractNumId w:val="9"/>
   </w:num>
-  <w:num w:numId="9">
-    <w:abstractNumId w:val="27"/>
-  </w:num>
-  <w:num w:numId="10">
-    <w:abstractNumId w:val="6"/>
-  </w:num>
-  <w:num w:numId="11">
-    <w:abstractNumId w:val="20"/>
-  </w:num>
-  <w:num w:numId="12">
-    <w:abstractNumId w:val="22"/>
-  </w:num>
-  <w:num w:numId="13">
-    <w:abstractNumId w:val="8"/>
-  </w:num>
   <w:num w:numId="14">
-    <w:abstractNumId w:val="17"/>
+    <w:abstractNumId w:val="21"/>
   </w:num>
   <w:num w:numId="15">
     <w:abstractNumId w:val="3"/>
   </w:num>
   <w:num w:numId="16">
-    <w:abstractNumId w:val="24"/>
+    <w:abstractNumId w:val="28"/>
   </w:num>
   <w:num w:numId="17">
+    <w:abstractNumId w:val="27"/>
+  </w:num>
+  <w:num w:numId="18">
+    <w:abstractNumId w:val="29"/>
+  </w:num>
+  <w:num w:numId="19">
+    <w:abstractNumId w:val="32"/>
+  </w:num>
+  <w:num w:numId="20">
+    <w:abstractNumId w:val="6"/>
+  </w:num>
+  <w:num w:numId="21">
+    <w:abstractNumId w:val="33"/>
+  </w:num>
+  <w:num w:numId="22">
     <w:abstractNumId w:val="23"/>
   </w:num>
-  <w:num w:numId="18">
+  <w:num w:numId="23">
+    <w:abstractNumId w:val="20"/>
+  </w:num>
+  <w:num w:numId="24">
     <w:abstractNumId w:val="25"/>
   </w:num>
-  <w:num w:numId="19">
-    <w:abstractNumId w:val="28"/>
+  <w:num w:numId="25">
+    <w:abstractNumId w:val="8"/>
   </w:num>
-  <w:num w:numId="20">
+  <w:num w:numId="26">
+    <w:abstractNumId w:val="30"/>
+  </w:num>
+  <w:num w:numId="27">
+    <w:abstractNumId w:val="11"/>
+  </w:num>
+  <w:num w:numId="28">
     <w:abstractNumId w:val="5"/>
   </w:num>
-  <w:num w:numId="21">
-    <w:abstractNumId w:val="29"/>
-  </w:num>
-  <w:num w:numId="22">
+  <w:num w:numId="29">
     <w:abstractNumId w:val="19"/>
   </w:num>
-  <w:num w:numId="23">
-    <w:abstractNumId w:val="16"/>
+  <w:num w:numId="30">
+    <w:abstractNumId w:val="18"/>
   </w:num>
-  <w:num w:numId="24">
-    <w:abstractNumId w:val="21"/>
+  <w:num w:numId="31">
+    <w:abstractNumId w:val="22"/>
   </w:num>
-  <w:num w:numId="25">
-    <w:abstractNumId w:val="7"/>
-  </w:num>
-  <w:num w:numId="26">
-    <w:abstractNumId w:val="26"/>
-  </w:num>
-  <w:num w:numId="27">
-    <w:abstractNumId w:val="10"/>
-  </w:num>
-  <w:num w:numId="28">
+  <w:num w:numId="32">
     <w:abstractNumId w:val="4"/>
   </w:num>
-  <w:num w:numId="29">
+  <w:num w:numId="33">
+    <w:abstractNumId w:val="12"/>
+  </w:num>
+  <w:num w:numId="34">
+    <w:abstractNumId w:val="17"/>
+  </w:num>
+  <w:num w:numId="35">
     <w:abstractNumId w:val="15"/>
-  </w:num>
-  <w:num w:numId="30">
-    <w:abstractNumId w:val="14"/>
-  </w:num>
-  <w:num w:numId="31">
-    <w:abstractNumId w:val="18"/>
   </w:num>
 </w:numbering>
 </file>
@@ -17990,31 +19093,31 @@
     </dgm:pt>
   </dgm:ptLst>
   <dgm:cxnLst>
+    <dgm:cxn modelId="{D8A744FB-E917-4DA9-B29F-1CA844F945F3}" type="presOf" srcId="{6C124C00-0E2C-42A5-B356-FCFE12C422EE}" destId="{A5E00DF4-BEC8-4A62-B851-2A7F83FC9D35}" srcOrd="0" destOrd="0" presId="urn:microsoft.com/office/officeart/2005/8/layout/process1"/>
+    <dgm:cxn modelId="{8FB3C1DA-F92A-4167-916E-A95E4FECB9A1}" type="presOf" srcId="{66AF4BFC-0875-4B90-9E82-F0F301500281}" destId="{09BDDF38-02A3-46F0-94CF-D671EECCB993}" srcOrd="0" destOrd="0" presId="urn:microsoft.com/office/officeart/2005/8/layout/process1"/>
+    <dgm:cxn modelId="{7F351A05-95B9-41AB-A689-A7CE2C03DBCB}" type="presOf" srcId="{6C124C00-0E2C-42A5-B356-FCFE12C422EE}" destId="{AEA95148-3CF9-4188-ACFA-34C472C532BE}" srcOrd="1" destOrd="0" presId="urn:microsoft.com/office/officeart/2005/8/layout/process1"/>
     <dgm:cxn modelId="{4E00299D-3BDF-41B7-A234-E37BB604D85F}" srcId="{252D6598-1225-44AB-8AAB-B516106B59E1}" destId="{49728974-DA1C-46AA-A2B0-D3394453E5CC}" srcOrd="1" destOrd="0" parTransId="{2F909F4C-E59D-48F8-B67A-5D6A03CEBAEE}" sibTransId="{E9687206-84AC-4F83-A6A2-9EFDC3ABD0FB}"/>
-    <dgm:cxn modelId="{5C94AE4A-33A4-438A-B6E9-D0DDFD8F16C5}" type="presOf" srcId="{D8AAE93C-983F-46D6-ABF6-FC8E801A362E}" destId="{449D7EB5-0D9D-4DAC-B391-FB2402C39ABC}" srcOrd="0" destOrd="0" presId="urn:microsoft.com/office/officeart/2005/8/layout/process1"/>
-    <dgm:cxn modelId="{BE9B09F4-A534-4CF7-90C2-8A82BB98EA5A}" type="presOf" srcId="{66AF4BFC-0875-4B90-9E82-F0F301500281}" destId="{A0BD6892-BF4E-4D26-B32D-4AC8D13032DE}" srcOrd="1" destOrd="0" presId="urn:microsoft.com/office/officeart/2005/8/layout/process1"/>
-    <dgm:cxn modelId="{A8F92911-3439-48AA-8D1F-166B39F0022E}" type="presOf" srcId="{363330DA-09EC-450B-A72E-6DA34D1AB715}" destId="{37E28D18-C070-47FF-8301-A041A91EDEF2}" srcOrd="0" destOrd="0" presId="urn:microsoft.com/office/officeart/2005/8/layout/process1"/>
-    <dgm:cxn modelId="{269E2063-D5E2-483B-9E64-5E23971BDA6A}" type="presOf" srcId="{252D6598-1225-44AB-8AAB-B516106B59E1}" destId="{2446BD26-396F-420D-B091-265286D97786}" srcOrd="0" destOrd="0" presId="urn:microsoft.com/office/officeart/2005/8/layout/process1"/>
+    <dgm:cxn modelId="{6F81E774-50E9-4C0F-91DD-53EA12B128D6}" type="presOf" srcId="{66AF4BFC-0875-4B90-9E82-F0F301500281}" destId="{A0BD6892-BF4E-4D26-B32D-4AC8D13032DE}" srcOrd="1" destOrd="0" presId="urn:microsoft.com/office/officeart/2005/8/layout/process1"/>
+    <dgm:cxn modelId="{13670443-AC1B-49B0-9C6F-9C05739F4278}" type="presOf" srcId="{E9687206-84AC-4F83-A6A2-9EFDC3ABD0FB}" destId="{6E444586-2D87-4F9A-9400-F626352FE57E}" srcOrd="1" destOrd="0" presId="urn:microsoft.com/office/officeart/2005/8/layout/process1"/>
     <dgm:cxn modelId="{2659B5CA-FCEC-47A0-A347-15E4CED75EE1}" srcId="{252D6598-1225-44AB-8AAB-B516106B59E1}" destId="{30AFFC78-5808-45ED-AAC6-491EC3980094}" srcOrd="0" destOrd="0" parTransId="{15AA4179-7B4E-411C-A1D6-081E6042F5DA}" sibTransId="{6C124C00-0E2C-42A5-B356-FCFE12C422EE}"/>
-    <dgm:cxn modelId="{C2E600E0-0804-4D27-AC28-8ACCDC80C448}" type="presOf" srcId="{E9687206-84AC-4F83-A6A2-9EFDC3ABD0FB}" destId="{72E9BEC7-D7FE-4BD7-BACA-0668A095A9EF}" srcOrd="0" destOrd="0" presId="urn:microsoft.com/office/officeart/2005/8/layout/process1"/>
-    <dgm:cxn modelId="{1370E896-7396-40AB-8960-FD76F3A7BFF1}" type="presOf" srcId="{30AFFC78-5808-45ED-AAC6-491EC3980094}" destId="{F266C578-88AA-4EC2-8142-53A5B6139B0D}" srcOrd="0" destOrd="0" presId="urn:microsoft.com/office/officeart/2005/8/layout/process1"/>
-    <dgm:cxn modelId="{9614103E-FBE5-458B-A99B-601782064AF0}" type="presOf" srcId="{66AF4BFC-0875-4B90-9E82-F0F301500281}" destId="{09BDDF38-02A3-46F0-94CF-D671EECCB993}" srcOrd="0" destOrd="0" presId="urn:microsoft.com/office/officeart/2005/8/layout/process1"/>
+    <dgm:cxn modelId="{2909F446-FED1-4E20-ABE6-DB26597AC279}" type="presOf" srcId="{D8AAE93C-983F-46D6-ABF6-FC8E801A362E}" destId="{449D7EB5-0D9D-4DAC-B391-FB2402C39ABC}" srcOrd="0" destOrd="0" presId="urn:microsoft.com/office/officeart/2005/8/layout/process1"/>
+    <dgm:cxn modelId="{E16E397A-93C0-48AA-BCAC-B4726DF8EDC2}" type="presOf" srcId="{49728974-DA1C-46AA-A2B0-D3394453E5CC}" destId="{CF1E89C8-AA78-4B1C-8D7C-AA8E38C034CE}" srcOrd="0" destOrd="0" presId="urn:microsoft.com/office/officeart/2005/8/layout/process1"/>
+    <dgm:cxn modelId="{DDD29CBF-7D94-4347-A243-3F28652DAFE3}" type="presOf" srcId="{363330DA-09EC-450B-A72E-6DA34D1AB715}" destId="{37E28D18-C070-47FF-8301-A041A91EDEF2}" srcOrd="0" destOrd="0" presId="urn:microsoft.com/office/officeart/2005/8/layout/process1"/>
+    <dgm:cxn modelId="{1935E95F-A11D-424E-A9EA-CE1A16EAAD3B}" type="presOf" srcId="{E9687206-84AC-4F83-A6A2-9EFDC3ABD0FB}" destId="{72E9BEC7-D7FE-4BD7-BACA-0668A095A9EF}" srcOrd="0" destOrd="0" presId="urn:microsoft.com/office/officeart/2005/8/layout/process1"/>
     <dgm:cxn modelId="{8BADACC1-11B7-4449-8CEF-27159F593338}" srcId="{252D6598-1225-44AB-8AAB-B516106B59E1}" destId="{D8AAE93C-983F-46D6-ABF6-FC8E801A362E}" srcOrd="3" destOrd="0" parTransId="{E327365F-F469-481B-89E5-1C83ABC9E692}" sibTransId="{B97F4576-B840-4726-92AE-9C44A7C27E74}"/>
+    <dgm:cxn modelId="{98526E6B-6C37-491E-810A-9EE649C0B2B9}" type="presOf" srcId="{252D6598-1225-44AB-8AAB-B516106B59E1}" destId="{2446BD26-396F-420D-B091-265286D97786}" srcOrd="0" destOrd="0" presId="urn:microsoft.com/office/officeart/2005/8/layout/process1"/>
     <dgm:cxn modelId="{D0AB89FD-DD46-4E02-92EC-A604D66D139C}" srcId="{252D6598-1225-44AB-8AAB-B516106B59E1}" destId="{363330DA-09EC-450B-A72E-6DA34D1AB715}" srcOrd="2" destOrd="0" parTransId="{560647A9-7192-429E-B7E3-DFDF675B6572}" sibTransId="{66AF4BFC-0875-4B90-9E82-F0F301500281}"/>
-    <dgm:cxn modelId="{34BB5F97-96B2-4F80-A034-16F9B3CE6741}" type="presOf" srcId="{6C124C00-0E2C-42A5-B356-FCFE12C422EE}" destId="{A5E00DF4-BEC8-4A62-B851-2A7F83FC9D35}" srcOrd="0" destOrd="0" presId="urn:microsoft.com/office/officeart/2005/8/layout/process1"/>
-    <dgm:cxn modelId="{6F781189-FB63-4213-8E97-CFFD178BCDF8}" type="presOf" srcId="{E9687206-84AC-4F83-A6A2-9EFDC3ABD0FB}" destId="{6E444586-2D87-4F9A-9400-F626352FE57E}" srcOrd="1" destOrd="0" presId="urn:microsoft.com/office/officeart/2005/8/layout/process1"/>
-    <dgm:cxn modelId="{BFE6BFAC-1E5F-4484-8A85-C387FDB5B876}" type="presOf" srcId="{6C124C00-0E2C-42A5-B356-FCFE12C422EE}" destId="{AEA95148-3CF9-4188-ACFA-34C472C532BE}" srcOrd="1" destOrd="0" presId="urn:microsoft.com/office/officeart/2005/8/layout/process1"/>
-    <dgm:cxn modelId="{50F9DE01-316F-4340-8141-3F1C1F7CD5A6}" type="presOf" srcId="{49728974-DA1C-46AA-A2B0-D3394453E5CC}" destId="{CF1E89C8-AA78-4B1C-8D7C-AA8E38C034CE}" srcOrd="0" destOrd="0" presId="urn:microsoft.com/office/officeart/2005/8/layout/process1"/>
-    <dgm:cxn modelId="{ED894256-6620-42AD-8A0E-C9FD70B6524E}" type="presParOf" srcId="{2446BD26-396F-420D-B091-265286D97786}" destId="{F266C578-88AA-4EC2-8142-53A5B6139B0D}" srcOrd="0" destOrd="0" presId="urn:microsoft.com/office/officeart/2005/8/layout/process1"/>
-    <dgm:cxn modelId="{5938B0D0-ED11-432B-A8BA-BF90925FE570}" type="presParOf" srcId="{2446BD26-396F-420D-B091-265286D97786}" destId="{A5E00DF4-BEC8-4A62-B851-2A7F83FC9D35}" srcOrd="1" destOrd="0" presId="urn:microsoft.com/office/officeart/2005/8/layout/process1"/>
-    <dgm:cxn modelId="{1E0DA394-F9FC-4DAC-AF82-DB15CC81E2C3}" type="presParOf" srcId="{A5E00DF4-BEC8-4A62-B851-2A7F83FC9D35}" destId="{AEA95148-3CF9-4188-ACFA-34C472C532BE}" srcOrd="0" destOrd="0" presId="urn:microsoft.com/office/officeart/2005/8/layout/process1"/>
-    <dgm:cxn modelId="{1B87A7A6-B7B4-4738-843C-F0D68BB75E44}" type="presParOf" srcId="{2446BD26-396F-420D-B091-265286D97786}" destId="{CF1E89C8-AA78-4B1C-8D7C-AA8E38C034CE}" srcOrd="2" destOrd="0" presId="urn:microsoft.com/office/officeart/2005/8/layout/process1"/>
-    <dgm:cxn modelId="{8D68A0BB-87EB-4E41-AA97-8A0F5ADA39F5}" type="presParOf" srcId="{2446BD26-396F-420D-B091-265286D97786}" destId="{72E9BEC7-D7FE-4BD7-BACA-0668A095A9EF}" srcOrd="3" destOrd="0" presId="urn:microsoft.com/office/officeart/2005/8/layout/process1"/>
-    <dgm:cxn modelId="{DFC781D7-650E-42F0-9A2E-58BF7DADA9D0}" type="presParOf" srcId="{72E9BEC7-D7FE-4BD7-BACA-0668A095A9EF}" destId="{6E444586-2D87-4F9A-9400-F626352FE57E}" srcOrd="0" destOrd="0" presId="urn:microsoft.com/office/officeart/2005/8/layout/process1"/>
-    <dgm:cxn modelId="{5B01372F-D71F-4D0A-A3F9-94C283E05E07}" type="presParOf" srcId="{2446BD26-396F-420D-B091-265286D97786}" destId="{37E28D18-C070-47FF-8301-A041A91EDEF2}" srcOrd="4" destOrd="0" presId="urn:microsoft.com/office/officeart/2005/8/layout/process1"/>
-    <dgm:cxn modelId="{3419B6AF-BDD8-46E8-847E-38BC5FE81310}" type="presParOf" srcId="{2446BD26-396F-420D-B091-265286D97786}" destId="{09BDDF38-02A3-46F0-94CF-D671EECCB993}" srcOrd="5" destOrd="0" presId="urn:microsoft.com/office/officeart/2005/8/layout/process1"/>
-    <dgm:cxn modelId="{25882A9E-8384-4F76-B81B-747E4D104851}" type="presParOf" srcId="{09BDDF38-02A3-46F0-94CF-D671EECCB993}" destId="{A0BD6892-BF4E-4D26-B32D-4AC8D13032DE}" srcOrd="0" destOrd="0" presId="urn:microsoft.com/office/officeart/2005/8/layout/process1"/>
-    <dgm:cxn modelId="{544ACD99-5589-4B23-9A9D-998DC3BDC76E}" type="presParOf" srcId="{2446BD26-396F-420D-B091-265286D97786}" destId="{449D7EB5-0D9D-4DAC-B391-FB2402C39ABC}" srcOrd="6" destOrd="0" presId="urn:microsoft.com/office/officeart/2005/8/layout/process1"/>
+    <dgm:cxn modelId="{D3D9223C-0151-4DD0-8D6B-C4B14532CC60}" type="presOf" srcId="{30AFFC78-5808-45ED-AAC6-491EC3980094}" destId="{F266C578-88AA-4EC2-8142-53A5B6139B0D}" srcOrd="0" destOrd="0" presId="urn:microsoft.com/office/officeart/2005/8/layout/process1"/>
+    <dgm:cxn modelId="{301B9D68-6738-4F95-A298-0751923FE89B}" type="presParOf" srcId="{2446BD26-396F-420D-B091-265286D97786}" destId="{F266C578-88AA-4EC2-8142-53A5B6139B0D}" srcOrd="0" destOrd="0" presId="urn:microsoft.com/office/officeart/2005/8/layout/process1"/>
+    <dgm:cxn modelId="{0F57E23C-0704-413C-96ED-2DC171A75A62}" type="presParOf" srcId="{2446BD26-396F-420D-B091-265286D97786}" destId="{A5E00DF4-BEC8-4A62-B851-2A7F83FC9D35}" srcOrd="1" destOrd="0" presId="urn:microsoft.com/office/officeart/2005/8/layout/process1"/>
+    <dgm:cxn modelId="{775712E7-20AC-40C4-B0E8-0A1A333AF432}" type="presParOf" srcId="{A5E00DF4-BEC8-4A62-B851-2A7F83FC9D35}" destId="{AEA95148-3CF9-4188-ACFA-34C472C532BE}" srcOrd="0" destOrd="0" presId="urn:microsoft.com/office/officeart/2005/8/layout/process1"/>
+    <dgm:cxn modelId="{990D60B2-DC2F-408E-B64D-196852BFC292}" type="presParOf" srcId="{2446BD26-396F-420D-B091-265286D97786}" destId="{CF1E89C8-AA78-4B1C-8D7C-AA8E38C034CE}" srcOrd="2" destOrd="0" presId="urn:microsoft.com/office/officeart/2005/8/layout/process1"/>
+    <dgm:cxn modelId="{CF02B17A-11FB-44A3-BC02-43619C0B9E6C}" type="presParOf" srcId="{2446BD26-396F-420D-B091-265286D97786}" destId="{72E9BEC7-D7FE-4BD7-BACA-0668A095A9EF}" srcOrd="3" destOrd="0" presId="urn:microsoft.com/office/officeart/2005/8/layout/process1"/>
+    <dgm:cxn modelId="{49EFBBDE-B90C-4D13-896A-82F502B06CE2}" type="presParOf" srcId="{72E9BEC7-D7FE-4BD7-BACA-0668A095A9EF}" destId="{6E444586-2D87-4F9A-9400-F626352FE57E}" srcOrd="0" destOrd="0" presId="urn:microsoft.com/office/officeart/2005/8/layout/process1"/>
+    <dgm:cxn modelId="{67A41C32-2797-48A3-8726-91DAEB18478D}" type="presParOf" srcId="{2446BD26-396F-420D-B091-265286D97786}" destId="{37E28D18-C070-47FF-8301-A041A91EDEF2}" srcOrd="4" destOrd="0" presId="urn:microsoft.com/office/officeart/2005/8/layout/process1"/>
+    <dgm:cxn modelId="{47FFD0B1-9150-43DB-8172-40F5B903A06E}" type="presParOf" srcId="{2446BD26-396F-420D-B091-265286D97786}" destId="{09BDDF38-02A3-46F0-94CF-D671EECCB993}" srcOrd="5" destOrd="0" presId="urn:microsoft.com/office/officeart/2005/8/layout/process1"/>
+    <dgm:cxn modelId="{9481906E-5068-44A4-9DCD-1449401BA74E}" type="presParOf" srcId="{09BDDF38-02A3-46F0-94CF-D671EECCB993}" destId="{A0BD6892-BF4E-4D26-B32D-4AC8D13032DE}" srcOrd="0" destOrd="0" presId="urn:microsoft.com/office/officeart/2005/8/layout/process1"/>
+    <dgm:cxn modelId="{894A101D-2319-40B6-9104-FC29684C7B20}" type="presParOf" srcId="{2446BD26-396F-420D-B091-265286D97786}" destId="{449D7EB5-0D9D-4DAC-B391-FB2402C39ABC}" srcOrd="6" destOrd="0" presId="urn:microsoft.com/office/officeart/2005/8/layout/process1"/>
   </dgm:cxnLst>
   <dgm:bg/>
   <dgm:whole/>

--- a/Notes_SA2512006.docx
+++ b/Notes_SA2512006.docx
@@ -669,13 +669,23 @@
           <w:lang w:val="en-US"/>
         </w:rPr>
       </w:pPr>
-      <w:r>
-        <w:rPr>
-          <w:sz w:val="28"/>
-          <w:szCs w:val="24"/>
-          <w:lang w:val="en-US"/>
-        </w:rPr>
-        <w:t>Thread.sleep()</w:t>
+      <w:proofErr w:type="spellStart"/>
+      <w:r>
+        <w:rPr>
+          <w:sz w:val="28"/>
+          <w:szCs w:val="24"/>
+          <w:lang w:val="en-US"/>
+        </w:rPr>
+        <w:t>Thread.sleep</w:t>
+      </w:r>
+      <w:proofErr w:type="spellEnd"/>
+      <w:r>
+        <w:rPr>
+          <w:sz w:val="28"/>
+          <w:szCs w:val="24"/>
+          <w:lang w:val="en-US"/>
+        </w:rPr>
+        <w:t>()</w:t>
       </w:r>
     </w:p>
     <w:p>
@@ -5022,6 +5032,7 @@
           <w:lang w:val="en-US"/>
         </w:rPr>
       </w:pPr>
+      <w:proofErr w:type="spellStart"/>
       <w:r>
         <w:rPr>
           <w:sz w:val="28"/>
@@ -5030,6 +5041,7 @@
         </w:rPr>
         <w:t>YourName_SeleniumDemos</w:t>
       </w:r>
+      <w:proofErr w:type="spellEnd"/>
     </w:p>
     <w:p>
       <w:pPr>
@@ -5078,7 +5090,25 @@
           <w:szCs w:val="24"/>
           <w:lang w:val="en-US"/>
         </w:rPr>
-        <w:t>Launch selenium.dev site (Official website for Selenium)</w:t>
+        <w:t xml:space="preserve">Launch </w:t>
+      </w:r>
+      <w:proofErr w:type="spellStart"/>
+      <w:r>
+        <w:rPr>
+          <w:sz w:val="28"/>
+          <w:szCs w:val="24"/>
+          <w:lang w:val="en-US"/>
+        </w:rPr>
+        <w:t>selenium.dev</w:t>
+      </w:r>
+      <w:proofErr w:type="spellEnd"/>
+      <w:r>
+        <w:rPr>
+          <w:sz w:val="28"/>
+          <w:szCs w:val="24"/>
+          <w:lang w:val="en-US"/>
+        </w:rPr>
+        <w:t xml:space="preserve"> site (Official website for Selenium)</w:t>
       </w:r>
     </w:p>
     <w:p>
@@ -5709,8 +5739,18 @@
           <w:szCs w:val="24"/>
           <w:lang w:val="en-US"/>
         </w:rPr>
-        <w:t>Give the name com.WebDriverDemos</w:t>
-      </w:r>
+        <w:t xml:space="preserve">Give the name </w:t>
+      </w:r>
+      <w:proofErr w:type="spellStart"/>
+      <w:r>
+        <w:rPr>
+          <w:sz w:val="28"/>
+          <w:szCs w:val="24"/>
+          <w:lang w:val="en-US"/>
+        </w:rPr>
+        <w:t>com.WebDriverDemos</w:t>
+      </w:r>
+      <w:proofErr w:type="spellEnd"/>
     </w:p>
     <w:p>
       <w:pPr>
@@ -6024,8 +6064,18 @@
           <w:szCs w:val="24"/>
           <w:lang w:val="en-US"/>
         </w:rPr>
-        <w:t>Click on Classpath</w:t>
-      </w:r>
+        <w:t xml:space="preserve">Click on </w:t>
+      </w:r>
+      <w:proofErr w:type="spellStart"/>
+      <w:r>
+        <w:rPr>
+          <w:sz w:val="28"/>
+          <w:szCs w:val="24"/>
+          <w:lang w:val="en-US"/>
+        </w:rPr>
+        <w:t>Classpath</w:t>
+      </w:r>
+      <w:proofErr w:type="spellEnd"/>
     </w:p>
     <w:p>
       <w:pPr>
@@ -6300,7 +6350,29 @@
           <w:szCs w:val="28"/>
           <w:shd w:val="clear" w:color="auto" w:fill="E8F2FE"/>
         </w:rPr>
-        <w:t xml:space="preserve"> ChromeDriver();)</w:t>
+        <w:t xml:space="preserve"> </w:t>
+      </w:r>
+      <w:proofErr w:type="gramStart"/>
+      <w:r>
+        <w:rPr>
+          <w:rFonts w:ascii="Consolas" w:hAnsi="Consolas" w:cs="Consolas"/>
+          <w:color w:val="000000"/>
+          <w:sz w:val="28"/>
+          <w:szCs w:val="28"/>
+          <w:shd w:val="clear" w:color="auto" w:fill="E8F2FE"/>
+        </w:rPr>
+        <w:t>ChromeDriver(</w:t>
+      </w:r>
+      <w:proofErr w:type="gramEnd"/>
+      <w:r>
+        <w:rPr>
+          <w:rFonts w:ascii="Consolas" w:hAnsi="Consolas" w:cs="Consolas"/>
+          <w:color w:val="000000"/>
+          <w:sz w:val="28"/>
+          <w:szCs w:val="28"/>
+          <w:shd w:val="clear" w:color="auto" w:fill="E8F2FE"/>
+        </w:rPr>
+        <w:t>);)</w:t>
       </w:r>
     </w:p>
     <w:p>
@@ -6319,13 +6391,23 @@
           <w:lang w:val="en-US"/>
         </w:rPr>
       </w:pPr>
-      <w:r>
-        <w:rPr>
-          <w:sz w:val="28"/>
-          <w:szCs w:val="24"/>
-          <w:lang w:val="en-US"/>
-        </w:rPr>
-        <w:t xml:space="preserve">get() </w:t>
+      <w:proofErr w:type="gramStart"/>
+      <w:r>
+        <w:rPr>
+          <w:sz w:val="28"/>
+          <w:szCs w:val="24"/>
+          <w:lang w:val="en-US"/>
+        </w:rPr>
+        <w:t>get(</w:t>
+      </w:r>
+      <w:proofErr w:type="gramEnd"/>
+      <w:r>
+        <w:rPr>
+          <w:sz w:val="28"/>
+          <w:szCs w:val="24"/>
+          <w:lang w:val="en-US"/>
+        </w:rPr>
+        <w:t xml:space="preserve">) </w:t>
       </w:r>
       <w:r>
         <w:rPr>
@@ -6368,13 +6450,33 @@
           <w:lang w:val="en-US"/>
         </w:rPr>
       </w:pPr>
-      <w:r>
-        <w:rPr>
-          <w:sz w:val="28"/>
-          <w:szCs w:val="24"/>
-          <w:lang w:val="en-US"/>
-        </w:rPr>
-        <w:t xml:space="preserve">driver.manage().window().maximize() </w:t>
+      <w:proofErr w:type="spellStart"/>
+      <w:proofErr w:type="gramStart"/>
+      <w:r>
+        <w:rPr>
+          <w:sz w:val="28"/>
+          <w:szCs w:val="24"/>
+          <w:lang w:val="en-US"/>
+        </w:rPr>
+        <w:t>driver.manage</w:t>
+      </w:r>
+      <w:proofErr w:type="spellEnd"/>
+      <w:r>
+        <w:rPr>
+          <w:sz w:val="28"/>
+          <w:szCs w:val="24"/>
+          <w:lang w:val="en-US"/>
+        </w:rPr>
+        <w:t>(</w:t>
+      </w:r>
+      <w:proofErr w:type="gramEnd"/>
+      <w:r>
+        <w:rPr>
+          <w:sz w:val="28"/>
+          <w:szCs w:val="24"/>
+          <w:lang w:val="en-US"/>
+        </w:rPr>
+        <w:t xml:space="preserve">).window().maximize() </w:t>
       </w:r>
       <w:r>
         <w:rPr>
@@ -6409,13 +6511,23 @@
           <w:lang w:val="en-US"/>
         </w:rPr>
       </w:pPr>
-      <w:r>
-        <w:rPr>
-          <w:sz w:val="28"/>
-          <w:szCs w:val="24"/>
-          <w:lang w:val="en-US"/>
-        </w:rPr>
-        <w:t xml:space="preserve">close() </w:t>
+      <w:proofErr w:type="gramStart"/>
+      <w:r>
+        <w:rPr>
+          <w:sz w:val="28"/>
+          <w:szCs w:val="24"/>
+          <w:lang w:val="en-US"/>
+        </w:rPr>
+        <w:t>close(</w:t>
+      </w:r>
+      <w:proofErr w:type="gramEnd"/>
+      <w:r>
+        <w:rPr>
+          <w:sz w:val="28"/>
+          <w:szCs w:val="24"/>
+          <w:lang w:val="en-US"/>
+        </w:rPr>
+        <w:t xml:space="preserve">) </w:t>
       </w:r>
       <w:r>
         <w:rPr>
@@ -6450,13 +6562,23 @@
           <w:lang w:val="en-US"/>
         </w:rPr>
       </w:pPr>
-      <w:r>
-        <w:rPr>
-          <w:sz w:val="28"/>
-          <w:szCs w:val="24"/>
-          <w:lang w:val="en-US"/>
-        </w:rPr>
-        <w:t xml:space="preserve">getTitle() </w:t>
+      <w:proofErr w:type="gramStart"/>
+      <w:r>
+        <w:rPr>
+          <w:sz w:val="28"/>
+          <w:szCs w:val="24"/>
+          <w:lang w:val="en-US"/>
+        </w:rPr>
+        <w:t>getTitle(</w:t>
+      </w:r>
+      <w:proofErr w:type="gramEnd"/>
+      <w:r>
+        <w:rPr>
+          <w:sz w:val="28"/>
+          <w:szCs w:val="24"/>
+          <w:lang w:val="en-US"/>
+        </w:rPr>
+        <w:t xml:space="preserve">) </w:t>
       </w:r>
       <w:r>
         <w:rPr>
@@ -6491,13 +6613,23 @@
           <w:lang w:val="en-US"/>
         </w:rPr>
       </w:pPr>
-      <w:r>
-        <w:rPr>
-          <w:sz w:val="28"/>
-          <w:szCs w:val="24"/>
-          <w:lang w:val="en-US"/>
-        </w:rPr>
-        <w:t xml:space="preserve">getCurrentUrl() </w:t>
+      <w:proofErr w:type="gramStart"/>
+      <w:r>
+        <w:rPr>
+          <w:sz w:val="28"/>
+          <w:szCs w:val="24"/>
+          <w:lang w:val="en-US"/>
+        </w:rPr>
+        <w:t>getCurrentUrl(</w:t>
+      </w:r>
+      <w:proofErr w:type="gramEnd"/>
+      <w:r>
+        <w:rPr>
+          <w:sz w:val="28"/>
+          <w:szCs w:val="24"/>
+          <w:lang w:val="en-US"/>
+        </w:rPr>
+        <w:t xml:space="preserve">) </w:t>
       </w:r>
       <w:r>
         <w:rPr>
@@ -6573,13 +6705,23 @@
           <w:lang w:val="en-US"/>
         </w:rPr>
       </w:pPr>
-      <w:r>
-        <w:rPr>
-          <w:sz w:val="28"/>
-          <w:szCs w:val="24"/>
-          <w:lang w:val="en-US"/>
-        </w:rPr>
-        <w:t xml:space="preserve">findElement() </w:t>
+      <w:proofErr w:type="gramStart"/>
+      <w:r>
+        <w:rPr>
+          <w:sz w:val="28"/>
+          <w:szCs w:val="24"/>
+          <w:lang w:val="en-US"/>
+        </w:rPr>
+        <w:t>findElement(</w:t>
+      </w:r>
+      <w:proofErr w:type="gramEnd"/>
+      <w:r>
+        <w:rPr>
+          <w:sz w:val="28"/>
+          <w:szCs w:val="24"/>
+          <w:lang w:val="en-US"/>
+        </w:rPr>
+        <w:t xml:space="preserve">) </w:t>
       </w:r>
       <w:r>
         <w:rPr>
@@ -6640,13 +6782,23 @@
           <w:lang w:val="en-US"/>
         </w:rPr>
       </w:pPr>
-      <w:r>
-        <w:rPr>
-          <w:sz w:val="28"/>
-          <w:szCs w:val="24"/>
-          <w:lang w:val="en-US"/>
-        </w:rPr>
-        <w:t xml:space="preserve">findElements() </w:t>
+      <w:proofErr w:type="gramStart"/>
+      <w:r>
+        <w:rPr>
+          <w:sz w:val="28"/>
+          <w:szCs w:val="24"/>
+          <w:lang w:val="en-US"/>
+        </w:rPr>
+        <w:t>findElements(</w:t>
+      </w:r>
+      <w:proofErr w:type="gramEnd"/>
+      <w:r>
+        <w:rPr>
+          <w:sz w:val="28"/>
+          <w:szCs w:val="24"/>
+          <w:lang w:val="en-US"/>
+        </w:rPr>
+        <w:t xml:space="preserve">) </w:t>
       </w:r>
       <w:r>
         <w:rPr>
@@ -6722,13 +6874,23 @@
           <w:lang w:val="en-US"/>
         </w:rPr>
       </w:pPr>
-      <w:r>
-        <w:rPr>
-          <w:sz w:val="28"/>
-          <w:szCs w:val="24"/>
-          <w:lang w:val="en-US"/>
-        </w:rPr>
-        <w:t xml:space="preserve">quit() </w:t>
+      <w:proofErr w:type="gramStart"/>
+      <w:r>
+        <w:rPr>
+          <w:sz w:val="28"/>
+          <w:szCs w:val="24"/>
+          <w:lang w:val="en-US"/>
+        </w:rPr>
+        <w:t>quit(</w:t>
+      </w:r>
+      <w:proofErr w:type="gramEnd"/>
+      <w:r>
+        <w:rPr>
+          <w:sz w:val="28"/>
+          <w:szCs w:val="24"/>
+          <w:lang w:val="en-US"/>
+        </w:rPr>
+        <w:t xml:space="preserve">) </w:t>
       </w:r>
       <w:r>
         <w:rPr>
@@ -7151,7 +7313,25 @@
           <w:szCs w:val="24"/>
           <w:lang w:val="en-US"/>
         </w:rPr>
-        <w:t xml:space="preserve"> driver.get() method is having implicit wait for 30 seconds, if the page is not getting loaded within 30 seconds Selenium will throw SessionTimeoutException.</w:t>
+        <w:t xml:space="preserve"> </w:t>
+      </w:r>
+      <w:proofErr w:type="spellStart"/>
+      <w:r>
+        <w:rPr>
+          <w:sz w:val="28"/>
+          <w:szCs w:val="24"/>
+          <w:lang w:val="en-US"/>
+        </w:rPr>
+        <w:t>driver.get</w:t>
+      </w:r>
+      <w:proofErr w:type="spellEnd"/>
+      <w:r>
+        <w:rPr>
+          <w:sz w:val="28"/>
+          <w:szCs w:val="24"/>
+          <w:lang w:val="en-US"/>
+        </w:rPr>
+        <w:t>() method is having implicit wait for 30 seconds, if the page is not getting loaded within 30 seconds Selenium will throw SessionTimeoutException.</w:t>
       </w:r>
     </w:p>
     <w:p>
@@ -7539,6 +7719,7 @@
           <w:lang w:val="en-US"/>
         </w:rPr>
       </w:pPr>
+      <w:proofErr w:type="gramStart"/>
       <w:r>
         <w:rPr>
           <w:sz w:val="28"/>
@@ -7561,7 +7742,16 @@
           <w:szCs w:val="24"/>
           <w:lang w:val="en-US"/>
         </w:rPr>
-        <w:t xml:space="preserve">() </w:t>
+        <w:t>(</w:t>
+      </w:r>
+      <w:proofErr w:type="gramEnd"/>
+      <w:r>
+        <w:rPr>
+          <w:sz w:val="28"/>
+          <w:szCs w:val="24"/>
+          <w:lang w:val="en-US"/>
+        </w:rPr>
+        <w:t xml:space="preserve">) </w:t>
       </w:r>
       <w:r>
         <w:rPr>
@@ -7596,13 +7786,23 @@
           <w:lang w:val="en-US"/>
         </w:rPr>
       </w:pPr>
-      <w:r>
-        <w:rPr>
-          <w:sz w:val="28"/>
-          <w:szCs w:val="24"/>
-          <w:lang w:val="en-US"/>
-        </w:rPr>
-        <w:t xml:space="preserve">click() </w:t>
+      <w:proofErr w:type="gramStart"/>
+      <w:r>
+        <w:rPr>
+          <w:sz w:val="28"/>
+          <w:szCs w:val="24"/>
+          <w:lang w:val="en-US"/>
+        </w:rPr>
+        <w:t>click(</w:t>
+      </w:r>
+      <w:proofErr w:type="gramEnd"/>
+      <w:r>
+        <w:rPr>
+          <w:sz w:val="28"/>
+          <w:szCs w:val="24"/>
+          <w:lang w:val="en-US"/>
+        </w:rPr>
+        <w:t xml:space="preserve">) </w:t>
       </w:r>
       <w:r>
         <w:rPr>
@@ -7637,13 +7837,23 @@
           <w:lang w:val="en-US"/>
         </w:rPr>
       </w:pPr>
-      <w:r>
-        <w:rPr>
-          <w:sz w:val="28"/>
-          <w:szCs w:val="24"/>
-          <w:lang w:val="en-US"/>
-        </w:rPr>
-        <w:t xml:space="preserve">getText() </w:t>
+      <w:proofErr w:type="gramStart"/>
+      <w:r>
+        <w:rPr>
+          <w:sz w:val="28"/>
+          <w:szCs w:val="24"/>
+          <w:lang w:val="en-US"/>
+        </w:rPr>
+        <w:t>getText(</w:t>
+      </w:r>
+      <w:proofErr w:type="gramEnd"/>
+      <w:r>
+        <w:rPr>
+          <w:sz w:val="28"/>
+          <w:szCs w:val="24"/>
+          <w:lang w:val="en-US"/>
+        </w:rPr>
+        <w:t xml:space="preserve">) </w:t>
       </w:r>
       <w:r>
         <w:rPr>
@@ -7678,13 +7888,23 @@
           <w:lang w:val="en-US"/>
         </w:rPr>
       </w:pPr>
-      <w:r>
-        <w:rPr>
-          <w:sz w:val="28"/>
-          <w:szCs w:val="24"/>
-          <w:lang w:val="en-US"/>
-        </w:rPr>
-        <w:t xml:space="preserve">getAttribute() </w:t>
+      <w:proofErr w:type="gramStart"/>
+      <w:r>
+        <w:rPr>
+          <w:sz w:val="28"/>
+          <w:szCs w:val="24"/>
+          <w:lang w:val="en-US"/>
+        </w:rPr>
+        <w:t>getAttribute(</w:t>
+      </w:r>
+      <w:proofErr w:type="gramEnd"/>
+      <w:r>
+        <w:rPr>
+          <w:sz w:val="28"/>
+          <w:szCs w:val="24"/>
+          <w:lang w:val="en-US"/>
+        </w:rPr>
+        <w:t xml:space="preserve">) </w:t>
       </w:r>
       <w:r>
         <w:rPr>
@@ -7719,6 +7939,7 @@
           <w:lang w:val="en-US"/>
         </w:rPr>
       </w:pPr>
+      <w:proofErr w:type="gramStart"/>
       <w:r>
         <w:rPr>
           <w:sz w:val="28"/>
@@ -7726,7 +7947,16 @@
           <w:lang w:val="en-US"/>
         </w:rPr>
         <w:lastRenderedPageBreak/>
-        <w:t xml:space="preserve">isSelected() </w:t>
+        <w:t>isSelected(</w:t>
+      </w:r>
+      <w:proofErr w:type="gramEnd"/>
+      <w:r>
+        <w:rPr>
+          <w:sz w:val="28"/>
+          <w:szCs w:val="24"/>
+          <w:lang w:val="en-US"/>
+        </w:rPr>
+        <w:t xml:space="preserve">) </w:t>
       </w:r>
       <w:r>
         <w:rPr>
@@ -7851,13 +8081,23 @@
           <w:lang w:val="en-US"/>
         </w:rPr>
       </w:pPr>
-      <w:r>
-        <w:rPr>
-          <w:sz w:val="28"/>
-          <w:szCs w:val="24"/>
-          <w:lang w:val="en-US"/>
-        </w:rPr>
-        <w:t xml:space="preserve">getLocation() </w:t>
+      <w:proofErr w:type="gramStart"/>
+      <w:r>
+        <w:rPr>
+          <w:sz w:val="28"/>
+          <w:szCs w:val="24"/>
+          <w:lang w:val="en-US"/>
+        </w:rPr>
+        <w:t>getLocation(</w:t>
+      </w:r>
+      <w:proofErr w:type="gramEnd"/>
+      <w:r>
+        <w:rPr>
+          <w:sz w:val="28"/>
+          <w:szCs w:val="24"/>
+          <w:lang w:val="en-US"/>
+        </w:rPr>
+        <w:t xml:space="preserve">) </w:t>
       </w:r>
       <w:r>
         <w:rPr>
@@ -9062,7 +9302,25 @@
           <w:szCs w:val="24"/>
           <w:lang w:val="en-US"/>
         </w:rPr>
-        <w:t>Call driver.findElements() method</w:t>
+        <w:t xml:space="preserve">Call </w:t>
+      </w:r>
+      <w:proofErr w:type="spellStart"/>
+      <w:r>
+        <w:rPr>
+          <w:sz w:val="28"/>
+          <w:szCs w:val="24"/>
+          <w:lang w:val="en-US"/>
+        </w:rPr>
+        <w:t>driver.findElements</w:t>
+      </w:r>
+      <w:proofErr w:type="spellEnd"/>
+      <w:r>
+        <w:rPr>
+          <w:sz w:val="28"/>
+          <w:szCs w:val="24"/>
+          <w:lang w:val="en-US"/>
+        </w:rPr>
+        <w:t>() method</w:t>
       </w:r>
     </w:p>
     <w:p>
@@ -9313,13 +9571,23 @@
           <w:lang w:val="en-US"/>
         </w:rPr>
       </w:pPr>
-      <w:r>
-        <w:rPr>
-          <w:sz w:val="28"/>
-          <w:szCs w:val="24"/>
-          <w:lang w:val="en-US"/>
-        </w:rPr>
-        <w:t xml:space="preserve">getFirstSelectedOption() </w:t>
+      <w:proofErr w:type="gramStart"/>
+      <w:r>
+        <w:rPr>
+          <w:sz w:val="28"/>
+          <w:szCs w:val="24"/>
+          <w:lang w:val="en-US"/>
+        </w:rPr>
+        <w:t>getFirstSelectedOption(</w:t>
+      </w:r>
+      <w:proofErr w:type="gramEnd"/>
+      <w:r>
+        <w:rPr>
+          <w:sz w:val="28"/>
+          <w:szCs w:val="24"/>
+          <w:lang w:val="en-US"/>
+        </w:rPr>
+        <w:t xml:space="preserve">) </w:t>
       </w:r>
       <w:r>
         <w:rPr>
@@ -9403,13 +9671,23 @@
           <w:lang w:val="en-US"/>
         </w:rPr>
       </w:pPr>
-      <w:r>
-        <w:rPr>
-          <w:sz w:val="28"/>
-          <w:szCs w:val="24"/>
-          <w:lang w:val="en-US"/>
-        </w:rPr>
-        <w:t xml:space="preserve">selectByVisibleText() </w:t>
+      <w:proofErr w:type="gramStart"/>
+      <w:r>
+        <w:rPr>
+          <w:sz w:val="28"/>
+          <w:szCs w:val="24"/>
+          <w:lang w:val="en-US"/>
+        </w:rPr>
+        <w:t>selectByVisibleText(</w:t>
+      </w:r>
+      <w:proofErr w:type="gramEnd"/>
+      <w:r>
+        <w:rPr>
+          <w:sz w:val="28"/>
+          <w:szCs w:val="24"/>
+          <w:lang w:val="en-US"/>
+        </w:rPr>
+        <w:t xml:space="preserve">) </w:t>
       </w:r>
       <w:r>
         <w:rPr>
@@ -9444,13 +9722,23 @@
           <w:lang w:val="en-US"/>
         </w:rPr>
       </w:pPr>
-      <w:r>
-        <w:rPr>
-          <w:sz w:val="28"/>
-          <w:szCs w:val="24"/>
-          <w:lang w:val="en-US"/>
-        </w:rPr>
-        <w:t xml:space="preserve">selectByContainsVisibleText() </w:t>
+      <w:proofErr w:type="gramStart"/>
+      <w:r>
+        <w:rPr>
+          <w:sz w:val="28"/>
+          <w:szCs w:val="24"/>
+          <w:lang w:val="en-US"/>
+        </w:rPr>
+        <w:t>selectByContainsVisibleText(</w:t>
+      </w:r>
+      <w:proofErr w:type="gramEnd"/>
+      <w:r>
+        <w:rPr>
+          <w:sz w:val="28"/>
+          <w:szCs w:val="24"/>
+          <w:lang w:val="en-US"/>
+        </w:rPr>
+        <w:t xml:space="preserve">) </w:t>
       </w:r>
       <w:r>
         <w:rPr>
@@ -9485,13 +9773,23 @@
           <w:lang w:val="en-US"/>
         </w:rPr>
       </w:pPr>
-      <w:r>
-        <w:rPr>
-          <w:sz w:val="28"/>
-          <w:szCs w:val="24"/>
-          <w:lang w:val="en-US"/>
-        </w:rPr>
-        <w:t xml:space="preserve">selectByValue() </w:t>
+      <w:proofErr w:type="gramStart"/>
+      <w:r>
+        <w:rPr>
+          <w:sz w:val="28"/>
+          <w:szCs w:val="24"/>
+          <w:lang w:val="en-US"/>
+        </w:rPr>
+        <w:t>selectByValue(</w:t>
+      </w:r>
+      <w:proofErr w:type="gramEnd"/>
+      <w:r>
+        <w:rPr>
+          <w:sz w:val="28"/>
+          <w:szCs w:val="24"/>
+          <w:lang w:val="en-US"/>
+        </w:rPr>
+        <w:t xml:space="preserve">) </w:t>
       </w:r>
       <w:r>
         <w:rPr>
@@ -9526,13 +9824,23 @@
           <w:lang w:val="en-US"/>
         </w:rPr>
       </w:pPr>
-      <w:r>
-        <w:rPr>
-          <w:sz w:val="28"/>
-          <w:szCs w:val="24"/>
-          <w:lang w:val="en-US"/>
-        </w:rPr>
-        <w:t xml:space="preserve">selectByIndex() </w:t>
+      <w:proofErr w:type="gramStart"/>
+      <w:r>
+        <w:rPr>
+          <w:sz w:val="28"/>
+          <w:szCs w:val="24"/>
+          <w:lang w:val="en-US"/>
+        </w:rPr>
+        <w:t>selectByIndex(</w:t>
+      </w:r>
+      <w:proofErr w:type="gramEnd"/>
+      <w:r>
+        <w:rPr>
+          <w:sz w:val="28"/>
+          <w:szCs w:val="24"/>
+          <w:lang w:val="en-US"/>
+        </w:rPr>
+        <w:t xml:space="preserve">) </w:t>
       </w:r>
       <w:r>
         <w:rPr>
@@ -9567,13 +9875,23 @@
           <w:lang w:val="en-US"/>
         </w:rPr>
       </w:pPr>
-      <w:r>
-        <w:rPr>
-          <w:sz w:val="28"/>
-          <w:szCs w:val="24"/>
-          <w:lang w:val="en-US"/>
-        </w:rPr>
-        <w:t xml:space="preserve">getAllSelectedOptions() </w:t>
+      <w:proofErr w:type="gramStart"/>
+      <w:r>
+        <w:rPr>
+          <w:sz w:val="28"/>
+          <w:szCs w:val="24"/>
+          <w:lang w:val="en-US"/>
+        </w:rPr>
+        <w:t>getAllSelectedOptions(</w:t>
+      </w:r>
+      <w:proofErr w:type="gramEnd"/>
+      <w:r>
+        <w:rPr>
+          <w:sz w:val="28"/>
+          <w:szCs w:val="24"/>
+          <w:lang w:val="en-US"/>
+        </w:rPr>
+        <w:t xml:space="preserve">) </w:t>
       </w:r>
       <w:r>
         <w:rPr>
@@ -9608,13 +9926,23 @@
           <w:lang w:val="en-US"/>
         </w:rPr>
       </w:pPr>
-      <w:r>
-        <w:rPr>
-          <w:sz w:val="28"/>
-          <w:szCs w:val="24"/>
-          <w:lang w:val="en-US"/>
-        </w:rPr>
-        <w:t xml:space="preserve">isMultiple() </w:t>
+      <w:proofErr w:type="gramStart"/>
+      <w:r>
+        <w:rPr>
+          <w:sz w:val="28"/>
+          <w:szCs w:val="24"/>
+          <w:lang w:val="en-US"/>
+        </w:rPr>
+        <w:t>isMultiple(</w:t>
+      </w:r>
+      <w:proofErr w:type="gramEnd"/>
+      <w:r>
+        <w:rPr>
+          <w:sz w:val="28"/>
+          <w:szCs w:val="24"/>
+          <w:lang w:val="en-US"/>
+        </w:rPr>
+        <w:t xml:space="preserve">) </w:t>
       </w:r>
       <w:r>
         <w:rPr>
@@ -9830,6 +10158,8 @@
           <w:lang w:val="en-US"/>
         </w:rPr>
       </w:pPr>
+      <w:proofErr w:type="spellStart"/>
+      <w:proofErr w:type="gramStart"/>
       <w:r>
         <w:rPr>
           <w:sz w:val="28"/>
@@ -9837,7 +10167,25 @@
           <w:lang w:val="en-US"/>
         </w:rPr>
         <w:lastRenderedPageBreak/>
-        <w:t>Thread.sleep()</w:t>
+        <w:t>Thread.sleep</w:t>
+      </w:r>
+      <w:proofErr w:type="spellEnd"/>
+      <w:r>
+        <w:rPr>
+          <w:sz w:val="28"/>
+          <w:szCs w:val="24"/>
+          <w:lang w:val="en-US"/>
+        </w:rPr>
+        <w:t>(</w:t>
+      </w:r>
+      <w:proofErr w:type="gramEnd"/>
+      <w:r>
+        <w:rPr>
+          <w:sz w:val="28"/>
+          <w:szCs w:val="24"/>
+          <w:lang w:val="en-US"/>
+        </w:rPr>
+        <w:t>)</w:t>
       </w:r>
       <w:r>
         <w:rPr>
@@ -10343,7 +10691,24 @@
           <w:lang w:val="en-US"/>
         </w:rPr>
         <w:br/>
-        <w:t xml:space="preserve">i – ignoring </w:t>
+      </w:r>
+      <w:proofErr w:type="spellStart"/>
+      <w:r>
+        <w:rPr>
+          <w:sz w:val="28"/>
+          <w:szCs w:val="24"/>
+          <w:lang w:val="en-US"/>
+        </w:rPr>
+        <w:t>i</w:t>
+      </w:r>
+      <w:proofErr w:type="spellEnd"/>
+      <w:r>
+        <w:rPr>
+          <w:sz w:val="28"/>
+          <w:szCs w:val="24"/>
+          <w:lang w:val="en-US"/>
+        </w:rPr>
+        <w:t xml:space="preserve"> – ignoring </w:t>
       </w:r>
       <w:r>
         <w:rPr>
@@ -10466,7 +10831,25 @@
           <w:szCs w:val="24"/>
           <w:lang w:val="en-US"/>
         </w:rPr>
-        <w:t>&lt;table&gt;</w:t>
+        <w:t>&lt;</w:t>
+      </w:r>
+      <w:proofErr w:type="gramStart"/>
+      <w:r>
+        <w:rPr>
+          <w:sz w:val="28"/>
+          <w:szCs w:val="24"/>
+          <w:lang w:val="en-US"/>
+        </w:rPr>
+        <w:t>table</w:t>
+      </w:r>
+      <w:proofErr w:type="gramEnd"/>
+      <w:r>
+        <w:rPr>
+          <w:sz w:val="28"/>
+          <w:szCs w:val="24"/>
+          <w:lang w:val="en-US"/>
+        </w:rPr>
+        <w:t>&gt;</w:t>
       </w:r>
     </w:p>
     <w:p>
@@ -10487,7 +10870,27 @@
           <w:lang w:val="en-US"/>
         </w:rPr>
         <w:tab/>
-        <w:t>&lt;thead&gt;</w:t>
+        <w:t>&lt;</w:t>
+      </w:r>
+      <w:proofErr w:type="spellStart"/>
+      <w:proofErr w:type="gramStart"/>
+      <w:r>
+        <w:rPr>
+          <w:sz w:val="28"/>
+          <w:szCs w:val="24"/>
+          <w:lang w:val="en-US"/>
+        </w:rPr>
+        <w:t>thead</w:t>
+      </w:r>
+      <w:proofErr w:type="spellEnd"/>
+      <w:proofErr w:type="gramEnd"/>
+      <w:r>
+        <w:rPr>
+          <w:sz w:val="28"/>
+          <w:szCs w:val="24"/>
+          <w:lang w:val="en-US"/>
+        </w:rPr>
+        <w:t>&gt;</w:t>
       </w:r>
     </w:p>
     <w:p>
@@ -10516,7 +10919,27 @@
           <w:lang w:val="en-US"/>
         </w:rPr>
         <w:tab/>
-        <w:t>&lt;tr&gt;</w:t>
+        <w:t>&lt;</w:t>
+      </w:r>
+      <w:proofErr w:type="spellStart"/>
+      <w:proofErr w:type="gramStart"/>
+      <w:r>
+        <w:rPr>
+          <w:sz w:val="28"/>
+          <w:szCs w:val="24"/>
+          <w:lang w:val="en-US"/>
+        </w:rPr>
+        <w:t>tr</w:t>
+      </w:r>
+      <w:proofErr w:type="spellEnd"/>
+      <w:proofErr w:type="gramEnd"/>
+      <w:r>
+        <w:rPr>
+          <w:sz w:val="28"/>
+          <w:szCs w:val="24"/>
+          <w:lang w:val="en-US"/>
+        </w:rPr>
+        <w:t>&gt;</w:t>
       </w:r>
       <w:r>
         <w:rPr>
@@ -10562,7 +10985,63 @@
           <w:lang w:val="en-US"/>
         </w:rPr>
         <w:tab/>
-        <w:t>&lt;th&gt;sr no&lt;/th&gt;</w:t>
+        <w:t>&lt;</w:t>
+      </w:r>
+      <w:proofErr w:type="spellStart"/>
+      <w:proofErr w:type="gramStart"/>
+      <w:r>
+        <w:rPr>
+          <w:sz w:val="28"/>
+          <w:szCs w:val="24"/>
+          <w:lang w:val="en-US"/>
+        </w:rPr>
+        <w:t>th</w:t>
+      </w:r>
+      <w:proofErr w:type="spellEnd"/>
+      <w:r>
+        <w:rPr>
+          <w:sz w:val="28"/>
+          <w:szCs w:val="24"/>
+          <w:lang w:val="en-US"/>
+        </w:rPr>
+        <w:t>&gt;</w:t>
+      </w:r>
+      <w:proofErr w:type="spellStart"/>
+      <w:proofErr w:type="gramEnd"/>
+      <w:r>
+        <w:rPr>
+          <w:sz w:val="28"/>
+          <w:szCs w:val="24"/>
+          <w:lang w:val="en-US"/>
+        </w:rPr>
+        <w:t>sr</w:t>
+      </w:r>
+      <w:proofErr w:type="spellEnd"/>
+      <w:r>
+        <w:rPr>
+          <w:sz w:val="28"/>
+          <w:szCs w:val="24"/>
+          <w:lang w:val="en-US"/>
+        </w:rPr>
+        <w:t xml:space="preserve"> no&lt;/</w:t>
+      </w:r>
+      <w:proofErr w:type="spellStart"/>
+      <w:r>
+        <w:rPr>
+          <w:sz w:val="28"/>
+          <w:szCs w:val="24"/>
+          <w:lang w:val="en-US"/>
+        </w:rPr>
+        <w:t>th</w:t>
+      </w:r>
+      <w:proofErr w:type="spellEnd"/>
+      <w:r>
+        <w:rPr>
+          <w:sz w:val="28"/>
+          <w:szCs w:val="24"/>
+          <w:lang w:val="en-US"/>
+        </w:rPr>
+        <w:t>&gt;</w:t>
       </w:r>
       <w:r>
         <w:rPr>
@@ -10609,7 +11088,53 @@
           <w:lang w:val="en-US"/>
         </w:rPr>
         <w:tab/>
-        <w:t>&lt;th&gt;company&lt;/th&gt;</w:t>
+        <w:t>&lt;</w:t>
+      </w:r>
+      <w:proofErr w:type="spellStart"/>
+      <w:proofErr w:type="gramStart"/>
+      <w:r>
+        <w:rPr>
+          <w:sz w:val="28"/>
+          <w:szCs w:val="24"/>
+          <w:lang w:val="en-US"/>
+        </w:rPr>
+        <w:t>th</w:t>
+      </w:r>
+      <w:proofErr w:type="spellEnd"/>
+      <w:r>
+        <w:rPr>
+          <w:sz w:val="28"/>
+          <w:szCs w:val="24"/>
+          <w:lang w:val="en-US"/>
+        </w:rPr>
+        <w:t>&gt;</w:t>
+      </w:r>
+      <w:proofErr w:type="gramEnd"/>
+      <w:r>
+        <w:rPr>
+          <w:sz w:val="28"/>
+          <w:szCs w:val="24"/>
+          <w:lang w:val="en-US"/>
+        </w:rPr>
+        <w:t>company&lt;/</w:t>
+      </w:r>
+      <w:proofErr w:type="spellStart"/>
+      <w:r>
+        <w:rPr>
+          <w:sz w:val="28"/>
+          <w:szCs w:val="24"/>
+          <w:lang w:val="en-US"/>
+        </w:rPr>
+        <w:t>th</w:t>
+      </w:r>
+      <w:proofErr w:type="spellEnd"/>
+      <w:r>
+        <w:rPr>
+          <w:sz w:val="28"/>
+          <w:szCs w:val="24"/>
+          <w:lang w:val="en-US"/>
+        </w:rPr>
+        <w:t>&gt;</w:t>
       </w:r>
     </w:p>
     <w:p>
@@ -10638,7 +11163,27 @@
           <w:lang w:val="en-US"/>
         </w:rPr>
         <w:tab/>
-        <w:t>&lt;/tr&gt;</w:t>
+        <w:t>&lt;/</w:t>
+      </w:r>
+      <w:proofErr w:type="spellStart"/>
+      <w:proofErr w:type="gramStart"/>
+      <w:r>
+        <w:rPr>
+          <w:sz w:val="28"/>
+          <w:szCs w:val="24"/>
+          <w:lang w:val="en-US"/>
+        </w:rPr>
+        <w:t>tr</w:t>
+      </w:r>
+      <w:proofErr w:type="spellEnd"/>
+      <w:proofErr w:type="gramEnd"/>
+      <w:r>
+        <w:rPr>
+          <w:sz w:val="28"/>
+          <w:szCs w:val="24"/>
+          <w:lang w:val="en-US"/>
+        </w:rPr>
+        <w:t>&gt;</w:t>
       </w:r>
     </w:p>
     <w:p>
@@ -10659,7 +11204,25 @@
           <w:lang w:val="en-US"/>
         </w:rPr>
         <w:tab/>
-        <w:t>&lt;/thead&gt;</w:t>
+        <w:t>&lt;/</w:t>
+      </w:r>
+      <w:proofErr w:type="spellStart"/>
+      <w:r>
+        <w:rPr>
+          <w:sz w:val="28"/>
+          <w:szCs w:val="24"/>
+          <w:lang w:val="en-US"/>
+        </w:rPr>
+        <w:t>thead</w:t>
+      </w:r>
+      <w:proofErr w:type="spellEnd"/>
+      <w:r>
+        <w:rPr>
+          <w:sz w:val="28"/>
+          <w:szCs w:val="24"/>
+          <w:lang w:val="en-US"/>
+        </w:rPr>
+        <w:t>&gt;</w:t>
       </w:r>
     </w:p>
     <w:p>
@@ -10680,7 +11243,27 @@
           <w:lang w:val="en-US"/>
         </w:rPr>
         <w:tab/>
-        <w:t>&lt;tbody&gt;</w:t>
+        <w:t>&lt;</w:t>
+      </w:r>
+      <w:proofErr w:type="spellStart"/>
+      <w:proofErr w:type="gramStart"/>
+      <w:r>
+        <w:rPr>
+          <w:sz w:val="28"/>
+          <w:szCs w:val="24"/>
+          <w:lang w:val="en-US"/>
+        </w:rPr>
+        <w:t>tbody</w:t>
+      </w:r>
+      <w:proofErr w:type="spellEnd"/>
+      <w:proofErr w:type="gramEnd"/>
+      <w:r>
+        <w:rPr>
+          <w:sz w:val="28"/>
+          <w:szCs w:val="24"/>
+          <w:lang w:val="en-US"/>
+        </w:rPr>
+        <w:t>&gt;</w:t>
       </w:r>
     </w:p>
     <w:p>
@@ -10709,7 +11292,27 @@
           <w:lang w:val="en-US"/>
         </w:rPr>
         <w:tab/>
-        <w:t>&lt;tr&gt;</w:t>
+        <w:t>&lt;</w:t>
+      </w:r>
+      <w:proofErr w:type="spellStart"/>
+      <w:proofErr w:type="gramStart"/>
+      <w:r>
+        <w:rPr>
+          <w:sz w:val="28"/>
+          <w:szCs w:val="24"/>
+          <w:lang w:val="en-US"/>
+        </w:rPr>
+        <w:t>tr</w:t>
+      </w:r>
+      <w:proofErr w:type="spellEnd"/>
+      <w:proofErr w:type="gramEnd"/>
+      <w:r>
+        <w:rPr>
+          <w:sz w:val="28"/>
+          <w:szCs w:val="24"/>
+          <w:lang w:val="en-US"/>
+        </w:rPr>
+        <w:t>&gt;</w:t>
       </w:r>
       <w:r>
         <w:rPr>
@@ -10754,7 +11357,43 @@
           <w:lang w:val="en-US"/>
         </w:rPr>
         <w:tab/>
-        <w:t>&lt;td&gt;1&lt;/th&gt;</w:t>
+        <w:t>&lt;</w:t>
+      </w:r>
+      <w:proofErr w:type="gramStart"/>
+      <w:r>
+        <w:rPr>
+          <w:sz w:val="28"/>
+          <w:szCs w:val="24"/>
+          <w:lang w:val="en-US"/>
+        </w:rPr>
+        <w:t>td&gt;</w:t>
+      </w:r>
+      <w:proofErr w:type="gramEnd"/>
+      <w:r>
+        <w:rPr>
+          <w:sz w:val="28"/>
+          <w:szCs w:val="24"/>
+          <w:lang w:val="en-US"/>
+        </w:rPr>
+        <w:t>1&lt;/</w:t>
+      </w:r>
+      <w:proofErr w:type="spellStart"/>
+      <w:r>
+        <w:rPr>
+          <w:sz w:val="28"/>
+          <w:szCs w:val="24"/>
+          <w:lang w:val="en-US"/>
+        </w:rPr>
+        <w:t>th</w:t>
+      </w:r>
+      <w:proofErr w:type="spellEnd"/>
+      <w:r>
+        <w:rPr>
+          <w:sz w:val="28"/>
+          <w:szCs w:val="24"/>
+          <w:lang w:val="en-US"/>
+        </w:rPr>
+        <w:t>&gt;</w:t>
       </w:r>
     </w:p>
     <w:p>
@@ -10791,7 +11430,25 @@
           <w:lang w:val="en-US"/>
         </w:rPr>
         <w:tab/>
-        <w:t>&lt;td&gt;Star Agile&lt;/td&gt;</w:t>
+        <w:t>&lt;</w:t>
+      </w:r>
+      <w:proofErr w:type="gramStart"/>
+      <w:r>
+        <w:rPr>
+          <w:sz w:val="28"/>
+          <w:szCs w:val="24"/>
+          <w:lang w:val="en-US"/>
+        </w:rPr>
+        <w:t>td&gt;</w:t>
+      </w:r>
+      <w:proofErr w:type="gramEnd"/>
+      <w:r>
+        <w:rPr>
+          <w:sz w:val="28"/>
+          <w:szCs w:val="24"/>
+          <w:lang w:val="en-US"/>
+        </w:rPr>
+        <w:t>Star Agile&lt;/td&gt;</w:t>
       </w:r>
     </w:p>
     <w:p>
@@ -10820,7 +11477,27 @@
           <w:lang w:val="en-US"/>
         </w:rPr>
         <w:tab/>
-        <w:t>&lt;/tr&gt;</w:t>
+        <w:t>&lt;/</w:t>
+      </w:r>
+      <w:proofErr w:type="spellStart"/>
+      <w:proofErr w:type="gramStart"/>
+      <w:r>
+        <w:rPr>
+          <w:sz w:val="28"/>
+          <w:szCs w:val="24"/>
+          <w:lang w:val="en-US"/>
+        </w:rPr>
+        <w:t>tr</w:t>
+      </w:r>
+      <w:proofErr w:type="spellEnd"/>
+      <w:proofErr w:type="gramEnd"/>
+      <w:r>
+        <w:rPr>
+          <w:sz w:val="28"/>
+          <w:szCs w:val="24"/>
+          <w:lang w:val="en-US"/>
+        </w:rPr>
+        <w:t>&gt;</w:t>
       </w:r>
     </w:p>
     <w:p>
@@ -10849,7 +11526,27 @@
           <w:lang w:val="en-US"/>
         </w:rPr>
         <w:tab/>
-        <w:t>&lt;tr&gt;</w:t>
+        <w:t>&lt;</w:t>
+      </w:r>
+      <w:proofErr w:type="spellStart"/>
+      <w:proofErr w:type="gramStart"/>
+      <w:r>
+        <w:rPr>
+          <w:sz w:val="28"/>
+          <w:szCs w:val="24"/>
+          <w:lang w:val="en-US"/>
+        </w:rPr>
+        <w:t>tr</w:t>
+      </w:r>
+      <w:proofErr w:type="spellEnd"/>
+      <w:proofErr w:type="gramEnd"/>
+      <w:r>
+        <w:rPr>
+          <w:sz w:val="28"/>
+          <w:szCs w:val="24"/>
+          <w:lang w:val="en-US"/>
+        </w:rPr>
+        <w:t>&gt;</w:t>
       </w:r>
     </w:p>
     <w:p>
@@ -10886,7 +11583,25 @@
           <w:lang w:val="en-US"/>
         </w:rPr>
         <w:tab/>
-        <w:t>&lt;td&gt;2&lt;/td&gt;</w:t>
+        <w:t>&lt;</w:t>
+      </w:r>
+      <w:proofErr w:type="gramStart"/>
+      <w:r>
+        <w:rPr>
+          <w:sz w:val="28"/>
+          <w:szCs w:val="24"/>
+          <w:lang w:val="en-US"/>
+        </w:rPr>
+        <w:t>td&gt;</w:t>
+      </w:r>
+      <w:proofErr w:type="gramEnd"/>
+      <w:r>
+        <w:rPr>
+          <w:sz w:val="28"/>
+          <w:szCs w:val="24"/>
+          <w:lang w:val="en-US"/>
+        </w:rPr>
+        <w:t>2&lt;/td&gt;</w:t>
       </w:r>
     </w:p>
     <w:p>
@@ -10923,7 +11638,25 @@
           <w:lang w:val="en-US"/>
         </w:rPr>
         <w:tab/>
-        <w:t>&lt;td&gt;Infosys&lt;/td&gt;</w:t>
+        <w:t>&lt;</w:t>
+      </w:r>
+      <w:proofErr w:type="gramStart"/>
+      <w:r>
+        <w:rPr>
+          <w:sz w:val="28"/>
+          <w:szCs w:val="24"/>
+          <w:lang w:val="en-US"/>
+        </w:rPr>
+        <w:t>td&gt;</w:t>
+      </w:r>
+      <w:proofErr w:type="gramEnd"/>
+      <w:r>
+        <w:rPr>
+          <w:sz w:val="28"/>
+          <w:szCs w:val="24"/>
+          <w:lang w:val="en-US"/>
+        </w:rPr>
+        <w:t>Infosys&lt;/td&gt;</w:t>
       </w:r>
     </w:p>
     <w:p>
@@ -10952,7 +11685,27 @@
           <w:lang w:val="en-US"/>
         </w:rPr>
         <w:tab/>
-        <w:t>&lt;/tr&gt;</w:t>
+        <w:t>&lt;/</w:t>
+      </w:r>
+      <w:proofErr w:type="spellStart"/>
+      <w:proofErr w:type="gramStart"/>
+      <w:r>
+        <w:rPr>
+          <w:sz w:val="28"/>
+          <w:szCs w:val="24"/>
+          <w:lang w:val="en-US"/>
+        </w:rPr>
+        <w:t>tr</w:t>
+      </w:r>
+      <w:proofErr w:type="spellEnd"/>
+      <w:proofErr w:type="gramEnd"/>
+      <w:r>
+        <w:rPr>
+          <w:sz w:val="28"/>
+          <w:szCs w:val="24"/>
+          <w:lang w:val="en-US"/>
+        </w:rPr>
+        <w:t>&gt;</w:t>
       </w:r>
     </w:p>
     <w:p>
@@ -10973,7 +11726,25 @@
           <w:lang w:val="en-US"/>
         </w:rPr>
         <w:tab/>
-        <w:t>&lt;/tbody&gt;</w:t>
+        <w:t>&lt;/</w:t>
+      </w:r>
+      <w:proofErr w:type="spellStart"/>
+      <w:r>
+        <w:rPr>
+          <w:sz w:val="28"/>
+          <w:szCs w:val="24"/>
+          <w:lang w:val="en-US"/>
+        </w:rPr>
+        <w:t>tbody</w:t>
+      </w:r>
+      <w:proofErr w:type="spellEnd"/>
+      <w:r>
+        <w:rPr>
+          <w:sz w:val="28"/>
+          <w:szCs w:val="24"/>
+          <w:lang w:val="en-US"/>
+        </w:rPr>
+        <w:t>&gt;</w:t>
       </w:r>
     </w:p>
     <w:p>
@@ -11079,7 +11850,25 @@
           <w:szCs w:val="24"/>
           <w:lang w:val="en-US"/>
         </w:rPr>
-        <w:t>For uploading any file just call .sendKeys() on the control and pass the file name along with path as a parameter.</w:t>
+        <w:t>For uploading any file just call .</w:t>
+      </w:r>
+      <w:proofErr w:type="gramStart"/>
+      <w:r>
+        <w:rPr>
+          <w:sz w:val="28"/>
+          <w:szCs w:val="24"/>
+          <w:lang w:val="en-US"/>
+        </w:rPr>
+        <w:t>sendKeys(</w:t>
+      </w:r>
+      <w:proofErr w:type="gramEnd"/>
+      <w:r>
+        <w:rPr>
+          <w:sz w:val="28"/>
+          <w:szCs w:val="24"/>
+          <w:lang w:val="en-US"/>
+        </w:rPr>
+        <w:t>) on the control and pass the file name along with path as a parameter.</w:t>
       </w:r>
     </w:p>
     <w:p>
@@ -11554,13 +12343,33 @@
           <w:lang w:val="en-US"/>
         </w:rPr>
       </w:pPr>
-      <w:r>
-        <w:rPr>
-          <w:sz w:val="28"/>
-          <w:szCs w:val="24"/>
-          <w:lang w:val="en-US"/>
-        </w:rPr>
-        <w:t xml:space="preserve">driver.switchTo().alert() </w:t>
+      <w:proofErr w:type="spellStart"/>
+      <w:proofErr w:type="gramStart"/>
+      <w:r>
+        <w:rPr>
+          <w:sz w:val="28"/>
+          <w:szCs w:val="24"/>
+          <w:lang w:val="en-US"/>
+        </w:rPr>
+        <w:t>driver.switchTo</w:t>
+      </w:r>
+      <w:proofErr w:type="spellEnd"/>
+      <w:r>
+        <w:rPr>
+          <w:sz w:val="28"/>
+          <w:szCs w:val="24"/>
+          <w:lang w:val="en-US"/>
+        </w:rPr>
+        <w:t>(</w:t>
+      </w:r>
+      <w:proofErr w:type="gramEnd"/>
+      <w:r>
+        <w:rPr>
+          <w:sz w:val="28"/>
+          <w:szCs w:val="24"/>
+          <w:lang w:val="en-US"/>
+        </w:rPr>
+        <w:t xml:space="preserve">).alert() </w:t>
       </w:r>
       <w:r>
         <w:rPr>
@@ -11595,13 +12404,23 @@
           <w:lang w:val="en-US"/>
         </w:rPr>
       </w:pPr>
-      <w:r>
-        <w:rPr>
-          <w:sz w:val="28"/>
-          <w:szCs w:val="24"/>
-          <w:lang w:val="en-US"/>
-        </w:rPr>
-        <w:t xml:space="preserve">getText() </w:t>
+      <w:proofErr w:type="gramStart"/>
+      <w:r>
+        <w:rPr>
+          <w:sz w:val="28"/>
+          <w:szCs w:val="24"/>
+          <w:lang w:val="en-US"/>
+        </w:rPr>
+        <w:t>getText(</w:t>
+      </w:r>
+      <w:proofErr w:type="gramEnd"/>
+      <w:r>
+        <w:rPr>
+          <w:sz w:val="28"/>
+          <w:szCs w:val="24"/>
+          <w:lang w:val="en-US"/>
+        </w:rPr>
+        <w:t xml:space="preserve">) </w:t>
       </w:r>
       <w:r>
         <w:rPr>
@@ -11636,13 +12455,23 @@
           <w:lang w:val="en-US"/>
         </w:rPr>
       </w:pPr>
-      <w:r>
-        <w:rPr>
-          <w:sz w:val="28"/>
-          <w:szCs w:val="24"/>
-          <w:lang w:val="en-US"/>
-        </w:rPr>
-        <w:t xml:space="preserve">accept() </w:t>
+      <w:proofErr w:type="gramStart"/>
+      <w:r>
+        <w:rPr>
+          <w:sz w:val="28"/>
+          <w:szCs w:val="24"/>
+          <w:lang w:val="en-US"/>
+        </w:rPr>
+        <w:t>accept(</w:t>
+      </w:r>
+      <w:proofErr w:type="gramEnd"/>
+      <w:r>
+        <w:rPr>
+          <w:sz w:val="28"/>
+          <w:szCs w:val="24"/>
+          <w:lang w:val="en-US"/>
+        </w:rPr>
+        <w:t xml:space="preserve">) </w:t>
       </w:r>
       <w:r>
         <w:rPr>
@@ -11718,13 +12547,23 @@
           <w:lang w:val="en-US"/>
         </w:rPr>
       </w:pPr>
-      <w:r>
-        <w:rPr>
-          <w:sz w:val="28"/>
-          <w:szCs w:val="24"/>
-          <w:lang w:val="en-US"/>
-        </w:rPr>
-        <w:t xml:space="preserve">sendKeys() </w:t>
+      <w:proofErr w:type="gramStart"/>
+      <w:r>
+        <w:rPr>
+          <w:sz w:val="28"/>
+          <w:szCs w:val="24"/>
+          <w:lang w:val="en-US"/>
+        </w:rPr>
+        <w:t>sendKeys(</w:t>
+      </w:r>
+      <w:proofErr w:type="gramEnd"/>
+      <w:r>
+        <w:rPr>
+          <w:sz w:val="28"/>
+          <w:szCs w:val="24"/>
+          <w:lang w:val="en-US"/>
+        </w:rPr>
+        <w:t xml:space="preserve">) </w:t>
       </w:r>
       <w:r>
         <w:rPr>
@@ -11974,13 +12813,23 @@
           <w:lang w:val="en-US"/>
         </w:rPr>
       </w:pPr>
-      <w:r>
-        <w:rPr>
-          <w:sz w:val="28"/>
-          <w:szCs w:val="24"/>
-          <w:lang w:val="en-US"/>
-        </w:rPr>
-        <w:t xml:space="preserve">moveToElement() </w:t>
+      <w:proofErr w:type="gramStart"/>
+      <w:r>
+        <w:rPr>
+          <w:sz w:val="28"/>
+          <w:szCs w:val="24"/>
+          <w:lang w:val="en-US"/>
+        </w:rPr>
+        <w:t>moveToElement(</w:t>
+      </w:r>
+      <w:proofErr w:type="gramEnd"/>
+      <w:r>
+        <w:rPr>
+          <w:sz w:val="28"/>
+          <w:szCs w:val="24"/>
+          <w:lang w:val="en-US"/>
+        </w:rPr>
+        <w:t xml:space="preserve">) </w:t>
       </w:r>
       <w:r>
         <w:rPr>
@@ -12015,13 +12864,23 @@
           <w:lang w:val="en-US"/>
         </w:rPr>
       </w:pPr>
-      <w:r>
-        <w:rPr>
-          <w:sz w:val="28"/>
-          <w:szCs w:val="24"/>
-          <w:lang w:val="en-US"/>
-        </w:rPr>
-        <w:t xml:space="preserve">perform() </w:t>
+      <w:proofErr w:type="gramStart"/>
+      <w:r>
+        <w:rPr>
+          <w:sz w:val="28"/>
+          <w:szCs w:val="24"/>
+          <w:lang w:val="en-US"/>
+        </w:rPr>
+        <w:t>perform(</w:t>
+      </w:r>
+      <w:proofErr w:type="gramEnd"/>
+      <w:r>
+        <w:rPr>
+          <w:sz w:val="28"/>
+          <w:szCs w:val="24"/>
+          <w:lang w:val="en-US"/>
+        </w:rPr>
+        <w:t xml:space="preserve">) </w:t>
       </w:r>
       <w:r>
         <w:rPr>
@@ -12056,13 +12915,23 @@
           <w:lang w:val="en-US"/>
         </w:rPr>
       </w:pPr>
-      <w:r>
-        <w:rPr>
-          <w:sz w:val="28"/>
-          <w:szCs w:val="24"/>
-          <w:lang w:val="en-US"/>
-        </w:rPr>
-        <w:t xml:space="preserve">contextClick() </w:t>
+      <w:proofErr w:type="gramStart"/>
+      <w:r>
+        <w:rPr>
+          <w:sz w:val="28"/>
+          <w:szCs w:val="24"/>
+          <w:lang w:val="en-US"/>
+        </w:rPr>
+        <w:t>contextClick(</w:t>
+      </w:r>
+      <w:proofErr w:type="gramEnd"/>
+      <w:r>
+        <w:rPr>
+          <w:sz w:val="28"/>
+          <w:szCs w:val="24"/>
+          <w:lang w:val="en-US"/>
+        </w:rPr>
+        <w:t xml:space="preserve">) </w:t>
       </w:r>
       <w:r>
         <w:rPr>
@@ -12138,6 +13007,7 @@
           <w:lang w:val="en-US"/>
         </w:rPr>
       </w:pPr>
+      <w:proofErr w:type="gramStart"/>
       <w:r>
         <w:rPr>
           <w:sz w:val="28"/>
@@ -12145,7 +13015,16 @@
           <w:lang w:val="en-US"/>
         </w:rPr>
         <w:lastRenderedPageBreak/>
-        <w:t xml:space="preserve">dragAndDrop() </w:t>
+        <w:t>dragAndDrop(</w:t>
+      </w:r>
+      <w:proofErr w:type="gramEnd"/>
+      <w:r>
+        <w:rPr>
+          <w:sz w:val="28"/>
+          <w:szCs w:val="24"/>
+          <w:lang w:val="en-US"/>
+        </w:rPr>
+        <w:t xml:space="preserve">) </w:t>
       </w:r>
       <w:r>
         <w:rPr>
@@ -12180,13 +13059,23 @@
           <w:lang w:val="en-US"/>
         </w:rPr>
       </w:pPr>
-      <w:r>
-        <w:rPr>
-          <w:sz w:val="28"/>
-          <w:szCs w:val="24"/>
-          <w:lang w:val="en-US"/>
-        </w:rPr>
-        <w:t xml:space="preserve">dragAndDropBy() </w:t>
+      <w:proofErr w:type="gramStart"/>
+      <w:r>
+        <w:rPr>
+          <w:sz w:val="28"/>
+          <w:szCs w:val="24"/>
+          <w:lang w:val="en-US"/>
+        </w:rPr>
+        <w:t>dragAndDropBy(</w:t>
+      </w:r>
+      <w:proofErr w:type="gramEnd"/>
+      <w:r>
+        <w:rPr>
+          <w:sz w:val="28"/>
+          <w:szCs w:val="24"/>
+          <w:lang w:val="en-US"/>
+        </w:rPr>
+        <w:t xml:space="preserve">) </w:t>
       </w:r>
       <w:r>
         <w:rPr>
@@ -13026,13 +13915,23 @@
         </w:rPr>
         <w:sym w:font="Wingdings" w:char="F0E0"/>
       </w:r>
-      <w:r>
-        <w:rPr>
-          <w:sz w:val="28"/>
-          <w:szCs w:val="24"/>
-          <w:lang w:val="en-US"/>
-        </w:rPr>
-        <w:t xml:space="preserve">This is the method that will get executed </w:t>
+      <w:proofErr w:type="gramStart"/>
+      <w:r>
+        <w:rPr>
+          <w:sz w:val="28"/>
+          <w:szCs w:val="24"/>
+          <w:lang w:val="en-US"/>
+        </w:rPr>
+        <w:t>This</w:t>
+      </w:r>
+      <w:proofErr w:type="gramEnd"/>
+      <w:r>
+        <w:rPr>
+          <w:sz w:val="28"/>
+          <w:szCs w:val="24"/>
+          <w:lang w:val="en-US"/>
+        </w:rPr>
+        <w:t xml:space="preserve"> is the method that will get executed </w:t>
       </w:r>
       <w:r>
         <w:rPr>
@@ -13221,6 +14120,82 @@
     </w:p>
     <w:p>
       <w:pPr>
+        <w:pStyle w:val="ListParagraph"/>
+        <w:numPr>
+          <w:ilvl w:val="0"/>
+          <w:numId w:val="33"/>
+        </w:numPr>
+        <w:tabs>
+          <w:tab w:val="left" w:pos="1560"/>
+        </w:tabs>
+        <w:rPr>
+          <w:sz w:val="28"/>
+          <w:szCs w:val="24"/>
+          <w:lang w:val="en-US"/>
+        </w:rPr>
+      </w:pPr>
+      <w:r>
+        <w:rPr>
+          <w:sz w:val="28"/>
+          <w:szCs w:val="24"/>
+          <w:lang w:val="en-US"/>
+        </w:rPr>
+        <w:t xml:space="preserve">@DataProvider </w:t>
+      </w:r>
+      <w:r>
+        <w:rPr>
+          <w:sz w:val="28"/>
+          <w:szCs w:val="24"/>
+          <w:lang w:val="en-US"/>
+        </w:rPr>
+        <w:sym w:font="Wingdings" w:char="F0E0"/>
+      </w:r>
+      <w:r>
+        <w:rPr>
+          <w:sz w:val="28"/>
+          <w:szCs w:val="24"/>
+          <w:lang w:val="en-US"/>
+        </w:rPr>
+        <w:t xml:space="preserve"> This is the method that will send the data to @Test so that the specific @Test method will get executed for multiple times.</w:t>
+      </w:r>
+      <w:r>
+        <w:rPr>
+          <w:sz w:val="28"/>
+          <w:szCs w:val="24"/>
+          <w:lang w:val="en-US"/>
+        </w:rPr>
+        <w:br/>
+        <w:t>Data is sent in the form of 1D array</w:t>
+      </w:r>
+      <w:r>
+        <w:rPr>
+          <w:sz w:val="28"/>
+          <w:szCs w:val="24"/>
+          <w:lang w:val="en-US"/>
+        </w:rPr>
+        <w:br/>
+        <w:t>@Test picks one array (row) at a time</w:t>
+      </w:r>
+    </w:p>
+    <w:p>
+      <w:pPr>
+        <w:pStyle w:val="ListParagraph"/>
+        <w:numPr>
+          <w:ilvl w:val="0"/>
+          <w:numId w:val="33"/>
+        </w:numPr>
+        <w:tabs>
+          <w:tab w:val="left" w:pos="1560"/>
+        </w:tabs>
+        <w:rPr>
+          <w:sz w:val="28"/>
+          <w:szCs w:val="24"/>
+          <w:lang w:val="en-US"/>
+        </w:rPr>
+      </w:pPr>
+    </w:p>
+    <w:p>
+      <w:pPr>
         <w:tabs>
           <w:tab w:val="left" w:pos="1560"/>
         </w:tabs>
@@ -13674,7 +14649,6 @@
           <w:szCs w:val="24"/>
           <w:lang w:val="en-US"/>
         </w:rPr>
-        <w:lastRenderedPageBreak/>
         <w:t>They need not to be in pair</w:t>
       </w:r>
     </w:p>
@@ -13766,20 +14740,289 @@
     </w:p>
     <w:p>
       <w:pPr>
+        <w:tabs>
+          <w:tab w:val="left" w:pos="1560"/>
+        </w:tabs>
+        <w:rPr>
+          <w:sz w:val="28"/>
+          <w:szCs w:val="24"/>
+          <w:lang w:val="en-US"/>
+        </w:rPr>
+      </w:pPr>
+    </w:p>
+    <w:p>
+      <w:pPr>
+        <w:tabs>
+          <w:tab w:val="left" w:pos="1560"/>
+        </w:tabs>
+        <w:rPr>
+          <w:b/>
+          <w:bCs/>
+          <w:sz w:val="28"/>
+          <w:szCs w:val="24"/>
+          <w:lang w:val="en-US"/>
+        </w:rPr>
+      </w:pPr>
+      <w:r>
+        <w:rPr>
+          <w:b/>
+          <w:bCs/>
+          <w:sz w:val="28"/>
+          <w:szCs w:val="24"/>
+          <w:lang w:val="en-US"/>
+        </w:rPr>
+        <w:t>Assertion in TestNG</w:t>
+      </w:r>
+    </w:p>
+    <w:p>
+      <w:pPr>
         <w:pStyle w:val="ListParagraph"/>
         <w:numPr>
           <w:ilvl w:val="0"/>
-          <w:numId w:val="35"/>
-        </w:numPr>
-        <w:tabs>
-          <w:tab w:val="left" w:pos="1560"/>
-        </w:tabs>
-        <w:rPr>
-          <w:sz w:val="28"/>
-          <w:szCs w:val="24"/>
-          <w:lang w:val="en-US"/>
-        </w:rPr>
-      </w:pPr>
+          <w:numId w:val="36"/>
+        </w:numPr>
+        <w:tabs>
+          <w:tab w:val="left" w:pos="1560"/>
+        </w:tabs>
+        <w:rPr>
+          <w:sz w:val="28"/>
+          <w:szCs w:val="24"/>
+          <w:lang w:val="en-US"/>
+        </w:rPr>
+      </w:pPr>
+      <w:r>
+        <w:rPr>
+          <w:sz w:val="28"/>
+          <w:szCs w:val="24"/>
+          <w:lang w:val="en-US"/>
+        </w:rPr>
+        <w:t>This is the technique via which you can mark any test case as a pass or fail in report.</w:t>
+      </w:r>
+    </w:p>
+    <w:p>
+      <w:pPr>
+        <w:pStyle w:val="ListParagraph"/>
+        <w:numPr>
+          <w:ilvl w:val="0"/>
+          <w:numId w:val="36"/>
+        </w:numPr>
+        <w:tabs>
+          <w:tab w:val="left" w:pos="1560"/>
+        </w:tabs>
+        <w:rPr>
+          <w:sz w:val="28"/>
+          <w:szCs w:val="24"/>
+          <w:lang w:val="en-US"/>
+        </w:rPr>
+      </w:pPr>
+      <w:r>
+        <w:rPr>
+          <w:sz w:val="28"/>
+          <w:szCs w:val="24"/>
+          <w:lang w:val="en-US"/>
+        </w:rPr>
+        <w:t>Types</w:t>
+      </w:r>
+    </w:p>
+    <w:p>
+      <w:pPr>
+        <w:pStyle w:val="ListParagraph"/>
+        <w:numPr>
+          <w:ilvl w:val="1"/>
+          <w:numId w:val="36"/>
+        </w:numPr>
+        <w:tabs>
+          <w:tab w:val="left" w:pos="1560"/>
+        </w:tabs>
+        <w:rPr>
+          <w:sz w:val="28"/>
+          <w:szCs w:val="24"/>
+          <w:lang w:val="en-US"/>
+        </w:rPr>
+      </w:pPr>
+      <w:r>
+        <w:rPr>
+          <w:sz w:val="28"/>
+          <w:szCs w:val="24"/>
+          <w:lang w:val="en-US"/>
+        </w:rPr>
+        <w:t>Assert</w:t>
+      </w:r>
+    </w:p>
+    <w:p>
+      <w:pPr>
+        <w:pStyle w:val="ListParagraph"/>
+        <w:numPr>
+          <w:ilvl w:val="1"/>
+          <w:numId w:val="36"/>
+        </w:numPr>
+        <w:tabs>
+          <w:tab w:val="left" w:pos="1560"/>
+        </w:tabs>
+        <w:rPr>
+          <w:sz w:val="28"/>
+          <w:szCs w:val="24"/>
+          <w:lang w:val="en-US"/>
+        </w:rPr>
+      </w:pPr>
+      <w:r>
+        <w:rPr>
+          <w:sz w:val="28"/>
+          <w:szCs w:val="24"/>
+          <w:lang w:val="en-US"/>
+        </w:rPr>
+        <w:t>Assert</w:t>
+      </w:r>
+    </w:p>
+    <w:p>
+      <w:pPr>
+        <w:tabs>
+          <w:tab w:val="left" w:pos="1560"/>
+        </w:tabs>
+        <w:rPr>
+          <w:sz w:val="28"/>
+          <w:szCs w:val="24"/>
+          <w:lang w:val="en-US"/>
+        </w:rPr>
+      </w:pPr>
+    </w:p>
+    <w:p>
+      <w:pPr>
+        <w:tabs>
+          <w:tab w:val="left" w:pos="1560"/>
+        </w:tabs>
+        <w:rPr>
+          <w:sz w:val="28"/>
+          <w:szCs w:val="24"/>
+          <w:lang w:val="en-US"/>
+        </w:rPr>
+      </w:pPr>
+      <w:r>
+        <w:rPr>
+          <w:b/>
+          <w:bCs/>
+          <w:sz w:val="28"/>
+          <w:szCs w:val="24"/>
+          <w:lang w:val="en-US"/>
+        </w:rPr>
+        <w:t>Execute /skip tests via XML file.</w:t>
+      </w:r>
+    </w:p>
+    <w:p>
+      <w:pPr>
+        <w:pStyle w:val="ListParagraph"/>
+        <w:numPr>
+          <w:ilvl w:val="0"/>
+          <w:numId w:val="37"/>
+        </w:numPr>
+        <w:tabs>
+          <w:tab w:val="left" w:pos="1560"/>
+        </w:tabs>
+        <w:rPr>
+          <w:sz w:val="28"/>
+          <w:szCs w:val="24"/>
+          <w:lang w:val="en-US"/>
+        </w:rPr>
+      </w:pPr>
+      <w:r>
+        <w:rPr>
+          <w:sz w:val="28"/>
+          <w:szCs w:val="24"/>
+          <w:lang w:val="en-US"/>
+        </w:rPr>
+        <w:t xml:space="preserve">All tags are predefined </w:t>
+      </w:r>
+    </w:p>
+    <w:p>
+      <w:pPr>
+        <w:pStyle w:val="ListParagraph"/>
+        <w:numPr>
+          <w:ilvl w:val="0"/>
+          <w:numId w:val="37"/>
+        </w:numPr>
+        <w:tabs>
+          <w:tab w:val="left" w:pos="1560"/>
+        </w:tabs>
+        <w:rPr>
+          <w:sz w:val="28"/>
+          <w:szCs w:val="24"/>
+          <w:lang w:val="en-US"/>
+        </w:rPr>
+      </w:pPr>
+      <w:r>
+        <w:rPr>
+          <w:sz w:val="28"/>
+          <w:szCs w:val="24"/>
+          <w:lang w:val="en-US"/>
+        </w:rPr>
+        <w:t xml:space="preserve">Sequence of tags </w:t>
+      </w:r>
+      <w:r>
+        <w:rPr>
+          <w:sz w:val="28"/>
+          <w:szCs w:val="24"/>
+          <w:lang w:val="en-US"/>
+        </w:rPr>
+        <w:t>cannot</w:t>
+      </w:r>
+      <w:r>
+        <w:rPr>
+          <w:sz w:val="28"/>
+          <w:szCs w:val="24"/>
+          <w:lang w:val="en-US"/>
+        </w:rPr>
+        <w:t xml:space="preserve"> be altered</w:t>
+      </w:r>
+    </w:p>
+    <w:p>
+      <w:pPr>
+        <w:pStyle w:val="ListParagraph"/>
+        <w:numPr>
+          <w:ilvl w:val="0"/>
+          <w:numId w:val="37"/>
+        </w:numPr>
+        <w:tabs>
+          <w:tab w:val="left" w:pos="1560"/>
+        </w:tabs>
+        <w:rPr>
+          <w:sz w:val="28"/>
+          <w:szCs w:val="24"/>
+          <w:lang w:val="en-US"/>
+        </w:rPr>
+      </w:pPr>
+      <w:r>
+        <w:rPr>
+          <w:sz w:val="28"/>
+          <w:szCs w:val="24"/>
+          <w:lang w:val="en-US"/>
+        </w:rPr>
+        <w:t>All the tags are case sensitive. (Write all the tags in small case)</w:t>
+      </w:r>
+    </w:p>
+    <w:p>
+      <w:pPr>
+        <w:pStyle w:val="ListParagraph"/>
+        <w:numPr>
+          <w:ilvl w:val="0"/>
+          <w:numId w:val="37"/>
+        </w:numPr>
+        <w:tabs>
+          <w:tab w:val="left" w:pos="1560"/>
+        </w:tabs>
+        <w:rPr>
+          <w:sz w:val="28"/>
+          <w:szCs w:val="24"/>
+          <w:lang w:val="en-US"/>
+        </w:rPr>
+      </w:pPr>
+      <w:r>
+        <w:rPr>
+          <w:sz w:val="28"/>
+          <w:szCs w:val="24"/>
+          <w:lang w:val="en-US"/>
+        </w:rPr>
+        <w:t>You can execute only TestNG classes via XML.</w:t>
+      </w:r>
       <w:bookmarkStart w:id="0" w:name="_GoBack"/>
       <w:bookmarkEnd w:id="0"/>
     </w:p>
@@ -15882,6 +17125,119 @@
     </w:lvl>
   </w:abstractNum>
   <w:abstractNum w:abstractNumId="20">
+    <w:nsid w:val="44424C1B"/>
+    <w:multiLevelType w:val="hybridMultilevel"/>
+    <w:tmpl w:val="EBDAADA4"/>
+    <w:lvl w:ilvl="0" w:tplc="40090001">
+      <w:start w:val="1"/>
+      <w:numFmt w:val="bullet"/>
+      <w:lvlText w:val=""/>
+      <w:lvlJc w:val="left"/>
+      <w:pPr>
+        <w:ind w:left="720" w:hanging="360"/>
+      </w:pPr>
+      <w:rPr>
+        <w:rFonts w:ascii="Symbol" w:hAnsi="Symbol" w:hint="default"/>
+      </w:rPr>
+    </w:lvl>
+    <w:lvl w:ilvl="1" w:tplc="40090003" w:tentative="1">
+      <w:start w:val="1"/>
+      <w:numFmt w:val="bullet"/>
+      <w:lvlText w:val="o"/>
+      <w:lvlJc w:val="left"/>
+      <w:pPr>
+        <w:ind w:left="1440" w:hanging="360"/>
+      </w:pPr>
+      <w:rPr>
+        <w:rFonts w:ascii="Courier New" w:hAnsi="Courier New" w:cs="Courier New" w:hint="default"/>
+      </w:rPr>
+    </w:lvl>
+    <w:lvl w:ilvl="2" w:tplc="40090005" w:tentative="1">
+      <w:start w:val="1"/>
+      <w:numFmt w:val="bullet"/>
+      <w:lvlText w:val=""/>
+      <w:lvlJc w:val="left"/>
+      <w:pPr>
+        <w:ind w:left="2160" w:hanging="360"/>
+      </w:pPr>
+      <w:rPr>
+        <w:rFonts w:ascii="Wingdings" w:hAnsi="Wingdings" w:hint="default"/>
+      </w:rPr>
+    </w:lvl>
+    <w:lvl w:ilvl="3" w:tplc="40090001" w:tentative="1">
+      <w:start w:val="1"/>
+      <w:numFmt w:val="bullet"/>
+      <w:lvlText w:val=""/>
+      <w:lvlJc w:val="left"/>
+      <w:pPr>
+        <w:ind w:left="2880" w:hanging="360"/>
+      </w:pPr>
+      <w:rPr>
+        <w:rFonts w:ascii="Symbol" w:hAnsi="Symbol" w:hint="default"/>
+      </w:rPr>
+    </w:lvl>
+    <w:lvl w:ilvl="4" w:tplc="40090003" w:tentative="1">
+      <w:start w:val="1"/>
+      <w:numFmt w:val="bullet"/>
+      <w:lvlText w:val="o"/>
+      <w:lvlJc w:val="left"/>
+      <w:pPr>
+        <w:ind w:left="3600" w:hanging="360"/>
+      </w:pPr>
+      <w:rPr>
+        <w:rFonts w:ascii="Courier New" w:hAnsi="Courier New" w:cs="Courier New" w:hint="default"/>
+      </w:rPr>
+    </w:lvl>
+    <w:lvl w:ilvl="5" w:tplc="40090005" w:tentative="1">
+      <w:start w:val="1"/>
+      <w:numFmt w:val="bullet"/>
+      <w:lvlText w:val=""/>
+      <w:lvlJc w:val="left"/>
+      <w:pPr>
+        <w:ind w:left="4320" w:hanging="360"/>
+      </w:pPr>
+      <w:rPr>
+        <w:rFonts w:ascii="Wingdings" w:hAnsi="Wingdings" w:hint="default"/>
+      </w:rPr>
+    </w:lvl>
+    <w:lvl w:ilvl="6" w:tplc="40090001" w:tentative="1">
+      <w:start w:val="1"/>
+      <w:numFmt w:val="bullet"/>
+      <w:lvlText w:val=""/>
+      <w:lvlJc w:val="left"/>
+      <w:pPr>
+        <w:ind w:left="5040" w:hanging="360"/>
+      </w:pPr>
+      <w:rPr>
+        <w:rFonts w:ascii="Symbol" w:hAnsi="Symbol" w:hint="default"/>
+      </w:rPr>
+    </w:lvl>
+    <w:lvl w:ilvl="7" w:tplc="40090003" w:tentative="1">
+      <w:start w:val="1"/>
+      <w:numFmt w:val="bullet"/>
+      <w:lvlText w:val="o"/>
+      <w:lvlJc w:val="left"/>
+      <w:pPr>
+        <w:ind w:left="5760" w:hanging="360"/>
+      </w:pPr>
+      <w:rPr>
+        <w:rFonts w:ascii="Courier New" w:hAnsi="Courier New" w:cs="Courier New" w:hint="default"/>
+      </w:rPr>
+    </w:lvl>
+    <w:lvl w:ilvl="8" w:tplc="40090005" w:tentative="1">
+      <w:start w:val="1"/>
+      <w:numFmt w:val="bullet"/>
+      <w:lvlText w:val=""/>
+      <w:lvlJc w:val="left"/>
+      <w:pPr>
+        <w:ind w:left="6480" w:hanging="360"/>
+      </w:pPr>
+      <w:rPr>
+        <w:rFonts w:ascii="Wingdings" w:hAnsi="Wingdings" w:hint="default"/>
+      </w:rPr>
+    </w:lvl>
+  </w:abstractNum>
+  <w:abstractNum w:abstractNumId="21">
     <w:nsid w:val="46DF09B1"/>
     <w:multiLevelType w:val="hybridMultilevel"/>
     <w:tmpl w:val="FB0236F0"/>
@@ -15994,7 +17350,7 @@
       </w:rPr>
     </w:lvl>
   </w:abstractNum>
-  <w:abstractNum w:abstractNumId="21">
+  <w:abstractNum w:abstractNumId="22">
     <w:nsid w:val="47F70A7E"/>
     <w:multiLevelType w:val="hybridMultilevel"/>
     <w:tmpl w:val="BCF8131E"/>
@@ -16083,7 +17439,7 @@
       </w:pPr>
     </w:lvl>
   </w:abstractNum>
-  <w:abstractNum w:abstractNumId="22">
+  <w:abstractNum w:abstractNumId="23">
     <w:nsid w:val="4FAE1062"/>
     <w:multiLevelType w:val="hybridMultilevel"/>
     <w:tmpl w:val="C1A67A02"/>
@@ -16172,7 +17528,7 @@
       </w:pPr>
     </w:lvl>
   </w:abstractNum>
-  <w:abstractNum w:abstractNumId="23">
+  <w:abstractNum w:abstractNumId="24">
     <w:nsid w:val="50CF4F8C"/>
     <w:multiLevelType w:val="hybridMultilevel"/>
     <w:tmpl w:val="082E2B26"/>
@@ -16285,7 +17641,7 @@
       </w:rPr>
     </w:lvl>
   </w:abstractNum>
-  <w:abstractNum w:abstractNumId="24">
+  <w:abstractNum w:abstractNumId="25">
     <w:nsid w:val="56DC0393"/>
     <w:multiLevelType w:val="hybridMultilevel"/>
     <w:tmpl w:val="BFA6E070"/>
@@ -16398,7 +17754,7 @@
       </w:rPr>
     </w:lvl>
   </w:abstractNum>
-  <w:abstractNum w:abstractNumId="25">
+  <w:abstractNum w:abstractNumId="26">
     <w:nsid w:val="5D2E0595"/>
     <w:multiLevelType w:val="hybridMultilevel"/>
     <w:tmpl w:val="BD76ED2E"/>
@@ -16511,7 +17867,7 @@
       </w:rPr>
     </w:lvl>
   </w:abstractNum>
-  <w:abstractNum w:abstractNumId="26">
+  <w:abstractNum w:abstractNumId="27">
     <w:nsid w:val="64B248FF"/>
     <w:multiLevelType w:val="hybridMultilevel"/>
     <w:tmpl w:val="47BA2214"/>
@@ -16624,7 +17980,120 @@
       </w:rPr>
     </w:lvl>
   </w:abstractNum>
-  <w:abstractNum w:abstractNumId="27">
+  <w:abstractNum w:abstractNumId="28">
+    <w:nsid w:val="64D75A0A"/>
+    <w:multiLevelType w:val="hybridMultilevel"/>
+    <w:tmpl w:val="F93653D8"/>
+    <w:lvl w:ilvl="0" w:tplc="40090001">
+      <w:start w:val="1"/>
+      <w:numFmt w:val="bullet"/>
+      <w:lvlText w:val=""/>
+      <w:lvlJc w:val="left"/>
+      <w:pPr>
+        <w:ind w:left="720" w:hanging="360"/>
+      </w:pPr>
+      <w:rPr>
+        <w:rFonts w:ascii="Symbol" w:hAnsi="Symbol" w:hint="default"/>
+      </w:rPr>
+    </w:lvl>
+    <w:lvl w:ilvl="1" w:tplc="40090003">
+      <w:start w:val="1"/>
+      <w:numFmt w:val="bullet"/>
+      <w:lvlText w:val="o"/>
+      <w:lvlJc w:val="left"/>
+      <w:pPr>
+        <w:ind w:left="1440" w:hanging="360"/>
+      </w:pPr>
+      <w:rPr>
+        <w:rFonts w:ascii="Courier New" w:hAnsi="Courier New" w:cs="Courier New" w:hint="default"/>
+      </w:rPr>
+    </w:lvl>
+    <w:lvl w:ilvl="2" w:tplc="40090005" w:tentative="1">
+      <w:start w:val="1"/>
+      <w:numFmt w:val="bullet"/>
+      <w:lvlText w:val=""/>
+      <w:lvlJc w:val="left"/>
+      <w:pPr>
+        <w:ind w:left="2160" w:hanging="360"/>
+      </w:pPr>
+      <w:rPr>
+        <w:rFonts w:ascii="Wingdings" w:hAnsi="Wingdings" w:hint="default"/>
+      </w:rPr>
+    </w:lvl>
+    <w:lvl w:ilvl="3" w:tplc="40090001" w:tentative="1">
+      <w:start w:val="1"/>
+      <w:numFmt w:val="bullet"/>
+      <w:lvlText w:val=""/>
+      <w:lvlJc w:val="left"/>
+      <w:pPr>
+        <w:ind w:left="2880" w:hanging="360"/>
+      </w:pPr>
+      <w:rPr>
+        <w:rFonts w:ascii="Symbol" w:hAnsi="Symbol" w:hint="default"/>
+      </w:rPr>
+    </w:lvl>
+    <w:lvl w:ilvl="4" w:tplc="40090003" w:tentative="1">
+      <w:start w:val="1"/>
+      <w:numFmt w:val="bullet"/>
+      <w:lvlText w:val="o"/>
+      <w:lvlJc w:val="left"/>
+      <w:pPr>
+        <w:ind w:left="3600" w:hanging="360"/>
+      </w:pPr>
+      <w:rPr>
+        <w:rFonts w:ascii="Courier New" w:hAnsi="Courier New" w:cs="Courier New" w:hint="default"/>
+      </w:rPr>
+    </w:lvl>
+    <w:lvl w:ilvl="5" w:tplc="40090005" w:tentative="1">
+      <w:start w:val="1"/>
+      <w:numFmt w:val="bullet"/>
+      <w:lvlText w:val=""/>
+      <w:lvlJc w:val="left"/>
+      <w:pPr>
+        <w:ind w:left="4320" w:hanging="360"/>
+      </w:pPr>
+      <w:rPr>
+        <w:rFonts w:ascii="Wingdings" w:hAnsi="Wingdings" w:hint="default"/>
+      </w:rPr>
+    </w:lvl>
+    <w:lvl w:ilvl="6" w:tplc="40090001" w:tentative="1">
+      <w:start w:val="1"/>
+      <w:numFmt w:val="bullet"/>
+      <w:lvlText w:val=""/>
+      <w:lvlJc w:val="left"/>
+      <w:pPr>
+        <w:ind w:left="5040" w:hanging="360"/>
+      </w:pPr>
+      <w:rPr>
+        <w:rFonts w:ascii="Symbol" w:hAnsi="Symbol" w:hint="default"/>
+      </w:rPr>
+    </w:lvl>
+    <w:lvl w:ilvl="7" w:tplc="40090003" w:tentative="1">
+      <w:start w:val="1"/>
+      <w:numFmt w:val="bullet"/>
+      <w:lvlText w:val="o"/>
+      <w:lvlJc w:val="left"/>
+      <w:pPr>
+        <w:ind w:left="5760" w:hanging="360"/>
+      </w:pPr>
+      <w:rPr>
+        <w:rFonts w:ascii="Courier New" w:hAnsi="Courier New" w:cs="Courier New" w:hint="default"/>
+      </w:rPr>
+    </w:lvl>
+    <w:lvl w:ilvl="8" w:tplc="40090005" w:tentative="1">
+      <w:start w:val="1"/>
+      <w:numFmt w:val="bullet"/>
+      <w:lvlText w:val=""/>
+      <w:lvlJc w:val="left"/>
+      <w:pPr>
+        <w:ind w:left="6480" w:hanging="360"/>
+      </w:pPr>
+      <w:rPr>
+        <w:rFonts w:ascii="Wingdings" w:hAnsi="Wingdings" w:hint="default"/>
+      </w:rPr>
+    </w:lvl>
+  </w:abstractNum>
+  <w:abstractNum w:abstractNumId="29">
     <w:nsid w:val="65A70915"/>
     <w:multiLevelType w:val="hybridMultilevel"/>
     <w:tmpl w:val="F4BEB16C"/>
@@ -16713,7 +18182,7 @@
       </w:pPr>
     </w:lvl>
   </w:abstractNum>
-  <w:abstractNum w:abstractNumId="28">
+  <w:abstractNum w:abstractNumId="30">
     <w:nsid w:val="667572E6"/>
     <w:multiLevelType w:val="hybridMultilevel"/>
     <w:tmpl w:val="375E6AAA"/>
@@ -16802,7 +18271,7 @@
       </w:pPr>
     </w:lvl>
   </w:abstractNum>
-  <w:abstractNum w:abstractNumId="29">
+  <w:abstractNum w:abstractNumId="31">
     <w:nsid w:val="6794711A"/>
     <w:multiLevelType w:val="hybridMultilevel"/>
     <w:tmpl w:val="7D58095C"/>
@@ -16915,7 +18384,7 @@
       </w:rPr>
     </w:lvl>
   </w:abstractNum>
-  <w:abstractNum w:abstractNumId="30">
+  <w:abstractNum w:abstractNumId="32">
     <w:nsid w:val="6D6046F6"/>
     <w:multiLevelType w:val="hybridMultilevel"/>
     <w:tmpl w:val="6644C14E"/>
@@ -17004,7 +18473,7 @@
       </w:pPr>
     </w:lvl>
   </w:abstractNum>
-  <w:abstractNum w:abstractNumId="31">
+  <w:abstractNum w:abstractNumId="33">
     <w:nsid w:val="6FB6583E"/>
     <w:multiLevelType w:val="hybridMultilevel"/>
     <w:tmpl w:val="F83A92A4"/>
@@ -17117,7 +18586,7 @@
       </w:rPr>
     </w:lvl>
   </w:abstractNum>
-  <w:abstractNum w:abstractNumId="32">
+  <w:abstractNum w:abstractNumId="34">
     <w:nsid w:val="7782158E"/>
     <w:multiLevelType w:val="hybridMultilevel"/>
     <w:tmpl w:val="6068CD52"/>
@@ -17230,7 +18699,7 @@
       </w:rPr>
     </w:lvl>
   </w:abstractNum>
-  <w:abstractNum w:abstractNumId="33">
+  <w:abstractNum w:abstractNumId="35">
     <w:nsid w:val="797C6995"/>
     <w:multiLevelType w:val="hybridMultilevel"/>
     <w:tmpl w:val="71483934"/>
@@ -17343,7 +18812,7 @@
       </w:rPr>
     </w:lvl>
   </w:abstractNum>
-  <w:abstractNum w:abstractNumId="34">
+  <w:abstractNum w:abstractNumId="36">
     <w:nsid w:val="7D1867D1"/>
     <w:multiLevelType w:val="hybridMultilevel"/>
     <w:tmpl w:val="378A0E78"/>
@@ -17460,7 +18929,7 @@
     <w:abstractNumId w:val="14"/>
   </w:num>
   <w:num w:numId="2">
-    <w:abstractNumId w:val="34"/>
+    <w:abstractNumId w:val="36"/>
   </w:num>
   <w:num w:numId="3">
     <w:abstractNumId w:val="0"/>
@@ -17481,58 +18950,58 @@
     <w:abstractNumId w:val="10"/>
   </w:num>
   <w:num w:numId="9">
-    <w:abstractNumId w:val="31"/>
+    <w:abstractNumId w:val="33"/>
   </w:num>
   <w:num w:numId="10">
     <w:abstractNumId w:val="7"/>
   </w:num>
   <w:num w:numId="11">
-    <w:abstractNumId w:val="24"/>
+    <w:abstractNumId w:val="25"/>
   </w:num>
   <w:num w:numId="12">
-    <w:abstractNumId w:val="26"/>
+    <w:abstractNumId w:val="27"/>
   </w:num>
   <w:num w:numId="13">
     <w:abstractNumId w:val="9"/>
   </w:num>
   <w:num w:numId="14">
-    <w:abstractNumId w:val="21"/>
+    <w:abstractNumId w:val="22"/>
   </w:num>
   <w:num w:numId="15">
     <w:abstractNumId w:val="3"/>
   </w:num>
   <w:num w:numId="16">
-    <w:abstractNumId w:val="28"/>
+    <w:abstractNumId w:val="30"/>
   </w:num>
   <w:num w:numId="17">
-    <w:abstractNumId w:val="27"/>
+    <w:abstractNumId w:val="29"/>
   </w:num>
   <w:num w:numId="18">
-    <w:abstractNumId w:val="29"/>
+    <w:abstractNumId w:val="31"/>
   </w:num>
   <w:num w:numId="19">
-    <w:abstractNumId w:val="32"/>
+    <w:abstractNumId w:val="34"/>
   </w:num>
   <w:num w:numId="20">
     <w:abstractNumId w:val="6"/>
   </w:num>
   <w:num w:numId="21">
-    <w:abstractNumId w:val="33"/>
+    <w:abstractNumId w:val="35"/>
   </w:num>
   <w:num w:numId="22">
-    <w:abstractNumId w:val="23"/>
+    <w:abstractNumId w:val="24"/>
   </w:num>
   <w:num w:numId="23">
-    <w:abstractNumId w:val="20"/>
+    <w:abstractNumId w:val="21"/>
   </w:num>
   <w:num w:numId="24">
-    <w:abstractNumId w:val="25"/>
+    <w:abstractNumId w:val="26"/>
   </w:num>
   <w:num w:numId="25">
     <w:abstractNumId w:val="8"/>
   </w:num>
   <w:num w:numId="26">
-    <w:abstractNumId w:val="30"/>
+    <w:abstractNumId w:val="32"/>
   </w:num>
   <w:num w:numId="27">
     <w:abstractNumId w:val="11"/>
@@ -17547,7 +19016,7 @@
     <w:abstractNumId w:val="18"/>
   </w:num>
   <w:num w:numId="31">
-    <w:abstractNumId w:val="22"/>
+    <w:abstractNumId w:val="23"/>
   </w:num>
   <w:num w:numId="32">
     <w:abstractNumId w:val="4"/>
@@ -17560,6 +19029,12 @@
   </w:num>
   <w:num w:numId="35">
     <w:abstractNumId w:val="15"/>
+  </w:num>
+  <w:num w:numId="36">
+    <w:abstractNumId w:val="28"/>
+  </w:num>
+  <w:num w:numId="37">
+    <w:abstractNumId w:val="20"/>
   </w:num>
 </w:numbering>
 </file>
@@ -19093,31 +20568,31 @@
     </dgm:pt>
   </dgm:ptLst>
   <dgm:cxnLst>
-    <dgm:cxn modelId="{D8A744FB-E917-4DA9-B29F-1CA844F945F3}" type="presOf" srcId="{6C124C00-0E2C-42A5-B356-FCFE12C422EE}" destId="{A5E00DF4-BEC8-4A62-B851-2A7F83FC9D35}" srcOrd="0" destOrd="0" presId="urn:microsoft.com/office/officeart/2005/8/layout/process1"/>
-    <dgm:cxn modelId="{8FB3C1DA-F92A-4167-916E-A95E4FECB9A1}" type="presOf" srcId="{66AF4BFC-0875-4B90-9E82-F0F301500281}" destId="{09BDDF38-02A3-46F0-94CF-D671EECCB993}" srcOrd="0" destOrd="0" presId="urn:microsoft.com/office/officeart/2005/8/layout/process1"/>
-    <dgm:cxn modelId="{7F351A05-95B9-41AB-A689-A7CE2C03DBCB}" type="presOf" srcId="{6C124C00-0E2C-42A5-B356-FCFE12C422EE}" destId="{AEA95148-3CF9-4188-ACFA-34C472C532BE}" srcOrd="1" destOrd="0" presId="urn:microsoft.com/office/officeart/2005/8/layout/process1"/>
+    <dgm:cxn modelId="{E7937D8D-1122-4B97-A587-811DFF458D0C}" type="presOf" srcId="{363330DA-09EC-450B-A72E-6DA34D1AB715}" destId="{37E28D18-C070-47FF-8301-A041A91EDEF2}" srcOrd="0" destOrd="0" presId="urn:microsoft.com/office/officeart/2005/8/layout/process1"/>
+    <dgm:cxn modelId="{6C80A151-F8B7-4E5F-8FFC-638CE5F78241}" type="presOf" srcId="{6C124C00-0E2C-42A5-B356-FCFE12C422EE}" destId="{A5E00DF4-BEC8-4A62-B851-2A7F83FC9D35}" srcOrd="0" destOrd="0" presId="urn:microsoft.com/office/officeart/2005/8/layout/process1"/>
     <dgm:cxn modelId="{4E00299D-3BDF-41B7-A234-E37BB604D85F}" srcId="{252D6598-1225-44AB-8AAB-B516106B59E1}" destId="{49728974-DA1C-46AA-A2B0-D3394453E5CC}" srcOrd="1" destOrd="0" parTransId="{2F909F4C-E59D-48F8-B67A-5D6A03CEBAEE}" sibTransId="{E9687206-84AC-4F83-A6A2-9EFDC3ABD0FB}"/>
-    <dgm:cxn modelId="{6F81E774-50E9-4C0F-91DD-53EA12B128D6}" type="presOf" srcId="{66AF4BFC-0875-4B90-9E82-F0F301500281}" destId="{A0BD6892-BF4E-4D26-B32D-4AC8D13032DE}" srcOrd="1" destOrd="0" presId="urn:microsoft.com/office/officeart/2005/8/layout/process1"/>
-    <dgm:cxn modelId="{13670443-AC1B-49B0-9C6F-9C05739F4278}" type="presOf" srcId="{E9687206-84AC-4F83-A6A2-9EFDC3ABD0FB}" destId="{6E444586-2D87-4F9A-9400-F626352FE57E}" srcOrd="1" destOrd="0" presId="urn:microsoft.com/office/officeart/2005/8/layout/process1"/>
+    <dgm:cxn modelId="{31703B49-E77D-4770-9F2A-DA4A2A7A5BF9}" type="presOf" srcId="{30AFFC78-5808-45ED-AAC6-491EC3980094}" destId="{F266C578-88AA-4EC2-8142-53A5B6139B0D}" srcOrd="0" destOrd="0" presId="urn:microsoft.com/office/officeart/2005/8/layout/process1"/>
+    <dgm:cxn modelId="{28927269-2D0A-43C1-B6B4-5D31C223EA56}" type="presOf" srcId="{6C124C00-0E2C-42A5-B356-FCFE12C422EE}" destId="{AEA95148-3CF9-4188-ACFA-34C472C532BE}" srcOrd="1" destOrd="0" presId="urn:microsoft.com/office/officeart/2005/8/layout/process1"/>
+    <dgm:cxn modelId="{1A364915-5DC1-443A-9426-D749A2E5A1F8}" type="presOf" srcId="{E9687206-84AC-4F83-A6A2-9EFDC3ABD0FB}" destId="{72E9BEC7-D7FE-4BD7-BACA-0668A095A9EF}" srcOrd="0" destOrd="0" presId="urn:microsoft.com/office/officeart/2005/8/layout/process1"/>
+    <dgm:cxn modelId="{E78C7D87-551D-4BB8-9F3C-B61FB71B29B4}" type="presOf" srcId="{E9687206-84AC-4F83-A6A2-9EFDC3ABD0FB}" destId="{6E444586-2D87-4F9A-9400-F626352FE57E}" srcOrd="1" destOrd="0" presId="urn:microsoft.com/office/officeart/2005/8/layout/process1"/>
     <dgm:cxn modelId="{2659B5CA-FCEC-47A0-A347-15E4CED75EE1}" srcId="{252D6598-1225-44AB-8AAB-B516106B59E1}" destId="{30AFFC78-5808-45ED-AAC6-491EC3980094}" srcOrd="0" destOrd="0" parTransId="{15AA4179-7B4E-411C-A1D6-081E6042F5DA}" sibTransId="{6C124C00-0E2C-42A5-B356-FCFE12C422EE}"/>
-    <dgm:cxn modelId="{2909F446-FED1-4E20-ABE6-DB26597AC279}" type="presOf" srcId="{D8AAE93C-983F-46D6-ABF6-FC8E801A362E}" destId="{449D7EB5-0D9D-4DAC-B391-FB2402C39ABC}" srcOrd="0" destOrd="0" presId="urn:microsoft.com/office/officeart/2005/8/layout/process1"/>
-    <dgm:cxn modelId="{E16E397A-93C0-48AA-BCAC-B4726DF8EDC2}" type="presOf" srcId="{49728974-DA1C-46AA-A2B0-D3394453E5CC}" destId="{CF1E89C8-AA78-4B1C-8D7C-AA8E38C034CE}" srcOrd="0" destOrd="0" presId="urn:microsoft.com/office/officeart/2005/8/layout/process1"/>
-    <dgm:cxn modelId="{DDD29CBF-7D94-4347-A243-3F28652DAFE3}" type="presOf" srcId="{363330DA-09EC-450B-A72E-6DA34D1AB715}" destId="{37E28D18-C070-47FF-8301-A041A91EDEF2}" srcOrd="0" destOrd="0" presId="urn:microsoft.com/office/officeart/2005/8/layout/process1"/>
-    <dgm:cxn modelId="{1935E95F-A11D-424E-A9EA-CE1A16EAAD3B}" type="presOf" srcId="{E9687206-84AC-4F83-A6A2-9EFDC3ABD0FB}" destId="{72E9BEC7-D7FE-4BD7-BACA-0668A095A9EF}" srcOrd="0" destOrd="0" presId="urn:microsoft.com/office/officeart/2005/8/layout/process1"/>
+    <dgm:cxn modelId="{0BECC071-50B8-450D-808E-2CD3B9476989}" type="presOf" srcId="{D8AAE93C-983F-46D6-ABF6-FC8E801A362E}" destId="{449D7EB5-0D9D-4DAC-B391-FB2402C39ABC}" srcOrd="0" destOrd="0" presId="urn:microsoft.com/office/officeart/2005/8/layout/process1"/>
+    <dgm:cxn modelId="{DE252FF6-F0A3-4D32-97F4-EC45DD16A738}" type="presOf" srcId="{49728974-DA1C-46AA-A2B0-D3394453E5CC}" destId="{CF1E89C8-AA78-4B1C-8D7C-AA8E38C034CE}" srcOrd="0" destOrd="0" presId="urn:microsoft.com/office/officeart/2005/8/layout/process1"/>
     <dgm:cxn modelId="{8BADACC1-11B7-4449-8CEF-27159F593338}" srcId="{252D6598-1225-44AB-8AAB-B516106B59E1}" destId="{D8AAE93C-983F-46D6-ABF6-FC8E801A362E}" srcOrd="3" destOrd="0" parTransId="{E327365F-F469-481B-89E5-1C83ABC9E692}" sibTransId="{B97F4576-B840-4726-92AE-9C44A7C27E74}"/>
-    <dgm:cxn modelId="{98526E6B-6C37-491E-810A-9EE649C0B2B9}" type="presOf" srcId="{252D6598-1225-44AB-8AAB-B516106B59E1}" destId="{2446BD26-396F-420D-B091-265286D97786}" srcOrd="0" destOrd="0" presId="urn:microsoft.com/office/officeart/2005/8/layout/process1"/>
     <dgm:cxn modelId="{D0AB89FD-DD46-4E02-92EC-A604D66D139C}" srcId="{252D6598-1225-44AB-8AAB-B516106B59E1}" destId="{363330DA-09EC-450B-A72E-6DA34D1AB715}" srcOrd="2" destOrd="0" parTransId="{560647A9-7192-429E-B7E3-DFDF675B6572}" sibTransId="{66AF4BFC-0875-4B90-9E82-F0F301500281}"/>
-    <dgm:cxn modelId="{D3D9223C-0151-4DD0-8D6B-C4B14532CC60}" type="presOf" srcId="{30AFFC78-5808-45ED-AAC6-491EC3980094}" destId="{F266C578-88AA-4EC2-8142-53A5B6139B0D}" srcOrd="0" destOrd="0" presId="urn:microsoft.com/office/officeart/2005/8/layout/process1"/>
-    <dgm:cxn modelId="{301B9D68-6738-4F95-A298-0751923FE89B}" type="presParOf" srcId="{2446BD26-396F-420D-B091-265286D97786}" destId="{F266C578-88AA-4EC2-8142-53A5B6139B0D}" srcOrd="0" destOrd="0" presId="urn:microsoft.com/office/officeart/2005/8/layout/process1"/>
-    <dgm:cxn modelId="{0F57E23C-0704-413C-96ED-2DC171A75A62}" type="presParOf" srcId="{2446BD26-396F-420D-B091-265286D97786}" destId="{A5E00DF4-BEC8-4A62-B851-2A7F83FC9D35}" srcOrd="1" destOrd="0" presId="urn:microsoft.com/office/officeart/2005/8/layout/process1"/>
-    <dgm:cxn modelId="{775712E7-20AC-40C4-B0E8-0A1A333AF432}" type="presParOf" srcId="{A5E00DF4-BEC8-4A62-B851-2A7F83FC9D35}" destId="{AEA95148-3CF9-4188-ACFA-34C472C532BE}" srcOrd="0" destOrd="0" presId="urn:microsoft.com/office/officeart/2005/8/layout/process1"/>
-    <dgm:cxn modelId="{990D60B2-DC2F-408E-B64D-196852BFC292}" type="presParOf" srcId="{2446BD26-396F-420D-B091-265286D97786}" destId="{CF1E89C8-AA78-4B1C-8D7C-AA8E38C034CE}" srcOrd="2" destOrd="0" presId="urn:microsoft.com/office/officeart/2005/8/layout/process1"/>
-    <dgm:cxn modelId="{CF02B17A-11FB-44A3-BC02-43619C0B9E6C}" type="presParOf" srcId="{2446BD26-396F-420D-B091-265286D97786}" destId="{72E9BEC7-D7FE-4BD7-BACA-0668A095A9EF}" srcOrd="3" destOrd="0" presId="urn:microsoft.com/office/officeart/2005/8/layout/process1"/>
-    <dgm:cxn modelId="{49EFBBDE-B90C-4D13-896A-82F502B06CE2}" type="presParOf" srcId="{72E9BEC7-D7FE-4BD7-BACA-0668A095A9EF}" destId="{6E444586-2D87-4F9A-9400-F626352FE57E}" srcOrd="0" destOrd="0" presId="urn:microsoft.com/office/officeart/2005/8/layout/process1"/>
-    <dgm:cxn modelId="{67A41C32-2797-48A3-8726-91DAEB18478D}" type="presParOf" srcId="{2446BD26-396F-420D-B091-265286D97786}" destId="{37E28D18-C070-47FF-8301-A041A91EDEF2}" srcOrd="4" destOrd="0" presId="urn:microsoft.com/office/officeart/2005/8/layout/process1"/>
-    <dgm:cxn modelId="{47FFD0B1-9150-43DB-8172-40F5B903A06E}" type="presParOf" srcId="{2446BD26-396F-420D-B091-265286D97786}" destId="{09BDDF38-02A3-46F0-94CF-D671EECCB993}" srcOrd="5" destOrd="0" presId="urn:microsoft.com/office/officeart/2005/8/layout/process1"/>
-    <dgm:cxn modelId="{9481906E-5068-44A4-9DCD-1449401BA74E}" type="presParOf" srcId="{09BDDF38-02A3-46F0-94CF-D671EECCB993}" destId="{A0BD6892-BF4E-4D26-B32D-4AC8D13032DE}" srcOrd="0" destOrd="0" presId="urn:microsoft.com/office/officeart/2005/8/layout/process1"/>
-    <dgm:cxn modelId="{894A101D-2319-40B6-9104-FC29684C7B20}" type="presParOf" srcId="{2446BD26-396F-420D-B091-265286D97786}" destId="{449D7EB5-0D9D-4DAC-B391-FB2402C39ABC}" srcOrd="6" destOrd="0" presId="urn:microsoft.com/office/officeart/2005/8/layout/process1"/>
+    <dgm:cxn modelId="{8E413C7E-765B-46EE-AD3D-C1DD93C18C1B}" type="presOf" srcId="{66AF4BFC-0875-4B90-9E82-F0F301500281}" destId="{09BDDF38-02A3-46F0-94CF-D671EECCB993}" srcOrd="0" destOrd="0" presId="urn:microsoft.com/office/officeart/2005/8/layout/process1"/>
+    <dgm:cxn modelId="{98C18A73-19A2-444E-B396-4A4EFD283E3B}" type="presOf" srcId="{252D6598-1225-44AB-8AAB-B516106B59E1}" destId="{2446BD26-396F-420D-B091-265286D97786}" srcOrd="0" destOrd="0" presId="urn:microsoft.com/office/officeart/2005/8/layout/process1"/>
+    <dgm:cxn modelId="{1E841AEA-4348-4E63-B11E-6E5C86822941}" type="presOf" srcId="{66AF4BFC-0875-4B90-9E82-F0F301500281}" destId="{A0BD6892-BF4E-4D26-B32D-4AC8D13032DE}" srcOrd="1" destOrd="0" presId="urn:microsoft.com/office/officeart/2005/8/layout/process1"/>
+    <dgm:cxn modelId="{B39DBE95-BC52-404E-A633-D4FAF318EC4D}" type="presParOf" srcId="{2446BD26-396F-420D-B091-265286D97786}" destId="{F266C578-88AA-4EC2-8142-53A5B6139B0D}" srcOrd="0" destOrd="0" presId="urn:microsoft.com/office/officeart/2005/8/layout/process1"/>
+    <dgm:cxn modelId="{394B6133-8F99-4A03-9D88-C33C9A343110}" type="presParOf" srcId="{2446BD26-396F-420D-B091-265286D97786}" destId="{A5E00DF4-BEC8-4A62-B851-2A7F83FC9D35}" srcOrd="1" destOrd="0" presId="urn:microsoft.com/office/officeart/2005/8/layout/process1"/>
+    <dgm:cxn modelId="{0188A20E-F174-4DFB-B9CF-9F3215FC40C1}" type="presParOf" srcId="{A5E00DF4-BEC8-4A62-B851-2A7F83FC9D35}" destId="{AEA95148-3CF9-4188-ACFA-34C472C532BE}" srcOrd="0" destOrd="0" presId="urn:microsoft.com/office/officeart/2005/8/layout/process1"/>
+    <dgm:cxn modelId="{299B5CD7-EE0A-442B-A53D-10A257843F5F}" type="presParOf" srcId="{2446BD26-396F-420D-B091-265286D97786}" destId="{CF1E89C8-AA78-4B1C-8D7C-AA8E38C034CE}" srcOrd="2" destOrd="0" presId="urn:microsoft.com/office/officeart/2005/8/layout/process1"/>
+    <dgm:cxn modelId="{EC3CE0C1-9229-405A-9A5A-EB4344446237}" type="presParOf" srcId="{2446BD26-396F-420D-B091-265286D97786}" destId="{72E9BEC7-D7FE-4BD7-BACA-0668A095A9EF}" srcOrd="3" destOrd="0" presId="urn:microsoft.com/office/officeart/2005/8/layout/process1"/>
+    <dgm:cxn modelId="{BF69FCF5-96EC-4B8B-B270-AEDCD44FD75E}" type="presParOf" srcId="{72E9BEC7-D7FE-4BD7-BACA-0668A095A9EF}" destId="{6E444586-2D87-4F9A-9400-F626352FE57E}" srcOrd="0" destOrd="0" presId="urn:microsoft.com/office/officeart/2005/8/layout/process1"/>
+    <dgm:cxn modelId="{AA85727E-8848-42BC-9A34-B886738AA77E}" type="presParOf" srcId="{2446BD26-396F-420D-B091-265286D97786}" destId="{37E28D18-C070-47FF-8301-A041A91EDEF2}" srcOrd="4" destOrd="0" presId="urn:microsoft.com/office/officeart/2005/8/layout/process1"/>
+    <dgm:cxn modelId="{63A8D6B0-5734-4390-9D35-B835F98BB595}" type="presParOf" srcId="{2446BD26-396F-420D-B091-265286D97786}" destId="{09BDDF38-02A3-46F0-94CF-D671EECCB993}" srcOrd="5" destOrd="0" presId="urn:microsoft.com/office/officeart/2005/8/layout/process1"/>
+    <dgm:cxn modelId="{8892E60D-4260-4895-9D38-620DBFC4D50B}" type="presParOf" srcId="{09BDDF38-02A3-46F0-94CF-D671EECCB993}" destId="{A0BD6892-BF4E-4D26-B32D-4AC8D13032DE}" srcOrd="0" destOrd="0" presId="urn:microsoft.com/office/officeart/2005/8/layout/process1"/>
+    <dgm:cxn modelId="{FD7D4079-1EAC-411B-8FC7-383542292E70}" type="presParOf" srcId="{2446BD26-396F-420D-B091-265286D97786}" destId="{449D7EB5-0D9D-4DAC-B391-FB2402C39ABC}" srcOrd="6" destOrd="0" presId="urn:microsoft.com/office/officeart/2005/8/layout/process1"/>
   </dgm:cxnLst>
   <dgm:bg/>
   <dgm:whole/>

--- a/Notes_SA2512006.docx
+++ b/Notes_SA2512006.docx
@@ -14846,7 +14846,39 @@
           <w:szCs w:val="24"/>
           <w:lang w:val="en-US"/>
         </w:rPr>
+        <w:t xml:space="preserve">Hard </w:t>
+      </w:r>
+      <w:r>
+        <w:rPr>
+          <w:sz w:val="28"/>
+          <w:szCs w:val="24"/>
+          <w:lang w:val="en-US"/>
+        </w:rPr>
         <w:t>Assert</w:t>
+      </w:r>
+      <w:r>
+        <w:rPr>
+          <w:sz w:val="28"/>
+          <w:szCs w:val="24"/>
+          <w:lang w:val="en-US"/>
+        </w:rPr>
+        <w:t xml:space="preserve"> (Assertion) </w:t>
+      </w:r>
+      <w:r>
+        <w:rPr>
+          <w:sz w:val="28"/>
+          <w:szCs w:val="24"/>
+          <w:lang w:val="en-US"/>
+        </w:rPr>
+        <w:sym w:font="Wingdings" w:char="F0E0"/>
+      </w:r>
+      <w:r>
+        <w:rPr>
+          <w:sz w:val="28"/>
+          <w:szCs w:val="24"/>
+          <w:lang w:val="en-US"/>
+        </w:rPr>
+        <w:t xml:space="preserve"> Will terminate the execution of @Test</w:t>
       </w:r>
     </w:p>
     <w:p>
@@ -14871,7 +14903,57 @@
           <w:szCs w:val="24"/>
           <w:lang w:val="en-US"/>
         </w:rPr>
+        <w:t xml:space="preserve">Soft </w:t>
+      </w:r>
+      <w:r>
+        <w:rPr>
+          <w:sz w:val="28"/>
+          <w:szCs w:val="24"/>
+          <w:lang w:val="en-US"/>
+        </w:rPr>
         <w:t>Assert</w:t>
+      </w:r>
+      <w:r>
+        <w:rPr>
+          <w:sz w:val="28"/>
+          <w:szCs w:val="24"/>
+          <w:lang w:val="en-US"/>
+        </w:rPr>
+        <w:t xml:space="preserve"> (Verify) </w:t>
+      </w:r>
+      <w:r>
+        <w:rPr>
+          <w:sz w:val="28"/>
+          <w:szCs w:val="24"/>
+          <w:lang w:val="en-US"/>
+        </w:rPr>
+        <w:sym w:font="Wingdings" w:char="F0E0"/>
+      </w:r>
+      <w:r>
+        <w:rPr>
+          <w:sz w:val="28"/>
+          <w:szCs w:val="24"/>
+          <w:lang w:val="en-US"/>
+        </w:rPr>
+        <w:t xml:space="preserve"> Will continue with the execution of @Test &amp; will throw the exception at the end only when you are calling </w:t>
+      </w:r>
+      <w:proofErr w:type="gramStart"/>
+      <w:r>
+        <w:rPr>
+          <w:sz w:val="28"/>
+          <w:szCs w:val="24"/>
+          <w:lang w:val="en-US"/>
+        </w:rPr>
+        <w:t>assertAll(</w:t>
+      </w:r>
+      <w:proofErr w:type="gramEnd"/>
+      <w:r>
+        <w:rPr>
+          <w:sz w:val="28"/>
+          <w:szCs w:val="24"/>
+          <w:lang w:val="en-US"/>
+        </w:rPr>
+        <w:t>) method.</w:t>
       </w:r>
     </w:p>
     <w:p>
@@ -15022,6 +15104,241 @@
           <w:lang w:val="en-US"/>
         </w:rPr>
         <w:t>You can execute only TestNG classes via XML.</w:t>
+      </w:r>
+    </w:p>
+    <w:p>
+      <w:pPr>
+        <w:tabs>
+          <w:tab w:val="left" w:pos="1560"/>
+        </w:tabs>
+        <w:rPr>
+          <w:sz w:val="28"/>
+          <w:szCs w:val="24"/>
+          <w:lang w:val="en-US"/>
+        </w:rPr>
+      </w:pPr>
+    </w:p>
+    <w:p>
+      <w:pPr>
+        <w:tabs>
+          <w:tab w:val="left" w:pos="1560"/>
+        </w:tabs>
+        <w:rPr>
+          <w:b/>
+          <w:bCs/>
+          <w:sz w:val="28"/>
+          <w:szCs w:val="24"/>
+          <w:lang w:val="en-US"/>
+        </w:rPr>
+      </w:pPr>
+      <w:r>
+        <w:rPr>
+          <w:b/>
+          <w:bCs/>
+          <w:sz w:val="28"/>
+          <w:szCs w:val="24"/>
+          <w:lang w:val="en-US"/>
+        </w:rPr>
+        <w:t>Parameterization</w:t>
+      </w:r>
+    </w:p>
+    <w:p>
+      <w:pPr>
+        <w:pStyle w:val="ListParagraph"/>
+        <w:numPr>
+          <w:ilvl w:val="0"/>
+          <w:numId w:val="38"/>
+        </w:numPr>
+        <w:tabs>
+          <w:tab w:val="left" w:pos="1560"/>
+        </w:tabs>
+        <w:rPr>
+          <w:sz w:val="28"/>
+          <w:szCs w:val="24"/>
+          <w:lang w:val="en-US"/>
+        </w:rPr>
+      </w:pPr>
+      <w:r>
+        <w:rPr>
+          <w:sz w:val="28"/>
+          <w:szCs w:val="24"/>
+          <w:lang w:val="en-US"/>
+        </w:rPr>
+        <w:t>Sometimes</w:t>
+      </w:r>
+      <w:r>
+        <w:rPr>
+          <w:sz w:val="28"/>
+          <w:szCs w:val="24"/>
+          <w:lang w:val="en-US"/>
+        </w:rPr>
+        <w:t xml:space="preserve"> client may sends the data in the form of XML file</w:t>
+      </w:r>
+    </w:p>
+    <w:p>
+      <w:pPr>
+        <w:pStyle w:val="ListParagraph"/>
+        <w:numPr>
+          <w:ilvl w:val="0"/>
+          <w:numId w:val="38"/>
+        </w:numPr>
+        <w:tabs>
+          <w:tab w:val="left" w:pos="1560"/>
+        </w:tabs>
+        <w:rPr>
+          <w:sz w:val="28"/>
+          <w:szCs w:val="24"/>
+          <w:lang w:val="en-US"/>
+        </w:rPr>
+      </w:pPr>
+      <w:r>
+        <w:rPr>
+          <w:sz w:val="28"/>
+          <w:szCs w:val="24"/>
+          <w:lang w:val="en-US"/>
+        </w:rPr>
+        <w:t>Parameterization is the process of</w:t>
+      </w:r>
+      <w:r>
+        <w:rPr>
+          <w:sz w:val="28"/>
+          <w:szCs w:val="24"/>
+          <w:lang w:val="en-US"/>
+        </w:rPr>
+        <w:t xml:space="preserve"> reading the data from xml file and using it in the Test case</w:t>
+      </w:r>
+    </w:p>
+    <w:p>
+      <w:pPr>
+        <w:tabs>
+          <w:tab w:val="left" w:pos="1560"/>
+        </w:tabs>
+        <w:rPr>
+          <w:sz w:val="28"/>
+          <w:szCs w:val="24"/>
+          <w:lang w:val="en-US"/>
+        </w:rPr>
+      </w:pPr>
+      <w:r>
+        <w:rPr>
+          <w:noProof/>
+          <w:lang w:eastAsia="en-IN"/>
+        </w:rPr>
+        <w:lastRenderedPageBreak/>
+        <w:drawing>
+          <wp:inline distT="0" distB="0" distL="0" distR="0" wp14:anchorId="17B15265" wp14:editId="35576EBF">
+            <wp:extent cx="4029075" cy="2076450"/>
+            <wp:effectExtent l="0" t="0" r="9525" b="0"/>
+            <wp:docPr id="3" name="Picture 3"/>
+            <wp:cNvGraphicFramePr>
+              <a:graphicFrameLocks xmlns:a="http://schemas.openxmlformats.org/drawingml/2006/main" noChangeAspect="1"/>
+            </wp:cNvGraphicFramePr>
+            <a:graphic xmlns:a="http://schemas.openxmlformats.org/drawingml/2006/main">
+              <a:graphicData uri="http://schemas.openxmlformats.org/drawingml/2006/picture">
+                <pic:pic xmlns:pic="http://schemas.openxmlformats.org/drawingml/2006/picture">
+                  <pic:nvPicPr>
+                    <pic:cNvPr id="1" name=""/>
+                    <pic:cNvPicPr/>
+                  </pic:nvPicPr>
+                  <pic:blipFill rotWithShape="1">
+                    <a:blip r:embed="rId12"/>
+                    <a:srcRect l="22768" t="20393" r="6935" b="15173"/>
+                    <a:stretch/>
+                  </pic:blipFill>
+                  <pic:spPr bwMode="auto">
+                    <a:xfrm>
+                      <a:off x="0" y="0"/>
+                      <a:ext cx="4029075" cy="2076450"/>
+                    </a:xfrm>
+                    <a:prstGeom prst="rect">
+                      <a:avLst/>
+                    </a:prstGeom>
+                    <a:ln>
+                      <a:noFill/>
+                    </a:ln>
+                    <a:extLst>
+                      <a:ext uri="{53640926-AAD7-44D8-BBD7-CCE9431645EC}">
+                        <a14:shadowObscured xmlns:a14="http://schemas.microsoft.com/office/drawing/2010/main"/>
+                      </a:ext>
+                    </a:extLst>
+                  </pic:spPr>
+                </pic:pic>
+              </a:graphicData>
+            </a:graphic>
+          </wp:inline>
+        </w:drawing>
+      </w:r>
+    </w:p>
+    <w:p>
+      <w:pPr>
+        <w:tabs>
+          <w:tab w:val="left" w:pos="1560"/>
+        </w:tabs>
+        <w:rPr>
+          <w:sz w:val="28"/>
+          <w:szCs w:val="24"/>
+          <w:lang w:val="en-US"/>
+        </w:rPr>
+      </w:pPr>
+    </w:p>
+    <w:p>
+      <w:pPr>
+        <w:tabs>
+          <w:tab w:val="left" w:pos="1560"/>
+        </w:tabs>
+        <w:rPr>
+          <w:sz w:val="28"/>
+          <w:szCs w:val="24"/>
+          <w:lang w:val="en-US"/>
+        </w:rPr>
+      </w:pPr>
+      <w:r>
+        <w:rPr>
+          <w:noProof/>
+          <w:lang w:eastAsia="en-IN"/>
+        </w:rPr>
+        <w:drawing>
+          <wp:inline distT="0" distB="0" distL="0" distR="0" wp14:anchorId="096169FC" wp14:editId="60CFF2E3">
+            <wp:extent cx="4029075" cy="2295525"/>
+            <wp:effectExtent l="0" t="0" r="9525" b="9525"/>
+            <wp:docPr id="4" name="Picture 4"/>
+            <wp:cNvGraphicFramePr>
+              <a:graphicFrameLocks xmlns:a="http://schemas.openxmlformats.org/drawingml/2006/main" noChangeAspect="1"/>
+            </wp:cNvGraphicFramePr>
+            <a:graphic xmlns:a="http://schemas.openxmlformats.org/drawingml/2006/main">
+              <a:graphicData uri="http://schemas.openxmlformats.org/drawingml/2006/picture">
+                <pic:pic xmlns:pic="http://schemas.openxmlformats.org/drawingml/2006/picture">
+                  <pic:nvPicPr>
+                    <pic:cNvPr id="1" name=""/>
+                    <pic:cNvPicPr/>
+                  </pic:nvPicPr>
+                  <pic:blipFill rotWithShape="1">
+                    <a:blip r:embed="rId13"/>
+                    <a:srcRect l="21937" t="18917" r="7766" b="9852"/>
+                    <a:stretch/>
+                  </pic:blipFill>
+                  <pic:spPr bwMode="auto">
+                    <a:xfrm>
+                      <a:off x="0" y="0"/>
+                      <a:ext cx="4029075" cy="2295525"/>
+                    </a:xfrm>
+                    <a:prstGeom prst="rect">
+                      <a:avLst/>
+                    </a:prstGeom>
+                    <a:ln>
+                      <a:noFill/>
+                    </a:ln>
+                    <a:extLst>
+                      <a:ext uri="{53640926-AAD7-44D8-BBD7-CCE9431645EC}">
+                        <a14:shadowObscured xmlns:a14="http://schemas.microsoft.com/office/drawing/2010/main"/>
+                      </a:ext>
+                    </a:extLst>
+                  </pic:spPr>
+                </pic:pic>
+              </a:graphicData>
+            </a:graphic>
+          </wp:inline>
+        </w:drawing>
       </w:r>
       <w:bookmarkStart w:id="0" w:name="_GoBack"/>
       <w:bookmarkEnd w:id="0"/>
@@ -16231,6 +16548,119 @@
     </w:lvl>
   </w:abstractNum>
   <w:abstractNum w:abstractNumId="11">
+    <w:nsid w:val="2C310AF1"/>
+    <w:multiLevelType w:val="hybridMultilevel"/>
+    <w:tmpl w:val="D80E52EC"/>
+    <w:lvl w:ilvl="0" w:tplc="40090001">
+      <w:start w:val="1"/>
+      <w:numFmt w:val="bullet"/>
+      <w:lvlText w:val=""/>
+      <w:lvlJc w:val="left"/>
+      <w:pPr>
+        <w:ind w:left="720" w:hanging="360"/>
+      </w:pPr>
+      <w:rPr>
+        <w:rFonts w:ascii="Symbol" w:hAnsi="Symbol" w:hint="default"/>
+      </w:rPr>
+    </w:lvl>
+    <w:lvl w:ilvl="1" w:tplc="40090003" w:tentative="1">
+      <w:start w:val="1"/>
+      <w:numFmt w:val="bullet"/>
+      <w:lvlText w:val="o"/>
+      <w:lvlJc w:val="left"/>
+      <w:pPr>
+        <w:ind w:left="1440" w:hanging="360"/>
+      </w:pPr>
+      <w:rPr>
+        <w:rFonts w:ascii="Courier New" w:hAnsi="Courier New" w:cs="Courier New" w:hint="default"/>
+      </w:rPr>
+    </w:lvl>
+    <w:lvl w:ilvl="2" w:tplc="40090005" w:tentative="1">
+      <w:start w:val="1"/>
+      <w:numFmt w:val="bullet"/>
+      <w:lvlText w:val=""/>
+      <w:lvlJc w:val="left"/>
+      <w:pPr>
+        <w:ind w:left="2160" w:hanging="360"/>
+      </w:pPr>
+      <w:rPr>
+        <w:rFonts w:ascii="Wingdings" w:hAnsi="Wingdings" w:hint="default"/>
+      </w:rPr>
+    </w:lvl>
+    <w:lvl w:ilvl="3" w:tplc="40090001" w:tentative="1">
+      <w:start w:val="1"/>
+      <w:numFmt w:val="bullet"/>
+      <w:lvlText w:val=""/>
+      <w:lvlJc w:val="left"/>
+      <w:pPr>
+        <w:ind w:left="2880" w:hanging="360"/>
+      </w:pPr>
+      <w:rPr>
+        <w:rFonts w:ascii="Symbol" w:hAnsi="Symbol" w:hint="default"/>
+      </w:rPr>
+    </w:lvl>
+    <w:lvl w:ilvl="4" w:tplc="40090003" w:tentative="1">
+      <w:start w:val="1"/>
+      <w:numFmt w:val="bullet"/>
+      <w:lvlText w:val="o"/>
+      <w:lvlJc w:val="left"/>
+      <w:pPr>
+        <w:ind w:left="3600" w:hanging="360"/>
+      </w:pPr>
+      <w:rPr>
+        <w:rFonts w:ascii="Courier New" w:hAnsi="Courier New" w:cs="Courier New" w:hint="default"/>
+      </w:rPr>
+    </w:lvl>
+    <w:lvl w:ilvl="5" w:tplc="40090005" w:tentative="1">
+      <w:start w:val="1"/>
+      <w:numFmt w:val="bullet"/>
+      <w:lvlText w:val=""/>
+      <w:lvlJc w:val="left"/>
+      <w:pPr>
+        <w:ind w:left="4320" w:hanging="360"/>
+      </w:pPr>
+      <w:rPr>
+        <w:rFonts w:ascii="Wingdings" w:hAnsi="Wingdings" w:hint="default"/>
+      </w:rPr>
+    </w:lvl>
+    <w:lvl w:ilvl="6" w:tplc="40090001" w:tentative="1">
+      <w:start w:val="1"/>
+      <w:numFmt w:val="bullet"/>
+      <w:lvlText w:val=""/>
+      <w:lvlJc w:val="left"/>
+      <w:pPr>
+        <w:ind w:left="5040" w:hanging="360"/>
+      </w:pPr>
+      <w:rPr>
+        <w:rFonts w:ascii="Symbol" w:hAnsi="Symbol" w:hint="default"/>
+      </w:rPr>
+    </w:lvl>
+    <w:lvl w:ilvl="7" w:tplc="40090003" w:tentative="1">
+      <w:start w:val="1"/>
+      <w:numFmt w:val="bullet"/>
+      <w:lvlText w:val="o"/>
+      <w:lvlJc w:val="left"/>
+      <w:pPr>
+        <w:ind w:left="5760" w:hanging="360"/>
+      </w:pPr>
+      <w:rPr>
+        <w:rFonts w:ascii="Courier New" w:hAnsi="Courier New" w:cs="Courier New" w:hint="default"/>
+      </w:rPr>
+    </w:lvl>
+    <w:lvl w:ilvl="8" w:tplc="40090005" w:tentative="1">
+      <w:start w:val="1"/>
+      <w:numFmt w:val="bullet"/>
+      <w:lvlText w:val=""/>
+      <w:lvlJc w:val="left"/>
+      <w:pPr>
+        <w:ind w:left="6480" w:hanging="360"/>
+      </w:pPr>
+      <w:rPr>
+        <w:rFonts w:ascii="Wingdings" w:hAnsi="Wingdings" w:hint="default"/>
+      </w:rPr>
+    </w:lvl>
+  </w:abstractNum>
+  <w:abstractNum w:abstractNumId="12">
     <w:nsid w:val="2DF83EE9"/>
     <w:multiLevelType w:val="hybridMultilevel"/>
     <w:tmpl w:val="5C824650"/>
@@ -16343,7 +16773,7 @@
       </w:rPr>
     </w:lvl>
   </w:abstractNum>
-  <w:abstractNum w:abstractNumId="12">
+  <w:abstractNum w:abstractNumId="13">
     <w:nsid w:val="2ED85F35"/>
     <w:multiLevelType w:val="hybridMultilevel"/>
     <w:tmpl w:val="D396C416"/>
@@ -16432,7 +16862,7 @@
       </w:pPr>
     </w:lvl>
   </w:abstractNum>
-  <w:abstractNum w:abstractNumId="13">
+  <w:abstractNum w:abstractNumId="14">
     <w:nsid w:val="2F5B6010"/>
     <w:multiLevelType w:val="hybridMultilevel"/>
     <w:tmpl w:val="303E3506"/>
@@ -16545,7 +16975,7 @@
       </w:rPr>
     </w:lvl>
   </w:abstractNum>
-  <w:abstractNum w:abstractNumId="14">
+  <w:abstractNum w:abstractNumId="15">
     <w:nsid w:val="344C7AD5"/>
     <w:multiLevelType w:val="hybridMultilevel"/>
     <w:tmpl w:val="3AB6C236"/>
@@ -16658,7 +17088,7 @@
       </w:rPr>
     </w:lvl>
   </w:abstractNum>
-  <w:abstractNum w:abstractNumId="15">
+  <w:abstractNum w:abstractNumId="16">
     <w:nsid w:val="372A7643"/>
     <w:multiLevelType w:val="hybridMultilevel"/>
     <w:tmpl w:val="72661F18"/>
@@ -16771,7 +17201,7 @@
       </w:rPr>
     </w:lvl>
   </w:abstractNum>
-  <w:abstractNum w:abstractNumId="16">
+  <w:abstractNum w:abstractNumId="17">
     <w:nsid w:val="398E3101"/>
     <w:multiLevelType w:val="hybridMultilevel"/>
     <w:tmpl w:val="5972D984"/>
@@ -16857,7 +17287,7 @@
       </w:pPr>
     </w:lvl>
   </w:abstractNum>
-  <w:abstractNum w:abstractNumId="17">
+  <w:abstractNum w:abstractNumId="18">
     <w:nsid w:val="3CDB6A66"/>
     <w:multiLevelType w:val="hybridMultilevel"/>
     <w:tmpl w:val="64685F9A"/>
@@ -16946,7 +17376,7 @@
       </w:pPr>
     </w:lvl>
   </w:abstractNum>
-  <w:abstractNum w:abstractNumId="18">
+  <w:abstractNum w:abstractNumId="19">
     <w:nsid w:val="3CE011C3"/>
     <w:multiLevelType w:val="hybridMultilevel"/>
     <w:tmpl w:val="31EA3DA2"/>
@@ -17035,7 +17465,7 @@
       </w:pPr>
     </w:lvl>
   </w:abstractNum>
-  <w:abstractNum w:abstractNumId="19">
+  <w:abstractNum w:abstractNumId="20">
     <w:nsid w:val="42DB17C6"/>
     <w:multiLevelType w:val="hybridMultilevel"/>
     <w:tmpl w:val="B638096C"/>
@@ -17124,7 +17554,7 @@
       </w:pPr>
     </w:lvl>
   </w:abstractNum>
-  <w:abstractNum w:abstractNumId="20">
+  <w:abstractNum w:abstractNumId="21">
     <w:nsid w:val="44424C1B"/>
     <w:multiLevelType w:val="hybridMultilevel"/>
     <w:tmpl w:val="EBDAADA4"/>
@@ -17237,7 +17667,7 @@
       </w:rPr>
     </w:lvl>
   </w:abstractNum>
-  <w:abstractNum w:abstractNumId="21">
+  <w:abstractNum w:abstractNumId="22">
     <w:nsid w:val="46DF09B1"/>
     <w:multiLevelType w:val="hybridMultilevel"/>
     <w:tmpl w:val="FB0236F0"/>
@@ -17350,7 +17780,7 @@
       </w:rPr>
     </w:lvl>
   </w:abstractNum>
-  <w:abstractNum w:abstractNumId="22">
+  <w:abstractNum w:abstractNumId="23">
     <w:nsid w:val="47F70A7E"/>
     <w:multiLevelType w:val="hybridMultilevel"/>
     <w:tmpl w:val="BCF8131E"/>
@@ -17439,7 +17869,7 @@
       </w:pPr>
     </w:lvl>
   </w:abstractNum>
-  <w:abstractNum w:abstractNumId="23">
+  <w:abstractNum w:abstractNumId="24">
     <w:nsid w:val="4FAE1062"/>
     <w:multiLevelType w:val="hybridMultilevel"/>
     <w:tmpl w:val="C1A67A02"/>
@@ -17528,7 +17958,7 @@
       </w:pPr>
     </w:lvl>
   </w:abstractNum>
-  <w:abstractNum w:abstractNumId="24">
+  <w:abstractNum w:abstractNumId="25">
     <w:nsid w:val="50CF4F8C"/>
     <w:multiLevelType w:val="hybridMultilevel"/>
     <w:tmpl w:val="082E2B26"/>
@@ -17641,7 +18071,7 @@
       </w:rPr>
     </w:lvl>
   </w:abstractNum>
-  <w:abstractNum w:abstractNumId="25">
+  <w:abstractNum w:abstractNumId="26">
     <w:nsid w:val="56DC0393"/>
     <w:multiLevelType w:val="hybridMultilevel"/>
     <w:tmpl w:val="BFA6E070"/>
@@ -17754,7 +18184,7 @@
       </w:rPr>
     </w:lvl>
   </w:abstractNum>
-  <w:abstractNum w:abstractNumId="26">
+  <w:abstractNum w:abstractNumId="27">
     <w:nsid w:val="5D2E0595"/>
     <w:multiLevelType w:val="hybridMultilevel"/>
     <w:tmpl w:val="BD76ED2E"/>
@@ -17867,7 +18297,7 @@
       </w:rPr>
     </w:lvl>
   </w:abstractNum>
-  <w:abstractNum w:abstractNumId="27">
+  <w:abstractNum w:abstractNumId="28">
     <w:nsid w:val="64B248FF"/>
     <w:multiLevelType w:val="hybridMultilevel"/>
     <w:tmpl w:val="47BA2214"/>
@@ -17980,7 +18410,7 @@
       </w:rPr>
     </w:lvl>
   </w:abstractNum>
-  <w:abstractNum w:abstractNumId="28">
+  <w:abstractNum w:abstractNumId="29">
     <w:nsid w:val="64D75A0A"/>
     <w:multiLevelType w:val="hybridMultilevel"/>
     <w:tmpl w:val="F93653D8"/>
@@ -18093,7 +18523,7 @@
       </w:rPr>
     </w:lvl>
   </w:abstractNum>
-  <w:abstractNum w:abstractNumId="29">
+  <w:abstractNum w:abstractNumId="30">
     <w:nsid w:val="65A70915"/>
     <w:multiLevelType w:val="hybridMultilevel"/>
     <w:tmpl w:val="F4BEB16C"/>
@@ -18182,7 +18612,7 @@
       </w:pPr>
     </w:lvl>
   </w:abstractNum>
-  <w:abstractNum w:abstractNumId="30">
+  <w:abstractNum w:abstractNumId="31">
     <w:nsid w:val="667572E6"/>
     <w:multiLevelType w:val="hybridMultilevel"/>
     <w:tmpl w:val="375E6AAA"/>
@@ -18271,7 +18701,7 @@
       </w:pPr>
     </w:lvl>
   </w:abstractNum>
-  <w:abstractNum w:abstractNumId="31">
+  <w:abstractNum w:abstractNumId="32">
     <w:nsid w:val="6794711A"/>
     <w:multiLevelType w:val="hybridMultilevel"/>
     <w:tmpl w:val="7D58095C"/>
@@ -18384,7 +18814,7 @@
       </w:rPr>
     </w:lvl>
   </w:abstractNum>
-  <w:abstractNum w:abstractNumId="32">
+  <w:abstractNum w:abstractNumId="33">
     <w:nsid w:val="6D6046F6"/>
     <w:multiLevelType w:val="hybridMultilevel"/>
     <w:tmpl w:val="6644C14E"/>
@@ -18473,7 +18903,7 @@
       </w:pPr>
     </w:lvl>
   </w:abstractNum>
-  <w:abstractNum w:abstractNumId="33">
+  <w:abstractNum w:abstractNumId="34">
     <w:nsid w:val="6FB6583E"/>
     <w:multiLevelType w:val="hybridMultilevel"/>
     <w:tmpl w:val="F83A92A4"/>
@@ -18586,7 +19016,7 @@
       </w:rPr>
     </w:lvl>
   </w:abstractNum>
-  <w:abstractNum w:abstractNumId="34">
+  <w:abstractNum w:abstractNumId="35">
     <w:nsid w:val="7782158E"/>
     <w:multiLevelType w:val="hybridMultilevel"/>
     <w:tmpl w:val="6068CD52"/>
@@ -18699,7 +19129,7 @@
       </w:rPr>
     </w:lvl>
   </w:abstractNum>
-  <w:abstractNum w:abstractNumId="35">
+  <w:abstractNum w:abstractNumId="36">
     <w:nsid w:val="797C6995"/>
     <w:multiLevelType w:val="hybridMultilevel"/>
     <w:tmpl w:val="71483934"/>
@@ -18812,7 +19242,7 @@
       </w:rPr>
     </w:lvl>
   </w:abstractNum>
-  <w:abstractNum w:abstractNumId="36">
+  <w:abstractNum w:abstractNumId="37">
     <w:nsid w:val="7D1867D1"/>
     <w:multiLevelType w:val="hybridMultilevel"/>
     <w:tmpl w:val="378A0E78"/>
@@ -18926,19 +19356,19 @@
     </w:lvl>
   </w:abstractNum>
   <w:num w:numId="1">
-    <w:abstractNumId w:val="14"/>
+    <w:abstractNumId w:val="15"/>
   </w:num>
   <w:num w:numId="2">
-    <w:abstractNumId w:val="36"/>
+    <w:abstractNumId w:val="37"/>
   </w:num>
   <w:num w:numId="3">
     <w:abstractNumId w:val="0"/>
   </w:num>
   <w:num w:numId="4">
-    <w:abstractNumId w:val="16"/>
+    <w:abstractNumId w:val="17"/>
   </w:num>
   <w:num w:numId="5">
-    <w:abstractNumId w:val="13"/>
+    <w:abstractNumId w:val="14"/>
   </w:num>
   <w:num w:numId="6">
     <w:abstractNumId w:val="2"/>
@@ -18950,91 +19380,94 @@
     <w:abstractNumId w:val="10"/>
   </w:num>
   <w:num w:numId="9">
-    <w:abstractNumId w:val="33"/>
+    <w:abstractNumId w:val="34"/>
   </w:num>
   <w:num w:numId="10">
     <w:abstractNumId w:val="7"/>
   </w:num>
   <w:num w:numId="11">
-    <w:abstractNumId w:val="25"/>
+    <w:abstractNumId w:val="26"/>
   </w:num>
   <w:num w:numId="12">
-    <w:abstractNumId w:val="27"/>
+    <w:abstractNumId w:val="28"/>
   </w:num>
   <w:num w:numId="13">
     <w:abstractNumId w:val="9"/>
   </w:num>
   <w:num w:numId="14">
-    <w:abstractNumId w:val="22"/>
+    <w:abstractNumId w:val="23"/>
   </w:num>
   <w:num w:numId="15">
     <w:abstractNumId w:val="3"/>
   </w:num>
   <w:num w:numId="16">
+    <w:abstractNumId w:val="31"/>
+  </w:num>
+  <w:num w:numId="17">
     <w:abstractNumId w:val="30"/>
   </w:num>
-  <w:num w:numId="17">
-    <w:abstractNumId w:val="29"/>
-  </w:num>
   <w:num w:numId="18">
-    <w:abstractNumId w:val="31"/>
+    <w:abstractNumId w:val="32"/>
   </w:num>
   <w:num w:numId="19">
-    <w:abstractNumId w:val="34"/>
+    <w:abstractNumId w:val="35"/>
   </w:num>
   <w:num w:numId="20">
     <w:abstractNumId w:val="6"/>
   </w:num>
   <w:num w:numId="21">
-    <w:abstractNumId w:val="35"/>
+    <w:abstractNumId w:val="36"/>
   </w:num>
   <w:num w:numId="22">
-    <w:abstractNumId w:val="24"/>
+    <w:abstractNumId w:val="25"/>
   </w:num>
   <w:num w:numId="23">
-    <w:abstractNumId w:val="21"/>
+    <w:abstractNumId w:val="22"/>
   </w:num>
   <w:num w:numId="24">
-    <w:abstractNumId w:val="26"/>
+    <w:abstractNumId w:val="27"/>
   </w:num>
   <w:num w:numId="25">
     <w:abstractNumId w:val="8"/>
   </w:num>
   <w:num w:numId="26">
-    <w:abstractNumId w:val="32"/>
+    <w:abstractNumId w:val="33"/>
   </w:num>
   <w:num w:numId="27">
-    <w:abstractNumId w:val="11"/>
+    <w:abstractNumId w:val="12"/>
   </w:num>
   <w:num w:numId="28">
     <w:abstractNumId w:val="5"/>
   </w:num>
   <w:num w:numId="29">
+    <w:abstractNumId w:val="20"/>
+  </w:num>
+  <w:num w:numId="30">
     <w:abstractNumId w:val="19"/>
   </w:num>
-  <w:num w:numId="30">
-    <w:abstractNumId w:val="18"/>
-  </w:num>
   <w:num w:numId="31">
-    <w:abstractNumId w:val="23"/>
+    <w:abstractNumId w:val="24"/>
   </w:num>
   <w:num w:numId="32">
     <w:abstractNumId w:val="4"/>
   </w:num>
   <w:num w:numId="33">
-    <w:abstractNumId w:val="12"/>
+    <w:abstractNumId w:val="13"/>
   </w:num>
   <w:num w:numId="34">
-    <w:abstractNumId w:val="17"/>
+    <w:abstractNumId w:val="18"/>
   </w:num>
   <w:num w:numId="35">
-    <w:abstractNumId w:val="15"/>
+    <w:abstractNumId w:val="16"/>
   </w:num>
   <w:num w:numId="36">
-    <w:abstractNumId w:val="28"/>
+    <w:abstractNumId w:val="29"/>
   </w:num>
   <w:num w:numId="37">
-    <w:abstractNumId w:val="20"/>
+    <w:abstractNumId w:val="21"/>
+  </w:num>
+  <w:num w:numId="38">
+    <w:abstractNumId w:val="11"/>
   </w:num>
 </w:numbering>
 </file>
@@ -20568,31 +21001,31 @@
     </dgm:pt>
   </dgm:ptLst>
   <dgm:cxnLst>
-    <dgm:cxn modelId="{E7937D8D-1122-4B97-A587-811DFF458D0C}" type="presOf" srcId="{363330DA-09EC-450B-A72E-6DA34D1AB715}" destId="{37E28D18-C070-47FF-8301-A041A91EDEF2}" srcOrd="0" destOrd="0" presId="urn:microsoft.com/office/officeart/2005/8/layout/process1"/>
-    <dgm:cxn modelId="{6C80A151-F8B7-4E5F-8FFC-638CE5F78241}" type="presOf" srcId="{6C124C00-0E2C-42A5-B356-FCFE12C422EE}" destId="{A5E00DF4-BEC8-4A62-B851-2A7F83FC9D35}" srcOrd="0" destOrd="0" presId="urn:microsoft.com/office/officeart/2005/8/layout/process1"/>
+    <dgm:cxn modelId="{E742DB2C-79EA-4800-98E8-64EDA7BC856F}" type="presOf" srcId="{66AF4BFC-0875-4B90-9E82-F0F301500281}" destId="{09BDDF38-02A3-46F0-94CF-D671EECCB993}" srcOrd="0" destOrd="0" presId="urn:microsoft.com/office/officeart/2005/8/layout/process1"/>
+    <dgm:cxn modelId="{822E9BE2-3A70-440E-8FB9-8E1D0CC0D2EB}" type="presOf" srcId="{363330DA-09EC-450B-A72E-6DA34D1AB715}" destId="{37E28D18-C070-47FF-8301-A041A91EDEF2}" srcOrd="0" destOrd="0" presId="urn:microsoft.com/office/officeart/2005/8/layout/process1"/>
+    <dgm:cxn modelId="{238093F1-E758-4615-8348-81A6858F461F}" type="presOf" srcId="{E9687206-84AC-4F83-A6A2-9EFDC3ABD0FB}" destId="{72E9BEC7-D7FE-4BD7-BACA-0668A095A9EF}" srcOrd="0" destOrd="0" presId="urn:microsoft.com/office/officeart/2005/8/layout/process1"/>
+    <dgm:cxn modelId="{5978DCCE-6D9B-4545-A809-4D8DA32F3856}" type="presOf" srcId="{66AF4BFC-0875-4B90-9E82-F0F301500281}" destId="{A0BD6892-BF4E-4D26-B32D-4AC8D13032DE}" srcOrd="1" destOrd="0" presId="urn:microsoft.com/office/officeart/2005/8/layout/process1"/>
+    <dgm:cxn modelId="{B8383A7D-78DD-404B-AFF5-63D4C565D520}" type="presOf" srcId="{6C124C00-0E2C-42A5-B356-FCFE12C422EE}" destId="{A5E00DF4-BEC8-4A62-B851-2A7F83FC9D35}" srcOrd="0" destOrd="0" presId="urn:microsoft.com/office/officeart/2005/8/layout/process1"/>
     <dgm:cxn modelId="{4E00299D-3BDF-41B7-A234-E37BB604D85F}" srcId="{252D6598-1225-44AB-8AAB-B516106B59E1}" destId="{49728974-DA1C-46AA-A2B0-D3394453E5CC}" srcOrd="1" destOrd="0" parTransId="{2F909F4C-E59D-48F8-B67A-5D6A03CEBAEE}" sibTransId="{E9687206-84AC-4F83-A6A2-9EFDC3ABD0FB}"/>
-    <dgm:cxn modelId="{31703B49-E77D-4770-9F2A-DA4A2A7A5BF9}" type="presOf" srcId="{30AFFC78-5808-45ED-AAC6-491EC3980094}" destId="{F266C578-88AA-4EC2-8142-53A5B6139B0D}" srcOrd="0" destOrd="0" presId="urn:microsoft.com/office/officeart/2005/8/layout/process1"/>
-    <dgm:cxn modelId="{28927269-2D0A-43C1-B6B4-5D31C223EA56}" type="presOf" srcId="{6C124C00-0E2C-42A5-B356-FCFE12C422EE}" destId="{AEA95148-3CF9-4188-ACFA-34C472C532BE}" srcOrd="1" destOrd="0" presId="urn:microsoft.com/office/officeart/2005/8/layout/process1"/>
-    <dgm:cxn modelId="{1A364915-5DC1-443A-9426-D749A2E5A1F8}" type="presOf" srcId="{E9687206-84AC-4F83-A6A2-9EFDC3ABD0FB}" destId="{72E9BEC7-D7FE-4BD7-BACA-0668A095A9EF}" srcOrd="0" destOrd="0" presId="urn:microsoft.com/office/officeart/2005/8/layout/process1"/>
-    <dgm:cxn modelId="{E78C7D87-551D-4BB8-9F3C-B61FB71B29B4}" type="presOf" srcId="{E9687206-84AC-4F83-A6A2-9EFDC3ABD0FB}" destId="{6E444586-2D87-4F9A-9400-F626352FE57E}" srcOrd="1" destOrd="0" presId="urn:microsoft.com/office/officeart/2005/8/layout/process1"/>
+    <dgm:cxn modelId="{9C16A34F-24E8-48FA-8DC2-8CB15174DC96}" type="presOf" srcId="{252D6598-1225-44AB-8AAB-B516106B59E1}" destId="{2446BD26-396F-420D-B091-265286D97786}" srcOrd="0" destOrd="0" presId="urn:microsoft.com/office/officeart/2005/8/layout/process1"/>
+    <dgm:cxn modelId="{CACAAA83-163B-4DB9-84ED-86C37D4AD9E7}" type="presOf" srcId="{49728974-DA1C-46AA-A2B0-D3394453E5CC}" destId="{CF1E89C8-AA78-4B1C-8D7C-AA8E38C034CE}" srcOrd="0" destOrd="0" presId="urn:microsoft.com/office/officeart/2005/8/layout/process1"/>
+    <dgm:cxn modelId="{9600CACA-04D6-48AF-8220-EAA7154541E5}" type="presOf" srcId="{6C124C00-0E2C-42A5-B356-FCFE12C422EE}" destId="{AEA95148-3CF9-4188-ACFA-34C472C532BE}" srcOrd="1" destOrd="0" presId="urn:microsoft.com/office/officeart/2005/8/layout/process1"/>
     <dgm:cxn modelId="{2659B5CA-FCEC-47A0-A347-15E4CED75EE1}" srcId="{252D6598-1225-44AB-8AAB-B516106B59E1}" destId="{30AFFC78-5808-45ED-AAC6-491EC3980094}" srcOrd="0" destOrd="0" parTransId="{15AA4179-7B4E-411C-A1D6-081E6042F5DA}" sibTransId="{6C124C00-0E2C-42A5-B356-FCFE12C422EE}"/>
-    <dgm:cxn modelId="{0BECC071-50B8-450D-808E-2CD3B9476989}" type="presOf" srcId="{D8AAE93C-983F-46D6-ABF6-FC8E801A362E}" destId="{449D7EB5-0D9D-4DAC-B391-FB2402C39ABC}" srcOrd="0" destOrd="0" presId="urn:microsoft.com/office/officeart/2005/8/layout/process1"/>
-    <dgm:cxn modelId="{DE252FF6-F0A3-4D32-97F4-EC45DD16A738}" type="presOf" srcId="{49728974-DA1C-46AA-A2B0-D3394453E5CC}" destId="{CF1E89C8-AA78-4B1C-8D7C-AA8E38C034CE}" srcOrd="0" destOrd="0" presId="urn:microsoft.com/office/officeart/2005/8/layout/process1"/>
+    <dgm:cxn modelId="{3162449F-9541-44F8-91FA-967B84D81CE8}" type="presOf" srcId="{30AFFC78-5808-45ED-AAC6-491EC3980094}" destId="{F266C578-88AA-4EC2-8142-53A5B6139B0D}" srcOrd="0" destOrd="0" presId="urn:microsoft.com/office/officeart/2005/8/layout/process1"/>
     <dgm:cxn modelId="{8BADACC1-11B7-4449-8CEF-27159F593338}" srcId="{252D6598-1225-44AB-8AAB-B516106B59E1}" destId="{D8AAE93C-983F-46D6-ABF6-FC8E801A362E}" srcOrd="3" destOrd="0" parTransId="{E327365F-F469-481B-89E5-1C83ABC9E692}" sibTransId="{B97F4576-B840-4726-92AE-9C44A7C27E74}"/>
     <dgm:cxn modelId="{D0AB89FD-DD46-4E02-92EC-A604D66D139C}" srcId="{252D6598-1225-44AB-8AAB-B516106B59E1}" destId="{363330DA-09EC-450B-A72E-6DA34D1AB715}" srcOrd="2" destOrd="0" parTransId="{560647A9-7192-429E-B7E3-DFDF675B6572}" sibTransId="{66AF4BFC-0875-4B90-9E82-F0F301500281}"/>
-    <dgm:cxn modelId="{8E413C7E-765B-46EE-AD3D-C1DD93C18C1B}" type="presOf" srcId="{66AF4BFC-0875-4B90-9E82-F0F301500281}" destId="{09BDDF38-02A3-46F0-94CF-D671EECCB993}" srcOrd="0" destOrd="0" presId="urn:microsoft.com/office/officeart/2005/8/layout/process1"/>
-    <dgm:cxn modelId="{98C18A73-19A2-444E-B396-4A4EFD283E3B}" type="presOf" srcId="{252D6598-1225-44AB-8AAB-B516106B59E1}" destId="{2446BD26-396F-420D-B091-265286D97786}" srcOrd="0" destOrd="0" presId="urn:microsoft.com/office/officeart/2005/8/layout/process1"/>
-    <dgm:cxn modelId="{1E841AEA-4348-4E63-B11E-6E5C86822941}" type="presOf" srcId="{66AF4BFC-0875-4B90-9E82-F0F301500281}" destId="{A0BD6892-BF4E-4D26-B32D-4AC8D13032DE}" srcOrd="1" destOrd="0" presId="urn:microsoft.com/office/officeart/2005/8/layout/process1"/>
-    <dgm:cxn modelId="{B39DBE95-BC52-404E-A633-D4FAF318EC4D}" type="presParOf" srcId="{2446BD26-396F-420D-B091-265286D97786}" destId="{F266C578-88AA-4EC2-8142-53A5B6139B0D}" srcOrd="0" destOrd="0" presId="urn:microsoft.com/office/officeart/2005/8/layout/process1"/>
-    <dgm:cxn modelId="{394B6133-8F99-4A03-9D88-C33C9A343110}" type="presParOf" srcId="{2446BD26-396F-420D-B091-265286D97786}" destId="{A5E00DF4-BEC8-4A62-B851-2A7F83FC9D35}" srcOrd="1" destOrd="0" presId="urn:microsoft.com/office/officeart/2005/8/layout/process1"/>
-    <dgm:cxn modelId="{0188A20E-F174-4DFB-B9CF-9F3215FC40C1}" type="presParOf" srcId="{A5E00DF4-BEC8-4A62-B851-2A7F83FC9D35}" destId="{AEA95148-3CF9-4188-ACFA-34C472C532BE}" srcOrd="0" destOrd="0" presId="urn:microsoft.com/office/officeart/2005/8/layout/process1"/>
-    <dgm:cxn modelId="{299B5CD7-EE0A-442B-A53D-10A257843F5F}" type="presParOf" srcId="{2446BD26-396F-420D-B091-265286D97786}" destId="{CF1E89C8-AA78-4B1C-8D7C-AA8E38C034CE}" srcOrd="2" destOrd="0" presId="urn:microsoft.com/office/officeart/2005/8/layout/process1"/>
-    <dgm:cxn modelId="{EC3CE0C1-9229-405A-9A5A-EB4344446237}" type="presParOf" srcId="{2446BD26-396F-420D-B091-265286D97786}" destId="{72E9BEC7-D7FE-4BD7-BACA-0668A095A9EF}" srcOrd="3" destOrd="0" presId="urn:microsoft.com/office/officeart/2005/8/layout/process1"/>
-    <dgm:cxn modelId="{BF69FCF5-96EC-4B8B-B270-AEDCD44FD75E}" type="presParOf" srcId="{72E9BEC7-D7FE-4BD7-BACA-0668A095A9EF}" destId="{6E444586-2D87-4F9A-9400-F626352FE57E}" srcOrd="0" destOrd="0" presId="urn:microsoft.com/office/officeart/2005/8/layout/process1"/>
-    <dgm:cxn modelId="{AA85727E-8848-42BC-9A34-B886738AA77E}" type="presParOf" srcId="{2446BD26-396F-420D-B091-265286D97786}" destId="{37E28D18-C070-47FF-8301-A041A91EDEF2}" srcOrd="4" destOrd="0" presId="urn:microsoft.com/office/officeart/2005/8/layout/process1"/>
-    <dgm:cxn modelId="{63A8D6B0-5734-4390-9D35-B835F98BB595}" type="presParOf" srcId="{2446BD26-396F-420D-B091-265286D97786}" destId="{09BDDF38-02A3-46F0-94CF-D671EECCB993}" srcOrd="5" destOrd="0" presId="urn:microsoft.com/office/officeart/2005/8/layout/process1"/>
-    <dgm:cxn modelId="{8892E60D-4260-4895-9D38-620DBFC4D50B}" type="presParOf" srcId="{09BDDF38-02A3-46F0-94CF-D671EECCB993}" destId="{A0BD6892-BF4E-4D26-B32D-4AC8D13032DE}" srcOrd="0" destOrd="0" presId="urn:microsoft.com/office/officeart/2005/8/layout/process1"/>
-    <dgm:cxn modelId="{FD7D4079-1EAC-411B-8FC7-383542292E70}" type="presParOf" srcId="{2446BD26-396F-420D-B091-265286D97786}" destId="{449D7EB5-0D9D-4DAC-B391-FB2402C39ABC}" srcOrd="6" destOrd="0" presId="urn:microsoft.com/office/officeart/2005/8/layout/process1"/>
+    <dgm:cxn modelId="{D81BCB55-6976-4085-9941-C4028C5CAC44}" type="presOf" srcId="{D8AAE93C-983F-46D6-ABF6-FC8E801A362E}" destId="{449D7EB5-0D9D-4DAC-B391-FB2402C39ABC}" srcOrd="0" destOrd="0" presId="urn:microsoft.com/office/officeart/2005/8/layout/process1"/>
+    <dgm:cxn modelId="{C94E5583-CCB7-4CF2-9888-1A511D3BC3B6}" type="presOf" srcId="{E9687206-84AC-4F83-A6A2-9EFDC3ABD0FB}" destId="{6E444586-2D87-4F9A-9400-F626352FE57E}" srcOrd="1" destOrd="0" presId="urn:microsoft.com/office/officeart/2005/8/layout/process1"/>
+    <dgm:cxn modelId="{4A6231F1-739C-4832-9323-8AC3C94AC3E7}" type="presParOf" srcId="{2446BD26-396F-420D-B091-265286D97786}" destId="{F266C578-88AA-4EC2-8142-53A5B6139B0D}" srcOrd="0" destOrd="0" presId="urn:microsoft.com/office/officeart/2005/8/layout/process1"/>
+    <dgm:cxn modelId="{9CE81922-0411-4340-A44C-502889AF087E}" type="presParOf" srcId="{2446BD26-396F-420D-B091-265286D97786}" destId="{A5E00DF4-BEC8-4A62-B851-2A7F83FC9D35}" srcOrd="1" destOrd="0" presId="urn:microsoft.com/office/officeart/2005/8/layout/process1"/>
+    <dgm:cxn modelId="{18D5979B-3999-4BFB-ACB1-3D2D89F0BB91}" type="presParOf" srcId="{A5E00DF4-BEC8-4A62-B851-2A7F83FC9D35}" destId="{AEA95148-3CF9-4188-ACFA-34C472C532BE}" srcOrd="0" destOrd="0" presId="urn:microsoft.com/office/officeart/2005/8/layout/process1"/>
+    <dgm:cxn modelId="{0BB1123F-7089-4745-B0A7-E11E5C1AE3A2}" type="presParOf" srcId="{2446BD26-396F-420D-B091-265286D97786}" destId="{CF1E89C8-AA78-4B1C-8D7C-AA8E38C034CE}" srcOrd="2" destOrd="0" presId="urn:microsoft.com/office/officeart/2005/8/layout/process1"/>
+    <dgm:cxn modelId="{88172D3D-39E2-48D9-BD8A-026FE61533C7}" type="presParOf" srcId="{2446BD26-396F-420D-B091-265286D97786}" destId="{72E9BEC7-D7FE-4BD7-BACA-0668A095A9EF}" srcOrd="3" destOrd="0" presId="urn:microsoft.com/office/officeart/2005/8/layout/process1"/>
+    <dgm:cxn modelId="{EB1F9726-55EE-4484-955A-701B348B339A}" type="presParOf" srcId="{72E9BEC7-D7FE-4BD7-BACA-0668A095A9EF}" destId="{6E444586-2D87-4F9A-9400-F626352FE57E}" srcOrd="0" destOrd="0" presId="urn:microsoft.com/office/officeart/2005/8/layout/process1"/>
+    <dgm:cxn modelId="{E116E3ED-975E-45B4-A5E9-C376ABEDAB5B}" type="presParOf" srcId="{2446BD26-396F-420D-B091-265286D97786}" destId="{37E28D18-C070-47FF-8301-A041A91EDEF2}" srcOrd="4" destOrd="0" presId="urn:microsoft.com/office/officeart/2005/8/layout/process1"/>
+    <dgm:cxn modelId="{AF4132D1-BAD7-4FCC-B93F-CDAB94D9583F}" type="presParOf" srcId="{2446BD26-396F-420D-B091-265286D97786}" destId="{09BDDF38-02A3-46F0-94CF-D671EECCB993}" srcOrd="5" destOrd="0" presId="urn:microsoft.com/office/officeart/2005/8/layout/process1"/>
+    <dgm:cxn modelId="{40627BE1-EACC-4128-9FC8-F48959A0106A}" type="presParOf" srcId="{09BDDF38-02A3-46F0-94CF-D671EECCB993}" destId="{A0BD6892-BF4E-4D26-B32D-4AC8D13032DE}" srcOrd="0" destOrd="0" presId="urn:microsoft.com/office/officeart/2005/8/layout/process1"/>
+    <dgm:cxn modelId="{ABE1BFB7-CB8F-4ED6-8B54-B8FEE4A2B2A3}" type="presParOf" srcId="{2446BD26-396F-420D-B091-265286D97786}" destId="{449D7EB5-0D9D-4DAC-B391-FB2402C39ABC}" srcOrd="6" destOrd="0" presId="urn:microsoft.com/office/officeart/2005/8/layout/process1"/>
   </dgm:cxnLst>
   <dgm:bg/>
   <dgm:whole/>

--- a/Notes_SA2512006.docx
+++ b/Notes_SA2512006.docx
@@ -15340,6 +15340,407 @@
           </wp:inline>
         </w:drawing>
       </w:r>
+    </w:p>
+    <w:p>
+      <w:pPr>
+        <w:tabs>
+          <w:tab w:val="left" w:pos="1560"/>
+        </w:tabs>
+        <w:rPr>
+          <w:sz w:val="28"/>
+          <w:szCs w:val="24"/>
+          <w:lang w:val="en-US"/>
+        </w:rPr>
+      </w:pPr>
+    </w:p>
+    <w:p>
+      <w:pPr>
+        <w:tabs>
+          <w:tab w:val="left" w:pos="1560"/>
+        </w:tabs>
+        <w:rPr>
+          <w:b/>
+          <w:bCs/>
+          <w:sz w:val="28"/>
+          <w:szCs w:val="24"/>
+          <w:lang w:val="en-US"/>
+        </w:rPr>
+      </w:pPr>
+      <w:r>
+        <w:rPr>
+          <w:b/>
+          <w:bCs/>
+          <w:sz w:val="28"/>
+          <w:szCs w:val="24"/>
+          <w:lang w:val="en-US"/>
+        </w:rPr>
+        <w:t>Data Driven Framework</w:t>
+      </w:r>
+    </w:p>
+    <w:p>
+      <w:pPr>
+        <w:pStyle w:val="ListParagraph"/>
+        <w:numPr>
+          <w:ilvl w:val="0"/>
+          <w:numId w:val="39"/>
+        </w:numPr>
+        <w:tabs>
+          <w:tab w:val="left" w:pos="1560"/>
+        </w:tabs>
+        <w:rPr>
+          <w:sz w:val="28"/>
+          <w:szCs w:val="24"/>
+          <w:lang w:val="en-US"/>
+        </w:rPr>
+      </w:pPr>
+      <w:r>
+        <w:rPr>
+          <w:sz w:val="28"/>
+          <w:szCs w:val="24"/>
+          <w:lang w:val="en-US"/>
+        </w:rPr>
+        <w:t xml:space="preserve">Launch </w:t>
+      </w:r>
+      <w:hyperlink r:id="rId14" w:history="1">
+        <w:r>
+          <w:rPr>
+            <w:rStyle w:val="Hyperlink"/>
+            <w:sz w:val="28"/>
+            <w:szCs w:val="24"/>
+            <w:lang w:val="en-US"/>
+          </w:rPr>
+          <w:t>https://archive.apache.org/dist/poi/release/bin/</w:t>
+        </w:r>
+      </w:hyperlink>
+    </w:p>
+    <w:p>
+      <w:pPr>
+        <w:pStyle w:val="ListParagraph"/>
+        <w:numPr>
+          <w:ilvl w:val="0"/>
+          <w:numId w:val="39"/>
+        </w:numPr>
+        <w:tabs>
+          <w:tab w:val="left" w:pos="1560"/>
+        </w:tabs>
+        <w:rPr>
+          <w:sz w:val="28"/>
+          <w:szCs w:val="24"/>
+          <w:lang w:val="en-US"/>
+        </w:rPr>
+      </w:pPr>
+      <w:r>
+        <w:rPr>
+          <w:sz w:val="28"/>
+          <w:szCs w:val="24"/>
+          <w:lang w:val="en-US"/>
+        </w:rPr>
+        <w:t xml:space="preserve">Download </w:t>
+      </w:r>
+      <w:hyperlink r:id="rId15" w:history="1">
+        <w:r>
+          <w:rPr>
+            <w:sz w:val="28"/>
+            <w:szCs w:val="24"/>
+            <w:lang w:val="en-US"/>
+          </w:rPr>
+          <w:t>poi-bin-5.2.3-20220909.zip</w:t>
+        </w:r>
+      </w:hyperlink>
+      <w:r>
+        <w:rPr>
+          <w:sz w:val="28"/>
+          <w:szCs w:val="24"/>
+          <w:lang w:val="en-US"/>
+        </w:rPr>
+        <w:t xml:space="preserve"> file (last 4</w:t>
+      </w:r>
+      <w:r>
+        <w:rPr>
+          <w:sz w:val="28"/>
+          <w:szCs w:val="24"/>
+          <w:vertAlign w:val="superscript"/>
+          <w:lang w:val="en-US"/>
+        </w:rPr>
+        <w:t>th</w:t>
+      </w:r>
+      <w:r>
+        <w:rPr>
+          <w:sz w:val="28"/>
+          <w:szCs w:val="24"/>
+          <w:lang w:val="en-US"/>
+        </w:rPr>
+        <w:t xml:space="preserve"> position)</w:t>
+      </w:r>
+    </w:p>
+    <w:p>
+      <w:pPr>
+        <w:pStyle w:val="ListParagraph"/>
+        <w:numPr>
+          <w:ilvl w:val="0"/>
+          <w:numId w:val="39"/>
+        </w:numPr>
+        <w:tabs>
+          <w:tab w:val="left" w:pos="1560"/>
+        </w:tabs>
+        <w:rPr>
+          <w:sz w:val="28"/>
+          <w:szCs w:val="24"/>
+          <w:lang w:val="en-US"/>
+        </w:rPr>
+      </w:pPr>
+      <w:r>
+        <w:rPr>
+          <w:sz w:val="28"/>
+          <w:szCs w:val="24"/>
+          <w:lang w:val="en-US"/>
+        </w:rPr>
+        <w:t>File is downloaded in Downloads folder</w:t>
+      </w:r>
+    </w:p>
+    <w:p>
+      <w:pPr>
+        <w:pStyle w:val="ListParagraph"/>
+        <w:numPr>
+          <w:ilvl w:val="0"/>
+          <w:numId w:val="39"/>
+        </w:numPr>
+        <w:tabs>
+          <w:tab w:val="left" w:pos="1560"/>
+        </w:tabs>
+        <w:rPr>
+          <w:sz w:val="28"/>
+          <w:szCs w:val="24"/>
+          <w:lang w:val="en-US"/>
+        </w:rPr>
+      </w:pPr>
+      <w:r>
+        <w:rPr>
+          <w:sz w:val="28"/>
+          <w:szCs w:val="24"/>
+          <w:lang w:val="en-US"/>
+        </w:rPr>
+        <w:t>Copy from this folder and paste in 2</w:t>
+      </w:r>
+      <w:r>
+        <w:rPr>
+          <w:sz w:val="28"/>
+          <w:szCs w:val="24"/>
+          <w:vertAlign w:val="superscript"/>
+          <w:lang w:val="en-US"/>
+        </w:rPr>
+        <w:t>nd</w:t>
+      </w:r>
+      <w:r>
+        <w:rPr>
+          <w:sz w:val="28"/>
+          <w:szCs w:val="24"/>
+          <w:lang w:val="en-US"/>
+        </w:rPr>
+        <w:t xml:space="preserve"> folder which we created in 1</w:t>
+      </w:r>
+      <w:r>
+        <w:rPr>
+          <w:sz w:val="28"/>
+          <w:szCs w:val="24"/>
+          <w:vertAlign w:val="superscript"/>
+          <w:lang w:val="en-US"/>
+        </w:rPr>
+        <w:t>st</w:t>
+      </w:r>
+      <w:r>
+        <w:rPr>
+          <w:sz w:val="28"/>
+          <w:szCs w:val="24"/>
+          <w:lang w:val="en-US"/>
+        </w:rPr>
+        <w:t xml:space="preserve"> lecture. (Selenium Jar Files)</w:t>
+      </w:r>
+    </w:p>
+    <w:p>
+      <w:pPr>
+        <w:pStyle w:val="ListParagraph"/>
+        <w:numPr>
+          <w:ilvl w:val="0"/>
+          <w:numId w:val="39"/>
+        </w:numPr>
+        <w:tabs>
+          <w:tab w:val="left" w:pos="1560"/>
+        </w:tabs>
+        <w:rPr>
+          <w:sz w:val="28"/>
+          <w:szCs w:val="24"/>
+          <w:lang w:val="en-US"/>
+        </w:rPr>
+      </w:pPr>
+      <w:r>
+        <w:rPr>
+          <w:sz w:val="28"/>
+          <w:szCs w:val="24"/>
+          <w:lang w:val="en-US"/>
+        </w:rPr>
+        <w:t>Unzip / Extract this zip file</w:t>
+      </w:r>
+    </w:p>
+    <w:p>
+      <w:pPr>
+        <w:pStyle w:val="ListParagraph"/>
+        <w:numPr>
+          <w:ilvl w:val="0"/>
+          <w:numId w:val="39"/>
+        </w:numPr>
+        <w:tabs>
+          <w:tab w:val="left" w:pos="1560"/>
+        </w:tabs>
+        <w:rPr>
+          <w:sz w:val="28"/>
+          <w:szCs w:val="24"/>
+          <w:lang w:val="en-US"/>
+        </w:rPr>
+      </w:pPr>
+      <w:r>
+        <w:rPr>
+          <w:sz w:val="28"/>
+          <w:szCs w:val="24"/>
+          <w:lang w:val="en-US"/>
+        </w:rPr>
+        <w:t>There are total 21 files</w:t>
+      </w:r>
+    </w:p>
+    <w:p>
+      <w:pPr>
+        <w:pStyle w:val="ListParagraph"/>
+        <w:numPr>
+          <w:ilvl w:val="1"/>
+          <w:numId w:val="39"/>
+        </w:numPr>
+        <w:tabs>
+          <w:tab w:val="left" w:pos="1560"/>
+        </w:tabs>
+        <w:rPr>
+          <w:sz w:val="28"/>
+          <w:szCs w:val="24"/>
+          <w:lang w:val="en-US"/>
+        </w:rPr>
+      </w:pPr>
+      <w:r>
+        <w:rPr>
+          <w:sz w:val="28"/>
+          <w:szCs w:val="24"/>
+          <w:lang w:val="en-US"/>
+        </w:rPr>
+        <w:t>8 jar files in root folder</w:t>
+      </w:r>
+    </w:p>
+    <w:p>
+      <w:pPr>
+        <w:pStyle w:val="ListParagraph"/>
+        <w:numPr>
+          <w:ilvl w:val="1"/>
+          <w:numId w:val="39"/>
+        </w:numPr>
+        <w:tabs>
+          <w:tab w:val="left" w:pos="1560"/>
+        </w:tabs>
+        <w:rPr>
+          <w:sz w:val="28"/>
+          <w:szCs w:val="24"/>
+          <w:lang w:val="en-US"/>
+        </w:rPr>
+      </w:pPr>
+      <w:r>
+        <w:rPr>
+          <w:sz w:val="28"/>
+          <w:szCs w:val="24"/>
+          <w:lang w:val="en-US"/>
+        </w:rPr>
+        <w:t>6 files in lib folder</w:t>
+      </w:r>
+    </w:p>
+    <w:p>
+      <w:pPr>
+        <w:pStyle w:val="ListParagraph"/>
+        <w:numPr>
+          <w:ilvl w:val="1"/>
+          <w:numId w:val="39"/>
+        </w:numPr>
+        <w:tabs>
+          <w:tab w:val="left" w:pos="1560"/>
+        </w:tabs>
+        <w:rPr>
+          <w:sz w:val="28"/>
+          <w:szCs w:val="24"/>
+          <w:lang w:val="en-US"/>
+        </w:rPr>
+      </w:pPr>
+      <w:r>
+        <w:rPr>
+          <w:sz w:val="28"/>
+          <w:szCs w:val="24"/>
+          <w:lang w:val="en-US"/>
+        </w:rPr>
+        <w:t xml:space="preserve">7 files in </w:t>
+      </w:r>
+      <w:proofErr w:type="spellStart"/>
+      <w:r>
+        <w:rPr>
+          <w:sz w:val="28"/>
+          <w:szCs w:val="24"/>
+          <w:lang w:val="en-US"/>
+        </w:rPr>
+        <w:t>ooxml</w:t>
+      </w:r>
+      <w:proofErr w:type="spellEnd"/>
+      <w:r>
+        <w:rPr>
+          <w:sz w:val="28"/>
+          <w:szCs w:val="24"/>
+          <w:lang w:val="en-US"/>
+        </w:rPr>
+        <w:t>-lib folder</w:t>
+      </w:r>
+    </w:p>
+    <w:p>
+      <w:pPr>
+        <w:pStyle w:val="ListParagraph"/>
+        <w:numPr>
+          <w:ilvl w:val="0"/>
+          <w:numId w:val="39"/>
+        </w:numPr>
+        <w:tabs>
+          <w:tab w:val="left" w:pos="1560"/>
+        </w:tabs>
+        <w:rPr>
+          <w:sz w:val="28"/>
+          <w:szCs w:val="24"/>
+          <w:lang w:val="en-US"/>
+        </w:rPr>
+      </w:pPr>
+      <w:r>
+        <w:rPr>
+          <w:sz w:val="28"/>
+          <w:szCs w:val="24"/>
+          <w:lang w:val="en-US"/>
+        </w:rPr>
+        <w:t>Add all these 21 files in the project. Follow the same steps which we did in the 1</w:t>
+      </w:r>
+      <w:r>
+        <w:rPr>
+          <w:sz w:val="28"/>
+          <w:szCs w:val="24"/>
+          <w:vertAlign w:val="superscript"/>
+          <w:lang w:val="en-US"/>
+        </w:rPr>
+        <w:t>st</w:t>
+      </w:r>
+      <w:r>
+        <w:rPr>
+          <w:sz w:val="28"/>
+          <w:szCs w:val="24"/>
+          <w:lang w:val="en-US"/>
+        </w:rPr>
+        <w:t xml:space="preserve"> lecture.</w:t>
+      </w:r>
       <w:bookmarkStart w:id="0" w:name="_GoBack"/>
       <w:bookmarkEnd w:id="0"/>
     </w:p>
@@ -15784,6 +16185,95 @@
     </w:lvl>
   </w:abstractNum>
   <w:abstractNum w:abstractNumId="4">
+    <w:nsid w:val="15855398"/>
+    <w:multiLevelType w:val="hybridMultilevel"/>
+    <w:tmpl w:val="42BA2EF8"/>
+    <w:lvl w:ilvl="0" w:tplc="4009000F">
+      <w:start w:val="1"/>
+      <w:numFmt w:val="decimal"/>
+      <w:lvlText w:val="%1."/>
+      <w:lvlJc w:val="left"/>
+      <w:pPr>
+        <w:ind w:left="720" w:hanging="360"/>
+      </w:pPr>
+      <w:rPr>
+        <w:rFonts w:hint="default"/>
+      </w:rPr>
+    </w:lvl>
+    <w:lvl w:ilvl="1" w:tplc="40090019">
+      <w:start w:val="1"/>
+      <w:numFmt w:val="lowerLetter"/>
+      <w:lvlText w:val="%2."/>
+      <w:lvlJc w:val="left"/>
+      <w:pPr>
+        <w:ind w:left="1440" w:hanging="360"/>
+      </w:pPr>
+    </w:lvl>
+    <w:lvl w:ilvl="2" w:tplc="4009001B" w:tentative="1">
+      <w:start w:val="1"/>
+      <w:numFmt w:val="lowerRoman"/>
+      <w:lvlText w:val="%3."/>
+      <w:lvlJc w:val="right"/>
+      <w:pPr>
+        <w:ind w:left="2160" w:hanging="180"/>
+      </w:pPr>
+    </w:lvl>
+    <w:lvl w:ilvl="3" w:tplc="4009000F" w:tentative="1">
+      <w:start w:val="1"/>
+      <w:numFmt w:val="decimal"/>
+      <w:lvlText w:val="%4."/>
+      <w:lvlJc w:val="left"/>
+      <w:pPr>
+        <w:ind w:left="2880" w:hanging="360"/>
+      </w:pPr>
+    </w:lvl>
+    <w:lvl w:ilvl="4" w:tplc="40090019" w:tentative="1">
+      <w:start w:val="1"/>
+      <w:numFmt w:val="lowerLetter"/>
+      <w:lvlText w:val="%5."/>
+      <w:lvlJc w:val="left"/>
+      <w:pPr>
+        <w:ind w:left="3600" w:hanging="360"/>
+      </w:pPr>
+    </w:lvl>
+    <w:lvl w:ilvl="5" w:tplc="4009001B" w:tentative="1">
+      <w:start w:val="1"/>
+      <w:numFmt w:val="lowerRoman"/>
+      <w:lvlText w:val="%6."/>
+      <w:lvlJc w:val="right"/>
+      <w:pPr>
+        <w:ind w:left="4320" w:hanging="180"/>
+      </w:pPr>
+    </w:lvl>
+    <w:lvl w:ilvl="6" w:tplc="4009000F" w:tentative="1">
+      <w:start w:val="1"/>
+      <w:numFmt w:val="decimal"/>
+      <w:lvlText w:val="%7."/>
+      <w:lvlJc w:val="left"/>
+      <w:pPr>
+        <w:ind w:left="5040" w:hanging="360"/>
+      </w:pPr>
+    </w:lvl>
+    <w:lvl w:ilvl="7" w:tplc="40090019" w:tentative="1">
+      <w:start w:val="1"/>
+      <w:numFmt w:val="lowerLetter"/>
+      <w:lvlText w:val="%8."/>
+      <w:lvlJc w:val="left"/>
+      <w:pPr>
+        <w:ind w:left="5760" w:hanging="360"/>
+      </w:pPr>
+    </w:lvl>
+    <w:lvl w:ilvl="8" w:tplc="4009001B" w:tentative="1">
+      <w:start w:val="1"/>
+      <w:numFmt w:val="lowerRoman"/>
+      <w:lvlText w:val="%9."/>
+      <w:lvlJc w:val="right"/>
+      <w:pPr>
+        <w:ind w:left="6480" w:hanging="180"/>
+      </w:pPr>
+    </w:lvl>
+  </w:abstractNum>
+  <w:abstractNum w:abstractNumId="5">
     <w:nsid w:val="164D34B1"/>
     <w:multiLevelType w:val="hybridMultilevel"/>
     <w:tmpl w:val="31AACE24"/>
@@ -15896,7 +16386,7 @@
       </w:rPr>
     </w:lvl>
   </w:abstractNum>
-  <w:abstractNum w:abstractNumId="5">
+  <w:abstractNum w:abstractNumId="6">
     <w:nsid w:val="16AA1F84"/>
     <w:multiLevelType w:val="hybridMultilevel"/>
     <w:tmpl w:val="2DC0991A"/>
@@ -16009,7 +16499,7 @@
       </w:rPr>
     </w:lvl>
   </w:abstractNum>
-  <w:abstractNum w:abstractNumId="6">
+  <w:abstractNum w:abstractNumId="7">
     <w:nsid w:val="1F5D6F6F"/>
     <w:multiLevelType w:val="hybridMultilevel"/>
     <w:tmpl w:val="2C66BBE6"/>
@@ -16122,7 +16612,7 @@
       </w:rPr>
     </w:lvl>
   </w:abstractNum>
-  <w:abstractNum w:abstractNumId="7">
+  <w:abstractNum w:abstractNumId="8">
     <w:nsid w:val="1FFE0324"/>
     <w:multiLevelType w:val="hybridMultilevel"/>
     <w:tmpl w:val="562439F6"/>
@@ -16235,7 +16725,7 @@
       </w:rPr>
     </w:lvl>
   </w:abstractNum>
-  <w:abstractNum w:abstractNumId="8">
+  <w:abstractNum w:abstractNumId="9">
     <w:nsid w:val="21270C12"/>
     <w:multiLevelType w:val="hybridMultilevel"/>
     <w:tmpl w:val="77C8B216"/>
@@ -16348,7 +16838,7 @@
       </w:rPr>
     </w:lvl>
   </w:abstractNum>
-  <w:abstractNum w:abstractNumId="9">
+  <w:abstractNum w:abstractNumId="10">
     <w:nsid w:val="26EA2626"/>
     <w:multiLevelType w:val="hybridMultilevel"/>
     <w:tmpl w:val="6D525678"/>
@@ -16434,7 +16924,7 @@
       </w:pPr>
     </w:lvl>
   </w:abstractNum>
-  <w:abstractNum w:abstractNumId="10">
+  <w:abstractNum w:abstractNumId="11">
     <w:nsid w:val="2BD5541D"/>
     <w:multiLevelType w:val="hybridMultilevel"/>
     <w:tmpl w:val="45505B90"/>
@@ -16547,7 +17037,7 @@
       </w:rPr>
     </w:lvl>
   </w:abstractNum>
-  <w:abstractNum w:abstractNumId="11">
+  <w:abstractNum w:abstractNumId="12">
     <w:nsid w:val="2C310AF1"/>
     <w:multiLevelType w:val="hybridMultilevel"/>
     <w:tmpl w:val="D80E52EC"/>
@@ -16660,7 +17150,7 @@
       </w:rPr>
     </w:lvl>
   </w:abstractNum>
-  <w:abstractNum w:abstractNumId="12">
+  <w:abstractNum w:abstractNumId="13">
     <w:nsid w:val="2DF83EE9"/>
     <w:multiLevelType w:val="hybridMultilevel"/>
     <w:tmpl w:val="5C824650"/>
@@ -16773,7 +17263,7 @@
       </w:rPr>
     </w:lvl>
   </w:abstractNum>
-  <w:abstractNum w:abstractNumId="13">
+  <w:abstractNum w:abstractNumId="14">
     <w:nsid w:val="2ED85F35"/>
     <w:multiLevelType w:val="hybridMultilevel"/>
     <w:tmpl w:val="D396C416"/>
@@ -16862,7 +17352,7 @@
       </w:pPr>
     </w:lvl>
   </w:abstractNum>
-  <w:abstractNum w:abstractNumId="14">
+  <w:abstractNum w:abstractNumId="15">
     <w:nsid w:val="2F5B6010"/>
     <w:multiLevelType w:val="hybridMultilevel"/>
     <w:tmpl w:val="303E3506"/>
@@ -16975,7 +17465,7 @@
       </w:rPr>
     </w:lvl>
   </w:abstractNum>
-  <w:abstractNum w:abstractNumId="15">
+  <w:abstractNum w:abstractNumId="16">
     <w:nsid w:val="344C7AD5"/>
     <w:multiLevelType w:val="hybridMultilevel"/>
     <w:tmpl w:val="3AB6C236"/>
@@ -17088,7 +17578,7 @@
       </w:rPr>
     </w:lvl>
   </w:abstractNum>
-  <w:abstractNum w:abstractNumId="16">
+  <w:abstractNum w:abstractNumId="17">
     <w:nsid w:val="372A7643"/>
     <w:multiLevelType w:val="hybridMultilevel"/>
     <w:tmpl w:val="72661F18"/>
@@ -17201,7 +17691,7 @@
       </w:rPr>
     </w:lvl>
   </w:abstractNum>
-  <w:abstractNum w:abstractNumId="17">
+  <w:abstractNum w:abstractNumId="18">
     <w:nsid w:val="398E3101"/>
     <w:multiLevelType w:val="hybridMultilevel"/>
     <w:tmpl w:val="5972D984"/>
@@ -17287,7 +17777,7 @@
       </w:pPr>
     </w:lvl>
   </w:abstractNum>
-  <w:abstractNum w:abstractNumId="18">
+  <w:abstractNum w:abstractNumId="19">
     <w:nsid w:val="3CDB6A66"/>
     <w:multiLevelType w:val="hybridMultilevel"/>
     <w:tmpl w:val="64685F9A"/>
@@ -17376,7 +17866,7 @@
       </w:pPr>
     </w:lvl>
   </w:abstractNum>
-  <w:abstractNum w:abstractNumId="19">
+  <w:abstractNum w:abstractNumId="20">
     <w:nsid w:val="3CE011C3"/>
     <w:multiLevelType w:val="hybridMultilevel"/>
     <w:tmpl w:val="31EA3DA2"/>
@@ -17465,7 +17955,7 @@
       </w:pPr>
     </w:lvl>
   </w:abstractNum>
-  <w:abstractNum w:abstractNumId="20">
+  <w:abstractNum w:abstractNumId="21">
     <w:nsid w:val="42DB17C6"/>
     <w:multiLevelType w:val="hybridMultilevel"/>
     <w:tmpl w:val="B638096C"/>
@@ -17554,7 +18044,7 @@
       </w:pPr>
     </w:lvl>
   </w:abstractNum>
-  <w:abstractNum w:abstractNumId="21">
+  <w:abstractNum w:abstractNumId="22">
     <w:nsid w:val="44424C1B"/>
     <w:multiLevelType w:val="hybridMultilevel"/>
     <w:tmpl w:val="EBDAADA4"/>
@@ -17667,7 +18157,7 @@
       </w:rPr>
     </w:lvl>
   </w:abstractNum>
-  <w:abstractNum w:abstractNumId="22">
+  <w:abstractNum w:abstractNumId="23">
     <w:nsid w:val="46DF09B1"/>
     <w:multiLevelType w:val="hybridMultilevel"/>
     <w:tmpl w:val="FB0236F0"/>
@@ -17780,7 +18270,7 @@
       </w:rPr>
     </w:lvl>
   </w:abstractNum>
-  <w:abstractNum w:abstractNumId="23">
+  <w:abstractNum w:abstractNumId="24">
     <w:nsid w:val="47F70A7E"/>
     <w:multiLevelType w:val="hybridMultilevel"/>
     <w:tmpl w:val="BCF8131E"/>
@@ -17869,7 +18359,7 @@
       </w:pPr>
     </w:lvl>
   </w:abstractNum>
-  <w:abstractNum w:abstractNumId="24">
+  <w:abstractNum w:abstractNumId="25">
     <w:nsid w:val="4FAE1062"/>
     <w:multiLevelType w:val="hybridMultilevel"/>
     <w:tmpl w:val="C1A67A02"/>
@@ -17958,7 +18448,7 @@
       </w:pPr>
     </w:lvl>
   </w:abstractNum>
-  <w:abstractNum w:abstractNumId="25">
+  <w:abstractNum w:abstractNumId="26">
     <w:nsid w:val="50CF4F8C"/>
     <w:multiLevelType w:val="hybridMultilevel"/>
     <w:tmpl w:val="082E2B26"/>
@@ -18071,7 +18561,7 @@
       </w:rPr>
     </w:lvl>
   </w:abstractNum>
-  <w:abstractNum w:abstractNumId="26">
+  <w:abstractNum w:abstractNumId="27">
     <w:nsid w:val="56DC0393"/>
     <w:multiLevelType w:val="hybridMultilevel"/>
     <w:tmpl w:val="BFA6E070"/>
@@ -18184,7 +18674,7 @@
       </w:rPr>
     </w:lvl>
   </w:abstractNum>
-  <w:abstractNum w:abstractNumId="27">
+  <w:abstractNum w:abstractNumId="28">
     <w:nsid w:val="5D2E0595"/>
     <w:multiLevelType w:val="hybridMultilevel"/>
     <w:tmpl w:val="BD76ED2E"/>
@@ -18297,7 +18787,7 @@
       </w:rPr>
     </w:lvl>
   </w:abstractNum>
-  <w:abstractNum w:abstractNumId="28">
+  <w:abstractNum w:abstractNumId="29">
     <w:nsid w:val="64B248FF"/>
     <w:multiLevelType w:val="hybridMultilevel"/>
     <w:tmpl w:val="47BA2214"/>
@@ -18410,7 +18900,7 @@
       </w:rPr>
     </w:lvl>
   </w:abstractNum>
-  <w:abstractNum w:abstractNumId="29">
+  <w:abstractNum w:abstractNumId="30">
     <w:nsid w:val="64D75A0A"/>
     <w:multiLevelType w:val="hybridMultilevel"/>
     <w:tmpl w:val="F93653D8"/>
@@ -18523,7 +19013,7 @@
       </w:rPr>
     </w:lvl>
   </w:abstractNum>
-  <w:abstractNum w:abstractNumId="30">
+  <w:abstractNum w:abstractNumId="31">
     <w:nsid w:val="65A70915"/>
     <w:multiLevelType w:val="hybridMultilevel"/>
     <w:tmpl w:val="F4BEB16C"/>
@@ -18612,7 +19102,7 @@
       </w:pPr>
     </w:lvl>
   </w:abstractNum>
-  <w:abstractNum w:abstractNumId="31">
+  <w:abstractNum w:abstractNumId="32">
     <w:nsid w:val="667572E6"/>
     <w:multiLevelType w:val="hybridMultilevel"/>
     <w:tmpl w:val="375E6AAA"/>
@@ -18701,7 +19191,7 @@
       </w:pPr>
     </w:lvl>
   </w:abstractNum>
-  <w:abstractNum w:abstractNumId="32">
+  <w:abstractNum w:abstractNumId="33">
     <w:nsid w:val="6794711A"/>
     <w:multiLevelType w:val="hybridMultilevel"/>
     <w:tmpl w:val="7D58095C"/>
@@ -18814,7 +19304,7 @@
       </w:rPr>
     </w:lvl>
   </w:abstractNum>
-  <w:abstractNum w:abstractNumId="33">
+  <w:abstractNum w:abstractNumId="34">
     <w:nsid w:val="6D6046F6"/>
     <w:multiLevelType w:val="hybridMultilevel"/>
     <w:tmpl w:val="6644C14E"/>
@@ -18903,7 +19393,7 @@
       </w:pPr>
     </w:lvl>
   </w:abstractNum>
-  <w:abstractNum w:abstractNumId="34">
+  <w:abstractNum w:abstractNumId="35">
     <w:nsid w:val="6FB6583E"/>
     <w:multiLevelType w:val="hybridMultilevel"/>
     <w:tmpl w:val="F83A92A4"/>
@@ -19016,7 +19506,7 @@
       </w:rPr>
     </w:lvl>
   </w:abstractNum>
-  <w:abstractNum w:abstractNumId="35">
+  <w:abstractNum w:abstractNumId="36">
     <w:nsid w:val="7782158E"/>
     <w:multiLevelType w:val="hybridMultilevel"/>
     <w:tmpl w:val="6068CD52"/>
@@ -19129,7 +19619,7 @@
       </w:rPr>
     </w:lvl>
   </w:abstractNum>
-  <w:abstractNum w:abstractNumId="36">
+  <w:abstractNum w:abstractNumId="37">
     <w:nsid w:val="797C6995"/>
     <w:multiLevelType w:val="hybridMultilevel"/>
     <w:tmpl w:val="71483934"/>
@@ -19242,7 +19732,7 @@
       </w:rPr>
     </w:lvl>
   </w:abstractNum>
-  <w:abstractNum w:abstractNumId="37">
+  <w:abstractNum w:abstractNumId="38">
     <w:nsid w:val="7D1867D1"/>
     <w:multiLevelType w:val="hybridMultilevel"/>
     <w:tmpl w:val="378A0E78"/>
@@ -19356,19 +19846,19 @@
     </w:lvl>
   </w:abstractNum>
   <w:num w:numId="1">
-    <w:abstractNumId w:val="15"/>
+    <w:abstractNumId w:val="16"/>
   </w:num>
   <w:num w:numId="2">
-    <w:abstractNumId w:val="37"/>
+    <w:abstractNumId w:val="38"/>
   </w:num>
   <w:num w:numId="3">
     <w:abstractNumId w:val="0"/>
   </w:num>
   <w:num w:numId="4">
-    <w:abstractNumId w:val="17"/>
+    <w:abstractNumId w:val="18"/>
   </w:num>
   <w:num w:numId="5">
-    <w:abstractNumId w:val="14"/>
+    <w:abstractNumId w:val="15"/>
   </w:num>
   <w:num w:numId="6">
     <w:abstractNumId w:val="2"/>
@@ -19377,97 +19867,100 @@
     <w:abstractNumId w:val="1"/>
   </w:num>
   <w:num w:numId="8">
+    <w:abstractNumId w:val="11"/>
+  </w:num>
+  <w:num w:numId="9">
+    <w:abstractNumId w:val="35"/>
+  </w:num>
+  <w:num w:numId="10">
+    <w:abstractNumId w:val="8"/>
+  </w:num>
+  <w:num w:numId="11">
+    <w:abstractNumId w:val="27"/>
+  </w:num>
+  <w:num w:numId="12">
+    <w:abstractNumId w:val="29"/>
+  </w:num>
+  <w:num w:numId="13">
     <w:abstractNumId w:val="10"/>
   </w:num>
-  <w:num w:numId="9">
-    <w:abstractNumId w:val="34"/>
-  </w:num>
-  <w:num w:numId="10">
-    <w:abstractNumId w:val="7"/>
-  </w:num>
-  <w:num w:numId="11">
-    <w:abstractNumId w:val="26"/>
-  </w:num>
-  <w:num w:numId="12">
-    <w:abstractNumId w:val="28"/>
-  </w:num>
-  <w:num w:numId="13">
-    <w:abstractNumId w:val="9"/>
-  </w:num>
   <w:num w:numId="14">
-    <w:abstractNumId w:val="23"/>
+    <w:abstractNumId w:val="24"/>
   </w:num>
   <w:num w:numId="15">
     <w:abstractNumId w:val="3"/>
   </w:num>
   <w:num w:numId="16">
+    <w:abstractNumId w:val="32"/>
+  </w:num>
+  <w:num w:numId="17">
     <w:abstractNumId w:val="31"/>
   </w:num>
-  <w:num w:numId="17">
+  <w:num w:numId="18">
+    <w:abstractNumId w:val="33"/>
+  </w:num>
+  <w:num w:numId="19">
+    <w:abstractNumId w:val="36"/>
+  </w:num>
+  <w:num w:numId="20">
+    <w:abstractNumId w:val="7"/>
+  </w:num>
+  <w:num w:numId="21">
+    <w:abstractNumId w:val="37"/>
+  </w:num>
+  <w:num w:numId="22">
+    <w:abstractNumId w:val="26"/>
+  </w:num>
+  <w:num w:numId="23">
+    <w:abstractNumId w:val="23"/>
+  </w:num>
+  <w:num w:numId="24">
+    <w:abstractNumId w:val="28"/>
+  </w:num>
+  <w:num w:numId="25">
+    <w:abstractNumId w:val="9"/>
+  </w:num>
+  <w:num w:numId="26">
+    <w:abstractNumId w:val="34"/>
+  </w:num>
+  <w:num w:numId="27">
+    <w:abstractNumId w:val="13"/>
+  </w:num>
+  <w:num w:numId="28">
+    <w:abstractNumId w:val="6"/>
+  </w:num>
+  <w:num w:numId="29">
+    <w:abstractNumId w:val="21"/>
+  </w:num>
+  <w:num w:numId="30">
+    <w:abstractNumId w:val="20"/>
+  </w:num>
+  <w:num w:numId="31">
+    <w:abstractNumId w:val="25"/>
+  </w:num>
+  <w:num w:numId="32">
+    <w:abstractNumId w:val="5"/>
+  </w:num>
+  <w:num w:numId="33">
+    <w:abstractNumId w:val="14"/>
+  </w:num>
+  <w:num w:numId="34">
+    <w:abstractNumId w:val="19"/>
+  </w:num>
+  <w:num w:numId="35">
+    <w:abstractNumId w:val="17"/>
+  </w:num>
+  <w:num w:numId="36">
     <w:abstractNumId w:val="30"/>
   </w:num>
-  <w:num w:numId="18">
-    <w:abstractNumId w:val="32"/>
-  </w:num>
-  <w:num w:numId="19">
-    <w:abstractNumId w:val="35"/>
-  </w:num>
-  <w:num w:numId="20">
-    <w:abstractNumId w:val="6"/>
-  </w:num>
-  <w:num w:numId="21">
-    <w:abstractNumId w:val="36"/>
-  </w:num>
-  <w:num w:numId="22">
-    <w:abstractNumId w:val="25"/>
-  </w:num>
-  <w:num w:numId="23">
+  <w:num w:numId="37">
     <w:abstractNumId w:val="22"/>
   </w:num>
-  <w:num w:numId="24">
-    <w:abstractNumId w:val="27"/>
-  </w:num>
-  <w:num w:numId="25">
-    <w:abstractNumId w:val="8"/>
-  </w:num>
-  <w:num w:numId="26">
-    <w:abstractNumId w:val="33"/>
-  </w:num>
-  <w:num w:numId="27">
+  <w:num w:numId="38">
     <w:abstractNumId w:val="12"/>
   </w:num>
-  <w:num w:numId="28">
-    <w:abstractNumId w:val="5"/>
-  </w:num>
-  <w:num w:numId="29">
-    <w:abstractNumId w:val="20"/>
-  </w:num>
-  <w:num w:numId="30">
-    <w:abstractNumId w:val="19"/>
-  </w:num>
-  <w:num w:numId="31">
-    <w:abstractNumId w:val="24"/>
-  </w:num>
-  <w:num w:numId="32">
+  <w:num w:numId="39">
     <w:abstractNumId w:val="4"/>
-  </w:num>
-  <w:num w:numId="33">
-    <w:abstractNumId w:val="13"/>
-  </w:num>
-  <w:num w:numId="34">
-    <w:abstractNumId w:val="18"/>
-  </w:num>
-  <w:num w:numId="35">
-    <w:abstractNumId w:val="16"/>
-  </w:num>
-  <w:num w:numId="36">
-    <w:abstractNumId w:val="29"/>
-  </w:num>
-  <w:num w:numId="37">
-    <w:abstractNumId w:val="21"/>
-  </w:num>
-  <w:num w:numId="38">
-    <w:abstractNumId w:val="11"/>
   </w:num>
 </w:numbering>
 </file>
@@ -19910,7 +20403,6 @@
     <w:name w:val="Hyperlink"/>
     <w:basedOn w:val="DefaultParagraphFont"/>
     <w:uiPriority w:val="99"/>
-    <w:semiHidden/>
     <w:unhideWhenUsed/>
     <w:rsid w:val="00756FC3"/>
     <w:rPr>
@@ -19927,6 +20419,54 @@
     <w:name w:val="webkit-html-attribute-value"/>
     <w:basedOn w:val="DefaultParagraphFont"/>
     <w:rsid w:val="004C26F8"/>
+  </w:style>
+  <w:style w:type="paragraph" w:styleId="HTMLPreformatted">
+    <w:name w:val="HTML Preformatted"/>
+    <w:basedOn w:val="Normal"/>
+    <w:link w:val="HTMLPreformattedChar"/>
+    <w:uiPriority w:val="99"/>
+    <w:semiHidden/>
+    <w:unhideWhenUsed/>
+    <w:rsid w:val="00E02CD1"/>
+    <w:pPr>
+      <w:tabs>
+        <w:tab w:val="left" w:pos="916"/>
+        <w:tab w:val="left" w:pos="1832"/>
+        <w:tab w:val="left" w:pos="2748"/>
+        <w:tab w:val="left" w:pos="3664"/>
+        <w:tab w:val="left" w:pos="4580"/>
+        <w:tab w:val="left" w:pos="5496"/>
+        <w:tab w:val="left" w:pos="6412"/>
+        <w:tab w:val="left" w:pos="7328"/>
+        <w:tab w:val="left" w:pos="8244"/>
+        <w:tab w:val="left" w:pos="9160"/>
+        <w:tab w:val="left" w:pos="10076"/>
+        <w:tab w:val="left" w:pos="10992"/>
+        <w:tab w:val="left" w:pos="11908"/>
+        <w:tab w:val="left" w:pos="12824"/>
+        <w:tab w:val="left" w:pos="13740"/>
+        <w:tab w:val="left" w:pos="14656"/>
+      </w:tabs>
+      <w:spacing w:after="0" w:line="240" w:lineRule="auto"/>
+    </w:pPr>
+    <w:rPr>
+      <w:rFonts w:ascii="Courier New" w:eastAsia="Times New Roman" w:hAnsi="Courier New" w:cs="Courier New"/>
+      <w:sz w:val="20"/>
+      <w:lang w:eastAsia="en-IN"/>
+    </w:rPr>
+  </w:style>
+  <w:style w:type="character" w:customStyle="1" w:styleId="HTMLPreformattedChar">
+    <w:name w:val="HTML Preformatted Char"/>
+    <w:basedOn w:val="DefaultParagraphFont"/>
+    <w:link w:val="HTMLPreformatted"/>
+    <w:uiPriority w:val="99"/>
+    <w:semiHidden/>
+    <w:rsid w:val="00E02CD1"/>
+    <w:rPr>
+      <w:rFonts w:ascii="Courier New" w:eastAsia="Times New Roman" w:hAnsi="Courier New" w:cs="Courier New"/>
+      <w:sz w:val="20"/>
+      <w:lang w:eastAsia="en-IN"/>
+    </w:rPr>
   </w:style>
 </w:styles>
 </file>
@@ -21001,31 +21541,31 @@
     </dgm:pt>
   </dgm:ptLst>
   <dgm:cxnLst>
-    <dgm:cxn modelId="{E742DB2C-79EA-4800-98E8-64EDA7BC856F}" type="presOf" srcId="{66AF4BFC-0875-4B90-9E82-F0F301500281}" destId="{09BDDF38-02A3-46F0-94CF-D671EECCB993}" srcOrd="0" destOrd="0" presId="urn:microsoft.com/office/officeart/2005/8/layout/process1"/>
-    <dgm:cxn modelId="{822E9BE2-3A70-440E-8FB9-8E1D0CC0D2EB}" type="presOf" srcId="{363330DA-09EC-450B-A72E-6DA34D1AB715}" destId="{37E28D18-C070-47FF-8301-A041A91EDEF2}" srcOrd="0" destOrd="0" presId="urn:microsoft.com/office/officeart/2005/8/layout/process1"/>
-    <dgm:cxn modelId="{238093F1-E758-4615-8348-81A6858F461F}" type="presOf" srcId="{E9687206-84AC-4F83-A6A2-9EFDC3ABD0FB}" destId="{72E9BEC7-D7FE-4BD7-BACA-0668A095A9EF}" srcOrd="0" destOrd="0" presId="urn:microsoft.com/office/officeart/2005/8/layout/process1"/>
-    <dgm:cxn modelId="{5978DCCE-6D9B-4545-A809-4D8DA32F3856}" type="presOf" srcId="{66AF4BFC-0875-4B90-9E82-F0F301500281}" destId="{A0BD6892-BF4E-4D26-B32D-4AC8D13032DE}" srcOrd="1" destOrd="0" presId="urn:microsoft.com/office/officeart/2005/8/layout/process1"/>
-    <dgm:cxn modelId="{B8383A7D-78DD-404B-AFF5-63D4C565D520}" type="presOf" srcId="{6C124C00-0E2C-42A5-B356-FCFE12C422EE}" destId="{A5E00DF4-BEC8-4A62-B851-2A7F83FC9D35}" srcOrd="0" destOrd="0" presId="urn:microsoft.com/office/officeart/2005/8/layout/process1"/>
+    <dgm:cxn modelId="{8BADACC1-11B7-4449-8CEF-27159F593338}" srcId="{252D6598-1225-44AB-8AAB-B516106B59E1}" destId="{D8AAE93C-983F-46D6-ABF6-FC8E801A362E}" srcOrd="3" destOrd="0" parTransId="{E327365F-F469-481B-89E5-1C83ABC9E692}" sibTransId="{B97F4576-B840-4726-92AE-9C44A7C27E74}"/>
     <dgm:cxn modelId="{4E00299D-3BDF-41B7-A234-E37BB604D85F}" srcId="{252D6598-1225-44AB-8AAB-B516106B59E1}" destId="{49728974-DA1C-46AA-A2B0-D3394453E5CC}" srcOrd="1" destOrd="0" parTransId="{2F909F4C-E59D-48F8-B67A-5D6A03CEBAEE}" sibTransId="{E9687206-84AC-4F83-A6A2-9EFDC3ABD0FB}"/>
-    <dgm:cxn modelId="{9C16A34F-24E8-48FA-8DC2-8CB15174DC96}" type="presOf" srcId="{252D6598-1225-44AB-8AAB-B516106B59E1}" destId="{2446BD26-396F-420D-B091-265286D97786}" srcOrd="0" destOrd="0" presId="urn:microsoft.com/office/officeart/2005/8/layout/process1"/>
-    <dgm:cxn modelId="{CACAAA83-163B-4DB9-84ED-86C37D4AD9E7}" type="presOf" srcId="{49728974-DA1C-46AA-A2B0-D3394453E5CC}" destId="{CF1E89C8-AA78-4B1C-8D7C-AA8E38C034CE}" srcOrd="0" destOrd="0" presId="urn:microsoft.com/office/officeart/2005/8/layout/process1"/>
-    <dgm:cxn modelId="{9600CACA-04D6-48AF-8220-EAA7154541E5}" type="presOf" srcId="{6C124C00-0E2C-42A5-B356-FCFE12C422EE}" destId="{AEA95148-3CF9-4188-ACFA-34C472C532BE}" srcOrd="1" destOrd="0" presId="urn:microsoft.com/office/officeart/2005/8/layout/process1"/>
+    <dgm:cxn modelId="{1CD4372E-1F13-44FD-AB5F-96031C02C4F1}" type="presOf" srcId="{30AFFC78-5808-45ED-AAC6-491EC3980094}" destId="{F266C578-88AA-4EC2-8142-53A5B6139B0D}" srcOrd="0" destOrd="0" presId="urn:microsoft.com/office/officeart/2005/8/layout/process1"/>
+    <dgm:cxn modelId="{2874BE82-D33C-48DF-8EC6-7FC4FBCC2AA0}" type="presOf" srcId="{6C124C00-0E2C-42A5-B356-FCFE12C422EE}" destId="{AEA95148-3CF9-4188-ACFA-34C472C532BE}" srcOrd="1" destOrd="0" presId="urn:microsoft.com/office/officeart/2005/8/layout/process1"/>
+    <dgm:cxn modelId="{86DC515D-D9C6-47D2-A2DF-8862FD5C11CD}" type="presOf" srcId="{66AF4BFC-0875-4B90-9E82-F0F301500281}" destId="{A0BD6892-BF4E-4D26-B32D-4AC8D13032DE}" srcOrd="1" destOrd="0" presId="urn:microsoft.com/office/officeart/2005/8/layout/process1"/>
+    <dgm:cxn modelId="{224CAA17-2837-4710-A506-CC47626C0119}" type="presOf" srcId="{363330DA-09EC-450B-A72E-6DA34D1AB715}" destId="{37E28D18-C070-47FF-8301-A041A91EDEF2}" srcOrd="0" destOrd="0" presId="urn:microsoft.com/office/officeart/2005/8/layout/process1"/>
+    <dgm:cxn modelId="{D445FA38-70DE-4E6D-9324-46CF5DF78908}" type="presOf" srcId="{49728974-DA1C-46AA-A2B0-D3394453E5CC}" destId="{CF1E89C8-AA78-4B1C-8D7C-AA8E38C034CE}" srcOrd="0" destOrd="0" presId="urn:microsoft.com/office/officeart/2005/8/layout/process1"/>
+    <dgm:cxn modelId="{C1741D2C-CE1F-4277-92D3-C40C1462DB3C}" type="presOf" srcId="{66AF4BFC-0875-4B90-9E82-F0F301500281}" destId="{09BDDF38-02A3-46F0-94CF-D671EECCB993}" srcOrd="0" destOrd="0" presId="urn:microsoft.com/office/officeart/2005/8/layout/process1"/>
+    <dgm:cxn modelId="{2EA8453A-8229-46C5-B4D3-521D01069AAD}" type="presOf" srcId="{252D6598-1225-44AB-8AAB-B516106B59E1}" destId="{2446BD26-396F-420D-B091-265286D97786}" srcOrd="0" destOrd="0" presId="urn:microsoft.com/office/officeart/2005/8/layout/process1"/>
     <dgm:cxn modelId="{2659B5CA-FCEC-47A0-A347-15E4CED75EE1}" srcId="{252D6598-1225-44AB-8AAB-B516106B59E1}" destId="{30AFFC78-5808-45ED-AAC6-491EC3980094}" srcOrd="0" destOrd="0" parTransId="{15AA4179-7B4E-411C-A1D6-081E6042F5DA}" sibTransId="{6C124C00-0E2C-42A5-B356-FCFE12C422EE}"/>
-    <dgm:cxn modelId="{3162449F-9541-44F8-91FA-967B84D81CE8}" type="presOf" srcId="{30AFFC78-5808-45ED-AAC6-491EC3980094}" destId="{F266C578-88AA-4EC2-8142-53A5B6139B0D}" srcOrd="0" destOrd="0" presId="urn:microsoft.com/office/officeart/2005/8/layout/process1"/>
-    <dgm:cxn modelId="{8BADACC1-11B7-4449-8CEF-27159F593338}" srcId="{252D6598-1225-44AB-8AAB-B516106B59E1}" destId="{D8AAE93C-983F-46D6-ABF6-FC8E801A362E}" srcOrd="3" destOrd="0" parTransId="{E327365F-F469-481B-89E5-1C83ABC9E692}" sibTransId="{B97F4576-B840-4726-92AE-9C44A7C27E74}"/>
+    <dgm:cxn modelId="{27051F91-150F-4B22-8E81-CE70FC831F4F}" type="presOf" srcId="{6C124C00-0E2C-42A5-B356-FCFE12C422EE}" destId="{A5E00DF4-BEC8-4A62-B851-2A7F83FC9D35}" srcOrd="0" destOrd="0" presId="urn:microsoft.com/office/officeart/2005/8/layout/process1"/>
+    <dgm:cxn modelId="{1817F842-1CBF-4549-A66F-B8FE878D385A}" type="presOf" srcId="{E9687206-84AC-4F83-A6A2-9EFDC3ABD0FB}" destId="{6E444586-2D87-4F9A-9400-F626352FE57E}" srcOrd="1" destOrd="0" presId="urn:microsoft.com/office/officeart/2005/8/layout/process1"/>
+    <dgm:cxn modelId="{B8BA267A-9AF0-4756-B701-0ACE76628FCC}" type="presOf" srcId="{D8AAE93C-983F-46D6-ABF6-FC8E801A362E}" destId="{449D7EB5-0D9D-4DAC-B391-FB2402C39ABC}" srcOrd="0" destOrd="0" presId="urn:microsoft.com/office/officeart/2005/8/layout/process1"/>
+    <dgm:cxn modelId="{54696D25-6501-4F75-A343-A0D8F363437B}" type="presOf" srcId="{E9687206-84AC-4F83-A6A2-9EFDC3ABD0FB}" destId="{72E9BEC7-D7FE-4BD7-BACA-0668A095A9EF}" srcOrd="0" destOrd="0" presId="urn:microsoft.com/office/officeart/2005/8/layout/process1"/>
     <dgm:cxn modelId="{D0AB89FD-DD46-4E02-92EC-A604D66D139C}" srcId="{252D6598-1225-44AB-8AAB-B516106B59E1}" destId="{363330DA-09EC-450B-A72E-6DA34D1AB715}" srcOrd="2" destOrd="0" parTransId="{560647A9-7192-429E-B7E3-DFDF675B6572}" sibTransId="{66AF4BFC-0875-4B90-9E82-F0F301500281}"/>
-    <dgm:cxn modelId="{D81BCB55-6976-4085-9941-C4028C5CAC44}" type="presOf" srcId="{D8AAE93C-983F-46D6-ABF6-FC8E801A362E}" destId="{449D7EB5-0D9D-4DAC-B391-FB2402C39ABC}" srcOrd="0" destOrd="0" presId="urn:microsoft.com/office/officeart/2005/8/layout/process1"/>
-    <dgm:cxn modelId="{C94E5583-CCB7-4CF2-9888-1A511D3BC3B6}" type="presOf" srcId="{E9687206-84AC-4F83-A6A2-9EFDC3ABD0FB}" destId="{6E444586-2D87-4F9A-9400-F626352FE57E}" srcOrd="1" destOrd="0" presId="urn:microsoft.com/office/officeart/2005/8/layout/process1"/>
-    <dgm:cxn modelId="{4A6231F1-739C-4832-9323-8AC3C94AC3E7}" type="presParOf" srcId="{2446BD26-396F-420D-B091-265286D97786}" destId="{F266C578-88AA-4EC2-8142-53A5B6139B0D}" srcOrd="0" destOrd="0" presId="urn:microsoft.com/office/officeart/2005/8/layout/process1"/>
-    <dgm:cxn modelId="{9CE81922-0411-4340-A44C-502889AF087E}" type="presParOf" srcId="{2446BD26-396F-420D-B091-265286D97786}" destId="{A5E00DF4-BEC8-4A62-B851-2A7F83FC9D35}" srcOrd="1" destOrd="0" presId="urn:microsoft.com/office/officeart/2005/8/layout/process1"/>
-    <dgm:cxn modelId="{18D5979B-3999-4BFB-ACB1-3D2D89F0BB91}" type="presParOf" srcId="{A5E00DF4-BEC8-4A62-B851-2A7F83FC9D35}" destId="{AEA95148-3CF9-4188-ACFA-34C472C532BE}" srcOrd="0" destOrd="0" presId="urn:microsoft.com/office/officeart/2005/8/layout/process1"/>
-    <dgm:cxn modelId="{0BB1123F-7089-4745-B0A7-E11E5C1AE3A2}" type="presParOf" srcId="{2446BD26-396F-420D-B091-265286D97786}" destId="{CF1E89C8-AA78-4B1C-8D7C-AA8E38C034CE}" srcOrd="2" destOrd="0" presId="urn:microsoft.com/office/officeart/2005/8/layout/process1"/>
-    <dgm:cxn modelId="{88172D3D-39E2-48D9-BD8A-026FE61533C7}" type="presParOf" srcId="{2446BD26-396F-420D-B091-265286D97786}" destId="{72E9BEC7-D7FE-4BD7-BACA-0668A095A9EF}" srcOrd="3" destOrd="0" presId="urn:microsoft.com/office/officeart/2005/8/layout/process1"/>
-    <dgm:cxn modelId="{EB1F9726-55EE-4484-955A-701B348B339A}" type="presParOf" srcId="{72E9BEC7-D7FE-4BD7-BACA-0668A095A9EF}" destId="{6E444586-2D87-4F9A-9400-F626352FE57E}" srcOrd="0" destOrd="0" presId="urn:microsoft.com/office/officeart/2005/8/layout/process1"/>
-    <dgm:cxn modelId="{E116E3ED-975E-45B4-A5E9-C376ABEDAB5B}" type="presParOf" srcId="{2446BD26-396F-420D-B091-265286D97786}" destId="{37E28D18-C070-47FF-8301-A041A91EDEF2}" srcOrd="4" destOrd="0" presId="urn:microsoft.com/office/officeart/2005/8/layout/process1"/>
-    <dgm:cxn modelId="{AF4132D1-BAD7-4FCC-B93F-CDAB94D9583F}" type="presParOf" srcId="{2446BD26-396F-420D-B091-265286D97786}" destId="{09BDDF38-02A3-46F0-94CF-D671EECCB993}" srcOrd="5" destOrd="0" presId="urn:microsoft.com/office/officeart/2005/8/layout/process1"/>
-    <dgm:cxn modelId="{40627BE1-EACC-4128-9FC8-F48959A0106A}" type="presParOf" srcId="{09BDDF38-02A3-46F0-94CF-D671EECCB993}" destId="{A0BD6892-BF4E-4D26-B32D-4AC8D13032DE}" srcOrd="0" destOrd="0" presId="urn:microsoft.com/office/officeart/2005/8/layout/process1"/>
-    <dgm:cxn modelId="{ABE1BFB7-CB8F-4ED6-8B54-B8FEE4A2B2A3}" type="presParOf" srcId="{2446BD26-396F-420D-B091-265286D97786}" destId="{449D7EB5-0D9D-4DAC-B391-FB2402C39ABC}" srcOrd="6" destOrd="0" presId="urn:microsoft.com/office/officeart/2005/8/layout/process1"/>
+    <dgm:cxn modelId="{720361EB-C926-41A4-A60A-3A0B7BC25F99}" type="presParOf" srcId="{2446BD26-396F-420D-B091-265286D97786}" destId="{F266C578-88AA-4EC2-8142-53A5B6139B0D}" srcOrd="0" destOrd="0" presId="urn:microsoft.com/office/officeart/2005/8/layout/process1"/>
+    <dgm:cxn modelId="{8C725D83-2598-438E-9369-AAEA028EB740}" type="presParOf" srcId="{2446BD26-396F-420D-B091-265286D97786}" destId="{A5E00DF4-BEC8-4A62-B851-2A7F83FC9D35}" srcOrd="1" destOrd="0" presId="urn:microsoft.com/office/officeart/2005/8/layout/process1"/>
+    <dgm:cxn modelId="{A9F42CC2-F1CB-4AC1-93B6-F2EB4FDE52D8}" type="presParOf" srcId="{A5E00DF4-BEC8-4A62-B851-2A7F83FC9D35}" destId="{AEA95148-3CF9-4188-ACFA-34C472C532BE}" srcOrd="0" destOrd="0" presId="urn:microsoft.com/office/officeart/2005/8/layout/process1"/>
+    <dgm:cxn modelId="{B82EA475-4EEB-4680-8917-5E9D683F39E3}" type="presParOf" srcId="{2446BD26-396F-420D-B091-265286D97786}" destId="{CF1E89C8-AA78-4B1C-8D7C-AA8E38C034CE}" srcOrd="2" destOrd="0" presId="urn:microsoft.com/office/officeart/2005/8/layout/process1"/>
+    <dgm:cxn modelId="{A9C16F2D-8B85-4DAD-BD79-49A238D3A19E}" type="presParOf" srcId="{2446BD26-396F-420D-B091-265286D97786}" destId="{72E9BEC7-D7FE-4BD7-BACA-0668A095A9EF}" srcOrd="3" destOrd="0" presId="urn:microsoft.com/office/officeart/2005/8/layout/process1"/>
+    <dgm:cxn modelId="{A6516DB6-38F3-4E34-8C84-0E9FBEE2DFB1}" type="presParOf" srcId="{72E9BEC7-D7FE-4BD7-BACA-0668A095A9EF}" destId="{6E444586-2D87-4F9A-9400-F626352FE57E}" srcOrd="0" destOrd="0" presId="urn:microsoft.com/office/officeart/2005/8/layout/process1"/>
+    <dgm:cxn modelId="{A676343F-CCBE-4D77-A3A2-5E4A9371F974}" type="presParOf" srcId="{2446BD26-396F-420D-B091-265286D97786}" destId="{37E28D18-C070-47FF-8301-A041A91EDEF2}" srcOrd="4" destOrd="0" presId="urn:microsoft.com/office/officeart/2005/8/layout/process1"/>
+    <dgm:cxn modelId="{3360FDBB-E63A-4B52-ABB7-E4C2E16100A2}" type="presParOf" srcId="{2446BD26-396F-420D-B091-265286D97786}" destId="{09BDDF38-02A3-46F0-94CF-D671EECCB993}" srcOrd="5" destOrd="0" presId="urn:microsoft.com/office/officeart/2005/8/layout/process1"/>
+    <dgm:cxn modelId="{60D4DD04-B935-4B7E-A658-E51B15349452}" type="presParOf" srcId="{09BDDF38-02A3-46F0-94CF-D671EECCB993}" destId="{A0BD6892-BF4E-4D26-B32D-4AC8D13032DE}" srcOrd="0" destOrd="0" presId="urn:microsoft.com/office/officeart/2005/8/layout/process1"/>
+    <dgm:cxn modelId="{8CE1A004-F910-4556-AD9C-B3FF8EAB5B37}" type="presParOf" srcId="{2446BD26-396F-420D-B091-265286D97786}" destId="{449D7EB5-0D9D-4DAC-B391-FB2402C39ABC}" srcOrd="6" destOrd="0" presId="urn:microsoft.com/office/officeart/2005/8/layout/process1"/>
   </dgm:cxnLst>
   <dgm:bg/>
   <dgm:whole/>

--- a/Notes_SA2512006.docx
+++ b/Notes_SA2512006.docx
@@ -15741,6 +15741,708 @@
         </w:rPr>
         <w:t xml:space="preserve"> lecture.</w:t>
       </w:r>
+    </w:p>
+    <w:p>
+      <w:pPr>
+        <w:rPr>
+          <w:sz w:val="28"/>
+          <w:szCs w:val="24"/>
+          <w:lang w:val="en-US"/>
+        </w:rPr>
+      </w:pPr>
+      <w:r>
+        <w:rPr>
+          <w:sz w:val="28"/>
+          <w:szCs w:val="24"/>
+          <w:lang w:val="en-US"/>
+        </w:rPr>
+        <w:br w:type="page"/>
+      </w:r>
+    </w:p>
+    <w:p>
+      <w:pPr>
+        <w:tabs>
+          <w:tab w:val="left" w:pos="1560"/>
+        </w:tabs>
+        <w:rPr>
+          <w:b/>
+          <w:bCs/>
+          <w:sz w:val="28"/>
+          <w:szCs w:val="24"/>
+          <w:lang w:val="en-US"/>
+        </w:rPr>
+      </w:pPr>
+      <w:r>
+        <w:rPr>
+          <w:b/>
+          <w:bCs/>
+          <w:sz w:val="28"/>
+          <w:szCs w:val="24"/>
+          <w:lang w:val="en-US"/>
+        </w:rPr>
+        <w:lastRenderedPageBreak/>
+        <w:t>Maven</w:t>
+      </w:r>
+    </w:p>
+    <w:p>
+      <w:pPr>
+        <w:pStyle w:val="ListParagraph"/>
+        <w:numPr>
+          <w:ilvl w:val="0"/>
+          <w:numId w:val="40"/>
+        </w:numPr>
+        <w:tabs>
+          <w:tab w:val="left" w:pos="1560"/>
+        </w:tabs>
+        <w:rPr>
+          <w:sz w:val="28"/>
+          <w:szCs w:val="24"/>
+          <w:lang w:val="en-US"/>
+        </w:rPr>
+      </w:pPr>
+      <w:r>
+        <w:rPr>
+          <w:sz w:val="28"/>
+          <w:szCs w:val="24"/>
+          <w:lang w:val="en-US"/>
+        </w:rPr>
+        <w:t>Maven is a build management tool</w:t>
+      </w:r>
+    </w:p>
+    <w:p>
+      <w:pPr>
+        <w:pStyle w:val="ListParagraph"/>
+        <w:numPr>
+          <w:ilvl w:val="0"/>
+          <w:numId w:val="40"/>
+        </w:numPr>
+        <w:tabs>
+          <w:tab w:val="left" w:pos="1560"/>
+        </w:tabs>
+        <w:rPr>
+          <w:sz w:val="28"/>
+          <w:szCs w:val="24"/>
+          <w:lang w:val="en-US"/>
+        </w:rPr>
+      </w:pPr>
+      <w:r>
+        <w:rPr>
+          <w:sz w:val="28"/>
+          <w:szCs w:val="24"/>
+          <w:lang w:val="en-US"/>
+        </w:rPr>
+        <w:t>It is Apache product</w:t>
+      </w:r>
+    </w:p>
+    <w:p>
+      <w:pPr>
+        <w:pStyle w:val="ListParagraph"/>
+        <w:numPr>
+          <w:ilvl w:val="0"/>
+          <w:numId w:val="40"/>
+        </w:numPr>
+        <w:tabs>
+          <w:tab w:val="left" w:pos="1560"/>
+        </w:tabs>
+        <w:rPr>
+          <w:sz w:val="28"/>
+          <w:szCs w:val="24"/>
+          <w:lang w:val="en-US"/>
+        </w:rPr>
+      </w:pPr>
+      <w:r>
+        <w:rPr>
+          <w:sz w:val="28"/>
+          <w:szCs w:val="24"/>
+          <w:lang w:val="en-US"/>
+        </w:rPr>
+        <w:t>It is open source</w:t>
+      </w:r>
+    </w:p>
+    <w:p>
+      <w:pPr>
+        <w:pStyle w:val="ListParagraph"/>
+        <w:numPr>
+          <w:ilvl w:val="0"/>
+          <w:numId w:val="40"/>
+        </w:numPr>
+        <w:tabs>
+          <w:tab w:val="left" w:pos="1560"/>
+        </w:tabs>
+        <w:rPr>
+          <w:sz w:val="28"/>
+          <w:szCs w:val="24"/>
+          <w:lang w:val="en-US"/>
+        </w:rPr>
+      </w:pPr>
+      <w:r>
+        <w:rPr>
+          <w:sz w:val="28"/>
+          <w:szCs w:val="24"/>
+          <w:lang w:val="en-US"/>
+        </w:rPr>
+        <w:t>It can be used by both developer and tester</w:t>
+      </w:r>
+    </w:p>
+    <w:p>
+      <w:pPr>
+        <w:pStyle w:val="ListParagraph"/>
+        <w:numPr>
+          <w:ilvl w:val="0"/>
+          <w:numId w:val="40"/>
+        </w:numPr>
+        <w:tabs>
+          <w:tab w:val="left" w:pos="1560"/>
+        </w:tabs>
+        <w:rPr>
+          <w:sz w:val="28"/>
+          <w:szCs w:val="24"/>
+          <w:lang w:val="en-US"/>
+        </w:rPr>
+      </w:pPr>
+      <w:r>
+        <w:rPr>
+          <w:sz w:val="28"/>
+          <w:szCs w:val="24"/>
+          <w:lang w:val="en-US"/>
+        </w:rPr>
+        <w:t>Single project can be shared with both developer and tester</w:t>
+      </w:r>
+    </w:p>
+    <w:p>
+      <w:pPr>
+        <w:pStyle w:val="ListParagraph"/>
+        <w:numPr>
+          <w:ilvl w:val="0"/>
+          <w:numId w:val="40"/>
+        </w:numPr>
+        <w:tabs>
+          <w:tab w:val="left" w:pos="1560"/>
+        </w:tabs>
+        <w:rPr>
+          <w:sz w:val="28"/>
+          <w:szCs w:val="24"/>
+          <w:lang w:val="en-US"/>
+        </w:rPr>
+      </w:pPr>
+      <w:r>
+        <w:rPr>
+          <w:sz w:val="28"/>
+          <w:szCs w:val="24"/>
+          <w:lang w:val="en-US"/>
+        </w:rPr>
+        <w:t xml:space="preserve">Uses </w:t>
+      </w:r>
+      <w:r>
+        <w:rPr>
+          <w:b/>
+          <w:bCs/>
+          <w:sz w:val="28"/>
+          <w:szCs w:val="24"/>
+          <w:lang w:val="en-US"/>
+        </w:rPr>
+        <w:t>dependencies</w:t>
+      </w:r>
+    </w:p>
+    <w:p>
+      <w:pPr>
+        <w:pStyle w:val="ListParagraph"/>
+        <w:numPr>
+          <w:ilvl w:val="1"/>
+          <w:numId w:val="40"/>
+        </w:numPr>
+        <w:tabs>
+          <w:tab w:val="left" w:pos="1560"/>
+        </w:tabs>
+        <w:rPr>
+          <w:sz w:val="28"/>
+          <w:szCs w:val="24"/>
+          <w:lang w:val="en-US"/>
+        </w:rPr>
+      </w:pPr>
+      <w:r>
+        <w:rPr>
+          <w:sz w:val="28"/>
+          <w:szCs w:val="24"/>
+          <w:lang w:val="en-US"/>
+        </w:rPr>
+        <w:t>Dependency is a code (of 6 to 7 lines) that will automatically download add the required jar files to the project.</w:t>
+      </w:r>
+    </w:p>
+    <w:p>
+      <w:pPr>
+        <w:pStyle w:val="ListParagraph"/>
+        <w:numPr>
+          <w:ilvl w:val="0"/>
+          <w:numId w:val="40"/>
+        </w:numPr>
+        <w:tabs>
+          <w:tab w:val="left" w:pos="1560"/>
+        </w:tabs>
+        <w:rPr>
+          <w:sz w:val="28"/>
+          <w:szCs w:val="24"/>
+          <w:lang w:val="en-US"/>
+        </w:rPr>
+      </w:pPr>
+      <w:r>
+        <w:rPr>
+          <w:sz w:val="28"/>
+          <w:szCs w:val="24"/>
+          <w:lang w:val="en-US"/>
+        </w:rPr>
+        <w:t xml:space="preserve">Easy configuration via </w:t>
+      </w:r>
+      <w:r>
+        <w:rPr>
+          <w:b/>
+          <w:bCs/>
+          <w:sz w:val="28"/>
+          <w:szCs w:val="24"/>
+          <w:lang w:val="en-US"/>
+        </w:rPr>
+        <w:t xml:space="preserve">pom.xml </w:t>
+      </w:r>
+      <w:r>
+        <w:rPr>
+          <w:sz w:val="28"/>
+          <w:szCs w:val="24"/>
+          <w:lang w:val="en-US"/>
+        </w:rPr>
+        <w:t>file.</w:t>
+      </w:r>
+    </w:p>
+    <w:p>
+      <w:pPr>
+        <w:tabs>
+          <w:tab w:val="left" w:pos="1560"/>
+        </w:tabs>
+        <w:rPr>
+          <w:sz w:val="28"/>
+          <w:szCs w:val="24"/>
+          <w:lang w:val="en-US"/>
+        </w:rPr>
+      </w:pPr>
+    </w:p>
+    <w:p>
+      <w:pPr>
+        <w:tabs>
+          <w:tab w:val="left" w:pos="1560"/>
+        </w:tabs>
+        <w:rPr>
+          <w:b/>
+          <w:bCs/>
+          <w:sz w:val="28"/>
+          <w:szCs w:val="24"/>
+          <w:lang w:val="en-US"/>
+        </w:rPr>
+      </w:pPr>
+      <w:r>
+        <w:rPr>
+          <w:b/>
+          <w:bCs/>
+          <w:sz w:val="28"/>
+          <w:szCs w:val="24"/>
+          <w:lang w:val="en-US"/>
+        </w:rPr>
+        <w:t>Creating a Maven Project</w:t>
+      </w:r>
+    </w:p>
+    <w:p>
+      <w:pPr>
+        <w:pStyle w:val="ListParagraph"/>
+        <w:numPr>
+          <w:ilvl w:val="0"/>
+          <w:numId w:val="41"/>
+        </w:numPr>
+        <w:tabs>
+          <w:tab w:val="left" w:pos="1560"/>
+        </w:tabs>
+        <w:rPr>
+          <w:sz w:val="28"/>
+          <w:szCs w:val="24"/>
+          <w:lang w:val="en-US"/>
+        </w:rPr>
+      </w:pPr>
+      <w:r>
+        <w:rPr>
+          <w:sz w:val="28"/>
+          <w:szCs w:val="24"/>
+          <w:lang w:val="en-US"/>
+        </w:rPr>
+        <w:t>Open Eclipse</w:t>
+      </w:r>
+    </w:p>
+    <w:p>
+      <w:pPr>
+        <w:pStyle w:val="ListParagraph"/>
+        <w:numPr>
+          <w:ilvl w:val="0"/>
+          <w:numId w:val="41"/>
+        </w:numPr>
+        <w:tabs>
+          <w:tab w:val="left" w:pos="1560"/>
+        </w:tabs>
+        <w:rPr>
+          <w:sz w:val="28"/>
+          <w:szCs w:val="24"/>
+          <w:lang w:val="en-US"/>
+        </w:rPr>
+      </w:pPr>
+      <w:r>
+        <w:rPr>
+          <w:sz w:val="28"/>
+          <w:szCs w:val="24"/>
+          <w:lang w:val="en-US"/>
+        </w:rPr>
+        <w:t xml:space="preserve">Click on File menu </w:t>
+      </w:r>
+      <w:r>
+        <w:rPr>
+          <w:sz w:val="28"/>
+          <w:szCs w:val="24"/>
+          <w:lang w:val="en-US"/>
+        </w:rPr>
+        <w:sym w:font="Wingdings" w:char="F0E0"/>
+      </w:r>
+      <w:r>
+        <w:rPr>
+          <w:sz w:val="28"/>
+          <w:szCs w:val="24"/>
+          <w:lang w:val="en-US"/>
+        </w:rPr>
+        <w:t xml:space="preserve"> New </w:t>
+      </w:r>
+      <w:r>
+        <w:rPr>
+          <w:sz w:val="28"/>
+          <w:szCs w:val="24"/>
+          <w:lang w:val="en-US"/>
+        </w:rPr>
+        <w:sym w:font="Wingdings" w:char="F0E0"/>
+      </w:r>
+      <w:r>
+        <w:rPr>
+          <w:sz w:val="28"/>
+          <w:szCs w:val="24"/>
+          <w:lang w:val="en-US"/>
+        </w:rPr>
+        <w:t xml:space="preserve"> Maven Project</w:t>
+      </w:r>
+    </w:p>
+    <w:p>
+      <w:pPr>
+        <w:pStyle w:val="ListParagraph"/>
+        <w:numPr>
+          <w:ilvl w:val="0"/>
+          <w:numId w:val="41"/>
+        </w:numPr>
+        <w:tabs>
+          <w:tab w:val="left" w:pos="1560"/>
+        </w:tabs>
+        <w:rPr>
+          <w:sz w:val="28"/>
+          <w:szCs w:val="24"/>
+          <w:lang w:val="en-US"/>
+        </w:rPr>
+      </w:pPr>
+      <w:r>
+        <w:rPr>
+          <w:sz w:val="28"/>
+          <w:szCs w:val="24"/>
+          <w:lang w:val="en-US"/>
+        </w:rPr>
+        <w:t>Select 1</w:t>
+      </w:r>
+      <w:r>
+        <w:rPr>
+          <w:sz w:val="28"/>
+          <w:szCs w:val="24"/>
+          <w:vertAlign w:val="superscript"/>
+          <w:lang w:val="en-US"/>
+        </w:rPr>
+        <w:t>st</w:t>
+      </w:r>
+      <w:r>
+        <w:rPr>
+          <w:sz w:val="28"/>
+          <w:szCs w:val="24"/>
+          <w:lang w:val="en-US"/>
+        </w:rPr>
+        <w:t xml:space="preserve"> Check box (Create a simple project)</w:t>
+      </w:r>
+    </w:p>
+    <w:p>
+      <w:pPr>
+        <w:pStyle w:val="ListParagraph"/>
+        <w:numPr>
+          <w:ilvl w:val="0"/>
+          <w:numId w:val="41"/>
+        </w:numPr>
+        <w:tabs>
+          <w:tab w:val="left" w:pos="1560"/>
+        </w:tabs>
+        <w:rPr>
+          <w:sz w:val="28"/>
+          <w:szCs w:val="24"/>
+          <w:lang w:val="en-US"/>
+        </w:rPr>
+      </w:pPr>
+      <w:r>
+        <w:rPr>
+          <w:sz w:val="28"/>
+          <w:szCs w:val="24"/>
+          <w:lang w:val="en-US"/>
+        </w:rPr>
+        <w:t>Click on Next</w:t>
+      </w:r>
+    </w:p>
+    <w:p>
+      <w:pPr>
+        <w:pStyle w:val="ListParagraph"/>
+        <w:numPr>
+          <w:ilvl w:val="0"/>
+          <w:numId w:val="41"/>
+        </w:numPr>
+        <w:tabs>
+          <w:tab w:val="left" w:pos="1560"/>
+        </w:tabs>
+        <w:rPr>
+          <w:sz w:val="28"/>
+          <w:szCs w:val="24"/>
+          <w:lang w:val="en-US"/>
+        </w:rPr>
+      </w:pPr>
+      <w:r>
+        <w:rPr>
+          <w:sz w:val="28"/>
+          <w:szCs w:val="24"/>
+          <w:lang w:val="en-US"/>
+        </w:rPr>
+        <w:t>Give Group Id &amp; Artifact Id (Generally both should be same.)</w:t>
+      </w:r>
+    </w:p>
+    <w:p>
+      <w:pPr>
+        <w:pStyle w:val="ListParagraph"/>
+        <w:numPr>
+          <w:ilvl w:val="0"/>
+          <w:numId w:val="41"/>
+        </w:numPr>
+        <w:tabs>
+          <w:tab w:val="left" w:pos="1560"/>
+        </w:tabs>
+        <w:rPr>
+          <w:sz w:val="28"/>
+          <w:szCs w:val="24"/>
+          <w:lang w:val="en-US"/>
+        </w:rPr>
+      </w:pPr>
+      <w:r>
+        <w:rPr>
+          <w:sz w:val="28"/>
+          <w:szCs w:val="24"/>
+          <w:lang w:val="en-US"/>
+        </w:rPr>
+        <w:t>Click on Finish button</w:t>
+      </w:r>
+    </w:p>
+    <w:p>
+      <w:pPr>
+        <w:pStyle w:val="ListParagraph"/>
+        <w:numPr>
+          <w:ilvl w:val="0"/>
+          <w:numId w:val="41"/>
+        </w:numPr>
+        <w:tabs>
+          <w:tab w:val="left" w:pos="1560"/>
+        </w:tabs>
+        <w:rPr>
+          <w:sz w:val="28"/>
+          <w:szCs w:val="24"/>
+          <w:lang w:val="en-US"/>
+        </w:rPr>
+      </w:pPr>
+      <w:r>
+        <w:rPr>
+          <w:sz w:val="28"/>
+          <w:szCs w:val="24"/>
+          <w:lang w:val="en-US"/>
+        </w:rPr>
+        <w:t>Understand the project folder structure</w:t>
+      </w:r>
+    </w:p>
+    <w:p>
+      <w:pPr>
+        <w:pStyle w:val="ListParagraph"/>
+        <w:numPr>
+          <w:ilvl w:val="1"/>
+          <w:numId w:val="41"/>
+        </w:numPr>
+        <w:tabs>
+          <w:tab w:val="left" w:pos="1560"/>
+        </w:tabs>
+        <w:rPr>
+          <w:sz w:val="28"/>
+          <w:szCs w:val="24"/>
+          <w:lang w:val="en-US"/>
+        </w:rPr>
+      </w:pPr>
+      <w:proofErr w:type="spellStart"/>
+      <w:r>
+        <w:rPr>
+          <w:sz w:val="28"/>
+          <w:szCs w:val="24"/>
+          <w:lang w:val="en-US"/>
+        </w:rPr>
+        <w:t>src</w:t>
+      </w:r>
+      <w:proofErr w:type="spellEnd"/>
+      <w:r>
+        <w:rPr>
+          <w:sz w:val="28"/>
+          <w:szCs w:val="24"/>
+          <w:lang w:val="en-US"/>
+        </w:rPr>
+        <w:t xml:space="preserve">/main/java &amp; </w:t>
+      </w:r>
+      <w:proofErr w:type="spellStart"/>
+      <w:r>
+        <w:rPr>
+          <w:sz w:val="28"/>
+          <w:szCs w:val="24"/>
+          <w:lang w:val="en-US"/>
+        </w:rPr>
+        <w:t>src</w:t>
+      </w:r>
+      <w:proofErr w:type="spellEnd"/>
+      <w:r>
+        <w:rPr>
+          <w:sz w:val="28"/>
+          <w:szCs w:val="24"/>
+          <w:lang w:val="en-US"/>
+        </w:rPr>
+        <w:t>/main/resources are for developers</w:t>
+      </w:r>
+    </w:p>
+    <w:p>
+      <w:pPr>
+        <w:pStyle w:val="ListParagraph"/>
+        <w:numPr>
+          <w:ilvl w:val="1"/>
+          <w:numId w:val="41"/>
+        </w:numPr>
+        <w:tabs>
+          <w:tab w:val="left" w:pos="1560"/>
+        </w:tabs>
+        <w:rPr>
+          <w:sz w:val="28"/>
+          <w:szCs w:val="24"/>
+          <w:lang w:val="en-US"/>
+        </w:rPr>
+      </w:pPr>
+      <w:proofErr w:type="spellStart"/>
+      <w:r>
+        <w:rPr>
+          <w:sz w:val="28"/>
+          <w:szCs w:val="24"/>
+          <w:lang w:val="en-US"/>
+        </w:rPr>
+        <w:t>src</w:t>
+      </w:r>
+      <w:proofErr w:type="spellEnd"/>
+      <w:r>
+        <w:rPr>
+          <w:sz w:val="28"/>
+          <w:szCs w:val="24"/>
+          <w:lang w:val="en-US"/>
+        </w:rPr>
+        <w:t xml:space="preserve">/test/java </w:t>
+      </w:r>
+      <w:r>
+        <w:rPr>
+          <w:sz w:val="28"/>
+          <w:szCs w:val="24"/>
+          <w:lang w:val="en-US"/>
+        </w:rPr>
+        <w:sym w:font="Wingdings" w:char="F0E0"/>
+      </w:r>
+      <w:r>
+        <w:rPr>
+          <w:sz w:val="28"/>
+          <w:szCs w:val="24"/>
+          <w:lang w:val="en-US"/>
+        </w:rPr>
+        <w:t xml:space="preserve"> The automation script</w:t>
+      </w:r>
+    </w:p>
+    <w:p>
+      <w:pPr>
+        <w:pStyle w:val="ListParagraph"/>
+        <w:numPr>
+          <w:ilvl w:val="1"/>
+          <w:numId w:val="41"/>
+        </w:numPr>
+        <w:tabs>
+          <w:tab w:val="left" w:pos="1560"/>
+        </w:tabs>
+        <w:rPr>
+          <w:sz w:val="28"/>
+          <w:szCs w:val="24"/>
+          <w:lang w:val="en-US"/>
+        </w:rPr>
+      </w:pPr>
+      <w:proofErr w:type="spellStart"/>
+      <w:r>
+        <w:rPr>
+          <w:sz w:val="28"/>
+          <w:szCs w:val="24"/>
+          <w:lang w:val="en-US"/>
+        </w:rPr>
+        <w:t>src</w:t>
+      </w:r>
+      <w:proofErr w:type="spellEnd"/>
+      <w:r>
+        <w:rPr>
+          <w:sz w:val="28"/>
+          <w:szCs w:val="24"/>
+          <w:lang w:val="en-US"/>
+        </w:rPr>
+        <w:t xml:space="preserve">/test/resources </w:t>
+      </w:r>
+      <w:r>
+        <w:rPr>
+          <w:sz w:val="28"/>
+          <w:szCs w:val="24"/>
+          <w:lang w:val="en-US"/>
+        </w:rPr>
+        <w:sym w:font="Wingdings" w:char="F0E0"/>
+      </w:r>
+      <w:r>
+        <w:rPr>
+          <w:sz w:val="28"/>
+          <w:szCs w:val="24"/>
+          <w:lang w:val="en-US"/>
+        </w:rPr>
+        <w:t xml:space="preserve"> Store the resources like feature file</w:t>
+      </w:r>
+    </w:p>
+    <w:p>
+      <w:pPr>
+        <w:pStyle w:val="ListParagraph"/>
+        <w:numPr>
+          <w:ilvl w:val="0"/>
+          <w:numId w:val="41"/>
+        </w:numPr>
+        <w:tabs>
+          <w:tab w:val="left" w:pos="1560"/>
+        </w:tabs>
+        <w:rPr>
+          <w:sz w:val="28"/>
+          <w:szCs w:val="24"/>
+          <w:lang w:val="en-US"/>
+        </w:rPr>
+      </w:pPr>
       <w:bookmarkStart w:id="0" w:name="_GoBack"/>
       <w:bookmarkEnd w:id="0"/>
     </w:p>
@@ -17778,6 +18480,92 @@
     </w:lvl>
   </w:abstractNum>
   <w:abstractNum w:abstractNumId="19">
+    <w:nsid w:val="39FE7F6B"/>
+    <w:multiLevelType w:val="hybridMultilevel"/>
+    <w:tmpl w:val="DB76FF82"/>
+    <w:lvl w:ilvl="0" w:tplc="4009000F">
+      <w:start w:val="1"/>
+      <w:numFmt w:val="decimal"/>
+      <w:lvlText w:val="%1."/>
+      <w:lvlJc w:val="left"/>
+      <w:pPr>
+        <w:ind w:left="720" w:hanging="360"/>
+      </w:pPr>
+    </w:lvl>
+    <w:lvl w:ilvl="1" w:tplc="40090019">
+      <w:start w:val="1"/>
+      <w:numFmt w:val="lowerLetter"/>
+      <w:lvlText w:val="%2."/>
+      <w:lvlJc w:val="left"/>
+      <w:pPr>
+        <w:ind w:left="1440" w:hanging="360"/>
+      </w:pPr>
+    </w:lvl>
+    <w:lvl w:ilvl="2" w:tplc="4009001B" w:tentative="1">
+      <w:start w:val="1"/>
+      <w:numFmt w:val="lowerRoman"/>
+      <w:lvlText w:val="%3."/>
+      <w:lvlJc w:val="right"/>
+      <w:pPr>
+        <w:ind w:left="2160" w:hanging="180"/>
+      </w:pPr>
+    </w:lvl>
+    <w:lvl w:ilvl="3" w:tplc="4009000F" w:tentative="1">
+      <w:start w:val="1"/>
+      <w:numFmt w:val="decimal"/>
+      <w:lvlText w:val="%4."/>
+      <w:lvlJc w:val="left"/>
+      <w:pPr>
+        <w:ind w:left="2880" w:hanging="360"/>
+      </w:pPr>
+    </w:lvl>
+    <w:lvl w:ilvl="4" w:tplc="40090019" w:tentative="1">
+      <w:start w:val="1"/>
+      <w:numFmt w:val="lowerLetter"/>
+      <w:lvlText w:val="%5."/>
+      <w:lvlJc w:val="left"/>
+      <w:pPr>
+        <w:ind w:left="3600" w:hanging="360"/>
+      </w:pPr>
+    </w:lvl>
+    <w:lvl w:ilvl="5" w:tplc="4009001B" w:tentative="1">
+      <w:start w:val="1"/>
+      <w:numFmt w:val="lowerRoman"/>
+      <w:lvlText w:val="%6."/>
+      <w:lvlJc w:val="right"/>
+      <w:pPr>
+        <w:ind w:left="4320" w:hanging="180"/>
+      </w:pPr>
+    </w:lvl>
+    <w:lvl w:ilvl="6" w:tplc="4009000F" w:tentative="1">
+      <w:start w:val="1"/>
+      <w:numFmt w:val="decimal"/>
+      <w:lvlText w:val="%7."/>
+      <w:lvlJc w:val="left"/>
+      <w:pPr>
+        <w:ind w:left="5040" w:hanging="360"/>
+      </w:pPr>
+    </w:lvl>
+    <w:lvl w:ilvl="7" w:tplc="40090019" w:tentative="1">
+      <w:start w:val="1"/>
+      <w:numFmt w:val="lowerLetter"/>
+      <w:lvlText w:val="%8."/>
+      <w:lvlJc w:val="left"/>
+      <w:pPr>
+        <w:ind w:left="5760" w:hanging="360"/>
+      </w:pPr>
+    </w:lvl>
+    <w:lvl w:ilvl="8" w:tplc="4009001B" w:tentative="1">
+      <w:start w:val="1"/>
+      <w:numFmt w:val="lowerRoman"/>
+      <w:lvlText w:val="%9."/>
+      <w:lvlJc w:val="right"/>
+      <w:pPr>
+        <w:ind w:left="6480" w:hanging="180"/>
+      </w:pPr>
+    </w:lvl>
+  </w:abstractNum>
+  <w:abstractNum w:abstractNumId="20">
     <w:nsid w:val="3CDB6A66"/>
     <w:multiLevelType w:val="hybridMultilevel"/>
     <w:tmpl w:val="64685F9A"/>
@@ -17866,7 +18654,7 @@
       </w:pPr>
     </w:lvl>
   </w:abstractNum>
-  <w:abstractNum w:abstractNumId="20">
+  <w:abstractNum w:abstractNumId="21">
     <w:nsid w:val="3CE011C3"/>
     <w:multiLevelType w:val="hybridMultilevel"/>
     <w:tmpl w:val="31EA3DA2"/>
@@ -17955,7 +18743,7 @@
       </w:pPr>
     </w:lvl>
   </w:abstractNum>
-  <w:abstractNum w:abstractNumId="21">
+  <w:abstractNum w:abstractNumId="22">
     <w:nsid w:val="42DB17C6"/>
     <w:multiLevelType w:val="hybridMultilevel"/>
     <w:tmpl w:val="B638096C"/>
@@ -18044,7 +18832,7 @@
       </w:pPr>
     </w:lvl>
   </w:abstractNum>
-  <w:abstractNum w:abstractNumId="22">
+  <w:abstractNum w:abstractNumId="23">
     <w:nsid w:val="44424C1B"/>
     <w:multiLevelType w:val="hybridMultilevel"/>
     <w:tmpl w:val="EBDAADA4"/>
@@ -18157,7 +18945,7 @@
       </w:rPr>
     </w:lvl>
   </w:abstractNum>
-  <w:abstractNum w:abstractNumId="23">
+  <w:abstractNum w:abstractNumId="24">
     <w:nsid w:val="46DF09B1"/>
     <w:multiLevelType w:val="hybridMultilevel"/>
     <w:tmpl w:val="FB0236F0"/>
@@ -18270,7 +19058,7 @@
       </w:rPr>
     </w:lvl>
   </w:abstractNum>
-  <w:abstractNum w:abstractNumId="24">
+  <w:abstractNum w:abstractNumId="25">
     <w:nsid w:val="47F70A7E"/>
     <w:multiLevelType w:val="hybridMultilevel"/>
     <w:tmpl w:val="BCF8131E"/>
@@ -18359,7 +19147,7 @@
       </w:pPr>
     </w:lvl>
   </w:abstractNum>
-  <w:abstractNum w:abstractNumId="25">
+  <w:abstractNum w:abstractNumId="26">
     <w:nsid w:val="4FAE1062"/>
     <w:multiLevelType w:val="hybridMultilevel"/>
     <w:tmpl w:val="C1A67A02"/>
@@ -18448,7 +19236,7 @@
       </w:pPr>
     </w:lvl>
   </w:abstractNum>
-  <w:abstractNum w:abstractNumId="26">
+  <w:abstractNum w:abstractNumId="27">
     <w:nsid w:val="50CF4F8C"/>
     <w:multiLevelType w:val="hybridMultilevel"/>
     <w:tmpl w:val="082E2B26"/>
@@ -18561,7 +19349,7 @@
       </w:rPr>
     </w:lvl>
   </w:abstractNum>
-  <w:abstractNum w:abstractNumId="27">
+  <w:abstractNum w:abstractNumId="28">
     <w:nsid w:val="56DC0393"/>
     <w:multiLevelType w:val="hybridMultilevel"/>
     <w:tmpl w:val="BFA6E070"/>
@@ -18674,7 +19462,7 @@
       </w:rPr>
     </w:lvl>
   </w:abstractNum>
-  <w:abstractNum w:abstractNumId="28">
+  <w:abstractNum w:abstractNumId="29">
     <w:nsid w:val="5D2E0595"/>
     <w:multiLevelType w:val="hybridMultilevel"/>
     <w:tmpl w:val="BD76ED2E"/>
@@ -18787,7 +19575,7 @@
       </w:rPr>
     </w:lvl>
   </w:abstractNum>
-  <w:abstractNum w:abstractNumId="29">
+  <w:abstractNum w:abstractNumId="30">
     <w:nsid w:val="64B248FF"/>
     <w:multiLevelType w:val="hybridMultilevel"/>
     <w:tmpl w:val="47BA2214"/>
@@ -18900,7 +19688,7 @@
       </w:rPr>
     </w:lvl>
   </w:abstractNum>
-  <w:abstractNum w:abstractNumId="30">
+  <w:abstractNum w:abstractNumId="31">
     <w:nsid w:val="64D75A0A"/>
     <w:multiLevelType w:val="hybridMultilevel"/>
     <w:tmpl w:val="F93653D8"/>
@@ -19013,7 +19801,7 @@
       </w:rPr>
     </w:lvl>
   </w:abstractNum>
-  <w:abstractNum w:abstractNumId="31">
+  <w:abstractNum w:abstractNumId="32">
     <w:nsid w:val="65A70915"/>
     <w:multiLevelType w:val="hybridMultilevel"/>
     <w:tmpl w:val="F4BEB16C"/>
@@ -19102,7 +19890,7 @@
       </w:pPr>
     </w:lvl>
   </w:abstractNum>
-  <w:abstractNum w:abstractNumId="32">
+  <w:abstractNum w:abstractNumId="33">
     <w:nsid w:val="667572E6"/>
     <w:multiLevelType w:val="hybridMultilevel"/>
     <w:tmpl w:val="375E6AAA"/>
@@ -19191,7 +19979,7 @@
       </w:pPr>
     </w:lvl>
   </w:abstractNum>
-  <w:abstractNum w:abstractNumId="33">
+  <w:abstractNum w:abstractNumId="34">
     <w:nsid w:val="6794711A"/>
     <w:multiLevelType w:val="hybridMultilevel"/>
     <w:tmpl w:val="7D58095C"/>
@@ -19304,7 +20092,7 @@
       </w:rPr>
     </w:lvl>
   </w:abstractNum>
-  <w:abstractNum w:abstractNumId="34">
+  <w:abstractNum w:abstractNumId="35">
     <w:nsid w:val="6D6046F6"/>
     <w:multiLevelType w:val="hybridMultilevel"/>
     <w:tmpl w:val="6644C14E"/>
@@ -19393,7 +20181,7 @@
       </w:pPr>
     </w:lvl>
   </w:abstractNum>
-  <w:abstractNum w:abstractNumId="35">
+  <w:abstractNum w:abstractNumId="36">
     <w:nsid w:val="6FB6583E"/>
     <w:multiLevelType w:val="hybridMultilevel"/>
     <w:tmpl w:val="F83A92A4"/>
@@ -19506,7 +20294,120 @@
       </w:rPr>
     </w:lvl>
   </w:abstractNum>
-  <w:abstractNum w:abstractNumId="36">
+  <w:abstractNum w:abstractNumId="37">
+    <w:nsid w:val="74A07B48"/>
+    <w:multiLevelType w:val="hybridMultilevel"/>
+    <w:tmpl w:val="9EE4049A"/>
+    <w:lvl w:ilvl="0" w:tplc="40090001">
+      <w:start w:val="1"/>
+      <w:numFmt w:val="bullet"/>
+      <w:lvlText w:val=""/>
+      <w:lvlJc w:val="left"/>
+      <w:pPr>
+        <w:ind w:left="720" w:hanging="360"/>
+      </w:pPr>
+      <w:rPr>
+        <w:rFonts w:ascii="Symbol" w:hAnsi="Symbol" w:hint="default"/>
+      </w:rPr>
+    </w:lvl>
+    <w:lvl w:ilvl="1" w:tplc="40090003">
+      <w:start w:val="1"/>
+      <w:numFmt w:val="bullet"/>
+      <w:lvlText w:val="o"/>
+      <w:lvlJc w:val="left"/>
+      <w:pPr>
+        <w:ind w:left="1440" w:hanging="360"/>
+      </w:pPr>
+      <w:rPr>
+        <w:rFonts w:ascii="Courier New" w:hAnsi="Courier New" w:cs="Courier New" w:hint="default"/>
+      </w:rPr>
+    </w:lvl>
+    <w:lvl w:ilvl="2" w:tplc="40090005" w:tentative="1">
+      <w:start w:val="1"/>
+      <w:numFmt w:val="bullet"/>
+      <w:lvlText w:val=""/>
+      <w:lvlJc w:val="left"/>
+      <w:pPr>
+        <w:ind w:left="2160" w:hanging="360"/>
+      </w:pPr>
+      <w:rPr>
+        <w:rFonts w:ascii="Wingdings" w:hAnsi="Wingdings" w:hint="default"/>
+      </w:rPr>
+    </w:lvl>
+    <w:lvl w:ilvl="3" w:tplc="40090001" w:tentative="1">
+      <w:start w:val="1"/>
+      <w:numFmt w:val="bullet"/>
+      <w:lvlText w:val=""/>
+      <w:lvlJc w:val="left"/>
+      <w:pPr>
+        <w:ind w:left="2880" w:hanging="360"/>
+      </w:pPr>
+      <w:rPr>
+        <w:rFonts w:ascii="Symbol" w:hAnsi="Symbol" w:hint="default"/>
+      </w:rPr>
+    </w:lvl>
+    <w:lvl w:ilvl="4" w:tplc="40090003" w:tentative="1">
+      <w:start w:val="1"/>
+      <w:numFmt w:val="bullet"/>
+      <w:lvlText w:val="o"/>
+      <w:lvlJc w:val="left"/>
+      <w:pPr>
+        <w:ind w:left="3600" w:hanging="360"/>
+      </w:pPr>
+      <w:rPr>
+        <w:rFonts w:ascii="Courier New" w:hAnsi="Courier New" w:cs="Courier New" w:hint="default"/>
+      </w:rPr>
+    </w:lvl>
+    <w:lvl w:ilvl="5" w:tplc="40090005" w:tentative="1">
+      <w:start w:val="1"/>
+      <w:numFmt w:val="bullet"/>
+      <w:lvlText w:val=""/>
+      <w:lvlJc w:val="left"/>
+      <w:pPr>
+        <w:ind w:left="4320" w:hanging="360"/>
+      </w:pPr>
+      <w:rPr>
+        <w:rFonts w:ascii="Wingdings" w:hAnsi="Wingdings" w:hint="default"/>
+      </w:rPr>
+    </w:lvl>
+    <w:lvl w:ilvl="6" w:tplc="40090001" w:tentative="1">
+      <w:start w:val="1"/>
+      <w:numFmt w:val="bullet"/>
+      <w:lvlText w:val=""/>
+      <w:lvlJc w:val="left"/>
+      <w:pPr>
+        <w:ind w:left="5040" w:hanging="360"/>
+      </w:pPr>
+      <w:rPr>
+        <w:rFonts w:ascii="Symbol" w:hAnsi="Symbol" w:hint="default"/>
+      </w:rPr>
+    </w:lvl>
+    <w:lvl w:ilvl="7" w:tplc="40090003" w:tentative="1">
+      <w:start w:val="1"/>
+      <w:numFmt w:val="bullet"/>
+      <w:lvlText w:val="o"/>
+      <w:lvlJc w:val="left"/>
+      <w:pPr>
+        <w:ind w:left="5760" w:hanging="360"/>
+      </w:pPr>
+      <w:rPr>
+        <w:rFonts w:ascii="Courier New" w:hAnsi="Courier New" w:cs="Courier New" w:hint="default"/>
+      </w:rPr>
+    </w:lvl>
+    <w:lvl w:ilvl="8" w:tplc="40090005" w:tentative="1">
+      <w:start w:val="1"/>
+      <w:numFmt w:val="bullet"/>
+      <w:lvlText w:val=""/>
+      <w:lvlJc w:val="left"/>
+      <w:pPr>
+        <w:ind w:left="6480" w:hanging="360"/>
+      </w:pPr>
+      <w:rPr>
+        <w:rFonts w:ascii="Wingdings" w:hAnsi="Wingdings" w:hint="default"/>
+      </w:rPr>
+    </w:lvl>
+  </w:abstractNum>
+  <w:abstractNum w:abstractNumId="38">
     <w:nsid w:val="7782158E"/>
     <w:multiLevelType w:val="hybridMultilevel"/>
     <w:tmpl w:val="6068CD52"/>
@@ -19619,7 +20520,7 @@
       </w:rPr>
     </w:lvl>
   </w:abstractNum>
-  <w:abstractNum w:abstractNumId="37">
+  <w:abstractNum w:abstractNumId="39">
     <w:nsid w:val="797C6995"/>
     <w:multiLevelType w:val="hybridMultilevel"/>
     <w:tmpl w:val="71483934"/>
@@ -19732,7 +20633,7 @@
       </w:rPr>
     </w:lvl>
   </w:abstractNum>
-  <w:abstractNum w:abstractNumId="38">
+  <w:abstractNum w:abstractNumId="40">
     <w:nsid w:val="7D1867D1"/>
     <w:multiLevelType w:val="hybridMultilevel"/>
     <w:tmpl w:val="378A0E78"/>
@@ -19849,7 +20750,7 @@
     <w:abstractNumId w:val="16"/>
   </w:num>
   <w:num w:numId="2">
-    <w:abstractNumId w:val="38"/>
+    <w:abstractNumId w:val="40"/>
   </w:num>
   <w:num w:numId="3">
     <w:abstractNumId w:val="0"/>
@@ -19870,58 +20771,58 @@
     <w:abstractNumId w:val="11"/>
   </w:num>
   <w:num w:numId="9">
-    <w:abstractNumId w:val="35"/>
+    <w:abstractNumId w:val="36"/>
   </w:num>
   <w:num w:numId="10">
     <w:abstractNumId w:val="8"/>
   </w:num>
   <w:num w:numId="11">
-    <w:abstractNumId w:val="27"/>
+    <w:abstractNumId w:val="28"/>
   </w:num>
   <w:num w:numId="12">
-    <w:abstractNumId w:val="29"/>
+    <w:abstractNumId w:val="30"/>
   </w:num>
   <w:num w:numId="13">
     <w:abstractNumId w:val="10"/>
   </w:num>
   <w:num w:numId="14">
-    <w:abstractNumId w:val="24"/>
+    <w:abstractNumId w:val="25"/>
   </w:num>
   <w:num w:numId="15">
     <w:abstractNumId w:val="3"/>
   </w:num>
   <w:num w:numId="16">
+    <w:abstractNumId w:val="33"/>
+  </w:num>
+  <w:num w:numId="17">
     <w:abstractNumId w:val="32"/>
   </w:num>
-  <w:num w:numId="17">
-    <w:abstractNumId w:val="31"/>
-  </w:num>
   <w:num w:numId="18">
-    <w:abstractNumId w:val="33"/>
+    <w:abstractNumId w:val="34"/>
   </w:num>
   <w:num w:numId="19">
-    <w:abstractNumId w:val="36"/>
+    <w:abstractNumId w:val="38"/>
   </w:num>
   <w:num w:numId="20">
     <w:abstractNumId w:val="7"/>
   </w:num>
   <w:num w:numId="21">
-    <w:abstractNumId w:val="37"/>
+    <w:abstractNumId w:val="39"/>
   </w:num>
   <w:num w:numId="22">
-    <w:abstractNumId w:val="26"/>
+    <w:abstractNumId w:val="27"/>
   </w:num>
   <w:num w:numId="23">
-    <w:abstractNumId w:val="23"/>
+    <w:abstractNumId w:val="24"/>
   </w:num>
   <w:num w:numId="24">
-    <w:abstractNumId w:val="28"/>
+    <w:abstractNumId w:val="29"/>
   </w:num>
   <w:num w:numId="25">
     <w:abstractNumId w:val="9"/>
   </w:num>
   <w:num w:numId="26">
-    <w:abstractNumId w:val="34"/>
+    <w:abstractNumId w:val="35"/>
   </w:num>
   <w:num w:numId="27">
     <w:abstractNumId w:val="13"/>
@@ -19930,13 +20831,13 @@
     <w:abstractNumId w:val="6"/>
   </w:num>
   <w:num w:numId="29">
+    <w:abstractNumId w:val="22"/>
+  </w:num>
+  <w:num w:numId="30">
     <w:abstractNumId w:val="21"/>
   </w:num>
-  <w:num w:numId="30">
-    <w:abstractNumId w:val="20"/>
-  </w:num>
   <w:num w:numId="31">
-    <w:abstractNumId w:val="25"/>
+    <w:abstractNumId w:val="26"/>
   </w:num>
   <w:num w:numId="32">
     <w:abstractNumId w:val="5"/>
@@ -19945,22 +20846,28 @@
     <w:abstractNumId w:val="14"/>
   </w:num>
   <w:num w:numId="34">
-    <w:abstractNumId w:val="19"/>
+    <w:abstractNumId w:val="20"/>
   </w:num>
   <w:num w:numId="35">
     <w:abstractNumId w:val="17"/>
   </w:num>
   <w:num w:numId="36">
-    <w:abstractNumId w:val="30"/>
+    <w:abstractNumId w:val="31"/>
   </w:num>
   <w:num w:numId="37">
-    <w:abstractNumId w:val="22"/>
+    <w:abstractNumId w:val="23"/>
   </w:num>
   <w:num w:numId="38">
     <w:abstractNumId w:val="12"/>
   </w:num>
   <w:num w:numId="39">
     <w:abstractNumId w:val="4"/>
+  </w:num>
+  <w:num w:numId="40">
+    <w:abstractNumId w:val="37"/>
+  </w:num>
+  <w:num w:numId="41">
+    <w:abstractNumId w:val="19"/>
   </w:num>
 </w:numbering>
 </file>
@@ -21541,31 +22448,31 @@
     </dgm:pt>
   </dgm:ptLst>
   <dgm:cxnLst>
+    <dgm:cxn modelId="{750B9BD9-64F7-45FD-9C1A-01C8C90DB3ED}" type="presOf" srcId="{D8AAE93C-983F-46D6-ABF6-FC8E801A362E}" destId="{449D7EB5-0D9D-4DAC-B391-FB2402C39ABC}" srcOrd="0" destOrd="0" presId="urn:microsoft.com/office/officeart/2005/8/layout/process1"/>
+    <dgm:cxn modelId="{4E00299D-3BDF-41B7-A234-E37BB604D85F}" srcId="{252D6598-1225-44AB-8AAB-B516106B59E1}" destId="{49728974-DA1C-46AA-A2B0-D3394453E5CC}" srcOrd="1" destOrd="0" parTransId="{2F909F4C-E59D-48F8-B67A-5D6A03CEBAEE}" sibTransId="{E9687206-84AC-4F83-A6A2-9EFDC3ABD0FB}"/>
+    <dgm:cxn modelId="{355AC907-1692-4CAA-9792-535DCB8D9390}" type="presOf" srcId="{363330DA-09EC-450B-A72E-6DA34D1AB715}" destId="{37E28D18-C070-47FF-8301-A041A91EDEF2}" srcOrd="0" destOrd="0" presId="urn:microsoft.com/office/officeart/2005/8/layout/process1"/>
+    <dgm:cxn modelId="{378A5CB2-CC11-4012-8CC9-31CFE2176BAD}" type="presOf" srcId="{30AFFC78-5808-45ED-AAC6-491EC3980094}" destId="{F266C578-88AA-4EC2-8142-53A5B6139B0D}" srcOrd="0" destOrd="0" presId="urn:microsoft.com/office/officeart/2005/8/layout/process1"/>
+    <dgm:cxn modelId="{2659B5CA-FCEC-47A0-A347-15E4CED75EE1}" srcId="{252D6598-1225-44AB-8AAB-B516106B59E1}" destId="{30AFFC78-5808-45ED-AAC6-491EC3980094}" srcOrd="0" destOrd="0" parTransId="{15AA4179-7B4E-411C-A1D6-081E6042F5DA}" sibTransId="{6C124C00-0E2C-42A5-B356-FCFE12C422EE}"/>
+    <dgm:cxn modelId="{430876CC-DBAB-46AB-BFBD-346ACA4FFB9F}" type="presOf" srcId="{6C124C00-0E2C-42A5-B356-FCFE12C422EE}" destId="{A5E00DF4-BEC8-4A62-B851-2A7F83FC9D35}" srcOrd="0" destOrd="0" presId="urn:microsoft.com/office/officeart/2005/8/layout/process1"/>
+    <dgm:cxn modelId="{1E42F695-7922-4F73-9C50-DAB3E4E4D4A5}" type="presOf" srcId="{E9687206-84AC-4F83-A6A2-9EFDC3ABD0FB}" destId="{6E444586-2D87-4F9A-9400-F626352FE57E}" srcOrd="1" destOrd="0" presId="urn:microsoft.com/office/officeart/2005/8/layout/process1"/>
+    <dgm:cxn modelId="{19AE8917-4C92-483E-AA0F-87085ABBD2B2}" type="presOf" srcId="{E9687206-84AC-4F83-A6A2-9EFDC3ABD0FB}" destId="{72E9BEC7-D7FE-4BD7-BACA-0668A095A9EF}" srcOrd="0" destOrd="0" presId="urn:microsoft.com/office/officeart/2005/8/layout/process1"/>
     <dgm:cxn modelId="{8BADACC1-11B7-4449-8CEF-27159F593338}" srcId="{252D6598-1225-44AB-8AAB-B516106B59E1}" destId="{D8AAE93C-983F-46D6-ABF6-FC8E801A362E}" srcOrd="3" destOrd="0" parTransId="{E327365F-F469-481B-89E5-1C83ABC9E692}" sibTransId="{B97F4576-B840-4726-92AE-9C44A7C27E74}"/>
-    <dgm:cxn modelId="{4E00299D-3BDF-41B7-A234-E37BB604D85F}" srcId="{252D6598-1225-44AB-8AAB-B516106B59E1}" destId="{49728974-DA1C-46AA-A2B0-D3394453E5CC}" srcOrd="1" destOrd="0" parTransId="{2F909F4C-E59D-48F8-B67A-5D6A03CEBAEE}" sibTransId="{E9687206-84AC-4F83-A6A2-9EFDC3ABD0FB}"/>
-    <dgm:cxn modelId="{1CD4372E-1F13-44FD-AB5F-96031C02C4F1}" type="presOf" srcId="{30AFFC78-5808-45ED-AAC6-491EC3980094}" destId="{F266C578-88AA-4EC2-8142-53A5B6139B0D}" srcOrd="0" destOrd="0" presId="urn:microsoft.com/office/officeart/2005/8/layout/process1"/>
-    <dgm:cxn modelId="{2874BE82-D33C-48DF-8EC6-7FC4FBCC2AA0}" type="presOf" srcId="{6C124C00-0E2C-42A5-B356-FCFE12C422EE}" destId="{AEA95148-3CF9-4188-ACFA-34C472C532BE}" srcOrd="1" destOrd="0" presId="urn:microsoft.com/office/officeart/2005/8/layout/process1"/>
-    <dgm:cxn modelId="{86DC515D-D9C6-47D2-A2DF-8862FD5C11CD}" type="presOf" srcId="{66AF4BFC-0875-4B90-9E82-F0F301500281}" destId="{A0BD6892-BF4E-4D26-B32D-4AC8D13032DE}" srcOrd="1" destOrd="0" presId="urn:microsoft.com/office/officeart/2005/8/layout/process1"/>
-    <dgm:cxn modelId="{224CAA17-2837-4710-A506-CC47626C0119}" type="presOf" srcId="{363330DA-09EC-450B-A72E-6DA34D1AB715}" destId="{37E28D18-C070-47FF-8301-A041A91EDEF2}" srcOrd="0" destOrd="0" presId="urn:microsoft.com/office/officeart/2005/8/layout/process1"/>
-    <dgm:cxn modelId="{D445FA38-70DE-4E6D-9324-46CF5DF78908}" type="presOf" srcId="{49728974-DA1C-46AA-A2B0-D3394453E5CC}" destId="{CF1E89C8-AA78-4B1C-8D7C-AA8E38C034CE}" srcOrd="0" destOrd="0" presId="urn:microsoft.com/office/officeart/2005/8/layout/process1"/>
-    <dgm:cxn modelId="{C1741D2C-CE1F-4277-92D3-C40C1462DB3C}" type="presOf" srcId="{66AF4BFC-0875-4B90-9E82-F0F301500281}" destId="{09BDDF38-02A3-46F0-94CF-D671EECCB993}" srcOrd="0" destOrd="0" presId="urn:microsoft.com/office/officeart/2005/8/layout/process1"/>
-    <dgm:cxn modelId="{2EA8453A-8229-46C5-B4D3-521D01069AAD}" type="presOf" srcId="{252D6598-1225-44AB-8AAB-B516106B59E1}" destId="{2446BD26-396F-420D-B091-265286D97786}" srcOrd="0" destOrd="0" presId="urn:microsoft.com/office/officeart/2005/8/layout/process1"/>
-    <dgm:cxn modelId="{2659B5CA-FCEC-47A0-A347-15E4CED75EE1}" srcId="{252D6598-1225-44AB-8AAB-B516106B59E1}" destId="{30AFFC78-5808-45ED-AAC6-491EC3980094}" srcOrd="0" destOrd="0" parTransId="{15AA4179-7B4E-411C-A1D6-081E6042F5DA}" sibTransId="{6C124C00-0E2C-42A5-B356-FCFE12C422EE}"/>
-    <dgm:cxn modelId="{27051F91-150F-4B22-8E81-CE70FC831F4F}" type="presOf" srcId="{6C124C00-0E2C-42A5-B356-FCFE12C422EE}" destId="{A5E00DF4-BEC8-4A62-B851-2A7F83FC9D35}" srcOrd="0" destOrd="0" presId="urn:microsoft.com/office/officeart/2005/8/layout/process1"/>
-    <dgm:cxn modelId="{1817F842-1CBF-4549-A66F-B8FE878D385A}" type="presOf" srcId="{E9687206-84AC-4F83-A6A2-9EFDC3ABD0FB}" destId="{6E444586-2D87-4F9A-9400-F626352FE57E}" srcOrd="1" destOrd="0" presId="urn:microsoft.com/office/officeart/2005/8/layout/process1"/>
-    <dgm:cxn modelId="{B8BA267A-9AF0-4756-B701-0ACE76628FCC}" type="presOf" srcId="{D8AAE93C-983F-46D6-ABF6-FC8E801A362E}" destId="{449D7EB5-0D9D-4DAC-B391-FB2402C39ABC}" srcOrd="0" destOrd="0" presId="urn:microsoft.com/office/officeart/2005/8/layout/process1"/>
-    <dgm:cxn modelId="{54696D25-6501-4F75-A343-A0D8F363437B}" type="presOf" srcId="{E9687206-84AC-4F83-A6A2-9EFDC3ABD0FB}" destId="{72E9BEC7-D7FE-4BD7-BACA-0668A095A9EF}" srcOrd="0" destOrd="0" presId="urn:microsoft.com/office/officeart/2005/8/layout/process1"/>
     <dgm:cxn modelId="{D0AB89FD-DD46-4E02-92EC-A604D66D139C}" srcId="{252D6598-1225-44AB-8AAB-B516106B59E1}" destId="{363330DA-09EC-450B-A72E-6DA34D1AB715}" srcOrd="2" destOrd="0" parTransId="{560647A9-7192-429E-B7E3-DFDF675B6572}" sibTransId="{66AF4BFC-0875-4B90-9E82-F0F301500281}"/>
-    <dgm:cxn modelId="{720361EB-C926-41A4-A60A-3A0B7BC25F99}" type="presParOf" srcId="{2446BD26-396F-420D-B091-265286D97786}" destId="{F266C578-88AA-4EC2-8142-53A5B6139B0D}" srcOrd="0" destOrd="0" presId="urn:microsoft.com/office/officeart/2005/8/layout/process1"/>
-    <dgm:cxn modelId="{8C725D83-2598-438E-9369-AAEA028EB740}" type="presParOf" srcId="{2446BD26-396F-420D-B091-265286D97786}" destId="{A5E00DF4-BEC8-4A62-B851-2A7F83FC9D35}" srcOrd="1" destOrd="0" presId="urn:microsoft.com/office/officeart/2005/8/layout/process1"/>
-    <dgm:cxn modelId="{A9F42CC2-F1CB-4AC1-93B6-F2EB4FDE52D8}" type="presParOf" srcId="{A5E00DF4-BEC8-4A62-B851-2A7F83FC9D35}" destId="{AEA95148-3CF9-4188-ACFA-34C472C532BE}" srcOrd="0" destOrd="0" presId="urn:microsoft.com/office/officeart/2005/8/layout/process1"/>
-    <dgm:cxn modelId="{B82EA475-4EEB-4680-8917-5E9D683F39E3}" type="presParOf" srcId="{2446BD26-396F-420D-B091-265286D97786}" destId="{CF1E89C8-AA78-4B1C-8D7C-AA8E38C034CE}" srcOrd="2" destOrd="0" presId="urn:microsoft.com/office/officeart/2005/8/layout/process1"/>
-    <dgm:cxn modelId="{A9C16F2D-8B85-4DAD-BD79-49A238D3A19E}" type="presParOf" srcId="{2446BD26-396F-420D-B091-265286D97786}" destId="{72E9BEC7-D7FE-4BD7-BACA-0668A095A9EF}" srcOrd="3" destOrd="0" presId="urn:microsoft.com/office/officeart/2005/8/layout/process1"/>
-    <dgm:cxn modelId="{A6516DB6-38F3-4E34-8C84-0E9FBEE2DFB1}" type="presParOf" srcId="{72E9BEC7-D7FE-4BD7-BACA-0668A095A9EF}" destId="{6E444586-2D87-4F9A-9400-F626352FE57E}" srcOrd="0" destOrd="0" presId="urn:microsoft.com/office/officeart/2005/8/layout/process1"/>
-    <dgm:cxn modelId="{A676343F-CCBE-4D77-A3A2-5E4A9371F974}" type="presParOf" srcId="{2446BD26-396F-420D-B091-265286D97786}" destId="{37E28D18-C070-47FF-8301-A041A91EDEF2}" srcOrd="4" destOrd="0" presId="urn:microsoft.com/office/officeart/2005/8/layout/process1"/>
-    <dgm:cxn modelId="{3360FDBB-E63A-4B52-ABB7-E4C2E16100A2}" type="presParOf" srcId="{2446BD26-396F-420D-B091-265286D97786}" destId="{09BDDF38-02A3-46F0-94CF-D671EECCB993}" srcOrd="5" destOrd="0" presId="urn:microsoft.com/office/officeart/2005/8/layout/process1"/>
-    <dgm:cxn modelId="{60D4DD04-B935-4B7E-A658-E51B15349452}" type="presParOf" srcId="{09BDDF38-02A3-46F0-94CF-D671EECCB993}" destId="{A0BD6892-BF4E-4D26-B32D-4AC8D13032DE}" srcOrd="0" destOrd="0" presId="urn:microsoft.com/office/officeart/2005/8/layout/process1"/>
-    <dgm:cxn modelId="{8CE1A004-F910-4556-AD9C-B3FF8EAB5B37}" type="presParOf" srcId="{2446BD26-396F-420D-B091-265286D97786}" destId="{449D7EB5-0D9D-4DAC-B391-FB2402C39ABC}" srcOrd="6" destOrd="0" presId="urn:microsoft.com/office/officeart/2005/8/layout/process1"/>
+    <dgm:cxn modelId="{3ED2C85B-9CE0-4C09-9822-FA90FB7134F6}" type="presOf" srcId="{49728974-DA1C-46AA-A2B0-D3394453E5CC}" destId="{CF1E89C8-AA78-4B1C-8D7C-AA8E38C034CE}" srcOrd="0" destOrd="0" presId="urn:microsoft.com/office/officeart/2005/8/layout/process1"/>
+    <dgm:cxn modelId="{C8FF469B-4B65-48BF-AC26-EBF515115E62}" type="presOf" srcId="{66AF4BFC-0875-4B90-9E82-F0F301500281}" destId="{A0BD6892-BF4E-4D26-B32D-4AC8D13032DE}" srcOrd="1" destOrd="0" presId="urn:microsoft.com/office/officeart/2005/8/layout/process1"/>
+    <dgm:cxn modelId="{097D786B-8D61-4069-B092-6C94345FF1B3}" type="presOf" srcId="{6C124C00-0E2C-42A5-B356-FCFE12C422EE}" destId="{AEA95148-3CF9-4188-ACFA-34C472C532BE}" srcOrd="1" destOrd="0" presId="urn:microsoft.com/office/officeart/2005/8/layout/process1"/>
+    <dgm:cxn modelId="{B4DA24F9-64B6-450F-9669-72BFFE6ED2D3}" type="presOf" srcId="{252D6598-1225-44AB-8AAB-B516106B59E1}" destId="{2446BD26-396F-420D-B091-265286D97786}" srcOrd="0" destOrd="0" presId="urn:microsoft.com/office/officeart/2005/8/layout/process1"/>
+    <dgm:cxn modelId="{DA43E3A6-200A-406D-8375-8FF9913253FD}" type="presOf" srcId="{66AF4BFC-0875-4B90-9E82-F0F301500281}" destId="{09BDDF38-02A3-46F0-94CF-D671EECCB993}" srcOrd="0" destOrd="0" presId="urn:microsoft.com/office/officeart/2005/8/layout/process1"/>
+    <dgm:cxn modelId="{BAB92F87-C97C-4388-8B18-0BCE45E706FB}" type="presParOf" srcId="{2446BD26-396F-420D-B091-265286D97786}" destId="{F266C578-88AA-4EC2-8142-53A5B6139B0D}" srcOrd="0" destOrd="0" presId="urn:microsoft.com/office/officeart/2005/8/layout/process1"/>
+    <dgm:cxn modelId="{692204A2-998A-4F1C-AB31-A475E4DDCC18}" type="presParOf" srcId="{2446BD26-396F-420D-B091-265286D97786}" destId="{A5E00DF4-BEC8-4A62-B851-2A7F83FC9D35}" srcOrd="1" destOrd="0" presId="urn:microsoft.com/office/officeart/2005/8/layout/process1"/>
+    <dgm:cxn modelId="{BBAC5943-8C8F-4572-BB5F-CBEFF4AF75FE}" type="presParOf" srcId="{A5E00DF4-BEC8-4A62-B851-2A7F83FC9D35}" destId="{AEA95148-3CF9-4188-ACFA-34C472C532BE}" srcOrd="0" destOrd="0" presId="urn:microsoft.com/office/officeart/2005/8/layout/process1"/>
+    <dgm:cxn modelId="{547D8314-44C9-4437-B062-903FB95D61A4}" type="presParOf" srcId="{2446BD26-396F-420D-B091-265286D97786}" destId="{CF1E89C8-AA78-4B1C-8D7C-AA8E38C034CE}" srcOrd="2" destOrd="0" presId="urn:microsoft.com/office/officeart/2005/8/layout/process1"/>
+    <dgm:cxn modelId="{30B9C01F-77BB-44FF-B20B-737C93702509}" type="presParOf" srcId="{2446BD26-396F-420D-B091-265286D97786}" destId="{72E9BEC7-D7FE-4BD7-BACA-0668A095A9EF}" srcOrd="3" destOrd="0" presId="urn:microsoft.com/office/officeart/2005/8/layout/process1"/>
+    <dgm:cxn modelId="{FE466AC3-7062-4BBA-985E-D6512CEFC1D3}" type="presParOf" srcId="{72E9BEC7-D7FE-4BD7-BACA-0668A095A9EF}" destId="{6E444586-2D87-4F9A-9400-F626352FE57E}" srcOrd="0" destOrd="0" presId="urn:microsoft.com/office/officeart/2005/8/layout/process1"/>
+    <dgm:cxn modelId="{6783F660-9AF6-4A5C-829A-5B17BC72A06D}" type="presParOf" srcId="{2446BD26-396F-420D-B091-265286D97786}" destId="{37E28D18-C070-47FF-8301-A041A91EDEF2}" srcOrd="4" destOrd="0" presId="urn:microsoft.com/office/officeart/2005/8/layout/process1"/>
+    <dgm:cxn modelId="{24FFA05D-DAD0-41C6-BEDC-FE46675A2B95}" type="presParOf" srcId="{2446BD26-396F-420D-B091-265286D97786}" destId="{09BDDF38-02A3-46F0-94CF-D671EECCB993}" srcOrd="5" destOrd="0" presId="urn:microsoft.com/office/officeart/2005/8/layout/process1"/>
+    <dgm:cxn modelId="{9EC62F64-7DB6-4FB3-AF4C-A9881E6767EF}" type="presParOf" srcId="{09BDDF38-02A3-46F0-94CF-D671EECCB993}" destId="{A0BD6892-BF4E-4D26-B32D-4AC8D13032DE}" srcOrd="0" destOrd="0" presId="urn:microsoft.com/office/officeart/2005/8/layout/process1"/>
+    <dgm:cxn modelId="{BA10B03E-B006-41BC-901D-496553B25E36}" type="presParOf" srcId="{2446BD26-396F-420D-B091-265286D97786}" destId="{449D7EB5-0D9D-4DAC-B391-FB2402C39ABC}" srcOrd="6" destOrd="0" presId="urn:microsoft.com/office/officeart/2005/8/layout/process1"/>
   </dgm:cxnLst>
   <dgm:bg/>
   <dgm:whole/>

--- a/Notes_SA2512006.docx
+++ b/Notes_SA2512006.docx
@@ -16429,11 +16429,2076 @@
     </w:p>
     <w:p>
       <w:pPr>
+        <w:tabs>
+          <w:tab w:val="left" w:pos="1560"/>
+        </w:tabs>
+        <w:rPr>
+          <w:sz w:val="28"/>
+          <w:szCs w:val="24"/>
+          <w:lang w:val="en-US"/>
+        </w:rPr>
+      </w:pPr>
+    </w:p>
+    <w:p>
+      <w:pPr>
+        <w:tabs>
+          <w:tab w:val="left" w:pos="1560"/>
+        </w:tabs>
+        <w:rPr>
+          <w:b/>
+          <w:bCs/>
+          <w:sz w:val="28"/>
+          <w:szCs w:val="24"/>
+          <w:lang w:val="en-US"/>
+        </w:rPr>
+      </w:pPr>
+      <w:r>
+        <w:rPr>
+          <w:b/>
+          <w:bCs/>
+          <w:sz w:val="28"/>
+          <w:szCs w:val="24"/>
+          <w:lang w:val="en-US"/>
+        </w:rPr>
+        <w:t>Maven Execution</w:t>
+      </w:r>
+    </w:p>
+    <w:p>
+      <w:pPr>
+        <w:tabs>
+          <w:tab w:val="left" w:pos="1560"/>
+        </w:tabs>
+        <w:rPr>
+          <w:sz w:val="28"/>
+          <w:szCs w:val="24"/>
+          <w:lang w:val="en-US"/>
+        </w:rPr>
+      </w:pPr>
+      <w:r>
+        <w:rPr>
+          <w:sz w:val="28"/>
+          <w:szCs w:val="24"/>
+          <w:lang w:val="en-US"/>
+        </w:rPr>
+        <w:t>Add two plugins</w:t>
+      </w:r>
+    </w:p>
+    <w:p>
+      <w:pPr>
         <w:pStyle w:val="ListParagraph"/>
         <w:numPr>
           <w:ilvl w:val="0"/>
-          <w:numId w:val="41"/>
-        </w:numPr>
+          <w:numId w:val="42"/>
+        </w:numPr>
+        <w:tabs>
+          <w:tab w:val="left" w:pos="1560"/>
+        </w:tabs>
+        <w:rPr>
+          <w:sz w:val="28"/>
+          <w:szCs w:val="24"/>
+          <w:lang w:val="en-US"/>
+        </w:rPr>
+      </w:pPr>
+      <w:r>
+        <w:rPr>
+          <w:sz w:val="28"/>
+          <w:szCs w:val="24"/>
+          <w:lang w:val="en-US"/>
+        </w:rPr>
+        <w:t>Maven Compiler Plugin</w:t>
+      </w:r>
+    </w:p>
+    <w:p>
+      <w:pPr>
+        <w:pStyle w:val="ListParagraph"/>
+        <w:numPr>
+          <w:ilvl w:val="0"/>
+          <w:numId w:val="42"/>
+        </w:numPr>
+        <w:tabs>
+          <w:tab w:val="left" w:pos="1560"/>
+        </w:tabs>
+        <w:rPr>
+          <w:sz w:val="28"/>
+          <w:szCs w:val="24"/>
+          <w:lang w:val="en-US"/>
+        </w:rPr>
+      </w:pPr>
+      <w:r>
+        <w:rPr>
+          <w:sz w:val="28"/>
+          <w:szCs w:val="24"/>
+          <w:lang w:val="en-US"/>
+        </w:rPr>
+        <w:t>Maven Surefire Plugin</w:t>
+      </w:r>
+    </w:p>
+    <w:p>
+      <w:pPr>
+        <w:pStyle w:val="ListParagraph"/>
+        <w:tabs>
+          <w:tab w:val="left" w:pos="1560"/>
+        </w:tabs>
+        <w:rPr>
+          <w:sz w:val="28"/>
+          <w:szCs w:val="24"/>
+          <w:lang w:val="en-US"/>
+        </w:rPr>
+      </w:pPr>
+    </w:p>
+    <w:p>
+      <w:pPr>
+        <w:pStyle w:val="ListParagraph"/>
+        <w:tabs>
+          <w:tab w:val="left" w:pos="1560"/>
+        </w:tabs>
+        <w:rPr>
+          <w:sz w:val="28"/>
+          <w:szCs w:val="24"/>
+          <w:lang w:val="en-US"/>
+        </w:rPr>
+      </w:pPr>
+      <w:r>
+        <w:rPr>
+          <w:sz w:val="28"/>
+          <w:szCs w:val="24"/>
+          <w:lang w:val="en-US"/>
+        </w:rPr>
+        <w:t>Note that Java should be installed and needs to be added Environment variable</w:t>
+      </w:r>
+    </w:p>
+    <w:p>
+      <w:pPr>
+        <w:tabs>
+          <w:tab w:val="left" w:pos="1560"/>
+        </w:tabs>
+        <w:rPr>
+          <w:b/>
+          <w:bCs/>
+          <w:sz w:val="28"/>
+          <w:szCs w:val="24"/>
+          <w:lang w:val="en-US"/>
+        </w:rPr>
+      </w:pPr>
+      <w:r>
+        <w:rPr>
+          <w:b/>
+          <w:bCs/>
+          <w:sz w:val="28"/>
+          <w:szCs w:val="24"/>
+          <w:lang w:val="en-US"/>
+        </w:rPr>
+        <w:t>Execution Goals</w:t>
+      </w:r>
+    </w:p>
+    <w:p>
+      <w:pPr>
+        <w:pStyle w:val="ListParagraph"/>
+        <w:numPr>
+          <w:ilvl w:val="0"/>
+          <w:numId w:val="43"/>
+        </w:numPr>
+        <w:tabs>
+          <w:tab w:val="left" w:pos="1560"/>
+        </w:tabs>
+        <w:rPr>
+          <w:sz w:val="28"/>
+          <w:szCs w:val="24"/>
+          <w:lang w:val="en-US"/>
+        </w:rPr>
+      </w:pPr>
+      <w:r>
+        <w:rPr>
+          <w:sz w:val="28"/>
+          <w:szCs w:val="24"/>
+          <w:lang w:val="en-US"/>
+        </w:rPr>
+        <w:t>Clean</w:t>
+      </w:r>
+    </w:p>
+    <w:p>
+      <w:pPr>
+        <w:pStyle w:val="ListParagraph"/>
+        <w:numPr>
+          <w:ilvl w:val="0"/>
+          <w:numId w:val="43"/>
+        </w:numPr>
+        <w:tabs>
+          <w:tab w:val="left" w:pos="1560"/>
+        </w:tabs>
+        <w:rPr>
+          <w:sz w:val="28"/>
+          <w:szCs w:val="24"/>
+          <w:lang w:val="en-US"/>
+        </w:rPr>
+      </w:pPr>
+      <w:r>
+        <w:rPr>
+          <w:sz w:val="28"/>
+          <w:szCs w:val="24"/>
+          <w:lang w:val="en-US"/>
+        </w:rPr>
+        <w:t>Test</w:t>
+      </w:r>
+    </w:p>
+    <w:p>
+      <w:pPr>
+        <w:pStyle w:val="ListParagraph"/>
+        <w:numPr>
+          <w:ilvl w:val="0"/>
+          <w:numId w:val="43"/>
+        </w:numPr>
+        <w:tabs>
+          <w:tab w:val="left" w:pos="1560"/>
+        </w:tabs>
+        <w:rPr>
+          <w:sz w:val="28"/>
+          <w:szCs w:val="24"/>
+          <w:lang w:val="en-US"/>
+        </w:rPr>
+      </w:pPr>
+      <w:r>
+        <w:rPr>
+          <w:sz w:val="28"/>
+          <w:szCs w:val="24"/>
+          <w:lang w:val="en-US"/>
+        </w:rPr>
+        <w:lastRenderedPageBreak/>
+        <w:t>Install</w:t>
+      </w:r>
+    </w:p>
+    <w:p>
+      <w:pPr>
+        <w:tabs>
+          <w:tab w:val="left" w:pos="1560"/>
+        </w:tabs>
+        <w:rPr>
+          <w:sz w:val="28"/>
+          <w:szCs w:val="24"/>
+          <w:lang w:val="en-US"/>
+        </w:rPr>
+      </w:pPr>
+    </w:p>
+    <w:p>
+      <w:pPr>
+        <w:rPr>
+          <w:sz w:val="28"/>
+          <w:szCs w:val="24"/>
+          <w:lang w:val="en-US"/>
+        </w:rPr>
+      </w:pPr>
+      <w:r>
+        <w:rPr>
+          <w:sz w:val="28"/>
+          <w:szCs w:val="24"/>
+          <w:lang w:val="en-US"/>
+        </w:rPr>
+        <w:br w:type="page"/>
+      </w:r>
+    </w:p>
+    <w:p>
+      <w:pPr>
+        <w:tabs>
+          <w:tab w:val="left" w:pos="1560"/>
+        </w:tabs>
+        <w:rPr>
+          <w:b/>
+          <w:bCs/>
+          <w:sz w:val="28"/>
+          <w:szCs w:val="24"/>
+          <w:lang w:val="en-US"/>
+        </w:rPr>
+      </w:pPr>
+      <w:r>
+        <w:rPr>
+          <w:b/>
+          <w:bCs/>
+          <w:sz w:val="28"/>
+          <w:szCs w:val="24"/>
+          <w:lang w:val="en-US"/>
+        </w:rPr>
+        <w:lastRenderedPageBreak/>
+        <w:t>BDD Approach / Framework</w:t>
+      </w:r>
+    </w:p>
+    <w:p>
+      <w:pPr>
+        <w:pStyle w:val="ListParagraph"/>
+        <w:numPr>
+          <w:ilvl w:val="0"/>
+          <w:numId w:val="44"/>
+        </w:numPr>
+        <w:tabs>
+          <w:tab w:val="left" w:pos="1560"/>
+        </w:tabs>
+        <w:rPr>
+          <w:sz w:val="28"/>
+          <w:szCs w:val="24"/>
+          <w:lang w:val="en-US"/>
+        </w:rPr>
+      </w:pPr>
+      <w:r>
+        <w:rPr>
+          <w:sz w:val="28"/>
+          <w:szCs w:val="24"/>
+          <w:lang w:val="en-US"/>
+        </w:rPr>
+        <w:t>BA, QA team and development team will gather the requirements from client.</w:t>
+      </w:r>
+    </w:p>
+    <w:p>
+      <w:pPr>
+        <w:pStyle w:val="ListParagraph"/>
+        <w:numPr>
+          <w:ilvl w:val="0"/>
+          <w:numId w:val="44"/>
+        </w:numPr>
+        <w:tabs>
+          <w:tab w:val="left" w:pos="1560"/>
+        </w:tabs>
+        <w:rPr>
+          <w:sz w:val="28"/>
+          <w:szCs w:val="24"/>
+          <w:lang w:val="en-US"/>
+        </w:rPr>
+      </w:pPr>
+      <w:r>
+        <w:rPr>
+          <w:sz w:val="28"/>
+          <w:szCs w:val="24"/>
+          <w:lang w:val="en-US"/>
+        </w:rPr>
+        <w:t>These requirements will be shared with QA team.</w:t>
+      </w:r>
+    </w:p>
+    <w:p>
+      <w:pPr>
+        <w:pStyle w:val="ListParagraph"/>
+        <w:numPr>
+          <w:ilvl w:val="0"/>
+          <w:numId w:val="44"/>
+        </w:numPr>
+        <w:tabs>
+          <w:tab w:val="left" w:pos="1560"/>
+        </w:tabs>
+        <w:rPr>
+          <w:sz w:val="28"/>
+          <w:szCs w:val="24"/>
+          <w:lang w:val="en-US"/>
+        </w:rPr>
+      </w:pPr>
+      <w:r>
+        <w:rPr>
+          <w:sz w:val="28"/>
+          <w:szCs w:val="24"/>
+          <w:lang w:val="en-US"/>
+        </w:rPr>
+        <w:t xml:space="preserve">QA team will create </w:t>
+      </w:r>
+      <w:r>
+        <w:rPr>
+          <w:b/>
+          <w:bCs/>
+          <w:sz w:val="28"/>
+          <w:szCs w:val="24"/>
+          <w:lang w:val="en-US"/>
+        </w:rPr>
+        <w:t>Feature File (1</w:t>
+      </w:r>
+      <w:r>
+        <w:rPr>
+          <w:b/>
+          <w:bCs/>
+          <w:sz w:val="28"/>
+          <w:szCs w:val="24"/>
+          <w:vertAlign w:val="superscript"/>
+          <w:lang w:val="en-US"/>
+        </w:rPr>
+        <w:t>st</w:t>
+      </w:r>
+      <w:r>
+        <w:rPr>
+          <w:b/>
+          <w:bCs/>
+          <w:sz w:val="28"/>
+          <w:szCs w:val="24"/>
+          <w:lang w:val="en-US"/>
+        </w:rPr>
+        <w:t xml:space="preserve"> component of BDD)</w:t>
+      </w:r>
+    </w:p>
+    <w:p>
+      <w:pPr>
+        <w:pStyle w:val="ListParagraph"/>
+        <w:numPr>
+          <w:ilvl w:val="0"/>
+          <w:numId w:val="44"/>
+        </w:numPr>
+        <w:tabs>
+          <w:tab w:val="left" w:pos="1560"/>
+        </w:tabs>
+        <w:rPr>
+          <w:sz w:val="28"/>
+          <w:szCs w:val="24"/>
+          <w:lang w:val="en-US"/>
+        </w:rPr>
+      </w:pPr>
+      <w:r>
+        <w:rPr>
+          <w:sz w:val="28"/>
+          <w:szCs w:val="24"/>
+          <w:lang w:val="en-US"/>
+        </w:rPr>
+        <w:t>Feature file is</w:t>
+      </w:r>
+    </w:p>
+    <w:p>
+      <w:pPr>
+        <w:pStyle w:val="ListParagraph"/>
+        <w:numPr>
+          <w:ilvl w:val="1"/>
+          <w:numId w:val="44"/>
+        </w:numPr>
+        <w:tabs>
+          <w:tab w:val="left" w:pos="1560"/>
+        </w:tabs>
+        <w:rPr>
+          <w:sz w:val="28"/>
+          <w:szCs w:val="24"/>
+          <w:lang w:val="en-US"/>
+        </w:rPr>
+      </w:pPr>
+      <w:r>
+        <w:rPr>
+          <w:sz w:val="28"/>
+          <w:szCs w:val="24"/>
+          <w:lang w:val="en-US"/>
+        </w:rPr>
+        <w:t>Collection of test scenarios</w:t>
+      </w:r>
+    </w:p>
+    <w:p>
+      <w:pPr>
+        <w:pStyle w:val="ListParagraph"/>
+        <w:numPr>
+          <w:ilvl w:val="1"/>
+          <w:numId w:val="44"/>
+        </w:numPr>
+        <w:tabs>
+          <w:tab w:val="left" w:pos="1560"/>
+        </w:tabs>
+        <w:rPr>
+          <w:sz w:val="28"/>
+          <w:szCs w:val="24"/>
+          <w:lang w:val="en-US"/>
+        </w:rPr>
+      </w:pPr>
+      <w:r>
+        <w:rPr>
+          <w:sz w:val="28"/>
+          <w:szCs w:val="24"/>
+          <w:lang w:val="en-US"/>
+        </w:rPr>
+        <w:t>Created using Gherkin language.</w:t>
+      </w:r>
+    </w:p>
+    <w:p>
+      <w:pPr>
+        <w:pStyle w:val="ListParagraph"/>
+        <w:numPr>
+          <w:ilvl w:val="1"/>
+          <w:numId w:val="44"/>
+        </w:numPr>
+        <w:tabs>
+          <w:tab w:val="left" w:pos="1560"/>
+        </w:tabs>
+        <w:rPr>
+          <w:sz w:val="28"/>
+          <w:szCs w:val="24"/>
+          <w:lang w:val="en-US"/>
+        </w:rPr>
+      </w:pPr>
+      <w:r>
+        <w:rPr>
+          <w:sz w:val="28"/>
+          <w:szCs w:val="24"/>
+          <w:lang w:val="en-US"/>
+        </w:rPr>
+        <w:t>Contains Keywords</w:t>
+      </w:r>
+    </w:p>
+    <w:p>
+      <w:pPr>
+        <w:pStyle w:val="ListParagraph"/>
+        <w:numPr>
+          <w:ilvl w:val="0"/>
+          <w:numId w:val="44"/>
+        </w:numPr>
+        <w:tabs>
+          <w:tab w:val="left" w:pos="1560"/>
+        </w:tabs>
+        <w:rPr>
+          <w:sz w:val="28"/>
+          <w:szCs w:val="24"/>
+          <w:lang w:val="en-US"/>
+        </w:rPr>
+      </w:pPr>
+      <w:r>
+        <w:rPr>
+          <w:sz w:val="28"/>
+          <w:szCs w:val="24"/>
+          <w:lang w:val="en-US"/>
+        </w:rPr>
+        <w:t>This feature file will be shared with</w:t>
+      </w:r>
+    </w:p>
+    <w:p>
+      <w:pPr>
+        <w:pStyle w:val="ListParagraph"/>
+        <w:numPr>
+          <w:ilvl w:val="1"/>
+          <w:numId w:val="44"/>
+        </w:numPr>
+        <w:tabs>
+          <w:tab w:val="left" w:pos="1560"/>
+        </w:tabs>
+        <w:rPr>
+          <w:sz w:val="28"/>
+          <w:szCs w:val="24"/>
+          <w:lang w:val="en-US"/>
+        </w:rPr>
+      </w:pPr>
+      <w:r>
+        <w:rPr>
+          <w:sz w:val="28"/>
+          <w:szCs w:val="24"/>
+          <w:lang w:val="en-US"/>
+        </w:rPr>
+        <w:t>Developer</w:t>
+      </w:r>
+    </w:p>
+    <w:p>
+      <w:pPr>
+        <w:pStyle w:val="ListParagraph"/>
+        <w:numPr>
+          <w:ilvl w:val="1"/>
+          <w:numId w:val="44"/>
+        </w:numPr>
+        <w:tabs>
+          <w:tab w:val="left" w:pos="1560"/>
+        </w:tabs>
+        <w:rPr>
+          <w:sz w:val="28"/>
+          <w:szCs w:val="24"/>
+          <w:lang w:val="en-US"/>
+        </w:rPr>
+      </w:pPr>
+      <w:r>
+        <w:rPr>
+          <w:sz w:val="28"/>
+          <w:szCs w:val="24"/>
+          <w:lang w:val="en-US"/>
+        </w:rPr>
+        <w:t>Manual Tester</w:t>
+      </w:r>
+    </w:p>
+    <w:p>
+      <w:pPr>
+        <w:pStyle w:val="ListParagraph"/>
+        <w:numPr>
+          <w:ilvl w:val="1"/>
+          <w:numId w:val="44"/>
+        </w:numPr>
+        <w:tabs>
+          <w:tab w:val="left" w:pos="1560"/>
+        </w:tabs>
+        <w:rPr>
+          <w:sz w:val="28"/>
+          <w:szCs w:val="24"/>
+          <w:lang w:val="en-US"/>
+        </w:rPr>
+      </w:pPr>
+      <w:r>
+        <w:rPr>
+          <w:sz w:val="28"/>
+          <w:szCs w:val="24"/>
+          <w:lang w:val="en-US"/>
+        </w:rPr>
+        <w:t>Automation Tester</w:t>
+      </w:r>
+    </w:p>
+    <w:p>
+      <w:pPr>
+        <w:pStyle w:val="ListParagraph"/>
+        <w:numPr>
+          <w:ilvl w:val="0"/>
+          <w:numId w:val="44"/>
+        </w:numPr>
+        <w:tabs>
+          <w:tab w:val="left" w:pos="1560"/>
+        </w:tabs>
+        <w:rPr>
+          <w:sz w:val="28"/>
+          <w:szCs w:val="24"/>
+          <w:lang w:val="en-US"/>
+        </w:rPr>
+      </w:pPr>
+      <w:r>
+        <w:rPr>
+          <w:sz w:val="28"/>
+          <w:szCs w:val="24"/>
+          <w:lang w:val="en-US"/>
+        </w:rPr>
+        <w:t xml:space="preserve">Automation tester will execute this feature file and they will get </w:t>
+      </w:r>
+      <w:r>
+        <w:rPr>
+          <w:b/>
+          <w:bCs/>
+          <w:sz w:val="28"/>
+          <w:szCs w:val="24"/>
+          <w:lang w:val="en-US"/>
+        </w:rPr>
+        <w:t>Step Definition / Glue Code (2</w:t>
+      </w:r>
+      <w:r>
+        <w:rPr>
+          <w:b/>
+          <w:bCs/>
+          <w:sz w:val="28"/>
+          <w:szCs w:val="24"/>
+          <w:vertAlign w:val="superscript"/>
+          <w:lang w:val="en-US"/>
+        </w:rPr>
+        <w:t>nd</w:t>
+      </w:r>
+      <w:r>
+        <w:rPr>
+          <w:b/>
+          <w:bCs/>
+          <w:sz w:val="28"/>
+          <w:szCs w:val="24"/>
+          <w:lang w:val="en-US"/>
+        </w:rPr>
+        <w:t xml:space="preserve"> Component of BDD)</w:t>
+      </w:r>
+    </w:p>
+    <w:p>
+      <w:pPr>
+        <w:pStyle w:val="ListParagraph"/>
+        <w:numPr>
+          <w:ilvl w:val="1"/>
+          <w:numId w:val="44"/>
+        </w:numPr>
+        <w:tabs>
+          <w:tab w:val="left" w:pos="1560"/>
+        </w:tabs>
+        <w:rPr>
+          <w:sz w:val="28"/>
+          <w:szCs w:val="24"/>
+          <w:lang w:val="en-US"/>
+        </w:rPr>
+      </w:pPr>
+      <w:r>
+        <w:rPr>
+          <w:sz w:val="28"/>
+          <w:szCs w:val="24"/>
+          <w:lang w:val="en-US"/>
+        </w:rPr>
+        <w:t>Step Definition / Glue code contains the automation script in the form of methods.</w:t>
+      </w:r>
+    </w:p>
+    <w:p>
+      <w:pPr>
+        <w:pStyle w:val="ListParagraph"/>
+        <w:numPr>
+          <w:ilvl w:val="0"/>
+          <w:numId w:val="44"/>
+        </w:numPr>
+        <w:tabs>
+          <w:tab w:val="left" w:pos="1560"/>
+        </w:tabs>
+        <w:rPr>
+          <w:sz w:val="28"/>
+          <w:szCs w:val="24"/>
+          <w:lang w:val="en-US"/>
+        </w:rPr>
+      </w:pPr>
+      <w:r>
+        <w:rPr>
+          <w:b/>
+          <w:bCs/>
+          <w:sz w:val="28"/>
+          <w:szCs w:val="24"/>
+          <w:lang w:val="en-US"/>
+        </w:rPr>
+        <w:t>Runner Class (3</w:t>
+      </w:r>
+      <w:r>
+        <w:rPr>
+          <w:b/>
+          <w:bCs/>
+          <w:sz w:val="28"/>
+          <w:szCs w:val="24"/>
+          <w:vertAlign w:val="superscript"/>
+          <w:lang w:val="en-US"/>
+        </w:rPr>
+        <w:t>rd</w:t>
+      </w:r>
+      <w:r>
+        <w:rPr>
+          <w:b/>
+          <w:bCs/>
+          <w:sz w:val="28"/>
+          <w:szCs w:val="24"/>
+          <w:lang w:val="en-US"/>
+        </w:rPr>
+        <w:t xml:space="preserve"> Component of BDD) </w:t>
+      </w:r>
+      <w:r>
+        <w:rPr>
+          <w:sz w:val="28"/>
+          <w:szCs w:val="24"/>
+          <w:lang w:val="en-US"/>
+        </w:rPr>
+        <w:t>is used to execute the automation script create inside Step Definition</w:t>
+      </w:r>
+    </w:p>
+    <w:p>
+      <w:pPr>
+        <w:tabs>
+          <w:tab w:val="left" w:pos="1560"/>
+        </w:tabs>
+        <w:rPr>
+          <w:sz w:val="28"/>
+          <w:szCs w:val="24"/>
+          <w:lang w:val="en-US"/>
+        </w:rPr>
+      </w:pPr>
+    </w:p>
+    <w:p>
+      <w:pPr>
+        <w:tabs>
+          <w:tab w:val="left" w:pos="1560"/>
+        </w:tabs>
+        <w:rPr>
+          <w:b/>
+          <w:bCs/>
+          <w:sz w:val="28"/>
+          <w:szCs w:val="24"/>
+          <w:lang w:val="en-US"/>
+        </w:rPr>
+      </w:pPr>
+      <w:r>
+        <w:rPr>
+          <w:b/>
+          <w:bCs/>
+          <w:sz w:val="28"/>
+          <w:szCs w:val="24"/>
+          <w:lang w:val="en-US"/>
+        </w:rPr>
+        <w:t>Cucumber is the implementation of BDD Approach</w:t>
+      </w:r>
+    </w:p>
+    <w:p>
+      <w:pPr>
+        <w:pBdr>
+          <w:bottom w:val="single" w:sz="6" w:space="1" w:color="auto"/>
+        </w:pBdr>
+        <w:tabs>
+          <w:tab w:val="left" w:pos="1560"/>
+        </w:tabs>
+        <w:rPr>
+          <w:b/>
+          <w:bCs/>
+          <w:sz w:val="28"/>
+          <w:szCs w:val="24"/>
+          <w:lang w:val="en-US"/>
+        </w:rPr>
+      </w:pPr>
+    </w:p>
+    <w:p>
+      <w:pPr>
+        <w:tabs>
+          <w:tab w:val="left" w:pos="1560"/>
+        </w:tabs>
+        <w:rPr>
+          <w:b/>
+          <w:bCs/>
+          <w:sz w:val="28"/>
+          <w:szCs w:val="24"/>
+          <w:lang w:val="en-US"/>
+        </w:rPr>
+      </w:pPr>
+      <w:r>
+        <w:rPr>
+          <w:b/>
+          <w:bCs/>
+          <w:sz w:val="28"/>
+          <w:szCs w:val="24"/>
+          <w:lang w:val="en-US"/>
+        </w:rPr>
+        <w:t>Feature File</w:t>
+      </w:r>
+    </w:p>
+    <w:p>
+      <w:pPr>
+        <w:pStyle w:val="ListParagraph"/>
+        <w:numPr>
+          <w:ilvl w:val="0"/>
+          <w:numId w:val="44"/>
+        </w:numPr>
+        <w:tabs>
+          <w:tab w:val="left" w:pos="1560"/>
+        </w:tabs>
+        <w:rPr>
+          <w:sz w:val="28"/>
+          <w:szCs w:val="24"/>
+          <w:lang w:val="en-US"/>
+        </w:rPr>
+      </w:pPr>
+      <w:r>
+        <w:rPr>
+          <w:sz w:val="28"/>
+          <w:szCs w:val="24"/>
+          <w:lang w:val="en-US"/>
+        </w:rPr>
+        <w:t>Collection of test scenarios</w:t>
+      </w:r>
+    </w:p>
+    <w:p>
+      <w:pPr>
+        <w:pStyle w:val="ListParagraph"/>
+        <w:numPr>
+          <w:ilvl w:val="0"/>
+          <w:numId w:val="44"/>
+        </w:numPr>
+        <w:tabs>
+          <w:tab w:val="left" w:pos="1560"/>
+        </w:tabs>
+        <w:rPr>
+          <w:sz w:val="28"/>
+          <w:szCs w:val="24"/>
+          <w:lang w:val="en-US"/>
+        </w:rPr>
+      </w:pPr>
+      <w:r>
+        <w:rPr>
+          <w:sz w:val="28"/>
+          <w:szCs w:val="24"/>
+          <w:lang w:val="en-US"/>
+        </w:rPr>
+        <w:t>Created using Gherkin language.</w:t>
+      </w:r>
+    </w:p>
+    <w:p>
+      <w:pPr>
+        <w:pStyle w:val="ListParagraph"/>
+        <w:numPr>
+          <w:ilvl w:val="0"/>
+          <w:numId w:val="44"/>
+        </w:numPr>
+        <w:tabs>
+          <w:tab w:val="left" w:pos="1560"/>
+        </w:tabs>
+        <w:rPr>
+          <w:sz w:val="28"/>
+          <w:szCs w:val="24"/>
+          <w:lang w:val="en-US"/>
+        </w:rPr>
+      </w:pPr>
+      <w:r>
+        <w:rPr>
+          <w:sz w:val="28"/>
+          <w:szCs w:val="24"/>
+          <w:lang w:val="en-US"/>
+        </w:rPr>
+        <w:t>Gherkin Language is similar to English</w:t>
+      </w:r>
+    </w:p>
+    <w:p>
+      <w:pPr>
+        <w:pStyle w:val="ListParagraph"/>
+        <w:numPr>
+          <w:ilvl w:val="0"/>
+          <w:numId w:val="44"/>
+        </w:numPr>
+        <w:tabs>
+          <w:tab w:val="left" w:pos="1560"/>
+        </w:tabs>
+        <w:rPr>
+          <w:sz w:val="28"/>
+          <w:szCs w:val="24"/>
+          <w:lang w:val="en-US"/>
+        </w:rPr>
+      </w:pPr>
+      <w:r>
+        <w:rPr>
+          <w:sz w:val="28"/>
+          <w:szCs w:val="24"/>
+          <w:lang w:val="en-US"/>
+        </w:rPr>
+        <w:t>Contains Keywords</w:t>
+      </w:r>
+    </w:p>
+    <w:p>
+      <w:pPr>
+        <w:pStyle w:val="ListParagraph"/>
+        <w:numPr>
+          <w:ilvl w:val="1"/>
+          <w:numId w:val="44"/>
+        </w:numPr>
+        <w:tabs>
+          <w:tab w:val="left" w:pos="1560"/>
+        </w:tabs>
+        <w:rPr>
+          <w:sz w:val="28"/>
+          <w:szCs w:val="24"/>
+          <w:lang w:val="en-US"/>
+        </w:rPr>
+      </w:pPr>
+      <w:r>
+        <w:rPr>
+          <w:sz w:val="28"/>
+          <w:szCs w:val="24"/>
+          <w:lang w:val="en-US"/>
+        </w:rPr>
+        <w:t xml:space="preserve">Feature: </w:t>
+      </w:r>
+      <w:r>
+        <w:rPr>
+          <w:sz w:val="28"/>
+          <w:szCs w:val="24"/>
+          <w:lang w:val="en-US"/>
+        </w:rPr>
+        <w:sym w:font="Wingdings" w:char="F0E0"/>
+      </w:r>
+      <w:r>
+        <w:rPr>
+          <w:sz w:val="28"/>
+          <w:szCs w:val="24"/>
+          <w:lang w:val="en-US"/>
+        </w:rPr>
+        <w:t xml:space="preserve"> Represents requirement</w:t>
+      </w:r>
+    </w:p>
+    <w:p>
+      <w:pPr>
+        <w:pStyle w:val="ListParagraph"/>
+        <w:numPr>
+          <w:ilvl w:val="1"/>
+          <w:numId w:val="44"/>
+        </w:numPr>
+        <w:tabs>
+          <w:tab w:val="left" w:pos="1560"/>
+        </w:tabs>
+        <w:rPr>
+          <w:sz w:val="28"/>
+          <w:szCs w:val="24"/>
+          <w:lang w:val="en-US"/>
+        </w:rPr>
+      </w:pPr>
+      <w:r>
+        <w:rPr>
+          <w:sz w:val="28"/>
+          <w:szCs w:val="24"/>
+          <w:lang w:val="en-US"/>
+        </w:rPr>
+        <w:t xml:space="preserve">Scenario: </w:t>
+      </w:r>
+      <w:r>
+        <w:rPr>
+          <w:sz w:val="28"/>
+          <w:szCs w:val="24"/>
+          <w:lang w:val="en-US"/>
+        </w:rPr>
+        <w:sym w:font="Wingdings" w:char="F0E0"/>
+      </w:r>
+      <w:r>
+        <w:rPr>
+          <w:sz w:val="28"/>
+          <w:szCs w:val="24"/>
+          <w:lang w:val="en-US"/>
+        </w:rPr>
+        <w:t xml:space="preserve"> </w:t>
+      </w:r>
+      <w:r>
+        <w:rPr>
+          <w:sz w:val="28"/>
+          <w:szCs w:val="24"/>
+          <w:lang w:val="en-US"/>
+        </w:rPr>
+        <w:t>Represents test objective (test condition)</w:t>
+      </w:r>
+    </w:p>
+    <w:p>
+      <w:pPr>
+        <w:pStyle w:val="ListParagraph"/>
+        <w:numPr>
+          <w:ilvl w:val="1"/>
+          <w:numId w:val="44"/>
+        </w:numPr>
+        <w:tabs>
+          <w:tab w:val="left" w:pos="1560"/>
+        </w:tabs>
+        <w:rPr>
+          <w:sz w:val="28"/>
+          <w:szCs w:val="24"/>
+          <w:lang w:val="en-US"/>
+        </w:rPr>
+      </w:pPr>
+      <w:r>
+        <w:rPr>
+          <w:sz w:val="28"/>
+          <w:szCs w:val="24"/>
+          <w:lang w:val="en-US"/>
+        </w:rPr>
+        <w:t xml:space="preserve">Given </w:t>
+      </w:r>
+      <w:r>
+        <w:rPr>
+          <w:sz w:val="28"/>
+          <w:szCs w:val="24"/>
+          <w:lang w:val="en-US"/>
+        </w:rPr>
+        <w:sym w:font="Wingdings" w:char="F0E0"/>
+      </w:r>
+      <w:r>
+        <w:rPr>
+          <w:sz w:val="28"/>
+          <w:szCs w:val="24"/>
+          <w:lang w:val="en-US"/>
+        </w:rPr>
+        <w:t xml:space="preserve"> Represents pre-requisite</w:t>
+      </w:r>
+    </w:p>
+    <w:p>
+      <w:pPr>
+        <w:pStyle w:val="ListParagraph"/>
+        <w:numPr>
+          <w:ilvl w:val="1"/>
+          <w:numId w:val="44"/>
+        </w:numPr>
+        <w:tabs>
+          <w:tab w:val="left" w:pos="1560"/>
+        </w:tabs>
+        <w:rPr>
+          <w:sz w:val="28"/>
+          <w:szCs w:val="24"/>
+          <w:lang w:val="en-US"/>
+        </w:rPr>
+      </w:pPr>
+      <w:r>
+        <w:rPr>
+          <w:sz w:val="28"/>
+          <w:szCs w:val="24"/>
+          <w:lang w:val="en-US"/>
+        </w:rPr>
+        <w:t xml:space="preserve">When </w:t>
+      </w:r>
+      <w:r>
+        <w:rPr>
+          <w:sz w:val="28"/>
+          <w:szCs w:val="24"/>
+          <w:lang w:val="en-US"/>
+        </w:rPr>
+        <w:sym w:font="Wingdings" w:char="F0E0"/>
+      </w:r>
+      <w:r>
+        <w:rPr>
+          <w:sz w:val="28"/>
+          <w:szCs w:val="24"/>
+          <w:lang w:val="en-US"/>
+        </w:rPr>
+        <w:t xml:space="preserve"> </w:t>
+      </w:r>
+      <w:r>
+        <w:rPr>
+          <w:sz w:val="28"/>
+          <w:szCs w:val="24"/>
+          <w:lang w:val="en-US"/>
+        </w:rPr>
+        <w:t>Represents the steps. Every step can be implemented via separate When statement</w:t>
+      </w:r>
+    </w:p>
+    <w:p>
+      <w:pPr>
+        <w:pStyle w:val="ListParagraph"/>
+        <w:numPr>
+          <w:ilvl w:val="1"/>
+          <w:numId w:val="44"/>
+        </w:numPr>
+        <w:tabs>
+          <w:tab w:val="left" w:pos="1560"/>
+        </w:tabs>
+        <w:rPr>
+          <w:sz w:val="28"/>
+          <w:szCs w:val="24"/>
+          <w:lang w:val="en-US"/>
+        </w:rPr>
+      </w:pPr>
+      <w:r>
+        <w:rPr>
+          <w:sz w:val="28"/>
+          <w:szCs w:val="24"/>
+          <w:lang w:val="en-US"/>
+        </w:rPr>
+        <w:t xml:space="preserve">And </w:t>
+      </w:r>
+      <w:r>
+        <w:rPr>
+          <w:sz w:val="28"/>
+          <w:szCs w:val="24"/>
+          <w:lang w:val="en-US"/>
+        </w:rPr>
+        <w:sym w:font="Wingdings" w:char="F0E0"/>
+      </w:r>
+      <w:r>
+        <w:rPr>
+          <w:sz w:val="28"/>
+          <w:szCs w:val="24"/>
+          <w:lang w:val="en-US"/>
+        </w:rPr>
+        <w:t xml:space="preserve"> Used to combine multiple When statements</w:t>
+      </w:r>
+    </w:p>
+    <w:p>
+      <w:pPr>
+        <w:pStyle w:val="ListParagraph"/>
+        <w:numPr>
+          <w:ilvl w:val="1"/>
+          <w:numId w:val="44"/>
+        </w:numPr>
+        <w:tabs>
+          <w:tab w:val="left" w:pos="1560"/>
+        </w:tabs>
+        <w:rPr>
+          <w:sz w:val="28"/>
+          <w:szCs w:val="24"/>
+          <w:lang w:val="en-US"/>
+        </w:rPr>
+      </w:pPr>
+      <w:r>
+        <w:rPr>
+          <w:sz w:val="28"/>
+          <w:szCs w:val="24"/>
+          <w:lang w:val="en-US"/>
+        </w:rPr>
+        <w:t xml:space="preserve">Then </w:t>
+      </w:r>
+      <w:r>
+        <w:rPr>
+          <w:sz w:val="28"/>
+          <w:szCs w:val="24"/>
+          <w:lang w:val="en-US"/>
+        </w:rPr>
+        <w:sym w:font="Wingdings" w:char="F0E0"/>
+      </w:r>
+      <w:r>
+        <w:rPr>
+          <w:sz w:val="28"/>
+          <w:szCs w:val="24"/>
+          <w:lang w:val="en-US"/>
+        </w:rPr>
+        <w:t xml:space="preserve"> </w:t>
+      </w:r>
+      <w:r>
+        <w:rPr>
+          <w:sz w:val="28"/>
+          <w:szCs w:val="24"/>
+          <w:lang w:val="en-US"/>
+        </w:rPr>
+        <w:t>Represents expected result</w:t>
+      </w:r>
+    </w:p>
+    <w:p>
+      <w:pPr>
+        <w:pStyle w:val="ListParagraph"/>
+        <w:numPr>
+          <w:ilvl w:val="1"/>
+          <w:numId w:val="44"/>
+        </w:numPr>
+        <w:tabs>
+          <w:tab w:val="left" w:pos="1560"/>
+        </w:tabs>
+        <w:rPr>
+          <w:sz w:val="28"/>
+          <w:szCs w:val="24"/>
+          <w:lang w:val="en-US"/>
+        </w:rPr>
+      </w:pPr>
+      <w:r>
+        <w:rPr>
+          <w:sz w:val="28"/>
+          <w:szCs w:val="24"/>
+          <w:lang w:val="en-US"/>
+        </w:rPr>
+        <w:lastRenderedPageBreak/>
+        <w:t xml:space="preserve">Background: </w:t>
+      </w:r>
+      <w:r>
+        <w:rPr>
+          <w:sz w:val="28"/>
+          <w:szCs w:val="24"/>
+          <w:lang w:val="en-US"/>
+        </w:rPr>
+        <w:sym w:font="Wingdings" w:char="F0E0"/>
+      </w:r>
+      <w:r>
+        <w:rPr>
+          <w:sz w:val="28"/>
+          <w:szCs w:val="24"/>
+          <w:lang w:val="en-US"/>
+        </w:rPr>
+        <w:t xml:space="preserve"> </w:t>
+      </w:r>
+      <w:r>
+        <w:rPr>
+          <w:sz w:val="28"/>
+          <w:szCs w:val="24"/>
+          <w:lang w:val="en-US"/>
+        </w:rPr>
+        <w:t>Used to avoid multiple Given statements when you are adding multiple test scenarios in feature file</w:t>
+      </w:r>
+    </w:p>
+    <w:p>
+      <w:pPr>
+        <w:pStyle w:val="ListParagraph"/>
+        <w:numPr>
+          <w:ilvl w:val="1"/>
+          <w:numId w:val="44"/>
+        </w:numPr>
+        <w:tabs>
+          <w:tab w:val="left" w:pos="1560"/>
+        </w:tabs>
+        <w:rPr>
+          <w:sz w:val="28"/>
+          <w:szCs w:val="24"/>
+          <w:lang w:val="en-US"/>
+        </w:rPr>
+      </w:pPr>
+      <w:r>
+        <w:rPr>
+          <w:sz w:val="28"/>
+          <w:szCs w:val="24"/>
+          <w:lang w:val="en-US"/>
+        </w:rPr>
+        <w:t xml:space="preserve">Examples: </w:t>
+      </w:r>
+      <w:r>
+        <w:rPr>
+          <w:sz w:val="28"/>
+          <w:szCs w:val="24"/>
+          <w:lang w:val="en-US"/>
+        </w:rPr>
+        <w:sym w:font="Wingdings" w:char="F0E0"/>
+      </w:r>
+      <w:r>
+        <w:rPr>
+          <w:sz w:val="28"/>
+          <w:szCs w:val="24"/>
+          <w:lang w:val="en-US"/>
+        </w:rPr>
+        <w:t xml:space="preserve"> Used in Data Driven Testing to pass the data</w:t>
+      </w:r>
+    </w:p>
+    <w:p>
+      <w:pPr>
+        <w:pStyle w:val="ListParagraph"/>
+        <w:numPr>
+          <w:ilvl w:val="1"/>
+          <w:numId w:val="44"/>
+        </w:numPr>
+        <w:pBdr>
+          <w:bottom w:val="single" w:sz="6" w:space="1" w:color="auto"/>
+        </w:pBdr>
+        <w:tabs>
+          <w:tab w:val="left" w:pos="1560"/>
+        </w:tabs>
+        <w:rPr>
+          <w:sz w:val="28"/>
+          <w:szCs w:val="24"/>
+          <w:lang w:val="en-US"/>
+        </w:rPr>
+      </w:pPr>
+      <w:r>
+        <w:rPr>
+          <w:sz w:val="28"/>
+          <w:szCs w:val="24"/>
+          <w:lang w:val="en-US"/>
+        </w:rPr>
+        <w:t xml:space="preserve">Scenario Outline </w:t>
+      </w:r>
+      <w:r>
+        <w:rPr>
+          <w:sz w:val="28"/>
+          <w:szCs w:val="24"/>
+          <w:lang w:val="en-US"/>
+        </w:rPr>
+        <w:sym w:font="Wingdings" w:char="F0E0"/>
+      </w:r>
+      <w:r>
+        <w:rPr>
+          <w:sz w:val="28"/>
+          <w:szCs w:val="24"/>
+          <w:lang w:val="en-US"/>
+        </w:rPr>
+        <w:t xml:space="preserve"> </w:t>
+      </w:r>
+      <w:r>
+        <w:rPr>
+          <w:sz w:val="28"/>
+          <w:szCs w:val="24"/>
+          <w:lang w:val="en-US"/>
+        </w:rPr>
+        <w:t>Used in Data</w:t>
+      </w:r>
+      <w:r>
+        <w:rPr>
+          <w:sz w:val="28"/>
+          <w:szCs w:val="24"/>
+          <w:lang w:val="en-US"/>
+        </w:rPr>
+        <w:t xml:space="preserve"> Driven Testing to accept the data</w:t>
+      </w:r>
+    </w:p>
+    <w:p>
+      <w:pPr>
+        <w:tabs>
+          <w:tab w:val="left" w:pos="1560"/>
+        </w:tabs>
+        <w:rPr>
+          <w:sz w:val="28"/>
+          <w:szCs w:val="24"/>
+          <w:lang w:val="en-US"/>
+        </w:rPr>
+      </w:pPr>
+    </w:p>
+    <w:p>
+      <w:pPr>
+        <w:tabs>
+          <w:tab w:val="left" w:pos="1560"/>
+        </w:tabs>
+        <w:rPr>
+          <w:b/>
+          <w:bCs/>
+          <w:sz w:val="28"/>
+          <w:szCs w:val="24"/>
+          <w:lang w:val="en-US"/>
+        </w:rPr>
+      </w:pPr>
+      <w:r>
+        <w:rPr>
+          <w:b/>
+          <w:bCs/>
+          <w:sz w:val="28"/>
+          <w:szCs w:val="24"/>
+          <w:lang w:val="en-US"/>
+        </w:rPr>
+        <w:t>Creating Cucumber Project</w:t>
+      </w:r>
+    </w:p>
+    <w:p>
+      <w:pPr>
+        <w:pStyle w:val="ListParagraph"/>
+        <w:numPr>
+          <w:ilvl w:val="0"/>
+          <w:numId w:val="45"/>
+        </w:numPr>
+        <w:tabs>
+          <w:tab w:val="left" w:pos="1560"/>
+        </w:tabs>
+        <w:rPr>
+          <w:sz w:val="28"/>
+          <w:szCs w:val="24"/>
+          <w:lang w:val="en-US"/>
+        </w:rPr>
+      </w:pPr>
+      <w:r>
+        <w:rPr>
+          <w:sz w:val="28"/>
+          <w:szCs w:val="24"/>
+          <w:lang w:val="en-US"/>
+        </w:rPr>
+        <w:t xml:space="preserve">Click on File </w:t>
+      </w:r>
+      <w:r>
+        <w:rPr>
+          <w:sz w:val="28"/>
+          <w:szCs w:val="24"/>
+          <w:lang w:val="en-US"/>
+        </w:rPr>
+        <w:sym w:font="Wingdings" w:char="F0E0"/>
+      </w:r>
+      <w:r>
+        <w:rPr>
+          <w:sz w:val="28"/>
+          <w:szCs w:val="24"/>
+          <w:lang w:val="en-US"/>
+        </w:rPr>
+        <w:t xml:space="preserve"> New </w:t>
+      </w:r>
+      <w:r>
+        <w:rPr>
+          <w:sz w:val="28"/>
+          <w:szCs w:val="24"/>
+          <w:lang w:val="en-US"/>
+        </w:rPr>
+        <w:sym w:font="Wingdings" w:char="F0E0"/>
+      </w:r>
+      <w:r>
+        <w:rPr>
+          <w:sz w:val="28"/>
+          <w:szCs w:val="24"/>
+          <w:lang w:val="en-US"/>
+        </w:rPr>
+        <w:t xml:space="preserve"> Maven Project</w:t>
+      </w:r>
+    </w:p>
+    <w:p>
+      <w:pPr>
+        <w:pStyle w:val="ListParagraph"/>
+        <w:numPr>
+          <w:ilvl w:val="0"/>
+          <w:numId w:val="45"/>
+        </w:numPr>
+        <w:tabs>
+          <w:tab w:val="left" w:pos="1560"/>
+        </w:tabs>
+        <w:rPr>
+          <w:sz w:val="28"/>
+          <w:szCs w:val="24"/>
+          <w:lang w:val="en-US"/>
+        </w:rPr>
+      </w:pPr>
+      <w:r>
+        <w:rPr>
+          <w:sz w:val="28"/>
+          <w:szCs w:val="24"/>
+          <w:lang w:val="en-US"/>
+        </w:rPr>
+        <w:t>Select 3</w:t>
+      </w:r>
+      <w:r>
+        <w:rPr>
+          <w:sz w:val="28"/>
+          <w:szCs w:val="24"/>
+          <w:vertAlign w:val="superscript"/>
+          <w:lang w:val="en-US"/>
+        </w:rPr>
+        <w:t>rd</w:t>
+      </w:r>
+      <w:r>
+        <w:rPr>
+          <w:sz w:val="28"/>
+          <w:szCs w:val="24"/>
+          <w:lang w:val="en-US"/>
+        </w:rPr>
+        <w:t xml:space="preserve"> check box (Add project to working set)</w:t>
+      </w:r>
+    </w:p>
+    <w:p>
+      <w:pPr>
+        <w:pStyle w:val="ListParagraph"/>
+        <w:numPr>
+          <w:ilvl w:val="0"/>
+          <w:numId w:val="45"/>
+        </w:numPr>
+        <w:tabs>
+          <w:tab w:val="left" w:pos="1560"/>
+        </w:tabs>
+        <w:rPr>
+          <w:sz w:val="28"/>
+          <w:szCs w:val="24"/>
+          <w:lang w:val="en-US"/>
+        </w:rPr>
+      </w:pPr>
+      <w:r>
+        <w:rPr>
+          <w:sz w:val="28"/>
+          <w:szCs w:val="24"/>
+          <w:lang w:val="en-US"/>
+        </w:rPr>
+        <w:t>Click on Next</w:t>
+      </w:r>
+    </w:p>
+    <w:p>
+      <w:pPr>
+        <w:pStyle w:val="ListParagraph"/>
+        <w:numPr>
+          <w:ilvl w:val="0"/>
+          <w:numId w:val="45"/>
+        </w:numPr>
+        <w:tabs>
+          <w:tab w:val="left" w:pos="1560"/>
+        </w:tabs>
+        <w:rPr>
+          <w:sz w:val="28"/>
+          <w:szCs w:val="24"/>
+          <w:lang w:val="en-US"/>
+        </w:rPr>
+      </w:pPr>
+      <w:r>
+        <w:rPr>
+          <w:sz w:val="28"/>
+          <w:szCs w:val="24"/>
+          <w:lang w:val="en-US"/>
+        </w:rPr>
+        <w:t xml:space="preserve">Add a filter as </w:t>
+      </w:r>
+      <w:proofErr w:type="spellStart"/>
+      <w:r>
+        <w:rPr>
+          <w:b/>
+          <w:bCs/>
+          <w:sz w:val="28"/>
+          <w:szCs w:val="24"/>
+          <w:lang w:val="en-US"/>
+        </w:rPr>
+        <w:t>io.cucumber</w:t>
+      </w:r>
+      <w:proofErr w:type="spellEnd"/>
+    </w:p>
+    <w:p>
+      <w:pPr>
+        <w:pStyle w:val="ListParagraph"/>
+        <w:numPr>
+          <w:ilvl w:val="0"/>
+          <w:numId w:val="45"/>
+        </w:numPr>
+        <w:tabs>
+          <w:tab w:val="left" w:pos="1560"/>
+        </w:tabs>
+        <w:rPr>
+          <w:sz w:val="28"/>
+          <w:szCs w:val="24"/>
+          <w:lang w:val="en-US"/>
+        </w:rPr>
+      </w:pPr>
+      <w:r>
+        <w:rPr>
+          <w:sz w:val="28"/>
+          <w:szCs w:val="24"/>
+          <w:lang w:val="en-US"/>
+        </w:rPr>
+        <w:t>Select the archetype and click on Next button</w:t>
+      </w:r>
+    </w:p>
+    <w:p>
+      <w:pPr>
+        <w:pStyle w:val="ListParagraph"/>
+        <w:numPr>
+          <w:ilvl w:val="0"/>
+          <w:numId w:val="45"/>
+        </w:numPr>
+        <w:tabs>
+          <w:tab w:val="left" w:pos="1560"/>
+        </w:tabs>
+        <w:rPr>
+          <w:sz w:val="28"/>
+          <w:szCs w:val="24"/>
+          <w:lang w:val="en-US"/>
+        </w:rPr>
+      </w:pPr>
+      <w:r>
+        <w:rPr>
+          <w:sz w:val="28"/>
+          <w:szCs w:val="24"/>
+          <w:lang w:val="en-US"/>
+        </w:rPr>
+        <w:t>Give group id and artifact id (Both should be same)</w:t>
+      </w:r>
+    </w:p>
+    <w:p>
+      <w:pPr>
+        <w:pStyle w:val="ListParagraph"/>
+        <w:numPr>
+          <w:ilvl w:val="0"/>
+          <w:numId w:val="45"/>
+        </w:numPr>
+        <w:tabs>
+          <w:tab w:val="left" w:pos="1560"/>
+        </w:tabs>
+        <w:rPr>
+          <w:sz w:val="28"/>
+          <w:szCs w:val="24"/>
+          <w:lang w:val="en-US"/>
+        </w:rPr>
+      </w:pPr>
+      <w:r>
+        <w:rPr>
+          <w:sz w:val="28"/>
+          <w:szCs w:val="24"/>
+          <w:lang w:val="en-US"/>
+        </w:rPr>
+        <w:t>Click on Finish</w:t>
+      </w:r>
+    </w:p>
+    <w:p>
+      <w:pPr>
+        <w:pStyle w:val="ListParagraph"/>
+        <w:numPr>
+          <w:ilvl w:val="0"/>
+          <w:numId w:val="45"/>
+        </w:numPr>
+        <w:tabs>
+          <w:tab w:val="left" w:pos="1560"/>
+        </w:tabs>
+        <w:rPr>
+          <w:sz w:val="28"/>
+          <w:szCs w:val="24"/>
+          <w:lang w:val="en-US"/>
+        </w:rPr>
+      </w:pPr>
+      <w:r>
+        <w:rPr>
+          <w:sz w:val="28"/>
+          <w:szCs w:val="24"/>
+          <w:lang w:val="en-US"/>
+        </w:rPr>
+        <w:t>After creating project</w:t>
+      </w:r>
+    </w:p>
+    <w:p>
+      <w:pPr>
+        <w:pStyle w:val="ListParagraph"/>
+        <w:numPr>
+          <w:ilvl w:val="1"/>
+          <w:numId w:val="45"/>
+        </w:numPr>
+        <w:tabs>
+          <w:tab w:val="left" w:pos="1560"/>
+        </w:tabs>
+        <w:rPr>
+          <w:sz w:val="28"/>
+          <w:szCs w:val="24"/>
+          <w:lang w:val="en-US"/>
+        </w:rPr>
+      </w:pPr>
+      <w:r>
+        <w:rPr>
+          <w:sz w:val="28"/>
+          <w:szCs w:val="24"/>
+          <w:lang w:val="en-US"/>
+        </w:rPr>
+        <w:t xml:space="preserve">Delete the readymade package from </w:t>
+      </w:r>
+      <w:proofErr w:type="spellStart"/>
+      <w:r>
+        <w:rPr>
+          <w:sz w:val="28"/>
+          <w:szCs w:val="24"/>
+          <w:lang w:val="en-US"/>
+        </w:rPr>
+        <w:t>src</w:t>
+      </w:r>
+      <w:proofErr w:type="spellEnd"/>
+      <w:r>
+        <w:rPr>
+          <w:sz w:val="28"/>
+          <w:szCs w:val="24"/>
+          <w:lang w:val="en-US"/>
+        </w:rPr>
+        <w:t>/test/java</w:t>
+      </w:r>
+    </w:p>
+    <w:p>
+      <w:pPr>
+        <w:pStyle w:val="ListParagraph"/>
+        <w:numPr>
+          <w:ilvl w:val="0"/>
+          <w:numId w:val="45"/>
+        </w:numPr>
+        <w:tabs>
+          <w:tab w:val="left" w:pos="1560"/>
+        </w:tabs>
+        <w:rPr>
+          <w:sz w:val="28"/>
+          <w:szCs w:val="24"/>
+          <w:lang w:val="en-US"/>
+        </w:rPr>
+      </w:pPr>
+      <w:r>
+        <w:rPr>
+          <w:sz w:val="28"/>
+          <w:szCs w:val="24"/>
+          <w:lang w:val="en-US"/>
+        </w:rPr>
+        <w:t>Open pom.xml file</w:t>
+      </w:r>
+    </w:p>
+    <w:p>
+      <w:pPr>
+        <w:pStyle w:val="ListParagraph"/>
+        <w:numPr>
+          <w:ilvl w:val="0"/>
+          <w:numId w:val="45"/>
+        </w:numPr>
+        <w:tabs>
+          <w:tab w:val="left" w:pos="1560"/>
+        </w:tabs>
+        <w:rPr>
+          <w:sz w:val="28"/>
+          <w:szCs w:val="24"/>
+          <w:lang w:val="en-US"/>
+        </w:rPr>
+      </w:pPr>
+      <w:r>
+        <w:rPr>
+          <w:sz w:val="28"/>
+          <w:szCs w:val="24"/>
+          <w:lang w:val="en-US"/>
+        </w:rPr>
+        <w:t>Delete the code from &lt;properties&gt; (line no 12) till &lt;/dependencies&gt; (line no)</w:t>
+      </w:r>
+    </w:p>
+    <w:p>
+      <w:pPr>
+        <w:pStyle w:val="ListParagraph"/>
+        <w:numPr>
+          <w:ilvl w:val="0"/>
+          <w:numId w:val="45"/>
+        </w:numPr>
+        <w:tabs>
+          <w:tab w:val="left" w:pos="1560"/>
+        </w:tabs>
+        <w:rPr>
+          <w:sz w:val="28"/>
+          <w:szCs w:val="24"/>
+          <w:lang w:val="en-US"/>
+        </w:rPr>
+      </w:pPr>
+      <w:r>
+        <w:rPr>
+          <w:sz w:val="28"/>
+          <w:szCs w:val="24"/>
+          <w:lang w:val="en-US"/>
+        </w:rPr>
+        <w:t xml:space="preserve">Open </w:t>
+      </w:r>
+      <w:hyperlink r:id="rId16" w:history="1">
+        <w:r>
+          <w:rPr>
+            <w:rStyle w:val="Hyperlink"/>
+            <w:sz w:val="28"/>
+            <w:szCs w:val="24"/>
+            <w:lang w:val="en-US"/>
+          </w:rPr>
+          <w:t>https://github.com/cucumber/cucumber-java-skeleton/commit/d7249b50c570816eba27ce94557e1de7e9b0f97</w:t>
+        </w:r>
+      </w:hyperlink>
+      <w:r>
+        <w:rPr>
+          <w:sz w:val="28"/>
+          <w:szCs w:val="24"/>
+          <w:lang w:val="en-US"/>
+        </w:rPr>
+        <w:t xml:space="preserve"> in browser</w:t>
+      </w:r>
+    </w:p>
+    <w:p>
+      <w:pPr>
+        <w:pStyle w:val="ListParagraph"/>
+        <w:numPr>
+          <w:ilvl w:val="0"/>
+          <w:numId w:val="45"/>
+        </w:numPr>
+        <w:tabs>
+          <w:tab w:val="left" w:pos="1560"/>
+        </w:tabs>
+        <w:rPr>
+          <w:sz w:val="28"/>
+          <w:szCs w:val="24"/>
+          <w:lang w:val="en-US"/>
+        </w:rPr>
+      </w:pPr>
+      <w:r>
+        <w:rPr>
+          <w:sz w:val="28"/>
+          <w:szCs w:val="24"/>
+          <w:lang w:val="en-US"/>
+        </w:rPr>
+        <w:t>copy the code from &lt;properties&gt; (line no 11) till &lt;/dependencies&gt; (line no 41)</w:t>
+      </w:r>
+    </w:p>
+    <w:p>
+      <w:pPr>
+        <w:pStyle w:val="ListParagraph"/>
+        <w:numPr>
+          <w:ilvl w:val="0"/>
+          <w:numId w:val="45"/>
+        </w:numPr>
+        <w:tabs>
+          <w:tab w:val="left" w:pos="1560"/>
+        </w:tabs>
+        <w:rPr>
+          <w:sz w:val="28"/>
+          <w:szCs w:val="24"/>
+          <w:lang w:val="en-US"/>
+        </w:rPr>
+      </w:pPr>
+      <w:r>
+        <w:rPr>
+          <w:sz w:val="28"/>
+          <w:szCs w:val="24"/>
+          <w:lang w:val="en-US"/>
+        </w:rPr>
+        <w:t>and paste this code in pom.xml file where you have deleted the code in earlier step</w:t>
+      </w:r>
+    </w:p>
+    <w:p>
+      <w:pPr>
+        <w:pBdr>
+          <w:top w:val="single" w:sz="6" w:space="1" w:color="auto"/>
+          <w:bottom w:val="single" w:sz="6" w:space="1" w:color="auto"/>
+        </w:pBdr>
+        <w:tabs>
+          <w:tab w:val="left" w:pos="1560"/>
+        </w:tabs>
+        <w:rPr>
+          <w:sz w:val="28"/>
+          <w:szCs w:val="24"/>
+          <w:lang w:val="en-US"/>
+        </w:rPr>
+      </w:pPr>
+      <w:r>
+        <w:rPr>
+          <w:sz w:val="28"/>
+          <w:szCs w:val="24"/>
+          <w:lang w:val="en-US"/>
+        </w:rPr>
+        <w:t>Feature File</w:t>
+      </w:r>
+    </w:p>
+    <w:p>
+      <w:pPr>
+        <w:tabs>
+          <w:tab w:val="left" w:pos="1560"/>
+        </w:tabs>
+        <w:rPr>
+          <w:sz w:val="28"/>
+          <w:szCs w:val="24"/>
+          <w:lang w:val="en-US"/>
+        </w:rPr>
+      </w:pPr>
+      <w:r>
+        <w:rPr>
+          <w:sz w:val="28"/>
+          <w:szCs w:val="24"/>
+          <w:lang w:val="en-US"/>
+        </w:rPr>
+        <w:t>Requirement – Verify title of Google</w:t>
+      </w:r>
+    </w:p>
+    <w:p>
+      <w:pPr>
+        <w:pStyle w:val="ListParagraph"/>
+        <w:numPr>
+          <w:ilvl w:val="0"/>
+          <w:numId w:val="46"/>
+        </w:numPr>
+        <w:tabs>
+          <w:tab w:val="left" w:pos="1560"/>
+        </w:tabs>
+        <w:rPr>
+          <w:sz w:val="28"/>
+          <w:szCs w:val="24"/>
+          <w:lang w:val="en-US"/>
+        </w:rPr>
+      </w:pPr>
+      <w:r>
+        <w:rPr>
+          <w:sz w:val="28"/>
+          <w:szCs w:val="24"/>
+          <w:lang w:val="en-US"/>
+        </w:rPr>
+        <w:t>Open Google</w:t>
+      </w:r>
+    </w:p>
+    <w:p>
+      <w:pPr>
+        <w:pStyle w:val="ListParagraph"/>
+        <w:numPr>
+          <w:ilvl w:val="0"/>
+          <w:numId w:val="46"/>
+        </w:numPr>
+        <w:tabs>
+          <w:tab w:val="left" w:pos="1560"/>
+        </w:tabs>
+        <w:rPr>
+          <w:sz w:val="28"/>
+          <w:szCs w:val="24"/>
+          <w:lang w:val="en-US"/>
+        </w:rPr>
+      </w:pPr>
+      <w:r>
+        <w:rPr>
+          <w:sz w:val="28"/>
+          <w:szCs w:val="24"/>
+          <w:lang w:val="en-US"/>
+        </w:rPr>
+        <w:t>Read the title</w:t>
+      </w:r>
+    </w:p>
+    <w:p>
+      <w:pPr>
+        <w:pStyle w:val="ListParagraph"/>
+        <w:numPr>
+          <w:ilvl w:val="0"/>
+          <w:numId w:val="46"/>
+        </w:numPr>
+        <w:tabs>
+          <w:tab w:val="left" w:pos="1560"/>
+        </w:tabs>
+        <w:rPr>
+          <w:sz w:val="28"/>
+          <w:szCs w:val="24"/>
+          <w:lang w:val="en-US"/>
+        </w:rPr>
+      </w:pPr>
+      <w:r>
+        <w:rPr>
+          <w:sz w:val="28"/>
+          <w:szCs w:val="24"/>
+          <w:lang w:val="en-US"/>
+        </w:rPr>
+        <w:t>Title should be Google</w:t>
+      </w:r>
+    </w:p>
+    <w:p>
+      <w:pPr>
+        <w:tabs>
+          <w:tab w:val="left" w:pos="1560"/>
+        </w:tabs>
+        <w:rPr>
+          <w:sz w:val="28"/>
+          <w:szCs w:val="24"/>
+          <w:lang w:val="en-US"/>
+        </w:rPr>
+      </w:pPr>
+      <w:r>
+        <w:rPr>
+          <w:sz w:val="28"/>
+          <w:szCs w:val="24"/>
+          <w:lang w:val="en-US"/>
+        </w:rPr>
+        <w:t>Feature File</w:t>
+      </w:r>
+    </w:p>
+    <w:p>
+      <w:pPr>
+        <w:tabs>
+          <w:tab w:val="left" w:pos="1560"/>
+        </w:tabs>
+        <w:rPr>
+          <w:sz w:val="28"/>
+          <w:szCs w:val="24"/>
+          <w:lang w:val="en-US"/>
+        </w:rPr>
+      </w:pPr>
+      <w:r>
+        <w:rPr>
+          <w:sz w:val="28"/>
+          <w:szCs w:val="24"/>
+          <w:lang w:val="en-US"/>
+        </w:rPr>
+        <w:t xml:space="preserve">Feature: </w:t>
+      </w:r>
+      <w:r>
+        <w:rPr>
+          <w:sz w:val="28"/>
+          <w:szCs w:val="24"/>
+          <w:lang w:val="en-US"/>
+        </w:rPr>
+        <w:t>Google title</w:t>
+      </w:r>
+    </w:p>
+    <w:p>
+      <w:pPr>
+        <w:tabs>
+          <w:tab w:val="left" w:pos="1560"/>
+        </w:tabs>
+        <w:rPr>
+          <w:sz w:val="28"/>
+          <w:szCs w:val="24"/>
+          <w:lang w:val="en-US"/>
+        </w:rPr>
+      </w:pPr>
+      <w:r>
+        <w:rPr>
+          <w:sz w:val="28"/>
+          <w:szCs w:val="24"/>
+          <w:lang w:val="en-US"/>
+        </w:rPr>
+        <w:t>Scenario: To verify title of Google</w:t>
+      </w:r>
+    </w:p>
+    <w:p>
+      <w:pPr>
+        <w:tabs>
+          <w:tab w:val="left" w:pos="1560"/>
+        </w:tabs>
+        <w:rPr>
+          <w:sz w:val="28"/>
+          <w:szCs w:val="24"/>
+          <w:lang w:val="en-US"/>
+        </w:rPr>
+      </w:pPr>
+      <w:r>
+        <w:rPr>
+          <w:sz w:val="28"/>
+          <w:szCs w:val="24"/>
+          <w:lang w:val="en-US"/>
+        </w:rPr>
+        <w:lastRenderedPageBreak/>
+        <w:t>Given Launch Google</w:t>
+      </w:r>
+    </w:p>
+    <w:p>
+      <w:pPr>
+        <w:tabs>
+          <w:tab w:val="left" w:pos="1560"/>
+        </w:tabs>
+        <w:rPr>
+          <w:sz w:val="28"/>
+          <w:szCs w:val="24"/>
+          <w:lang w:val="en-US"/>
+        </w:rPr>
+      </w:pPr>
+      <w:r>
+        <w:rPr>
+          <w:sz w:val="28"/>
+          <w:szCs w:val="24"/>
+          <w:lang w:val="en-US"/>
+        </w:rPr>
+        <w:t>When Read the title</w:t>
+      </w:r>
+    </w:p>
+    <w:p>
+      <w:pPr>
+        <w:pBdr>
+          <w:bottom w:val="single" w:sz="6" w:space="1" w:color="auto"/>
+        </w:pBdr>
+        <w:tabs>
+          <w:tab w:val="left" w:pos="1560"/>
+        </w:tabs>
+        <w:rPr>
+          <w:sz w:val="28"/>
+          <w:szCs w:val="24"/>
+          <w:lang w:val="en-US"/>
+        </w:rPr>
+      </w:pPr>
+      <w:r>
+        <w:rPr>
+          <w:sz w:val="28"/>
+          <w:szCs w:val="24"/>
+          <w:lang w:val="en-US"/>
+        </w:rPr>
+        <w:t>Then Title should be Google</w:t>
+      </w:r>
+    </w:p>
+    <w:p>
+      <w:pPr>
         <w:tabs>
           <w:tab w:val="left" w:pos="1560"/>
         </w:tabs>
@@ -16445,6 +18510,18 @@
       </w:pPr>
       <w:bookmarkStart w:id="0" w:name="_GoBack"/>
       <w:bookmarkEnd w:id="0"/>
+    </w:p>
+    <w:p>
+      <w:pPr>
+        <w:tabs>
+          <w:tab w:val="left" w:pos="1560"/>
+        </w:tabs>
+        <w:rPr>
+          <w:sz w:val="28"/>
+          <w:szCs w:val="24"/>
+          <w:lang w:val="en-US"/>
+        </w:rPr>
+      </w:pPr>
     </w:p>
     <w:sectPr>
       <w:pgSz w:w="11906" w:h="16838"/>
@@ -17202,6 +19279,232 @@
     </w:lvl>
   </w:abstractNum>
   <w:abstractNum w:abstractNumId="7">
+    <w:nsid w:val="17887E81"/>
+    <w:multiLevelType w:val="hybridMultilevel"/>
+    <w:tmpl w:val="F448FA1A"/>
+    <w:lvl w:ilvl="0" w:tplc="40090001">
+      <w:start w:val="1"/>
+      <w:numFmt w:val="bullet"/>
+      <w:lvlText w:val=""/>
+      <w:lvlJc w:val="left"/>
+      <w:pPr>
+        <w:ind w:left="720" w:hanging="360"/>
+      </w:pPr>
+      <w:rPr>
+        <w:rFonts w:ascii="Symbol" w:hAnsi="Symbol" w:hint="default"/>
+      </w:rPr>
+    </w:lvl>
+    <w:lvl w:ilvl="1" w:tplc="40090003">
+      <w:start w:val="1"/>
+      <w:numFmt w:val="bullet"/>
+      <w:lvlText w:val="o"/>
+      <w:lvlJc w:val="left"/>
+      <w:pPr>
+        <w:ind w:left="1440" w:hanging="360"/>
+      </w:pPr>
+      <w:rPr>
+        <w:rFonts w:ascii="Courier New" w:hAnsi="Courier New" w:cs="Courier New" w:hint="default"/>
+      </w:rPr>
+    </w:lvl>
+    <w:lvl w:ilvl="2" w:tplc="40090005" w:tentative="1">
+      <w:start w:val="1"/>
+      <w:numFmt w:val="bullet"/>
+      <w:lvlText w:val=""/>
+      <w:lvlJc w:val="left"/>
+      <w:pPr>
+        <w:ind w:left="2160" w:hanging="360"/>
+      </w:pPr>
+      <w:rPr>
+        <w:rFonts w:ascii="Wingdings" w:hAnsi="Wingdings" w:hint="default"/>
+      </w:rPr>
+    </w:lvl>
+    <w:lvl w:ilvl="3" w:tplc="40090001" w:tentative="1">
+      <w:start w:val="1"/>
+      <w:numFmt w:val="bullet"/>
+      <w:lvlText w:val=""/>
+      <w:lvlJc w:val="left"/>
+      <w:pPr>
+        <w:ind w:left="2880" w:hanging="360"/>
+      </w:pPr>
+      <w:rPr>
+        <w:rFonts w:ascii="Symbol" w:hAnsi="Symbol" w:hint="default"/>
+      </w:rPr>
+    </w:lvl>
+    <w:lvl w:ilvl="4" w:tplc="40090003" w:tentative="1">
+      <w:start w:val="1"/>
+      <w:numFmt w:val="bullet"/>
+      <w:lvlText w:val="o"/>
+      <w:lvlJc w:val="left"/>
+      <w:pPr>
+        <w:ind w:left="3600" w:hanging="360"/>
+      </w:pPr>
+      <w:rPr>
+        <w:rFonts w:ascii="Courier New" w:hAnsi="Courier New" w:cs="Courier New" w:hint="default"/>
+      </w:rPr>
+    </w:lvl>
+    <w:lvl w:ilvl="5" w:tplc="40090005" w:tentative="1">
+      <w:start w:val="1"/>
+      <w:numFmt w:val="bullet"/>
+      <w:lvlText w:val=""/>
+      <w:lvlJc w:val="left"/>
+      <w:pPr>
+        <w:ind w:left="4320" w:hanging="360"/>
+      </w:pPr>
+      <w:rPr>
+        <w:rFonts w:ascii="Wingdings" w:hAnsi="Wingdings" w:hint="default"/>
+      </w:rPr>
+    </w:lvl>
+    <w:lvl w:ilvl="6" w:tplc="40090001" w:tentative="1">
+      <w:start w:val="1"/>
+      <w:numFmt w:val="bullet"/>
+      <w:lvlText w:val=""/>
+      <w:lvlJc w:val="left"/>
+      <w:pPr>
+        <w:ind w:left="5040" w:hanging="360"/>
+      </w:pPr>
+      <w:rPr>
+        <w:rFonts w:ascii="Symbol" w:hAnsi="Symbol" w:hint="default"/>
+      </w:rPr>
+    </w:lvl>
+    <w:lvl w:ilvl="7" w:tplc="40090003" w:tentative="1">
+      <w:start w:val="1"/>
+      <w:numFmt w:val="bullet"/>
+      <w:lvlText w:val="o"/>
+      <w:lvlJc w:val="left"/>
+      <w:pPr>
+        <w:ind w:left="5760" w:hanging="360"/>
+      </w:pPr>
+      <w:rPr>
+        <w:rFonts w:ascii="Courier New" w:hAnsi="Courier New" w:cs="Courier New" w:hint="default"/>
+      </w:rPr>
+    </w:lvl>
+    <w:lvl w:ilvl="8" w:tplc="40090005" w:tentative="1">
+      <w:start w:val="1"/>
+      <w:numFmt w:val="bullet"/>
+      <w:lvlText w:val=""/>
+      <w:lvlJc w:val="left"/>
+      <w:pPr>
+        <w:ind w:left="6480" w:hanging="360"/>
+      </w:pPr>
+      <w:rPr>
+        <w:rFonts w:ascii="Wingdings" w:hAnsi="Wingdings" w:hint="default"/>
+      </w:rPr>
+    </w:lvl>
+  </w:abstractNum>
+  <w:abstractNum w:abstractNumId="8">
+    <w:nsid w:val="1E9B63EE"/>
+    <w:multiLevelType w:val="hybridMultilevel"/>
+    <w:tmpl w:val="CC24F4FC"/>
+    <w:lvl w:ilvl="0" w:tplc="40090001">
+      <w:start w:val="1"/>
+      <w:numFmt w:val="bullet"/>
+      <w:lvlText w:val=""/>
+      <w:lvlJc w:val="left"/>
+      <w:pPr>
+        <w:ind w:left="720" w:hanging="360"/>
+      </w:pPr>
+      <w:rPr>
+        <w:rFonts w:ascii="Symbol" w:hAnsi="Symbol" w:hint="default"/>
+      </w:rPr>
+    </w:lvl>
+    <w:lvl w:ilvl="1" w:tplc="40090003">
+      <w:start w:val="1"/>
+      <w:numFmt w:val="bullet"/>
+      <w:lvlText w:val="o"/>
+      <w:lvlJc w:val="left"/>
+      <w:pPr>
+        <w:ind w:left="1440" w:hanging="360"/>
+      </w:pPr>
+      <w:rPr>
+        <w:rFonts w:ascii="Courier New" w:hAnsi="Courier New" w:cs="Courier New" w:hint="default"/>
+      </w:rPr>
+    </w:lvl>
+    <w:lvl w:ilvl="2" w:tplc="40090005">
+      <w:start w:val="1"/>
+      <w:numFmt w:val="bullet"/>
+      <w:lvlText w:val=""/>
+      <w:lvlJc w:val="left"/>
+      <w:pPr>
+        <w:ind w:left="2160" w:hanging="360"/>
+      </w:pPr>
+      <w:rPr>
+        <w:rFonts w:ascii="Wingdings" w:hAnsi="Wingdings" w:hint="default"/>
+      </w:rPr>
+    </w:lvl>
+    <w:lvl w:ilvl="3" w:tplc="40090001" w:tentative="1">
+      <w:start w:val="1"/>
+      <w:numFmt w:val="bullet"/>
+      <w:lvlText w:val=""/>
+      <w:lvlJc w:val="left"/>
+      <w:pPr>
+        <w:ind w:left="2880" w:hanging="360"/>
+      </w:pPr>
+      <w:rPr>
+        <w:rFonts w:ascii="Symbol" w:hAnsi="Symbol" w:hint="default"/>
+      </w:rPr>
+    </w:lvl>
+    <w:lvl w:ilvl="4" w:tplc="40090003" w:tentative="1">
+      <w:start w:val="1"/>
+      <w:numFmt w:val="bullet"/>
+      <w:lvlText w:val="o"/>
+      <w:lvlJc w:val="left"/>
+      <w:pPr>
+        <w:ind w:left="3600" w:hanging="360"/>
+      </w:pPr>
+      <w:rPr>
+        <w:rFonts w:ascii="Courier New" w:hAnsi="Courier New" w:cs="Courier New" w:hint="default"/>
+      </w:rPr>
+    </w:lvl>
+    <w:lvl w:ilvl="5" w:tplc="40090005" w:tentative="1">
+      <w:start w:val="1"/>
+      <w:numFmt w:val="bullet"/>
+      <w:lvlText w:val=""/>
+      <w:lvlJc w:val="left"/>
+      <w:pPr>
+        <w:ind w:left="4320" w:hanging="360"/>
+      </w:pPr>
+      <w:rPr>
+        <w:rFonts w:ascii="Wingdings" w:hAnsi="Wingdings" w:hint="default"/>
+      </w:rPr>
+    </w:lvl>
+    <w:lvl w:ilvl="6" w:tplc="40090001" w:tentative="1">
+      <w:start w:val="1"/>
+      <w:numFmt w:val="bullet"/>
+      <w:lvlText w:val=""/>
+      <w:lvlJc w:val="left"/>
+      <w:pPr>
+        <w:ind w:left="5040" w:hanging="360"/>
+      </w:pPr>
+      <w:rPr>
+        <w:rFonts w:ascii="Symbol" w:hAnsi="Symbol" w:hint="default"/>
+      </w:rPr>
+    </w:lvl>
+    <w:lvl w:ilvl="7" w:tplc="40090003" w:tentative="1">
+      <w:start w:val="1"/>
+      <w:numFmt w:val="bullet"/>
+      <w:lvlText w:val="o"/>
+      <w:lvlJc w:val="left"/>
+      <w:pPr>
+        <w:ind w:left="5760" w:hanging="360"/>
+      </w:pPr>
+      <w:rPr>
+        <w:rFonts w:ascii="Courier New" w:hAnsi="Courier New" w:cs="Courier New" w:hint="default"/>
+      </w:rPr>
+    </w:lvl>
+    <w:lvl w:ilvl="8" w:tplc="40090005" w:tentative="1">
+      <w:start w:val="1"/>
+      <w:numFmt w:val="bullet"/>
+      <w:lvlText w:val=""/>
+      <w:lvlJc w:val="left"/>
+      <w:pPr>
+        <w:ind w:left="6480" w:hanging="360"/>
+      </w:pPr>
+      <w:rPr>
+        <w:rFonts w:ascii="Wingdings" w:hAnsi="Wingdings" w:hint="default"/>
+      </w:rPr>
+    </w:lvl>
+  </w:abstractNum>
+  <w:abstractNum w:abstractNumId="9">
     <w:nsid w:val="1F5D6F6F"/>
     <w:multiLevelType w:val="hybridMultilevel"/>
     <w:tmpl w:val="2C66BBE6"/>
@@ -17314,7 +19617,7 @@
       </w:rPr>
     </w:lvl>
   </w:abstractNum>
-  <w:abstractNum w:abstractNumId="8">
+  <w:abstractNum w:abstractNumId="10">
     <w:nsid w:val="1FFE0324"/>
     <w:multiLevelType w:val="hybridMultilevel"/>
     <w:tmpl w:val="562439F6"/>
@@ -17427,7 +19730,7 @@
       </w:rPr>
     </w:lvl>
   </w:abstractNum>
-  <w:abstractNum w:abstractNumId="9">
+  <w:abstractNum w:abstractNumId="11">
     <w:nsid w:val="21270C12"/>
     <w:multiLevelType w:val="hybridMultilevel"/>
     <w:tmpl w:val="77C8B216"/>
@@ -17540,7 +19843,7 @@
       </w:rPr>
     </w:lvl>
   </w:abstractNum>
-  <w:abstractNum w:abstractNumId="10">
+  <w:abstractNum w:abstractNumId="12">
     <w:nsid w:val="26EA2626"/>
     <w:multiLevelType w:val="hybridMultilevel"/>
     <w:tmpl w:val="6D525678"/>
@@ -17626,7 +19929,7 @@
       </w:pPr>
     </w:lvl>
   </w:abstractNum>
-  <w:abstractNum w:abstractNumId="11">
+  <w:abstractNum w:abstractNumId="13">
     <w:nsid w:val="2BD5541D"/>
     <w:multiLevelType w:val="hybridMultilevel"/>
     <w:tmpl w:val="45505B90"/>
@@ -17739,7 +20042,7 @@
       </w:rPr>
     </w:lvl>
   </w:abstractNum>
-  <w:abstractNum w:abstractNumId="12">
+  <w:abstractNum w:abstractNumId="14">
     <w:nsid w:val="2C310AF1"/>
     <w:multiLevelType w:val="hybridMultilevel"/>
     <w:tmpl w:val="D80E52EC"/>
@@ -17852,7 +20155,7 @@
       </w:rPr>
     </w:lvl>
   </w:abstractNum>
-  <w:abstractNum w:abstractNumId="13">
+  <w:abstractNum w:abstractNumId="15">
     <w:nsid w:val="2DF83EE9"/>
     <w:multiLevelType w:val="hybridMultilevel"/>
     <w:tmpl w:val="5C824650"/>
@@ -17965,7 +20268,7 @@
       </w:rPr>
     </w:lvl>
   </w:abstractNum>
-  <w:abstractNum w:abstractNumId="14">
+  <w:abstractNum w:abstractNumId="16">
     <w:nsid w:val="2ED85F35"/>
     <w:multiLevelType w:val="hybridMultilevel"/>
     <w:tmpl w:val="D396C416"/>
@@ -18054,7 +20357,7 @@
       </w:pPr>
     </w:lvl>
   </w:abstractNum>
-  <w:abstractNum w:abstractNumId="15">
+  <w:abstractNum w:abstractNumId="17">
     <w:nsid w:val="2F5B6010"/>
     <w:multiLevelType w:val="hybridMultilevel"/>
     <w:tmpl w:val="303E3506"/>
@@ -18167,7 +20470,7 @@
       </w:rPr>
     </w:lvl>
   </w:abstractNum>
-  <w:abstractNum w:abstractNumId="16">
+  <w:abstractNum w:abstractNumId="18">
     <w:nsid w:val="344C7AD5"/>
     <w:multiLevelType w:val="hybridMultilevel"/>
     <w:tmpl w:val="3AB6C236"/>
@@ -18280,7 +20583,7 @@
       </w:rPr>
     </w:lvl>
   </w:abstractNum>
-  <w:abstractNum w:abstractNumId="17">
+  <w:abstractNum w:abstractNumId="19">
     <w:nsid w:val="372A7643"/>
     <w:multiLevelType w:val="hybridMultilevel"/>
     <w:tmpl w:val="72661F18"/>
@@ -18393,7 +20696,7 @@
       </w:rPr>
     </w:lvl>
   </w:abstractNum>
-  <w:abstractNum w:abstractNumId="18">
+  <w:abstractNum w:abstractNumId="20">
     <w:nsid w:val="398E3101"/>
     <w:multiLevelType w:val="hybridMultilevel"/>
     <w:tmpl w:val="5972D984"/>
@@ -18479,7 +20782,7 @@
       </w:pPr>
     </w:lvl>
   </w:abstractNum>
-  <w:abstractNum w:abstractNumId="19">
+  <w:abstractNum w:abstractNumId="21">
     <w:nsid w:val="39FE7F6B"/>
     <w:multiLevelType w:val="hybridMultilevel"/>
     <w:tmpl w:val="DB76FF82"/>
@@ -18565,7 +20868,7 @@
       </w:pPr>
     </w:lvl>
   </w:abstractNum>
-  <w:abstractNum w:abstractNumId="20">
+  <w:abstractNum w:abstractNumId="22">
     <w:nsid w:val="3CDB6A66"/>
     <w:multiLevelType w:val="hybridMultilevel"/>
     <w:tmpl w:val="64685F9A"/>
@@ -18654,7 +20957,7 @@
       </w:pPr>
     </w:lvl>
   </w:abstractNum>
-  <w:abstractNum w:abstractNumId="21">
+  <w:abstractNum w:abstractNumId="23">
     <w:nsid w:val="3CE011C3"/>
     <w:multiLevelType w:val="hybridMultilevel"/>
     <w:tmpl w:val="31EA3DA2"/>
@@ -18743,7 +21046,7 @@
       </w:pPr>
     </w:lvl>
   </w:abstractNum>
-  <w:abstractNum w:abstractNumId="22">
+  <w:abstractNum w:abstractNumId="24">
     <w:nsid w:val="42DB17C6"/>
     <w:multiLevelType w:val="hybridMultilevel"/>
     <w:tmpl w:val="B638096C"/>
@@ -18832,7 +21135,7 @@
       </w:pPr>
     </w:lvl>
   </w:abstractNum>
-  <w:abstractNum w:abstractNumId="23">
+  <w:abstractNum w:abstractNumId="25">
     <w:nsid w:val="44424C1B"/>
     <w:multiLevelType w:val="hybridMultilevel"/>
     <w:tmpl w:val="EBDAADA4"/>
@@ -18945,7 +21248,7 @@
       </w:rPr>
     </w:lvl>
   </w:abstractNum>
-  <w:abstractNum w:abstractNumId="24">
+  <w:abstractNum w:abstractNumId="26">
     <w:nsid w:val="46DF09B1"/>
     <w:multiLevelType w:val="hybridMultilevel"/>
     <w:tmpl w:val="FB0236F0"/>
@@ -19058,7 +21361,7 @@
       </w:rPr>
     </w:lvl>
   </w:abstractNum>
-  <w:abstractNum w:abstractNumId="25">
+  <w:abstractNum w:abstractNumId="27">
     <w:nsid w:val="47F70A7E"/>
     <w:multiLevelType w:val="hybridMultilevel"/>
     <w:tmpl w:val="BCF8131E"/>
@@ -19147,7 +21450,7 @@
       </w:pPr>
     </w:lvl>
   </w:abstractNum>
-  <w:abstractNum w:abstractNumId="26">
+  <w:abstractNum w:abstractNumId="28">
     <w:nsid w:val="4FAE1062"/>
     <w:multiLevelType w:val="hybridMultilevel"/>
     <w:tmpl w:val="C1A67A02"/>
@@ -19236,7 +21539,7 @@
       </w:pPr>
     </w:lvl>
   </w:abstractNum>
-  <w:abstractNum w:abstractNumId="27">
+  <w:abstractNum w:abstractNumId="29">
     <w:nsid w:val="50CF4F8C"/>
     <w:multiLevelType w:val="hybridMultilevel"/>
     <w:tmpl w:val="082E2B26"/>
@@ -19349,7 +21652,7 @@
       </w:rPr>
     </w:lvl>
   </w:abstractNum>
-  <w:abstractNum w:abstractNumId="28">
+  <w:abstractNum w:abstractNumId="30">
     <w:nsid w:val="56DC0393"/>
     <w:multiLevelType w:val="hybridMultilevel"/>
     <w:tmpl w:val="BFA6E070"/>
@@ -19462,7 +21765,7 @@
       </w:rPr>
     </w:lvl>
   </w:abstractNum>
-  <w:abstractNum w:abstractNumId="29">
+  <w:abstractNum w:abstractNumId="31">
     <w:nsid w:val="5D2E0595"/>
     <w:multiLevelType w:val="hybridMultilevel"/>
     <w:tmpl w:val="BD76ED2E"/>
@@ -19575,7 +21878,96 @@
       </w:rPr>
     </w:lvl>
   </w:abstractNum>
-  <w:abstractNum w:abstractNumId="30">
+  <w:abstractNum w:abstractNumId="32">
+    <w:nsid w:val="6264615A"/>
+    <w:multiLevelType w:val="hybridMultilevel"/>
+    <w:tmpl w:val="BEBCD1E2"/>
+    <w:lvl w:ilvl="0" w:tplc="4009000F">
+      <w:start w:val="1"/>
+      <w:numFmt w:val="decimal"/>
+      <w:lvlText w:val="%1."/>
+      <w:lvlJc w:val="left"/>
+      <w:pPr>
+        <w:ind w:left="720" w:hanging="360"/>
+      </w:pPr>
+      <w:rPr>
+        <w:rFonts w:hint="default"/>
+      </w:rPr>
+    </w:lvl>
+    <w:lvl w:ilvl="1" w:tplc="40090019" w:tentative="1">
+      <w:start w:val="1"/>
+      <w:numFmt w:val="lowerLetter"/>
+      <w:lvlText w:val="%2."/>
+      <w:lvlJc w:val="left"/>
+      <w:pPr>
+        <w:ind w:left="1440" w:hanging="360"/>
+      </w:pPr>
+    </w:lvl>
+    <w:lvl w:ilvl="2" w:tplc="4009001B" w:tentative="1">
+      <w:start w:val="1"/>
+      <w:numFmt w:val="lowerRoman"/>
+      <w:lvlText w:val="%3."/>
+      <w:lvlJc w:val="right"/>
+      <w:pPr>
+        <w:ind w:left="2160" w:hanging="180"/>
+      </w:pPr>
+    </w:lvl>
+    <w:lvl w:ilvl="3" w:tplc="4009000F" w:tentative="1">
+      <w:start w:val="1"/>
+      <w:numFmt w:val="decimal"/>
+      <w:lvlText w:val="%4."/>
+      <w:lvlJc w:val="left"/>
+      <w:pPr>
+        <w:ind w:left="2880" w:hanging="360"/>
+      </w:pPr>
+    </w:lvl>
+    <w:lvl w:ilvl="4" w:tplc="40090019" w:tentative="1">
+      <w:start w:val="1"/>
+      <w:numFmt w:val="lowerLetter"/>
+      <w:lvlText w:val="%5."/>
+      <w:lvlJc w:val="left"/>
+      <w:pPr>
+        <w:ind w:left="3600" w:hanging="360"/>
+      </w:pPr>
+    </w:lvl>
+    <w:lvl w:ilvl="5" w:tplc="4009001B" w:tentative="1">
+      <w:start w:val="1"/>
+      <w:numFmt w:val="lowerRoman"/>
+      <w:lvlText w:val="%6."/>
+      <w:lvlJc w:val="right"/>
+      <w:pPr>
+        <w:ind w:left="4320" w:hanging="180"/>
+      </w:pPr>
+    </w:lvl>
+    <w:lvl w:ilvl="6" w:tplc="4009000F" w:tentative="1">
+      <w:start w:val="1"/>
+      <w:numFmt w:val="decimal"/>
+      <w:lvlText w:val="%7."/>
+      <w:lvlJc w:val="left"/>
+      <w:pPr>
+        <w:ind w:left="5040" w:hanging="360"/>
+      </w:pPr>
+    </w:lvl>
+    <w:lvl w:ilvl="7" w:tplc="40090019" w:tentative="1">
+      <w:start w:val="1"/>
+      <w:numFmt w:val="lowerLetter"/>
+      <w:lvlText w:val="%8."/>
+      <w:lvlJc w:val="left"/>
+      <w:pPr>
+        <w:ind w:left="5760" w:hanging="360"/>
+      </w:pPr>
+    </w:lvl>
+    <w:lvl w:ilvl="8" w:tplc="4009001B" w:tentative="1">
+      <w:start w:val="1"/>
+      <w:numFmt w:val="lowerRoman"/>
+      <w:lvlText w:val="%9."/>
+      <w:lvlJc w:val="right"/>
+      <w:pPr>
+        <w:ind w:left="6480" w:hanging="180"/>
+      </w:pPr>
+    </w:lvl>
+  </w:abstractNum>
+  <w:abstractNum w:abstractNumId="33">
     <w:nsid w:val="64B248FF"/>
     <w:multiLevelType w:val="hybridMultilevel"/>
     <w:tmpl w:val="47BA2214"/>
@@ -19688,7 +22080,7 @@
       </w:rPr>
     </w:lvl>
   </w:abstractNum>
-  <w:abstractNum w:abstractNumId="31">
+  <w:abstractNum w:abstractNumId="34">
     <w:nsid w:val="64D75A0A"/>
     <w:multiLevelType w:val="hybridMultilevel"/>
     <w:tmpl w:val="F93653D8"/>
@@ -19801,7 +22193,7 @@
       </w:rPr>
     </w:lvl>
   </w:abstractNum>
-  <w:abstractNum w:abstractNumId="32">
+  <w:abstractNum w:abstractNumId="35">
     <w:nsid w:val="65A70915"/>
     <w:multiLevelType w:val="hybridMultilevel"/>
     <w:tmpl w:val="F4BEB16C"/>
@@ -19890,7 +22282,7 @@
       </w:pPr>
     </w:lvl>
   </w:abstractNum>
-  <w:abstractNum w:abstractNumId="33">
+  <w:abstractNum w:abstractNumId="36">
     <w:nsid w:val="667572E6"/>
     <w:multiLevelType w:val="hybridMultilevel"/>
     <w:tmpl w:val="375E6AAA"/>
@@ -19979,7 +22371,7 @@
       </w:pPr>
     </w:lvl>
   </w:abstractNum>
-  <w:abstractNum w:abstractNumId="34">
+  <w:abstractNum w:abstractNumId="37">
     <w:nsid w:val="6794711A"/>
     <w:multiLevelType w:val="hybridMultilevel"/>
     <w:tmpl w:val="7D58095C"/>
@@ -20092,7 +22484,7 @@
       </w:rPr>
     </w:lvl>
   </w:abstractNum>
-  <w:abstractNum w:abstractNumId="35">
+  <w:abstractNum w:abstractNumId="38">
     <w:nsid w:val="6D6046F6"/>
     <w:multiLevelType w:val="hybridMultilevel"/>
     <w:tmpl w:val="6644C14E"/>
@@ -20181,7 +22573,7 @@
       </w:pPr>
     </w:lvl>
   </w:abstractNum>
-  <w:abstractNum w:abstractNumId="36">
+  <w:abstractNum w:abstractNumId="39">
     <w:nsid w:val="6FB6583E"/>
     <w:multiLevelType w:val="hybridMultilevel"/>
     <w:tmpl w:val="F83A92A4"/>
@@ -20294,7 +22686,7 @@
       </w:rPr>
     </w:lvl>
   </w:abstractNum>
-  <w:abstractNum w:abstractNumId="37">
+  <w:abstractNum w:abstractNumId="40">
     <w:nsid w:val="74A07B48"/>
     <w:multiLevelType w:val="hybridMultilevel"/>
     <w:tmpl w:val="9EE4049A"/>
@@ -20407,7 +22799,96 @@
       </w:rPr>
     </w:lvl>
   </w:abstractNum>
-  <w:abstractNum w:abstractNumId="38">
+  <w:abstractNum w:abstractNumId="41">
+    <w:nsid w:val="75D41A19"/>
+    <w:multiLevelType w:val="hybridMultilevel"/>
+    <w:tmpl w:val="8C2E2B00"/>
+    <w:lvl w:ilvl="0" w:tplc="4009000F">
+      <w:start w:val="1"/>
+      <w:numFmt w:val="decimal"/>
+      <w:lvlText w:val="%1."/>
+      <w:lvlJc w:val="left"/>
+      <w:pPr>
+        <w:ind w:left="720" w:hanging="360"/>
+      </w:pPr>
+      <w:rPr>
+        <w:rFonts w:hint="default"/>
+      </w:rPr>
+    </w:lvl>
+    <w:lvl w:ilvl="1" w:tplc="40090019" w:tentative="1">
+      <w:start w:val="1"/>
+      <w:numFmt w:val="lowerLetter"/>
+      <w:lvlText w:val="%2."/>
+      <w:lvlJc w:val="left"/>
+      <w:pPr>
+        <w:ind w:left="1440" w:hanging="360"/>
+      </w:pPr>
+    </w:lvl>
+    <w:lvl w:ilvl="2" w:tplc="4009001B" w:tentative="1">
+      <w:start w:val="1"/>
+      <w:numFmt w:val="lowerRoman"/>
+      <w:lvlText w:val="%3."/>
+      <w:lvlJc w:val="right"/>
+      <w:pPr>
+        <w:ind w:left="2160" w:hanging="180"/>
+      </w:pPr>
+    </w:lvl>
+    <w:lvl w:ilvl="3" w:tplc="4009000F" w:tentative="1">
+      <w:start w:val="1"/>
+      <w:numFmt w:val="decimal"/>
+      <w:lvlText w:val="%4."/>
+      <w:lvlJc w:val="left"/>
+      <w:pPr>
+        <w:ind w:left="2880" w:hanging="360"/>
+      </w:pPr>
+    </w:lvl>
+    <w:lvl w:ilvl="4" w:tplc="40090019" w:tentative="1">
+      <w:start w:val="1"/>
+      <w:numFmt w:val="lowerLetter"/>
+      <w:lvlText w:val="%5."/>
+      <w:lvlJc w:val="left"/>
+      <w:pPr>
+        <w:ind w:left="3600" w:hanging="360"/>
+      </w:pPr>
+    </w:lvl>
+    <w:lvl w:ilvl="5" w:tplc="4009001B" w:tentative="1">
+      <w:start w:val="1"/>
+      <w:numFmt w:val="lowerRoman"/>
+      <w:lvlText w:val="%6."/>
+      <w:lvlJc w:val="right"/>
+      <w:pPr>
+        <w:ind w:left="4320" w:hanging="180"/>
+      </w:pPr>
+    </w:lvl>
+    <w:lvl w:ilvl="6" w:tplc="4009000F" w:tentative="1">
+      <w:start w:val="1"/>
+      <w:numFmt w:val="decimal"/>
+      <w:lvlText w:val="%7."/>
+      <w:lvlJc w:val="left"/>
+      <w:pPr>
+        <w:ind w:left="5040" w:hanging="360"/>
+      </w:pPr>
+    </w:lvl>
+    <w:lvl w:ilvl="7" w:tplc="40090019" w:tentative="1">
+      <w:start w:val="1"/>
+      <w:numFmt w:val="lowerLetter"/>
+      <w:lvlText w:val="%8."/>
+      <w:lvlJc w:val="left"/>
+      <w:pPr>
+        <w:ind w:left="5760" w:hanging="360"/>
+      </w:pPr>
+    </w:lvl>
+    <w:lvl w:ilvl="8" w:tplc="4009001B" w:tentative="1">
+      <w:start w:val="1"/>
+      <w:numFmt w:val="lowerRoman"/>
+      <w:lvlText w:val="%9."/>
+      <w:lvlJc w:val="right"/>
+      <w:pPr>
+        <w:ind w:left="6480" w:hanging="180"/>
+      </w:pPr>
+    </w:lvl>
+  </w:abstractNum>
+  <w:abstractNum w:abstractNumId="42">
     <w:nsid w:val="7782158E"/>
     <w:multiLevelType w:val="hybridMultilevel"/>
     <w:tmpl w:val="6068CD52"/>
@@ -20520,7 +23001,96 @@
       </w:rPr>
     </w:lvl>
   </w:abstractNum>
-  <w:abstractNum w:abstractNumId="39">
+  <w:abstractNum w:abstractNumId="43">
+    <w:nsid w:val="77BB0C1A"/>
+    <w:multiLevelType w:val="hybridMultilevel"/>
+    <w:tmpl w:val="8A9AA4F4"/>
+    <w:lvl w:ilvl="0" w:tplc="4009000F">
+      <w:start w:val="1"/>
+      <w:numFmt w:val="decimal"/>
+      <w:lvlText w:val="%1."/>
+      <w:lvlJc w:val="left"/>
+      <w:pPr>
+        <w:ind w:left="720" w:hanging="360"/>
+      </w:pPr>
+      <w:rPr>
+        <w:rFonts w:hint="default"/>
+      </w:rPr>
+    </w:lvl>
+    <w:lvl w:ilvl="1" w:tplc="40090019" w:tentative="1">
+      <w:start w:val="1"/>
+      <w:numFmt w:val="lowerLetter"/>
+      <w:lvlText w:val="%2."/>
+      <w:lvlJc w:val="left"/>
+      <w:pPr>
+        <w:ind w:left="1440" w:hanging="360"/>
+      </w:pPr>
+    </w:lvl>
+    <w:lvl w:ilvl="2" w:tplc="4009001B" w:tentative="1">
+      <w:start w:val="1"/>
+      <w:numFmt w:val="lowerRoman"/>
+      <w:lvlText w:val="%3."/>
+      <w:lvlJc w:val="right"/>
+      <w:pPr>
+        <w:ind w:left="2160" w:hanging="180"/>
+      </w:pPr>
+    </w:lvl>
+    <w:lvl w:ilvl="3" w:tplc="4009000F" w:tentative="1">
+      <w:start w:val="1"/>
+      <w:numFmt w:val="decimal"/>
+      <w:lvlText w:val="%4."/>
+      <w:lvlJc w:val="left"/>
+      <w:pPr>
+        <w:ind w:left="2880" w:hanging="360"/>
+      </w:pPr>
+    </w:lvl>
+    <w:lvl w:ilvl="4" w:tplc="40090019" w:tentative="1">
+      <w:start w:val="1"/>
+      <w:numFmt w:val="lowerLetter"/>
+      <w:lvlText w:val="%5."/>
+      <w:lvlJc w:val="left"/>
+      <w:pPr>
+        <w:ind w:left="3600" w:hanging="360"/>
+      </w:pPr>
+    </w:lvl>
+    <w:lvl w:ilvl="5" w:tplc="4009001B" w:tentative="1">
+      <w:start w:val="1"/>
+      <w:numFmt w:val="lowerRoman"/>
+      <w:lvlText w:val="%6."/>
+      <w:lvlJc w:val="right"/>
+      <w:pPr>
+        <w:ind w:left="4320" w:hanging="180"/>
+      </w:pPr>
+    </w:lvl>
+    <w:lvl w:ilvl="6" w:tplc="4009000F" w:tentative="1">
+      <w:start w:val="1"/>
+      <w:numFmt w:val="decimal"/>
+      <w:lvlText w:val="%7."/>
+      <w:lvlJc w:val="left"/>
+      <w:pPr>
+        <w:ind w:left="5040" w:hanging="360"/>
+      </w:pPr>
+    </w:lvl>
+    <w:lvl w:ilvl="7" w:tplc="40090019" w:tentative="1">
+      <w:start w:val="1"/>
+      <w:numFmt w:val="lowerLetter"/>
+      <w:lvlText w:val="%8."/>
+      <w:lvlJc w:val="left"/>
+      <w:pPr>
+        <w:ind w:left="5760" w:hanging="360"/>
+      </w:pPr>
+    </w:lvl>
+    <w:lvl w:ilvl="8" w:tplc="4009001B" w:tentative="1">
+      <w:start w:val="1"/>
+      <w:numFmt w:val="lowerRoman"/>
+      <w:lvlText w:val="%9."/>
+      <w:lvlJc w:val="right"/>
+      <w:pPr>
+        <w:ind w:left="6480" w:hanging="180"/>
+      </w:pPr>
+    </w:lvl>
+  </w:abstractNum>
+  <w:abstractNum w:abstractNumId="44">
     <w:nsid w:val="797C6995"/>
     <w:multiLevelType w:val="hybridMultilevel"/>
     <w:tmpl w:val="71483934"/>
@@ -20633,7 +23203,7 @@
       </w:rPr>
     </w:lvl>
   </w:abstractNum>
-  <w:abstractNum w:abstractNumId="40">
+  <w:abstractNum w:abstractNumId="45">
     <w:nsid w:val="7D1867D1"/>
     <w:multiLevelType w:val="hybridMultilevel"/>
     <w:tmpl w:val="378A0E78"/>
@@ -20747,19 +23317,19 @@
     </w:lvl>
   </w:abstractNum>
   <w:num w:numId="1">
-    <w:abstractNumId w:val="16"/>
+    <w:abstractNumId w:val="18"/>
   </w:num>
   <w:num w:numId="2">
-    <w:abstractNumId w:val="40"/>
+    <w:abstractNumId w:val="45"/>
   </w:num>
   <w:num w:numId="3">
     <w:abstractNumId w:val="0"/>
   </w:num>
   <w:num w:numId="4">
-    <w:abstractNumId w:val="18"/>
+    <w:abstractNumId w:val="20"/>
   </w:num>
   <w:num w:numId="5">
-    <w:abstractNumId w:val="15"/>
+    <w:abstractNumId w:val="17"/>
   </w:num>
   <w:num w:numId="6">
     <w:abstractNumId w:val="2"/>
@@ -20768,106 +23338,121 @@
     <w:abstractNumId w:val="1"/>
   </w:num>
   <w:num w:numId="8">
-    <w:abstractNumId w:val="11"/>
+    <w:abstractNumId w:val="13"/>
   </w:num>
   <w:num w:numId="9">
-    <w:abstractNumId w:val="36"/>
+    <w:abstractNumId w:val="39"/>
   </w:num>
   <w:num w:numId="10">
-    <w:abstractNumId w:val="8"/>
+    <w:abstractNumId w:val="10"/>
   </w:num>
   <w:num w:numId="11">
-    <w:abstractNumId w:val="28"/>
+    <w:abstractNumId w:val="30"/>
   </w:num>
   <w:num w:numId="12">
-    <w:abstractNumId w:val="30"/>
+    <w:abstractNumId w:val="33"/>
   </w:num>
   <w:num w:numId="13">
-    <w:abstractNumId w:val="10"/>
+    <w:abstractNumId w:val="12"/>
   </w:num>
   <w:num w:numId="14">
-    <w:abstractNumId w:val="25"/>
+    <w:abstractNumId w:val="27"/>
   </w:num>
   <w:num w:numId="15">
     <w:abstractNumId w:val="3"/>
   </w:num>
   <w:num w:numId="16">
-    <w:abstractNumId w:val="33"/>
+    <w:abstractNumId w:val="36"/>
   </w:num>
   <w:num w:numId="17">
-    <w:abstractNumId w:val="32"/>
+    <w:abstractNumId w:val="35"/>
   </w:num>
   <w:num w:numId="18">
-    <w:abstractNumId w:val="34"/>
+    <w:abstractNumId w:val="37"/>
   </w:num>
   <w:num w:numId="19">
+    <w:abstractNumId w:val="42"/>
+  </w:num>
+  <w:num w:numId="20">
+    <w:abstractNumId w:val="9"/>
+  </w:num>
+  <w:num w:numId="21">
+    <w:abstractNumId w:val="44"/>
+  </w:num>
+  <w:num w:numId="22">
+    <w:abstractNumId w:val="29"/>
+  </w:num>
+  <w:num w:numId="23">
+    <w:abstractNumId w:val="26"/>
+  </w:num>
+  <w:num w:numId="24">
+    <w:abstractNumId w:val="31"/>
+  </w:num>
+  <w:num w:numId="25">
+    <w:abstractNumId w:val="11"/>
+  </w:num>
+  <w:num w:numId="26">
     <w:abstractNumId w:val="38"/>
   </w:num>
-  <w:num w:numId="20">
-    <w:abstractNumId w:val="7"/>
-  </w:num>
-  <w:num w:numId="21">
-    <w:abstractNumId w:val="39"/>
-  </w:num>
-  <w:num w:numId="22">
-    <w:abstractNumId w:val="27"/>
-  </w:num>
-  <w:num w:numId="23">
-    <w:abstractNumId w:val="24"/>
-  </w:num>
-  <w:num w:numId="24">
-    <w:abstractNumId w:val="29"/>
-  </w:num>
-  <w:num w:numId="25">
-    <w:abstractNumId w:val="9"/>
-  </w:num>
-  <w:num w:numId="26">
-    <w:abstractNumId w:val="35"/>
-  </w:num>
   <w:num w:numId="27">
-    <w:abstractNumId w:val="13"/>
+    <w:abstractNumId w:val="15"/>
   </w:num>
   <w:num w:numId="28">
     <w:abstractNumId w:val="6"/>
   </w:num>
   <w:num w:numId="29">
-    <w:abstractNumId w:val="22"/>
+    <w:abstractNumId w:val="24"/>
   </w:num>
   <w:num w:numId="30">
-    <w:abstractNumId w:val="21"/>
+    <w:abstractNumId w:val="23"/>
   </w:num>
   <w:num w:numId="31">
-    <w:abstractNumId w:val="26"/>
+    <w:abstractNumId w:val="28"/>
   </w:num>
   <w:num w:numId="32">
     <w:abstractNumId w:val="5"/>
   </w:num>
   <w:num w:numId="33">
-    <w:abstractNumId w:val="14"/>
+    <w:abstractNumId w:val="16"/>
   </w:num>
   <w:num w:numId="34">
-    <w:abstractNumId w:val="20"/>
+    <w:abstractNumId w:val="22"/>
   </w:num>
   <w:num w:numId="35">
-    <w:abstractNumId w:val="17"/>
+    <w:abstractNumId w:val="19"/>
   </w:num>
   <w:num w:numId="36">
-    <w:abstractNumId w:val="31"/>
+    <w:abstractNumId w:val="34"/>
   </w:num>
   <w:num w:numId="37">
-    <w:abstractNumId w:val="23"/>
+    <w:abstractNumId w:val="25"/>
   </w:num>
   <w:num w:numId="38">
-    <w:abstractNumId w:val="12"/>
+    <w:abstractNumId w:val="14"/>
   </w:num>
   <w:num w:numId="39">
     <w:abstractNumId w:val="4"/>
   </w:num>
   <w:num w:numId="40">
-    <w:abstractNumId w:val="37"/>
+    <w:abstractNumId w:val="40"/>
   </w:num>
   <w:num w:numId="41">
-    <w:abstractNumId w:val="19"/>
+    <w:abstractNumId w:val="21"/>
+  </w:num>
+  <w:num w:numId="42">
+    <w:abstractNumId w:val="32"/>
+  </w:num>
+  <w:num w:numId="43">
+    <w:abstractNumId w:val="41"/>
+  </w:num>
+  <w:num w:numId="44">
+    <w:abstractNumId w:val="8"/>
+  </w:num>
+  <w:num w:numId="45">
+    <w:abstractNumId w:val="7"/>
+  </w:num>
+  <w:num w:numId="46">
+    <w:abstractNumId w:val="43"/>
   </w:num>
 </w:numbering>
 </file>
@@ -22448,31 +25033,31 @@
     </dgm:pt>
   </dgm:ptLst>
   <dgm:cxnLst>
-    <dgm:cxn modelId="{750B9BD9-64F7-45FD-9C1A-01C8C90DB3ED}" type="presOf" srcId="{D8AAE93C-983F-46D6-ABF6-FC8E801A362E}" destId="{449D7EB5-0D9D-4DAC-B391-FB2402C39ABC}" srcOrd="0" destOrd="0" presId="urn:microsoft.com/office/officeart/2005/8/layout/process1"/>
+    <dgm:cxn modelId="{03965B52-AD4E-45CE-860E-57714AE6790C}" type="presOf" srcId="{D8AAE93C-983F-46D6-ABF6-FC8E801A362E}" destId="{449D7EB5-0D9D-4DAC-B391-FB2402C39ABC}" srcOrd="0" destOrd="0" presId="urn:microsoft.com/office/officeart/2005/8/layout/process1"/>
+    <dgm:cxn modelId="{5C1E10DE-0398-4B9E-B89B-FFD96BADC131}" type="presOf" srcId="{6C124C00-0E2C-42A5-B356-FCFE12C422EE}" destId="{AEA95148-3CF9-4188-ACFA-34C472C532BE}" srcOrd="1" destOrd="0" presId="urn:microsoft.com/office/officeart/2005/8/layout/process1"/>
+    <dgm:cxn modelId="{E58D5C7C-2358-4C0A-82CA-58B925EA593A}" type="presOf" srcId="{66AF4BFC-0875-4B90-9E82-F0F301500281}" destId="{09BDDF38-02A3-46F0-94CF-D671EECCB993}" srcOrd="0" destOrd="0" presId="urn:microsoft.com/office/officeart/2005/8/layout/process1"/>
+    <dgm:cxn modelId="{6FF57EFC-E141-44A0-A3D3-FD2628E4C13B}" type="presOf" srcId="{66AF4BFC-0875-4B90-9E82-F0F301500281}" destId="{A0BD6892-BF4E-4D26-B32D-4AC8D13032DE}" srcOrd="1" destOrd="0" presId="urn:microsoft.com/office/officeart/2005/8/layout/process1"/>
     <dgm:cxn modelId="{4E00299D-3BDF-41B7-A234-E37BB604D85F}" srcId="{252D6598-1225-44AB-8AAB-B516106B59E1}" destId="{49728974-DA1C-46AA-A2B0-D3394453E5CC}" srcOrd="1" destOrd="0" parTransId="{2F909F4C-E59D-48F8-B67A-5D6A03CEBAEE}" sibTransId="{E9687206-84AC-4F83-A6A2-9EFDC3ABD0FB}"/>
-    <dgm:cxn modelId="{355AC907-1692-4CAA-9792-535DCB8D9390}" type="presOf" srcId="{363330DA-09EC-450B-A72E-6DA34D1AB715}" destId="{37E28D18-C070-47FF-8301-A041A91EDEF2}" srcOrd="0" destOrd="0" presId="urn:microsoft.com/office/officeart/2005/8/layout/process1"/>
-    <dgm:cxn modelId="{378A5CB2-CC11-4012-8CC9-31CFE2176BAD}" type="presOf" srcId="{30AFFC78-5808-45ED-AAC6-491EC3980094}" destId="{F266C578-88AA-4EC2-8142-53A5B6139B0D}" srcOrd="0" destOrd="0" presId="urn:microsoft.com/office/officeart/2005/8/layout/process1"/>
+    <dgm:cxn modelId="{8B1C7B09-B3F1-4BF1-A139-6A9A57BD9135}" type="presOf" srcId="{252D6598-1225-44AB-8AAB-B516106B59E1}" destId="{2446BD26-396F-420D-B091-265286D97786}" srcOrd="0" destOrd="0" presId="urn:microsoft.com/office/officeart/2005/8/layout/process1"/>
+    <dgm:cxn modelId="{172EDB3F-C072-4543-A274-98D7B154DFBD}" type="presOf" srcId="{363330DA-09EC-450B-A72E-6DA34D1AB715}" destId="{37E28D18-C070-47FF-8301-A041A91EDEF2}" srcOrd="0" destOrd="0" presId="urn:microsoft.com/office/officeart/2005/8/layout/process1"/>
+    <dgm:cxn modelId="{236FB8DB-9375-4105-A4FE-F7EC72E9F6F9}" type="presOf" srcId="{49728974-DA1C-46AA-A2B0-D3394453E5CC}" destId="{CF1E89C8-AA78-4B1C-8D7C-AA8E38C034CE}" srcOrd="0" destOrd="0" presId="urn:microsoft.com/office/officeart/2005/8/layout/process1"/>
     <dgm:cxn modelId="{2659B5CA-FCEC-47A0-A347-15E4CED75EE1}" srcId="{252D6598-1225-44AB-8AAB-B516106B59E1}" destId="{30AFFC78-5808-45ED-AAC6-491EC3980094}" srcOrd="0" destOrd="0" parTransId="{15AA4179-7B4E-411C-A1D6-081E6042F5DA}" sibTransId="{6C124C00-0E2C-42A5-B356-FCFE12C422EE}"/>
-    <dgm:cxn modelId="{430876CC-DBAB-46AB-BFBD-346ACA4FFB9F}" type="presOf" srcId="{6C124C00-0E2C-42A5-B356-FCFE12C422EE}" destId="{A5E00DF4-BEC8-4A62-B851-2A7F83FC9D35}" srcOrd="0" destOrd="0" presId="urn:microsoft.com/office/officeart/2005/8/layout/process1"/>
-    <dgm:cxn modelId="{1E42F695-7922-4F73-9C50-DAB3E4E4D4A5}" type="presOf" srcId="{E9687206-84AC-4F83-A6A2-9EFDC3ABD0FB}" destId="{6E444586-2D87-4F9A-9400-F626352FE57E}" srcOrd="1" destOrd="0" presId="urn:microsoft.com/office/officeart/2005/8/layout/process1"/>
-    <dgm:cxn modelId="{19AE8917-4C92-483E-AA0F-87085ABBD2B2}" type="presOf" srcId="{E9687206-84AC-4F83-A6A2-9EFDC3ABD0FB}" destId="{72E9BEC7-D7FE-4BD7-BACA-0668A095A9EF}" srcOrd="0" destOrd="0" presId="urn:microsoft.com/office/officeart/2005/8/layout/process1"/>
+    <dgm:cxn modelId="{1D26BC88-3E93-4174-B5E4-4B9A452E8F45}" type="presOf" srcId="{6C124C00-0E2C-42A5-B356-FCFE12C422EE}" destId="{A5E00DF4-BEC8-4A62-B851-2A7F83FC9D35}" srcOrd="0" destOrd="0" presId="urn:microsoft.com/office/officeart/2005/8/layout/process1"/>
+    <dgm:cxn modelId="{664558BB-E8B7-414A-95A7-6F6650196E91}" type="presOf" srcId="{30AFFC78-5808-45ED-AAC6-491EC3980094}" destId="{F266C578-88AA-4EC2-8142-53A5B6139B0D}" srcOrd="0" destOrd="0" presId="urn:microsoft.com/office/officeart/2005/8/layout/process1"/>
     <dgm:cxn modelId="{8BADACC1-11B7-4449-8CEF-27159F593338}" srcId="{252D6598-1225-44AB-8AAB-B516106B59E1}" destId="{D8AAE93C-983F-46D6-ABF6-FC8E801A362E}" srcOrd="3" destOrd="0" parTransId="{E327365F-F469-481B-89E5-1C83ABC9E692}" sibTransId="{B97F4576-B840-4726-92AE-9C44A7C27E74}"/>
     <dgm:cxn modelId="{D0AB89FD-DD46-4E02-92EC-A604D66D139C}" srcId="{252D6598-1225-44AB-8AAB-B516106B59E1}" destId="{363330DA-09EC-450B-A72E-6DA34D1AB715}" srcOrd="2" destOrd="0" parTransId="{560647A9-7192-429E-B7E3-DFDF675B6572}" sibTransId="{66AF4BFC-0875-4B90-9E82-F0F301500281}"/>
-    <dgm:cxn modelId="{3ED2C85B-9CE0-4C09-9822-FA90FB7134F6}" type="presOf" srcId="{49728974-DA1C-46AA-A2B0-D3394453E5CC}" destId="{CF1E89C8-AA78-4B1C-8D7C-AA8E38C034CE}" srcOrd="0" destOrd="0" presId="urn:microsoft.com/office/officeart/2005/8/layout/process1"/>
-    <dgm:cxn modelId="{C8FF469B-4B65-48BF-AC26-EBF515115E62}" type="presOf" srcId="{66AF4BFC-0875-4B90-9E82-F0F301500281}" destId="{A0BD6892-BF4E-4D26-B32D-4AC8D13032DE}" srcOrd="1" destOrd="0" presId="urn:microsoft.com/office/officeart/2005/8/layout/process1"/>
-    <dgm:cxn modelId="{097D786B-8D61-4069-B092-6C94345FF1B3}" type="presOf" srcId="{6C124C00-0E2C-42A5-B356-FCFE12C422EE}" destId="{AEA95148-3CF9-4188-ACFA-34C472C532BE}" srcOrd="1" destOrd="0" presId="urn:microsoft.com/office/officeart/2005/8/layout/process1"/>
-    <dgm:cxn modelId="{B4DA24F9-64B6-450F-9669-72BFFE6ED2D3}" type="presOf" srcId="{252D6598-1225-44AB-8AAB-B516106B59E1}" destId="{2446BD26-396F-420D-B091-265286D97786}" srcOrd="0" destOrd="0" presId="urn:microsoft.com/office/officeart/2005/8/layout/process1"/>
-    <dgm:cxn modelId="{DA43E3A6-200A-406D-8375-8FF9913253FD}" type="presOf" srcId="{66AF4BFC-0875-4B90-9E82-F0F301500281}" destId="{09BDDF38-02A3-46F0-94CF-D671EECCB993}" srcOrd="0" destOrd="0" presId="urn:microsoft.com/office/officeart/2005/8/layout/process1"/>
-    <dgm:cxn modelId="{BAB92F87-C97C-4388-8B18-0BCE45E706FB}" type="presParOf" srcId="{2446BD26-396F-420D-B091-265286D97786}" destId="{F266C578-88AA-4EC2-8142-53A5B6139B0D}" srcOrd="0" destOrd="0" presId="urn:microsoft.com/office/officeart/2005/8/layout/process1"/>
-    <dgm:cxn modelId="{692204A2-998A-4F1C-AB31-A475E4DDCC18}" type="presParOf" srcId="{2446BD26-396F-420D-B091-265286D97786}" destId="{A5E00DF4-BEC8-4A62-B851-2A7F83FC9D35}" srcOrd="1" destOrd="0" presId="urn:microsoft.com/office/officeart/2005/8/layout/process1"/>
-    <dgm:cxn modelId="{BBAC5943-8C8F-4572-BB5F-CBEFF4AF75FE}" type="presParOf" srcId="{A5E00DF4-BEC8-4A62-B851-2A7F83FC9D35}" destId="{AEA95148-3CF9-4188-ACFA-34C472C532BE}" srcOrd="0" destOrd="0" presId="urn:microsoft.com/office/officeart/2005/8/layout/process1"/>
-    <dgm:cxn modelId="{547D8314-44C9-4437-B062-903FB95D61A4}" type="presParOf" srcId="{2446BD26-396F-420D-B091-265286D97786}" destId="{CF1E89C8-AA78-4B1C-8D7C-AA8E38C034CE}" srcOrd="2" destOrd="0" presId="urn:microsoft.com/office/officeart/2005/8/layout/process1"/>
-    <dgm:cxn modelId="{30B9C01F-77BB-44FF-B20B-737C93702509}" type="presParOf" srcId="{2446BD26-396F-420D-B091-265286D97786}" destId="{72E9BEC7-D7FE-4BD7-BACA-0668A095A9EF}" srcOrd="3" destOrd="0" presId="urn:microsoft.com/office/officeart/2005/8/layout/process1"/>
-    <dgm:cxn modelId="{FE466AC3-7062-4BBA-985E-D6512CEFC1D3}" type="presParOf" srcId="{72E9BEC7-D7FE-4BD7-BACA-0668A095A9EF}" destId="{6E444586-2D87-4F9A-9400-F626352FE57E}" srcOrd="0" destOrd="0" presId="urn:microsoft.com/office/officeart/2005/8/layout/process1"/>
-    <dgm:cxn modelId="{6783F660-9AF6-4A5C-829A-5B17BC72A06D}" type="presParOf" srcId="{2446BD26-396F-420D-B091-265286D97786}" destId="{37E28D18-C070-47FF-8301-A041A91EDEF2}" srcOrd="4" destOrd="0" presId="urn:microsoft.com/office/officeart/2005/8/layout/process1"/>
-    <dgm:cxn modelId="{24FFA05D-DAD0-41C6-BEDC-FE46675A2B95}" type="presParOf" srcId="{2446BD26-396F-420D-B091-265286D97786}" destId="{09BDDF38-02A3-46F0-94CF-D671EECCB993}" srcOrd="5" destOrd="0" presId="urn:microsoft.com/office/officeart/2005/8/layout/process1"/>
-    <dgm:cxn modelId="{9EC62F64-7DB6-4FB3-AF4C-A9881E6767EF}" type="presParOf" srcId="{09BDDF38-02A3-46F0-94CF-D671EECCB993}" destId="{A0BD6892-BF4E-4D26-B32D-4AC8D13032DE}" srcOrd="0" destOrd="0" presId="urn:microsoft.com/office/officeart/2005/8/layout/process1"/>
-    <dgm:cxn modelId="{BA10B03E-B006-41BC-901D-496553B25E36}" type="presParOf" srcId="{2446BD26-396F-420D-B091-265286D97786}" destId="{449D7EB5-0D9D-4DAC-B391-FB2402C39ABC}" srcOrd="6" destOrd="0" presId="urn:microsoft.com/office/officeart/2005/8/layout/process1"/>
+    <dgm:cxn modelId="{E06CBCE1-7614-438E-ADFA-C4F62D152E1B}" type="presOf" srcId="{E9687206-84AC-4F83-A6A2-9EFDC3ABD0FB}" destId="{72E9BEC7-D7FE-4BD7-BACA-0668A095A9EF}" srcOrd="0" destOrd="0" presId="urn:microsoft.com/office/officeart/2005/8/layout/process1"/>
+    <dgm:cxn modelId="{7A69C1A6-26E9-4182-915E-3E4BD4186092}" type="presOf" srcId="{E9687206-84AC-4F83-A6A2-9EFDC3ABD0FB}" destId="{6E444586-2D87-4F9A-9400-F626352FE57E}" srcOrd="1" destOrd="0" presId="urn:microsoft.com/office/officeart/2005/8/layout/process1"/>
+    <dgm:cxn modelId="{3A983056-46E0-46D1-88E2-95EEF00F5667}" type="presParOf" srcId="{2446BD26-396F-420D-B091-265286D97786}" destId="{F266C578-88AA-4EC2-8142-53A5B6139B0D}" srcOrd="0" destOrd="0" presId="urn:microsoft.com/office/officeart/2005/8/layout/process1"/>
+    <dgm:cxn modelId="{220AD50C-FC61-49CD-8F9C-7A93D9E4DFD3}" type="presParOf" srcId="{2446BD26-396F-420D-B091-265286D97786}" destId="{A5E00DF4-BEC8-4A62-B851-2A7F83FC9D35}" srcOrd="1" destOrd="0" presId="urn:microsoft.com/office/officeart/2005/8/layout/process1"/>
+    <dgm:cxn modelId="{DD9E1EFD-5552-406F-A040-943EA773E2AC}" type="presParOf" srcId="{A5E00DF4-BEC8-4A62-B851-2A7F83FC9D35}" destId="{AEA95148-3CF9-4188-ACFA-34C472C532BE}" srcOrd="0" destOrd="0" presId="urn:microsoft.com/office/officeart/2005/8/layout/process1"/>
+    <dgm:cxn modelId="{2C265540-ABFF-426F-B0D6-32ADDD188151}" type="presParOf" srcId="{2446BD26-396F-420D-B091-265286D97786}" destId="{CF1E89C8-AA78-4B1C-8D7C-AA8E38C034CE}" srcOrd="2" destOrd="0" presId="urn:microsoft.com/office/officeart/2005/8/layout/process1"/>
+    <dgm:cxn modelId="{2B46F8F1-51C0-44DA-8441-D3578095317A}" type="presParOf" srcId="{2446BD26-396F-420D-B091-265286D97786}" destId="{72E9BEC7-D7FE-4BD7-BACA-0668A095A9EF}" srcOrd="3" destOrd="0" presId="urn:microsoft.com/office/officeart/2005/8/layout/process1"/>
+    <dgm:cxn modelId="{E4563011-233D-4914-9756-A272AB0DE2FD}" type="presParOf" srcId="{72E9BEC7-D7FE-4BD7-BACA-0668A095A9EF}" destId="{6E444586-2D87-4F9A-9400-F626352FE57E}" srcOrd="0" destOrd="0" presId="urn:microsoft.com/office/officeart/2005/8/layout/process1"/>
+    <dgm:cxn modelId="{3F32F474-51A1-4BE0-982E-FADA17F74BE6}" type="presParOf" srcId="{2446BD26-396F-420D-B091-265286D97786}" destId="{37E28D18-C070-47FF-8301-A041A91EDEF2}" srcOrd="4" destOrd="0" presId="urn:microsoft.com/office/officeart/2005/8/layout/process1"/>
+    <dgm:cxn modelId="{37E25916-9F39-43A3-88C4-BF261F880DE2}" type="presParOf" srcId="{2446BD26-396F-420D-B091-265286D97786}" destId="{09BDDF38-02A3-46F0-94CF-D671EECCB993}" srcOrd="5" destOrd="0" presId="urn:microsoft.com/office/officeart/2005/8/layout/process1"/>
+    <dgm:cxn modelId="{84973A8E-CAE2-4F1F-B2F4-E9BD9B846E4F}" type="presParOf" srcId="{09BDDF38-02A3-46F0-94CF-D671EECCB993}" destId="{A0BD6892-BF4E-4D26-B32D-4AC8D13032DE}" srcOrd="0" destOrd="0" presId="urn:microsoft.com/office/officeart/2005/8/layout/process1"/>
+    <dgm:cxn modelId="{BB9E3D7C-0F58-4513-BC66-C09BDA9630AA}" type="presParOf" srcId="{2446BD26-396F-420D-B091-265286D97786}" destId="{449D7EB5-0D9D-4DAC-B391-FB2402C39ABC}" srcOrd="6" destOrd="0" presId="urn:microsoft.com/office/officeart/2005/8/layout/process1"/>
   </dgm:cxnLst>
   <dgm:bg/>
   <dgm:whole/>

--- a/Notes_SA2512006.docx
+++ b/Notes_SA2512006.docx
@@ -16931,6 +16931,31 @@
       <w:pPr>
         <w:pStyle w:val="ListParagraph"/>
         <w:numPr>
+          <w:ilvl w:val="1"/>
+          <w:numId w:val="44"/>
+        </w:numPr>
+        <w:tabs>
+          <w:tab w:val="left" w:pos="1560"/>
+        </w:tabs>
+        <w:rPr>
+          <w:sz w:val="28"/>
+          <w:szCs w:val="24"/>
+          <w:lang w:val="en-US"/>
+        </w:rPr>
+      </w:pPr>
+      <w:r>
+        <w:rPr>
+          <w:sz w:val="28"/>
+          <w:szCs w:val="24"/>
+          <w:lang w:val="en-US"/>
+        </w:rPr>
+        <w:t xml:space="preserve">Having .feature extension. </w:t>
+      </w:r>
+    </w:p>
+    <w:p>
+      <w:pPr>
+        <w:pStyle w:val="ListParagraph"/>
+        <w:numPr>
           <w:ilvl w:val="0"/>
           <w:numId w:val="44"/>
         </w:numPr>
@@ -17584,6 +17609,7 @@
           <w:szCs w:val="24"/>
           <w:lang w:val="en-US"/>
         </w:rPr>
+        <w:lastRenderedPageBreak/>
         <w:t xml:space="preserve">Then </w:t>
       </w:r>
       <w:r>
@@ -17633,7 +17659,6 @@
           <w:szCs w:val="24"/>
           <w:lang w:val="en-US"/>
         </w:rPr>
-        <w:lastRenderedPageBreak/>
         <w:t xml:space="preserve">Background: </w:t>
       </w:r>
       <w:r>
@@ -17743,23 +17768,7 @@
           <w:szCs w:val="24"/>
           <w:lang w:val="en-US"/>
         </w:rPr>
-        <w:t xml:space="preserve"> </w:t>
-      </w:r>
-      <w:r>
-        <w:rPr>
-          <w:sz w:val="28"/>
-          <w:szCs w:val="24"/>
-          <w:lang w:val="en-US"/>
-        </w:rPr>
-        <w:t>Used in Data</w:t>
-      </w:r>
-      <w:r>
-        <w:rPr>
-          <w:sz w:val="28"/>
-          <w:szCs w:val="24"/>
-          <w:lang w:val="en-US"/>
-        </w:rPr>
-        <w:t xml:space="preserve"> Driven Testing to accept the data</w:t>
+        <w:t xml:space="preserve"> Used in Data Driven Testing to accept the data</w:t>
       </w:r>
     </w:p>
     <w:p>
@@ -18248,6 +18257,227 @@
     </w:p>
     <w:p>
       <w:pPr>
+        <w:pStyle w:val="ListParagraph"/>
+        <w:numPr>
+          <w:ilvl w:val="0"/>
+          <w:numId w:val="45"/>
+        </w:numPr>
+        <w:tabs>
+          <w:tab w:val="left" w:pos="1560"/>
+        </w:tabs>
+        <w:rPr>
+          <w:sz w:val="28"/>
+          <w:szCs w:val="24"/>
+          <w:lang w:val="en-US"/>
+        </w:rPr>
+      </w:pPr>
+      <w:r>
+        <w:rPr>
+          <w:sz w:val="28"/>
+          <w:szCs w:val="24"/>
+          <w:lang w:val="en-US"/>
+        </w:rPr>
+        <w:t>in pom.xml file delete following lines</w:t>
+      </w:r>
+    </w:p>
+    <w:p>
+      <w:pPr>
+        <w:pStyle w:val="ListParagraph"/>
+        <w:numPr>
+          <w:ilvl w:val="1"/>
+          <w:numId w:val="45"/>
+        </w:numPr>
+        <w:tabs>
+          <w:tab w:val="left" w:pos="1560"/>
+        </w:tabs>
+        <w:rPr>
+          <w:sz w:val="24"/>
+          <w:lang w:val="en-US"/>
+        </w:rPr>
+      </w:pPr>
+      <w:r>
+        <w:rPr>
+          <w:rFonts w:ascii="Consolas" w:hAnsi="Consolas" w:cs="Consolas"/>
+          <w:color w:val="000000"/>
+          <w:sz w:val="24"/>
+          <w:szCs w:val="24"/>
+          <w:shd w:val="clear" w:color="auto" w:fill="E8F2FE"/>
+        </w:rPr>
+        <w:t>&lt;</w:t>
+      </w:r>
+      <w:r>
+        <w:rPr>
+          <w:rFonts w:ascii="Consolas" w:hAnsi="Consolas" w:cs="Consolas"/>
+          <w:color w:val="268BD2"/>
+          <w:sz w:val="24"/>
+          <w:szCs w:val="24"/>
+          <w:shd w:val="clear" w:color="auto" w:fill="E8F2FE"/>
+        </w:rPr>
+        <w:t>cucumber.version</w:t>
+      </w:r>
+      <w:r>
+        <w:rPr>
+          <w:rFonts w:ascii="Consolas" w:hAnsi="Consolas" w:cs="Consolas"/>
+          <w:color w:val="000000"/>
+          <w:sz w:val="24"/>
+          <w:szCs w:val="24"/>
+          <w:shd w:val="clear" w:color="auto" w:fill="E8F2FE"/>
+        </w:rPr>
+        <w:t>&gt;6.8.2&lt;/</w:t>
+      </w:r>
+      <w:r>
+        <w:rPr>
+          <w:rFonts w:ascii="Consolas" w:hAnsi="Consolas" w:cs="Consolas"/>
+          <w:color w:val="268BD2"/>
+          <w:sz w:val="24"/>
+          <w:szCs w:val="24"/>
+          <w:shd w:val="clear" w:color="auto" w:fill="E8F2FE"/>
+        </w:rPr>
+        <w:t>cucumber.version</w:t>
+      </w:r>
+      <w:r>
+        <w:rPr>
+          <w:rFonts w:ascii="Consolas" w:hAnsi="Consolas" w:cs="Consolas"/>
+          <w:color w:val="000000"/>
+          <w:sz w:val="24"/>
+          <w:szCs w:val="24"/>
+          <w:shd w:val="clear" w:color="auto" w:fill="E8F2FE"/>
+        </w:rPr>
+        <w:t>&gt;</w:t>
+      </w:r>
+    </w:p>
+    <w:p>
+      <w:pPr>
+        <w:pStyle w:val="ListParagraph"/>
+        <w:numPr>
+          <w:ilvl w:val="1"/>
+          <w:numId w:val="45"/>
+        </w:numPr>
+        <w:tabs>
+          <w:tab w:val="left" w:pos="1560"/>
+        </w:tabs>
+        <w:rPr>
+          <w:sz w:val="24"/>
+          <w:lang w:val="en-US"/>
+        </w:rPr>
+      </w:pPr>
+      <w:r>
+        <w:rPr>
+          <w:rFonts w:ascii="Consolas" w:hAnsi="Consolas" w:cs="Consolas"/>
+          <w:color w:val="000000"/>
+          <w:sz w:val="24"/>
+          <w:szCs w:val="24"/>
+        </w:rPr>
+        <w:t>&lt;</w:t>
+      </w:r>
+      <w:proofErr w:type="spellStart"/>
+      <w:r>
+        <w:rPr>
+          <w:rFonts w:ascii="Consolas" w:hAnsi="Consolas" w:cs="Consolas"/>
+          <w:color w:val="268BD2"/>
+          <w:sz w:val="24"/>
+          <w:szCs w:val="24"/>
+        </w:rPr>
+        <w:t>maven.compiler.version</w:t>
+      </w:r>
+      <w:proofErr w:type="spellEnd"/>
+      <w:r>
+        <w:rPr>
+          <w:rFonts w:ascii="Consolas" w:hAnsi="Consolas" w:cs="Consolas"/>
+          <w:color w:val="000000"/>
+          <w:sz w:val="24"/>
+          <w:szCs w:val="24"/>
+        </w:rPr>
+        <w:t>&gt;3.8.1&lt;/</w:t>
+      </w:r>
+      <w:proofErr w:type="spellStart"/>
+      <w:r>
+        <w:rPr>
+          <w:rFonts w:ascii="Consolas" w:hAnsi="Consolas" w:cs="Consolas"/>
+          <w:color w:val="268BD2"/>
+          <w:sz w:val="24"/>
+          <w:szCs w:val="24"/>
+        </w:rPr>
+        <w:t>maven.compiler.version</w:t>
+      </w:r>
+      <w:proofErr w:type="spellEnd"/>
+      <w:r>
+        <w:rPr>
+          <w:rFonts w:ascii="Consolas" w:hAnsi="Consolas" w:cs="Consolas"/>
+          <w:color w:val="000000"/>
+          <w:sz w:val="24"/>
+          <w:szCs w:val="24"/>
+        </w:rPr>
+        <w:t>&gt;</w:t>
+      </w:r>
+    </w:p>
+    <w:p>
+      <w:pPr>
+        <w:pStyle w:val="ListParagraph"/>
+        <w:numPr>
+          <w:ilvl w:val="1"/>
+          <w:numId w:val="45"/>
+        </w:numPr>
+        <w:tabs>
+          <w:tab w:val="left" w:pos="1560"/>
+        </w:tabs>
+        <w:rPr>
+          <w:sz w:val="24"/>
+          <w:lang w:val="en-US"/>
+        </w:rPr>
+      </w:pPr>
+      <w:r>
+        <w:rPr>
+          <w:rFonts w:ascii="Consolas" w:hAnsi="Consolas" w:cs="Consolas"/>
+          <w:color w:val="000000"/>
+          <w:sz w:val="24"/>
+          <w:szCs w:val="24"/>
+        </w:rPr>
+        <w:t>&lt;</w:t>
+      </w:r>
+      <w:proofErr w:type="spellStart"/>
+      <w:r>
+        <w:rPr>
+          <w:rFonts w:ascii="Consolas" w:hAnsi="Consolas" w:cs="Consolas"/>
+          <w:color w:val="268BD2"/>
+          <w:sz w:val="24"/>
+          <w:szCs w:val="24"/>
+        </w:rPr>
+        <w:t>maven.surefire.version</w:t>
+      </w:r>
+      <w:proofErr w:type="spellEnd"/>
+      <w:r>
+        <w:rPr>
+          <w:rFonts w:ascii="Consolas" w:hAnsi="Consolas" w:cs="Consolas"/>
+          <w:color w:val="000000"/>
+          <w:sz w:val="24"/>
+          <w:szCs w:val="24"/>
+        </w:rPr>
+        <w:t>&gt;2.22.2&lt;/</w:t>
+      </w:r>
+      <w:proofErr w:type="spellStart"/>
+      <w:r>
+        <w:rPr>
+          <w:rFonts w:ascii="Consolas" w:hAnsi="Consolas" w:cs="Consolas"/>
+          <w:color w:val="268BD2"/>
+          <w:sz w:val="24"/>
+          <w:szCs w:val="24"/>
+        </w:rPr>
+        <w:t>maven.surefire.version</w:t>
+      </w:r>
+      <w:proofErr w:type="spellEnd"/>
+      <w:r>
+        <w:rPr>
+          <w:rFonts w:ascii="Consolas" w:hAnsi="Consolas" w:cs="Consolas"/>
+          <w:color w:val="000000"/>
+          <w:sz w:val="24"/>
+          <w:szCs w:val="24"/>
+        </w:rPr>
+        <w:t>&gt;</w:t>
+      </w:r>
+    </w:p>
+    <w:p>
+      <w:pPr>
         <w:pBdr>
           <w:top w:val="single" w:sz="6" w:space="1" w:color="auto"/>
           <w:bottom w:val="single" w:sz="6" w:space="1" w:color="auto"/>
@@ -18362,6 +18592,7 @@
           <w:szCs w:val="24"/>
           <w:lang w:val="en-US"/>
         </w:rPr>
+        <w:lastRenderedPageBreak/>
         <w:t>Title should be Google</w:t>
       </w:r>
     </w:p>
@@ -18450,7 +18681,6 @@
           <w:szCs w:val="24"/>
           <w:lang w:val="en-US"/>
         </w:rPr>
-        <w:lastRenderedPageBreak/>
         <w:t>Given Launch Google</w:t>
       </w:r>
     </w:p>
@@ -18508,20 +18738,384 @@
           <w:lang w:val="en-US"/>
         </w:rPr>
       </w:pPr>
+    </w:p>
+    <w:p>
+      <w:pPr>
+        <w:tabs>
+          <w:tab w:val="left" w:pos="1560"/>
+        </w:tabs>
+        <w:rPr>
+          <w:sz w:val="28"/>
+          <w:szCs w:val="24"/>
+          <w:lang w:val="en-US"/>
+        </w:rPr>
+      </w:pPr>
+    </w:p>
+    <w:p>
+      <w:pPr>
+        <w:tabs>
+          <w:tab w:val="left" w:pos="1560"/>
+        </w:tabs>
+        <w:rPr>
+          <w:b/>
+          <w:bCs/>
+          <w:sz w:val="28"/>
+          <w:szCs w:val="24"/>
+          <w:lang w:val="en-US"/>
+        </w:rPr>
+      </w:pPr>
+      <w:r>
+        <w:rPr>
+          <w:b/>
+          <w:bCs/>
+          <w:sz w:val="28"/>
+          <w:szCs w:val="24"/>
+          <w:lang w:val="en-US"/>
+        </w:rPr>
+        <w:t>Tags in Cucumber</w:t>
+      </w:r>
+    </w:p>
+    <w:p>
+      <w:pPr>
+        <w:pStyle w:val="ListParagraph"/>
+        <w:numPr>
+          <w:ilvl w:val="0"/>
+          <w:numId w:val="47"/>
+        </w:numPr>
+        <w:tabs>
+          <w:tab w:val="left" w:pos="1560"/>
+        </w:tabs>
+        <w:rPr>
+          <w:b/>
+          <w:bCs/>
+          <w:sz w:val="28"/>
+          <w:szCs w:val="24"/>
+          <w:lang w:val="en-US"/>
+        </w:rPr>
+      </w:pPr>
+      <w:r>
+        <w:rPr>
+          <w:sz w:val="28"/>
+          <w:szCs w:val="24"/>
+          <w:lang w:val="en-US"/>
+        </w:rPr>
+        <w:t>Tags allows you to execute or skip single / multiple test scenarios</w:t>
+      </w:r>
+    </w:p>
+    <w:p>
+      <w:pPr>
+        <w:pStyle w:val="ListParagraph"/>
+        <w:numPr>
+          <w:ilvl w:val="0"/>
+          <w:numId w:val="47"/>
+        </w:numPr>
+        <w:tabs>
+          <w:tab w:val="left" w:pos="1560"/>
+        </w:tabs>
+        <w:rPr>
+          <w:b/>
+          <w:bCs/>
+          <w:sz w:val="28"/>
+          <w:szCs w:val="24"/>
+          <w:lang w:val="en-US"/>
+        </w:rPr>
+      </w:pPr>
+      <w:r>
+        <w:rPr>
+          <w:sz w:val="28"/>
+          <w:szCs w:val="24"/>
+          <w:lang w:val="en-US"/>
+        </w:rPr>
+        <w:t>Tags needs to be specified in feature file only</w:t>
+      </w:r>
+    </w:p>
+    <w:p>
+      <w:pPr>
+        <w:pStyle w:val="ListParagraph"/>
+        <w:numPr>
+          <w:ilvl w:val="0"/>
+          <w:numId w:val="47"/>
+        </w:numPr>
+        <w:tabs>
+          <w:tab w:val="left" w:pos="1560"/>
+        </w:tabs>
+        <w:rPr>
+          <w:b/>
+          <w:bCs/>
+          <w:sz w:val="28"/>
+          <w:szCs w:val="24"/>
+          <w:lang w:val="en-US"/>
+        </w:rPr>
+      </w:pPr>
+      <w:r>
+        <w:rPr>
+          <w:sz w:val="28"/>
+          <w:szCs w:val="24"/>
+          <w:lang w:val="en-US"/>
+        </w:rPr>
+        <w:t>Tags are the words that starts with @</w:t>
+      </w:r>
+    </w:p>
+    <w:p>
+      <w:pPr>
+        <w:pStyle w:val="ListParagraph"/>
+        <w:numPr>
+          <w:ilvl w:val="0"/>
+          <w:numId w:val="47"/>
+        </w:numPr>
+        <w:tabs>
+          <w:tab w:val="left" w:pos="1560"/>
+        </w:tabs>
+        <w:rPr>
+          <w:b/>
+          <w:bCs/>
+          <w:sz w:val="28"/>
+          <w:szCs w:val="24"/>
+          <w:lang w:val="en-US"/>
+        </w:rPr>
+      </w:pPr>
+      <w:r>
+        <w:rPr>
+          <w:sz w:val="28"/>
+          <w:szCs w:val="24"/>
+          <w:lang w:val="en-US"/>
+        </w:rPr>
+        <w:t>The execution criteria needs to be specified in Runner class</w:t>
+      </w:r>
+    </w:p>
+    <w:p>
+      <w:pPr>
+        <w:tabs>
+          <w:tab w:val="left" w:pos="1560"/>
+        </w:tabs>
+        <w:rPr>
+          <w:b/>
+          <w:bCs/>
+          <w:sz w:val="28"/>
+          <w:szCs w:val="24"/>
+          <w:lang w:val="en-US"/>
+        </w:rPr>
+      </w:pPr>
+    </w:p>
+    <w:p>
+      <w:pPr>
+        <w:tabs>
+          <w:tab w:val="left" w:pos="1560"/>
+        </w:tabs>
+        <w:rPr>
+          <w:sz w:val="28"/>
+          <w:szCs w:val="24"/>
+          <w:lang w:val="en-US"/>
+        </w:rPr>
+      </w:pPr>
+    </w:p>
+    <w:p>
+      <w:pPr>
+        <w:tabs>
+          <w:tab w:val="left" w:pos="1560"/>
+        </w:tabs>
+        <w:rPr>
+          <w:b/>
+          <w:bCs/>
+          <w:sz w:val="28"/>
+          <w:szCs w:val="24"/>
+          <w:lang w:val="en-US"/>
+        </w:rPr>
+      </w:pPr>
+      <w:r>
+        <w:rPr>
+          <w:b/>
+          <w:bCs/>
+          <w:sz w:val="28"/>
+          <w:szCs w:val="24"/>
+          <w:lang w:val="en-US"/>
+        </w:rPr>
+        <w:t>Hooks in Cucumber</w:t>
+      </w:r>
+    </w:p>
+    <w:p>
+      <w:pPr>
+        <w:pStyle w:val="ListParagraph"/>
+        <w:numPr>
+          <w:ilvl w:val="0"/>
+          <w:numId w:val="48"/>
+        </w:numPr>
+        <w:tabs>
+          <w:tab w:val="left" w:pos="1560"/>
+        </w:tabs>
+        <w:rPr>
+          <w:sz w:val="28"/>
+          <w:szCs w:val="24"/>
+          <w:lang w:val="en-US"/>
+        </w:rPr>
+      </w:pPr>
+      <w:r>
+        <w:rPr>
+          <w:sz w:val="28"/>
+          <w:szCs w:val="24"/>
+          <w:lang w:val="en-US"/>
+        </w:rPr>
+        <w:t>The special methods those get executed before and after every scenario.</w:t>
+      </w:r>
+    </w:p>
+    <w:p>
+      <w:pPr>
+        <w:pStyle w:val="ListParagraph"/>
+        <w:numPr>
+          <w:ilvl w:val="0"/>
+          <w:numId w:val="48"/>
+        </w:numPr>
+        <w:tabs>
+          <w:tab w:val="left" w:pos="1560"/>
+        </w:tabs>
+        <w:rPr>
+          <w:sz w:val="28"/>
+          <w:szCs w:val="24"/>
+          <w:lang w:val="en-US"/>
+        </w:rPr>
+      </w:pPr>
+      <w:r>
+        <w:rPr>
+          <w:sz w:val="28"/>
+          <w:szCs w:val="24"/>
+          <w:lang w:val="en-US"/>
+        </w:rPr>
+        <w:t>Cucumber provides two hooks</w:t>
+      </w:r>
+    </w:p>
+    <w:p>
+      <w:pPr>
+        <w:pStyle w:val="ListParagraph"/>
+        <w:numPr>
+          <w:ilvl w:val="1"/>
+          <w:numId w:val="48"/>
+        </w:numPr>
+        <w:tabs>
+          <w:tab w:val="left" w:pos="1560"/>
+        </w:tabs>
+        <w:rPr>
+          <w:sz w:val="28"/>
+          <w:szCs w:val="24"/>
+          <w:lang w:val="en-US"/>
+        </w:rPr>
+      </w:pPr>
+      <w:r>
+        <w:rPr>
+          <w:sz w:val="28"/>
+          <w:szCs w:val="24"/>
+          <w:lang w:val="en-US"/>
+        </w:rPr>
+        <w:t xml:space="preserve">@Before </w:t>
+      </w:r>
+      <w:r>
+        <w:rPr>
+          <w:sz w:val="28"/>
+          <w:szCs w:val="24"/>
+          <w:lang w:val="en-US"/>
+        </w:rPr>
+        <w:sym w:font="Wingdings" w:char="F0E0"/>
+      </w:r>
+      <w:r>
+        <w:rPr>
+          <w:sz w:val="28"/>
+          <w:szCs w:val="24"/>
+          <w:lang w:val="en-US"/>
+        </w:rPr>
+        <w:t xml:space="preserve"> Executes before every scenario</w:t>
+      </w:r>
+    </w:p>
+    <w:p>
+      <w:pPr>
+        <w:pStyle w:val="ListParagraph"/>
+        <w:numPr>
+          <w:ilvl w:val="1"/>
+          <w:numId w:val="48"/>
+        </w:numPr>
+        <w:tabs>
+          <w:tab w:val="left" w:pos="1560"/>
+        </w:tabs>
+        <w:rPr>
+          <w:sz w:val="28"/>
+          <w:szCs w:val="24"/>
+          <w:lang w:val="en-US"/>
+        </w:rPr>
+      </w:pPr>
+      <w:r>
+        <w:rPr>
+          <w:sz w:val="28"/>
+          <w:szCs w:val="24"/>
+          <w:lang w:val="en-US"/>
+        </w:rPr>
+        <w:t xml:space="preserve">@After </w:t>
+      </w:r>
+      <w:r>
+        <w:rPr>
+          <w:sz w:val="28"/>
+          <w:szCs w:val="24"/>
+          <w:lang w:val="en-US"/>
+        </w:rPr>
+        <w:sym w:font="Wingdings" w:char="F0E0"/>
+      </w:r>
+      <w:r>
+        <w:rPr>
+          <w:sz w:val="28"/>
+          <w:szCs w:val="24"/>
+          <w:lang w:val="en-US"/>
+        </w:rPr>
+        <w:t xml:space="preserve"> Executes after every scenario</w:t>
+      </w:r>
+    </w:p>
+    <w:p>
+      <w:pPr>
+        <w:pStyle w:val="ListParagraph"/>
+        <w:numPr>
+          <w:ilvl w:val="0"/>
+          <w:numId w:val="48"/>
+        </w:numPr>
+        <w:tabs>
+          <w:tab w:val="left" w:pos="1560"/>
+        </w:tabs>
+        <w:rPr>
+          <w:sz w:val="28"/>
+          <w:szCs w:val="24"/>
+          <w:lang w:val="en-US"/>
+        </w:rPr>
+      </w:pPr>
+      <w:r>
+        <w:rPr>
+          <w:sz w:val="28"/>
+          <w:szCs w:val="24"/>
+          <w:lang w:val="en-US"/>
+        </w:rPr>
+        <w:t>Hooks are never the part of feature file or runner class</w:t>
+      </w:r>
+    </w:p>
+    <w:p>
+      <w:pPr>
+        <w:pStyle w:val="ListParagraph"/>
+        <w:numPr>
+          <w:ilvl w:val="0"/>
+          <w:numId w:val="48"/>
+        </w:numPr>
+        <w:tabs>
+          <w:tab w:val="left" w:pos="1560"/>
+        </w:tabs>
+        <w:rPr>
+          <w:sz w:val="28"/>
+          <w:szCs w:val="24"/>
+          <w:lang w:val="en-US"/>
+        </w:rPr>
+      </w:pPr>
+      <w:r>
+        <w:rPr>
+          <w:sz w:val="28"/>
+          <w:szCs w:val="24"/>
+          <w:lang w:val="en-US"/>
+        </w:rPr>
+        <w:t>Hooks can be written either in Step Definition or in a separate class</w:t>
+      </w:r>
       <w:bookmarkStart w:id="0" w:name="_GoBack"/>
       <w:bookmarkEnd w:id="0"/>
-    </w:p>
-    <w:p>
-      <w:pPr>
-        <w:tabs>
-          <w:tab w:val="left" w:pos="1560"/>
-        </w:tabs>
-        <w:rPr>
-          <w:sz w:val="28"/>
-          <w:szCs w:val="24"/>
-          <w:lang w:val="en-US"/>
-        </w:rPr>
-      </w:pPr>
     </w:p>
     <w:sectPr>
       <w:pgSz w:w="11906" w:h="16838"/>
@@ -18649,6 +19243,119 @@
     </w:lvl>
   </w:abstractNum>
   <w:abstractNum w:abstractNumId="1">
+    <w:nsid w:val="08D90AA4"/>
+    <w:multiLevelType w:val="hybridMultilevel"/>
+    <w:tmpl w:val="C3CE4E5C"/>
+    <w:lvl w:ilvl="0" w:tplc="40090001">
+      <w:start w:val="1"/>
+      <w:numFmt w:val="bullet"/>
+      <w:lvlText w:val=""/>
+      <w:lvlJc w:val="left"/>
+      <w:pPr>
+        <w:ind w:left="720" w:hanging="360"/>
+      </w:pPr>
+      <w:rPr>
+        <w:rFonts w:ascii="Symbol" w:hAnsi="Symbol" w:hint="default"/>
+      </w:rPr>
+    </w:lvl>
+    <w:lvl w:ilvl="1" w:tplc="40090003">
+      <w:start w:val="1"/>
+      <w:numFmt w:val="bullet"/>
+      <w:lvlText w:val="o"/>
+      <w:lvlJc w:val="left"/>
+      <w:pPr>
+        <w:ind w:left="1440" w:hanging="360"/>
+      </w:pPr>
+      <w:rPr>
+        <w:rFonts w:ascii="Courier New" w:hAnsi="Courier New" w:cs="Courier New" w:hint="default"/>
+      </w:rPr>
+    </w:lvl>
+    <w:lvl w:ilvl="2" w:tplc="40090005" w:tentative="1">
+      <w:start w:val="1"/>
+      <w:numFmt w:val="bullet"/>
+      <w:lvlText w:val=""/>
+      <w:lvlJc w:val="left"/>
+      <w:pPr>
+        <w:ind w:left="2160" w:hanging="360"/>
+      </w:pPr>
+      <w:rPr>
+        <w:rFonts w:ascii="Wingdings" w:hAnsi="Wingdings" w:hint="default"/>
+      </w:rPr>
+    </w:lvl>
+    <w:lvl w:ilvl="3" w:tplc="40090001" w:tentative="1">
+      <w:start w:val="1"/>
+      <w:numFmt w:val="bullet"/>
+      <w:lvlText w:val=""/>
+      <w:lvlJc w:val="left"/>
+      <w:pPr>
+        <w:ind w:left="2880" w:hanging="360"/>
+      </w:pPr>
+      <w:rPr>
+        <w:rFonts w:ascii="Symbol" w:hAnsi="Symbol" w:hint="default"/>
+      </w:rPr>
+    </w:lvl>
+    <w:lvl w:ilvl="4" w:tplc="40090003" w:tentative="1">
+      <w:start w:val="1"/>
+      <w:numFmt w:val="bullet"/>
+      <w:lvlText w:val="o"/>
+      <w:lvlJc w:val="left"/>
+      <w:pPr>
+        <w:ind w:left="3600" w:hanging="360"/>
+      </w:pPr>
+      <w:rPr>
+        <w:rFonts w:ascii="Courier New" w:hAnsi="Courier New" w:cs="Courier New" w:hint="default"/>
+      </w:rPr>
+    </w:lvl>
+    <w:lvl w:ilvl="5" w:tplc="40090005" w:tentative="1">
+      <w:start w:val="1"/>
+      <w:numFmt w:val="bullet"/>
+      <w:lvlText w:val=""/>
+      <w:lvlJc w:val="left"/>
+      <w:pPr>
+        <w:ind w:left="4320" w:hanging="360"/>
+      </w:pPr>
+      <w:rPr>
+        <w:rFonts w:ascii="Wingdings" w:hAnsi="Wingdings" w:hint="default"/>
+      </w:rPr>
+    </w:lvl>
+    <w:lvl w:ilvl="6" w:tplc="40090001" w:tentative="1">
+      <w:start w:val="1"/>
+      <w:numFmt w:val="bullet"/>
+      <w:lvlText w:val=""/>
+      <w:lvlJc w:val="left"/>
+      <w:pPr>
+        <w:ind w:left="5040" w:hanging="360"/>
+      </w:pPr>
+      <w:rPr>
+        <w:rFonts w:ascii="Symbol" w:hAnsi="Symbol" w:hint="default"/>
+      </w:rPr>
+    </w:lvl>
+    <w:lvl w:ilvl="7" w:tplc="40090003" w:tentative="1">
+      <w:start w:val="1"/>
+      <w:numFmt w:val="bullet"/>
+      <w:lvlText w:val="o"/>
+      <w:lvlJc w:val="left"/>
+      <w:pPr>
+        <w:ind w:left="5760" w:hanging="360"/>
+      </w:pPr>
+      <w:rPr>
+        <w:rFonts w:ascii="Courier New" w:hAnsi="Courier New" w:cs="Courier New" w:hint="default"/>
+      </w:rPr>
+    </w:lvl>
+    <w:lvl w:ilvl="8" w:tplc="40090005" w:tentative="1">
+      <w:start w:val="1"/>
+      <w:numFmt w:val="bullet"/>
+      <w:lvlText w:val=""/>
+      <w:lvlJc w:val="left"/>
+      <w:pPr>
+        <w:ind w:left="6480" w:hanging="360"/>
+      </w:pPr>
+      <w:rPr>
+        <w:rFonts w:ascii="Wingdings" w:hAnsi="Wingdings" w:hint="default"/>
+      </w:rPr>
+    </w:lvl>
+  </w:abstractNum>
+  <w:abstractNum w:abstractNumId="2">
     <w:nsid w:val="0E255424"/>
     <w:multiLevelType w:val="hybridMultilevel"/>
     <w:tmpl w:val="474A6FC4"/>
@@ -18761,7 +19468,7 @@
       </w:rPr>
     </w:lvl>
   </w:abstractNum>
-  <w:abstractNum w:abstractNumId="2">
+  <w:abstractNum w:abstractNumId="3">
     <w:nsid w:val="0FFB5174"/>
     <w:multiLevelType w:val="hybridMultilevel"/>
     <w:tmpl w:val="1102E846"/>
@@ -18874,7 +19581,7 @@
       </w:rPr>
     </w:lvl>
   </w:abstractNum>
-  <w:abstractNum w:abstractNumId="3">
+  <w:abstractNum w:abstractNumId="4">
     <w:nsid w:val="13BD6C92"/>
     <w:multiLevelType w:val="hybridMultilevel"/>
     <w:tmpl w:val="F9B4189C"/>
@@ -18963,7 +19670,7 @@
       </w:pPr>
     </w:lvl>
   </w:abstractNum>
-  <w:abstractNum w:abstractNumId="4">
+  <w:abstractNum w:abstractNumId="5">
     <w:nsid w:val="15855398"/>
     <w:multiLevelType w:val="hybridMultilevel"/>
     <w:tmpl w:val="42BA2EF8"/>
@@ -19052,7 +19759,7 @@
       </w:pPr>
     </w:lvl>
   </w:abstractNum>
-  <w:abstractNum w:abstractNumId="5">
+  <w:abstractNum w:abstractNumId="6">
     <w:nsid w:val="164D34B1"/>
     <w:multiLevelType w:val="hybridMultilevel"/>
     <w:tmpl w:val="31AACE24"/>
@@ -19165,7 +19872,7 @@
       </w:rPr>
     </w:lvl>
   </w:abstractNum>
-  <w:abstractNum w:abstractNumId="6">
+  <w:abstractNum w:abstractNumId="7">
     <w:nsid w:val="16AA1F84"/>
     <w:multiLevelType w:val="hybridMultilevel"/>
     <w:tmpl w:val="2DC0991A"/>
@@ -19278,7 +19985,7 @@
       </w:rPr>
     </w:lvl>
   </w:abstractNum>
-  <w:abstractNum w:abstractNumId="7">
+  <w:abstractNum w:abstractNumId="8">
     <w:nsid w:val="17887E81"/>
     <w:multiLevelType w:val="hybridMultilevel"/>
     <w:tmpl w:val="F448FA1A"/>
@@ -19391,7 +20098,7 @@
       </w:rPr>
     </w:lvl>
   </w:abstractNum>
-  <w:abstractNum w:abstractNumId="8">
+  <w:abstractNum w:abstractNumId="9">
     <w:nsid w:val="1E9B63EE"/>
     <w:multiLevelType w:val="hybridMultilevel"/>
     <w:tmpl w:val="CC24F4FC"/>
@@ -19504,7 +20211,7 @@
       </w:rPr>
     </w:lvl>
   </w:abstractNum>
-  <w:abstractNum w:abstractNumId="9">
+  <w:abstractNum w:abstractNumId="10">
     <w:nsid w:val="1F5D6F6F"/>
     <w:multiLevelType w:val="hybridMultilevel"/>
     <w:tmpl w:val="2C66BBE6"/>
@@ -19617,7 +20324,7 @@
       </w:rPr>
     </w:lvl>
   </w:abstractNum>
-  <w:abstractNum w:abstractNumId="10">
+  <w:abstractNum w:abstractNumId="11">
     <w:nsid w:val="1FFE0324"/>
     <w:multiLevelType w:val="hybridMultilevel"/>
     <w:tmpl w:val="562439F6"/>
@@ -19730,7 +20437,7 @@
       </w:rPr>
     </w:lvl>
   </w:abstractNum>
-  <w:abstractNum w:abstractNumId="11">
+  <w:abstractNum w:abstractNumId="12">
     <w:nsid w:val="21270C12"/>
     <w:multiLevelType w:val="hybridMultilevel"/>
     <w:tmpl w:val="77C8B216"/>
@@ -19843,7 +20550,7 @@
       </w:rPr>
     </w:lvl>
   </w:abstractNum>
-  <w:abstractNum w:abstractNumId="12">
+  <w:abstractNum w:abstractNumId="13">
     <w:nsid w:val="26EA2626"/>
     <w:multiLevelType w:val="hybridMultilevel"/>
     <w:tmpl w:val="6D525678"/>
@@ -19929,7 +20636,7 @@
       </w:pPr>
     </w:lvl>
   </w:abstractNum>
-  <w:abstractNum w:abstractNumId="13">
+  <w:abstractNum w:abstractNumId="14">
     <w:nsid w:val="2BD5541D"/>
     <w:multiLevelType w:val="hybridMultilevel"/>
     <w:tmpl w:val="45505B90"/>
@@ -20042,7 +20749,7 @@
       </w:rPr>
     </w:lvl>
   </w:abstractNum>
-  <w:abstractNum w:abstractNumId="14">
+  <w:abstractNum w:abstractNumId="15">
     <w:nsid w:val="2C310AF1"/>
     <w:multiLevelType w:val="hybridMultilevel"/>
     <w:tmpl w:val="D80E52EC"/>
@@ -20155,7 +20862,7 @@
       </w:rPr>
     </w:lvl>
   </w:abstractNum>
-  <w:abstractNum w:abstractNumId="15">
+  <w:abstractNum w:abstractNumId="16">
     <w:nsid w:val="2DF83EE9"/>
     <w:multiLevelType w:val="hybridMultilevel"/>
     <w:tmpl w:val="5C824650"/>
@@ -20268,7 +20975,7 @@
       </w:rPr>
     </w:lvl>
   </w:abstractNum>
-  <w:abstractNum w:abstractNumId="16">
+  <w:abstractNum w:abstractNumId="17">
     <w:nsid w:val="2ED85F35"/>
     <w:multiLevelType w:val="hybridMultilevel"/>
     <w:tmpl w:val="D396C416"/>
@@ -20357,7 +21064,7 @@
       </w:pPr>
     </w:lvl>
   </w:abstractNum>
-  <w:abstractNum w:abstractNumId="17">
+  <w:abstractNum w:abstractNumId="18">
     <w:nsid w:val="2F5B6010"/>
     <w:multiLevelType w:val="hybridMultilevel"/>
     <w:tmpl w:val="303E3506"/>
@@ -20470,7 +21177,7 @@
       </w:rPr>
     </w:lvl>
   </w:abstractNum>
-  <w:abstractNum w:abstractNumId="18">
+  <w:abstractNum w:abstractNumId="19">
     <w:nsid w:val="344C7AD5"/>
     <w:multiLevelType w:val="hybridMultilevel"/>
     <w:tmpl w:val="3AB6C236"/>
@@ -20583,7 +21290,7 @@
       </w:rPr>
     </w:lvl>
   </w:abstractNum>
-  <w:abstractNum w:abstractNumId="19">
+  <w:abstractNum w:abstractNumId="20">
     <w:nsid w:val="372A7643"/>
     <w:multiLevelType w:val="hybridMultilevel"/>
     <w:tmpl w:val="72661F18"/>
@@ -20696,7 +21403,7 @@
       </w:rPr>
     </w:lvl>
   </w:abstractNum>
-  <w:abstractNum w:abstractNumId="20">
+  <w:abstractNum w:abstractNumId="21">
     <w:nsid w:val="398E3101"/>
     <w:multiLevelType w:val="hybridMultilevel"/>
     <w:tmpl w:val="5972D984"/>
@@ -20782,7 +21489,7 @@
       </w:pPr>
     </w:lvl>
   </w:abstractNum>
-  <w:abstractNum w:abstractNumId="21">
+  <w:abstractNum w:abstractNumId="22">
     <w:nsid w:val="39FE7F6B"/>
     <w:multiLevelType w:val="hybridMultilevel"/>
     <w:tmpl w:val="DB76FF82"/>
@@ -20868,7 +21575,7 @@
       </w:pPr>
     </w:lvl>
   </w:abstractNum>
-  <w:abstractNum w:abstractNumId="22">
+  <w:abstractNum w:abstractNumId="23">
     <w:nsid w:val="3CDB6A66"/>
     <w:multiLevelType w:val="hybridMultilevel"/>
     <w:tmpl w:val="64685F9A"/>
@@ -20957,7 +21664,7 @@
       </w:pPr>
     </w:lvl>
   </w:abstractNum>
-  <w:abstractNum w:abstractNumId="23">
+  <w:abstractNum w:abstractNumId="24">
     <w:nsid w:val="3CE011C3"/>
     <w:multiLevelType w:val="hybridMultilevel"/>
     <w:tmpl w:val="31EA3DA2"/>
@@ -21046,7 +21753,7 @@
       </w:pPr>
     </w:lvl>
   </w:abstractNum>
-  <w:abstractNum w:abstractNumId="24">
+  <w:abstractNum w:abstractNumId="25">
     <w:nsid w:val="42DB17C6"/>
     <w:multiLevelType w:val="hybridMultilevel"/>
     <w:tmpl w:val="B638096C"/>
@@ -21135,7 +21842,7 @@
       </w:pPr>
     </w:lvl>
   </w:abstractNum>
-  <w:abstractNum w:abstractNumId="25">
+  <w:abstractNum w:abstractNumId="26">
     <w:nsid w:val="44424C1B"/>
     <w:multiLevelType w:val="hybridMultilevel"/>
     <w:tmpl w:val="EBDAADA4"/>
@@ -21248,7 +21955,7 @@
       </w:rPr>
     </w:lvl>
   </w:abstractNum>
-  <w:abstractNum w:abstractNumId="26">
+  <w:abstractNum w:abstractNumId="27">
     <w:nsid w:val="46DF09B1"/>
     <w:multiLevelType w:val="hybridMultilevel"/>
     <w:tmpl w:val="FB0236F0"/>
@@ -21361,7 +22068,7 @@
       </w:rPr>
     </w:lvl>
   </w:abstractNum>
-  <w:abstractNum w:abstractNumId="27">
+  <w:abstractNum w:abstractNumId="28">
     <w:nsid w:val="47F70A7E"/>
     <w:multiLevelType w:val="hybridMultilevel"/>
     <w:tmpl w:val="BCF8131E"/>
@@ -21450,7 +22157,7 @@
       </w:pPr>
     </w:lvl>
   </w:abstractNum>
-  <w:abstractNum w:abstractNumId="28">
+  <w:abstractNum w:abstractNumId="29">
     <w:nsid w:val="4FAE1062"/>
     <w:multiLevelType w:val="hybridMultilevel"/>
     <w:tmpl w:val="C1A67A02"/>
@@ -21539,7 +22246,7 @@
       </w:pPr>
     </w:lvl>
   </w:abstractNum>
-  <w:abstractNum w:abstractNumId="29">
+  <w:abstractNum w:abstractNumId="30">
     <w:nsid w:val="50CF4F8C"/>
     <w:multiLevelType w:val="hybridMultilevel"/>
     <w:tmpl w:val="082E2B26"/>
@@ -21652,7 +22359,7 @@
       </w:rPr>
     </w:lvl>
   </w:abstractNum>
-  <w:abstractNum w:abstractNumId="30">
+  <w:abstractNum w:abstractNumId="31">
     <w:nsid w:val="56DC0393"/>
     <w:multiLevelType w:val="hybridMultilevel"/>
     <w:tmpl w:val="BFA6E070"/>
@@ -21765,7 +22472,7 @@
       </w:rPr>
     </w:lvl>
   </w:abstractNum>
-  <w:abstractNum w:abstractNumId="31">
+  <w:abstractNum w:abstractNumId="32">
     <w:nsid w:val="5D2E0595"/>
     <w:multiLevelType w:val="hybridMultilevel"/>
     <w:tmpl w:val="BD76ED2E"/>
@@ -21878,7 +22585,7 @@
       </w:rPr>
     </w:lvl>
   </w:abstractNum>
-  <w:abstractNum w:abstractNumId="32">
+  <w:abstractNum w:abstractNumId="33">
     <w:nsid w:val="6264615A"/>
     <w:multiLevelType w:val="hybridMultilevel"/>
     <w:tmpl w:val="BEBCD1E2"/>
@@ -21967,7 +22674,7 @@
       </w:pPr>
     </w:lvl>
   </w:abstractNum>
-  <w:abstractNum w:abstractNumId="33">
+  <w:abstractNum w:abstractNumId="34">
     <w:nsid w:val="64B248FF"/>
     <w:multiLevelType w:val="hybridMultilevel"/>
     <w:tmpl w:val="47BA2214"/>
@@ -22080,7 +22787,7 @@
       </w:rPr>
     </w:lvl>
   </w:abstractNum>
-  <w:abstractNum w:abstractNumId="34">
+  <w:abstractNum w:abstractNumId="35">
     <w:nsid w:val="64D75A0A"/>
     <w:multiLevelType w:val="hybridMultilevel"/>
     <w:tmpl w:val="F93653D8"/>
@@ -22193,7 +22900,7 @@
       </w:rPr>
     </w:lvl>
   </w:abstractNum>
-  <w:abstractNum w:abstractNumId="35">
+  <w:abstractNum w:abstractNumId="36">
     <w:nsid w:val="65A70915"/>
     <w:multiLevelType w:val="hybridMultilevel"/>
     <w:tmpl w:val="F4BEB16C"/>
@@ -22282,7 +22989,7 @@
       </w:pPr>
     </w:lvl>
   </w:abstractNum>
-  <w:abstractNum w:abstractNumId="36">
+  <w:abstractNum w:abstractNumId="37">
     <w:nsid w:val="667572E6"/>
     <w:multiLevelType w:val="hybridMultilevel"/>
     <w:tmpl w:val="375E6AAA"/>
@@ -22371,7 +23078,7 @@
       </w:pPr>
     </w:lvl>
   </w:abstractNum>
-  <w:abstractNum w:abstractNumId="37">
+  <w:abstractNum w:abstractNumId="38">
     <w:nsid w:val="6794711A"/>
     <w:multiLevelType w:val="hybridMultilevel"/>
     <w:tmpl w:val="7D58095C"/>
@@ -22484,7 +23191,7 @@
       </w:rPr>
     </w:lvl>
   </w:abstractNum>
-  <w:abstractNum w:abstractNumId="38">
+  <w:abstractNum w:abstractNumId="39">
     <w:nsid w:val="6D6046F6"/>
     <w:multiLevelType w:val="hybridMultilevel"/>
     <w:tmpl w:val="6644C14E"/>
@@ -22573,7 +23280,7 @@
       </w:pPr>
     </w:lvl>
   </w:abstractNum>
-  <w:abstractNum w:abstractNumId="39">
+  <w:abstractNum w:abstractNumId="40">
     <w:nsid w:val="6FB6583E"/>
     <w:multiLevelType w:val="hybridMultilevel"/>
     <w:tmpl w:val="F83A92A4"/>
@@ -22686,7 +23393,7 @@
       </w:rPr>
     </w:lvl>
   </w:abstractNum>
-  <w:abstractNum w:abstractNumId="40">
+  <w:abstractNum w:abstractNumId="41">
     <w:nsid w:val="74A07B48"/>
     <w:multiLevelType w:val="hybridMultilevel"/>
     <w:tmpl w:val="9EE4049A"/>
@@ -22799,7 +23506,7 @@
       </w:rPr>
     </w:lvl>
   </w:abstractNum>
-  <w:abstractNum w:abstractNumId="41">
+  <w:abstractNum w:abstractNumId="42">
     <w:nsid w:val="75D41A19"/>
     <w:multiLevelType w:val="hybridMultilevel"/>
     <w:tmpl w:val="8C2E2B00"/>
@@ -22888,7 +23595,7 @@
       </w:pPr>
     </w:lvl>
   </w:abstractNum>
-  <w:abstractNum w:abstractNumId="42">
+  <w:abstractNum w:abstractNumId="43">
     <w:nsid w:val="7782158E"/>
     <w:multiLevelType w:val="hybridMultilevel"/>
     <w:tmpl w:val="6068CD52"/>
@@ -23001,7 +23708,7 @@
       </w:rPr>
     </w:lvl>
   </w:abstractNum>
-  <w:abstractNum w:abstractNumId="43">
+  <w:abstractNum w:abstractNumId="44">
     <w:nsid w:val="77BB0C1A"/>
     <w:multiLevelType w:val="hybridMultilevel"/>
     <w:tmpl w:val="8A9AA4F4"/>
@@ -23090,7 +23797,120 @@
       </w:pPr>
     </w:lvl>
   </w:abstractNum>
-  <w:abstractNum w:abstractNumId="44">
+  <w:abstractNum w:abstractNumId="45">
+    <w:nsid w:val="78D97A9A"/>
+    <w:multiLevelType w:val="hybridMultilevel"/>
+    <w:tmpl w:val="5832CCC8"/>
+    <w:lvl w:ilvl="0" w:tplc="40090001">
+      <w:start w:val="1"/>
+      <w:numFmt w:val="bullet"/>
+      <w:lvlText w:val=""/>
+      <w:lvlJc w:val="left"/>
+      <w:pPr>
+        <w:ind w:left="720" w:hanging="360"/>
+      </w:pPr>
+      <w:rPr>
+        <w:rFonts w:ascii="Symbol" w:hAnsi="Symbol" w:hint="default"/>
+      </w:rPr>
+    </w:lvl>
+    <w:lvl w:ilvl="1" w:tplc="40090003" w:tentative="1">
+      <w:start w:val="1"/>
+      <w:numFmt w:val="bullet"/>
+      <w:lvlText w:val="o"/>
+      <w:lvlJc w:val="left"/>
+      <w:pPr>
+        <w:ind w:left="1440" w:hanging="360"/>
+      </w:pPr>
+      <w:rPr>
+        <w:rFonts w:ascii="Courier New" w:hAnsi="Courier New" w:cs="Courier New" w:hint="default"/>
+      </w:rPr>
+    </w:lvl>
+    <w:lvl w:ilvl="2" w:tplc="40090005" w:tentative="1">
+      <w:start w:val="1"/>
+      <w:numFmt w:val="bullet"/>
+      <w:lvlText w:val=""/>
+      <w:lvlJc w:val="left"/>
+      <w:pPr>
+        <w:ind w:left="2160" w:hanging="360"/>
+      </w:pPr>
+      <w:rPr>
+        <w:rFonts w:ascii="Wingdings" w:hAnsi="Wingdings" w:hint="default"/>
+      </w:rPr>
+    </w:lvl>
+    <w:lvl w:ilvl="3" w:tplc="40090001" w:tentative="1">
+      <w:start w:val="1"/>
+      <w:numFmt w:val="bullet"/>
+      <w:lvlText w:val=""/>
+      <w:lvlJc w:val="left"/>
+      <w:pPr>
+        <w:ind w:left="2880" w:hanging="360"/>
+      </w:pPr>
+      <w:rPr>
+        <w:rFonts w:ascii="Symbol" w:hAnsi="Symbol" w:hint="default"/>
+      </w:rPr>
+    </w:lvl>
+    <w:lvl w:ilvl="4" w:tplc="40090003" w:tentative="1">
+      <w:start w:val="1"/>
+      <w:numFmt w:val="bullet"/>
+      <w:lvlText w:val="o"/>
+      <w:lvlJc w:val="left"/>
+      <w:pPr>
+        <w:ind w:left="3600" w:hanging="360"/>
+      </w:pPr>
+      <w:rPr>
+        <w:rFonts w:ascii="Courier New" w:hAnsi="Courier New" w:cs="Courier New" w:hint="default"/>
+      </w:rPr>
+    </w:lvl>
+    <w:lvl w:ilvl="5" w:tplc="40090005" w:tentative="1">
+      <w:start w:val="1"/>
+      <w:numFmt w:val="bullet"/>
+      <w:lvlText w:val=""/>
+      <w:lvlJc w:val="left"/>
+      <w:pPr>
+        <w:ind w:left="4320" w:hanging="360"/>
+      </w:pPr>
+      <w:rPr>
+        <w:rFonts w:ascii="Wingdings" w:hAnsi="Wingdings" w:hint="default"/>
+      </w:rPr>
+    </w:lvl>
+    <w:lvl w:ilvl="6" w:tplc="40090001" w:tentative="1">
+      <w:start w:val="1"/>
+      <w:numFmt w:val="bullet"/>
+      <w:lvlText w:val=""/>
+      <w:lvlJc w:val="left"/>
+      <w:pPr>
+        <w:ind w:left="5040" w:hanging="360"/>
+      </w:pPr>
+      <w:rPr>
+        <w:rFonts w:ascii="Symbol" w:hAnsi="Symbol" w:hint="default"/>
+      </w:rPr>
+    </w:lvl>
+    <w:lvl w:ilvl="7" w:tplc="40090003" w:tentative="1">
+      <w:start w:val="1"/>
+      <w:numFmt w:val="bullet"/>
+      <w:lvlText w:val="o"/>
+      <w:lvlJc w:val="left"/>
+      <w:pPr>
+        <w:ind w:left="5760" w:hanging="360"/>
+      </w:pPr>
+      <w:rPr>
+        <w:rFonts w:ascii="Courier New" w:hAnsi="Courier New" w:cs="Courier New" w:hint="default"/>
+      </w:rPr>
+    </w:lvl>
+    <w:lvl w:ilvl="8" w:tplc="40090005" w:tentative="1">
+      <w:start w:val="1"/>
+      <w:numFmt w:val="bullet"/>
+      <w:lvlText w:val=""/>
+      <w:lvlJc w:val="left"/>
+      <w:pPr>
+        <w:ind w:left="6480" w:hanging="360"/>
+      </w:pPr>
+      <w:rPr>
+        <w:rFonts w:ascii="Wingdings" w:hAnsi="Wingdings" w:hint="default"/>
+      </w:rPr>
+    </w:lvl>
+  </w:abstractNum>
+  <w:abstractNum w:abstractNumId="46">
     <w:nsid w:val="797C6995"/>
     <w:multiLevelType w:val="hybridMultilevel"/>
     <w:tmpl w:val="71483934"/>
@@ -23203,7 +24023,7 @@
       </w:rPr>
     </w:lvl>
   </w:abstractNum>
-  <w:abstractNum w:abstractNumId="45">
+  <w:abstractNum w:abstractNumId="47">
     <w:nsid w:val="7D1867D1"/>
     <w:multiLevelType w:val="hybridMultilevel"/>
     <w:tmpl w:val="378A0E78"/>
@@ -23317,142 +24137,148 @@
     </w:lvl>
   </w:abstractNum>
   <w:num w:numId="1">
-    <w:abstractNumId w:val="18"/>
+    <w:abstractNumId w:val="19"/>
   </w:num>
   <w:num w:numId="2">
-    <w:abstractNumId w:val="45"/>
+    <w:abstractNumId w:val="47"/>
   </w:num>
   <w:num w:numId="3">
     <w:abstractNumId w:val="0"/>
   </w:num>
   <w:num w:numId="4">
+    <w:abstractNumId w:val="21"/>
+  </w:num>
+  <w:num w:numId="5">
+    <w:abstractNumId w:val="18"/>
+  </w:num>
+  <w:num w:numId="6">
+    <w:abstractNumId w:val="3"/>
+  </w:num>
+  <w:num w:numId="7">
+    <w:abstractNumId w:val="2"/>
+  </w:num>
+  <w:num w:numId="8">
+    <w:abstractNumId w:val="14"/>
+  </w:num>
+  <w:num w:numId="9">
+    <w:abstractNumId w:val="40"/>
+  </w:num>
+  <w:num w:numId="10">
+    <w:abstractNumId w:val="11"/>
+  </w:num>
+  <w:num w:numId="11">
+    <w:abstractNumId w:val="31"/>
+  </w:num>
+  <w:num w:numId="12">
+    <w:abstractNumId w:val="34"/>
+  </w:num>
+  <w:num w:numId="13">
+    <w:abstractNumId w:val="13"/>
+  </w:num>
+  <w:num w:numId="14">
+    <w:abstractNumId w:val="28"/>
+  </w:num>
+  <w:num w:numId="15">
+    <w:abstractNumId w:val="4"/>
+  </w:num>
+  <w:num w:numId="16">
+    <w:abstractNumId w:val="37"/>
+  </w:num>
+  <w:num w:numId="17">
+    <w:abstractNumId w:val="36"/>
+  </w:num>
+  <w:num w:numId="18">
+    <w:abstractNumId w:val="38"/>
+  </w:num>
+  <w:num w:numId="19">
+    <w:abstractNumId w:val="43"/>
+  </w:num>
+  <w:num w:numId="20">
+    <w:abstractNumId w:val="10"/>
+  </w:num>
+  <w:num w:numId="21">
+    <w:abstractNumId w:val="46"/>
+  </w:num>
+  <w:num w:numId="22">
+    <w:abstractNumId w:val="30"/>
+  </w:num>
+  <w:num w:numId="23">
+    <w:abstractNumId w:val="27"/>
+  </w:num>
+  <w:num w:numId="24">
+    <w:abstractNumId w:val="32"/>
+  </w:num>
+  <w:num w:numId="25">
+    <w:abstractNumId w:val="12"/>
+  </w:num>
+  <w:num w:numId="26">
+    <w:abstractNumId w:val="39"/>
+  </w:num>
+  <w:num w:numId="27">
+    <w:abstractNumId w:val="16"/>
+  </w:num>
+  <w:num w:numId="28">
+    <w:abstractNumId w:val="7"/>
+  </w:num>
+  <w:num w:numId="29">
+    <w:abstractNumId w:val="25"/>
+  </w:num>
+  <w:num w:numId="30">
+    <w:abstractNumId w:val="24"/>
+  </w:num>
+  <w:num w:numId="31">
+    <w:abstractNumId w:val="29"/>
+  </w:num>
+  <w:num w:numId="32">
+    <w:abstractNumId w:val="6"/>
+  </w:num>
+  <w:num w:numId="33">
+    <w:abstractNumId w:val="17"/>
+  </w:num>
+  <w:num w:numId="34">
+    <w:abstractNumId w:val="23"/>
+  </w:num>
+  <w:num w:numId="35">
     <w:abstractNumId w:val="20"/>
   </w:num>
-  <w:num w:numId="5">
-    <w:abstractNumId w:val="17"/>
+  <w:num w:numId="36">
+    <w:abstractNumId w:val="35"/>
   </w:num>
-  <w:num w:numId="6">
-    <w:abstractNumId w:val="2"/>
+  <w:num w:numId="37">
+    <w:abstractNumId w:val="26"/>
   </w:num>
-  <w:num w:numId="7">
-    <w:abstractNumId w:val="1"/>
+  <w:num w:numId="38">
+    <w:abstractNumId w:val="15"/>
   </w:num>
-  <w:num w:numId="8">
-    <w:abstractNumId w:val="13"/>
+  <w:num w:numId="39">
+    <w:abstractNumId w:val="5"/>
   </w:num>
-  <w:num w:numId="9">
-    <w:abstractNumId w:val="39"/>
+  <w:num w:numId="40">
+    <w:abstractNumId w:val="41"/>
   </w:num>
-  <w:num w:numId="10">
-    <w:abstractNumId w:val="10"/>
+  <w:num w:numId="41">
+    <w:abstractNumId w:val="22"/>
   </w:num>
-  <w:num w:numId="11">
-    <w:abstractNumId w:val="30"/>
-  </w:num>
-  <w:num w:numId="12">
+  <w:num w:numId="42">
     <w:abstractNumId w:val="33"/>
   </w:num>
-  <w:num w:numId="13">
-    <w:abstractNumId w:val="12"/>
-  </w:num>
-  <w:num w:numId="14">
-    <w:abstractNumId w:val="27"/>
-  </w:num>
-  <w:num w:numId="15">
-    <w:abstractNumId w:val="3"/>
-  </w:num>
-  <w:num w:numId="16">
-    <w:abstractNumId w:val="36"/>
-  </w:num>
-  <w:num w:numId="17">
-    <w:abstractNumId w:val="35"/>
-  </w:num>
-  <w:num w:numId="18">
-    <w:abstractNumId w:val="37"/>
-  </w:num>
-  <w:num w:numId="19">
+  <w:num w:numId="43">
     <w:abstractNumId w:val="42"/>
   </w:num>
-  <w:num w:numId="20">
+  <w:num w:numId="44">
     <w:abstractNumId w:val="9"/>
   </w:num>
-  <w:num w:numId="21">
+  <w:num w:numId="45">
+    <w:abstractNumId w:val="8"/>
+  </w:num>
+  <w:num w:numId="46">
     <w:abstractNumId w:val="44"/>
   </w:num>
-  <w:num w:numId="22">
-    <w:abstractNumId w:val="29"/>
+  <w:num w:numId="47">
+    <w:abstractNumId w:val="45"/>
   </w:num>
-  <w:num w:numId="23">
-    <w:abstractNumId w:val="26"/>
-  </w:num>
-  <w:num w:numId="24">
-    <w:abstractNumId w:val="31"/>
-  </w:num>
-  <w:num w:numId="25">
-    <w:abstractNumId w:val="11"/>
-  </w:num>
-  <w:num w:numId="26">
-    <w:abstractNumId w:val="38"/>
-  </w:num>
-  <w:num w:numId="27">
-    <w:abstractNumId w:val="15"/>
-  </w:num>
-  <w:num w:numId="28">
-    <w:abstractNumId w:val="6"/>
-  </w:num>
-  <w:num w:numId="29">
-    <w:abstractNumId w:val="24"/>
-  </w:num>
-  <w:num w:numId="30">
-    <w:abstractNumId w:val="23"/>
-  </w:num>
-  <w:num w:numId="31">
-    <w:abstractNumId w:val="28"/>
-  </w:num>
-  <w:num w:numId="32">
-    <w:abstractNumId w:val="5"/>
-  </w:num>
-  <w:num w:numId="33">
-    <w:abstractNumId w:val="16"/>
-  </w:num>
-  <w:num w:numId="34">
-    <w:abstractNumId w:val="22"/>
-  </w:num>
-  <w:num w:numId="35">
-    <w:abstractNumId w:val="19"/>
-  </w:num>
-  <w:num w:numId="36">
-    <w:abstractNumId w:val="34"/>
-  </w:num>
-  <w:num w:numId="37">
-    <w:abstractNumId w:val="25"/>
-  </w:num>
-  <w:num w:numId="38">
-    <w:abstractNumId w:val="14"/>
-  </w:num>
-  <w:num w:numId="39">
-    <w:abstractNumId w:val="4"/>
-  </w:num>
-  <w:num w:numId="40">
-    <w:abstractNumId w:val="40"/>
-  </w:num>
-  <w:num w:numId="41">
-    <w:abstractNumId w:val="21"/>
-  </w:num>
-  <w:num w:numId="42">
-    <w:abstractNumId w:val="32"/>
-  </w:num>
-  <w:num w:numId="43">
-    <w:abstractNumId w:val="41"/>
-  </w:num>
-  <w:num w:numId="44">
-    <w:abstractNumId w:val="8"/>
-  </w:num>
-  <w:num w:numId="45">
-    <w:abstractNumId w:val="7"/>
-  </w:num>
-  <w:num w:numId="46">
-    <w:abstractNumId w:val="43"/>
+  <w:num w:numId="48">
+    <w:abstractNumId w:val="1"/>
   </w:num>
 </w:numbering>
 </file>
@@ -25033,31 +25859,31 @@
     </dgm:pt>
   </dgm:ptLst>
   <dgm:cxnLst>
-    <dgm:cxn modelId="{03965B52-AD4E-45CE-860E-57714AE6790C}" type="presOf" srcId="{D8AAE93C-983F-46D6-ABF6-FC8E801A362E}" destId="{449D7EB5-0D9D-4DAC-B391-FB2402C39ABC}" srcOrd="0" destOrd="0" presId="urn:microsoft.com/office/officeart/2005/8/layout/process1"/>
-    <dgm:cxn modelId="{5C1E10DE-0398-4B9E-B89B-FFD96BADC131}" type="presOf" srcId="{6C124C00-0E2C-42A5-B356-FCFE12C422EE}" destId="{AEA95148-3CF9-4188-ACFA-34C472C532BE}" srcOrd="1" destOrd="0" presId="urn:microsoft.com/office/officeart/2005/8/layout/process1"/>
-    <dgm:cxn modelId="{E58D5C7C-2358-4C0A-82CA-58B925EA593A}" type="presOf" srcId="{66AF4BFC-0875-4B90-9E82-F0F301500281}" destId="{09BDDF38-02A3-46F0-94CF-D671EECCB993}" srcOrd="0" destOrd="0" presId="urn:microsoft.com/office/officeart/2005/8/layout/process1"/>
-    <dgm:cxn modelId="{6FF57EFC-E141-44A0-A3D3-FD2628E4C13B}" type="presOf" srcId="{66AF4BFC-0875-4B90-9E82-F0F301500281}" destId="{A0BD6892-BF4E-4D26-B32D-4AC8D13032DE}" srcOrd="1" destOrd="0" presId="urn:microsoft.com/office/officeart/2005/8/layout/process1"/>
+    <dgm:cxn modelId="{05537926-9880-4C43-AB03-E891E3646876}" type="presOf" srcId="{363330DA-09EC-450B-A72E-6DA34D1AB715}" destId="{37E28D18-C070-47FF-8301-A041A91EDEF2}" srcOrd="0" destOrd="0" presId="urn:microsoft.com/office/officeart/2005/8/layout/process1"/>
     <dgm:cxn modelId="{4E00299D-3BDF-41B7-A234-E37BB604D85F}" srcId="{252D6598-1225-44AB-8AAB-B516106B59E1}" destId="{49728974-DA1C-46AA-A2B0-D3394453E5CC}" srcOrd="1" destOrd="0" parTransId="{2F909F4C-E59D-48F8-B67A-5D6A03CEBAEE}" sibTransId="{E9687206-84AC-4F83-A6A2-9EFDC3ABD0FB}"/>
-    <dgm:cxn modelId="{8B1C7B09-B3F1-4BF1-A139-6A9A57BD9135}" type="presOf" srcId="{252D6598-1225-44AB-8AAB-B516106B59E1}" destId="{2446BD26-396F-420D-B091-265286D97786}" srcOrd="0" destOrd="0" presId="urn:microsoft.com/office/officeart/2005/8/layout/process1"/>
-    <dgm:cxn modelId="{172EDB3F-C072-4543-A274-98D7B154DFBD}" type="presOf" srcId="{363330DA-09EC-450B-A72E-6DA34D1AB715}" destId="{37E28D18-C070-47FF-8301-A041A91EDEF2}" srcOrd="0" destOrd="0" presId="urn:microsoft.com/office/officeart/2005/8/layout/process1"/>
-    <dgm:cxn modelId="{236FB8DB-9375-4105-A4FE-F7EC72E9F6F9}" type="presOf" srcId="{49728974-DA1C-46AA-A2B0-D3394453E5CC}" destId="{CF1E89C8-AA78-4B1C-8D7C-AA8E38C034CE}" srcOrd="0" destOrd="0" presId="urn:microsoft.com/office/officeart/2005/8/layout/process1"/>
+    <dgm:cxn modelId="{FAED7B9A-4CBB-4C7A-A8B8-35A30320F4D4}" type="presOf" srcId="{6C124C00-0E2C-42A5-B356-FCFE12C422EE}" destId="{AEA95148-3CF9-4188-ACFA-34C472C532BE}" srcOrd="1" destOrd="0" presId="urn:microsoft.com/office/officeart/2005/8/layout/process1"/>
     <dgm:cxn modelId="{2659B5CA-FCEC-47A0-A347-15E4CED75EE1}" srcId="{252D6598-1225-44AB-8AAB-B516106B59E1}" destId="{30AFFC78-5808-45ED-AAC6-491EC3980094}" srcOrd="0" destOrd="0" parTransId="{15AA4179-7B4E-411C-A1D6-081E6042F5DA}" sibTransId="{6C124C00-0E2C-42A5-B356-FCFE12C422EE}"/>
-    <dgm:cxn modelId="{1D26BC88-3E93-4174-B5E4-4B9A452E8F45}" type="presOf" srcId="{6C124C00-0E2C-42A5-B356-FCFE12C422EE}" destId="{A5E00DF4-BEC8-4A62-B851-2A7F83FC9D35}" srcOrd="0" destOrd="0" presId="urn:microsoft.com/office/officeart/2005/8/layout/process1"/>
-    <dgm:cxn modelId="{664558BB-E8B7-414A-95A7-6F6650196E91}" type="presOf" srcId="{30AFFC78-5808-45ED-AAC6-491EC3980094}" destId="{F266C578-88AA-4EC2-8142-53A5B6139B0D}" srcOrd="0" destOrd="0" presId="urn:microsoft.com/office/officeart/2005/8/layout/process1"/>
+    <dgm:cxn modelId="{798FB7B6-E4A2-4D4D-9EA0-1A0ABA9501F0}" type="presOf" srcId="{66AF4BFC-0875-4B90-9E82-F0F301500281}" destId="{A0BD6892-BF4E-4D26-B32D-4AC8D13032DE}" srcOrd="1" destOrd="0" presId="urn:microsoft.com/office/officeart/2005/8/layout/process1"/>
+    <dgm:cxn modelId="{55A6478B-65D7-40EE-95E6-C613FEB108AA}" type="presOf" srcId="{66AF4BFC-0875-4B90-9E82-F0F301500281}" destId="{09BDDF38-02A3-46F0-94CF-D671EECCB993}" srcOrd="0" destOrd="0" presId="urn:microsoft.com/office/officeart/2005/8/layout/process1"/>
+    <dgm:cxn modelId="{630BB40F-C67C-4EEF-87C5-D22E5C185C4B}" type="presOf" srcId="{E9687206-84AC-4F83-A6A2-9EFDC3ABD0FB}" destId="{6E444586-2D87-4F9A-9400-F626352FE57E}" srcOrd="1" destOrd="0" presId="urn:microsoft.com/office/officeart/2005/8/layout/process1"/>
+    <dgm:cxn modelId="{39251249-B1B7-4A01-AFFD-91021B936726}" type="presOf" srcId="{252D6598-1225-44AB-8AAB-B516106B59E1}" destId="{2446BD26-396F-420D-B091-265286D97786}" srcOrd="0" destOrd="0" presId="urn:microsoft.com/office/officeart/2005/8/layout/process1"/>
     <dgm:cxn modelId="{8BADACC1-11B7-4449-8CEF-27159F593338}" srcId="{252D6598-1225-44AB-8AAB-B516106B59E1}" destId="{D8AAE93C-983F-46D6-ABF6-FC8E801A362E}" srcOrd="3" destOrd="0" parTransId="{E327365F-F469-481B-89E5-1C83ABC9E692}" sibTransId="{B97F4576-B840-4726-92AE-9C44A7C27E74}"/>
     <dgm:cxn modelId="{D0AB89FD-DD46-4E02-92EC-A604D66D139C}" srcId="{252D6598-1225-44AB-8AAB-B516106B59E1}" destId="{363330DA-09EC-450B-A72E-6DA34D1AB715}" srcOrd="2" destOrd="0" parTransId="{560647A9-7192-429E-B7E3-DFDF675B6572}" sibTransId="{66AF4BFC-0875-4B90-9E82-F0F301500281}"/>
-    <dgm:cxn modelId="{E06CBCE1-7614-438E-ADFA-C4F62D152E1B}" type="presOf" srcId="{E9687206-84AC-4F83-A6A2-9EFDC3ABD0FB}" destId="{72E9BEC7-D7FE-4BD7-BACA-0668A095A9EF}" srcOrd="0" destOrd="0" presId="urn:microsoft.com/office/officeart/2005/8/layout/process1"/>
-    <dgm:cxn modelId="{7A69C1A6-26E9-4182-915E-3E4BD4186092}" type="presOf" srcId="{E9687206-84AC-4F83-A6A2-9EFDC3ABD0FB}" destId="{6E444586-2D87-4F9A-9400-F626352FE57E}" srcOrd="1" destOrd="0" presId="urn:microsoft.com/office/officeart/2005/8/layout/process1"/>
-    <dgm:cxn modelId="{3A983056-46E0-46D1-88E2-95EEF00F5667}" type="presParOf" srcId="{2446BD26-396F-420D-B091-265286D97786}" destId="{F266C578-88AA-4EC2-8142-53A5B6139B0D}" srcOrd="0" destOrd="0" presId="urn:microsoft.com/office/officeart/2005/8/layout/process1"/>
-    <dgm:cxn modelId="{220AD50C-FC61-49CD-8F9C-7A93D9E4DFD3}" type="presParOf" srcId="{2446BD26-396F-420D-B091-265286D97786}" destId="{A5E00DF4-BEC8-4A62-B851-2A7F83FC9D35}" srcOrd="1" destOrd="0" presId="urn:microsoft.com/office/officeart/2005/8/layout/process1"/>
-    <dgm:cxn modelId="{DD9E1EFD-5552-406F-A040-943EA773E2AC}" type="presParOf" srcId="{A5E00DF4-BEC8-4A62-B851-2A7F83FC9D35}" destId="{AEA95148-3CF9-4188-ACFA-34C472C532BE}" srcOrd="0" destOrd="0" presId="urn:microsoft.com/office/officeart/2005/8/layout/process1"/>
-    <dgm:cxn modelId="{2C265540-ABFF-426F-B0D6-32ADDD188151}" type="presParOf" srcId="{2446BD26-396F-420D-B091-265286D97786}" destId="{CF1E89C8-AA78-4B1C-8D7C-AA8E38C034CE}" srcOrd="2" destOrd="0" presId="urn:microsoft.com/office/officeart/2005/8/layout/process1"/>
-    <dgm:cxn modelId="{2B46F8F1-51C0-44DA-8441-D3578095317A}" type="presParOf" srcId="{2446BD26-396F-420D-B091-265286D97786}" destId="{72E9BEC7-D7FE-4BD7-BACA-0668A095A9EF}" srcOrd="3" destOrd="0" presId="urn:microsoft.com/office/officeart/2005/8/layout/process1"/>
-    <dgm:cxn modelId="{E4563011-233D-4914-9756-A272AB0DE2FD}" type="presParOf" srcId="{72E9BEC7-D7FE-4BD7-BACA-0668A095A9EF}" destId="{6E444586-2D87-4F9A-9400-F626352FE57E}" srcOrd="0" destOrd="0" presId="urn:microsoft.com/office/officeart/2005/8/layout/process1"/>
-    <dgm:cxn modelId="{3F32F474-51A1-4BE0-982E-FADA17F74BE6}" type="presParOf" srcId="{2446BD26-396F-420D-B091-265286D97786}" destId="{37E28D18-C070-47FF-8301-A041A91EDEF2}" srcOrd="4" destOrd="0" presId="urn:microsoft.com/office/officeart/2005/8/layout/process1"/>
-    <dgm:cxn modelId="{37E25916-9F39-43A3-88C4-BF261F880DE2}" type="presParOf" srcId="{2446BD26-396F-420D-B091-265286D97786}" destId="{09BDDF38-02A3-46F0-94CF-D671EECCB993}" srcOrd="5" destOrd="0" presId="urn:microsoft.com/office/officeart/2005/8/layout/process1"/>
-    <dgm:cxn modelId="{84973A8E-CAE2-4F1F-B2F4-E9BD9B846E4F}" type="presParOf" srcId="{09BDDF38-02A3-46F0-94CF-D671EECCB993}" destId="{A0BD6892-BF4E-4D26-B32D-4AC8D13032DE}" srcOrd="0" destOrd="0" presId="urn:microsoft.com/office/officeart/2005/8/layout/process1"/>
-    <dgm:cxn modelId="{BB9E3D7C-0F58-4513-BC66-C09BDA9630AA}" type="presParOf" srcId="{2446BD26-396F-420D-B091-265286D97786}" destId="{449D7EB5-0D9D-4DAC-B391-FB2402C39ABC}" srcOrd="6" destOrd="0" presId="urn:microsoft.com/office/officeart/2005/8/layout/process1"/>
+    <dgm:cxn modelId="{B49D9CFE-ED69-4482-94AA-E6FF767AB5E6}" type="presOf" srcId="{6C124C00-0E2C-42A5-B356-FCFE12C422EE}" destId="{A5E00DF4-BEC8-4A62-B851-2A7F83FC9D35}" srcOrd="0" destOrd="0" presId="urn:microsoft.com/office/officeart/2005/8/layout/process1"/>
+    <dgm:cxn modelId="{DDEFC652-3897-445D-AC54-61224FCCB3E9}" type="presOf" srcId="{30AFFC78-5808-45ED-AAC6-491EC3980094}" destId="{F266C578-88AA-4EC2-8142-53A5B6139B0D}" srcOrd="0" destOrd="0" presId="urn:microsoft.com/office/officeart/2005/8/layout/process1"/>
+    <dgm:cxn modelId="{9F725EE1-1646-4121-8FF8-32EBA39D9AA1}" type="presOf" srcId="{E9687206-84AC-4F83-A6A2-9EFDC3ABD0FB}" destId="{72E9BEC7-D7FE-4BD7-BACA-0668A095A9EF}" srcOrd="0" destOrd="0" presId="urn:microsoft.com/office/officeart/2005/8/layout/process1"/>
+    <dgm:cxn modelId="{34C80B97-4D5D-4DF4-9950-DCAB4DB9B762}" type="presOf" srcId="{49728974-DA1C-46AA-A2B0-D3394453E5CC}" destId="{CF1E89C8-AA78-4B1C-8D7C-AA8E38C034CE}" srcOrd="0" destOrd="0" presId="urn:microsoft.com/office/officeart/2005/8/layout/process1"/>
+    <dgm:cxn modelId="{90FA9B74-4E13-4777-A9E1-C580A2B235C7}" type="presOf" srcId="{D8AAE93C-983F-46D6-ABF6-FC8E801A362E}" destId="{449D7EB5-0D9D-4DAC-B391-FB2402C39ABC}" srcOrd="0" destOrd="0" presId="urn:microsoft.com/office/officeart/2005/8/layout/process1"/>
+    <dgm:cxn modelId="{2DE0EDB0-0511-4692-B7FA-8C36B0A2060B}" type="presParOf" srcId="{2446BD26-396F-420D-B091-265286D97786}" destId="{F266C578-88AA-4EC2-8142-53A5B6139B0D}" srcOrd="0" destOrd="0" presId="urn:microsoft.com/office/officeart/2005/8/layout/process1"/>
+    <dgm:cxn modelId="{C9F056DD-FFE0-4A7E-ADBD-9E9C4FC2F965}" type="presParOf" srcId="{2446BD26-396F-420D-B091-265286D97786}" destId="{A5E00DF4-BEC8-4A62-B851-2A7F83FC9D35}" srcOrd="1" destOrd="0" presId="urn:microsoft.com/office/officeart/2005/8/layout/process1"/>
+    <dgm:cxn modelId="{A032C70D-B490-4252-B41A-419ECEA66B71}" type="presParOf" srcId="{A5E00DF4-BEC8-4A62-B851-2A7F83FC9D35}" destId="{AEA95148-3CF9-4188-ACFA-34C472C532BE}" srcOrd="0" destOrd="0" presId="urn:microsoft.com/office/officeart/2005/8/layout/process1"/>
+    <dgm:cxn modelId="{ED148CBB-9A90-467F-8143-AC449931AEE0}" type="presParOf" srcId="{2446BD26-396F-420D-B091-265286D97786}" destId="{CF1E89C8-AA78-4B1C-8D7C-AA8E38C034CE}" srcOrd="2" destOrd="0" presId="urn:microsoft.com/office/officeart/2005/8/layout/process1"/>
+    <dgm:cxn modelId="{5F7F27EE-7276-4BD7-BB9E-F45F082DA57E}" type="presParOf" srcId="{2446BD26-396F-420D-B091-265286D97786}" destId="{72E9BEC7-D7FE-4BD7-BACA-0668A095A9EF}" srcOrd="3" destOrd="0" presId="urn:microsoft.com/office/officeart/2005/8/layout/process1"/>
+    <dgm:cxn modelId="{8F9C0341-3637-4FB0-B9CE-43F1EF726345}" type="presParOf" srcId="{72E9BEC7-D7FE-4BD7-BACA-0668A095A9EF}" destId="{6E444586-2D87-4F9A-9400-F626352FE57E}" srcOrd="0" destOrd="0" presId="urn:microsoft.com/office/officeart/2005/8/layout/process1"/>
+    <dgm:cxn modelId="{89357453-E62E-420F-B904-BF6228DF436D}" type="presParOf" srcId="{2446BD26-396F-420D-B091-265286D97786}" destId="{37E28D18-C070-47FF-8301-A041A91EDEF2}" srcOrd="4" destOrd="0" presId="urn:microsoft.com/office/officeart/2005/8/layout/process1"/>
+    <dgm:cxn modelId="{52691A98-D732-4ADB-9B1D-04636DB47E02}" type="presParOf" srcId="{2446BD26-396F-420D-B091-265286D97786}" destId="{09BDDF38-02A3-46F0-94CF-D671EECCB993}" srcOrd="5" destOrd="0" presId="urn:microsoft.com/office/officeart/2005/8/layout/process1"/>
+    <dgm:cxn modelId="{C38B9506-D1E8-4CD6-9BF4-61643C7CE485}" type="presParOf" srcId="{09BDDF38-02A3-46F0-94CF-D671EECCB993}" destId="{A0BD6892-BF4E-4D26-B32D-4AC8D13032DE}" srcOrd="0" destOrd="0" presId="urn:microsoft.com/office/officeart/2005/8/layout/process1"/>
+    <dgm:cxn modelId="{8A732804-67AF-408F-81AA-E731D93424AD}" type="presParOf" srcId="{2446BD26-396F-420D-B091-265286D97786}" destId="{449D7EB5-0D9D-4DAC-B391-FB2402C39ABC}" srcOrd="6" destOrd="0" presId="urn:microsoft.com/office/officeart/2005/8/layout/process1"/>
   </dgm:cxnLst>
   <dgm:bg/>
   <dgm:whole/>
